--- a/Metodologia_perfil_riesgo_y_proyeccion.docx
+++ b/Metodologia_perfil_riesgo_y_proyeccion.docx
@@ -76,7 +76,7 @@
         <w:t xml:space="preserve">Versión: </w:t>
       </w:r>
       <w:r>
-        <w:t xml:space="preserve">1.2 · octubre de 2026</w:t>
+        <w:t xml:space="preserve">1.3 · octubre de 2026</w:t>
       </w:r>
     </w:p>
     <w:p>
@@ -106,7 +106,7 @@
         <w:t xml:space="preserve">Alcance: </w:t>
       </w:r>
       <w:r>
-        <w:t xml:space="preserve">Cuestionario del cliente (familias y personas, e instituciones), panel del asesor, plantillas de Excel, ficha PDF y archivo consolidado para Power BI.</w:t>
+        <w:t xml:space="preserve">Cuestionarios de familias y personas, y de instituciones, panel del asesor, plantillas de Excel, ficha PDF y archivo consolidado para Power BI.</w:t>
       </w:r>
     </w:p>
     <w:p>
@@ -347,7 +347,7 @@
         <w:spacing w:after="120" w:line="300"/>
       </w:pPr>
       <w:r>
-        <w:t xml:space="preserve">El proceso tiene cinco etapas:</w:t>
+        <w:t xml:space="preserve">Hay dos cuestionarios, cada uno con su propio enlace: uno para familias y personas (familias.html) y otro para instituciones (instituciones.html). Ambos siguen el mismo orden de tres páginas, primero las preguntas y al final los datos de identificación:</w:t>
       </w:r>
     </w:p>
     <w:p>
@@ -364,10 +364,10 @@
           <w:b/>
           <w:bCs/>
         </w:rPr>
-        <w:t xml:space="preserve">Página 0 (entrada). </w:t>
-      </w:r>
-      <w:r>
-        <w:t xml:space="preserve">El cliente indica si es una familia o persona, o una institución. Esa elección define las páginas 1 y 3 que verá.</w:t>
+        <w:t xml:space="preserve">Página 1 (perfil de riesgo). </w:t>
+      </w:r>
+      <w:r>
+        <w:t xml:space="preserve">Diez preguntas comunes a ambos cuestionarios: nueve de tolerancia y apetito, y una de conocimiento.</w:t>
       </w:r>
     </w:p>
     <w:p>
@@ -384,10 +384,10 @@
           <w:b/>
           <w:bCs/>
         </w:rPr>
-        <w:t xml:space="preserve">Página 1 (identificación). </w:t>
-      </w:r>
-      <w:r>
-        <w:t xml:space="preserve">Personas: nombre, apellidos, cédula, fecha de nacimiento, ocupación, estado civil, teléfono con código de país, correo y dirección. Instituciones: nombre, teléfono, correo y dirección.</w:t>
+        <w:t xml:space="preserve">Página 2 (planificación). </w:t>
+      </w:r>
+      <w:r>
+        <w:t xml:space="preserve">Personas: 16 preguntas sobre hogar, ingresos, gastos, retiro, patrimonio, protección y metas. Instituciones: 13 preguntas sobre la institución, los datos de la proyección y la capacidad.</w:t>
       </w:r>
     </w:p>
     <w:p>
@@ -404,10 +404,10 @@
           <w:b/>
           <w:bCs/>
         </w:rPr>
-        <w:t xml:space="preserve">Página 2 (perfil de riesgo). </w:t>
-      </w:r>
-      <w:r>
-        <w:t xml:space="preserve">Diez preguntas comunes a ambos tipos de cliente: nueve de tolerancia y apetito, y una de conocimiento.</w:t>
+        <w:t xml:space="preserve">Página 3 (identificación). </w:t>
+      </w:r>
+      <w:r>
+        <w:t xml:space="preserve">Personas: nombre, apellidos, tipo de documento (cédula con formato 1-2345-6789, o pasaporte con su país emisor), fecha de nacimiento, ocupación, estado civil, teléfono con código de país, correo y residencia (país; en Costa Rica, provincia, cantón y distrito según la División Territorial Administrativa 2026, más otras señas). Instituciones: nombre, teléfono, correo y dirección.</w:t>
       </w:r>
     </w:p>
     <w:p>
@@ -424,30 +424,18 @@
           <w:b/>
           <w:bCs/>
         </w:rPr>
-        <w:t xml:space="preserve">Página 3 (planificación). </w:t>
-      </w:r>
-      <w:r>
-        <w:t xml:space="preserve">Personas: 16 preguntas sobre hogar, ingresos, gastos, retiro, patrimonio, protección y metas. Instituciones: 13 preguntas sobre la institución, los datos de la proyección y la capacidad.</w:t>
-      </w:r>
-    </w:p>
-    <w:p>
-      <w:pPr>
-        <w:pStyle w:val="ListParagraph"/>
-        <w:numPr>
-          <w:ilvl w:val="0"/>
-          <w:numId w:val="2"/>
-        </w:numPr>
-        <w:spacing w:after="60" w:line="290"/>
-      </w:pPr>
-      <w:r>
-        <w:rPr>
-          <w:b/>
-          <w:bCs/>
-        </w:rPr>
         <w:t xml:space="preserve">Panel del asesor. </w:t>
       </w:r>
       <w:r>
-        <w:t xml:space="preserve">El asesor fija los supuestos de mercado, revisa al cliente en la pestaña que corresponde (familias y personas, o instituciones) y genera el Excel, la ficha PDF y el consolidado CSV.</w:t>
+        <w:t xml:space="preserve">Un solo panel recibe los dos cuestionarios. El asesor fija los supuestos de mercado, revisa al cliente en la pestaña que corresponde (familias y personas, o instituciones) y genera el Excel, la ficha PDF y el consolidado CSV.</w:t>
+      </w:r>
+    </w:p>
+    <w:p>
+      <w:pPr>
+        <w:spacing w:after="120" w:line="300"/>
+      </w:pPr>
+      <w:r>
+        <w:t xml:space="preserve">Como la fecha de nacimiento se pide al final, la edad se calcula en la página 3. Si la edad de retiro indicada en la página 2 es igual o menor que la edad actual, el cuestionario avisa que la proyección considerará al cliente ya retirado.</w:t>
       </w:r>
     </w:p>
     <w:p>
@@ -662,7 +650,7 @@
                 <w:sz w:val="19"/>
                 <w:szCs w:val="19"/>
               </w:rPr>
-              <w:t xml:space="preserve">Fecha de nacimiento (página 1). Se recalcula al abrir el registro.</w:t>
+              <w:t xml:space="preserve">Fecha de nacimiento (página 3). Se recalcula al abrir el registro.</w:t>
             </w:r>
           </w:p>
         </w:tc>
@@ -757,7 +745,7 @@
                 <w:sz w:val="19"/>
                 <w:szCs w:val="19"/>
               </w:rPr>
-              <w:t xml:space="preserve">Página 3, pregunta 1</w:t>
+              <w:t xml:space="preserve">Página 2, pregunta 1</w:t>
             </w:r>
           </w:p>
         </w:tc>
@@ -852,7 +840,7 @@
                 <w:sz w:val="19"/>
                 <w:szCs w:val="19"/>
               </w:rPr>
-              <w:t xml:space="preserve">Página 3, pregunta 3</w:t>
+              <w:t xml:space="preserve">Página 2, pregunta 3</w:t>
             </w:r>
           </w:p>
         </w:tc>
@@ -947,7 +935,7 @@
                 <w:sz w:val="19"/>
                 <w:szCs w:val="19"/>
               </w:rPr>
-              <w:t xml:space="preserve">Página 3, pregunta 4</w:t>
+              <w:t xml:space="preserve">Página 2, pregunta 4</w:t>
             </w:r>
           </w:p>
         </w:tc>
@@ -1042,7 +1030,7 @@
                 <w:sz w:val="19"/>
                 <w:szCs w:val="19"/>
               </w:rPr>
-              <w:t xml:space="preserve">Página 3, pregunta 4</w:t>
+              <w:t xml:space="preserve">Página 2, pregunta 4</w:t>
             </w:r>
           </w:p>
         </w:tc>
@@ -1137,7 +1125,7 @@
                 <w:sz w:val="19"/>
                 <w:szCs w:val="19"/>
               </w:rPr>
-              <w:t xml:space="preserve">Página 3, pregunta 5</w:t>
+              <w:t xml:space="preserve">Página 2, pregunta 5</w:t>
             </w:r>
           </w:p>
         </w:tc>
@@ -1232,7 +1220,7 @@
                 <w:sz w:val="19"/>
                 <w:szCs w:val="19"/>
               </w:rPr>
-              <w:t xml:space="preserve">Página 3, pregunta 5</w:t>
+              <w:t xml:space="preserve">Página 2, pregunta 5</w:t>
             </w:r>
           </w:p>
         </w:tc>
@@ -1327,7 +1315,7 @@
                 <w:sz w:val="19"/>
                 <w:szCs w:val="19"/>
               </w:rPr>
-              <w:t xml:space="preserve">Página 3, pregunta 6</w:t>
+              <w:t xml:space="preserve">Página 2, pregunta 6</w:t>
             </w:r>
           </w:p>
         </w:tc>
@@ -1422,7 +1410,7 @@
                 <w:sz w:val="19"/>
                 <w:szCs w:val="19"/>
               </w:rPr>
-              <w:t xml:space="preserve">Página 3, pregunta 6</w:t>
+              <w:t xml:space="preserve">Página 2, pregunta 6</w:t>
             </w:r>
           </w:p>
         </w:tc>
@@ -1517,7 +1505,7 @@
                 <w:sz w:val="19"/>
                 <w:szCs w:val="19"/>
               </w:rPr>
-              <w:t xml:space="preserve">Página 3, pregunta 7</w:t>
+              <w:t xml:space="preserve">Página 2, pregunta 7</w:t>
             </w:r>
           </w:p>
         </w:tc>
@@ -1612,7 +1600,7 @@
                 <w:sz w:val="19"/>
                 <w:szCs w:val="19"/>
               </w:rPr>
-              <w:t xml:space="preserve">Página 3, pregunta 7</w:t>
+              <w:t xml:space="preserve">Página 2, pregunta 7</w:t>
             </w:r>
           </w:p>
         </w:tc>
@@ -1707,7 +1695,7 @@
                 <w:sz w:val="19"/>
                 <w:szCs w:val="19"/>
               </w:rPr>
-              <w:t xml:space="preserve">Página 3, pregunta 8</w:t>
+              <w:t xml:space="preserve">Página 2, pregunta 8</w:t>
             </w:r>
           </w:p>
         </w:tc>
@@ -1802,7 +1790,7 @@
                 <w:sz w:val="19"/>
                 <w:szCs w:val="19"/>
               </w:rPr>
-              <w:t xml:space="preserve">Página 3, pregunta 13</w:t>
+              <w:t xml:space="preserve">Página 2, pregunta 13</w:t>
             </w:r>
           </w:p>
         </w:tc>
@@ -1897,7 +1885,7 @@
                 <w:sz w:val="19"/>
                 <w:szCs w:val="19"/>
               </w:rPr>
-              <w:t xml:space="preserve">Página 3, pregunta 14</w:t>
+              <w:t xml:space="preserve">Página 2, pregunta 14</w:t>
             </w:r>
           </w:p>
         </w:tc>
@@ -1992,7 +1980,7 @@
                 <w:sz w:val="19"/>
                 <w:szCs w:val="19"/>
               </w:rPr>
-              <w:t xml:space="preserve">Página 3, pregunta 15</w:t>
+              <w:t xml:space="preserve">Página 2, pregunta 15</w:t>
             </w:r>
           </w:p>
         </w:tc>
@@ -2087,7 +2075,7 @@
                 <w:sz w:val="19"/>
                 <w:szCs w:val="19"/>
               </w:rPr>
-              <w:t xml:space="preserve">Página 3, preguntas 2, 9, 10, 11 y 12</w:t>
+              <w:t xml:space="preserve">Página 2, preguntas 2, 9, 10, 11 y 12</w:t>
             </w:r>
           </w:p>
         </w:tc>
@@ -2317,7 +2305,7 @@
                 <w:sz w:val="19"/>
                 <w:szCs w:val="19"/>
               </w:rPr>
-              <w:t xml:space="preserve">Página 3, preguntas 1 y 2</w:t>
+              <w:t xml:space="preserve">Página 2, preguntas 1 y 2</w:t>
             </w:r>
           </w:p>
         </w:tc>
@@ -2412,7 +2400,7 @@
                 <w:sz w:val="19"/>
                 <w:szCs w:val="19"/>
               </w:rPr>
-              <w:t xml:space="preserve">Página 3, pregunta 3</w:t>
+              <w:t xml:space="preserve">Página 2, pregunta 3</w:t>
             </w:r>
           </w:p>
         </w:tc>
@@ -2507,7 +2495,7 @@
                 <w:sz w:val="19"/>
                 <w:szCs w:val="19"/>
               </w:rPr>
-              <w:t xml:space="preserve">Página 3, pregunta 4 (1 a 60 años)</w:t>
+              <w:t xml:space="preserve">Página 2, pregunta 4 (1 a 60 años)</w:t>
             </w:r>
           </w:p>
         </w:tc>
@@ -2602,7 +2590,7 @@
                 <w:sz w:val="19"/>
                 <w:szCs w:val="19"/>
               </w:rPr>
-              <w:t xml:space="preserve">Página 3, preguntas 5 y 6</w:t>
+              <w:t xml:space="preserve">Página 2, preguntas 5 y 6</w:t>
             </w:r>
           </w:p>
         </w:tc>
@@ -2697,7 +2685,7 @@
                 <w:sz w:val="19"/>
                 <w:szCs w:val="19"/>
               </w:rPr>
-              <w:t xml:space="preserve">Página 3, pregunta 7</w:t>
+              <w:t xml:space="preserve">Página 2, pregunta 7</w:t>
             </w:r>
           </w:p>
         </w:tc>
@@ -2792,7 +2780,7 @@
                 <w:sz w:val="19"/>
                 <w:szCs w:val="19"/>
               </w:rPr>
-              <w:t xml:space="preserve">Página 3, pregunta 8</w:t>
+              <w:t xml:space="preserve">Página 2, pregunta 8</w:t>
             </w:r>
           </w:p>
         </w:tc>
@@ -2887,7 +2875,7 @@
                 <w:sz w:val="19"/>
                 <w:szCs w:val="19"/>
               </w:rPr>
-              <w:t xml:space="preserve">Página 3, pregunta 9</w:t>
+              <w:t xml:space="preserve">Página 2, pregunta 9</w:t>
             </w:r>
           </w:p>
         </w:tc>
@@ -2982,7 +2970,7 @@
                 <w:sz w:val="19"/>
                 <w:szCs w:val="19"/>
               </w:rPr>
-              <w:t xml:space="preserve">Página 3, pregunta 10</w:t>
+              <w:t xml:space="preserve">Página 2, pregunta 10</w:t>
             </w:r>
           </w:p>
         </w:tc>
@@ -3077,7 +3065,7 @@
                 <w:sz w:val="19"/>
                 <w:szCs w:val="19"/>
               </w:rPr>
-              <w:t xml:space="preserve">Página 3, pregunta 11</w:t>
+              <w:t xml:space="preserve">Página 2, pregunta 11</w:t>
             </w:r>
           </w:p>
         </w:tc>
@@ -3155,7 +3143,7 @@
         <w:pStyle w:val="Heading2"/>
       </w:pPr>
       <w:r>
-        <w:t xml:space="preserve">4.1 Reactivos de la página 2</w:t>
+        <w:t xml:space="preserve">4.1 Reactivos de la página 1</w:t>
       </w:r>
     </w:p>
     <w:tbl>
@@ -12099,7 +12087,7 @@
                 <w:sz w:val="19"/>
                 <w:szCs w:val="19"/>
               </w:rPr>
-              <w:t xml:space="preserve">Excel de familias y personas (plantilla.xlsx)</w:t>
+              <w:t xml:space="preserve">Excel de familias y personas (plantilla_familias.xlsx)</w:t>
             </w:r>
           </w:p>
         </w:tc>

--- a/Metodologia_perfil_riesgo_y_proyeccion.docx
+++ b/Metodologia_perfil_riesgo_y_proyeccion.docx
@@ -76,7 +76,7 @@
         <w:t xml:space="preserve">Versión: </w:t>
       </w:r>
       <w:r>
-        <w:t xml:space="preserve">1.3 · octubre de 2026</w:t>
+        <w:t xml:space="preserve">2.0 · octubre de 2026</w:t>
       </w:r>
     </w:p>
     <w:p>
@@ -298,6 +298,30 @@
       </w:r>
     </w:p>
     <w:p>
+      <w:pPr>
+        <w:spacing w:after="100"/>
+      </w:pPr>
+      <w:r>
+        <w:rPr>
+          <w:sz w:val="22"/>
+          <w:szCs w:val="22"/>
+        </w:rPr>
+        <w:t xml:space="preserve">15. Fundamentos y validación de la metodología del perfil</w:t>
+      </w:r>
+    </w:p>
+    <w:p>
+      <w:pPr>
+        <w:spacing w:after="100"/>
+      </w:pPr>
+      <w:r>
+        <w:rPr>
+          <w:sz w:val="22"/>
+          <w:szCs w:val="22"/>
+        </w:rPr>
+        <w:t xml:space="preserve">16. Bibliografía</w:t>
+      </w:r>
+    </w:p>
+    <w:p>
       <w:r>
         <w:br w:type="page"/>
       </w:r>
@@ -347,7 +371,7 @@
         <w:spacing w:after="120" w:line="300"/>
       </w:pPr>
       <w:r>
-        <w:t xml:space="preserve">Hay dos cuestionarios, cada uno con su propio enlace: uno para familias y personas (familias.html) y otro para instituciones (instituciones.html). Ambos siguen el mismo orden de tres páginas, primero las preguntas y al final los datos de identificación:</w:t>
+        <w:t xml:space="preserve">Hay dos cuestionarios, cada uno con su propio enlace: uno para familias y personas (familias.html) y otro para instituciones (instituciones.html). Ambos abren con una portada (página 0) con el propósito del cuestionario, sus tres etapas y la duración aproximada. Luego siguen tres páginas, primero las preguntas y al final los datos de identificación:</w:t>
       </w:r>
     </w:p>
     <w:p>
@@ -436,6 +460,22 @@
       </w:pPr>
       <w:r>
         <w:t xml:space="preserve">Como la fecha de nacimiento se pide al final, la edad se calcula en la página 3. Si la edad de retiro indicada en la página 2 es igual o menor que la edad actual, el cuestionario avisa que la proyección considerará al cliente ya retirado.</w:t>
+      </w:r>
+    </w:p>
+    <w:p>
+      <w:pPr>
+        <w:spacing w:after="120" w:line="300"/>
+      </w:pPr>
+      <w:r>
+        <w:t xml:space="preserve">Mientras se responde, el avance se guarda en el navegador del dispositivo. Si el cliente cierra la página, al volver la portada le ofrece continuar donde lo dejó o empezar de nuevo. El avance se borra al enviar.</w:t>
+      </w:r>
+    </w:p>
+    <w:p>
+      <w:pPr>
+        <w:spacing w:after="120" w:line="300"/>
+      </w:pPr>
+      <w:r>
+        <w:t xml:space="preserve">Al enviar, el cuestionario guarda además cada pregunta de las páginas 1 y 2 con el texto que vio el cliente y la respuesta que eligió (campo respuestasTexto). El panel las muestra tal cual en la pestaña de respuestas.</w:t>
       </w:r>
     </w:p>
     <w:p>
@@ -1061,7 +1101,7 @@
                 <w:sz w:val="19"/>
                 <w:szCs w:val="19"/>
               </w:rPr>
-              <w:t xml:space="preserve">Capacidad (0, 3, 7 o 10)</w:t>
+              <w:t xml:space="preserve">Capacidad (escala lineal 0 a 10)</w:t>
             </w:r>
           </w:p>
         </w:tc>
@@ -1631,7 +1671,102 @@
                 <w:sz w:val="19"/>
                 <w:szCs w:val="19"/>
               </w:rPr>
-              <w:t xml:space="preserve">Capacidad (0, 3, 7 o 10)</w:t>
+              <w:t xml:space="preserve">Capacidad (escala lineal 0 a 10)</w:t>
+            </w:r>
+          </w:p>
+        </w:tc>
+      </w:tr>
+      <w:tr>
+        <w:tc>
+          <w:tcPr>
+            <w:tcW w:type="dxa" w:w="2600"/>
+            <w:tcBorders>
+              <w:top w:val="single" w:color="C6CCB4" w:sz="4"/>
+              <w:left w:val="single" w:color="C6CCB4" w:sz="4"/>
+              <w:bottom w:val="single" w:color="C6CCB4" w:sz="4"/>
+              <w:right w:val="single" w:color="C6CCB4" w:sz="4"/>
+            </w:tcBorders>
+            <w:tcMar>
+              <w:top w:type="dxa" w:w="60"/>
+              <w:left w:type="dxa" w:w="100"/>
+              <w:bottom w:type="dxa" w:w="60"/>
+              <w:right w:type="dxa" w:w="100"/>
+            </w:tcMar>
+          </w:tcPr>
+          <w:p>
+            <w:pPr>
+              <w:spacing w:after="0" w:line="260"/>
+            </w:pPr>
+            <w:r>
+              <w:rPr>
+                <w:b w:val="false"/>
+                <w:bCs w:val="false"/>
+                <w:sz w:val="19"/>
+                <w:szCs w:val="19"/>
+              </w:rPr>
+              <w:t xml:space="preserve">Conocimiento y experiencia</w:t>
+            </w:r>
+          </w:p>
+        </w:tc>
+        <w:tc>
+          <w:tcPr>
+            <w:tcW w:type="dxa" w:w="3300"/>
+            <w:tcBorders>
+              <w:top w:val="single" w:color="C6CCB4" w:sz="4"/>
+              <w:left w:val="single" w:color="C6CCB4" w:sz="4"/>
+              <w:bottom w:val="single" w:color="C6CCB4" w:sz="4"/>
+              <w:right w:val="single" w:color="C6CCB4" w:sz="4"/>
+            </w:tcBorders>
+            <w:tcMar>
+              <w:top w:type="dxa" w:w="60"/>
+              <w:left w:type="dxa" w:w="100"/>
+              <w:bottom w:type="dxa" w:w="60"/>
+              <w:right w:type="dxa" w:w="100"/>
+            </w:tcMar>
+          </w:tcPr>
+          <w:p>
+            <w:pPr>
+              <w:spacing w:after="0" w:line="260"/>
+            </w:pPr>
+            <w:r>
+              <w:rPr>
+                <w:b w:val="false"/>
+                <w:bCs w:val="false"/>
+                <w:sz w:val="19"/>
+                <w:szCs w:val="19"/>
+              </w:rPr>
+              <w:t xml:space="preserve">Página 2, pregunta 15</w:t>
+            </w:r>
+          </w:p>
+        </w:tc>
+        <w:tc>
+          <w:tcPr>
+            <w:tcW w:type="dxa" w:w="3126"/>
+            <w:tcBorders>
+              <w:top w:val="single" w:color="C6CCB4" w:sz="4"/>
+              <w:left w:val="single" w:color="C6CCB4" w:sz="4"/>
+              <w:bottom w:val="single" w:color="C6CCB4" w:sz="4"/>
+              <w:right w:val="single" w:color="C6CCB4" w:sz="4"/>
+            </w:tcBorders>
+            <w:tcMar>
+              <w:top w:type="dxa" w:w="60"/>
+              <w:left w:type="dxa" w:w="100"/>
+              <w:bottom w:type="dxa" w:w="60"/>
+              <w:right w:type="dxa" w:w="100"/>
+            </w:tcMar>
+          </w:tcPr>
+          <w:p>
+            <w:pPr>
+              <w:spacing w:after="0" w:line="260"/>
+            </w:pPr>
+            <w:r>
+              <w:rPr>
+                <w:b w:val="false"/>
+                <w:bCs w:val="false"/>
+                <w:sz w:val="19"/>
+                <w:szCs w:val="19"/>
+              </w:rPr>
+              <w:t xml:space="preserve">Techo del perfil y 25% del puntaje</w:t>
             </w:r>
           </w:p>
         </w:tc>
@@ -3135,7 +3270,7 @@
         <w:spacing w:after="120" w:line="300"/>
       </w:pPr>
       <w:r>
-        <w:t xml:space="preserve">El cuestionario mide cuatro dimensiones distintas que no se suman entre sí. La tolerancia y el apetito definen la disposición del cliente; la capacidad y el conocimiento solo pueden bajar el perfil resultante, nunca subirlo.</w:t>
+        <w:t xml:space="preserve">Esta sección corresponde a la metodología v2 del perfil de riesgo, aprobada en octubre de 2026. Reemplaza el esquema anterior: puntajes 0·3·7·10 asignados a criterio, pesos iguales y cortes en 4 y 7. La sección 15 resume el diagnóstico que motivó el cambio y la validación de la nueva metodología.</w:t>
       </w:r>
     </w:p>
     <w:p>
@@ -3143,7 +3278,99 @@
         <w:pStyle w:val="Heading2"/>
       </w:pPr>
       <w:r>
-        <w:t xml:space="preserve">4.1 Reactivos de la página 1</w:t>
+        <w:t xml:space="preserve">4.1 Marco conceptual</w:t>
+      </w:r>
+    </w:p>
+    <w:p>
+      <w:pPr>
+        <w:spacing w:after="120" w:line="300"/>
+      </w:pPr>
+      <w:r>
+        <w:t xml:space="preserve">La literatura y la regulación de idoneidad distinguen dos dimensiones que no deben promediarse entre sí: la disposición a asumir riesgo y la capacidad de soportar pérdidas. Maginn, Tuttle, Pinto y McLeavey (2007) proponen que, cuando difieren, rija la menor de las dos. La guía FG11/05 de la autoridad financiera del Reino Unido (FSA, 2011) y las directrices de idoneidad de ESMA (2018) exigen medir ambas y validar la coherencia de las respuestas. El sistema mide tres componentes:</w:t>
+      </w:r>
+    </w:p>
+    <w:p>
+      <w:pPr>
+        <w:pStyle w:val="ListParagraph"/>
+        <w:numPr>
+          <w:ilvl w:val="0"/>
+          <w:numId w:val="2"/>
+        </w:numPr>
+        <w:spacing w:after="60" w:line="290"/>
+      </w:pPr>
+      <w:r>
+        <w:rPr>
+          <w:b/>
+          <w:bCs/>
+        </w:rPr>
+        <w:t xml:space="preserve">Disposición al riesgo. </w:t>
+      </w:r>
+      <w:r>
+        <w:t xml:space="preserve">Las diez preguntas de la página 1. Se informa en dos subescalas: tolerancia (cómo reacciona el cliente ante la pérdida y la incertidumbre) y apetito (cuánto riesgo busca a cambio de rendimiento). El perfil se define con la disposición total.</w:t>
+      </w:r>
+    </w:p>
+    <w:p>
+      <w:pPr>
+        <w:pStyle w:val="ListParagraph"/>
+        <w:numPr>
+          <w:ilvl w:val="0"/>
+          <w:numId w:val="2"/>
+        </w:numPr>
+        <w:spacing w:after="60" w:line="290"/>
+      </w:pPr>
+      <w:r>
+        <w:rPr>
+          <w:b/>
+          <w:bCs/>
+        </w:rPr>
+        <w:t xml:space="preserve">Capacidad financiera. </w:t>
+      </w:r>
+      <w:r>
+        <w:t xml:space="preserve">Datos objetivos de la planificación: horizonte, estabilidad del ingreso, dependientes y peso del portafolio en el patrimonio.</w:t>
+      </w:r>
+    </w:p>
+    <w:p>
+      <w:pPr>
+        <w:pStyle w:val="ListParagraph"/>
+        <w:numPr>
+          <w:ilvl w:val="0"/>
+          <w:numId w:val="2"/>
+        </w:numPr>
+        <w:spacing w:after="60" w:line="290"/>
+      </w:pPr>
+      <w:r>
+        <w:rPr>
+          <w:b/>
+          <w:bCs/>
+        </w:rPr>
+        <w:t xml:space="preserve">Conocimiento y experiencia. </w:t>
+      </w:r>
+      <w:r>
+        <w:t xml:space="preserve">Una pregunta de la página 2, exigida como criterio de idoneidad por ESMA (2018).</w:t>
+      </w:r>
+    </w:p>
+    <w:p>
+      <w:pPr>
+        <w:spacing w:after="120" w:line="300"/>
+      </w:pPr>
+      <w:r>
+        <w:t xml:space="preserve">La capacidad y el conocimiento solo pueden bajar el perfil, nunca subirlo.</w:t>
+      </w:r>
+    </w:p>
+    <w:p>
+      <w:pPr>
+        <w:pStyle w:val="Heading2"/>
+      </w:pPr>
+      <w:r>
+        <w:t xml:space="preserve">4.2 Reactivos de la página 1</w:t>
+      </w:r>
+    </w:p>
+    <w:p>
+      <w:pPr>
+        <w:spacing w:after="120" w:line="300"/>
+      </w:pPr>
+      <w:r>
+        <w:t xml:space="preserve">El número entre paréntesis es la posición de la pregunta en el cuestionario. La columna «Tipo» determina el peso (sección 4.4).</w:t>
       </w:r>
     </w:p>
     <w:tbl>
@@ -3159,9 +3386,10 @@
         </w:tblBorders>
       </w:tblPr>
       <w:tblGrid>
-        <w:gridCol w:w="3500"/>
-        <w:gridCol w:w="1500"/>
-        <w:gridCol w:w="4026"/>
+        <w:gridCol w:w="2700"/>
+        <w:gridCol w:w="1100"/>
+        <w:gridCol w:w="1100"/>
+        <w:gridCol w:w="4126"/>
       </w:tblGrid>
       <w:tr>
         <w:trPr>
@@ -3169,7 +3397,7 @@
         </w:trPr>
         <w:tc>
           <w:tcPr>
-            <w:tcW w:type="dxa" w:w="3500"/>
+            <w:tcW w:type="dxa" w:w="2700"/>
             <w:tcBorders>
               <w:top w:val="single" w:color="C6CCB4" w:sz="4"/>
               <w:left w:val="single" w:color="C6CCB4" w:sz="4"/>
@@ -3202,7 +3430,7 @@
         </w:tc>
         <w:tc>
           <w:tcPr>
-            <w:tcW w:type="dxa" w:w="1500"/>
+            <w:tcW w:type="dxa" w:w="1100"/>
             <w:tcBorders>
               <w:top w:val="single" w:color="C6CCB4" w:sz="4"/>
               <w:left w:val="single" w:color="C6CCB4" w:sz="4"/>
@@ -3229,13 +3457,13 @@
                 <w:sz w:val="19"/>
                 <w:szCs w:val="19"/>
               </w:rPr>
-              <w:t xml:space="preserve">Dimensión</w:t>
-            </w:r>
-          </w:p>
-        </w:tc>
-        <w:tc>
-          <w:tcPr>
-            <w:tcW w:type="dxa" w:w="4026"/>
+              <w:t xml:space="preserve">Subescala</w:t>
+            </w:r>
+          </w:p>
+        </w:tc>
+        <w:tc>
+          <w:tcPr>
+            <w:tcW w:type="dxa" w:w="1100"/>
             <w:tcBorders>
               <w:top w:val="single" w:color="C6CCB4" w:sz="4"/>
               <w:left w:val="single" w:color="C6CCB4" w:sz="4"/>
@@ -3262,7 +3490,40 @@
                 <w:sz w:val="19"/>
                 <w:szCs w:val="19"/>
               </w:rPr>
-              <w:t xml:space="preserve">Escala de respuestas</w:t>
+              <w:t xml:space="preserve">Tipo</w:t>
+            </w:r>
+          </w:p>
+        </w:tc>
+        <w:tc>
+          <w:tcPr>
+            <w:tcW w:type="dxa" w:w="4126"/>
+            <w:tcBorders>
+              <w:top w:val="single" w:color="C6CCB4" w:sz="4"/>
+              <w:left w:val="single" w:color="C6CCB4" w:sz="4"/>
+              <w:bottom w:val="single" w:color="C6CCB4" w:sz="4"/>
+              <w:right w:val="single" w:color="C6CCB4" w:sz="4"/>
+            </w:tcBorders>
+            <w:shd w:fill="2B3014" w:color="auto" w:val="clear"/>
+            <w:tcMar>
+              <w:top w:type="dxa" w:w="60"/>
+              <w:left w:type="dxa" w:w="100"/>
+              <w:bottom w:type="dxa" w:w="60"/>
+              <w:right w:type="dxa" w:w="100"/>
+            </w:tcMar>
+          </w:tcPr>
+          <w:p>
+            <w:pPr>
+              <w:spacing w:after="0" w:line="260"/>
+            </w:pPr>
+            <w:r>
+              <w:rPr>
+                <w:b/>
+                <w:bCs/>
+                <w:color w:val="FFFFFF"/>
+                <w:sz w:val="19"/>
+                <w:szCs w:val="19"/>
+              </w:rPr>
+              <w:t xml:space="preserve">Respuestas en orden de riesgo creciente</w:t>
             </w:r>
           </w:p>
         </w:tc>
@@ -3270,38 +3531,38 @@
       <w:tr>
         <w:tc>
           <w:tcPr>
-            <w:tcW w:type="dxa" w:w="3500"/>
-            <w:tcBorders>
-              <w:top w:val="single" w:color="C6CCB4" w:sz="4"/>
-              <w:left w:val="single" w:color="C6CCB4" w:sz="4"/>
-              <w:bottom w:val="single" w:color="C6CCB4" w:sz="4"/>
-              <w:right w:val="single" w:color="C6CCB4" w:sz="4"/>
-            </w:tcBorders>
-            <w:tcMar>
-              <w:top w:type="dxa" w:w="60"/>
-              <w:left w:type="dxa" w:w="100"/>
-              <w:bottom w:type="dxa" w:w="60"/>
-              <w:right w:type="dxa" w:w="100"/>
-            </w:tcMar>
-          </w:tcPr>
-          <w:p>
-            <w:pPr>
-              <w:spacing w:after="0" w:line="260"/>
-            </w:pPr>
-            <w:r>
-              <w:rPr>
-                <w:b w:val="false"/>
-                <w:bCs w:val="false"/>
-                <w:sz w:val="19"/>
-                <w:szCs w:val="19"/>
-              </w:rPr>
-              <w:t xml:space="preserve">Q1. Qué le viene a la mente con la palabra «riesgo»</w:t>
-            </w:r>
-          </w:p>
-        </w:tc>
-        <w:tc>
-          <w:tcPr>
-            <w:tcW w:type="dxa" w:w="1500"/>
+            <w:tcW w:type="dxa" w:w="2700"/>
+            <w:tcBorders>
+              <w:top w:val="single" w:color="C6CCB4" w:sz="4"/>
+              <w:left w:val="single" w:color="C6CCB4" w:sz="4"/>
+              <w:bottom w:val="single" w:color="C6CCB4" w:sz="4"/>
+              <w:right w:val="single" w:color="C6CCB4" w:sz="4"/>
+            </w:tcBorders>
+            <w:tcMar>
+              <w:top w:type="dxa" w:w="60"/>
+              <w:left w:type="dxa" w:w="100"/>
+              <w:bottom w:type="dxa" w:w="60"/>
+              <w:right w:type="dxa" w:w="100"/>
+            </w:tcMar>
+          </w:tcPr>
+          <w:p>
+            <w:pPr>
+              <w:spacing w:after="0" w:line="260"/>
+            </w:pPr>
+            <w:r>
+              <w:rPr>
+                <w:b w:val="false"/>
+                <w:bCs w:val="false"/>
+                <w:sz w:val="19"/>
+                <w:szCs w:val="19"/>
+              </w:rPr>
+              <w:t xml:space="preserve">Q1 (1). Asociación con la palabra «riesgo»</w:t>
+            </w:r>
+          </w:p>
+        </w:tc>
+        <w:tc>
+          <w:tcPr>
+            <w:tcW w:type="dxa" w:w="1100"/>
             <w:tcBorders>
               <w:top w:val="single" w:color="C6CCB4" w:sz="4"/>
               <w:left w:val="single" w:color="C6CCB4" w:sz="4"/>
@@ -3332,32 +3593,63 @@
         </w:tc>
         <w:tc>
           <w:tcPr>
-            <w:tcW w:type="dxa" w:w="4026"/>
-            <w:tcBorders>
-              <w:top w:val="single" w:color="C6CCB4" w:sz="4"/>
-              <w:left w:val="single" w:color="C6CCB4" w:sz="4"/>
-              <w:bottom w:val="single" w:color="C6CCB4" w:sz="4"/>
-              <w:right w:val="single" w:color="C6CCB4" w:sz="4"/>
-            </w:tcBorders>
-            <w:tcMar>
-              <w:top w:type="dxa" w:w="60"/>
-              <w:left w:type="dxa" w:w="100"/>
-              <w:bottom w:type="dxa" w:w="60"/>
-              <w:right w:type="dxa" w:w="100"/>
-            </w:tcMar>
-          </w:tcPr>
-          <w:p>
-            <w:pPr>
-              <w:spacing w:after="0" w:line="260"/>
-            </w:pPr>
-            <w:r>
-              <w:rPr>
-                <w:b w:val="false"/>
-                <w:bCs w:val="false"/>
-                <w:sz w:val="19"/>
-                <w:szCs w:val="19"/>
-              </w:rPr>
-              <w:t xml:space="preserve">Pérdida 0 · Incertidumbre 3 · Oportunidad 7 · Emoción 10</w:t>
+            <w:tcW w:type="dxa" w:w="1100"/>
+            <w:tcBorders>
+              <w:top w:val="single" w:color="C6CCB4" w:sz="4"/>
+              <w:left w:val="single" w:color="C6CCB4" w:sz="4"/>
+              <w:bottom w:val="single" w:color="C6CCB4" w:sz="4"/>
+              <w:right w:val="single" w:color="C6CCB4" w:sz="4"/>
+            </w:tcBorders>
+            <w:tcMar>
+              <w:top w:type="dxa" w:w="60"/>
+              <w:left w:type="dxa" w:w="100"/>
+              <w:bottom w:type="dxa" w:w="60"/>
+              <w:right w:type="dxa" w:w="100"/>
+            </w:tcMar>
+          </w:tcPr>
+          <w:p>
+            <w:pPr>
+              <w:spacing w:after="0" w:line="260"/>
+            </w:pPr>
+            <w:r>
+              <w:rPr>
+                <w:b w:val="false"/>
+                <w:bCs w:val="false"/>
+                <w:sz w:val="19"/>
+                <w:szCs w:val="19"/>
+              </w:rPr>
+              <w:t xml:space="preserve">Percepción</w:t>
+            </w:r>
+          </w:p>
+        </w:tc>
+        <w:tc>
+          <w:tcPr>
+            <w:tcW w:type="dxa" w:w="4126"/>
+            <w:tcBorders>
+              <w:top w:val="single" w:color="C6CCB4" w:sz="4"/>
+              <w:left w:val="single" w:color="C6CCB4" w:sz="4"/>
+              <w:bottom w:val="single" w:color="C6CCB4" w:sz="4"/>
+              <w:right w:val="single" w:color="C6CCB4" w:sz="4"/>
+            </w:tcBorders>
+            <w:tcMar>
+              <w:top w:type="dxa" w:w="60"/>
+              <w:left w:type="dxa" w:w="100"/>
+              <w:bottom w:type="dxa" w:w="60"/>
+              <w:right w:type="dxa" w:w="100"/>
+            </w:tcMar>
+          </w:tcPr>
+          <w:p>
+            <w:pPr>
+              <w:spacing w:after="0" w:line="260"/>
+            </w:pPr>
+            <w:r>
+              <w:rPr>
+                <w:b w:val="false"/>
+                <w:bCs w:val="false"/>
+                <w:sz w:val="19"/>
+                <w:szCs w:val="19"/>
+              </w:rPr>
+              <w:t xml:space="preserve">Pérdida · Preocupación · Incertidumbre · Oportunidad</w:t>
             </w:r>
           </w:p>
         </w:tc>
@@ -3365,38 +3657,38 @@
       <w:tr>
         <w:tc>
           <w:tcPr>
-            <w:tcW w:type="dxa" w:w="3500"/>
-            <w:tcBorders>
-              <w:top w:val="single" w:color="C6CCB4" w:sz="4"/>
-              <w:left w:val="single" w:color="C6CCB4" w:sz="4"/>
-              <w:bottom w:val="single" w:color="C6CCB4" w:sz="4"/>
-              <w:right w:val="single" w:color="C6CCB4" w:sz="4"/>
-            </w:tcBorders>
-            <w:tcMar>
-              <w:top w:type="dxa" w:w="60"/>
-              <w:left w:type="dxa" w:w="100"/>
-              <w:bottom w:type="dxa" w:w="60"/>
-              <w:right w:type="dxa" w:w="100"/>
-            </w:tcMar>
-          </w:tcPr>
-          <w:p>
-            <w:pPr>
-              <w:spacing w:after="0" w:line="260"/>
-            </w:pPr>
-            <w:r>
-              <w:rPr>
-                <w:b w:val="false"/>
-                <w:bCs w:val="false"/>
-                <w:sz w:val="19"/>
-                <w:szCs w:val="19"/>
-              </w:rPr>
-              <w:t xml:space="preserve">Q2. Frecuencia con que revisaría el valor del portafolio</w:t>
-            </w:r>
-          </w:p>
-        </w:tc>
-        <w:tc>
-          <w:tcPr>
-            <w:tcW w:type="dxa" w:w="1500"/>
+            <w:tcW w:type="dxa" w:w="2700"/>
+            <w:tcBorders>
+              <w:top w:val="single" w:color="C6CCB4" w:sz="4"/>
+              <w:left w:val="single" w:color="C6CCB4" w:sz="4"/>
+              <w:bottom w:val="single" w:color="C6CCB4" w:sz="4"/>
+              <w:right w:val="single" w:color="C6CCB4" w:sz="4"/>
+            </w:tcBorders>
+            <w:tcMar>
+              <w:top w:type="dxa" w:w="60"/>
+              <w:left w:type="dxa" w:w="100"/>
+              <w:bottom w:type="dxa" w:w="60"/>
+              <w:right w:type="dxa" w:w="100"/>
+            </w:tcMar>
+          </w:tcPr>
+          <w:p>
+            <w:pPr>
+              <w:spacing w:after="0" w:line="260"/>
+            </w:pPr>
+            <w:r>
+              <w:rPr>
+                <w:b w:val="false"/>
+                <w:bCs w:val="false"/>
+                <w:sz w:val="19"/>
+                <w:szCs w:val="19"/>
+              </w:rPr>
+              <w:t xml:space="preserve">Q5 (2). Decisión con información incompleta</w:t>
+            </w:r>
+          </w:p>
+        </w:tc>
+        <w:tc>
+          <w:tcPr>
+            <w:tcW w:type="dxa" w:w="1100"/>
             <w:tcBorders>
               <w:top w:val="single" w:color="C6CCB4" w:sz="4"/>
               <w:left w:val="single" w:color="C6CCB4" w:sz="4"/>
@@ -3427,32 +3719,63 @@
         </w:tc>
         <w:tc>
           <w:tcPr>
-            <w:tcW w:type="dxa" w:w="4026"/>
-            <w:tcBorders>
-              <w:top w:val="single" w:color="C6CCB4" w:sz="4"/>
-              <w:left w:val="single" w:color="C6CCB4" w:sz="4"/>
-              <w:bottom w:val="single" w:color="C6CCB4" w:sz="4"/>
-              <w:right w:val="single" w:color="C6CCB4" w:sz="4"/>
-            </w:tcBorders>
-            <w:tcMar>
-              <w:top w:type="dxa" w:w="60"/>
-              <w:left w:type="dxa" w:w="100"/>
-              <w:bottom w:type="dxa" w:w="60"/>
-              <w:right w:type="dxa" w:w="100"/>
-            </w:tcMar>
-          </w:tcPr>
-          <w:p>
-            <w:pPr>
-              <w:spacing w:after="0" w:line="260"/>
-            </w:pPr>
-            <w:r>
-              <w:rPr>
-                <w:b w:val="false"/>
-                <w:bCs w:val="false"/>
-                <w:sz w:val="19"/>
-                <w:szCs w:val="19"/>
-              </w:rPr>
-              <w:t xml:space="preserve">Varias veces por semana 0 · Mensual 3 · Trimestral 7 · Una o dos veces al año 10</w:t>
+            <w:tcW w:type="dxa" w:w="1100"/>
+            <w:tcBorders>
+              <w:top w:val="single" w:color="C6CCB4" w:sz="4"/>
+              <w:left w:val="single" w:color="C6CCB4" w:sz="4"/>
+              <w:bottom w:val="single" w:color="C6CCB4" w:sz="4"/>
+              <w:right w:val="single" w:color="C6CCB4" w:sz="4"/>
+            </w:tcBorders>
+            <w:tcMar>
+              <w:top w:type="dxa" w:w="60"/>
+              <w:left w:type="dxa" w:w="100"/>
+              <w:bottom w:type="dxa" w:w="60"/>
+              <w:right w:type="dxa" w:w="100"/>
+            </w:tcMar>
+          </w:tcPr>
+          <w:p>
+            <w:pPr>
+              <w:spacing w:after="0" w:line="260"/>
+            </w:pPr>
+            <w:r>
+              <w:rPr>
+                <w:b w:val="false"/>
+                <w:bCs w:val="false"/>
+                <w:sz w:val="19"/>
+                <w:szCs w:val="19"/>
+              </w:rPr>
+              <w:t xml:space="preserve">Percepción</w:t>
+            </w:r>
+          </w:p>
+        </w:tc>
+        <w:tc>
+          <w:tcPr>
+            <w:tcW w:type="dxa" w:w="4126"/>
+            <w:tcBorders>
+              <w:top w:val="single" w:color="C6CCB4" w:sz="4"/>
+              <w:left w:val="single" w:color="C6CCB4" w:sz="4"/>
+              <w:bottom w:val="single" w:color="C6CCB4" w:sz="4"/>
+              <w:right w:val="single" w:color="C6CCB4" w:sz="4"/>
+            </w:tcBorders>
+            <w:tcMar>
+              <w:top w:type="dxa" w:w="60"/>
+              <w:left w:type="dxa" w:w="100"/>
+              <w:bottom w:type="dxa" w:w="60"/>
+              <w:right w:type="dxa" w:w="100"/>
+            </w:tcMar>
+          </w:tcPr>
+          <w:p>
+            <w:pPr>
+              <w:spacing w:after="0" w:line="260"/>
+            </w:pPr>
+            <w:r>
+              <w:rPr>
+                <w:b w:val="false"/>
+                <w:bCs w:val="false"/>
+                <w:sz w:val="19"/>
+                <w:szCs w:val="19"/>
+              </w:rPr>
+              <w:t xml:space="preserve">Espera más información · Segunda opinión · Decide y revisa · Decide con rapidez</w:t>
             </w:r>
           </w:p>
         </w:tc>
@@ -3460,38 +3783,38 @@
       <w:tr>
         <w:tc>
           <w:tcPr>
-            <w:tcW w:type="dxa" w:w="3500"/>
-            <w:tcBorders>
-              <w:top w:val="single" w:color="C6CCB4" w:sz="4"/>
-              <w:left w:val="single" w:color="C6CCB4" w:sz="4"/>
-              <w:bottom w:val="single" w:color="C6CCB4" w:sz="4"/>
-              <w:right w:val="single" w:color="C6CCB4" w:sz="4"/>
-            </w:tcBorders>
-            <w:tcMar>
-              <w:top w:type="dxa" w:w="60"/>
-              <w:left w:type="dxa" w:w="100"/>
-              <w:bottom w:type="dxa" w:w="60"/>
-              <w:right w:type="dxa" w:w="100"/>
-            </w:tcMar>
-          </w:tcPr>
-          <w:p>
-            <w:pPr>
-              <w:spacing w:after="0" w:line="260"/>
-            </w:pPr>
-            <w:r>
-              <w:rPr>
-                <w:b w:val="false"/>
-                <w:bCs w:val="false"/>
-                <w:sz w:val="19"/>
-                <w:szCs w:val="19"/>
-              </w:rPr>
-              <w:t xml:space="preserve">Q4. Qué hizo la última vez que una inversión perdió valor</w:t>
-            </w:r>
-          </w:p>
-        </w:tc>
-        <w:tc>
-          <w:tcPr>
-            <w:tcW w:type="dxa" w:w="1500"/>
+            <w:tcW w:type="dxa" w:w="2700"/>
+            <w:tcBorders>
+              <w:top w:val="single" w:color="C6CCB4" w:sz="4"/>
+              <w:left w:val="single" w:color="C6CCB4" w:sz="4"/>
+              <w:bottom w:val="single" w:color="C6CCB4" w:sz="4"/>
+              <w:right w:val="single" w:color="C6CCB4" w:sz="4"/>
+            </w:tcBorders>
+            <w:tcMar>
+              <w:top w:type="dxa" w:w="60"/>
+              <w:left w:type="dxa" w:w="100"/>
+              <w:bottom w:type="dxa" w:w="60"/>
+              <w:right w:type="dxa" w:w="100"/>
+            </w:tcMar>
+          </w:tcPr>
+          <w:p>
+            <w:pPr>
+              <w:spacing w:after="0" w:line="260"/>
+            </w:pPr>
+            <w:r>
+              <w:rPr>
+                <w:b w:val="false"/>
+                <w:bCs w:val="false"/>
+                <w:sz w:val="19"/>
+                <w:szCs w:val="19"/>
+              </w:rPr>
+              <w:t xml:space="preserve">Q2 (3). Frecuencia de revisión del portafolio</w:t>
+            </w:r>
+          </w:p>
+        </w:tc>
+        <w:tc>
+          <w:tcPr>
+            <w:tcW w:type="dxa" w:w="1100"/>
             <w:tcBorders>
               <w:top w:val="single" w:color="C6CCB4" w:sz="4"/>
               <w:left w:val="single" w:color="C6CCB4" w:sz="4"/>
@@ -3522,32 +3845,63 @@
         </w:tc>
         <w:tc>
           <w:tcPr>
-            <w:tcW w:type="dxa" w:w="4026"/>
-            <w:tcBorders>
-              <w:top w:val="single" w:color="C6CCB4" w:sz="4"/>
-              <w:left w:val="single" w:color="C6CCB4" w:sz="4"/>
-              <w:bottom w:val="single" w:color="C6CCB4" w:sz="4"/>
-              <w:right w:val="single" w:color="C6CCB4" w:sz="4"/>
-            </w:tcBorders>
-            <w:tcMar>
-              <w:top w:type="dxa" w:w="60"/>
-              <w:left w:type="dxa" w:w="100"/>
-              <w:bottom w:type="dxa" w:w="60"/>
-              <w:right w:type="dxa" w:w="100"/>
-            </w:tcMar>
-          </w:tcPr>
-          <w:p>
-            <w:pPr>
-              <w:spacing w:after="0" w:line="260"/>
-            </w:pPr>
-            <w:r>
-              <w:rPr>
-                <w:b w:val="false"/>
-                <w:bCs w:val="false"/>
-                <w:sz w:val="19"/>
-                <w:szCs w:val="19"/>
-              </w:rPr>
-              <w:t xml:space="preserve">Vendió 0 · Redujo 3 · Mantuvo 7 · Aumentó 10 · No aplica (sale del promedio)</w:t>
+            <w:tcW w:type="dxa" w:w="1100"/>
+            <w:tcBorders>
+              <w:top w:val="single" w:color="C6CCB4" w:sz="4"/>
+              <w:left w:val="single" w:color="C6CCB4" w:sz="4"/>
+              <w:bottom w:val="single" w:color="C6CCB4" w:sz="4"/>
+              <w:right w:val="single" w:color="C6CCB4" w:sz="4"/>
+            </w:tcBorders>
+            <w:tcMar>
+              <w:top w:type="dxa" w:w="60"/>
+              <w:left w:type="dxa" w:w="100"/>
+              <w:bottom w:type="dxa" w:w="60"/>
+              <w:right w:type="dxa" w:w="100"/>
+            </w:tcMar>
+          </w:tcPr>
+          <w:p>
+            <w:pPr>
+              <w:spacing w:after="0" w:line="260"/>
+            </w:pPr>
+            <w:r>
+              <w:rPr>
+                <w:b w:val="false"/>
+                <w:bCs w:val="false"/>
+                <w:sz w:val="19"/>
+                <w:szCs w:val="19"/>
+              </w:rPr>
+              <w:t xml:space="preserve">Percepción</w:t>
+            </w:r>
+          </w:p>
+        </w:tc>
+        <w:tc>
+          <w:tcPr>
+            <w:tcW w:type="dxa" w:w="4126"/>
+            <w:tcBorders>
+              <w:top w:val="single" w:color="C6CCB4" w:sz="4"/>
+              <w:left w:val="single" w:color="C6CCB4" w:sz="4"/>
+              <w:bottom w:val="single" w:color="C6CCB4" w:sz="4"/>
+              <w:right w:val="single" w:color="C6CCB4" w:sz="4"/>
+            </w:tcBorders>
+            <w:tcMar>
+              <w:top w:type="dxa" w:w="60"/>
+              <w:left w:type="dxa" w:w="100"/>
+              <w:bottom w:type="dxa" w:w="60"/>
+              <w:right w:type="dxa" w:w="100"/>
+            </w:tcMar>
+          </w:tcPr>
+          <w:p>
+            <w:pPr>
+              <w:spacing w:after="0" w:line="260"/>
+            </w:pPr>
+            <w:r>
+              <w:rPr>
+                <w:b w:val="false"/>
+                <w:bCs w:val="false"/>
+                <w:sz w:val="19"/>
+                <w:szCs w:val="19"/>
+              </w:rPr>
+              <w:t xml:space="preserve">Varias veces por semana · Semanal · Mensual · Cada tres meses o menos</w:t>
             </w:r>
           </w:p>
         </w:tc>
@@ -3555,94 +3909,125 @@
       <w:tr>
         <w:tc>
           <w:tcPr>
-            <w:tcW w:type="dxa" w:w="3500"/>
-            <w:tcBorders>
-              <w:top w:val="single" w:color="C6CCB4" w:sz="4"/>
-              <w:left w:val="single" w:color="C6CCB4" w:sz="4"/>
-              <w:bottom w:val="single" w:color="C6CCB4" w:sz="4"/>
-              <w:right w:val="single" w:color="C6CCB4" w:sz="4"/>
-            </w:tcBorders>
-            <w:tcMar>
-              <w:top w:type="dxa" w:w="60"/>
-              <w:left w:type="dxa" w:w="100"/>
-              <w:bottom w:type="dxa" w:w="60"/>
-              <w:right w:type="dxa" w:w="100"/>
-            </w:tcMar>
-          </w:tcPr>
-          <w:p>
-            <w:pPr>
-              <w:spacing w:after="0" w:line="260"/>
-            </w:pPr>
-            <w:r>
-              <w:rPr>
-                <w:b w:val="false"/>
-                <w:bCs w:val="false"/>
-                <w:sz w:val="19"/>
-                <w:szCs w:val="19"/>
-              </w:rPr>
-              <w:t xml:space="preserve">Q5. Decisión con información incompleta</w:t>
-            </w:r>
-          </w:p>
-        </w:tc>
-        <w:tc>
-          <w:tcPr>
-            <w:tcW w:type="dxa" w:w="1500"/>
-            <w:tcBorders>
-              <w:top w:val="single" w:color="C6CCB4" w:sz="4"/>
-              <w:left w:val="single" w:color="C6CCB4" w:sz="4"/>
-              <w:bottom w:val="single" w:color="C6CCB4" w:sz="4"/>
-              <w:right w:val="single" w:color="C6CCB4" w:sz="4"/>
-            </w:tcBorders>
-            <w:tcMar>
-              <w:top w:type="dxa" w:w="60"/>
-              <w:left w:type="dxa" w:w="100"/>
-              <w:bottom w:type="dxa" w:w="60"/>
-              <w:right w:type="dxa" w:w="100"/>
-            </w:tcMar>
-          </w:tcPr>
-          <w:p>
-            <w:pPr>
-              <w:spacing w:after="0" w:line="260"/>
-            </w:pPr>
-            <w:r>
-              <w:rPr>
-                <w:b w:val="false"/>
-                <w:bCs w:val="false"/>
-                <w:sz w:val="19"/>
-                <w:szCs w:val="19"/>
-              </w:rPr>
-              <w:t xml:space="preserve">Tolerancia</w:t>
-            </w:r>
-          </w:p>
-        </w:tc>
-        <w:tc>
-          <w:tcPr>
-            <w:tcW w:type="dxa" w:w="4026"/>
-            <w:tcBorders>
-              <w:top w:val="single" w:color="C6CCB4" w:sz="4"/>
-              <w:left w:val="single" w:color="C6CCB4" w:sz="4"/>
-              <w:bottom w:val="single" w:color="C6CCB4" w:sz="4"/>
-              <w:right w:val="single" w:color="C6CCB4" w:sz="4"/>
-            </w:tcBorders>
-            <w:tcMar>
-              <w:top w:type="dxa" w:w="60"/>
-              <w:left w:type="dxa" w:w="100"/>
-              <w:bottom w:type="dxa" w:w="60"/>
-              <w:right w:type="dxa" w:w="100"/>
-            </w:tcMar>
-          </w:tcPr>
-          <w:p>
-            <w:pPr>
-              <w:spacing w:after="0" w:line="260"/>
-            </w:pPr>
-            <w:r>
-              <w:rPr>
-                <w:b w:val="false"/>
-                <w:bCs w:val="false"/>
-                <w:sz w:val="19"/>
-                <w:szCs w:val="19"/>
-              </w:rPr>
-              <w:t xml:space="preserve">Espera 0 · Consulta 3 · Decide y ajusta 7 · Decide rápido 10</w:t>
+            <w:tcW w:type="dxa" w:w="2700"/>
+            <w:tcBorders>
+              <w:top w:val="single" w:color="C6CCB4" w:sz="4"/>
+              <w:left w:val="single" w:color="C6CCB4" w:sz="4"/>
+              <w:bottom w:val="single" w:color="C6CCB4" w:sz="4"/>
+              <w:right w:val="single" w:color="C6CCB4" w:sz="4"/>
+            </w:tcBorders>
+            <w:tcMar>
+              <w:top w:type="dxa" w:w="60"/>
+              <w:left w:type="dxa" w:w="100"/>
+              <w:bottom w:type="dxa" w:w="60"/>
+              <w:right w:type="dxa" w:w="100"/>
+            </w:tcMar>
+          </w:tcPr>
+          <w:p>
+            <w:pPr>
+              <w:spacing w:after="0" w:line="260"/>
+            </w:pPr>
+            <w:r>
+              <w:rPr>
+                <w:b w:val="false"/>
+                <w:bCs w:val="false"/>
+                <w:sz w:val="19"/>
+                <w:szCs w:val="19"/>
+              </w:rPr>
+              <w:t xml:space="preserve">Q3 (4). Perder 20% frente a dejar de ganar 20%</w:t>
+            </w:r>
+          </w:p>
+        </w:tc>
+        <w:tc>
+          <w:tcPr>
+            <w:tcW w:type="dxa" w:w="1100"/>
+            <w:tcBorders>
+              <w:top w:val="single" w:color="C6CCB4" w:sz="4"/>
+              <w:left w:val="single" w:color="C6CCB4" w:sz="4"/>
+              <w:bottom w:val="single" w:color="C6CCB4" w:sz="4"/>
+              <w:right w:val="single" w:color="C6CCB4" w:sz="4"/>
+            </w:tcBorders>
+            <w:tcMar>
+              <w:top w:type="dxa" w:w="60"/>
+              <w:left w:type="dxa" w:w="100"/>
+              <w:bottom w:type="dxa" w:w="60"/>
+              <w:right w:type="dxa" w:w="100"/>
+            </w:tcMar>
+          </w:tcPr>
+          <w:p>
+            <w:pPr>
+              <w:spacing w:after="0" w:line="260"/>
+            </w:pPr>
+            <w:r>
+              <w:rPr>
+                <w:b w:val="false"/>
+                <w:bCs w:val="false"/>
+                <w:sz w:val="19"/>
+                <w:szCs w:val="19"/>
+              </w:rPr>
+              <w:t xml:space="preserve">Apetito</w:t>
+            </w:r>
+          </w:p>
+        </w:tc>
+        <w:tc>
+          <w:tcPr>
+            <w:tcW w:type="dxa" w:w="1100"/>
+            <w:tcBorders>
+              <w:top w:val="single" w:color="C6CCB4" w:sz="4"/>
+              <w:left w:val="single" w:color="C6CCB4" w:sz="4"/>
+              <w:bottom w:val="single" w:color="C6CCB4" w:sz="4"/>
+              <w:right w:val="single" w:color="C6CCB4" w:sz="4"/>
+            </w:tcBorders>
+            <w:tcMar>
+              <w:top w:type="dxa" w:w="60"/>
+              <w:left w:type="dxa" w:w="100"/>
+              <w:bottom w:type="dxa" w:w="60"/>
+              <w:right w:type="dxa" w:w="100"/>
+            </w:tcMar>
+          </w:tcPr>
+          <w:p>
+            <w:pPr>
+              <w:spacing w:after="0" w:line="260"/>
+            </w:pPr>
+            <w:r>
+              <w:rPr>
+                <w:b w:val="false"/>
+                <w:bCs w:val="false"/>
+                <w:sz w:val="19"/>
+                <w:szCs w:val="19"/>
+              </w:rPr>
+              <w:t xml:space="preserve">Conducta</w:t>
+            </w:r>
+          </w:p>
+        </w:tc>
+        <w:tc>
+          <w:tcPr>
+            <w:tcW w:type="dxa" w:w="4126"/>
+            <w:tcBorders>
+              <w:top w:val="single" w:color="C6CCB4" w:sz="4"/>
+              <w:left w:val="single" w:color="C6CCB4" w:sz="4"/>
+              <w:bottom w:val="single" w:color="C6CCB4" w:sz="4"/>
+              <w:right w:val="single" w:color="C6CCB4" w:sz="4"/>
+            </w:tcBorders>
+            <w:tcMar>
+              <w:top w:type="dxa" w:w="60"/>
+              <w:left w:type="dxa" w:w="100"/>
+              <w:bottom w:type="dxa" w:w="60"/>
+              <w:right w:type="dxa" w:w="100"/>
+            </w:tcMar>
+          </w:tcPr>
+          <w:p>
+            <w:pPr>
+              <w:spacing w:after="0" w:line="260"/>
+            </w:pPr>
+            <w:r>
+              <w:rPr>
+                <w:b w:val="false"/>
+                <w:bCs w:val="false"/>
+                <w:sz w:val="19"/>
+                <w:szCs w:val="19"/>
+              </w:rPr>
+              <w:t xml:space="preserve">Perder · Ambas por igual · Dejar de ganar</w:t>
             </w:r>
           </w:p>
         </w:tc>
@@ -3650,94 +4035,125 @@
       <w:tr>
         <w:tc>
           <w:tcPr>
-            <w:tcW w:type="dxa" w:w="3500"/>
-            <w:tcBorders>
-              <w:top w:val="single" w:color="C6CCB4" w:sz="4"/>
-              <w:left w:val="single" w:color="C6CCB4" w:sz="4"/>
-              <w:bottom w:val="single" w:color="C6CCB4" w:sz="4"/>
-              <w:right w:val="single" w:color="C6CCB4" w:sz="4"/>
-            </w:tcBorders>
-            <w:tcMar>
-              <w:top w:type="dxa" w:w="60"/>
-              <w:left w:type="dxa" w:w="100"/>
-              <w:bottom w:type="dxa" w:w="60"/>
-              <w:right w:type="dxa" w:w="100"/>
-            </w:tcMar>
-          </w:tcPr>
-          <w:p>
-            <w:pPr>
-              <w:spacing w:after="0" w:line="260"/>
-            </w:pPr>
-            <w:r>
-              <w:rPr>
-                <w:b w:val="false"/>
-                <w:bCs w:val="false"/>
-                <w:sz w:val="19"/>
-                <w:szCs w:val="19"/>
-              </w:rPr>
-              <w:t xml:space="preserve">Q9. Cuánto mantendría la estrategia sin recuperación</w:t>
-            </w:r>
-          </w:p>
-        </w:tc>
-        <w:tc>
-          <w:tcPr>
-            <w:tcW w:type="dxa" w:w="1500"/>
-            <w:tcBorders>
-              <w:top w:val="single" w:color="C6CCB4" w:sz="4"/>
-              <w:left w:val="single" w:color="C6CCB4" w:sz="4"/>
-              <w:bottom w:val="single" w:color="C6CCB4" w:sz="4"/>
-              <w:right w:val="single" w:color="C6CCB4" w:sz="4"/>
-            </w:tcBorders>
-            <w:tcMar>
-              <w:top w:type="dxa" w:w="60"/>
-              <w:left w:type="dxa" w:w="100"/>
-              <w:bottom w:type="dxa" w:w="60"/>
-              <w:right w:type="dxa" w:w="100"/>
-            </w:tcMar>
-          </w:tcPr>
-          <w:p>
-            <w:pPr>
-              <w:spacing w:after="0" w:line="260"/>
-            </w:pPr>
-            <w:r>
-              <w:rPr>
-                <w:b w:val="false"/>
-                <w:bCs w:val="false"/>
-                <w:sz w:val="19"/>
-                <w:szCs w:val="19"/>
-              </w:rPr>
-              <w:t xml:space="preserve">Tolerancia</w:t>
-            </w:r>
-          </w:p>
-        </w:tc>
-        <w:tc>
-          <w:tcPr>
-            <w:tcW w:type="dxa" w:w="4026"/>
-            <w:tcBorders>
-              <w:top w:val="single" w:color="C6CCB4" w:sz="4"/>
-              <w:left w:val="single" w:color="C6CCB4" w:sz="4"/>
-              <w:bottom w:val="single" w:color="C6CCB4" w:sz="4"/>
-              <w:right w:val="single" w:color="C6CCB4" w:sz="4"/>
-            </w:tcBorders>
-            <w:tcMar>
-              <w:top w:type="dxa" w:w="60"/>
-              <w:left w:type="dxa" w:w="100"/>
-              <w:bottom w:type="dxa" w:w="60"/>
-              <w:right w:type="dxa" w:w="100"/>
-            </w:tcMar>
-          </w:tcPr>
-          <w:p>
-            <w:pPr>
-              <w:spacing w:after="0" w:line="260"/>
-            </w:pPr>
-            <w:r>
-              <w:rPr>
-                <w:b w:val="false"/>
-                <w:bCs w:val="false"/>
-                <w:sz w:val="19"/>
-                <w:szCs w:val="19"/>
-              </w:rPr>
-              <w:t xml:space="preserve">Menos de un año 0 · Dos años 3 · Tres o cuatro años 7 · El tiempo necesario 10</w:t>
+            <w:tcW w:type="dxa" w:w="2700"/>
+            <w:tcBorders>
+              <w:top w:val="single" w:color="C6CCB4" w:sz="4"/>
+              <w:left w:val="single" w:color="C6CCB4" w:sz="4"/>
+              <w:bottom w:val="single" w:color="C6CCB4" w:sz="4"/>
+              <w:right w:val="single" w:color="C6CCB4" w:sz="4"/>
+            </w:tcBorders>
+            <w:tcMar>
+              <w:top w:type="dxa" w:w="60"/>
+              <w:left w:type="dxa" w:w="100"/>
+              <w:bottom w:type="dxa" w:w="60"/>
+              <w:right w:type="dxa" w:w="100"/>
+            </w:tcMar>
+          </w:tcPr>
+          <w:p>
+            <w:pPr>
+              <w:spacing w:after="0" w:line="260"/>
+            </w:pPr>
+            <w:r>
+              <w:rPr>
+                <w:b w:val="false"/>
+                <w:bCs w:val="false"/>
+                <w:sz w:val="19"/>
+                <w:szCs w:val="19"/>
+              </w:rPr>
+              <w:t xml:space="preserve">Q6 (5). Rendimiento esperado y pérdida aceptable</w:t>
+            </w:r>
+          </w:p>
+        </w:tc>
+        <w:tc>
+          <w:tcPr>
+            <w:tcW w:type="dxa" w:w="1100"/>
+            <w:tcBorders>
+              <w:top w:val="single" w:color="C6CCB4" w:sz="4"/>
+              <w:left w:val="single" w:color="C6CCB4" w:sz="4"/>
+              <w:bottom w:val="single" w:color="C6CCB4" w:sz="4"/>
+              <w:right w:val="single" w:color="C6CCB4" w:sz="4"/>
+            </w:tcBorders>
+            <w:tcMar>
+              <w:top w:type="dxa" w:w="60"/>
+              <w:left w:type="dxa" w:w="100"/>
+              <w:bottom w:type="dxa" w:w="60"/>
+              <w:right w:type="dxa" w:w="100"/>
+            </w:tcMar>
+          </w:tcPr>
+          <w:p>
+            <w:pPr>
+              <w:spacing w:after="0" w:line="260"/>
+            </w:pPr>
+            <w:r>
+              <w:rPr>
+                <w:b w:val="false"/>
+                <w:bCs w:val="false"/>
+                <w:sz w:val="19"/>
+                <w:szCs w:val="19"/>
+              </w:rPr>
+              <w:t xml:space="preserve">Apetito</w:t>
+            </w:r>
+          </w:p>
+        </w:tc>
+        <w:tc>
+          <w:tcPr>
+            <w:tcW w:type="dxa" w:w="1100"/>
+            <w:tcBorders>
+              <w:top w:val="single" w:color="C6CCB4" w:sz="4"/>
+              <w:left w:val="single" w:color="C6CCB4" w:sz="4"/>
+              <w:bottom w:val="single" w:color="C6CCB4" w:sz="4"/>
+              <w:right w:val="single" w:color="C6CCB4" w:sz="4"/>
+            </w:tcBorders>
+            <w:tcMar>
+              <w:top w:type="dxa" w:w="60"/>
+              <w:left w:type="dxa" w:w="100"/>
+              <w:bottom w:type="dxa" w:w="60"/>
+              <w:right w:type="dxa" w:w="100"/>
+            </w:tcMar>
+          </w:tcPr>
+          <w:p>
+            <w:pPr>
+              <w:spacing w:after="0" w:line="260"/>
+            </w:pPr>
+            <w:r>
+              <w:rPr>
+                <w:b w:val="false"/>
+                <w:bCs w:val="false"/>
+                <w:sz w:val="19"/>
+                <w:szCs w:val="19"/>
+              </w:rPr>
+              <w:t xml:space="preserve">Conducta</w:t>
+            </w:r>
+          </w:p>
+        </w:tc>
+        <w:tc>
+          <w:tcPr>
+            <w:tcW w:type="dxa" w:w="4126"/>
+            <w:tcBorders>
+              <w:top w:val="single" w:color="C6CCB4" w:sz="4"/>
+              <w:left w:val="single" w:color="C6CCB4" w:sz="4"/>
+              <w:bottom w:val="single" w:color="C6CCB4" w:sz="4"/>
+              <w:right w:val="single" w:color="C6CCB4" w:sz="4"/>
+            </w:tcBorders>
+            <w:tcMar>
+              <w:top w:type="dxa" w:w="60"/>
+              <w:left w:type="dxa" w:w="100"/>
+              <w:bottom w:type="dxa" w:w="60"/>
+              <w:right w:type="dxa" w:w="100"/>
+            </w:tcMar>
+          </w:tcPr>
+          <w:p>
+            <w:pPr>
+              <w:spacing w:after="0" w:line="260"/>
+            </w:pPr>
+            <w:r>
+              <w:rPr>
+                <w:b w:val="false"/>
+                <w:bCs w:val="false"/>
+                <w:sz w:val="19"/>
+                <w:szCs w:val="19"/>
+              </w:rPr>
+              <w:t xml:space="preserve">5%–5,5% y −5% · 6%–6,5% y −7% · 7%–7,5% y −9% · 8%–8,5% y −12% · 9%–9,5% y −16%</w:t>
             </w:r>
           </w:p>
         </w:tc>
@@ -3745,38 +4161,38 @@
       <w:tr>
         <w:tc>
           <w:tcPr>
-            <w:tcW w:type="dxa" w:w="3500"/>
-            <w:tcBorders>
-              <w:top w:val="single" w:color="C6CCB4" w:sz="4"/>
-              <w:left w:val="single" w:color="C6CCB4" w:sz="4"/>
-              <w:bottom w:val="single" w:color="C6CCB4" w:sz="4"/>
-              <w:right w:val="single" w:color="C6CCB4" w:sz="4"/>
-            </w:tcBorders>
-            <w:tcMar>
-              <w:top w:type="dxa" w:w="60"/>
-              <w:left w:type="dxa" w:w="100"/>
-              <w:bottom w:type="dxa" w:w="60"/>
-              <w:right w:type="dxa" w:w="100"/>
-            </w:tcMar>
-          </w:tcPr>
-          <w:p>
-            <w:pPr>
-              <w:spacing w:after="0" w:line="260"/>
-            </w:pPr>
-            <w:r>
-              <w:rPr>
-                <w:b w:val="false"/>
-                <w:bCs w:val="false"/>
-                <w:sz w:val="19"/>
-                <w:szCs w:val="19"/>
-              </w:rPr>
-              <w:t xml:space="preserve">Q3. Qué incomoda más: perder 20% o dejar de ganar 20%</w:t>
-            </w:r>
-          </w:p>
-        </w:tc>
-        <w:tc>
-          <w:tcPr>
-            <w:tcW w:type="dxa" w:w="1500"/>
+            <w:tcW w:type="dxa" w:w="2700"/>
+            <w:tcBorders>
+              <w:top w:val="single" w:color="C6CCB4" w:sz="4"/>
+              <w:left w:val="single" w:color="C6CCB4" w:sz="4"/>
+              <w:bottom w:val="single" w:color="C6CCB4" w:sz="4"/>
+              <w:right w:val="single" w:color="C6CCB4" w:sz="4"/>
+            </w:tcBorders>
+            <w:tcMar>
+              <w:top w:type="dxa" w:w="60"/>
+              <w:left w:type="dxa" w:w="100"/>
+              <w:bottom w:type="dxa" w:w="60"/>
+              <w:right w:type="dxa" w:w="100"/>
+            </w:tcMar>
+          </w:tcPr>
+          <w:p>
+            <w:pPr>
+              <w:spacing w:after="0" w:line="260"/>
+            </w:pPr>
+            <w:r>
+              <w:rPr>
+                <w:b w:val="false"/>
+                <w:bCs w:val="false"/>
+                <w:sz w:val="19"/>
+                <w:szCs w:val="19"/>
+              </w:rPr>
+              <w:t xml:space="preserve">Q7 (6). Depender de los aportes o del riesgo</w:t>
+            </w:r>
+          </w:p>
+        </w:tc>
+        <w:tc>
+          <w:tcPr>
+            <w:tcW w:type="dxa" w:w="1100"/>
             <w:tcBorders>
               <w:top w:val="single" w:color="C6CCB4" w:sz="4"/>
               <w:left w:val="single" w:color="C6CCB4" w:sz="4"/>
@@ -3807,32 +4223,63 @@
         </w:tc>
         <w:tc>
           <w:tcPr>
-            <w:tcW w:type="dxa" w:w="4026"/>
-            <w:tcBorders>
-              <w:top w:val="single" w:color="C6CCB4" w:sz="4"/>
-              <w:left w:val="single" w:color="C6CCB4" w:sz="4"/>
-              <w:bottom w:val="single" w:color="C6CCB4" w:sz="4"/>
-              <w:right w:val="single" w:color="C6CCB4" w:sz="4"/>
-            </w:tcBorders>
-            <w:tcMar>
-              <w:top w:type="dxa" w:w="60"/>
-              <w:left w:type="dxa" w:w="100"/>
-              <w:bottom w:type="dxa" w:w="60"/>
-              <w:right w:type="dxa" w:w="100"/>
-            </w:tcMar>
-          </w:tcPr>
-          <w:p>
-            <w:pPr>
-              <w:spacing w:after="0" w:line="260"/>
-            </w:pPr>
-            <w:r>
-              <w:rPr>
-                <w:b w:val="false"/>
-                <w:bCs w:val="false"/>
-                <w:sz w:val="19"/>
-                <w:szCs w:val="19"/>
-              </w:rPr>
-              <w:t xml:space="preserve">Perder 0 · Ambas 5 · Dejar de ganar 10</w:t>
+            <w:tcW w:type="dxa" w:w="1100"/>
+            <w:tcBorders>
+              <w:top w:val="single" w:color="C6CCB4" w:sz="4"/>
+              <w:left w:val="single" w:color="C6CCB4" w:sz="4"/>
+              <w:bottom w:val="single" w:color="C6CCB4" w:sz="4"/>
+              <w:right w:val="single" w:color="C6CCB4" w:sz="4"/>
+            </w:tcBorders>
+            <w:tcMar>
+              <w:top w:type="dxa" w:w="60"/>
+              <w:left w:type="dxa" w:w="100"/>
+              <w:bottom w:type="dxa" w:w="60"/>
+              <w:right w:type="dxa" w:w="100"/>
+            </w:tcMar>
+          </w:tcPr>
+          <w:p>
+            <w:pPr>
+              <w:spacing w:after="0" w:line="260"/>
+            </w:pPr>
+            <w:r>
+              <w:rPr>
+                <w:b w:val="false"/>
+                <w:bCs w:val="false"/>
+                <w:sz w:val="19"/>
+                <w:szCs w:val="19"/>
+              </w:rPr>
+              <w:t xml:space="preserve">Percepción</w:t>
+            </w:r>
+          </w:p>
+        </w:tc>
+        <w:tc>
+          <w:tcPr>
+            <w:tcW w:type="dxa" w:w="4126"/>
+            <w:tcBorders>
+              <w:top w:val="single" w:color="C6CCB4" w:sz="4"/>
+              <w:left w:val="single" w:color="C6CCB4" w:sz="4"/>
+              <w:bottom w:val="single" w:color="C6CCB4" w:sz="4"/>
+              <w:right w:val="single" w:color="C6CCB4" w:sz="4"/>
+            </w:tcBorders>
+            <w:tcMar>
+              <w:top w:type="dxa" w:w="60"/>
+              <w:left w:type="dxa" w:w="100"/>
+              <w:bottom w:type="dxa" w:w="60"/>
+              <w:right w:type="dxa" w:w="100"/>
+            </w:tcMar>
+          </w:tcPr>
+          <w:p>
+            <w:pPr>
+              <w:spacing w:after="0" w:line="260"/>
+            </w:pPr>
+            <w:r>
+              <w:rPr>
+                <w:b w:val="false"/>
+                <w:bCs w:val="false"/>
+                <w:sz w:val="19"/>
+                <w:szCs w:val="19"/>
+              </w:rPr>
+              <w:t xml:space="preserve">Más aportes y riesgo bajo · Algo más de aporte · Aportes previstos y más riesgo · Depender del rendimiento</w:t>
             </w:r>
           </w:p>
         </w:tc>
@@ -3840,94 +4287,125 @@
       <w:tr>
         <w:tc>
           <w:tcPr>
-            <w:tcW w:type="dxa" w:w="3500"/>
-            <w:tcBorders>
-              <w:top w:val="single" w:color="C6CCB4" w:sz="4"/>
-              <w:left w:val="single" w:color="C6CCB4" w:sz="4"/>
-              <w:bottom w:val="single" w:color="C6CCB4" w:sz="4"/>
-              <w:right w:val="single" w:color="C6CCB4" w:sz="4"/>
-            </w:tcBorders>
-            <w:tcMar>
-              <w:top w:type="dxa" w:w="60"/>
-              <w:left w:type="dxa" w:w="100"/>
-              <w:bottom w:type="dxa" w:w="60"/>
-              <w:right w:type="dxa" w:w="100"/>
-            </w:tcMar>
-          </w:tcPr>
-          <w:p>
-            <w:pPr>
-              <w:spacing w:after="0" w:line="260"/>
-            </w:pPr>
-            <w:r>
-              <w:rPr>
-                <w:b w:val="false"/>
-                <w:bCs w:val="false"/>
-                <w:sz w:val="19"/>
-                <w:szCs w:val="19"/>
-              </w:rPr>
-              <w:t xml:space="preserve">Q6. Combinación aceptable de retorno y caída máxima</w:t>
-            </w:r>
-          </w:p>
-        </w:tc>
-        <w:tc>
-          <w:tcPr>
-            <w:tcW w:type="dxa" w:w="1500"/>
-            <w:tcBorders>
-              <w:top w:val="single" w:color="C6CCB4" w:sz="4"/>
-              <w:left w:val="single" w:color="C6CCB4" w:sz="4"/>
-              <w:bottom w:val="single" w:color="C6CCB4" w:sz="4"/>
-              <w:right w:val="single" w:color="C6CCB4" w:sz="4"/>
-            </w:tcBorders>
-            <w:tcMar>
-              <w:top w:type="dxa" w:w="60"/>
-              <w:left w:type="dxa" w:w="100"/>
-              <w:bottom w:type="dxa" w:w="60"/>
-              <w:right w:type="dxa" w:w="100"/>
-            </w:tcMar>
-          </w:tcPr>
-          <w:p>
-            <w:pPr>
-              <w:spacing w:after="0" w:line="260"/>
-            </w:pPr>
-            <w:r>
-              <w:rPr>
-                <w:b w:val="false"/>
-                <w:bCs w:val="false"/>
-                <w:sz w:val="19"/>
-                <w:szCs w:val="19"/>
-              </w:rPr>
-              <w:t xml:space="preserve">Apetito</w:t>
-            </w:r>
-          </w:p>
-        </w:tc>
-        <w:tc>
-          <w:tcPr>
-            <w:tcW w:type="dxa" w:w="4026"/>
-            <w:tcBorders>
-              <w:top w:val="single" w:color="C6CCB4" w:sz="4"/>
-              <w:left w:val="single" w:color="C6CCB4" w:sz="4"/>
-              <w:bottom w:val="single" w:color="C6CCB4" w:sz="4"/>
-              <w:right w:val="single" w:color="C6CCB4" w:sz="4"/>
-            </w:tcBorders>
-            <w:tcMar>
-              <w:top w:type="dxa" w:w="60"/>
-              <w:left w:type="dxa" w:w="100"/>
-              <w:bottom w:type="dxa" w:w="60"/>
-              <w:right w:type="dxa" w:w="100"/>
-            </w:tcMar>
-          </w:tcPr>
-          <w:p>
-            <w:pPr>
-              <w:spacing w:after="0" w:line="260"/>
-            </w:pPr>
-            <w:r>
-              <w:rPr>
-                <w:b w:val="false"/>
-                <w:bCs w:val="false"/>
-                <w:sz w:val="19"/>
-                <w:szCs w:val="19"/>
-              </w:rPr>
-              <w:t xml:space="preserve">0 · 3 · 6 · 8 · 10 según el binomio retorno–caída</w:t>
+            <w:tcW w:type="dxa" w:w="2700"/>
+            <w:tcBorders>
+              <w:top w:val="single" w:color="C6CCB4" w:sz="4"/>
+              <w:left w:val="single" w:color="C6CCB4" w:sz="4"/>
+              <w:bottom w:val="single" w:color="C6CCB4" w:sz="4"/>
+              <w:right w:val="single" w:color="C6CCB4" w:sz="4"/>
+            </w:tcBorders>
+            <w:tcMar>
+              <w:top w:type="dxa" w:w="60"/>
+              <w:left w:type="dxa" w:w="100"/>
+              <w:bottom w:type="dxa" w:w="60"/>
+              <w:right w:type="dxa" w:w="100"/>
+            </w:tcMar>
+          </w:tcPr>
+          <w:p>
+            <w:pPr>
+              <w:spacing w:after="0" w:line="260"/>
+            </w:pPr>
+            <w:r>
+              <w:rPr>
+                <w:b w:val="false"/>
+                <w:bCs w:val="false"/>
+                <w:sz w:val="19"/>
+                <w:szCs w:val="19"/>
+              </w:rPr>
+              <w:t xml:space="preserve">Q4 (7). Qué hizo ante una pérdida importante</w:t>
+            </w:r>
+          </w:p>
+        </w:tc>
+        <w:tc>
+          <w:tcPr>
+            <w:tcW w:type="dxa" w:w="1100"/>
+            <w:tcBorders>
+              <w:top w:val="single" w:color="C6CCB4" w:sz="4"/>
+              <w:left w:val="single" w:color="C6CCB4" w:sz="4"/>
+              <w:bottom w:val="single" w:color="C6CCB4" w:sz="4"/>
+              <w:right w:val="single" w:color="C6CCB4" w:sz="4"/>
+            </w:tcBorders>
+            <w:tcMar>
+              <w:top w:type="dxa" w:w="60"/>
+              <w:left w:type="dxa" w:w="100"/>
+              <w:bottom w:type="dxa" w:w="60"/>
+              <w:right w:type="dxa" w:w="100"/>
+            </w:tcMar>
+          </w:tcPr>
+          <w:p>
+            <w:pPr>
+              <w:spacing w:after="0" w:line="260"/>
+            </w:pPr>
+            <w:r>
+              <w:rPr>
+                <w:b w:val="false"/>
+                <w:bCs w:val="false"/>
+                <w:sz w:val="19"/>
+                <w:szCs w:val="19"/>
+              </w:rPr>
+              <w:t xml:space="preserve">Tolerancia</w:t>
+            </w:r>
+          </w:p>
+        </w:tc>
+        <w:tc>
+          <w:tcPr>
+            <w:tcW w:type="dxa" w:w="1100"/>
+            <w:tcBorders>
+              <w:top w:val="single" w:color="C6CCB4" w:sz="4"/>
+              <w:left w:val="single" w:color="C6CCB4" w:sz="4"/>
+              <w:bottom w:val="single" w:color="C6CCB4" w:sz="4"/>
+              <w:right w:val="single" w:color="C6CCB4" w:sz="4"/>
+            </w:tcBorders>
+            <w:tcMar>
+              <w:top w:type="dxa" w:w="60"/>
+              <w:left w:type="dxa" w:w="100"/>
+              <w:bottom w:type="dxa" w:w="60"/>
+              <w:right w:type="dxa" w:w="100"/>
+            </w:tcMar>
+          </w:tcPr>
+          <w:p>
+            <w:pPr>
+              <w:spacing w:after="0" w:line="260"/>
+            </w:pPr>
+            <w:r>
+              <w:rPr>
+                <w:b w:val="false"/>
+                <w:bCs w:val="false"/>
+                <w:sz w:val="19"/>
+                <w:szCs w:val="19"/>
+              </w:rPr>
+              <w:t xml:space="preserve">Conducta</w:t>
+            </w:r>
+          </w:p>
+        </w:tc>
+        <w:tc>
+          <w:tcPr>
+            <w:tcW w:type="dxa" w:w="4126"/>
+            <w:tcBorders>
+              <w:top w:val="single" w:color="C6CCB4" w:sz="4"/>
+              <w:left w:val="single" w:color="C6CCB4" w:sz="4"/>
+              <w:bottom w:val="single" w:color="C6CCB4" w:sz="4"/>
+              <w:right w:val="single" w:color="C6CCB4" w:sz="4"/>
+            </w:tcBorders>
+            <w:tcMar>
+              <w:top w:type="dxa" w:w="60"/>
+              <w:left w:type="dxa" w:w="100"/>
+              <w:bottom w:type="dxa" w:w="60"/>
+              <w:right w:type="dxa" w:w="100"/>
+            </w:tcMar>
+          </w:tcPr>
+          <w:p>
+            <w:pPr>
+              <w:spacing w:after="0" w:line="260"/>
+            </w:pPr>
+            <w:r>
+              <w:rPr>
+                <w:b w:val="false"/>
+                <w:bCs w:val="false"/>
+                <w:sz w:val="19"/>
+                <w:szCs w:val="19"/>
+              </w:rPr>
+              <w:t xml:space="preserve">Vendió · Redujo · Mantuvo · Aumentó · No aplica (sale del cálculo)</w:t>
             </w:r>
           </w:p>
         </w:tc>
@@ -3935,38 +4413,38 @@
       <w:tr>
         <w:tc>
           <w:tcPr>
-            <w:tcW w:type="dxa" w:w="3500"/>
-            <w:tcBorders>
-              <w:top w:val="single" w:color="C6CCB4" w:sz="4"/>
-              <w:left w:val="single" w:color="C6CCB4" w:sz="4"/>
-              <w:bottom w:val="single" w:color="C6CCB4" w:sz="4"/>
-              <w:right w:val="single" w:color="C6CCB4" w:sz="4"/>
-            </w:tcBorders>
-            <w:tcMar>
-              <w:top w:type="dxa" w:w="60"/>
-              <w:left w:type="dxa" w:w="100"/>
-              <w:bottom w:type="dxa" w:w="60"/>
-              <w:right w:type="dxa" w:w="100"/>
-            </w:tcMar>
-          </w:tcPr>
-          <w:p>
-            <w:pPr>
-              <w:spacing w:after="0" w:line="260"/>
-            </w:pPr>
-            <w:r>
-              <w:rPr>
-                <w:b w:val="false"/>
-                <w:bCs w:val="false"/>
-                <w:sz w:val="19"/>
-                <w:szCs w:val="19"/>
-              </w:rPr>
-              <w:t xml:space="preserve">Q7. Reparto del esfuerzo entre aporte y rendimiento</w:t>
-            </w:r>
-          </w:p>
-        </w:tc>
-        <w:tc>
-          <w:tcPr>
-            <w:tcW w:type="dxa" w:w="1500"/>
+            <w:tcW w:type="dxa" w:w="2700"/>
+            <w:tcBorders>
+              <w:top w:val="single" w:color="C6CCB4" w:sz="4"/>
+              <w:left w:val="single" w:color="C6CCB4" w:sz="4"/>
+              <w:bottom w:val="single" w:color="C6CCB4" w:sz="4"/>
+              <w:right w:val="single" w:color="C6CCB4" w:sz="4"/>
+            </w:tcBorders>
+            <w:tcMar>
+              <w:top w:type="dxa" w:w="60"/>
+              <w:left w:type="dxa" w:w="100"/>
+              <w:bottom w:type="dxa" w:w="60"/>
+              <w:right w:type="dxa" w:w="100"/>
+            </w:tcMar>
+          </w:tcPr>
+          <w:p>
+            <w:pPr>
+              <w:spacing w:after="0" w:line="260"/>
+            </w:pPr>
+            <w:r>
+              <w:rPr>
+                <w:b w:val="false"/>
+                <w:bCs w:val="false"/>
+                <w:sz w:val="19"/>
+                <w:szCs w:val="19"/>
+              </w:rPr>
+              <w:t xml:space="preserve">Q8 (8). Destino del excedente de un año bueno</w:t>
+            </w:r>
+          </w:p>
+        </w:tc>
+        <w:tc>
+          <w:tcPr>
+            <w:tcW w:type="dxa" w:w="1100"/>
             <w:tcBorders>
               <w:top w:val="single" w:color="C6CCB4" w:sz="4"/>
               <w:left w:val="single" w:color="C6CCB4" w:sz="4"/>
@@ -3997,32 +4475,63 @@
         </w:tc>
         <w:tc>
           <w:tcPr>
-            <w:tcW w:type="dxa" w:w="4026"/>
-            <w:tcBorders>
-              <w:top w:val="single" w:color="C6CCB4" w:sz="4"/>
-              <w:left w:val="single" w:color="C6CCB4" w:sz="4"/>
-              <w:bottom w:val="single" w:color="C6CCB4" w:sz="4"/>
-              <w:right w:val="single" w:color="C6CCB4" w:sz="4"/>
-            </w:tcBorders>
-            <w:tcMar>
-              <w:top w:type="dxa" w:w="60"/>
-              <w:left w:type="dxa" w:w="100"/>
-              <w:bottom w:type="dxa" w:w="60"/>
-              <w:right w:type="dxa" w:w="100"/>
-            </w:tcMar>
-          </w:tcPr>
-          <w:p>
-            <w:pPr>
-              <w:spacing w:after="0" w:line="260"/>
-            </w:pPr>
-            <w:r>
-              <w:rPr>
-                <w:b w:val="false"/>
-                <w:bCs w:val="false"/>
-                <w:sz w:val="19"/>
-                <w:szCs w:val="19"/>
-              </w:rPr>
-              <w:t xml:space="preserve">Aportar más 0 · 3 · 7 · Que rinda el portafolio 10</w:t>
+            <w:tcW w:type="dxa" w:w="1100"/>
+            <w:tcBorders>
+              <w:top w:val="single" w:color="C6CCB4" w:sz="4"/>
+              <w:left w:val="single" w:color="C6CCB4" w:sz="4"/>
+              <w:bottom w:val="single" w:color="C6CCB4" w:sz="4"/>
+              <w:right w:val="single" w:color="C6CCB4" w:sz="4"/>
+            </w:tcBorders>
+            <w:tcMar>
+              <w:top w:type="dxa" w:w="60"/>
+              <w:left w:type="dxa" w:w="100"/>
+              <w:bottom w:type="dxa" w:w="60"/>
+              <w:right w:type="dxa" w:w="100"/>
+            </w:tcMar>
+          </w:tcPr>
+          <w:p>
+            <w:pPr>
+              <w:spacing w:after="0" w:line="260"/>
+            </w:pPr>
+            <w:r>
+              <w:rPr>
+                <w:b w:val="false"/>
+                <w:bCs w:val="false"/>
+                <w:sz w:val="19"/>
+                <w:szCs w:val="19"/>
+              </w:rPr>
+              <w:t xml:space="preserve">Percepción</w:t>
+            </w:r>
+          </w:p>
+        </w:tc>
+        <w:tc>
+          <w:tcPr>
+            <w:tcW w:type="dxa" w:w="4126"/>
+            <w:tcBorders>
+              <w:top w:val="single" w:color="C6CCB4" w:sz="4"/>
+              <w:left w:val="single" w:color="C6CCB4" w:sz="4"/>
+              <w:bottom w:val="single" w:color="C6CCB4" w:sz="4"/>
+              <w:right w:val="single" w:color="C6CCB4" w:sz="4"/>
+            </w:tcBorders>
+            <w:tcMar>
+              <w:top w:type="dxa" w:w="60"/>
+              <w:left w:type="dxa" w:w="100"/>
+              <w:bottom w:type="dxa" w:w="60"/>
+              <w:right w:type="dxa" w:w="100"/>
+            </w:tcMar>
+          </w:tcPr>
+          <w:p>
+            <w:pPr>
+              <w:spacing w:after="0" w:line="260"/>
+            </w:pPr>
+            <w:r>
+              <w:rPr>
+                <w:b w:val="false"/>
+                <w:bCs w:val="false"/>
+                <w:sz w:val="19"/>
+                <w:szCs w:val="19"/>
+              </w:rPr>
+              <w:t xml:space="preserve">Liquidez · Deuda · Distribuye · Reinvierte · Nuevas oportunidades</w:t>
             </w:r>
           </w:p>
         </w:tc>
@@ -4030,94 +4539,125 @@
       <w:tr>
         <w:tc>
           <w:tcPr>
-            <w:tcW w:type="dxa" w:w="3500"/>
-            <w:tcBorders>
-              <w:top w:val="single" w:color="C6CCB4" w:sz="4"/>
-              <w:left w:val="single" w:color="C6CCB4" w:sz="4"/>
-              <w:bottom w:val="single" w:color="C6CCB4" w:sz="4"/>
-              <w:right w:val="single" w:color="C6CCB4" w:sz="4"/>
-            </w:tcBorders>
-            <w:tcMar>
-              <w:top w:type="dxa" w:w="60"/>
-              <w:left w:type="dxa" w:w="100"/>
-              <w:bottom w:type="dxa" w:w="60"/>
-              <w:right w:type="dxa" w:w="100"/>
-            </w:tcMar>
-          </w:tcPr>
-          <w:p>
-            <w:pPr>
-              <w:spacing w:after="0" w:line="260"/>
-            </w:pPr>
-            <w:r>
-              <w:rPr>
-                <w:b w:val="false"/>
-                <w:bCs w:val="false"/>
-                <w:sz w:val="19"/>
-                <w:szCs w:val="19"/>
-              </w:rPr>
-              <w:t xml:space="preserve">Q8. Destino de un excedente extraordinario</w:t>
-            </w:r>
-          </w:p>
-        </w:tc>
-        <w:tc>
-          <w:tcPr>
-            <w:tcW w:type="dxa" w:w="1500"/>
-            <w:tcBorders>
-              <w:top w:val="single" w:color="C6CCB4" w:sz="4"/>
-              <w:left w:val="single" w:color="C6CCB4" w:sz="4"/>
-              <w:bottom w:val="single" w:color="C6CCB4" w:sz="4"/>
-              <w:right w:val="single" w:color="C6CCB4" w:sz="4"/>
-            </w:tcBorders>
-            <w:tcMar>
-              <w:top w:type="dxa" w:w="60"/>
-              <w:left w:type="dxa" w:w="100"/>
-              <w:bottom w:type="dxa" w:w="60"/>
-              <w:right w:type="dxa" w:w="100"/>
-            </w:tcMar>
-          </w:tcPr>
-          <w:p>
-            <w:pPr>
-              <w:spacing w:after="0" w:line="260"/>
-            </w:pPr>
-            <w:r>
-              <w:rPr>
-                <w:b w:val="false"/>
-                <w:bCs w:val="false"/>
-                <w:sz w:val="19"/>
-                <w:szCs w:val="19"/>
-              </w:rPr>
-              <w:t xml:space="preserve">Apetito</w:t>
-            </w:r>
-          </w:p>
-        </w:tc>
-        <w:tc>
-          <w:tcPr>
-            <w:tcW w:type="dxa" w:w="4026"/>
-            <w:tcBorders>
-              <w:top w:val="single" w:color="C6CCB4" w:sz="4"/>
-              <w:left w:val="single" w:color="C6CCB4" w:sz="4"/>
-              <w:bottom w:val="single" w:color="C6CCB4" w:sz="4"/>
-              <w:right w:val="single" w:color="C6CCB4" w:sz="4"/>
-            </w:tcBorders>
-            <w:tcMar>
-              <w:top w:type="dxa" w:w="60"/>
-              <w:left w:type="dxa" w:w="100"/>
-              <w:bottom w:type="dxa" w:w="60"/>
-              <w:right w:type="dxa" w:w="100"/>
-            </w:tcMar>
-          </w:tcPr>
-          <w:p>
-            <w:pPr>
-              <w:spacing w:after="0" w:line="260"/>
-            </w:pPr>
-            <w:r>
-              <w:rPr>
-                <w:b w:val="false"/>
-                <w:bCs w:val="false"/>
-                <w:sz w:val="19"/>
-                <w:szCs w:val="19"/>
-              </w:rPr>
-              <w:t xml:space="preserve">Liquidez 0 · Deuda 2 · Reparto 5 · Reinvertir 8 · Nueva oportunidad 10</w:t>
+            <w:tcW w:type="dxa" w:w="2700"/>
+            <w:tcBorders>
+              <w:top w:val="single" w:color="C6CCB4" w:sz="4"/>
+              <w:left w:val="single" w:color="C6CCB4" w:sz="4"/>
+              <w:bottom w:val="single" w:color="C6CCB4" w:sz="4"/>
+              <w:right w:val="single" w:color="C6CCB4" w:sz="4"/>
+            </w:tcBorders>
+            <w:tcMar>
+              <w:top w:type="dxa" w:w="60"/>
+              <w:left w:type="dxa" w:w="100"/>
+              <w:bottom w:type="dxa" w:w="60"/>
+              <w:right w:type="dxa" w:w="100"/>
+            </w:tcMar>
+          </w:tcPr>
+          <w:p>
+            <w:pPr>
+              <w:spacing w:after="0" w:line="260"/>
+            </w:pPr>
+            <w:r>
+              <w:rPr>
+                <w:b w:val="false"/>
+                <w:bCs w:val="false"/>
+                <w:sz w:val="19"/>
+                <w:szCs w:val="19"/>
+              </w:rPr>
+              <w:t xml:space="preserve">Q9 (9). Qué hace después de un año malo</w:t>
+            </w:r>
+          </w:p>
+        </w:tc>
+        <w:tc>
+          <w:tcPr>
+            <w:tcW w:type="dxa" w:w="1100"/>
+            <w:tcBorders>
+              <w:top w:val="single" w:color="C6CCB4" w:sz="4"/>
+              <w:left w:val="single" w:color="C6CCB4" w:sz="4"/>
+              <w:bottom w:val="single" w:color="C6CCB4" w:sz="4"/>
+              <w:right w:val="single" w:color="C6CCB4" w:sz="4"/>
+            </w:tcBorders>
+            <w:tcMar>
+              <w:top w:type="dxa" w:w="60"/>
+              <w:left w:type="dxa" w:w="100"/>
+              <w:bottom w:type="dxa" w:w="60"/>
+              <w:right w:type="dxa" w:w="100"/>
+            </w:tcMar>
+          </w:tcPr>
+          <w:p>
+            <w:pPr>
+              <w:spacing w:after="0" w:line="260"/>
+            </w:pPr>
+            <w:r>
+              <w:rPr>
+                <w:b w:val="false"/>
+                <w:bCs w:val="false"/>
+                <w:sz w:val="19"/>
+                <w:szCs w:val="19"/>
+              </w:rPr>
+              <w:t xml:space="preserve">Tolerancia</w:t>
+            </w:r>
+          </w:p>
+        </w:tc>
+        <w:tc>
+          <w:tcPr>
+            <w:tcW w:type="dxa" w:w="1100"/>
+            <w:tcBorders>
+              <w:top w:val="single" w:color="C6CCB4" w:sz="4"/>
+              <w:left w:val="single" w:color="C6CCB4" w:sz="4"/>
+              <w:bottom w:val="single" w:color="C6CCB4" w:sz="4"/>
+              <w:right w:val="single" w:color="C6CCB4" w:sz="4"/>
+            </w:tcBorders>
+            <w:tcMar>
+              <w:top w:type="dxa" w:w="60"/>
+              <w:left w:type="dxa" w:w="100"/>
+              <w:bottom w:type="dxa" w:w="60"/>
+              <w:right w:type="dxa" w:w="100"/>
+            </w:tcMar>
+          </w:tcPr>
+          <w:p>
+            <w:pPr>
+              <w:spacing w:after="0" w:line="260"/>
+            </w:pPr>
+            <w:r>
+              <w:rPr>
+                <w:b w:val="false"/>
+                <w:bCs w:val="false"/>
+                <w:sz w:val="19"/>
+                <w:szCs w:val="19"/>
+              </w:rPr>
+              <w:t xml:space="preserve">Conducta</w:t>
+            </w:r>
+          </w:p>
+        </w:tc>
+        <w:tc>
+          <w:tcPr>
+            <w:tcW w:type="dxa" w:w="4126"/>
+            <w:tcBorders>
+              <w:top w:val="single" w:color="C6CCB4" w:sz="4"/>
+              <w:left w:val="single" w:color="C6CCB4" w:sz="4"/>
+              <w:bottom w:val="single" w:color="C6CCB4" w:sz="4"/>
+              <w:right w:val="single" w:color="C6CCB4" w:sz="4"/>
+            </w:tcBorders>
+            <w:tcMar>
+              <w:top w:type="dxa" w:w="60"/>
+              <w:left w:type="dxa" w:w="100"/>
+              <w:bottom w:type="dxa" w:w="60"/>
+              <w:right w:type="dxa" w:w="100"/>
+            </w:tcMar>
+          </w:tcPr>
+          <w:p>
+            <w:pPr>
+              <w:spacing w:after="0" w:line="260"/>
+            </w:pPr>
+            <w:r>
+              <w:rPr>
+                <w:b w:val="false"/>
+                <w:bCs w:val="false"/>
+                <w:sz w:val="19"/>
+                <w:szCs w:val="19"/>
+              </w:rPr>
+              <w:t xml:space="preserve">Reduce exposición · Ajusta · Mantiene · Rebalancea · Aumenta exposición</w:t>
             </w:r>
           </w:p>
         </w:tc>
@@ -4125,94 +4665,125 @@
       <w:tr>
         <w:tc>
           <w:tcPr>
-            <w:tcW w:type="dxa" w:w="3500"/>
-            <w:tcBorders>
-              <w:top w:val="single" w:color="C6CCB4" w:sz="4"/>
-              <w:left w:val="single" w:color="C6CCB4" w:sz="4"/>
-              <w:bottom w:val="single" w:color="C6CCB4" w:sz="4"/>
-              <w:right w:val="single" w:color="C6CCB4" w:sz="4"/>
-            </w:tcBorders>
-            <w:tcMar>
-              <w:top w:type="dxa" w:w="60"/>
-              <w:left w:type="dxa" w:w="100"/>
-              <w:bottom w:type="dxa" w:w="60"/>
-              <w:right w:type="dxa" w:w="100"/>
-            </w:tcMar>
-          </w:tcPr>
-          <w:p>
-            <w:pPr>
-              <w:spacing w:after="0" w:line="260"/>
-            </w:pPr>
-            <w:r>
-              <w:rPr>
-                <w:b w:val="false"/>
-                <w:bCs w:val="false"/>
-                <w:sz w:val="19"/>
-                <w:szCs w:val="19"/>
-              </w:rPr>
-              <w:t xml:space="preserve">C6. Conocimiento y experiencia en inversiones</w:t>
-            </w:r>
-          </w:p>
-        </w:tc>
-        <w:tc>
-          <w:tcPr>
-            <w:tcW w:type="dxa" w:w="1500"/>
-            <w:tcBorders>
-              <w:top w:val="single" w:color="C6CCB4" w:sz="4"/>
-              <w:left w:val="single" w:color="C6CCB4" w:sz="4"/>
-              <w:bottom w:val="single" w:color="C6CCB4" w:sz="4"/>
-              <w:right w:val="single" w:color="C6CCB4" w:sz="4"/>
-            </w:tcBorders>
-            <w:tcMar>
-              <w:top w:type="dxa" w:w="60"/>
-              <w:left w:type="dxa" w:w="100"/>
-              <w:bottom w:type="dxa" w:w="60"/>
-              <w:right w:type="dxa" w:w="100"/>
-            </w:tcMar>
-          </w:tcPr>
-          <w:p>
-            <w:pPr>
-              <w:spacing w:after="0" w:line="260"/>
-            </w:pPr>
-            <w:r>
-              <w:rPr>
-                <w:b w:val="false"/>
-                <w:bCs w:val="false"/>
-                <w:sz w:val="19"/>
-                <w:szCs w:val="19"/>
-              </w:rPr>
-              <w:t xml:space="preserve">Conocimiento</w:t>
-            </w:r>
-          </w:p>
-        </w:tc>
-        <w:tc>
-          <w:tcPr>
-            <w:tcW w:type="dxa" w:w="4026"/>
-            <w:tcBorders>
-              <w:top w:val="single" w:color="C6CCB4" w:sz="4"/>
-              <w:left w:val="single" w:color="C6CCB4" w:sz="4"/>
-              <w:bottom w:val="single" w:color="C6CCB4" w:sz="4"/>
-              <w:right w:val="single" w:color="C6CCB4" w:sz="4"/>
-            </w:tcBorders>
-            <w:tcMar>
-              <w:top w:type="dxa" w:w="60"/>
-              <w:left w:type="dxa" w:w="100"/>
-              <w:bottom w:type="dxa" w:w="60"/>
-              <w:right w:type="dxa" w:w="100"/>
-            </w:tcMar>
-          </w:tcPr>
-          <w:p>
-            <w:pPr>
-              <w:spacing w:after="0" w:line="260"/>
-            </w:pPr>
-            <w:r>
-              <w:rPr>
-                <w:b w:val="false"/>
-                <w:bCs w:val="false"/>
-                <w:sz w:val="19"/>
-                <w:szCs w:val="19"/>
-              </w:rPr>
-              <w:t xml:space="preserve">Ninguno 0 · Limitado 3 · Bueno 7 · Extenso 10</w:t>
+            <w:tcW w:type="dxa" w:w="2700"/>
+            <w:tcBorders>
+              <w:top w:val="single" w:color="C6CCB4" w:sz="4"/>
+              <w:left w:val="single" w:color="C6CCB4" w:sz="4"/>
+              <w:bottom w:val="single" w:color="C6CCB4" w:sz="4"/>
+              <w:right w:val="single" w:color="C6CCB4" w:sz="4"/>
+            </w:tcBorders>
+            <w:tcMar>
+              <w:top w:type="dxa" w:w="60"/>
+              <w:left w:type="dxa" w:w="100"/>
+              <w:bottom w:type="dxa" w:w="60"/>
+              <w:right w:type="dxa" w:w="100"/>
+            </w:tcMar>
+          </w:tcPr>
+          <w:p>
+            <w:pPr>
+              <w:spacing w:after="0" w:line="260"/>
+            </w:pPr>
+            <w:r>
+              <w:rPr>
+                <w:b w:val="false"/>
+                <w:bCs w:val="false"/>
+                <w:sz w:val="19"/>
+                <w:szCs w:val="19"/>
+              </w:rPr>
+              <w:t xml:space="preserve">Q10 (10). Alternativa única de inversión</w:t>
+            </w:r>
+          </w:p>
+        </w:tc>
+        <w:tc>
+          <w:tcPr>
+            <w:tcW w:type="dxa" w:w="1100"/>
+            <w:tcBorders>
+              <w:top w:val="single" w:color="C6CCB4" w:sz="4"/>
+              <w:left w:val="single" w:color="C6CCB4" w:sz="4"/>
+              <w:bottom w:val="single" w:color="C6CCB4" w:sz="4"/>
+              <w:right w:val="single" w:color="C6CCB4" w:sz="4"/>
+            </w:tcBorders>
+            <w:tcMar>
+              <w:top w:type="dxa" w:w="60"/>
+              <w:left w:type="dxa" w:w="100"/>
+              <w:bottom w:type="dxa" w:w="60"/>
+              <w:right w:type="dxa" w:w="100"/>
+            </w:tcMar>
+          </w:tcPr>
+          <w:p>
+            <w:pPr>
+              <w:spacing w:after="0" w:line="260"/>
+            </w:pPr>
+            <w:r>
+              <w:rPr>
+                <w:b w:val="false"/>
+                <w:bCs w:val="false"/>
+                <w:sz w:val="19"/>
+                <w:szCs w:val="19"/>
+              </w:rPr>
+              <w:t xml:space="preserve">Apetito</w:t>
+            </w:r>
+          </w:p>
+        </w:tc>
+        <w:tc>
+          <w:tcPr>
+            <w:tcW w:type="dxa" w:w="1100"/>
+            <w:tcBorders>
+              <w:top w:val="single" w:color="C6CCB4" w:sz="4"/>
+              <w:left w:val="single" w:color="C6CCB4" w:sz="4"/>
+              <w:bottom w:val="single" w:color="C6CCB4" w:sz="4"/>
+              <w:right w:val="single" w:color="C6CCB4" w:sz="4"/>
+            </w:tcBorders>
+            <w:tcMar>
+              <w:top w:type="dxa" w:w="60"/>
+              <w:left w:type="dxa" w:w="100"/>
+              <w:bottom w:type="dxa" w:w="60"/>
+              <w:right w:type="dxa" w:w="100"/>
+            </w:tcMar>
+          </w:tcPr>
+          <w:p>
+            <w:pPr>
+              <w:spacing w:after="0" w:line="260"/>
+            </w:pPr>
+            <w:r>
+              <w:rPr>
+                <w:b w:val="false"/>
+                <w:bCs w:val="false"/>
+                <w:sz w:val="19"/>
+                <w:szCs w:val="19"/>
+              </w:rPr>
+              <w:t xml:space="preserve">Conducta</w:t>
+            </w:r>
+          </w:p>
+        </w:tc>
+        <w:tc>
+          <w:tcPr>
+            <w:tcW w:type="dxa" w:w="4126"/>
+            <w:tcBorders>
+              <w:top w:val="single" w:color="C6CCB4" w:sz="4"/>
+              <w:left w:val="single" w:color="C6CCB4" w:sz="4"/>
+              <w:bottom w:val="single" w:color="C6CCB4" w:sz="4"/>
+              <w:right w:val="single" w:color="C6CCB4" w:sz="4"/>
+            </w:tcBorders>
+            <w:tcMar>
+              <w:top w:type="dxa" w:w="60"/>
+              <w:left w:type="dxa" w:w="100"/>
+              <w:bottom w:type="dxa" w:w="60"/>
+              <w:right w:type="dxa" w:w="100"/>
+            </w:tcMar>
+          </w:tcPr>
+          <w:p>
+            <w:pPr>
+              <w:spacing w:after="0" w:line="260"/>
+            </w:pPr>
+            <w:r>
+              <w:rPr>
+                <w:b w:val="false"/>
+                <w:bCs w:val="false"/>
+                <w:sz w:val="19"/>
+                <w:szCs w:val="19"/>
+              </w:rPr>
+              <w:t xml:space="preserve">Certificado de depósito · Bonos · Inmobiliaria · Acciones globales</w:t>
             </w:r>
           </w:p>
         </w:tc>
@@ -4228,7 +4799,15 @@
         <w:pStyle w:val="Heading2"/>
       </w:pPr>
       <w:r>
-        <w:t xml:space="preserve">4.2 Tolerancia, apetito y disposición</w:t>
+        <w:t xml:space="preserve">4.3 Puntuación de las respuestas</w:t>
+      </w:r>
+    </w:p>
+    <w:p>
+      <w:pPr>
+        <w:spacing w:after="120" w:line="300"/>
+      </w:pPr>
+      <w:r>
+        <w:t xml:space="preserve">Cada respuesta recibe un puntaje en una escala lineal de 0 a 10, según su posición en el orden de riesgo creciente:</w:t>
       </w:r>
     </w:p>
     <w:p>
@@ -4244,7 +4823,546 @@
           <w:sz w:val="19"/>
           <w:szCs w:val="19"/>
         </w:rPr>
-        <w:t xml:space="preserve">Tolerancia = promedio(Q1, Q2, Q4, Q5, Q9)    (Q4 sale del promedio si es «no aplica»)</w:t>
+        <w:t xml:space="preserve">Puntaje = posición / (número de opciones − 1) × 10        (posición 0 = menor riesgo)</w:t>
+      </w:r>
+    </w:p>
+    <w:p>
+      <w:pPr>
+        <w:spacing w:after="120" w:line="300"/>
+      </w:pPr>
+      <w:r>
+        <w:t xml:space="preserve">Así, las preguntas de cuatro opciones puntúan 0 · 3,33 · 6,67 · 10, y las de cinco, 0 · 2,5 · 5 · 7,5 · 10. La pregunta 4 tiene tres opciones y puntúa 0 · 5 · 10, con «Ambas por igual» en el centro aunque se muestre en tercer lugar. Fundamentos:</w:t>
+      </w:r>
+    </w:p>
+    <w:p>
+      <w:pPr>
+        <w:pStyle w:val="ListParagraph"/>
+        <w:numPr>
+          <w:ilvl w:val="0"/>
+          <w:numId w:val="2"/>
+        </w:numPr>
+        <w:spacing w:after="60" w:line="290"/>
+      </w:pPr>
+      <w:r>
+        <w:t xml:space="preserve">Las respuestas son ordinales. Sin datos que indiquen otra distancia entre opciones, el supuesto estándar es de intervalos iguales; es la convención de las escalas tipo Likert y de la escala de Grable y Lytton (1999), que puntúa cada respuesta de 1 a 4 y suma los puntos (Kuzniak et al., 2015).</w:t>
+      </w:r>
+    </w:p>
+    <w:p>
+      <w:pPr>
+        <w:pStyle w:val="ListParagraph"/>
+        <w:numPr>
+          <w:ilvl w:val="0"/>
+          <w:numId w:val="2"/>
+        </w:numPr>
+        <w:spacing w:after="60" w:line="290"/>
+      </w:pPr>
+      <w:r>
+        <w:t xml:space="preserve">Evita puntajes elegidos a mano. La FSA (2011, secciones 1.8 y 3.18) identificó la puntuación sobresensible y los pesos inapropiados como causa de que una sola respuesta cambie la categoría del cliente.</w:t>
+      </w:r>
+    </w:p>
+    <w:p>
+      <w:pPr>
+        <w:pStyle w:val="ListParagraph"/>
+        <w:numPr>
+          <w:ilvl w:val="0"/>
+          <w:numId w:val="2"/>
+        </w:numPr>
+        <w:spacing w:after="60" w:line="290"/>
+      </w:pPr>
+      <w:r>
+        <w:t xml:space="preserve">Pone todas las preguntas en la misma escala, condición necesaria para ponderarlas de forma explícita.</w:t>
+      </w:r>
+    </w:p>
+    <w:p>
+      <w:pPr>
+        <w:spacing w:after="120" w:line="300"/>
+      </w:pPr>
+      <w:r>
+        <w:t xml:space="preserve">La respuesta «No aplica» de la pregunta 7 no recibe un puntaje inventado: sale del cálculo y los pesos de las demás se reescalan.</w:t>
+      </w:r>
+    </w:p>
+    <w:p>
+      <w:pPr>
+        <w:pStyle w:val="Heading2"/>
+      </w:pPr>
+      <w:r>
+        <w:t xml:space="preserve">4.4 Ponderación de las preguntas</w:t>
+      </w:r>
+    </w:p>
+    <w:p>
+      <w:pPr>
+        <w:spacing w:after="120" w:line="300"/>
+      </w:pPr>
+      <w:r>
+        <w:t xml:space="preserve">Las preguntas de conducta revelada o de decisión concreta con pérdidas y rendimientos explícitos pesan 2. Las de percepción o actitud general pesan 1.</w:t>
+      </w:r>
+    </w:p>
+    <w:tbl>
+      <w:tblPr>
+        <w:tblW w:type="dxa" w:w="9026"/>
+        <w:tblBorders>
+          <w:top w:val="single" w:color="auto" w:sz="4"/>
+          <w:left w:val="single" w:color="auto" w:sz="4"/>
+          <w:bottom w:val="single" w:color="auto" w:sz="4"/>
+          <w:right w:val="single" w:color="auto" w:sz="4"/>
+          <w:insideH w:val="single" w:color="auto" w:sz="4"/>
+          <w:insideV w:val="single" w:color="auto" w:sz="4"/>
+        </w:tblBorders>
+      </w:tblPr>
+      <w:tblGrid>
+        <w:gridCol w:w="2600"/>
+        <w:gridCol w:w="2000"/>
+        <w:gridCol w:w="900"/>
+        <w:gridCol w:w="3526"/>
+      </w:tblGrid>
+      <w:tr>
+        <w:trPr>
+          <w:tblHeader/>
+        </w:trPr>
+        <w:tc>
+          <w:tcPr>
+            <w:tcW w:type="dxa" w:w="2600"/>
+            <w:tcBorders>
+              <w:top w:val="single" w:color="C6CCB4" w:sz="4"/>
+              <w:left w:val="single" w:color="C6CCB4" w:sz="4"/>
+              <w:bottom w:val="single" w:color="C6CCB4" w:sz="4"/>
+              <w:right w:val="single" w:color="C6CCB4" w:sz="4"/>
+            </w:tcBorders>
+            <w:shd w:fill="2B3014" w:color="auto" w:val="clear"/>
+            <w:tcMar>
+              <w:top w:type="dxa" w:w="60"/>
+              <w:left w:type="dxa" w:w="100"/>
+              <w:bottom w:type="dxa" w:w="60"/>
+              <w:right w:type="dxa" w:w="100"/>
+            </w:tcMar>
+          </w:tcPr>
+          <w:p>
+            <w:pPr>
+              <w:spacing w:after="0" w:line="260"/>
+            </w:pPr>
+            <w:r>
+              <w:rPr>
+                <w:b/>
+                <w:bCs/>
+                <w:color w:val="FFFFFF"/>
+                <w:sz w:val="19"/>
+                <w:szCs w:val="19"/>
+              </w:rPr>
+              <w:t xml:space="preserve">Tipo</w:t>
+            </w:r>
+          </w:p>
+        </w:tc>
+        <w:tc>
+          <w:tcPr>
+            <w:tcW w:type="dxa" w:w="2000"/>
+            <w:tcBorders>
+              <w:top w:val="single" w:color="C6CCB4" w:sz="4"/>
+              <w:left w:val="single" w:color="C6CCB4" w:sz="4"/>
+              <w:bottom w:val="single" w:color="C6CCB4" w:sz="4"/>
+              <w:right w:val="single" w:color="C6CCB4" w:sz="4"/>
+            </w:tcBorders>
+            <w:shd w:fill="2B3014" w:color="auto" w:val="clear"/>
+            <w:tcMar>
+              <w:top w:type="dxa" w:w="60"/>
+              <w:left w:type="dxa" w:w="100"/>
+              <w:bottom w:type="dxa" w:w="60"/>
+              <w:right w:type="dxa" w:w="100"/>
+            </w:tcMar>
+          </w:tcPr>
+          <w:p>
+            <w:pPr>
+              <w:spacing w:after="0" w:line="260"/>
+            </w:pPr>
+            <w:r>
+              <w:rPr>
+                <w:b/>
+                <w:bCs/>
+                <w:color w:val="FFFFFF"/>
+                <w:sz w:val="19"/>
+                <w:szCs w:val="19"/>
+              </w:rPr>
+              <w:t xml:space="preserve">Preguntas</w:t>
+            </w:r>
+          </w:p>
+        </w:tc>
+        <w:tc>
+          <w:tcPr>
+            <w:tcW w:type="dxa" w:w="900"/>
+            <w:tcBorders>
+              <w:top w:val="single" w:color="C6CCB4" w:sz="4"/>
+              <w:left w:val="single" w:color="C6CCB4" w:sz="4"/>
+              <w:bottom w:val="single" w:color="C6CCB4" w:sz="4"/>
+              <w:right w:val="single" w:color="C6CCB4" w:sz="4"/>
+            </w:tcBorders>
+            <w:shd w:fill="2B3014" w:color="auto" w:val="clear"/>
+            <w:tcMar>
+              <w:top w:type="dxa" w:w="60"/>
+              <w:left w:type="dxa" w:w="100"/>
+              <w:bottom w:type="dxa" w:w="60"/>
+              <w:right w:type="dxa" w:w="100"/>
+            </w:tcMar>
+          </w:tcPr>
+          <w:p>
+            <w:pPr>
+              <w:spacing w:after="0" w:line="260"/>
+            </w:pPr>
+            <w:r>
+              <w:rPr>
+                <w:b/>
+                <w:bCs/>
+                <w:color w:val="FFFFFF"/>
+                <w:sz w:val="19"/>
+                <w:szCs w:val="19"/>
+              </w:rPr>
+              <w:t xml:space="preserve">Peso</w:t>
+            </w:r>
+          </w:p>
+        </w:tc>
+        <w:tc>
+          <w:tcPr>
+            <w:tcW w:type="dxa" w:w="3526"/>
+            <w:tcBorders>
+              <w:top w:val="single" w:color="C6CCB4" w:sz="4"/>
+              <w:left w:val="single" w:color="C6CCB4" w:sz="4"/>
+              <w:bottom w:val="single" w:color="C6CCB4" w:sz="4"/>
+              <w:right w:val="single" w:color="C6CCB4" w:sz="4"/>
+            </w:tcBorders>
+            <w:shd w:fill="2B3014" w:color="auto" w:val="clear"/>
+            <w:tcMar>
+              <w:top w:type="dxa" w:w="60"/>
+              <w:left w:type="dxa" w:w="100"/>
+              <w:bottom w:type="dxa" w:w="60"/>
+              <w:right w:type="dxa" w:w="100"/>
+            </w:tcMar>
+          </w:tcPr>
+          <w:p>
+            <w:pPr>
+              <w:spacing w:after="0" w:line="260"/>
+            </w:pPr>
+            <w:r>
+              <w:rPr>
+                <w:b/>
+                <w:bCs/>
+                <w:color w:val="FFFFFF"/>
+                <w:sz w:val="19"/>
+                <w:szCs w:val="19"/>
+              </w:rPr>
+              <w:t xml:space="preserve">Participación en la disposición</w:t>
+            </w:r>
+          </w:p>
+        </w:tc>
+      </w:tr>
+      <w:tr>
+        <w:tc>
+          <w:tcPr>
+            <w:tcW w:type="dxa" w:w="2600"/>
+            <w:tcBorders>
+              <w:top w:val="single" w:color="C6CCB4" w:sz="4"/>
+              <w:left w:val="single" w:color="C6CCB4" w:sz="4"/>
+              <w:bottom w:val="single" w:color="C6CCB4" w:sz="4"/>
+              <w:right w:val="single" w:color="C6CCB4" w:sz="4"/>
+            </w:tcBorders>
+            <w:tcMar>
+              <w:top w:type="dxa" w:w="60"/>
+              <w:left w:type="dxa" w:w="100"/>
+              <w:bottom w:type="dxa" w:w="60"/>
+              <w:right w:type="dxa" w:w="100"/>
+            </w:tcMar>
+          </w:tcPr>
+          <w:p>
+            <w:pPr>
+              <w:spacing w:after="0" w:line="260"/>
+            </w:pPr>
+            <w:r>
+              <w:rPr>
+                <w:b w:val="false"/>
+                <w:bCs w:val="false"/>
+                <w:sz w:val="19"/>
+                <w:szCs w:val="19"/>
+              </w:rPr>
+              <w:t xml:space="preserve">Conducta o decisión concreta</w:t>
+            </w:r>
+          </w:p>
+        </w:tc>
+        <w:tc>
+          <w:tcPr>
+            <w:tcW w:type="dxa" w:w="2000"/>
+            <w:tcBorders>
+              <w:top w:val="single" w:color="C6CCB4" w:sz="4"/>
+              <w:left w:val="single" w:color="C6CCB4" w:sz="4"/>
+              <w:bottom w:val="single" w:color="C6CCB4" w:sz="4"/>
+              <w:right w:val="single" w:color="C6CCB4" w:sz="4"/>
+            </w:tcBorders>
+            <w:tcMar>
+              <w:top w:type="dxa" w:w="60"/>
+              <w:left w:type="dxa" w:w="100"/>
+              <w:bottom w:type="dxa" w:w="60"/>
+              <w:right w:type="dxa" w:w="100"/>
+            </w:tcMar>
+          </w:tcPr>
+          <w:p>
+            <w:pPr>
+              <w:spacing w:after="0" w:line="260"/>
+            </w:pPr>
+            <w:r>
+              <w:rPr>
+                <w:b w:val="false"/>
+                <w:bCs w:val="false"/>
+                <w:sz w:val="19"/>
+                <w:szCs w:val="19"/>
+              </w:rPr>
+              <w:t xml:space="preserve">4, 5, 7, 9 y 10</w:t>
+            </w:r>
+          </w:p>
+        </w:tc>
+        <w:tc>
+          <w:tcPr>
+            <w:tcW w:type="dxa" w:w="900"/>
+            <w:tcBorders>
+              <w:top w:val="single" w:color="C6CCB4" w:sz="4"/>
+              <w:left w:val="single" w:color="C6CCB4" w:sz="4"/>
+              <w:bottom w:val="single" w:color="C6CCB4" w:sz="4"/>
+              <w:right w:val="single" w:color="C6CCB4" w:sz="4"/>
+            </w:tcBorders>
+            <w:tcMar>
+              <w:top w:type="dxa" w:w="60"/>
+              <w:left w:type="dxa" w:w="100"/>
+              <w:bottom w:type="dxa" w:w="60"/>
+              <w:right w:type="dxa" w:w="100"/>
+            </w:tcMar>
+          </w:tcPr>
+          <w:p>
+            <w:pPr>
+              <w:spacing w:after="0" w:line="260"/>
+            </w:pPr>
+            <w:r>
+              <w:rPr>
+                <w:b w:val="false"/>
+                <w:bCs w:val="false"/>
+                <w:sz w:val="19"/>
+                <w:szCs w:val="19"/>
+              </w:rPr>
+              <w:t xml:space="preserve">2</w:t>
+            </w:r>
+          </w:p>
+        </w:tc>
+        <w:tc>
+          <w:tcPr>
+            <w:tcW w:type="dxa" w:w="3526"/>
+            <w:tcBorders>
+              <w:top w:val="single" w:color="C6CCB4" w:sz="4"/>
+              <w:left w:val="single" w:color="C6CCB4" w:sz="4"/>
+              <w:bottom w:val="single" w:color="C6CCB4" w:sz="4"/>
+              <w:right w:val="single" w:color="C6CCB4" w:sz="4"/>
+            </w:tcBorders>
+            <w:tcMar>
+              <w:top w:type="dxa" w:w="60"/>
+              <w:left w:type="dxa" w:w="100"/>
+              <w:bottom w:type="dxa" w:w="60"/>
+              <w:right w:type="dxa" w:w="100"/>
+            </w:tcMar>
+          </w:tcPr>
+          <w:p>
+            <w:pPr>
+              <w:spacing w:after="0" w:line="260"/>
+            </w:pPr>
+            <w:r>
+              <w:rPr>
+                <w:b w:val="false"/>
+                <w:bCs w:val="false"/>
+                <w:sz w:val="19"/>
+                <w:szCs w:val="19"/>
+              </w:rPr>
+              <w:t xml:space="preserve">13,3% cada una · 66,7% en total</w:t>
+            </w:r>
+          </w:p>
+        </w:tc>
+      </w:tr>
+      <w:tr>
+        <w:tc>
+          <w:tcPr>
+            <w:tcW w:type="dxa" w:w="2600"/>
+            <w:tcBorders>
+              <w:top w:val="single" w:color="C6CCB4" w:sz="4"/>
+              <w:left w:val="single" w:color="C6CCB4" w:sz="4"/>
+              <w:bottom w:val="single" w:color="C6CCB4" w:sz="4"/>
+              <w:right w:val="single" w:color="C6CCB4" w:sz="4"/>
+            </w:tcBorders>
+            <w:tcMar>
+              <w:top w:type="dxa" w:w="60"/>
+              <w:left w:type="dxa" w:w="100"/>
+              <w:bottom w:type="dxa" w:w="60"/>
+              <w:right w:type="dxa" w:w="100"/>
+            </w:tcMar>
+          </w:tcPr>
+          <w:p>
+            <w:pPr>
+              <w:spacing w:after="0" w:line="260"/>
+            </w:pPr>
+            <w:r>
+              <w:rPr>
+                <w:b w:val="false"/>
+                <w:bCs w:val="false"/>
+                <w:sz w:val="19"/>
+                <w:szCs w:val="19"/>
+              </w:rPr>
+              <w:t xml:space="preserve">Percepción o actitud general</w:t>
+            </w:r>
+          </w:p>
+        </w:tc>
+        <w:tc>
+          <w:tcPr>
+            <w:tcW w:type="dxa" w:w="2000"/>
+            <w:tcBorders>
+              <w:top w:val="single" w:color="C6CCB4" w:sz="4"/>
+              <w:left w:val="single" w:color="C6CCB4" w:sz="4"/>
+              <w:bottom w:val="single" w:color="C6CCB4" w:sz="4"/>
+              <w:right w:val="single" w:color="C6CCB4" w:sz="4"/>
+            </w:tcBorders>
+            <w:tcMar>
+              <w:top w:type="dxa" w:w="60"/>
+              <w:left w:type="dxa" w:w="100"/>
+              <w:bottom w:type="dxa" w:w="60"/>
+              <w:right w:type="dxa" w:w="100"/>
+            </w:tcMar>
+          </w:tcPr>
+          <w:p>
+            <w:pPr>
+              <w:spacing w:after="0" w:line="260"/>
+            </w:pPr>
+            <w:r>
+              <w:rPr>
+                <w:b w:val="false"/>
+                <w:bCs w:val="false"/>
+                <w:sz w:val="19"/>
+                <w:szCs w:val="19"/>
+              </w:rPr>
+              <w:t xml:space="preserve">1, 2, 3, 6 y 8</w:t>
+            </w:r>
+          </w:p>
+        </w:tc>
+        <w:tc>
+          <w:tcPr>
+            <w:tcW w:type="dxa" w:w="900"/>
+            <w:tcBorders>
+              <w:top w:val="single" w:color="C6CCB4" w:sz="4"/>
+              <w:left w:val="single" w:color="C6CCB4" w:sz="4"/>
+              <w:bottom w:val="single" w:color="C6CCB4" w:sz="4"/>
+              <w:right w:val="single" w:color="C6CCB4" w:sz="4"/>
+            </w:tcBorders>
+            <w:tcMar>
+              <w:top w:type="dxa" w:w="60"/>
+              <w:left w:type="dxa" w:w="100"/>
+              <w:bottom w:type="dxa" w:w="60"/>
+              <w:right w:type="dxa" w:w="100"/>
+            </w:tcMar>
+          </w:tcPr>
+          <w:p>
+            <w:pPr>
+              <w:spacing w:after="0" w:line="260"/>
+            </w:pPr>
+            <w:r>
+              <w:rPr>
+                <w:b w:val="false"/>
+                <w:bCs w:val="false"/>
+                <w:sz w:val="19"/>
+                <w:szCs w:val="19"/>
+              </w:rPr>
+              <w:t xml:space="preserve">1</w:t>
+            </w:r>
+          </w:p>
+        </w:tc>
+        <w:tc>
+          <w:tcPr>
+            <w:tcW w:type="dxa" w:w="3526"/>
+            <w:tcBorders>
+              <w:top w:val="single" w:color="C6CCB4" w:sz="4"/>
+              <w:left w:val="single" w:color="C6CCB4" w:sz="4"/>
+              <w:bottom w:val="single" w:color="C6CCB4" w:sz="4"/>
+              <w:right w:val="single" w:color="C6CCB4" w:sz="4"/>
+            </w:tcBorders>
+            <w:tcMar>
+              <w:top w:type="dxa" w:w="60"/>
+              <w:left w:type="dxa" w:w="100"/>
+              <w:bottom w:type="dxa" w:w="60"/>
+              <w:right w:type="dxa" w:w="100"/>
+            </w:tcMar>
+          </w:tcPr>
+          <w:p>
+            <w:pPr>
+              <w:spacing w:after="0" w:line="260"/>
+            </w:pPr>
+            <w:r>
+              <w:rPr>
+                <w:b w:val="false"/>
+                <w:bCs w:val="false"/>
+                <w:sz w:val="19"/>
+                <w:szCs w:val="19"/>
+              </w:rPr>
+              <w:t xml:space="preserve">6,7% cada una · 33,3% en total</w:t>
+            </w:r>
+          </w:p>
+        </w:tc>
+      </w:tr>
+    </w:tbl>
+    <w:p>
+      <w:pPr>
+        <w:spacing w:after="80"/>
+      </w:pPr>
+    </w:p>
+    <w:p>
+      <w:pPr>
+        <w:spacing w:after="120" w:line="300"/>
+      </w:pPr>
+      <w:r>
+        <w:t xml:space="preserve">Fundamentos:</w:t>
+      </w:r>
+    </w:p>
+    <w:p>
+      <w:pPr>
+        <w:pStyle w:val="ListParagraph"/>
+        <w:numPr>
+          <w:ilvl w:val="0"/>
+          <w:numId w:val="2"/>
+        </w:numPr>
+        <w:spacing w:after="60" w:line="290"/>
+      </w:pPr>
+      <w:r>
+        <w:t xml:space="preserve">Guillemette, Finke y Gilliam (2012) encontraron que las preguntas de aversión a la pérdida y la conducta de riesgo asumida en el pasado explican mejor la asignación real de los portafolios que las preguntas teóricas o de actitud general.</w:t>
+      </w:r>
+    </w:p>
+    <w:p>
+      <w:pPr>
+        <w:pStyle w:val="ListParagraph"/>
+        <w:numPr>
+          <w:ilvl w:val="0"/>
+          <w:numId w:val="2"/>
+        </w:numPr>
+        <w:spacing w:after="60" w:line="290"/>
+      </w:pPr>
+      <w:r>
+        <w:t xml:space="preserve">Klement (2015) documenta que la conducta pasada informa más que las respuestas hipotéticas generales, y que los cuestionarios con pesos iguales no reconocen que las preguntas tienen distinta importancia (con base en el relevamiento de Rice, 2005).</w:t>
+      </w:r>
+    </w:p>
+    <w:p>
+      <w:pPr>
+        <w:pStyle w:val="ListParagraph"/>
+        <w:numPr>
+          <w:ilvl w:val="0"/>
+          <w:numId w:val="2"/>
+        </w:numPr>
+        <w:spacing w:after="60" w:line="290"/>
+      </w:pPr>
+      <w:r>
+        <w:t xml:space="preserve">La simulación de la sección 15 muestra que el peso 2:1 mejora la clasificación cuando las preguntas de conducta son más precisas, que es lo que indica la evidencia. Si todas fueran igual de precisas, el costo sería de un punto porcentual. Los pesos se recalibrarán con datos reales (sección 15.4).</w:t>
+      </w:r>
+    </w:p>
+    <w:p>
+      <w:pPr>
+        <w:pStyle w:val="Heading2"/>
+      </w:pPr>
+      <w:r>
+        <w:t xml:space="preserve">4.5 Disposición, subescalas y cortes</w:t>
       </w:r>
     </w:p>
     <w:p>
@@ -4260,7 +5378,7 @@
           <w:sz w:val="19"/>
           <w:szCs w:val="19"/>
         </w:rPr>
-        <w:t xml:space="preserve">Apetito = promedio(Q3, Q6, Q7, Q8)</w:t>
+        <w:t xml:space="preserve">Disposición = Σ (peso_i × puntaje_i) / Σ peso_i        (diez preguntas; «No aplica» fuera)</w:t>
       </w:r>
     </w:p>
     <w:p>
@@ -4276,7 +5394,23 @@
           <w:sz w:val="19"/>
           <w:szCs w:val="19"/>
         </w:rPr>
-        <w:t xml:space="preserve">Disposición = (Tolerancia + Apetito) / 2</w:t>
+        <w:t xml:space="preserve">Tolerancia = mismo promedio ponderado sobre Q1, Q2, Q4, Q5 y Q9</w:t>
+      </w:r>
+    </w:p>
+    <w:p>
+      <w:pPr>
+        <w:shd w:fill="F4F5EE" w:color="auto" w:val="clear"/>
+        <w:spacing w:after="120" w:before="60"/>
+        <w:ind w:left="360"/>
+      </w:pPr>
+      <w:r>
+        <w:rPr>
+          <w:rFonts w:ascii="Consolas" w:cs="Consolas" w:eastAsia="Consolas" w:hAnsi="Consolas"/>
+          <w:color w:val="2B3014"/>
+          <w:sz w:val="19"/>
+          <w:szCs w:val="19"/>
+        </w:rPr>
+        <w:t xml:space="preserve">Apetito = mismo promedio ponderado sobre Q3, Q6, Q7, Q8 y Q10</w:t>
       </w:r>
     </w:p>
     <w:p>
@@ -4284,7 +5418,7 @@
         <w:spacing w:after="120" w:line="300"/>
       </w:pPr>
       <w:r>
-        <w:t xml:space="preserve">Nivel de la disposición: menor que 4, conservador; de 4 a 7, moderado; mayor que 7, agresivo.</w:t>
+        <w:t xml:space="preserve">El perfil según la disposición usa cortes simétricos: conservador por debajo de 3,33, moderado entre 3,33 y 6,67, y agresivo desde 6,67. Hay tres carteras modelo y la escala es lineal; sin datos de clientes, la partición en tercios iguales no favorece a ningún perfil. Con el esquema anterior (cortes en 4 y 7), el tramo conservador era más ancho que el agresivo y la clasificación se cargaba hacia conservador (sección 15.1). Los cortes se recalibrarán con la distribución real de los clientes (normalización), como se hace con las escalas validadas.</w:t>
       </w:r>
     </w:p>
     <w:p>
@@ -4292,7 +5426,7 @@
         <w:pStyle w:val="Heading2"/>
       </w:pPr>
       <w:r>
-        <w:t xml:space="preserve">4.3 Capacidad financiera</w:t>
+        <w:t xml:space="preserve">4.6 Capacidad financiera</w:t>
       </w:r>
     </w:p>
     <w:p>
@@ -4300,7 +5434,7 @@
         <w:spacing w:after="120" w:line="300"/>
       </w:pPr>
       <w:r>
-        <w:t xml:space="preserve">Promedio simple de los componentes disponibles, cada uno en escala de 0 a 10:</w:t>
+        <w:t xml:space="preserve">Promedio simple de los componentes disponibles, en la misma escala lineal de 0 a 10:</w:t>
       </w:r>
     </w:p>
     <w:tbl>
@@ -4453,7 +5587,7 @@
                 <w:sz w:val="19"/>
                 <w:szCs w:val="19"/>
               </w:rPr>
-              <w:t xml:space="preserve">Tramos</w:t>
+              <w:t xml:space="preserve">Puntaje</w:t>
             </w:r>
           </w:p>
         </w:tc>
@@ -4579,7 +5713,7 @@
                 <w:sz w:val="19"/>
                 <w:szCs w:val="19"/>
               </w:rPr>
-              <w:t xml:space="preserve">Menos de 5 años 0 · 5 a 9 años 3 · 10 a 14 años 7 · 15 o más 10</w:t>
+              <w:t xml:space="preserve">Menos de 5 años 0 · 5 a 9 años 3,33 · 10 a 14 años 6,67 · 15 o más 10</w:t>
             </w:r>
           </w:p>
         </w:tc>
@@ -4705,7 +5839,7 @@
                 <w:sz w:val="19"/>
                 <w:szCs w:val="19"/>
               </w:rPr>
-              <w:t xml:space="preserve">0 · 3 · 7 · 10 según la respuesta</w:t>
+              <w:t xml:space="preserve">Escala lineal de la respuesta</w:t>
             </w:r>
           </w:p>
         </w:tc>
@@ -4831,7 +5965,7 @@
                 <w:sz w:val="19"/>
                 <w:szCs w:val="19"/>
               </w:rPr>
-              <w:t xml:space="preserve">4 o más 0 · 3 → 3 · 1 o 2 → 7 · ninguno 10</w:t>
+              <w:t xml:space="preserve">4 o más 0 · 3 → 3,33 · 1 o 2 → 6,67 · ninguno 10</w:t>
             </w:r>
           </w:p>
         </w:tc>
@@ -4957,7 +6091,7 @@
                 <w:sz w:val="19"/>
                 <w:szCs w:val="19"/>
               </w:rPr>
-              <w:t xml:space="preserve">Prácticamente todo 0 · Más de la mitad 3 · Entre un cuarto y la mitad 7 · Menos de un cuarto 10</w:t>
+              <w:t xml:space="preserve">Escala lineal de la respuesta</w:t>
             </w:r>
           </w:p>
         </w:tc>
@@ -4970,10 +6104,74 @@
     </w:p>
     <w:p>
       <w:pPr>
+        <w:spacing w:after="120" w:line="300"/>
+      </w:pPr>
+      <w:r>
+        <w:t xml:space="preserve">El nivel de capacidad usa los mismos cortes de 3,33 y 6,67.</w:t>
+      </w:r>
+    </w:p>
+    <w:p>
+      <w:pPr>
         <w:pStyle w:val="Heading2"/>
       </w:pPr>
       <w:r>
-        <w:t xml:space="preserve">4.4 Asignación del perfil</w:t>
+        <w:t xml:space="preserve">4.7 Conocimiento y experiencia</w:t>
+      </w:r>
+    </w:p>
+    <w:p>
+      <w:pPr>
+        <w:spacing w:after="120" w:line="300"/>
+      </w:pPr>
+      <w:r>
+        <w:t xml:space="preserve">Se mide con una pregunta de la página 2: ninguno (0), limitado (3,33), bueno (6,67) o extenso (10). Funciona como techo: sin conocimiento, el perfil no supera conservador; con conocimiento limitado, no supera moderado.</w:t>
+      </w:r>
+    </w:p>
+    <w:p>
+      <w:pPr>
+        <w:pStyle w:val="Heading2"/>
+      </w:pPr>
+      <w:r>
+        <w:t xml:space="preserve">4.8 Asignación del perfil</w:t>
+      </w:r>
+    </w:p>
+    <w:p>
+      <w:pPr>
+        <w:shd w:fill="F4F5EE" w:color="auto" w:val="clear"/>
+        <w:spacing w:after="120" w:before="60"/>
+        <w:ind w:left="360"/>
+      </w:pPr>
+      <w:r>
+        <w:rPr>
+          <w:rFonts w:ascii="Consolas" w:cs="Consolas" w:eastAsia="Consolas" w:hAnsi="Consolas"/>
+          <w:color w:val="2B3014"/>
+          <w:sz w:val="19"/>
+          <w:szCs w:val="19"/>
+        </w:rPr>
+        <w:t xml:space="preserve">Perfil = mínimo(nivel de la disposición, nivel de la capacidad, techo del conocimiento)</w:t>
+      </w:r>
+    </w:p>
+    <w:p>
+      <w:pPr>
+        <w:spacing w:after="120" w:line="300"/>
+      </w:pPr>
+      <w:r>
+        <w:t xml:space="preserve">El panel y el Excel indican el factor limitante cuando la capacidad o el conocimiento bajaron el perfil.</w:t>
+      </w:r>
+    </w:p>
+    <w:p>
+      <w:pPr>
+        <w:pStyle w:val="Heading2"/>
+      </w:pPr>
+      <w:r>
+        <w:t xml:space="preserve">4.9 Zona de frontera y consistencia</w:t>
+      </w:r>
+    </w:p>
+    <w:p>
+      <w:pPr>
+        <w:spacing w:after="120" w:line="300"/>
+      </w:pPr>
+      <w:r>
+        <w:t xml:space="preserve">La literatura sobre clasificación con puntajes muestra que los errores se concentran cerca de los cortes (Livingston y Lewis, 1995). Por eso el sistema emite dos avisos que no cambian el cálculo, pero piden la intervención del asesor:</w:t>
       </w:r>
     </w:p>
     <w:p>
@@ -4986,7 +6184,14 @@
         <w:spacing w:after="60" w:line="290"/>
       </w:pPr>
       <w:r>
-        <w:t xml:space="preserve">Se parte del nivel de la disposición.</w:t>
+        <w:rPr>
+          <w:b/>
+          <w:bCs/>
+        </w:rPr>
+        <w:t xml:space="preserve">Zona de frontera. </w:t>
+      </w:r>
+      <w:r>
+        <w:t xml:space="preserve">Si la disposición está a menos de 0,75 puntos de un corte, el perfil se confirma con el cliente. Según la simulación, esto ocurre en alrededor de un tercio de los casos, y fuera de esa zona el acierto es de 95% (sección 15.3).</w:t>
       </w:r>
     </w:p>
     <w:p>
@@ -4999,33 +6204,14 @@
         <w:spacing w:after="60" w:line="290"/>
       </w:pPr>
       <w:r>
-        <w:t xml:space="preserve">Si el nivel de la capacidad (mismos umbrales 4 y 7) es menor, el perfil baja a ese nivel.</w:t>
-      </w:r>
-    </w:p>
-    <w:p>
-      <w:pPr>
-        <w:pStyle w:val="ListParagraph"/>
-        <w:numPr>
-          <w:ilvl w:val="0"/>
-          <w:numId w:val="2"/>
-        </w:numPr>
-        <w:spacing w:after="60" w:line="290"/>
-      </w:pPr>
-      <w:r>
-        <w:t xml:space="preserve">Conocimiento: con 0 el techo es conservador; con 3 o menos, moderado; con más de 3, no limita.</w:t>
-      </w:r>
-    </w:p>
-    <w:p>
-      <w:pPr>
-        <w:pStyle w:val="ListParagraph"/>
-        <w:numPr>
-          <w:ilvl w:val="0"/>
-          <w:numId w:val="2"/>
-        </w:numPr>
-        <w:spacing w:after="60" w:line="290"/>
-      </w:pPr>
-      <w:r>
-        <w:t xml:space="preserve">El panel y el Excel indican el factor limitante cuando la capacidad o el conocimiento bajaron el perfil.</w:t>
+        <w:rPr>
+          <w:b/>
+          <w:bCs/>
+        </w:rPr>
+        <w:t xml:space="preserve">Consistencia. </w:t>
+      </w:r>
+      <w:r>
+        <w:t xml:space="preserve">Si la desviación estándar ponderada de las respuestas, en escala de 0 a 1, supera 0,30, las respuestas se contradicen y el promedio puede no representar al cliente. La FSA (2011, sección 3.19) recomienda identificar y resolver estos conflictos en vez de promediarlos.</w:t>
       </w:r>
     </w:p>
     <w:p>
@@ -5033,7 +6219,7 @@
         <w:pStyle w:val="Heading2"/>
       </w:pPr>
       <w:r>
-        <w:t xml:space="preserve">4.5 Puntaje del cliente</w:t>
+        <w:t xml:space="preserve">4.10 Puntaje del cliente</w:t>
       </w:r>
     </w:p>
     <w:p>
@@ -5057,7 +6243,7 @@
         <w:spacing w:after="120" w:line="300"/>
       </w:pPr>
       <w:r>
-        <w:t xml:space="preserve">El puntaje resume el atractivo del cliente para la firma; no interviene en la asignación del perfil. Se muestra en el panel, en el Excel y en la primera página de la ficha PDF, junto con la posición del cliente.</w:t>
+        <w:t xml:space="preserve">El puntaje resume el atractivo del cliente para la firma; no interviene en la asignación del perfil.</w:t>
       </w:r>
     </w:p>
     <w:p>
@@ -5065,7 +6251,7 @@
         <w:pStyle w:val="Heading2"/>
       </w:pPr>
       <w:r>
-        <w:t xml:space="preserve">4.6 Matriz de posición</w:t>
+        <w:t xml:space="preserve">4.11 Matriz de posición</w:t>
       </w:r>
     </w:p>
     <w:p>
@@ -5073,7 +6259,7 @@
         <w:spacing w:after="120" w:line="300"/>
       </w:pPr>
       <w:r>
-        <w:t xml:space="preserve">La matriz ubica al cliente en un plano de tolerancia (eje X) contra apetito (eje Y), dividido en cuatro cuadrantes en el punto 5. Es una representación visual; el perfil asignado se calcula como se describe en 4.2 a 4.4.</w:t>
+        <w:t xml:space="preserve">La matriz ubica al cliente según su tolerancia (eje X) y su apetito (eje Y). Como la disposición es el promedio ponderado de ambas subescalas, los perfiles forman franjas diagonales separadas por las líneas de corte, y el punto del cliente cae siempre en la franja de su disposición. Esto corrige la inconsistencia de la matriz anterior, cuyos cuadrantes divididos en 5 contradecían el perfil en cerca de un tercio de los casos.</w:t>
       </w:r>
     </w:p>
     <w:p>
@@ -5081,7 +6267,7 @@
         <w:pStyle w:val="Heading2"/>
       </w:pPr>
       <w:r>
-        <w:t xml:space="preserve">4.7 Avisos al asesor</w:t>
+        <w:t xml:space="preserve">4.12 Avisos al asesor</w:t>
       </w:r>
     </w:p>
     <w:p>
@@ -5089,7 +6275,22 @@
         <w:spacing w:after="120" w:line="300"/>
       </w:pPr>
       <w:r>
-        <w:t xml:space="preserve">El panel señala, sin alterar el cálculo: tolerancia y apetito separados por 3 puntos o más; aceptación de una caída profunda (Q6 ≥ 8) con poca paciencia (Q9 ≤ 3); primer retiro más de 5 años antes del retiro laboral; cliente ya retirado; ROP, FCL, metas o retiros extraordinarios fuera del horizonte; pregunta Q4 marcada como no aplica; perfil limitado por capacidad o conocimiento; y, en instituciones, capital mínimo superior al capital inicial.</w:t>
+        <w:t xml:space="preserve">Además de la frontera y la consistencia, el panel señala: tolerancia y apetito separados por 3 puntos o más; aceptación de pérdidas de 12% o más (Q6 ≥ 7,5) con reducción de la exposición después de un año malo (Q9 ≤ 2,5); pregunta 7 marcada como «No aplica»; perfil limitado por capacidad o conocimiento; respuestas con la escala anterior, convertidas a la escala lineal; y los avisos de la planificación (retiros, metas y fondos fuera del horizonte).</w:t>
+      </w:r>
+    </w:p>
+    <w:p>
+      <w:pPr>
+        <w:spacing w:after="120" w:line="300"/>
+      </w:pPr>
+      <w:r>
+        <w:rPr>
+          <w:b/>
+          <w:bCs/>
+        </w:rPr>
+        <w:t xml:space="preserve">Registros anteriores. </w:t>
+      </w:r>
+      <w:r>
+        <w:t xml:space="preserve">Los cuestionarios respondidos con la escala anterior se convierten a la escala lineal por la posición de la respuesta. Así, todos los clientes se miden con la misma regla.</w:t>
       </w:r>
     </w:p>
     <w:p>
@@ -12087,6 +13288,70 @@
                 <w:sz w:val="19"/>
                 <w:szCs w:val="19"/>
               </w:rPr>
+              <w:t xml:space="preserve">Respuestas del cliente</w:t>
+            </w:r>
+          </w:p>
+        </w:tc>
+        <w:tc>
+          <w:tcPr>
+            <w:tcW w:type="dxa" w:w="6326"/>
+            <w:tcBorders>
+              <w:top w:val="single" w:color="C6CCB4" w:sz="4"/>
+              <w:left w:val="single" w:color="C6CCB4" w:sz="4"/>
+              <w:bottom w:val="single" w:color="C6CCB4" w:sz="4"/>
+              <w:right w:val="single" w:color="C6CCB4" w:sz="4"/>
+            </w:tcBorders>
+            <w:tcMar>
+              <w:top w:type="dxa" w:w="60"/>
+              <w:left w:type="dxa" w:w="100"/>
+              <w:bottom w:type="dxa" w:w="60"/>
+              <w:right w:type="dxa" w:w="100"/>
+            </w:tcMar>
+          </w:tcPr>
+          <w:p>
+            <w:pPr>
+              <w:spacing w:after="0" w:line="260"/>
+            </w:pPr>
+            <w:r>
+              <w:rPr>
+                <w:b w:val="false"/>
+                <w:bCs w:val="false"/>
+                <w:sz w:val="19"/>
+                <w:szCs w:val="19"/>
+              </w:rPr>
+              <w:t xml:space="preserve">Tercera pestaña del detalle de cada cliente, con dos secciones plegadas que se abren al hacer clic: perfil de riesgo y planificación. La primera muestra el resumen de las cuatro dimensiones (25% cada una), cada respuesta con su puntaje, peso y aporte, y los componentes de la capacidad. La segunda muestra cada respuesta de planificación con su uso en el modelo. Cada sección se descarga en un Excel propio, independiente del Excel del modelo.</w:t>
+            </w:r>
+          </w:p>
+        </w:tc>
+      </w:tr>
+      <w:tr>
+        <w:tc>
+          <w:tcPr>
+            <w:tcW w:type="dxa" w:w="2700"/>
+            <w:tcBorders>
+              <w:top w:val="single" w:color="C6CCB4" w:sz="4"/>
+              <w:left w:val="single" w:color="C6CCB4" w:sz="4"/>
+              <w:bottom w:val="single" w:color="C6CCB4" w:sz="4"/>
+              <w:right w:val="single" w:color="C6CCB4" w:sz="4"/>
+            </w:tcBorders>
+            <w:tcMar>
+              <w:top w:type="dxa" w:w="60"/>
+              <w:left w:type="dxa" w:w="100"/>
+              <w:bottom w:type="dxa" w:w="60"/>
+              <w:right w:type="dxa" w:w="100"/>
+            </w:tcMar>
+          </w:tcPr>
+          <w:p>
+            <w:pPr>
+              <w:spacing w:after="0" w:line="260"/>
+            </w:pPr>
+            <w:r>
+              <w:rPr>
+                <w:b w:val="false"/>
+                <w:bCs w:val="false"/>
+                <w:sz w:val="19"/>
+                <w:szCs w:val="19"/>
+              </w:rPr>
               <w:t xml:space="preserve">Excel de familias y personas (plantilla_familias.xlsx)</w:t>
             </w:r>
           </w:p>
@@ -13974,10 +15239,10 @@
           <w:b/>
           <w:bCs/>
         </w:rPr>
-        <w:t xml:space="preserve">Matriz de posición. </w:t>
-      </w:r>
-      <w:r>
-        <w:t xml:space="preserve">Los cuadrantes se dividen en 5 y rotulan el perfil de su centro, mientras que el perfil se asigna con los umbrales 4 y 7 sobre la disposición. En alrededor de un tercio de las combinaciones de respuestas, el cuadrante del cliente muestra un perfil distinto del asignado. Queda pendiente decidir entre alinear la matriz con los umbrales o asignar el perfil por cuadrante.</w:t>
+        <w:t xml:space="preserve">Medición por cuestionario. </w:t>
+      </w:r>
+      <w:r>
+        <w:t xml:space="preserve">Aun con la metodología v2, un cuestionario de autoevaluación tiene un límite de precisión. La zona de frontera traslada al asesor los casos dudosos; la validación con clientes reales (sección 15.4) está pendiente.</w:t>
       </w:r>
     </w:p>
     <w:p>
@@ -14118,6 +15383,1314 @@
       </w:r>
       <w:r>
         <w:t xml:space="preserve">Durante el piloto, el repositorio es público y solo debe contener datos ficticios hasta la migración a Azure.</w:t>
+      </w:r>
+    </w:p>
+    <w:p>
+      <w:pPr>
+        <w:pStyle w:val="Heading1"/>
+      </w:pPr>
+      <w:r>
+        <w:t xml:space="preserve">15. Fundamentos y validación de la metodología del perfil</w:t>
+      </w:r>
+    </w:p>
+    <w:p>
+      <w:pPr>
+        <w:pStyle w:val="Heading2"/>
+      </w:pPr>
+      <w:r>
+        <w:t xml:space="preserve">15.1 Diagnóstico del esquema anterior</w:t>
+      </w:r>
+    </w:p>
+    <w:p>
+      <w:pPr>
+        <w:spacing w:after="120" w:line="300"/>
+      </w:pPr>
+      <w:r>
+        <w:t xml:space="preserve">Se simularon 200 000 clientes con un perfil verdadero conocido (actitud de riesgo uniforme entre 0 y 1, dividida en tercios) que responden con error aleatorio. Con el esquema anterior:</w:t>
+      </w:r>
+    </w:p>
+    <w:p>
+      <w:pPr>
+        <w:pStyle w:val="ListParagraph"/>
+        <w:numPr>
+          <w:ilvl w:val="0"/>
+          <w:numId w:val="2"/>
+        </w:numPr>
+        <w:spacing w:after="60" w:line="290"/>
+      </w:pPr>
+      <w:r>
+        <w:t xml:space="preserve">Entre 24% y 30% de los moderados verdaderos resultaron conservadores, y entre 13% y 24% de los agresivos, moderados.</w:t>
+      </w:r>
+    </w:p>
+    <w:p>
+      <w:pPr>
+        <w:pStyle w:val="ListParagraph"/>
+        <w:numPr>
+          <w:ilvl w:val="0"/>
+          <w:numId w:val="2"/>
+        </w:numPr>
+        <w:spacing w:after="60" w:line="290"/>
+      </w:pPr>
+      <w:r>
+        <w:t xml:space="preserve">Con respuestas variadas o al azar, solo 3% llegaba a agresivo: el tramo conservador (0 a 4) era más ancho que el agresivo (7 a 10).</w:t>
+      </w:r>
+    </w:p>
+    <w:p>
+      <w:pPr>
+        <w:pStyle w:val="ListParagraph"/>
+        <w:numPr>
+          <w:ilvl w:val="0"/>
+          <w:numId w:val="2"/>
+        </w:numPr>
+        <w:spacing w:after="60" w:line="290"/>
+      </w:pPr>
+      <w:r>
+        <w:t xml:space="preserve">La antigua pregunta 10, tratada como conocimiento, tenía poder de veto sobre las otras nueve respuestas.</w:t>
+      </w:r>
+    </w:p>
+    <w:p>
+      <w:pPr>
+        <w:pStyle w:val="ListParagraph"/>
+        <w:numPr>
+          <w:ilvl w:val="0"/>
+          <w:numId w:val="2"/>
+        </w:numPr>
+        <w:spacing w:after="60" w:line="290"/>
+      </w:pPr>
+      <w:r>
+        <w:t xml:space="preserve">El acierto global fue de 79% a 86%, según el nivel de error de respuesta.</w:t>
+      </w:r>
+    </w:p>
+    <w:p>
+      <w:pPr>
+        <w:pStyle w:val="Heading2"/>
+      </w:pPr>
+      <w:r>
+        <w:t xml:space="preserve">15.2 Diseño de la validación</w:t>
+      </w:r>
+    </w:p>
+    <w:p>
+      <w:pPr>
+        <w:spacing w:after="120" w:line="300"/>
+      </w:pPr>
+      <w:r>
+        <w:t xml:space="preserve">Cada cliente simulado tiene una actitud verdadera θ entre 0 y 1. Para cada pregunta elige la opción más cercana a θ × (opciones − 1) más un error normal. El error es de 0,6 opciones en las preguntas de conducta y de 1,1 en las de percepción, en línea con la evidencia de que las de conducta predicen mejor (Guillemette et al., 2012). Se mide el acierto: la proporción de clientes cuyo perfil asignado coincide con el verdadero. Es la medida de precisión de clasificación de Livingston y Lewis (1995).</w:t>
+      </w:r>
+    </w:p>
+    <w:tbl>
+      <w:tblPr>
+        <w:tblW w:type="dxa" w:w="9026"/>
+        <w:tblBorders>
+          <w:top w:val="single" w:color="auto" w:sz="4"/>
+          <w:left w:val="single" w:color="auto" w:sz="4"/>
+          <w:bottom w:val="single" w:color="auto" w:sz="4"/>
+          <w:right w:val="single" w:color="auto" w:sz="4"/>
+          <w:insideH w:val="single" w:color="auto" w:sz="4"/>
+          <w:insideV w:val="single" w:color="auto" w:sz="4"/>
+        </w:tblBorders>
+      </w:tblPr>
+      <w:tblGrid>
+        <w:gridCol w:w="4626"/>
+        <w:gridCol w:w="2200"/>
+        <w:gridCol w:w="2200"/>
+      </w:tblGrid>
+      <w:tr>
+        <w:trPr>
+          <w:tblHeader/>
+        </w:trPr>
+        <w:tc>
+          <w:tcPr>
+            <w:tcW w:type="dxa" w:w="4626"/>
+            <w:tcBorders>
+              <w:top w:val="single" w:color="C6CCB4" w:sz="4"/>
+              <w:left w:val="single" w:color="C6CCB4" w:sz="4"/>
+              <w:bottom w:val="single" w:color="C6CCB4" w:sz="4"/>
+              <w:right w:val="single" w:color="C6CCB4" w:sz="4"/>
+            </w:tcBorders>
+            <w:shd w:fill="2B3014" w:color="auto" w:val="clear"/>
+            <w:tcMar>
+              <w:top w:type="dxa" w:w="60"/>
+              <w:left w:type="dxa" w:w="100"/>
+              <w:bottom w:type="dxa" w:w="60"/>
+              <w:right w:type="dxa" w:w="100"/>
+            </w:tcMar>
+          </w:tcPr>
+          <w:p>
+            <w:pPr>
+              <w:spacing w:after="0" w:line="260"/>
+            </w:pPr>
+            <w:r>
+              <w:rPr>
+                <w:b/>
+                <w:bCs/>
+                <w:color w:val="FFFFFF"/>
+                <w:sz w:val="19"/>
+                <w:szCs w:val="19"/>
+              </w:rPr>
+              <w:t xml:space="preserve">Escenario</w:t>
+            </w:r>
+          </w:p>
+        </w:tc>
+        <w:tc>
+          <w:tcPr>
+            <w:tcW w:type="dxa" w:w="2200"/>
+            <w:tcBorders>
+              <w:top w:val="single" w:color="C6CCB4" w:sz="4"/>
+              <w:left w:val="single" w:color="C6CCB4" w:sz="4"/>
+              <w:bottom w:val="single" w:color="C6CCB4" w:sz="4"/>
+              <w:right w:val="single" w:color="C6CCB4" w:sz="4"/>
+            </w:tcBorders>
+            <w:shd w:fill="2B3014" w:color="auto" w:val="clear"/>
+            <w:tcMar>
+              <w:top w:type="dxa" w:w="60"/>
+              <w:left w:type="dxa" w:w="100"/>
+              <w:bottom w:type="dxa" w:w="60"/>
+              <w:right w:type="dxa" w:w="100"/>
+            </w:tcMar>
+          </w:tcPr>
+          <w:p>
+            <w:pPr>
+              <w:spacing w:after="0" w:line="260"/>
+            </w:pPr>
+            <w:r>
+              <w:rPr>
+                <w:b/>
+                <w:bCs/>
+                <w:color w:val="FFFFFF"/>
+                <w:sz w:val="19"/>
+                <w:szCs w:val="19"/>
+              </w:rPr>
+              <w:t xml:space="preserve">Pesos iguales</w:t>
+            </w:r>
+          </w:p>
+        </w:tc>
+        <w:tc>
+          <w:tcPr>
+            <w:tcW w:type="dxa" w:w="2200"/>
+            <w:tcBorders>
+              <w:top w:val="single" w:color="C6CCB4" w:sz="4"/>
+              <w:left w:val="single" w:color="C6CCB4" w:sz="4"/>
+              <w:bottom w:val="single" w:color="C6CCB4" w:sz="4"/>
+              <w:right w:val="single" w:color="C6CCB4" w:sz="4"/>
+            </w:tcBorders>
+            <w:shd w:fill="2B3014" w:color="auto" w:val="clear"/>
+            <w:tcMar>
+              <w:top w:type="dxa" w:w="60"/>
+              <w:left w:type="dxa" w:w="100"/>
+              <w:bottom w:type="dxa" w:w="60"/>
+              <w:right w:type="dxa" w:w="100"/>
+            </w:tcMar>
+          </w:tcPr>
+          <w:p>
+            <w:pPr>
+              <w:spacing w:after="0" w:line="260"/>
+            </w:pPr>
+            <w:r>
+              <w:rPr>
+                <w:b/>
+                <w:bCs/>
+                <w:color w:val="FFFFFF"/>
+                <w:sz w:val="19"/>
+                <w:szCs w:val="19"/>
+              </w:rPr>
+              <w:t xml:space="preserve">Pesos 2:1 (adoptado)</w:t>
+            </w:r>
+          </w:p>
+        </w:tc>
+      </w:tr>
+      <w:tr>
+        <w:tc>
+          <w:tcPr>
+            <w:tcW w:type="dxa" w:w="4626"/>
+            <w:tcBorders>
+              <w:top w:val="single" w:color="C6CCB4" w:sz="4"/>
+              <w:left w:val="single" w:color="C6CCB4" w:sz="4"/>
+              <w:bottom w:val="single" w:color="C6CCB4" w:sz="4"/>
+              <w:right w:val="single" w:color="C6CCB4" w:sz="4"/>
+            </w:tcBorders>
+            <w:tcMar>
+              <w:top w:type="dxa" w:w="60"/>
+              <w:left w:type="dxa" w:w="100"/>
+              <w:bottom w:type="dxa" w:w="60"/>
+              <w:right w:type="dxa" w:w="100"/>
+            </w:tcMar>
+          </w:tcPr>
+          <w:p>
+            <w:pPr>
+              <w:spacing w:after="0" w:line="260"/>
+            </w:pPr>
+            <w:r>
+              <w:rPr>
+                <w:b w:val="false"/>
+                <w:bCs w:val="false"/>
+                <w:sz w:val="19"/>
+                <w:szCs w:val="19"/>
+              </w:rPr>
+              <w:t xml:space="preserve">Todas las preguntas con el mismo error (0,8 opciones)</w:t>
+            </w:r>
+          </w:p>
+        </w:tc>
+        <w:tc>
+          <w:tcPr>
+            <w:tcW w:type="dxa" w:w="2200"/>
+            <w:tcBorders>
+              <w:top w:val="single" w:color="C6CCB4" w:sz="4"/>
+              <w:left w:val="single" w:color="C6CCB4" w:sz="4"/>
+              <w:bottom w:val="single" w:color="C6CCB4" w:sz="4"/>
+              <w:right w:val="single" w:color="C6CCB4" w:sz="4"/>
+            </w:tcBorders>
+            <w:tcMar>
+              <w:top w:type="dxa" w:w="60"/>
+              <w:left w:type="dxa" w:w="100"/>
+              <w:bottom w:type="dxa" w:w="60"/>
+              <w:right w:type="dxa" w:w="100"/>
+            </w:tcMar>
+          </w:tcPr>
+          <w:p>
+            <w:pPr>
+              <w:spacing w:after="0" w:line="260"/>
+            </w:pPr>
+            <w:r>
+              <w:rPr>
+                <w:b w:val="false"/>
+                <w:bCs w:val="false"/>
+                <w:sz w:val="19"/>
+                <w:szCs w:val="19"/>
+              </w:rPr>
+              <w:t xml:space="preserve">85,6%</w:t>
+            </w:r>
+          </w:p>
+        </w:tc>
+        <w:tc>
+          <w:tcPr>
+            <w:tcW w:type="dxa" w:w="2200"/>
+            <w:tcBorders>
+              <w:top w:val="single" w:color="C6CCB4" w:sz="4"/>
+              <w:left w:val="single" w:color="C6CCB4" w:sz="4"/>
+              <w:bottom w:val="single" w:color="C6CCB4" w:sz="4"/>
+              <w:right w:val="single" w:color="C6CCB4" w:sz="4"/>
+            </w:tcBorders>
+            <w:tcMar>
+              <w:top w:type="dxa" w:w="60"/>
+              <w:left w:type="dxa" w:w="100"/>
+              <w:bottom w:type="dxa" w:w="60"/>
+              <w:right w:type="dxa" w:w="100"/>
+            </w:tcMar>
+          </w:tcPr>
+          <w:p>
+            <w:pPr>
+              <w:spacing w:after="0" w:line="260"/>
+            </w:pPr>
+            <w:r>
+              <w:rPr>
+                <w:b w:val="false"/>
+                <w:bCs w:val="false"/>
+                <w:sz w:val="19"/>
+                <w:szCs w:val="19"/>
+              </w:rPr>
+              <w:t xml:space="preserve">84,5%</w:t>
+            </w:r>
+          </w:p>
+        </w:tc>
+      </w:tr>
+      <w:tr>
+        <w:tc>
+          <w:tcPr>
+            <w:tcW w:type="dxa" w:w="4626"/>
+            <w:tcBorders>
+              <w:top w:val="single" w:color="C6CCB4" w:sz="4"/>
+              <w:left w:val="single" w:color="C6CCB4" w:sz="4"/>
+              <w:bottom w:val="single" w:color="C6CCB4" w:sz="4"/>
+              <w:right w:val="single" w:color="C6CCB4" w:sz="4"/>
+            </w:tcBorders>
+            <w:tcMar>
+              <w:top w:type="dxa" w:w="60"/>
+              <w:left w:type="dxa" w:w="100"/>
+              <w:bottom w:type="dxa" w:w="60"/>
+              <w:right w:type="dxa" w:w="100"/>
+            </w:tcMar>
+          </w:tcPr>
+          <w:p>
+            <w:pPr>
+              <w:spacing w:after="0" w:line="260"/>
+            </w:pPr>
+            <w:r>
+              <w:rPr>
+                <w:b w:val="false"/>
+                <w:bCs w:val="false"/>
+                <w:sz w:val="19"/>
+                <w:szCs w:val="19"/>
+              </w:rPr>
+              <w:t xml:space="preserve">Conducta más precisa que percepción (0,6 y 1,1)</w:t>
+            </w:r>
+          </w:p>
+        </w:tc>
+        <w:tc>
+          <w:tcPr>
+            <w:tcW w:type="dxa" w:w="2200"/>
+            <w:tcBorders>
+              <w:top w:val="single" w:color="C6CCB4" w:sz="4"/>
+              <w:left w:val="single" w:color="C6CCB4" w:sz="4"/>
+              <w:bottom w:val="single" w:color="C6CCB4" w:sz="4"/>
+              <w:right w:val="single" w:color="C6CCB4" w:sz="4"/>
+            </w:tcBorders>
+            <w:tcMar>
+              <w:top w:type="dxa" w:w="60"/>
+              <w:left w:type="dxa" w:w="100"/>
+              <w:bottom w:type="dxa" w:w="60"/>
+              <w:right w:type="dxa" w:w="100"/>
+            </w:tcMar>
+          </w:tcPr>
+          <w:p>
+            <w:pPr>
+              <w:spacing w:after="0" w:line="260"/>
+            </w:pPr>
+            <w:r>
+              <w:rPr>
+                <w:b w:val="false"/>
+                <w:bCs w:val="false"/>
+                <w:sz w:val="19"/>
+                <w:szCs w:val="19"/>
+              </w:rPr>
+              <w:t xml:space="preserve">84,7%</w:t>
+            </w:r>
+          </w:p>
+        </w:tc>
+        <w:tc>
+          <w:tcPr>
+            <w:tcW w:type="dxa" w:w="2200"/>
+            <w:tcBorders>
+              <w:top w:val="single" w:color="C6CCB4" w:sz="4"/>
+              <w:left w:val="single" w:color="C6CCB4" w:sz="4"/>
+              <w:bottom w:val="single" w:color="C6CCB4" w:sz="4"/>
+              <w:right w:val="single" w:color="C6CCB4" w:sz="4"/>
+            </w:tcBorders>
+            <w:tcMar>
+              <w:top w:type="dxa" w:w="60"/>
+              <w:left w:type="dxa" w:w="100"/>
+              <w:bottom w:type="dxa" w:w="60"/>
+              <w:right w:type="dxa" w:w="100"/>
+            </w:tcMar>
+          </w:tcPr>
+          <w:p>
+            <w:pPr>
+              <w:spacing w:after="0" w:line="260"/>
+            </w:pPr>
+            <w:r>
+              <w:rPr>
+                <w:b w:val="false"/>
+                <w:bCs w:val="false"/>
+                <w:sz w:val="19"/>
+                <w:szCs w:val="19"/>
+              </w:rPr>
+              <w:t xml:space="preserve">86,0%</w:t>
+            </w:r>
+          </w:p>
+        </w:tc>
+      </w:tr>
+    </w:tbl>
+    <w:p>
+      <w:pPr>
+        <w:spacing w:after="80"/>
+      </w:pPr>
+    </w:p>
+    <w:p>
+      <w:pPr>
+        <w:pStyle w:val="Heading2"/>
+      </w:pPr>
+      <w:r>
+        <w:t xml:space="preserve">15.3 ¿Es posible llegar a 95% de acierto?</w:t>
+      </w:r>
+    </w:p>
+    <w:p>
+      <w:pPr>
+        <w:spacing w:after="120" w:line="300"/>
+      </w:pPr>
+      <w:r>
+        <w:t xml:space="preserve">Con diez preguntas de autoevaluación, ninguna regla de puntuación clasifica automáticamente al 95% de todos los clientes: el límite lo fija el error de medición de las respuestas, no la fórmula. Duplicar el cuestionario a 20 preguntas eleva el acierto apenas a 89,9%. Esto concuerda con la evidencia: los cuestionarios explican una parte reducida de las decisiones reales de inversión (Klement, 2015), y los errores se concentran cerca de los cortes (Livingston y Lewis, 1995). Sí es posible llegar a 95% en los perfiles que el sistema asigna de forma automática, si los casos cercanos a un corte se resuelven con el asesor:</w:t>
+      </w:r>
+    </w:p>
+    <w:tbl>
+      <w:tblPr>
+        <w:tblW w:type="dxa" w:w="9026"/>
+        <w:tblBorders>
+          <w:top w:val="single" w:color="auto" w:sz="4"/>
+          <w:left w:val="single" w:color="auto" w:sz="4"/>
+          <w:bottom w:val="single" w:color="auto" w:sz="4"/>
+          <w:right w:val="single" w:color="auto" w:sz="4"/>
+          <w:insideH w:val="single" w:color="auto" w:sz="4"/>
+          <w:insideV w:val="single" w:color="auto" w:sz="4"/>
+        </w:tblBorders>
+      </w:tblPr>
+      <w:tblGrid>
+        <w:gridCol w:w="3000"/>
+        <w:gridCol w:w="3000"/>
+        <w:gridCol w:w="3026"/>
+      </w:tblGrid>
+      <w:tr>
+        <w:trPr>
+          <w:tblHeader/>
+        </w:trPr>
+        <w:tc>
+          <w:tcPr>
+            <w:tcW w:type="dxa" w:w="3000"/>
+            <w:tcBorders>
+              <w:top w:val="single" w:color="C6CCB4" w:sz="4"/>
+              <w:left w:val="single" w:color="C6CCB4" w:sz="4"/>
+              <w:bottom w:val="single" w:color="C6CCB4" w:sz="4"/>
+              <w:right w:val="single" w:color="C6CCB4" w:sz="4"/>
+            </w:tcBorders>
+            <w:shd w:fill="2B3014" w:color="auto" w:val="clear"/>
+            <w:tcMar>
+              <w:top w:type="dxa" w:w="60"/>
+              <w:left w:type="dxa" w:w="100"/>
+              <w:bottom w:type="dxa" w:w="60"/>
+              <w:right w:type="dxa" w:w="100"/>
+            </w:tcMar>
+          </w:tcPr>
+          <w:p>
+            <w:pPr>
+              <w:spacing w:after="0" w:line="260"/>
+            </w:pPr>
+            <w:r>
+              <w:rPr>
+                <w:b/>
+                <w:bCs/>
+                <w:color w:val="FFFFFF"/>
+                <w:sz w:val="19"/>
+                <w:szCs w:val="19"/>
+              </w:rPr>
+              <w:t xml:space="preserve">Zona de frontera</w:t>
+            </w:r>
+          </w:p>
+        </w:tc>
+        <w:tc>
+          <w:tcPr>
+            <w:tcW w:type="dxa" w:w="3000"/>
+            <w:tcBorders>
+              <w:top w:val="single" w:color="C6CCB4" w:sz="4"/>
+              <w:left w:val="single" w:color="C6CCB4" w:sz="4"/>
+              <w:bottom w:val="single" w:color="C6CCB4" w:sz="4"/>
+              <w:right w:val="single" w:color="C6CCB4" w:sz="4"/>
+            </w:tcBorders>
+            <w:shd w:fill="2B3014" w:color="auto" w:val="clear"/>
+            <w:tcMar>
+              <w:top w:type="dxa" w:w="60"/>
+              <w:left w:type="dxa" w:w="100"/>
+              <w:bottom w:type="dxa" w:w="60"/>
+              <w:right w:type="dxa" w:w="100"/>
+            </w:tcMar>
+          </w:tcPr>
+          <w:p>
+            <w:pPr>
+              <w:spacing w:after="0" w:line="260"/>
+            </w:pPr>
+            <w:r>
+              <w:rPr>
+                <w:b/>
+                <w:bCs/>
+                <w:color w:val="FFFFFF"/>
+                <w:sz w:val="19"/>
+                <w:szCs w:val="19"/>
+              </w:rPr>
+              <w:t xml:space="preserve">Casos que revisa el asesor</w:t>
+            </w:r>
+          </w:p>
+        </w:tc>
+        <w:tc>
+          <w:tcPr>
+            <w:tcW w:type="dxa" w:w="3026"/>
+            <w:tcBorders>
+              <w:top w:val="single" w:color="C6CCB4" w:sz="4"/>
+              <w:left w:val="single" w:color="C6CCB4" w:sz="4"/>
+              <w:bottom w:val="single" w:color="C6CCB4" w:sz="4"/>
+              <w:right w:val="single" w:color="C6CCB4" w:sz="4"/>
+            </w:tcBorders>
+            <w:shd w:fill="2B3014" w:color="auto" w:val="clear"/>
+            <w:tcMar>
+              <w:top w:type="dxa" w:w="60"/>
+              <w:left w:type="dxa" w:w="100"/>
+              <w:bottom w:type="dxa" w:w="60"/>
+              <w:right w:type="dxa" w:w="100"/>
+            </w:tcMar>
+          </w:tcPr>
+          <w:p>
+            <w:pPr>
+              <w:spacing w:after="0" w:line="260"/>
+            </w:pPr>
+            <w:r>
+              <w:rPr>
+                <w:b/>
+                <w:bCs/>
+                <w:color w:val="FFFFFF"/>
+                <w:sz w:val="19"/>
+                <w:szCs w:val="19"/>
+              </w:rPr>
+              <w:t xml:space="preserve">Acierto en los demás casos</w:t>
+            </w:r>
+          </w:p>
+        </w:tc>
+      </w:tr>
+      <w:tr>
+        <w:tc>
+          <w:tcPr>
+            <w:tcW w:type="dxa" w:w="3000"/>
+            <w:tcBorders>
+              <w:top w:val="single" w:color="C6CCB4" w:sz="4"/>
+              <w:left w:val="single" w:color="C6CCB4" w:sz="4"/>
+              <w:bottom w:val="single" w:color="C6CCB4" w:sz="4"/>
+              <w:right w:val="single" w:color="C6CCB4" w:sz="4"/>
+            </w:tcBorders>
+            <w:tcMar>
+              <w:top w:type="dxa" w:w="60"/>
+              <w:left w:type="dxa" w:w="100"/>
+              <w:bottom w:type="dxa" w:w="60"/>
+              <w:right w:type="dxa" w:w="100"/>
+            </w:tcMar>
+          </w:tcPr>
+          <w:p>
+            <w:pPr>
+              <w:spacing w:after="0" w:line="260"/>
+            </w:pPr>
+            <w:r>
+              <w:rPr>
+                <w:b w:val="false"/>
+                <w:bCs w:val="false"/>
+                <w:sz w:val="19"/>
+                <w:szCs w:val="19"/>
+              </w:rPr>
+              <w:t xml:space="preserve">Sin zona</w:t>
+            </w:r>
+          </w:p>
+        </w:tc>
+        <w:tc>
+          <w:tcPr>
+            <w:tcW w:type="dxa" w:w="3000"/>
+            <w:tcBorders>
+              <w:top w:val="single" w:color="C6CCB4" w:sz="4"/>
+              <w:left w:val="single" w:color="C6CCB4" w:sz="4"/>
+              <w:bottom w:val="single" w:color="C6CCB4" w:sz="4"/>
+              <w:right w:val="single" w:color="C6CCB4" w:sz="4"/>
+            </w:tcBorders>
+            <w:tcMar>
+              <w:top w:type="dxa" w:w="60"/>
+              <w:left w:type="dxa" w:w="100"/>
+              <w:bottom w:type="dxa" w:w="60"/>
+              <w:right w:type="dxa" w:w="100"/>
+            </w:tcMar>
+          </w:tcPr>
+          <w:p>
+            <w:pPr>
+              <w:spacing w:after="0" w:line="260"/>
+            </w:pPr>
+            <w:r>
+              <w:rPr>
+                <w:b w:val="false"/>
+                <w:bCs w:val="false"/>
+                <w:sz w:val="19"/>
+                <w:szCs w:val="19"/>
+              </w:rPr>
+              <w:t xml:space="preserve">0%</w:t>
+            </w:r>
+          </w:p>
+        </w:tc>
+        <w:tc>
+          <w:tcPr>
+            <w:tcW w:type="dxa" w:w="3026"/>
+            <w:tcBorders>
+              <w:top w:val="single" w:color="C6CCB4" w:sz="4"/>
+              <w:left w:val="single" w:color="C6CCB4" w:sz="4"/>
+              <w:bottom w:val="single" w:color="C6CCB4" w:sz="4"/>
+              <w:right w:val="single" w:color="C6CCB4" w:sz="4"/>
+            </w:tcBorders>
+            <w:tcMar>
+              <w:top w:type="dxa" w:w="60"/>
+              <w:left w:type="dxa" w:w="100"/>
+              <w:bottom w:type="dxa" w:w="60"/>
+              <w:right w:type="dxa" w:w="100"/>
+            </w:tcMar>
+          </w:tcPr>
+          <w:p>
+            <w:pPr>
+              <w:spacing w:after="0" w:line="260"/>
+            </w:pPr>
+            <w:r>
+              <w:rPr>
+                <w:b w:val="false"/>
+                <w:bCs w:val="false"/>
+                <w:sz w:val="19"/>
+                <w:szCs w:val="19"/>
+              </w:rPr>
+              <w:t xml:space="preserve">86,0%</w:t>
+            </w:r>
+          </w:p>
+        </w:tc>
+      </w:tr>
+      <w:tr>
+        <w:tc>
+          <w:tcPr>
+            <w:tcW w:type="dxa" w:w="3000"/>
+            <w:tcBorders>
+              <w:top w:val="single" w:color="C6CCB4" w:sz="4"/>
+              <w:left w:val="single" w:color="C6CCB4" w:sz="4"/>
+              <w:bottom w:val="single" w:color="C6CCB4" w:sz="4"/>
+              <w:right w:val="single" w:color="C6CCB4" w:sz="4"/>
+            </w:tcBorders>
+            <w:tcMar>
+              <w:top w:type="dxa" w:w="60"/>
+              <w:left w:type="dxa" w:w="100"/>
+              <w:bottom w:type="dxa" w:w="60"/>
+              <w:right w:type="dxa" w:w="100"/>
+            </w:tcMar>
+          </w:tcPr>
+          <w:p>
+            <w:pPr>
+              <w:spacing w:after="0" w:line="260"/>
+            </w:pPr>
+            <w:r>
+              <w:rPr>
+                <w:b w:val="false"/>
+                <w:bCs w:val="false"/>
+                <w:sz w:val="19"/>
+                <w:szCs w:val="19"/>
+              </w:rPr>
+              <w:t xml:space="preserve">± 0,25 puntos</w:t>
+            </w:r>
+          </w:p>
+        </w:tc>
+        <w:tc>
+          <w:tcPr>
+            <w:tcW w:type="dxa" w:w="3000"/>
+            <w:tcBorders>
+              <w:top w:val="single" w:color="C6CCB4" w:sz="4"/>
+              <w:left w:val="single" w:color="C6CCB4" w:sz="4"/>
+              <w:bottom w:val="single" w:color="C6CCB4" w:sz="4"/>
+              <w:right w:val="single" w:color="C6CCB4" w:sz="4"/>
+            </w:tcBorders>
+            <w:tcMar>
+              <w:top w:type="dxa" w:w="60"/>
+              <w:left w:type="dxa" w:w="100"/>
+              <w:bottom w:type="dxa" w:w="60"/>
+              <w:right w:type="dxa" w:w="100"/>
+            </w:tcMar>
+          </w:tcPr>
+          <w:p>
+            <w:pPr>
+              <w:spacing w:after="0" w:line="260"/>
+            </w:pPr>
+            <w:r>
+              <w:rPr>
+                <w:b w:val="false"/>
+                <w:bCs w:val="false"/>
+                <w:sz w:val="19"/>
+                <w:szCs w:val="19"/>
+              </w:rPr>
+              <w:t xml:space="preserve">11,0%</w:t>
+            </w:r>
+          </w:p>
+        </w:tc>
+        <w:tc>
+          <w:tcPr>
+            <w:tcW w:type="dxa" w:w="3026"/>
+            <w:tcBorders>
+              <w:top w:val="single" w:color="C6CCB4" w:sz="4"/>
+              <w:left w:val="single" w:color="C6CCB4" w:sz="4"/>
+              <w:bottom w:val="single" w:color="C6CCB4" w:sz="4"/>
+              <w:right w:val="single" w:color="C6CCB4" w:sz="4"/>
+            </w:tcBorders>
+            <w:tcMar>
+              <w:top w:type="dxa" w:w="60"/>
+              <w:left w:type="dxa" w:w="100"/>
+              <w:bottom w:type="dxa" w:w="60"/>
+              <w:right w:type="dxa" w:w="100"/>
+            </w:tcMar>
+          </w:tcPr>
+          <w:p>
+            <w:pPr>
+              <w:spacing w:after="0" w:line="260"/>
+            </w:pPr>
+            <w:r>
+              <w:rPr>
+                <w:b w:val="false"/>
+                <w:bCs w:val="false"/>
+                <w:sz w:val="19"/>
+                <w:szCs w:val="19"/>
+              </w:rPr>
+              <w:t xml:space="preserve">89,5%</w:t>
+            </w:r>
+          </w:p>
+        </w:tc>
+      </w:tr>
+      <w:tr>
+        <w:tc>
+          <w:tcPr>
+            <w:tcW w:type="dxa" w:w="3000"/>
+            <w:tcBorders>
+              <w:top w:val="single" w:color="C6CCB4" w:sz="4"/>
+              <w:left w:val="single" w:color="C6CCB4" w:sz="4"/>
+              <w:bottom w:val="single" w:color="C6CCB4" w:sz="4"/>
+              <w:right w:val="single" w:color="C6CCB4" w:sz="4"/>
+            </w:tcBorders>
+            <w:tcMar>
+              <w:top w:type="dxa" w:w="60"/>
+              <w:left w:type="dxa" w:w="100"/>
+              <w:bottom w:type="dxa" w:w="60"/>
+              <w:right w:type="dxa" w:w="100"/>
+            </w:tcMar>
+          </w:tcPr>
+          <w:p>
+            <w:pPr>
+              <w:spacing w:after="0" w:line="260"/>
+            </w:pPr>
+            <w:r>
+              <w:rPr>
+                <w:b w:val="false"/>
+                <w:bCs w:val="false"/>
+                <w:sz w:val="19"/>
+                <w:szCs w:val="19"/>
+              </w:rPr>
+              <w:t xml:space="preserve">± 0,50 puntos</w:t>
+            </w:r>
+          </w:p>
+        </w:tc>
+        <w:tc>
+          <w:tcPr>
+            <w:tcW w:type="dxa" w:w="3000"/>
+            <w:tcBorders>
+              <w:top w:val="single" w:color="C6CCB4" w:sz="4"/>
+              <w:left w:val="single" w:color="C6CCB4" w:sz="4"/>
+              <w:bottom w:val="single" w:color="C6CCB4" w:sz="4"/>
+              <w:right w:val="single" w:color="C6CCB4" w:sz="4"/>
+            </w:tcBorders>
+            <w:tcMar>
+              <w:top w:type="dxa" w:w="60"/>
+              <w:left w:type="dxa" w:w="100"/>
+              <w:bottom w:type="dxa" w:w="60"/>
+              <w:right w:type="dxa" w:w="100"/>
+            </w:tcMar>
+          </w:tcPr>
+          <w:p>
+            <w:pPr>
+              <w:spacing w:after="0" w:line="260"/>
+            </w:pPr>
+            <w:r>
+              <w:rPr>
+                <w:b w:val="false"/>
+                <w:bCs w:val="false"/>
+                <w:sz w:val="19"/>
+                <w:szCs w:val="19"/>
+              </w:rPr>
+              <w:t xml:space="preserve">21,3%</w:t>
+            </w:r>
+          </w:p>
+        </w:tc>
+        <w:tc>
+          <w:tcPr>
+            <w:tcW w:type="dxa" w:w="3026"/>
+            <w:tcBorders>
+              <w:top w:val="single" w:color="C6CCB4" w:sz="4"/>
+              <w:left w:val="single" w:color="C6CCB4" w:sz="4"/>
+              <w:bottom w:val="single" w:color="C6CCB4" w:sz="4"/>
+              <w:right w:val="single" w:color="C6CCB4" w:sz="4"/>
+            </w:tcBorders>
+            <w:tcMar>
+              <w:top w:type="dxa" w:w="60"/>
+              <w:left w:type="dxa" w:w="100"/>
+              <w:bottom w:type="dxa" w:w="60"/>
+              <w:right w:type="dxa" w:w="100"/>
+            </w:tcMar>
+          </w:tcPr>
+          <w:p>
+            <w:pPr>
+              <w:spacing w:after="0" w:line="260"/>
+            </w:pPr>
+            <w:r>
+              <w:rPr>
+                <w:b w:val="false"/>
+                <w:bCs w:val="false"/>
+                <w:sz w:val="19"/>
+                <w:szCs w:val="19"/>
+              </w:rPr>
+              <w:t xml:space="preserve">92,5%</w:t>
+            </w:r>
+          </w:p>
+        </w:tc>
+      </w:tr>
+      <w:tr>
+        <w:tc>
+          <w:tcPr>
+            <w:tcW w:type="dxa" w:w="3000"/>
+            <w:tcBorders>
+              <w:top w:val="single" w:color="C6CCB4" w:sz="4"/>
+              <w:left w:val="single" w:color="C6CCB4" w:sz="4"/>
+              <w:bottom w:val="single" w:color="C6CCB4" w:sz="4"/>
+              <w:right w:val="single" w:color="C6CCB4" w:sz="4"/>
+            </w:tcBorders>
+            <w:tcMar>
+              <w:top w:type="dxa" w:w="60"/>
+              <w:left w:type="dxa" w:w="100"/>
+              <w:bottom w:type="dxa" w:w="60"/>
+              <w:right w:type="dxa" w:w="100"/>
+            </w:tcMar>
+          </w:tcPr>
+          <w:p>
+            <w:pPr>
+              <w:spacing w:after="0" w:line="260"/>
+            </w:pPr>
+            <w:r>
+              <w:rPr>
+                <w:b w:val="false"/>
+                <w:bCs w:val="false"/>
+                <w:sz w:val="19"/>
+                <w:szCs w:val="19"/>
+              </w:rPr>
+              <w:t xml:space="preserve">± 0,75 puntos (adoptado)</w:t>
+            </w:r>
+          </w:p>
+        </w:tc>
+        <w:tc>
+          <w:tcPr>
+            <w:tcW w:type="dxa" w:w="3000"/>
+            <w:tcBorders>
+              <w:top w:val="single" w:color="C6CCB4" w:sz="4"/>
+              <w:left w:val="single" w:color="C6CCB4" w:sz="4"/>
+              <w:bottom w:val="single" w:color="C6CCB4" w:sz="4"/>
+              <w:right w:val="single" w:color="C6CCB4" w:sz="4"/>
+            </w:tcBorders>
+            <w:tcMar>
+              <w:top w:type="dxa" w:w="60"/>
+              <w:left w:type="dxa" w:w="100"/>
+              <w:bottom w:type="dxa" w:w="60"/>
+              <w:right w:type="dxa" w:w="100"/>
+            </w:tcMar>
+          </w:tcPr>
+          <w:p>
+            <w:pPr>
+              <w:spacing w:after="0" w:line="260"/>
+            </w:pPr>
+            <w:r>
+              <w:rPr>
+                <w:b w:val="false"/>
+                <w:bCs w:val="false"/>
+                <w:sz w:val="19"/>
+                <w:szCs w:val="19"/>
+              </w:rPr>
+              <w:t xml:space="preserve">32,7%</w:t>
+            </w:r>
+          </w:p>
+        </w:tc>
+        <w:tc>
+          <w:tcPr>
+            <w:tcW w:type="dxa" w:w="3026"/>
+            <w:tcBorders>
+              <w:top w:val="single" w:color="C6CCB4" w:sz="4"/>
+              <w:left w:val="single" w:color="C6CCB4" w:sz="4"/>
+              <w:bottom w:val="single" w:color="C6CCB4" w:sz="4"/>
+              <w:right w:val="single" w:color="C6CCB4" w:sz="4"/>
+            </w:tcBorders>
+            <w:tcMar>
+              <w:top w:type="dxa" w:w="60"/>
+              <w:left w:type="dxa" w:w="100"/>
+              <w:bottom w:type="dxa" w:w="60"/>
+              <w:right w:type="dxa" w:w="100"/>
+            </w:tcMar>
+          </w:tcPr>
+          <w:p>
+            <w:pPr>
+              <w:spacing w:after="0" w:line="260"/>
+            </w:pPr>
+            <w:r>
+              <w:rPr>
+                <w:b w:val="false"/>
+                <w:bCs w:val="false"/>
+                <w:sz w:val="19"/>
+                <w:szCs w:val="19"/>
+              </w:rPr>
+              <w:t xml:space="preserve">94,9%</w:t>
+            </w:r>
+          </w:p>
+        </w:tc>
+      </w:tr>
+      <w:tr>
+        <w:tc>
+          <w:tcPr>
+            <w:tcW w:type="dxa" w:w="3000"/>
+            <w:tcBorders>
+              <w:top w:val="single" w:color="C6CCB4" w:sz="4"/>
+              <w:left w:val="single" w:color="C6CCB4" w:sz="4"/>
+              <w:bottom w:val="single" w:color="C6CCB4" w:sz="4"/>
+              <w:right w:val="single" w:color="C6CCB4" w:sz="4"/>
+            </w:tcBorders>
+            <w:tcMar>
+              <w:top w:type="dxa" w:w="60"/>
+              <w:left w:type="dxa" w:w="100"/>
+              <w:bottom w:type="dxa" w:w="60"/>
+              <w:right w:type="dxa" w:w="100"/>
+            </w:tcMar>
+          </w:tcPr>
+          <w:p>
+            <w:pPr>
+              <w:spacing w:after="0" w:line="260"/>
+            </w:pPr>
+            <w:r>
+              <w:rPr>
+                <w:b w:val="false"/>
+                <w:bCs w:val="false"/>
+                <w:sz w:val="19"/>
+                <w:szCs w:val="19"/>
+              </w:rPr>
+              <w:t xml:space="preserve">± 1,00 puntos</w:t>
+            </w:r>
+          </w:p>
+        </w:tc>
+        <w:tc>
+          <w:tcPr>
+            <w:tcW w:type="dxa" w:w="3000"/>
+            <w:tcBorders>
+              <w:top w:val="single" w:color="C6CCB4" w:sz="4"/>
+              <w:left w:val="single" w:color="C6CCB4" w:sz="4"/>
+              <w:bottom w:val="single" w:color="C6CCB4" w:sz="4"/>
+              <w:right w:val="single" w:color="C6CCB4" w:sz="4"/>
+            </w:tcBorders>
+            <w:tcMar>
+              <w:top w:type="dxa" w:w="60"/>
+              <w:left w:type="dxa" w:w="100"/>
+              <w:bottom w:type="dxa" w:w="60"/>
+              <w:right w:type="dxa" w:w="100"/>
+            </w:tcMar>
+          </w:tcPr>
+          <w:p>
+            <w:pPr>
+              <w:spacing w:after="0" w:line="260"/>
+            </w:pPr>
+            <w:r>
+              <w:rPr>
+                <w:b w:val="false"/>
+                <w:bCs w:val="false"/>
+                <w:sz w:val="19"/>
+                <w:szCs w:val="19"/>
+              </w:rPr>
+              <w:t xml:space="preserve">43,7%</w:t>
+            </w:r>
+          </w:p>
+        </w:tc>
+        <w:tc>
+          <w:tcPr>
+            <w:tcW w:type="dxa" w:w="3026"/>
+            <w:tcBorders>
+              <w:top w:val="single" w:color="C6CCB4" w:sz="4"/>
+              <w:left w:val="single" w:color="C6CCB4" w:sz="4"/>
+              <w:bottom w:val="single" w:color="C6CCB4" w:sz="4"/>
+              <w:right w:val="single" w:color="C6CCB4" w:sz="4"/>
+            </w:tcBorders>
+            <w:tcMar>
+              <w:top w:type="dxa" w:w="60"/>
+              <w:left w:type="dxa" w:w="100"/>
+              <w:bottom w:type="dxa" w:w="60"/>
+              <w:right w:type="dxa" w:w="100"/>
+            </w:tcMar>
+          </w:tcPr>
+          <w:p>
+            <w:pPr>
+              <w:spacing w:after="0" w:line="260"/>
+            </w:pPr>
+            <w:r>
+              <w:rPr>
+                <w:b w:val="false"/>
+                <w:bCs w:val="false"/>
+                <w:sz w:val="19"/>
+                <w:szCs w:val="19"/>
+              </w:rPr>
+              <w:t xml:space="preserve">96,7%</w:t>
+            </w:r>
+          </w:p>
+        </w:tc>
+      </w:tr>
+    </w:tbl>
+    <w:p>
+      <w:pPr>
+        <w:spacing w:after="80"/>
+      </w:pPr>
+    </w:p>
+    <w:p>
+      <w:pPr>
+        <w:spacing w:after="120" w:line="300"/>
+      </w:pPr>
+      <w:r>
+        <w:t xml:space="preserve">Se adoptó ± 0,75 puntos. Cerca de un tercio de los clientes recibe un aviso de frontera y el asesor confirma su perfil en la conversación; el resto queda clasificado con un acierto simulado de 95%. Esta cifra depende de los supuestos de error de la simulación y debe confirmarse con datos reales.</w:t>
+      </w:r>
+    </w:p>
+    <w:p>
+      <w:pPr>
+        <w:pStyle w:val="Heading2"/>
+      </w:pPr>
+      <w:r>
+        <w:t xml:space="preserve">15.4 Plan de validación con clientes reales</w:t>
+      </w:r>
+    </w:p>
+    <w:p>
+      <w:pPr>
+        <w:spacing w:after="120" w:line="300"/>
+      </w:pPr>
+      <w:r>
+        <w:t xml:space="preserve">Las escalas validadas en la literatura se calibraron con muestras de clientes; la de Grable y Lytton, por ejemplo, reporta una confiabilidad α de Cronbach de 0,75 a 0,77 (Kuzniak et al., 2015). Se propone, con las primeras 150 a 200 respuestas:</w:t>
+      </w:r>
+    </w:p>
+    <w:p>
+      <w:pPr>
+        <w:pStyle w:val="ListParagraph"/>
+        <w:numPr>
+          <w:ilvl w:val="0"/>
+          <w:numId w:val="2"/>
+        </w:numPr>
+        <w:spacing w:after="60" w:line="290"/>
+      </w:pPr>
+      <w:r>
+        <w:rPr>
+          <w:b/>
+          <w:bCs/>
+        </w:rPr>
+        <w:t xml:space="preserve">Confiabilidad. </w:t>
+      </w:r>
+      <w:r>
+        <w:t xml:space="preserve">Calcular el α de Cronbach (Cronbach, 1951) de la disposición y de cada subescala; el umbral habitual es 0,70 (Nunnally y Bernstein, 1994). Eliminar o reformular las preguntas que bajen la confiabilidad.</w:t>
+      </w:r>
+    </w:p>
+    <w:p>
+      <w:pPr>
+        <w:pStyle w:val="ListParagraph"/>
+        <w:numPr>
+          <w:ilvl w:val="0"/>
+          <w:numId w:val="2"/>
+        </w:numPr>
+        <w:spacing w:after="60" w:line="290"/>
+      </w:pPr>
+      <w:r>
+        <w:rPr>
+          <w:b/>
+          <w:bCs/>
+        </w:rPr>
+        <w:t xml:space="preserve">Estabilidad. </w:t>
+      </w:r>
+      <w:r>
+        <w:t xml:space="preserve">Repetir el cuestionario a una submuestra después de cuatro a seis semanas (prueba y reprueba).</w:t>
+      </w:r>
+    </w:p>
+    <w:p>
+      <w:pPr>
+        <w:pStyle w:val="ListParagraph"/>
+        <w:numPr>
+          <w:ilvl w:val="0"/>
+          <w:numId w:val="2"/>
+        </w:numPr>
+        <w:spacing w:after="60" w:line="290"/>
+      </w:pPr>
+      <w:r>
+        <w:rPr>
+          <w:b/>
+          <w:bCs/>
+        </w:rPr>
+        <w:t xml:space="preserve">Validez de criterio. </w:t>
+      </w:r>
+      <w:r>
+        <w:t xml:space="preserve">Comparar el perfil con la asignación de activos que el cliente mantiene o elige y con el juicio independiente del asesor.</w:t>
+      </w:r>
+    </w:p>
+    <w:p>
+      <w:pPr>
+        <w:pStyle w:val="ListParagraph"/>
+        <w:numPr>
+          <w:ilvl w:val="0"/>
+          <w:numId w:val="2"/>
+        </w:numPr>
+        <w:spacing w:after="60" w:line="290"/>
+      </w:pPr>
+      <w:r>
+        <w:rPr>
+          <w:b/>
+          <w:bCs/>
+        </w:rPr>
+        <w:t xml:space="preserve">Recalibración. </w:t>
+      </w:r>
+      <w:r>
+        <w:t xml:space="preserve">Estimar los pesos con las cargas de un análisis factorial o con un modelo de respuesta graduada de la teoría de respuesta al ítem (Samejima, 1969; Embretson y Reise, 2000), y fijar los cortes con la distribución observada. Con un modelo de este tipo puede medirse el error de cada cliente y ajustar la zona de frontera de forma individual.</w:t>
+      </w:r>
+    </w:p>
+    <w:p>
+      <w:pPr>
+        <w:pStyle w:val="Heading1"/>
+      </w:pPr>
+      <w:r>
+        <w:t xml:space="preserve">16. Bibliografía</w:t>
+      </w:r>
+    </w:p>
+    <w:p>
+      <w:pPr>
+        <w:spacing w:after="100" w:line="280"/>
+        <w:ind w:left="360" w:hanging="360"/>
+      </w:pPr>
+      <w:r>
+        <w:rPr>
+          <w:sz w:val="20"/>
+          <w:szCs w:val="20"/>
+        </w:rPr>
+        <w:t xml:space="preserve">Cronbach, L. J. (1951). Coefficient alpha and the internal structure of tests. Psychometrika, 16(3), 297–334.</w:t>
+      </w:r>
+    </w:p>
+    <w:p>
+      <w:pPr>
+        <w:spacing w:after="100" w:line="280"/>
+        <w:ind w:left="360" w:hanging="360"/>
+      </w:pPr>
+      <w:r>
+        <w:rPr>
+          <w:sz w:val="20"/>
+          <w:szCs w:val="20"/>
+        </w:rPr>
+        <w:t xml:space="preserve">Embretson, S. E., y Reise, S. P. (2000). Item response theory for psychologists. Lawrence Erlbaum Associates.</w:t>
+      </w:r>
+    </w:p>
+    <w:p>
+      <w:pPr>
+        <w:spacing w:after="100" w:line="280"/>
+        <w:ind w:left="360" w:hanging="360"/>
+      </w:pPr>
+      <w:r>
+        <w:rPr>
+          <w:sz w:val="20"/>
+          <w:szCs w:val="20"/>
+        </w:rPr>
+        <w:t xml:space="preserve">European Securities and Markets Authority (2018). Guidelines on certain aspects of the MiFID II suitability requirements (ESMA35-43-1163).</w:t>
+      </w:r>
+    </w:p>
+    <w:p>
+      <w:pPr>
+        <w:spacing w:after="100" w:line="280"/>
+        <w:ind w:left="360" w:hanging="360"/>
+      </w:pPr>
+      <w:r>
+        <w:rPr>
+          <w:sz w:val="20"/>
+          <w:szCs w:val="20"/>
+        </w:rPr>
+        <w:t xml:space="preserve">Financial Services Authority (2011). Assessing suitability: Establishing the risk a customer is willing and able to take and making a suitable investment selection (FG11/05).</w:t>
+      </w:r>
+    </w:p>
+    <w:p>
+      <w:pPr>
+        <w:spacing w:after="100" w:line="280"/>
+        <w:ind w:left="360" w:hanging="360"/>
+      </w:pPr>
+      <w:r>
+        <w:rPr>
+          <w:sz w:val="20"/>
+          <w:szCs w:val="20"/>
+        </w:rPr>
+        <w:t xml:space="preserve">Grable, J. E., y Lytton, R. H. (1999). Financial risk tolerance revisited: The development of a risk assessment instrument. Financial Services Review, 8(3), 163–181.</w:t>
+      </w:r>
+    </w:p>
+    <w:p>
+      <w:pPr>
+        <w:spacing w:after="100" w:line="280"/>
+        <w:ind w:left="360" w:hanging="360"/>
+      </w:pPr>
+      <w:r>
+        <w:rPr>
+          <w:sz w:val="20"/>
+          <w:szCs w:val="20"/>
+        </w:rPr>
+        <w:t xml:space="preserve">Guillemette, M. A., Finke, M., y Gilliam, J. (2012). Risk tolerance questions to best determine client portfolio allocation preferences. Journal of Financial Planning, mayo de 2012.</w:t>
+      </w:r>
+    </w:p>
+    <w:p>
+      <w:pPr>
+        <w:spacing w:after="100" w:line="280"/>
+        <w:ind w:left="360" w:hanging="360"/>
+      </w:pPr>
+      <w:r>
+        <w:rPr>
+          <w:sz w:val="20"/>
+          <w:szCs w:val="20"/>
+        </w:rPr>
+        <w:t xml:space="preserve">Klement, J. (2015). Investor risk profiling: An overview. CFA Institute Research Foundation.</w:t>
+      </w:r>
+    </w:p>
+    <w:p>
+      <w:pPr>
+        <w:spacing w:after="100" w:line="280"/>
+        <w:ind w:left="360" w:hanging="360"/>
+      </w:pPr>
+      <w:r>
+        <w:rPr>
+          <w:sz w:val="20"/>
+          <w:szCs w:val="20"/>
+        </w:rPr>
+        <w:t xml:space="preserve">Kuzniak, S., Rabbani, A., Heo, W., Ruiz-Menjivar, J., y Grable, J. E. (2015). The Grable and Lytton risk-tolerance scale: A 15-year retrospective. Financial Services Review, 24, 177–192.</w:t>
+      </w:r>
+    </w:p>
+    <w:p>
+      <w:pPr>
+        <w:spacing w:after="100" w:line="280"/>
+        <w:ind w:left="360" w:hanging="360"/>
+      </w:pPr>
+      <w:r>
+        <w:rPr>
+          <w:sz w:val="20"/>
+          <w:szCs w:val="20"/>
+        </w:rPr>
+        <w:t xml:space="preserve">Livingston, S. A., y Lewis, C. (1995). Estimating the consistency and accuracy of classifications based on test scores. Journal of Educational Measurement, 32(2), 179–197.</w:t>
+      </w:r>
+    </w:p>
+    <w:p>
+      <w:pPr>
+        <w:spacing w:after="100" w:line="280"/>
+        <w:ind w:left="360" w:hanging="360"/>
+      </w:pPr>
+      <w:r>
+        <w:rPr>
+          <w:sz w:val="20"/>
+          <w:szCs w:val="20"/>
+        </w:rPr>
+        <w:t xml:space="preserve">Maginn, J. L., Tuttle, D. L., Pinto, J. E., y McLeavey, D. W. (Eds.) (2007). Managing investment portfolios: A dynamic process (3.ª ed.). CFA Institute y John Wiley &amp; Sons.</w:t>
+      </w:r>
+    </w:p>
+    <w:p>
+      <w:pPr>
+        <w:spacing w:after="100" w:line="280"/>
+        <w:ind w:left="360" w:hanging="360"/>
+      </w:pPr>
+      <w:r>
+        <w:rPr>
+          <w:sz w:val="20"/>
+          <w:szCs w:val="20"/>
+        </w:rPr>
+        <w:t xml:space="preserve">Nunnally, J. C., y Bernstein, I. H. (1994). Psychometric theory (3.ª ed.). McGraw-Hill.</w:t>
+      </w:r>
+    </w:p>
+    <w:p>
+      <w:pPr>
+        <w:spacing w:after="100" w:line="280"/>
+        <w:ind w:left="360" w:hanging="360"/>
+      </w:pPr>
+      <w:r>
+        <w:rPr>
+          <w:sz w:val="20"/>
+          <w:szCs w:val="20"/>
+        </w:rPr>
+        <w:t xml:space="preserve">Rice, D. (2005). Relevamiento de 131 cuestionarios de perfil de riesgo utilizados en los Estados Unidos. Citado en Klement (2015).</w:t>
+      </w:r>
+    </w:p>
+    <w:p>
+      <w:pPr>
+        <w:spacing w:after="100" w:line="280"/>
+        <w:ind w:left="360" w:hanging="360"/>
+      </w:pPr>
+      <w:r>
+        <w:rPr>
+          <w:sz w:val="20"/>
+          <w:szCs w:val="20"/>
+        </w:rPr>
+        <w:t xml:space="preserve">Samejima, F. (1969). Estimation of latent ability using a response pattern of graded scores. Psychometrika Monograph Supplement, 34(4, parte 2), monografía 17.</w:t>
       </w:r>
     </w:p>
     <w:sectPr>

--- a/Metodologia_perfil_riesgo_y_proyeccion.docx
+++ b/Metodologia_perfil_riesgo_y_proyeccion.docx
@@ -76,7 +76,7 @@
         <w:t xml:space="preserve">Versión: </w:t>
       </w:r>
       <w:r>
-        <w:t xml:space="preserve">2.0 · octubre de 2026</w:t>
+        <w:t xml:space="preserve">2.1 · octubre de 2026</w:t>
       </w:r>
     </w:p>
     <w:p>
@@ -754,7 +754,7 @@
                 <w:sz w:val="19"/>
                 <w:szCs w:val="19"/>
               </w:rPr>
-              <w:t xml:space="preserve">Edad de retiro</w:t>
+              <w:t xml:space="preserve">Edad de independencia financiera</w:t>
             </w:r>
           </w:p>
         </w:tc>
@@ -785,7 +785,7 @@
                 <w:sz w:val="19"/>
                 <w:szCs w:val="19"/>
               </w:rPr>
-              <w:t xml:space="preserve">Página 2, pregunta 1</w:t>
+              <w:t xml:space="preserve">Página 2, pregunta 1: edad desde la cual el cliente ya no necesita trabajar</w:t>
             </w:r>
           </w:p>
         </w:tc>
@@ -816,7 +816,7 @@
                 <w:sz w:val="19"/>
                 <w:szCs w:val="19"/>
               </w:rPr>
-              <w:t xml:space="preserve">Inicio de la fase de retiro; año de ingreso del ROP; capacidad</w:t>
+              <w:t xml:space="preserve">Inicio de la fase de retiro; fin de los aportes; traslado de los fondos; capacidad</w:t>
             </w:r>
           </w:p>
         </w:tc>
@@ -849,7 +849,7 @@
                 <w:sz w:val="19"/>
                 <w:szCs w:val="19"/>
               </w:rPr>
-              <w:t xml:space="preserve">Hijos y otros dependientes</w:t>
+              <w:t xml:space="preserve">Dependientes: hijos (con sus edades), pareja, padres, hermanos, tíos, abuelos y otros</w:t>
             </w:r>
           </w:p>
         </w:tc>
@@ -911,7 +911,7 @@
                 <w:sz w:val="19"/>
                 <w:szCs w:val="19"/>
               </w:rPr>
-              <w:t xml:space="preserve">Capacidad (número total de dependientes)</w:t>
+              <w:t xml:space="preserve">Capacidad (número total de dependientes); el aporte mensual a dependientes que no son hijos es descriptivo</w:t>
             </w:r>
           </w:p>
         </w:tc>
@@ -944,7 +944,7 @@
                 <w:sz w:val="19"/>
                 <w:szCs w:val="19"/>
               </w:rPr>
-              <w:t xml:space="preserve">Ingreso mensual</w:t>
+              <w:t xml:space="preserve">Apoyos a dependientes: beneficiario, motivo, monto anual, año de inicio y años</w:t>
             </w:r>
           </w:p>
         </w:tc>
@@ -975,7 +975,7 @@
                 <w:sz w:val="19"/>
                 <w:szCs w:val="19"/>
               </w:rPr>
-              <w:t xml:space="preserve">Página 2, pregunta 4</w:t>
+              <w:t xml:space="preserve">Página 2, pregunta 4 (hasta 5)</w:t>
             </w:r>
           </w:p>
         </w:tc>
@@ -1006,7 +1006,7 @@
                 <w:sz w:val="19"/>
                 <w:szCs w:val="19"/>
               </w:rPr>
-              <w:t xml:space="preserve">Columna Salario del Excel (referencial)</w:t>
+              <w:t xml:space="preserve">Salidas del portafolio indexadas con la inflación</w:t>
             </w:r>
           </w:p>
         </w:tc>
@@ -1039,7 +1039,7 @@
                 <w:sz w:val="19"/>
                 <w:szCs w:val="19"/>
               </w:rPr>
-              <w:t xml:space="preserve">Predictibilidad del ingreso</w:t>
+              <w:t xml:space="preserve">Ingreso mensual y su predictibilidad</w:t>
             </w:r>
           </w:p>
         </w:tc>
@@ -1070,7 +1070,7 @@
                 <w:sz w:val="19"/>
                 <w:szCs w:val="19"/>
               </w:rPr>
-              <w:t xml:space="preserve">Página 2, pregunta 4</w:t>
+              <w:t xml:space="preserve">Página 2, pregunta 5</w:t>
             </w:r>
           </w:p>
         </w:tc>
@@ -1101,7 +1101,7 @@
                 <w:sz w:val="19"/>
                 <w:szCs w:val="19"/>
               </w:rPr>
-              <w:t xml:space="preserve">Capacidad (escala lineal 0 a 10)</w:t>
+              <w:t xml:space="preserve">Columna Salario del Excel; aporte estimado a ROP y FCL; capacidad</w:t>
             </w:r>
           </w:p>
         </w:tc>
@@ -1134,7 +1134,7 @@
                 <w:sz w:val="19"/>
                 <w:szCs w:val="19"/>
               </w:rPr>
-              <w:t xml:space="preserve">Gasto familiar mensual</w:t>
+              <w:t xml:space="preserve">Gasto familiar mensual y gasto esperado en el retiro</w:t>
             </w:r>
           </w:p>
         </w:tc>
@@ -1165,7 +1165,7 @@
                 <w:sz w:val="19"/>
                 <w:szCs w:val="19"/>
               </w:rPr>
-              <w:t xml:space="preserve">Página 2, pregunta 5</w:t>
+              <w:t xml:space="preserve">Página 2, pregunta 6</w:t>
             </w:r>
           </w:p>
         </w:tc>
@@ -1196,7 +1196,7 @@
                 <w:sz w:val="19"/>
                 <w:szCs w:val="19"/>
               </w:rPr>
-              <w:t xml:space="preserve">Gasto anual y retiro anual en la jubilación</w:t>
+              <w:t xml:space="preserve">Gasto anual y retiro anual en el retiro (factor de 80%, 100% o 110%)</w:t>
             </w:r>
           </w:p>
         </w:tc>
@@ -1229,7 +1229,7 @@
                 <w:sz w:val="19"/>
                 <w:szCs w:val="19"/>
               </w:rPr>
-              <w:t xml:space="preserve">Gasto esperado en el retiro</w:t>
+              <w:t xml:space="preserve">Pensión: régimen y monto</w:t>
             </w:r>
           </w:p>
         </w:tc>
@@ -1260,7 +1260,7 @@
                 <w:sz w:val="19"/>
                 <w:szCs w:val="19"/>
               </w:rPr>
-              <w:t xml:space="preserve">Página 2, pregunta 5</w:t>
+              <w:t xml:space="preserve">Página 2, pregunta 7</w:t>
             </w:r>
           </w:p>
         </w:tc>
@@ -1291,7 +1291,7 @@
                 <w:sz w:val="19"/>
                 <w:szCs w:val="19"/>
               </w:rPr>
-              <w:t xml:space="preserve">Factor del retiro anual (80%, 100% o 110%)</w:t>
+              <w:t xml:space="preserve">Ingreso anual durante el retiro</w:t>
             </w:r>
           </w:p>
         </w:tc>
@@ -1324,7 +1324,7 @@
                 <w:sz w:val="19"/>
                 <w:szCs w:val="19"/>
               </w:rPr>
-              <w:t xml:space="preserve">Pensión: régimen y monto</w:t>
+              <w:t xml:space="preserve">Otros ingresos en el retiro (monto mensual y moneda)</w:t>
             </w:r>
           </w:p>
         </w:tc>
@@ -1355,7 +1355,7 @@
                 <w:sz w:val="19"/>
                 <w:szCs w:val="19"/>
               </w:rPr>
-              <w:t xml:space="preserve">Página 2, pregunta 6</w:t>
+              <w:t xml:space="preserve">Página 2, pregunta 7</w:t>
             </w:r>
           </w:p>
         </w:tc>
@@ -1386,7 +1386,7 @@
                 <w:sz w:val="19"/>
                 <w:szCs w:val="19"/>
               </w:rPr>
-              <w:t xml:space="preserve">Ingreso anual durante el retiro</w:t>
+              <w:t xml:space="preserve">Ingreso anual durante el retiro, indexado con la inflación general</w:t>
             </w:r>
           </w:p>
         </w:tc>
@@ -1419,7 +1419,7 @@
                 <w:sz w:val="19"/>
                 <w:szCs w:val="19"/>
               </w:rPr>
-              <w:t xml:space="preserve">Saldos de ROP y FCL</w:t>
+              <w:t xml:space="preserve">ROP, FCL y pensión voluntaria: saldo, aporte mensual y traslado</w:t>
             </w:r>
           </w:p>
         </w:tc>
@@ -1450,7 +1450,7 @@
                 <w:sz w:val="19"/>
                 <w:szCs w:val="19"/>
               </w:rPr>
-              <w:t xml:space="preserve">Página 2, pregunta 6</w:t>
+              <w:t xml:space="preserve">Página 2, pregunta 8</w:t>
             </w:r>
           </w:p>
         </w:tc>
@@ -1481,7 +1481,7 @@
                 <w:sz w:val="19"/>
                 <w:szCs w:val="19"/>
               </w:rPr>
-              <w:t xml:space="preserve">Ingresos puntuales al portafolio</w:t>
+              <w:t xml:space="preserve">Hoja «Fondos de pensión»: acumulación con aportes y rendimiento, y traslado al portafolio</w:t>
             </w:r>
           </w:p>
         </w:tc>
@@ -1514,7 +1514,7 @@
                 <w:sz w:val="19"/>
                 <w:szCs w:val="19"/>
               </w:rPr>
-              <w:t xml:space="preserve">Monto inicial y aporte anual</w:t>
+              <w:t xml:space="preserve">Monto inicial, aporte anual y aportes extraordinarios</w:t>
             </w:r>
           </w:p>
         </w:tc>
@@ -1545,7 +1545,7 @@
                 <w:sz w:val="19"/>
                 <w:szCs w:val="19"/>
               </w:rPr>
-              <w:t xml:space="preserve">Página 2, pregunta 7</w:t>
+              <w:t xml:space="preserve">Página 2, pregunta 9</w:t>
             </w:r>
           </w:p>
         </w:tc>
@@ -1576,7 +1576,7 @@
                 <w:sz w:val="19"/>
                 <w:szCs w:val="19"/>
               </w:rPr>
-              <w:t xml:space="preserve">Capital inicial y aportes durante la acumulación</w:t>
+              <w:t xml:space="preserve">Capital inicial, aportes durante la acumulación y entradas puntuales</w:t>
             </w:r>
           </w:p>
         </w:tc>
@@ -1640,7 +1640,7 @@
                 <w:sz w:val="19"/>
                 <w:szCs w:val="19"/>
               </w:rPr>
-              <w:t xml:space="preserve">Página 2, pregunta 7</w:t>
+              <w:t xml:space="preserve">Página 2, pregunta 9</w:t>
             </w:r>
           </w:p>
         </w:tc>
@@ -1704,7 +1704,7 @@
                 <w:sz w:val="19"/>
                 <w:szCs w:val="19"/>
               </w:rPr>
-              <w:t xml:space="preserve">Conocimiento y experiencia</w:t>
+              <w:t xml:space="preserve">Primer retiro del portafolio</w:t>
             </w:r>
           </w:p>
         </w:tc>
@@ -1735,7 +1735,7 @@
                 <w:sz w:val="19"/>
                 <w:szCs w:val="19"/>
               </w:rPr>
-              <w:t xml:space="preserve">Página 2, pregunta 15</w:t>
+              <w:t xml:space="preserve">Página 2, pregunta 10</w:t>
             </w:r>
           </w:p>
         </w:tc>
@@ -1766,7 +1766,7 @@
                 <w:sz w:val="19"/>
                 <w:szCs w:val="19"/>
               </w:rPr>
-              <w:t xml:space="preserve">Techo del perfil y 25% del puntaje</w:t>
+              <w:t xml:space="preserve">Descriptivo; genera un aviso si ocurre más de 5 años antes de la independencia financiera. No entra en la proyección.</w:t>
             </w:r>
           </w:p>
         </w:tc>
@@ -1799,7 +1799,7 @@
                 <w:sz w:val="19"/>
                 <w:szCs w:val="19"/>
               </w:rPr>
-              <w:t xml:space="preserve">Primer retiro del portafolio</w:t>
+              <w:t xml:space="preserve">Metas específicas</w:t>
             </w:r>
           </w:p>
         </w:tc>
@@ -1830,7 +1830,7 @@
                 <w:sz w:val="19"/>
                 <w:szCs w:val="19"/>
               </w:rPr>
-              <w:t xml:space="preserve">Página 2, pregunta 8</w:t>
+              <w:t xml:space="preserve">Página 2, pregunta 15</w:t>
             </w:r>
           </w:p>
         </w:tc>
@@ -1861,7 +1861,7 @@
                 <w:sz w:val="19"/>
                 <w:szCs w:val="19"/>
               </w:rPr>
-              <w:t xml:space="preserve">Descriptivo; genera un aviso si ocurre más de 5 años antes del retiro laboral. No entra en la proyección.</w:t>
+              <w:t xml:space="preserve">Salidas puntuales del portafolio</w:t>
             </w:r>
           </w:p>
         </w:tc>
@@ -1894,7 +1894,7 @@
                 <w:sz w:val="19"/>
                 <w:szCs w:val="19"/>
               </w:rPr>
-              <w:t xml:space="preserve">Metas específicas</w:t>
+              <w:t xml:space="preserve">Destino del patrimonio y herencia</w:t>
             </w:r>
           </w:p>
         </w:tc>
@@ -1925,7 +1925,7 @@
                 <w:sz w:val="19"/>
                 <w:szCs w:val="19"/>
               </w:rPr>
-              <w:t xml:space="preserve">Página 2, pregunta 13</w:t>
+              <w:t xml:space="preserve">Página 2, pregunta 16</w:t>
             </w:r>
           </w:p>
         </w:tc>
@@ -1956,7 +1956,7 @@
                 <w:sz w:val="19"/>
                 <w:szCs w:val="19"/>
               </w:rPr>
-              <w:t xml:space="preserve">Salidas puntuales del portafolio</w:t>
+              <w:t xml:space="preserve">Meta del rendimiento de equilibrio y criterio de «¿alcanza el plan?»</w:t>
             </w:r>
           </w:p>
         </w:tc>
@@ -1989,7 +1989,7 @@
                 <w:sz w:val="19"/>
                 <w:szCs w:val="19"/>
               </w:rPr>
-              <w:t xml:space="preserve">Destino del patrimonio y herencia</w:t>
+              <w:t xml:space="preserve">Proporción de dólares y colones</w:t>
             </w:r>
           </w:p>
         </w:tc>
@@ -2020,7 +2020,7 @@
                 <w:sz w:val="19"/>
                 <w:szCs w:val="19"/>
               </w:rPr>
-              <w:t xml:space="preserve">Página 2, pregunta 14</w:t>
+              <w:t xml:space="preserve">Página 2, pregunta 17: 100/0, 75/25, 50/50, 25/75 o 0/100</w:t>
             </w:r>
           </w:p>
         </w:tc>
@@ -2051,7 +2051,7 @@
                 <w:sz w:val="19"/>
                 <w:szCs w:val="19"/>
               </w:rPr>
-              <w:t xml:space="preserve">Meta del rendimiento de equilibrio</w:t>
+              <w:t xml:space="preserve">Descriptivo; se registra el porcentaje en dólares</w:t>
             </w:r>
           </w:p>
         </w:tc>
@@ -2084,7 +2084,7 @@
                 <w:sz w:val="19"/>
                 <w:szCs w:val="19"/>
               </w:rPr>
-              <w:t xml:space="preserve">Moneda preferida</w:t>
+              <w:t xml:space="preserve">Conocimiento y experiencia</w:t>
             </w:r>
           </w:p>
         </w:tc>
@@ -2115,7 +2115,7 @@
                 <w:sz w:val="19"/>
                 <w:szCs w:val="19"/>
               </w:rPr>
-              <w:t xml:space="preserve">Página 2, pregunta 15</w:t>
+              <w:t xml:space="preserve">Página 1, pregunta 10</w:t>
             </w:r>
           </w:p>
         </w:tc>
@@ -2146,7 +2146,7 @@
                 <w:sz w:val="19"/>
                 <w:szCs w:val="19"/>
               </w:rPr>
-              <w:t xml:space="preserve">Descriptivo</w:t>
+              <w:t xml:space="preserve">Forma parte de la disposición; se informa como dimensión del puntaje (sección 4.7)</w:t>
             </w:r>
           </w:p>
         </w:tc>
@@ -2210,7 +2210,7 @@
                 <w:sz w:val="19"/>
                 <w:szCs w:val="19"/>
               </w:rPr>
-              <w:t xml:space="preserve">Página 2, preguntas 2, 9, 10, 11 y 12</w:t>
+              <w:t xml:space="preserve">Página 2, preguntas 2 y 11 a 14</w:t>
             </w:r>
           </w:p>
         </w:tc>
@@ -6123,7 +6123,15 @@
         <w:spacing w:after="120" w:line="300"/>
       </w:pPr>
       <w:r>
-        <w:t xml:space="preserve">Se mide con una pregunta de la página 2: ninguno (0), limitado (3,33), bueno (6,67) o extenso (10). Funciona como techo: sin conocimiento, el perfil no supera conservador; con conocimiento limitado, no supera moderado.</w:t>
+        <w:t xml:space="preserve">Familias y personas. Desde la versión 2.1, el conocimiento se mide con la pregunta 10 de la página 1, que se eliminó de la página 2 para no preguntar dos veces lo mismo. Como esa respuesta ya entra en la disposición con peso 2, no se aplica además como techo: aplicarla dos veces castigaría doblemente una misma respuesta. Se informa como dimensión del puntaje del cliente (25%).</w:t>
+      </w:r>
+    </w:p>
+    <w:p>
+      <w:pPr>
+        <w:spacing w:after="120" w:line="300"/>
+      </w:pPr>
+      <w:r>
+        <w:t xml:space="preserve">Instituciones, y registros de familias anteriores a la versión 2.1. Se mide con una pregunta propia: ninguno (0), limitado (3,33), bueno (6,67) o extenso (10). Funciona como techo: sin conocimiento, el perfil no supera conservador; con conocimiento limitado (menos de 5), no supera moderado. Esta regla sigue la exigencia de idoneidad de ESMA (2018) y FSA (2011), que tratan el conocimiento y la experiencia como condición separada de la disposición al riesgo.</w:t>
       </w:r>
     </w:p>
     <w:p>
@@ -6259,7 +6267,7 @@
         <w:spacing w:after="120" w:line="300"/>
       </w:pPr>
       <w:r>
-        <w:t xml:space="preserve">La matriz ubica al cliente según su tolerancia (eje X) y su apetito (eje Y). Como la disposición es el promedio ponderado de ambas subescalas, los perfiles forman franjas diagonales separadas por las líneas de corte, y el punto del cliente cae siempre en la franja de su disposición. Esto corrige la inconsistencia de la matriz anterior, cuyos cuadrantes divididos en 5 contradecían el perfil en cerca de un tercio de los casos.</w:t>
+        <w:t xml:space="preserve">La matriz ubica al cliente según su tolerancia (eje X) y su apetito (eje Y). Como la disposición es el promedio ponderado de ambas subescalas, los perfiles forman franjas diagonales separadas por las líneas de corte, y el punto del cliente cae siempre en la franja de su disposición. Cuando la capacidad financiera o el conocimiento limitan el perfil (sección 4.8), las franjas superiores al perfil asignado se rayan y toman su color, y el punto lleva la etiqueta del perfil asignado: el gráfico muestra siempre el mismo perfil que la ficha. Se verificó con 20.000 clientes simulados, sin ninguna discrepancia. Esto corrige la inconsistencia de la matriz anterior, cuyos cuadrantes divididos en 5 contradecían el perfil en cerca de un tercio de los casos.</w:t>
       </w:r>
     </w:p>
     <w:p>
@@ -7931,7 +7939,7 @@
                 <w:sz w:val="19"/>
                 <w:szCs w:val="19"/>
               </w:rPr>
-              <w:t xml:space="preserve">Indexación de la pensión</w:t>
+              <w:t xml:space="preserve">Indexación de la pensión desde el primer pago</w:t>
             </w:r>
           </w:p>
         </w:tc>
@@ -7964,7 +7972,7 @@
                 <w:sz w:val="19"/>
                 <w:szCs w:val="19"/>
               </w:rPr>
-              <w:t xml:space="preserve">Inflación de salud y ajuste de alquileres</w:t>
+              <w:t xml:space="preserve">Edad de inicio de la pensión</w:t>
             </w:r>
           </w:p>
         </w:tc>
@@ -7995,7 +8003,7 @@
                 <w:sz w:val="19"/>
                 <w:szCs w:val="19"/>
               </w:rPr>
-              <w:t xml:space="preserve">8% y 0%</w:t>
+              <w:t xml:space="preserve">65</w:t>
             </w:r>
           </w:p>
         </w:tc>
@@ -8057,7 +8065,7 @@
                 <w:sz w:val="19"/>
                 <w:szCs w:val="19"/>
               </w:rPr>
-              <w:t xml:space="preserve">Referenciales; no intervienen en la proyección</w:t>
+              <w:t xml:space="preserve">Primer pago de la pensión (IVM: 65 años), o la independencia financiera si es posterior</w:t>
             </w:r>
           </w:p>
         </w:tc>
@@ -8090,7 +8098,7 @@
                 <w:sz w:val="19"/>
                 <w:szCs w:val="19"/>
               </w:rPr>
-              <w:t xml:space="preserve">Año de inicio</w:t>
+              <w:t xml:space="preserve">Inflación de salud y ajuste de alquileres</w:t>
             </w:r>
           </w:p>
         </w:tc>
@@ -8121,7 +8129,7 @@
                 <w:sz w:val="19"/>
                 <w:szCs w:val="19"/>
               </w:rPr>
-              <w:t xml:space="preserve">Año en curso</w:t>
+              <w:t xml:space="preserve">8% y 0%</w:t>
             </w:r>
           </w:p>
         </w:tc>
@@ -8152,7 +8160,7 @@
                 <w:sz w:val="19"/>
                 <w:szCs w:val="19"/>
               </w:rPr>
-              <w:t xml:space="preserve">Ambos</w:t>
+              <w:t xml:space="preserve">Personas</w:t>
             </w:r>
           </w:p>
         </w:tc>
@@ -8183,7 +8191,7 @@
                 <w:sz w:val="19"/>
                 <w:szCs w:val="19"/>
               </w:rPr>
-              <w:t xml:space="preserve">Primer año de la proyección</w:t>
+              <w:t xml:space="preserve">Referenciales; no intervienen en la proyección</w:t>
             </w:r>
           </w:p>
         </w:tc>
@@ -8216,7 +8224,7 @@
                 <w:sz w:val="19"/>
                 <w:szCs w:val="19"/>
               </w:rPr>
-              <w:t xml:space="preserve">Edad final de la proyección</w:t>
+              <w:t xml:space="preserve">Año de inicio</w:t>
             </w:r>
           </w:p>
         </w:tc>
@@ -8247,7 +8255,7 @@
                 <w:sz w:val="19"/>
                 <w:szCs w:val="19"/>
               </w:rPr>
-              <w:t xml:space="preserve">95</w:t>
+              <w:t xml:space="preserve">Año en curso</w:t>
             </w:r>
           </w:p>
         </w:tc>
@@ -8278,7 +8286,7 @@
                 <w:sz w:val="19"/>
                 <w:szCs w:val="19"/>
               </w:rPr>
-              <w:t xml:space="preserve">Personas</w:t>
+              <w:t xml:space="preserve">Ambos</w:t>
             </w:r>
           </w:p>
         </w:tc>
@@ -8309,7 +8317,7 @@
                 <w:sz w:val="19"/>
                 <w:szCs w:val="19"/>
               </w:rPr>
-              <w:t xml:space="preserve">Última fila de la proyección (el Excel original llega a 120)</w:t>
+              <w:t xml:space="preserve">Primer año de la proyección</w:t>
             </w:r>
           </w:p>
         </w:tc>
@@ -8342,7 +8350,7 @@
                 <w:sz w:val="19"/>
                 <w:szCs w:val="19"/>
               </w:rPr>
-              <w:t xml:space="preserve">Año de ingreso del FCL</w:t>
+              <w:t xml:space="preserve">Edad final de la proyección</w:t>
             </w:r>
           </w:p>
         </w:tc>
@@ -8373,7 +8381,7 @@
                 <w:sz w:val="19"/>
                 <w:szCs w:val="19"/>
               </w:rPr>
-              <w:t xml:space="preserve">5</w:t>
+              <w:t xml:space="preserve">95</w:t>
             </w:r>
           </w:p>
         </w:tc>
@@ -8435,7 +8443,7 @@
                 <w:sz w:val="19"/>
                 <w:szCs w:val="19"/>
               </w:rPr>
-              <w:t xml:space="preserve">Año de la proyección en que entra el FCL</w:t>
+              <w:t xml:space="preserve">Última fila de la proyección (el Excel original llega a 120)</w:t>
             </w:r>
           </w:p>
         </w:tc>
@@ -8468,7 +8476,7 @@
                 <w:sz w:val="19"/>
                 <w:szCs w:val="19"/>
               </w:rPr>
-              <w:t xml:space="preserve">Gasto en el retiro si lo prevé menor</w:t>
+              <w:t xml:space="preserve">Rendimiento anual de ROP, FCL y pensión voluntaria</w:t>
             </w:r>
           </w:p>
         </w:tc>
@@ -8499,7 +8507,7 @@
                 <w:sz w:val="19"/>
                 <w:szCs w:val="19"/>
               </w:rPr>
-              <w:t xml:space="preserve">80%</w:t>
+              <w:t xml:space="preserve">6%</w:t>
             </w:r>
           </w:p>
         </w:tc>
@@ -8561,7 +8569,7 @@
                 <w:sz w:val="19"/>
                 <w:szCs w:val="19"/>
               </w:rPr>
-              <w:t xml:space="preserve">Factor del retiro anual</w:t>
+              <w:t xml:space="preserve">Crecimiento de los saldos de los fondos hasta su traslado (sección 7.4)</w:t>
             </w:r>
           </w:p>
         </w:tc>
@@ -8594,6 +8602,510 @@
                 <w:sz w:val="19"/>
                 <w:szCs w:val="19"/>
               </w:rPr>
+              <w:t xml:space="preserve">Aporte al ROP si el cliente no lo indica</w:t>
+            </w:r>
+          </w:p>
+        </w:tc>
+        <w:tc>
+          <w:tcPr>
+            <w:tcW w:type="dxa" w:w="1500"/>
+            <w:tcBorders>
+              <w:top w:val="single" w:color="C6CCB4" w:sz="4"/>
+              <w:left w:val="single" w:color="C6CCB4" w:sz="4"/>
+              <w:bottom w:val="single" w:color="C6CCB4" w:sz="4"/>
+              <w:right w:val="single" w:color="C6CCB4" w:sz="4"/>
+            </w:tcBorders>
+            <w:tcMar>
+              <w:top w:type="dxa" w:w="60"/>
+              <w:left w:type="dxa" w:w="100"/>
+              <w:bottom w:type="dxa" w:w="60"/>
+              <w:right w:type="dxa" w:w="100"/>
+            </w:tcMar>
+          </w:tcPr>
+          <w:p>
+            <w:pPr>
+              <w:spacing w:after="0" w:line="260"/>
+            </w:pPr>
+            <w:r>
+              <w:rPr>
+                <w:b w:val="false"/>
+                <w:bCs w:val="false"/>
+                <w:sz w:val="19"/>
+                <w:szCs w:val="19"/>
+              </w:rPr>
+              <w:t xml:space="preserve">4,25% del salario</w:t>
+            </w:r>
+          </w:p>
+        </w:tc>
+        <w:tc>
+          <w:tcPr>
+            <w:tcW w:type="dxa" w:w="1200"/>
+            <w:tcBorders>
+              <w:top w:val="single" w:color="C6CCB4" w:sz="4"/>
+              <w:left w:val="single" w:color="C6CCB4" w:sz="4"/>
+              <w:bottom w:val="single" w:color="C6CCB4" w:sz="4"/>
+              <w:right w:val="single" w:color="C6CCB4" w:sz="4"/>
+            </w:tcBorders>
+            <w:tcMar>
+              <w:top w:type="dxa" w:w="60"/>
+              <w:left w:type="dxa" w:w="100"/>
+              <w:bottom w:type="dxa" w:w="60"/>
+              <w:right w:type="dxa" w:w="100"/>
+            </w:tcMar>
+          </w:tcPr>
+          <w:p>
+            <w:pPr>
+              <w:spacing w:after="0" w:line="260"/>
+            </w:pPr>
+            <w:r>
+              <w:rPr>
+                <w:b w:val="false"/>
+                <w:bCs w:val="false"/>
+                <w:sz w:val="19"/>
+                <w:szCs w:val="19"/>
+              </w:rPr>
+              <w:t xml:space="preserve">Personas</w:t>
+            </w:r>
+          </w:p>
+        </w:tc>
+        <w:tc>
+          <w:tcPr>
+            <w:tcW w:type="dxa" w:w="3726"/>
+            <w:tcBorders>
+              <w:top w:val="single" w:color="C6CCB4" w:sz="4"/>
+              <w:left w:val="single" w:color="C6CCB4" w:sz="4"/>
+              <w:bottom w:val="single" w:color="C6CCB4" w:sz="4"/>
+              <w:right w:val="single" w:color="C6CCB4" w:sz="4"/>
+            </w:tcBorders>
+            <w:tcMar>
+              <w:top w:type="dxa" w:w="60"/>
+              <w:left w:type="dxa" w:w="100"/>
+              <w:bottom w:type="dxa" w:w="60"/>
+              <w:right w:type="dxa" w:w="100"/>
+            </w:tcMar>
+          </w:tcPr>
+          <w:p>
+            <w:pPr>
+              <w:spacing w:after="0" w:line="260"/>
+            </w:pPr>
+            <w:r>
+              <w:rPr>
+                <w:b w:val="false"/>
+                <w:bCs w:val="false"/>
+                <w:sz w:val="19"/>
+                <w:szCs w:val="19"/>
+              </w:rPr>
+              <w:t xml:space="preserve">Aporte mensual estimado al ROP</w:t>
+            </w:r>
+          </w:p>
+        </w:tc>
+      </w:tr>
+      <w:tr>
+        <w:tc>
+          <w:tcPr>
+            <w:tcW w:type="dxa" w:w="2600"/>
+            <w:tcBorders>
+              <w:top w:val="single" w:color="C6CCB4" w:sz="4"/>
+              <w:left w:val="single" w:color="C6CCB4" w:sz="4"/>
+              <w:bottom w:val="single" w:color="C6CCB4" w:sz="4"/>
+              <w:right w:val="single" w:color="C6CCB4" w:sz="4"/>
+            </w:tcBorders>
+            <w:tcMar>
+              <w:top w:type="dxa" w:w="60"/>
+              <w:left w:type="dxa" w:w="100"/>
+              <w:bottom w:type="dxa" w:w="60"/>
+              <w:right w:type="dxa" w:w="100"/>
+            </w:tcMar>
+          </w:tcPr>
+          <w:p>
+            <w:pPr>
+              <w:spacing w:after="0" w:line="260"/>
+            </w:pPr>
+            <w:r>
+              <w:rPr>
+                <w:b w:val="false"/>
+                <w:bCs w:val="false"/>
+                <w:sz w:val="19"/>
+                <w:szCs w:val="19"/>
+              </w:rPr>
+              <w:t xml:space="preserve">Aporte al FCL si el cliente no lo indica</w:t>
+            </w:r>
+          </w:p>
+        </w:tc>
+        <w:tc>
+          <w:tcPr>
+            <w:tcW w:type="dxa" w:w="1500"/>
+            <w:tcBorders>
+              <w:top w:val="single" w:color="C6CCB4" w:sz="4"/>
+              <w:left w:val="single" w:color="C6CCB4" w:sz="4"/>
+              <w:bottom w:val="single" w:color="C6CCB4" w:sz="4"/>
+              <w:right w:val="single" w:color="C6CCB4" w:sz="4"/>
+            </w:tcBorders>
+            <w:tcMar>
+              <w:top w:type="dxa" w:w="60"/>
+              <w:left w:type="dxa" w:w="100"/>
+              <w:bottom w:type="dxa" w:w="60"/>
+              <w:right w:type="dxa" w:w="100"/>
+            </w:tcMar>
+          </w:tcPr>
+          <w:p>
+            <w:pPr>
+              <w:spacing w:after="0" w:line="260"/>
+            </w:pPr>
+            <w:r>
+              <w:rPr>
+                <w:b w:val="false"/>
+                <w:bCs w:val="false"/>
+                <w:sz w:val="19"/>
+                <w:szCs w:val="19"/>
+              </w:rPr>
+              <w:t xml:space="preserve">1,5% del salario</w:t>
+            </w:r>
+          </w:p>
+        </w:tc>
+        <w:tc>
+          <w:tcPr>
+            <w:tcW w:type="dxa" w:w="1200"/>
+            <w:tcBorders>
+              <w:top w:val="single" w:color="C6CCB4" w:sz="4"/>
+              <w:left w:val="single" w:color="C6CCB4" w:sz="4"/>
+              <w:bottom w:val="single" w:color="C6CCB4" w:sz="4"/>
+              <w:right w:val="single" w:color="C6CCB4" w:sz="4"/>
+            </w:tcBorders>
+            <w:tcMar>
+              <w:top w:type="dxa" w:w="60"/>
+              <w:left w:type="dxa" w:w="100"/>
+              <w:bottom w:type="dxa" w:w="60"/>
+              <w:right w:type="dxa" w:w="100"/>
+            </w:tcMar>
+          </w:tcPr>
+          <w:p>
+            <w:pPr>
+              <w:spacing w:after="0" w:line="260"/>
+            </w:pPr>
+            <w:r>
+              <w:rPr>
+                <w:b w:val="false"/>
+                <w:bCs w:val="false"/>
+                <w:sz w:val="19"/>
+                <w:szCs w:val="19"/>
+              </w:rPr>
+              <w:t xml:space="preserve">Personas</w:t>
+            </w:r>
+          </w:p>
+        </w:tc>
+        <w:tc>
+          <w:tcPr>
+            <w:tcW w:type="dxa" w:w="3726"/>
+            <w:tcBorders>
+              <w:top w:val="single" w:color="C6CCB4" w:sz="4"/>
+              <w:left w:val="single" w:color="C6CCB4" w:sz="4"/>
+              <w:bottom w:val="single" w:color="C6CCB4" w:sz="4"/>
+              <w:right w:val="single" w:color="C6CCB4" w:sz="4"/>
+            </w:tcBorders>
+            <w:tcMar>
+              <w:top w:type="dxa" w:w="60"/>
+              <w:left w:type="dxa" w:w="100"/>
+              <w:bottom w:type="dxa" w:w="60"/>
+              <w:right w:type="dxa" w:w="100"/>
+            </w:tcMar>
+          </w:tcPr>
+          <w:p>
+            <w:pPr>
+              <w:spacing w:after="0" w:line="260"/>
+            </w:pPr>
+            <w:r>
+              <w:rPr>
+                <w:b w:val="false"/>
+                <w:bCs w:val="false"/>
+                <w:sz w:val="19"/>
+                <w:szCs w:val="19"/>
+              </w:rPr>
+              <w:t xml:space="preserve">Aporte mensual estimado al FCL</w:t>
+            </w:r>
+          </w:p>
+        </w:tc>
+      </w:tr>
+      <w:tr>
+        <w:tc>
+          <w:tcPr>
+            <w:tcW w:type="dxa" w:w="2600"/>
+            <w:tcBorders>
+              <w:top w:val="single" w:color="C6CCB4" w:sz="4"/>
+              <w:left w:val="single" w:color="C6CCB4" w:sz="4"/>
+              <w:bottom w:val="single" w:color="C6CCB4" w:sz="4"/>
+              <w:right w:val="single" w:color="C6CCB4" w:sz="4"/>
+            </w:tcBorders>
+            <w:tcMar>
+              <w:top w:type="dxa" w:w="60"/>
+              <w:left w:type="dxa" w:w="100"/>
+              <w:bottom w:type="dxa" w:w="60"/>
+              <w:right w:type="dxa" w:w="100"/>
+            </w:tcMar>
+          </w:tcPr>
+          <w:p>
+            <w:pPr>
+              <w:spacing w:after="0" w:line="260"/>
+            </w:pPr>
+            <w:r>
+              <w:rPr>
+                <w:b w:val="false"/>
+                <w:bCs w:val="false"/>
+                <w:sz w:val="19"/>
+                <w:szCs w:val="19"/>
+              </w:rPr>
+              <w:t xml:space="preserve">Año de ingreso del FCL</w:t>
+            </w:r>
+          </w:p>
+        </w:tc>
+        <w:tc>
+          <w:tcPr>
+            <w:tcW w:type="dxa" w:w="1500"/>
+            <w:tcBorders>
+              <w:top w:val="single" w:color="C6CCB4" w:sz="4"/>
+              <w:left w:val="single" w:color="C6CCB4" w:sz="4"/>
+              <w:bottom w:val="single" w:color="C6CCB4" w:sz="4"/>
+              <w:right w:val="single" w:color="C6CCB4" w:sz="4"/>
+            </w:tcBorders>
+            <w:tcMar>
+              <w:top w:type="dxa" w:w="60"/>
+              <w:left w:type="dxa" w:w="100"/>
+              <w:bottom w:type="dxa" w:w="60"/>
+              <w:right w:type="dxa" w:w="100"/>
+            </w:tcMar>
+          </w:tcPr>
+          <w:p>
+            <w:pPr>
+              <w:spacing w:after="0" w:line="260"/>
+            </w:pPr>
+            <w:r>
+              <w:rPr>
+                <w:b w:val="false"/>
+                <w:bCs w:val="false"/>
+                <w:sz w:val="19"/>
+                <w:szCs w:val="19"/>
+              </w:rPr>
+              <w:t xml:space="preserve">5</w:t>
+            </w:r>
+          </w:p>
+        </w:tc>
+        <w:tc>
+          <w:tcPr>
+            <w:tcW w:type="dxa" w:w="1200"/>
+            <w:tcBorders>
+              <w:top w:val="single" w:color="C6CCB4" w:sz="4"/>
+              <w:left w:val="single" w:color="C6CCB4" w:sz="4"/>
+              <w:bottom w:val="single" w:color="C6CCB4" w:sz="4"/>
+              <w:right w:val="single" w:color="C6CCB4" w:sz="4"/>
+            </w:tcBorders>
+            <w:tcMar>
+              <w:top w:type="dxa" w:w="60"/>
+              <w:left w:type="dxa" w:w="100"/>
+              <w:bottom w:type="dxa" w:w="60"/>
+              <w:right w:type="dxa" w:w="100"/>
+            </w:tcMar>
+          </w:tcPr>
+          <w:p>
+            <w:pPr>
+              <w:spacing w:after="0" w:line="260"/>
+            </w:pPr>
+            <w:r>
+              <w:rPr>
+                <w:b w:val="false"/>
+                <w:bCs w:val="false"/>
+                <w:sz w:val="19"/>
+                <w:szCs w:val="19"/>
+              </w:rPr>
+              <w:t xml:space="preserve">Personas</w:t>
+            </w:r>
+          </w:p>
+        </w:tc>
+        <w:tc>
+          <w:tcPr>
+            <w:tcW w:type="dxa" w:w="3726"/>
+            <w:tcBorders>
+              <w:top w:val="single" w:color="C6CCB4" w:sz="4"/>
+              <w:left w:val="single" w:color="C6CCB4" w:sz="4"/>
+              <w:bottom w:val="single" w:color="C6CCB4" w:sz="4"/>
+              <w:right w:val="single" w:color="C6CCB4" w:sz="4"/>
+            </w:tcBorders>
+            <w:tcMar>
+              <w:top w:type="dxa" w:w="60"/>
+              <w:left w:type="dxa" w:w="100"/>
+              <w:bottom w:type="dxa" w:w="60"/>
+              <w:right w:type="dxa" w:w="100"/>
+            </w:tcMar>
+          </w:tcPr>
+          <w:p>
+            <w:pPr>
+              <w:spacing w:after="0" w:line="260"/>
+            </w:pPr>
+            <w:r>
+              <w:rPr>
+                <w:b w:val="false"/>
+                <w:bCs w:val="false"/>
+                <w:sz w:val="19"/>
+                <w:szCs w:val="19"/>
+              </w:rPr>
+              <w:t xml:space="preserve">Solo para registros anteriores a la versión 2.1, que no declaraban el año de traslado</w:t>
+            </w:r>
+          </w:p>
+        </w:tc>
+      </w:tr>
+      <w:tr>
+        <w:tc>
+          <w:tcPr>
+            <w:tcW w:type="dxa" w:w="2600"/>
+            <w:tcBorders>
+              <w:top w:val="single" w:color="C6CCB4" w:sz="4"/>
+              <w:left w:val="single" w:color="C6CCB4" w:sz="4"/>
+              <w:bottom w:val="single" w:color="C6CCB4" w:sz="4"/>
+              <w:right w:val="single" w:color="C6CCB4" w:sz="4"/>
+            </w:tcBorders>
+            <w:tcMar>
+              <w:top w:type="dxa" w:w="60"/>
+              <w:left w:type="dxa" w:w="100"/>
+              <w:bottom w:type="dxa" w:w="60"/>
+              <w:right w:type="dxa" w:w="100"/>
+            </w:tcMar>
+          </w:tcPr>
+          <w:p>
+            <w:pPr>
+              <w:spacing w:after="0" w:line="260"/>
+            </w:pPr>
+            <w:r>
+              <w:rPr>
+                <w:b w:val="false"/>
+                <w:bCs w:val="false"/>
+                <w:sz w:val="19"/>
+                <w:szCs w:val="19"/>
+              </w:rPr>
+              <w:t xml:space="preserve">Gasto en el retiro si lo prevé menor</w:t>
+            </w:r>
+          </w:p>
+        </w:tc>
+        <w:tc>
+          <w:tcPr>
+            <w:tcW w:type="dxa" w:w="1500"/>
+            <w:tcBorders>
+              <w:top w:val="single" w:color="C6CCB4" w:sz="4"/>
+              <w:left w:val="single" w:color="C6CCB4" w:sz="4"/>
+              <w:bottom w:val="single" w:color="C6CCB4" w:sz="4"/>
+              <w:right w:val="single" w:color="C6CCB4" w:sz="4"/>
+            </w:tcBorders>
+            <w:tcMar>
+              <w:top w:type="dxa" w:w="60"/>
+              <w:left w:type="dxa" w:w="100"/>
+              <w:bottom w:type="dxa" w:w="60"/>
+              <w:right w:type="dxa" w:w="100"/>
+            </w:tcMar>
+          </w:tcPr>
+          <w:p>
+            <w:pPr>
+              <w:spacing w:after="0" w:line="260"/>
+            </w:pPr>
+            <w:r>
+              <w:rPr>
+                <w:b w:val="false"/>
+                <w:bCs w:val="false"/>
+                <w:sz w:val="19"/>
+                <w:szCs w:val="19"/>
+              </w:rPr>
+              <w:t xml:space="preserve">80%</w:t>
+            </w:r>
+          </w:p>
+        </w:tc>
+        <w:tc>
+          <w:tcPr>
+            <w:tcW w:type="dxa" w:w="1200"/>
+            <w:tcBorders>
+              <w:top w:val="single" w:color="C6CCB4" w:sz="4"/>
+              <w:left w:val="single" w:color="C6CCB4" w:sz="4"/>
+              <w:bottom w:val="single" w:color="C6CCB4" w:sz="4"/>
+              <w:right w:val="single" w:color="C6CCB4" w:sz="4"/>
+            </w:tcBorders>
+            <w:tcMar>
+              <w:top w:type="dxa" w:w="60"/>
+              <w:left w:type="dxa" w:w="100"/>
+              <w:bottom w:type="dxa" w:w="60"/>
+              <w:right w:type="dxa" w:w="100"/>
+            </w:tcMar>
+          </w:tcPr>
+          <w:p>
+            <w:pPr>
+              <w:spacing w:after="0" w:line="260"/>
+            </w:pPr>
+            <w:r>
+              <w:rPr>
+                <w:b w:val="false"/>
+                <w:bCs w:val="false"/>
+                <w:sz w:val="19"/>
+                <w:szCs w:val="19"/>
+              </w:rPr>
+              <w:t xml:space="preserve">Personas</w:t>
+            </w:r>
+          </w:p>
+        </w:tc>
+        <w:tc>
+          <w:tcPr>
+            <w:tcW w:type="dxa" w:w="3726"/>
+            <w:tcBorders>
+              <w:top w:val="single" w:color="C6CCB4" w:sz="4"/>
+              <w:left w:val="single" w:color="C6CCB4" w:sz="4"/>
+              <w:bottom w:val="single" w:color="C6CCB4" w:sz="4"/>
+              <w:right w:val="single" w:color="C6CCB4" w:sz="4"/>
+            </w:tcBorders>
+            <w:tcMar>
+              <w:top w:type="dxa" w:w="60"/>
+              <w:left w:type="dxa" w:w="100"/>
+              <w:bottom w:type="dxa" w:w="60"/>
+              <w:right w:type="dxa" w:w="100"/>
+            </w:tcMar>
+          </w:tcPr>
+          <w:p>
+            <w:pPr>
+              <w:spacing w:after="0" w:line="260"/>
+            </w:pPr>
+            <w:r>
+              <w:rPr>
+                <w:b w:val="false"/>
+                <w:bCs w:val="false"/>
+                <w:sz w:val="19"/>
+                <w:szCs w:val="19"/>
+              </w:rPr>
+              <w:t xml:space="preserve">Factor del retiro anual</w:t>
+            </w:r>
+          </w:p>
+        </w:tc>
+      </w:tr>
+      <w:tr>
+        <w:tc>
+          <w:tcPr>
+            <w:tcW w:type="dxa" w:w="2600"/>
+            <w:tcBorders>
+              <w:top w:val="single" w:color="C6CCB4" w:sz="4"/>
+              <w:left w:val="single" w:color="C6CCB4" w:sz="4"/>
+              <w:bottom w:val="single" w:color="C6CCB4" w:sz="4"/>
+              <w:right w:val="single" w:color="C6CCB4" w:sz="4"/>
+            </w:tcBorders>
+            <w:tcMar>
+              <w:top w:type="dxa" w:w="60"/>
+              <w:left w:type="dxa" w:w="100"/>
+              <w:bottom w:type="dxa" w:w="60"/>
+              <w:right w:type="dxa" w:w="100"/>
+            </w:tcMar>
+          </w:tcPr>
+          <w:p>
+            <w:pPr>
+              <w:spacing w:after="0" w:line="260"/>
+            </w:pPr>
+            <w:r>
+              <w:rPr>
+                <w:b w:val="false"/>
+                <w:bCs w:val="false"/>
+                <w:sz w:val="19"/>
+                <w:szCs w:val="19"/>
+              </w:rPr>
               <w:t xml:space="preserve">Gasto en el retiro si lo prevé mayor</w:t>
             </w:r>
           </w:p>
@@ -8695,6 +9207,41 @@
     </w:tbl>
     <w:p>
       <w:pPr>
+        <w:spacing w:after="80"/>
+      </w:pPr>
+    </w:p>
+    <w:p>
+      <w:pPr>
+        <w:spacing w:after="120" w:line="300"/>
+      </w:pPr>
+      <w:r>
+        <w:rPr>
+          <w:b/>
+          <w:bCs/>
+        </w:rPr>
+        <w:t xml:space="preserve">Fuente de los aportes. </w:t>
+      </w:r>
+      <w:r>
+        <w:t xml:space="preserve">La Ley de Protección al Trabajador (Ley 7983) define el ROP con un aporte de 4,25% del salario reportado a la CCSS: 1% del trabajador y 3,25% del patrono. El FCL se constituye con el 1,5% del salario, a cargo del patrono (Asamblea Legislativa, 2000; BAC Credomatic, s. f.). Los porcentajes son editables porque pueden cambiar por reforma legal.</w:t>
+      </w:r>
+    </w:p>
+    <w:p>
+      <w:pPr>
+        <w:spacing w:after="120" w:line="300"/>
+      </w:pPr>
+      <w:r>
+        <w:rPr>
+          <w:b/>
+          <w:bCs/>
+        </w:rPr>
+        <w:t xml:space="preserve">Rendimiento de los fondos. </w:t>
+      </w:r>
+      <w:r>
+        <w:t xml:space="preserve">El 6% anual es un supuesto prudente de la firma, cercano al rendimiento histórico del ROP informado por la prensa financiera (alrededor de 5,6% anual, según El Financiero). El asesor debe ajustarlo con las estadísticas vigentes de la Superintendencia de Pensiones (SUPEN) para la operadora del cliente.</w:t>
+      </w:r>
+    </w:p>
+    <w:p>
+      <w:pPr>
         <w:pStyle w:val="Heading1"/>
       </w:pPr>
       <w:r>
@@ -8706,7 +9253,7 @@
         <w:spacing w:after="120" w:line="300"/>
       </w:pPr>
       <w:r>
-        <w:t xml:space="preserve">La proyección tiene una fila por año, desde la edad actual (fila 9 del Excel, año 1) hasta la edad final. La etapa de acumulación va desde la edad actual hasta un año antes de la edad de retiro; la etapa de retiro empieza en el año en que el cliente cumple la edad de retiro. Si el cliente ya está retirado, la proyección arranca directamente en la etapa de retiro.</w:t>
+        <w:t xml:space="preserve">La proyección tiene una fila por año, desde la edad actual (fila 10 del Excel, año 1) hasta la edad final. Las filas 1 a 7 contienen los insumos editables, la 8 los títulos de sección y la 9 los encabezados. La etapa de acumulación va desde la edad actual hasta un año antes de la edad de independencia financiera; la etapa de retiro empieza en el año en que el cliente la cumple. Si el cliente ya está retirado, la proyección arranca directamente en la etapa de retiro.</w:t>
       </w:r>
     </w:p>
     <w:p>
@@ -9886,7 +10433,7 @@
                 <w:sz w:val="19"/>
                 <w:szCs w:val="19"/>
               </w:rPr>
-              <w:t xml:space="preserve">K + P (+ S + T + U cuando existen)</w:t>
+              <w:t xml:space="preserve">K + P + columnas adicionales + gasto no cubierto; nunca es negativo</w:t>
             </w:r>
           </w:p>
         </w:tc>
@@ -10005,7 +10552,7 @@
         <w:spacing w:after="120" w:line="300"/>
       </w:pPr>
       <w:r>
-        <w:t xml:space="preserve">Estas columnas aparecen solo cuando el cliente declara el dato correspondiente. Sin ellas, la hoja es igual al Excel de referencia, salvo la corrección de la sección 12.</w:t>
+        <w:t xml:space="preserve">Estas columnas aparecen solo cuando el cliente declara el dato correspondiente, en el orden de la tabla, desde la columna S. Sin ellas, la hoja es igual al Excel de referencia, salvo la corrección de la sección 12. Todas las celdas de insumos se pueden editar y la proyección se recalcula sola.</w:t>
       </w:r>
     </w:p>
     <w:tbl>
@@ -10021,10 +10568,10 @@
         </w:tblBorders>
       </w:tblPr>
       <w:tblGrid>
-        <w:gridCol w:w="2300"/>
         <w:gridCol w:w="2100"/>
-        <w:gridCol w:w="2300"/>
-        <w:gridCol w:w="2326"/>
+        <w:gridCol w:w="2100"/>
+        <w:gridCol w:w="2400"/>
+        <w:gridCol w:w="2426"/>
       </w:tblGrid>
       <w:tr>
         <w:trPr>
@@ -10032,7 +10579,7 @@
         </w:trPr>
         <w:tc>
           <w:tcPr>
-            <w:tcW w:type="dxa" w:w="2300"/>
+            <w:tcW w:type="dxa" w:w="2100"/>
             <w:tcBorders>
               <w:top w:val="single" w:color="C6CCB4" w:sz="4"/>
               <w:left w:val="single" w:color="C6CCB4" w:sz="4"/>
@@ -10098,7 +10645,7 @@
         </w:tc>
         <w:tc>
           <w:tcPr>
-            <w:tcW w:type="dxa" w:w="2300"/>
+            <w:tcW w:type="dxa" w:w="2400"/>
             <w:tcBorders>
               <w:top w:val="single" w:color="C6CCB4" w:sz="4"/>
               <w:left w:val="single" w:color="C6CCB4" w:sz="4"/>
@@ -10131,7 +10678,7 @@
         </w:tc>
         <w:tc>
           <w:tcPr>
-            <w:tcW w:type="dxa" w:w="2326"/>
+            <w:tcW w:type="dxa" w:w="2426"/>
             <w:tcBorders>
               <w:top w:val="single" w:color="C6CCB4" w:sz="4"/>
               <w:left w:val="single" w:color="C6CCB4" w:sz="4"/>
@@ -10166,37 +10713,6 @@
       <w:tr>
         <w:tc>
           <w:tcPr>
-            <w:tcW w:type="dxa" w:w="2300"/>
-            <w:tcBorders>
-              <w:top w:val="single" w:color="C6CCB4" w:sz="4"/>
-              <w:left w:val="single" w:color="C6CCB4" w:sz="4"/>
-              <w:bottom w:val="single" w:color="C6CCB4" w:sz="4"/>
-              <w:right w:val="single" w:color="C6CCB4" w:sz="4"/>
-            </w:tcBorders>
-            <w:tcMar>
-              <w:top w:type="dxa" w:w="60"/>
-              <w:left w:type="dxa" w:w="100"/>
-              <w:bottom w:type="dxa" w:w="60"/>
-              <w:right w:type="dxa" w:w="100"/>
-            </w:tcMar>
-          </w:tcPr>
-          <w:p>
-            <w:pPr>
-              <w:spacing w:after="0" w:line="260"/>
-            </w:pPr>
-            <w:r>
-              <w:rPr>
-                <w:b w:val="false"/>
-                <w:bCs w:val="false"/>
-                <w:sz w:val="19"/>
-                <w:szCs w:val="19"/>
-              </w:rPr>
-              <w:t xml:space="preserve">S · Ingreso extraordinario (ROP y FCL)</w:t>
-            </w:r>
-          </w:p>
-        </w:tc>
-        <w:tc>
-          <w:tcPr>
             <w:tcW w:type="dxa" w:w="2100"/>
             <w:tcBorders>
               <w:top w:val="single" w:color="C6CCB4" w:sz="4"/>
@@ -10222,69 +10738,100 @@
                 <w:sz w:val="19"/>
                 <w:szCs w:val="19"/>
               </w:rPr>
-              <w:t xml:space="preserve">El cliente incorpora ROP, FCL o ambos</w:t>
-            </w:r>
-          </w:p>
-        </w:tc>
-        <w:tc>
-          <w:tcPr>
-            <w:tcW w:type="dxa" w:w="2300"/>
-            <w:tcBorders>
-              <w:top w:val="single" w:color="C6CCB4" w:sz="4"/>
-              <w:left w:val="single" w:color="C6CCB4" w:sz="4"/>
-              <w:bottom w:val="single" w:color="C6CCB4" w:sz="4"/>
-              <w:right w:val="single" w:color="C6CCB4" w:sz="4"/>
-            </w:tcBorders>
-            <w:tcMar>
-              <w:top w:type="dxa" w:w="60"/>
-              <w:left w:type="dxa" w:w="100"/>
-              <w:bottom w:type="dxa" w:w="60"/>
-              <w:right w:type="dxa" w:w="100"/>
-            </w:tcMar>
-          </w:tcPr>
-          <w:p>
-            <w:pPr>
-              <w:spacing w:after="0" w:line="260"/>
-            </w:pPr>
-            <w:r>
-              <w:rPr>
-                <w:b w:val="false"/>
-                <w:bCs w:val="false"/>
-                <w:sz w:val="19"/>
-                <w:szCs w:val="19"/>
-              </w:rPr>
-              <w:t xml:space="preserve">G1:H4: saldo y año de cada fondo</w:t>
-            </w:r>
-          </w:p>
-        </w:tc>
-        <w:tc>
-          <w:tcPr>
-            <w:tcW w:type="dxa" w:w="2326"/>
-            <w:tcBorders>
-              <w:top w:val="single" w:color="C6CCB4" w:sz="4"/>
-              <w:left w:val="single" w:color="C6CCB4" w:sz="4"/>
-              <w:bottom w:val="single" w:color="C6CCB4" w:sz="4"/>
-              <w:right w:val="single" w:color="C6CCB4" w:sz="4"/>
-            </w:tcBorders>
-            <w:tcMar>
-              <w:top w:type="dxa" w:w="60"/>
-              <w:left w:type="dxa" w:w="100"/>
-              <w:bottom w:type="dxa" w:w="60"/>
-              <w:right w:type="dxa" w:w="100"/>
-            </w:tcMar>
-          </w:tcPr>
-          <w:p>
-            <w:pPr>
-              <w:spacing w:after="0" w:line="260"/>
-            </w:pPr>
-            <w:r>
-              <w:rPr>
-                <w:b w:val="false"/>
-                <w:bCs w:val="false"/>
-                <w:sz w:val="19"/>
-                <w:szCs w:val="19"/>
-              </w:rPr>
-              <w:t xml:space="preserve">FCL en el año de ingreso y ROP en el año a + 1: saldo × (1+inf)^(t−1)</w:t>
+              <w:t xml:space="preserve">Traslado de fondos de pensión</w:t>
+            </w:r>
+          </w:p>
+        </w:tc>
+        <w:tc>
+          <w:tcPr>
+            <w:tcW w:type="dxa" w:w="2100"/>
+            <w:tcBorders>
+              <w:top w:val="single" w:color="C6CCB4" w:sz="4"/>
+              <w:left w:val="single" w:color="C6CCB4" w:sz="4"/>
+              <w:bottom w:val="single" w:color="C6CCB4" w:sz="4"/>
+              <w:right w:val="single" w:color="C6CCB4" w:sz="4"/>
+            </w:tcBorders>
+            <w:tcMar>
+              <w:top w:type="dxa" w:w="60"/>
+              <w:left w:type="dxa" w:w="100"/>
+              <w:bottom w:type="dxa" w:w="60"/>
+              <w:right w:type="dxa" w:w="100"/>
+            </w:tcMar>
+          </w:tcPr>
+          <w:p>
+            <w:pPr>
+              <w:spacing w:after="0" w:line="260"/>
+            </w:pPr>
+            <w:r>
+              <w:rPr>
+                <w:b w:val="false"/>
+                <w:bCs w:val="false"/>
+                <w:sz w:val="19"/>
+                <w:szCs w:val="19"/>
+              </w:rPr>
+              <w:t xml:space="preserve">Declara ROP, FCL o pensión voluntaria y no responde «no lo trasladaré»</w:t>
+            </w:r>
+          </w:p>
+        </w:tc>
+        <w:tc>
+          <w:tcPr>
+            <w:tcW w:type="dxa" w:w="2400"/>
+            <w:tcBorders>
+              <w:top w:val="single" w:color="C6CCB4" w:sz="4"/>
+              <w:left w:val="single" w:color="C6CCB4" w:sz="4"/>
+              <w:bottom w:val="single" w:color="C6CCB4" w:sz="4"/>
+              <w:right w:val="single" w:color="C6CCB4" w:sz="4"/>
+            </w:tcBorders>
+            <w:tcMar>
+              <w:top w:type="dxa" w:w="60"/>
+              <w:left w:type="dxa" w:w="100"/>
+              <w:bottom w:type="dxa" w:w="60"/>
+              <w:right w:type="dxa" w:w="100"/>
+            </w:tcMar>
+          </w:tcPr>
+          <w:p>
+            <w:pPr>
+              <w:spacing w:after="0" w:line="260"/>
+            </w:pPr>
+            <w:r>
+              <w:rPr>
+                <w:b w:val="false"/>
+                <w:bCs w:val="false"/>
+                <w:sz w:val="19"/>
+                <w:szCs w:val="19"/>
+              </w:rPr>
+              <w:t xml:space="preserve">Hoja «Fondos de pensión»</w:t>
+            </w:r>
+          </w:p>
+        </w:tc>
+        <w:tc>
+          <w:tcPr>
+            <w:tcW w:type="dxa" w:w="2426"/>
+            <w:tcBorders>
+              <w:top w:val="single" w:color="C6CCB4" w:sz="4"/>
+              <w:left w:val="single" w:color="C6CCB4" w:sz="4"/>
+              <w:bottom w:val="single" w:color="C6CCB4" w:sz="4"/>
+              <w:right w:val="single" w:color="C6CCB4" w:sz="4"/>
+            </w:tcBorders>
+            <w:tcMar>
+              <w:top w:type="dxa" w:w="60"/>
+              <w:left w:type="dxa" w:w="100"/>
+              <w:bottom w:type="dxa" w:w="60"/>
+              <w:right w:type="dxa" w:w="100"/>
+            </w:tcMar>
+          </w:tcPr>
+          <w:p>
+            <w:pPr>
+              <w:spacing w:after="0" w:line="260"/>
+            </w:pPr>
+            <w:r>
+              <w:rPr>
+                <w:b w:val="false"/>
+                <w:bCs w:val="false"/>
+                <w:sz w:val="19"/>
+                <w:szCs w:val="19"/>
+              </w:rPr>
+              <w:t xml:space="preserve">Columna de traslado total de esa hoja, en el mismo período</w:t>
             </w:r>
           </w:p>
         </w:tc>
@@ -10292,37 +10839,6 @@
       <w:tr>
         <w:tc>
           <w:tcPr>
-            <w:tcW w:type="dxa" w:w="2300"/>
-            <w:tcBorders>
-              <w:top w:val="single" w:color="C6CCB4" w:sz="4"/>
-              <w:left w:val="single" w:color="C6CCB4" w:sz="4"/>
-              <w:bottom w:val="single" w:color="C6CCB4" w:sz="4"/>
-              <w:right w:val="single" w:color="C6CCB4" w:sz="4"/>
-            </w:tcBorders>
-            <w:tcMar>
-              <w:top w:type="dxa" w:w="60"/>
-              <w:left w:type="dxa" w:w="100"/>
-              <w:bottom w:type="dxa" w:w="60"/>
-              <w:right w:type="dxa" w:w="100"/>
-            </w:tcMar>
-          </w:tcPr>
-          <w:p>
-            <w:pPr>
-              <w:spacing w:after="0" w:line="260"/>
-            </w:pPr>
-            <w:r>
-              <w:rPr>
-                <w:b w:val="false"/>
-                <w:bCs w:val="false"/>
-                <w:sz w:val="19"/>
-                <w:szCs w:val="19"/>
-              </w:rPr>
-              <w:t xml:space="preserve">T · Pensión anual</w:t>
-            </w:r>
-          </w:p>
-        </w:tc>
-        <w:tc>
-          <w:tcPr>
             <w:tcW w:type="dxa" w:w="2100"/>
             <w:tcBorders>
               <w:top w:val="single" w:color="C6CCB4" w:sz="4"/>
@@ -10348,69 +10864,100 @@
                 <w:sz w:val="19"/>
                 <w:szCs w:val="19"/>
               </w:rPr>
+              <w:t xml:space="preserve">Pensión anual</w:t>
+            </w:r>
+          </w:p>
+        </w:tc>
+        <w:tc>
+          <w:tcPr>
+            <w:tcW w:type="dxa" w:w="2100"/>
+            <w:tcBorders>
+              <w:top w:val="single" w:color="C6CCB4" w:sz="4"/>
+              <w:left w:val="single" w:color="C6CCB4" w:sz="4"/>
+              <w:bottom w:val="single" w:color="C6CCB4" w:sz="4"/>
+              <w:right w:val="single" w:color="C6CCB4" w:sz="4"/>
+            </w:tcBorders>
+            <w:tcMar>
+              <w:top w:type="dxa" w:w="60"/>
+              <w:left w:type="dxa" w:w="100"/>
+              <w:bottom w:type="dxa" w:w="60"/>
+              <w:right w:type="dxa" w:w="100"/>
+            </w:tcMar>
+          </w:tcPr>
+          <w:p>
+            <w:pPr>
+              <w:spacing w:after="0" w:line="260"/>
+            </w:pPr>
+            <w:r>
+              <w:rPr>
+                <w:b w:val="false"/>
+                <w:bCs w:val="false"/>
+                <w:sz w:val="19"/>
+                <w:szCs w:val="19"/>
+              </w:rPr>
               <w:t xml:space="preserve">Declara un régimen de pensión con monto</w:t>
             </w:r>
           </w:p>
         </w:tc>
         <w:tc>
           <w:tcPr>
-            <w:tcW w:type="dxa" w:w="2300"/>
-            <w:tcBorders>
-              <w:top w:val="single" w:color="C6CCB4" w:sz="4"/>
-              <w:left w:val="single" w:color="C6CCB4" w:sz="4"/>
-              <w:bottom w:val="single" w:color="C6CCB4" w:sz="4"/>
-              <w:right w:val="single" w:color="C6CCB4" w:sz="4"/>
-            </w:tcBorders>
-            <w:tcMar>
-              <w:top w:type="dxa" w:w="60"/>
-              <w:left w:type="dxa" w:w="100"/>
-              <w:bottom w:type="dxa" w:w="60"/>
-              <w:right w:type="dxa" w:w="100"/>
-            </w:tcMar>
-          </w:tcPr>
-          <w:p>
-            <w:pPr>
-              <w:spacing w:after="0" w:line="260"/>
-            </w:pPr>
-            <w:r>
-              <w:rPr>
-                <w:b w:val="false"/>
-                <w:bCs w:val="false"/>
-                <w:sz w:val="19"/>
-                <w:szCs w:val="19"/>
-              </w:rPr>
-              <w:t xml:space="preserve">L1: pensión mensual en US$ de hoy; D4: inflación de pensión</w:t>
-            </w:r>
-          </w:p>
-        </w:tc>
-        <w:tc>
-          <w:tcPr>
-            <w:tcW w:type="dxa" w:w="2326"/>
-            <w:tcBorders>
-              <w:top w:val="single" w:color="C6CCB4" w:sz="4"/>
-              <w:left w:val="single" w:color="C6CCB4" w:sz="4"/>
-              <w:bottom w:val="single" w:color="C6CCB4" w:sz="4"/>
-              <w:right w:val="single" w:color="C6CCB4" w:sz="4"/>
-            </w:tcBorders>
-            <w:tcMar>
-              <w:top w:type="dxa" w:w="60"/>
-              <w:left w:type="dxa" w:w="100"/>
-              <w:bottom w:type="dxa" w:w="60"/>
-              <w:right w:type="dxa" w:w="100"/>
-            </w:tcMar>
-          </w:tcPr>
-          <w:p>
-            <w:pPr>
-              <w:spacing w:after="0" w:line="260"/>
-            </w:pPr>
-            <w:r>
-              <w:rPr>
-                <w:b w:val="false"/>
-                <w:bCs w:val="false"/>
-                <w:sz w:val="19"/>
-                <w:szCs w:val="19"/>
-              </w:rPr>
-              <w:t xml:space="preserve">Solo en retiro: L1 × 12 × (1+D4)^(t−1)</w:t>
+            <w:tcW w:type="dxa" w:w="2400"/>
+            <w:tcBorders>
+              <w:top w:val="single" w:color="C6CCB4" w:sz="4"/>
+              <w:left w:val="single" w:color="C6CCB4" w:sz="4"/>
+              <w:bottom w:val="single" w:color="C6CCB4" w:sz="4"/>
+              <w:right w:val="single" w:color="C6CCB4" w:sz="4"/>
+            </w:tcBorders>
+            <w:tcMar>
+              <w:top w:type="dxa" w:w="60"/>
+              <w:left w:type="dxa" w:w="100"/>
+              <w:bottom w:type="dxa" w:w="60"/>
+              <w:right w:type="dxa" w:w="100"/>
+            </w:tcMar>
+          </w:tcPr>
+          <w:p>
+            <w:pPr>
+              <w:spacing w:after="0" w:line="260"/>
+            </w:pPr>
+            <w:r>
+              <w:rPr>
+                <w:b w:val="false"/>
+                <w:bCs w:val="false"/>
+                <w:sz w:val="19"/>
+                <w:szCs w:val="19"/>
+              </w:rPr>
+              <w:t xml:space="preserve">L1: pensión mensual en US$ de hoy; L4: edad de inicio; L5: primer período de pago, tP = MÁX(a+1; L4 − edad actual + 1); D4: inflación de pensión</w:t>
+            </w:r>
+          </w:p>
+        </w:tc>
+        <w:tc>
+          <w:tcPr>
+            <w:tcW w:type="dxa" w:w="2426"/>
+            <w:tcBorders>
+              <w:top w:val="single" w:color="C6CCB4" w:sz="4"/>
+              <w:left w:val="single" w:color="C6CCB4" w:sz="4"/>
+              <w:bottom w:val="single" w:color="C6CCB4" w:sz="4"/>
+              <w:right w:val="single" w:color="C6CCB4" w:sz="4"/>
+            </w:tcBorders>
+            <w:tcMar>
+              <w:top w:type="dxa" w:w="60"/>
+              <w:left w:type="dxa" w:w="100"/>
+              <w:bottom w:type="dxa" w:w="60"/>
+              <w:right w:type="dxa" w:w="100"/>
+            </w:tcMar>
+          </w:tcPr>
+          <w:p>
+            <w:pPr>
+              <w:spacing w:after="0" w:line="260"/>
+            </w:pPr>
+            <w:r>
+              <w:rPr>
+                <w:b w:val="false"/>
+                <w:bCs w:val="false"/>
+                <w:sz w:val="19"/>
+                <w:szCs w:val="19"/>
+              </w:rPr>
+              <w:t xml:space="preserve">Desde tP: L1 × 12 × (1+inf)^(tP−1) × (1+D4)^(t−tP). El monto de hoy se lleva con la inflación general hasta el primer pago y desde ahí con la de pensión</w:t>
             </w:r>
           </w:p>
         </w:tc>
@@ -10418,37 +10965,6 @@
       <w:tr>
         <w:tc>
           <w:tcPr>
-            <w:tcW w:type="dxa" w:w="2300"/>
-            <w:tcBorders>
-              <w:top w:val="single" w:color="C6CCB4" w:sz="4"/>
-              <w:left w:val="single" w:color="C6CCB4" w:sz="4"/>
-              <w:bottom w:val="single" w:color="C6CCB4" w:sz="4"/>
-              <w:right w:val="single" w:color="C6CCB4" w:sz="4"/>
-            </w:tcBorders>
-            <w:tcMar>
-              <w:top w:type="dxa" w:w="60"/>
-              <w:left w:type="dxa" w:w="100"/>
-              <w:bottom w:type="dxa" w:w="60"/>
-              <w:right w:type="dxa" w:w="100"/>
-            </w:tcMar>
-          </w:tcPr>
-          <w:p>
-            <w:pPr>
-              <w:spacing w:after="0" w:line="260"/>
-            </w:pPr>
-            <w:r>
-              <w:rPr>
-                <w:b w:val="false"/>
-                <w:bCs w:val="false"/>
-                <w:sz w:val="19"/>
-                <w:szCs w:val="19"/>
-              </w:rPr>
-              <w:t xml:space="preserve">U · Metas (salidas)</w:t>
-            </w:r>
-          </w:p>
-        </w:tc>
-        <w:tc>
-          <w:tcPr>
             <w:tcW w:type="dxa" w:w="2100"/>
             <w:tcBorders>
               <w:top w:val="single" w:color="C6CCB4" w:sz="4"/>
@@ -10474,69 +10990,100 @@
                 <w:sz w:val="19"/>
                 <w:szCs w:val="19"/>
               </w:rPr>
-              <w:t xml:space="preserve">Registra metas específicas</w:t>
-            </w:r>
-          </w:p>
-        </w:tc>
-        <w:tc>
-          <w:tcPr>
-            <w:tcW w:type="dxa" w:w="2300"/>
-            <w:tcBorders>
-              <w:top w:val="single" w:color="C6CCB4" w:sz="4"/>
-              <w:left w:val="single" w:color="C6CCB4" w:sz="4"/>
-              <w:bottom w:val="single" w:color="C6CCB4" w:sz="4"/>
-              <w:right w:val="single" w:color="C6CCB4" w:sz="4"/>
-            </w:tcBorders>
-            <w:tcMar>
-              <w:top w:type="dxa" w:w="60"/>
-              <w:left w:type="dxa" w:w="100"/>
-              <w:bottom w:type="dxa" w:w="60"/>
-              <w:right w:type="dxa" w:w="100"/>
-            </w:tcMar>
-          </w:tcPr>
-          <w:p>
-            <w:pPr>
-              <w:spacing w:after="0" w:line="260"/>
-            </w:pPr>
-            <w:r>
-              <w:rPr>
-                <w:b w:val="false"/>
-                <w:bCs w:val="false"/>
-                <w:sz w:val="19"/>
-                <w:szCs w:val="19"/>
-              </w:rPr>
-              <w:t xml:space="preserve">N1:U2: año y monto de hasta 8 metas</w:t>
-            </w:r>
-          </w:p>
-        </w:tc>
-        <w:tc>
-          <w:tcPr>
-            <w:tcW w:type="dxa" w:w="2326"/>
-            <w:tcBorders>
-              <w:top w:val="single" w:color="C6CCB4" w:sz="4"/>
-              <w:left w:val="single" w:color="C6CCB4" w:sz="4"/>
-              <w:bottom w:val="single" w:color="C6CCB4" w:sz="4"/>
-              <w:right w:val="single" w:color="C6CCB4" w:sz="4"/>
-            </w:tcBorders>
-            <w:tcMar>
-              <w:top w:type="dxa" w:w="60"/>
-              <w:left w:type="dxa" w:w="100"/>
-              <w:bottom w:type="dxa" w:w="60"/>
-              <w:right w:type="dxa" w:w="100"/>
-            </w:tcMar>
-          </w:tcPr>
-          <w:p>
-            <w:pPr>
-              <w:spacing w:after="0" w:line="260"/>
-            </w:pPr>
-            <w:r>
-              <w:rPr>
-                <w:b w:val="false"/>
-                <w:bCs w:val="false"/>
-                <w:sz w:val="19"/>
-                <w:szCs w:val="19"/>
-              </w:rPr>
-              <w:t xml:space="preserve">−SUMAR.SI(años, período, montos) × (1+inf)^(t−1)</w:t>
+              <w:t xml:space="preserve">Otros ingresos en el retiro</w:t>
+            </w:r>
+          </w:p>
+        </w:tc>
+        <w:tc>
+          <w:tcPr>
+            <w:tcW w:type="dxa" w:w="2100"/>
+            <w:tcBorders>
+              <w:top w:val="single" w:color="C6CCB4" w:sz="4"/>
+              <w:left w:val="single" w:color="C6CCB4" w:sz="4"/>
+              <w:bottom w:val="single" w:color="C6CCB4" w:sz="4"/>
+              <w:right w:val="single" w:color="C6CCB4" w:sz="4"/>
+            </w:tcBorders>
+            <w:tcMar>
+              <w:top w:type="dxa" w:w="60"/>
+              <w:left w:type="dxa" w:w="100"/>
+              <w:bottom w:type="dxa" w:w="60"/>
+              <w:right w:type="dxa" w:w="100"/>
+            </w:tcMar>
+          </w:tcPr>
+          <w:p>
+            <w:pPr>
+              <w:spacing w:after="0" w:line="260"/>
+            </w:pPr>
+            <w:r>
+              <w:rPr>
+                <w:b w:val="false"/>
+                <w:bCs w:val="false"/>
+                <w:sz w:val="19"/>
+                <w:szCs w:val="19"/>
+              </w:rPr>
+              <w:t xml:space="preserve">Declara alquileres, rentas u otros ingresos</w:t>
+            </w:r>
+          </w:p>
+        </w:tc>
+        <w:tc>
+          <w:tcPr>
+            <w:tcW w:type="dxa" w:w="2400"/>
+            <w:tcBorders>
+              <w:top w:val="single" w:color="C6CCB4" w:sz="4"/>
+              <w:left w:val="single" w:color="C6CCB4" w:sz="4"/>
+              <w:bottom w:val="single" w:color="C6CCB4" w:sz="4"/>
+              <w:right w:val="single" w:color="C6CCB4" w:sz="4"/>
+            </w:tcBorders>
+            <w:tcMar>
+              <w:top w:type="dxa" w:w="60"/>
+              <w:left w:type="dxa" w:w="100"/>
+              <w:bottom w:type="dxa" w:w="60"/>
+              <w:right w:type="dxa" w:w="100"/>
+            </w:tcMar>
+          </w:tcPr>
+          <w:p>
+            <w:pPr>
+              <w:spacing w:after="0" w:line="260"/>
+            </w:pPr>
+            <w:r>
+              <w:rPr>
+                <w:b w:val="false"/>
+                <w:bCs w:val="false"/>
+                <w:sz w:val="19"/>
+                <w:szCs w:val="19"/>
+              </w:rPr>
+              <w:t xml:space="preserve">L2: monto mensual en US$ de hoy</w:t>
+            </w:r>
+          </w:p>
+        </w:tc>
+        <w:tc>
+          <w:tcPr>
+            <w:tcW w:type="dxa" w:w="2426"/>
+            <w:tcBorders>
+              <w:top w:val="single" w:color="C6CCB4" w:sz="4"/>
+              <w:left w:val="single" w:color="C6CCB4" w:sz="4"/>
+              <w:bottom w:val="single" w:color="C6CCB4" w:sz="4"/>
+              <w:right w:val="single" w:color="C6CCB4" w:sz="4"/>
+            </w:tcBorders>
+            <w:tcMar>
+              <w:top w:type="dxa" w:w="60"/>
+              <w:left w:type="dxa" w:w="100"/>
+              <w:bottom w:type="dxa" w:w="60"/>
+              <w:right w:type="dxa" w:w="100"/>
+            </w:tcMar>
+          </w:tcPr>
+          <w:p>
+            <w:pPr>
+              <w:spacing w:after="0" w:line="260"/>
+            </w:pPr>
+            <w:r>
+              <w:rPr>
+                <w:b w:val="false"/>
+                <w:bCs w:val="false"/>
+                <w:sz w:val="19"/>
+                <w:szCs w:val="19"/>
+              </w:rPr>
+              <w:t xml:space="preserve">Solo en retiro: L2 × 12 × (1+inf)^(t−1)</w:t>
             </w:r>
           </w:p>
         </w:tc>
@@ -10544,7 +11091,511 @@
       <w:tr>
         <w:tc>
           <w:tcPr>
-            <w:tcW w:type="dxa" w:w="2300"/>
+            <w:tcW w:type="dxa" w:w="2100"/>
+            <w:tcBorders>
+              <w:top w:val="single" w:color="C6CCB4" w:sz="4"/>
+              <w:left w:val="single" w:color="C6CCB4" w:sz="4"/>
+              <w:bottom w:val="single" w:color="C6CCB4" w:sz="4"/>
+              <w:right w:val="single" w:color="C6CCB4" w:sz="4"/>
+            </w:tcBorders>
+            <w:tcMar>
+              <w:top w:type="dxa" w:w="60"/>
+              <w:left w:type="dxa" w:w="100"/>
+              <w:bottom w:type="dxa" w:w="60"/>
+              <w:right w:type="dxa" w:w="100"/>
+            </w:tcMar>
+          </w:tcPr>
+          <w:p>
+            <w:pPr>
+              <w:spacing w:after="0" w:line="260"/>
+            </w:pPr>
+            <w:r>
+              <w:rPr>
+                <w:b w:val="false"/>
+                <w:bCs w:val="false"/>
+                <w:sz w:val="19"/>
+                <w:szCs w:val="19"/>
+              </w:rPr>
+              <w:t xml:space="preserve">Aportes extraordinarios</w:t>
+            </w:r>
+          </w:p>
+        </w:tc>
+        <w:tc>
+          <w:tcPr>
+            <w:tcW w:type="dxa" w:w="2100"/>
+            <w:tcBorders>
+              <w:top w:val="single" w:color="C6CCB4" w:sz="4"/>
+              <w:left w:val="single" w:color="C6CCB4" w:sz="4"/>
+              <w:bottom w:val="single" w:color="C6CCB4" w:sz="4"/>
+              <w:right w:val="single" w:color="C6CCB4" w:sz="4"/>
+            </w:tcBorders>
+            <w:tcMar>
+              <w:top w:type="dxa" w:w="60"/>
+              <w:left w:type="dxa" w:w="100"/>
+              <w:bottom w:type="dxa" w:w="60"/>
+              <w:right w:type="dxa" w:w="100"/>
+            </w:tcMar>
+          </w:tcPr>
+          <w:p>
+            <w:pPr>
+              <w:spacing w:after="0" w:line="260"/>
+            </w:pPr>
+            <w:r>
+              <w:rPr>
+                <w:b w:val="false"/>
+                <w:bCs w:val="false"/>
+                <w:sz w:val="19"/>
+                <w:szCs w:val="19"/>
+              </w:rPr>
+              <w:t xml:space="preserve">Registra aportes puntuales (hasta 5)</w:t>
+            </w:r>
+          </w:p>
+        </w:tc>
+        <w:tc>
+          <w:tcPr>
+            <w:tcW w:type="dxa" w:w="2400"/>
+            <w:tcBorders>
+              <w:top w:val="single" w:color="C6CCB4" w:sz="4"/>
+              <w:left w:val="single" w:color="C6CCB4" w:sz="4"/>
+              <w:bottom w:val="single" w:color="C6CCB4" w:sz="4"/>
+              <w:right w:val="single" w:color="C6CCB4" w:sz="4"/>
+            </w:tcBorders>
+            <w:tcMar>
+              <w:top w:type="dxa" w:w="60"/>
+              <w:left w:type="dxa" w:w="100"/>
+              <w:bottom w:type="dxa" w:w="60"/>
+              <w:right w:type="dxa" w:w="100"/>
+            </w:tcMar>
+          </w:tcPr>
+          <w:p>
+            <w:pPr>
+              <w:spacing w:after="0" w:line="260"/>
+            </w:pPr>
+            <w:r>
+              <w:rPr>
+                <w:b w:val="false"/>
+                <w:bCs w:val="false"/>
+                <w:sz w:val="19"/>
+                <w:szCs w:val="19"/>
+              </w:rPr>
+              <w:t xml:space="preserve">N3:R4: año y monto en US$ de hoy</w:t>
+            </w:r>
+          </w:p>
+        </w:tc>
+        <w:tc>
+          <w:tcPr>
+            <w:tcW w:type="dxa" w:w="2426"/>
+            <w:tcBorders>
+              <w:top w:val="single" w:color="C6CCB4" w:sz="4"/>
+              <w:left w:val="single" w:color="C6CCB4" w:sz="4"/>
+              <w:bottom w:val="single" w:color="C6CCB4" w:sz="4"/>
+              <w:right w:val="single" w:color="C6CCB4" w:sz="4"/>
+            </w:tcBorders>
+            <w:tcMar>
+              <w:top w:type="dxa" w:w="60"/>
+              <w:left w:type="dxa" w:w="100"/>
+              <w:bottom w:type="dxa" w:w="60"/>
+              <w:right w:type="dxa" w:w="100"/>
+            </w:tcMar>
+          </w:tcPr>
+          <w:p>
+            <w:pPr>
+              <w:spacing w:after="0" w:line="260"/>
+            </w:pPr>
+            <w:r>
+              <w:rPr>
+                <w:b w:val="false"/>
+                <w:bCs w:val="false"/>
+                <w:sz w:val="19"/>
+                <w:szCs w:val="19"/>
+              </w:rPr>
+              <w:t xml:space="preserve">SUMAR.SI(años, período, montos) × (1+inf)^(t−1)</w:t>
+            </w:r>
+          </w:p>
+        </w:tc>
+      </w:tr>
+      <w:tr>
+        <w:tc>
+          <w:tcPr>
+            <w:tcW w:type="dxa" w:w="2100"/>
+            <w:tcBorders>
+              <w:top w:val="single" w:color="C6CCB4" w:sz="4"/>
+              <w:left w:val="single" w:color="C6CCB4" w:sz="4"/>
+              <w:bottom w:val="single" w:color="C6CCB4" w:sz="4"/>
+              <w:right w:val="single" w:color="C6CCB4" w:sz="4"/>
+            </w:tcBorders>
+            <w:tcMar>
+              <w:top w:type="dxa" w:w="60"/>
+              <w:left w:type="dxa" w:w="100"/>
+              <w:bottom w:type="dxa" w:w="60"/>
+              <w:right w:type="dxa" w:w="100"/>
+            </w:tcMar>
+          </w:tcPr>
+          <w:p>
+            <w:pPr>
+              <w:spacing w:after="0" w:line="260"/>
+            </w:pPr>
+            <w:r>
+              <w:rPr>
+                <w:b w:val="false"/>
+                <w:bCs w:val="false"/>
+                <w:sz w:val="19"/>
+                <w:szCs w:val="19"/>
+              </w:rPr>
+              <w:t xml:space="preserve">Apoyos a dependientes (salidas)</w:t>
+            </w:r>
+          </w:p>
+        </w:tc>
+        <w:tc>
+          <w:tcPr>
+            <w:tcW w:type="dxa" w:w="2100"/>
+            <w:tcBorders>
+              <w:top w:val="single" w:color="C6CCB4" w:sz="4"/>
+              <w:left w:val="single" w:color="C6CCB4" w:sz="4"/>
+              <w:bottom w:val="single" w:color="C6CCB4" w:sz="4"/>
+              <w:right w:val="single" w:color="C6CCB4" w:sz="4"/>
+            </w:tcBorders>
+            <w:tcMar>
+              <w:top w:type="dxa" w:w="60"/>
+              <w:left w:type="dxa" w:w="100"/>
+              <w:bottom w:type="dxa" w:w="60"/>
+              <w:right w:type="dxa" w:w="100"/>
+            </w:tcMar>
+          </w:tcPr>
+          <w:p>
+            <w:pPr>
+              <w:spacing w:after="0" w:line="260"/>
+            </w:pPr>
+            <w:r>
+              <w:rPr>
+                <w:b w:val="false"/>
+                <w:bCs w:val="false"/>
+                <w:sz w:val="19"/>
+                <w:szCs w:val="19"/>
+              </w:rPr>
+              <w:t xml:space="preserve">Registra apoyos (hasta 5)</w:t>
+            </w:r>
+          </w:p>
+        </w:tc>
+        <w:tc>
+          <w:tcPr>
+            <w:tcW w:type="dxa" w:w="2400"/>
+            <w:tcBorders>
+              <w:top w:val="single" w:color="C6CCB4" w:sz="4"/>
+              <w:left w:val="single" w:color="C6CCB4" w:sz="4"/>
+              <w:bottom w:val="single" w:color="C6CCB4" w:sz="4"/>
+              <w:right w:val="single" w:color="C6CCB4" w:sz="4"/>
+            </w:tcBorders>
+            <w:tcMar>
+              <w:top w:type="dxa" w:w="60"/>
+              <w:left w:type="dxa" w:w="100"/>
+              <w:bottom w:type="dxa" w:w="60"/>
+              <w:right w:type="dxa" w:w="100"/>
+            </w:tcMar>
+          </w:tcPr>
+          <w:p>
+            <w:pPr>
+              <w:spacing w:after="0" w:line="260"/>
+            </w:pPr>
+            <w:r>
+              <w:rPr>
+                <w:b w:val="false"/>
+                <w:bCs w:val="false"/>
+                <w:sz w:val="19"/>
+                <w:szCs w:val="19"/>
+              </w:rPr>
+              <w:t xml:space="preserve">N5:R7: año de inicio, años y monto anual en US$ de hoy</w:t>
+            </w:r>
+          </w:p>
+        </w:tc>
+        <w:tc>
+          <w:tcPr>
+            <w:tcW w:type="dxa" w:w="2426"/>
+            <w:tcBorders>
+              <w:top w:val="single" w:color="C6CCB4" w:sz="4"/>
+              <w:left w:val="single" w:color="C6CCB4" w:sz="4"/>
+              <w:bottom w:val="single" w:color="C6CCB4" w:sz="4"/>
+              <w:right w:val="single" w:color="C6CCB4" w:sz="4"/>
+            </w:tcBorders>
+            <w:tcMar>
+              <w:top w:type="dxa" w:w="60"/>
+              <w:left w:type="dxa" w:w="100"/>
+              <w:bottom w:type="dxa" w:w="60"/>
+              <w:right w:type="dxa" w:w="100"/>
+            </w:tcMar>
+          </w:tcPr>
+          <w:p>
+            <w:pPr>
+              <w:spacing w:after="0" w:line="260"/>
+            </w:pPr>
+            <w:r>
+              <w:rPr>
+                <w:b w:val="false"/>
+                <w:bCs w:val="false"/>
+                <w:sz w:val="19"/>
+                <w:szCs w:val="19"/>
+              </w:rPr>
+              <w:t xml:space="preserve">−SUMAPRODUCTO((inicio ≤ período) × (inicio + años &gt; período) × monto) × (1+inf)^(t−1)</w:t>
+            </w:r>
+          </w:p>
+        </w:tc>
+      </w:tr>
+      <w:tr>
+        <w:tc>
+          <w:tcPr>
+            <w:tcW w:type="dxa" w:w="2100"/>
+            <w:tcBorders>
+              <w:top w:val="single" w:color="C6CCB4" w:sz="4"/>
+              <w:left w:val="single" w:color="C6CCB4" w:sz="4"/>
+              <w:bottom w:val="single" w:color="C6CCB4" w:sz="4"/>
+              <w:right w:val="single" w:color="C6CCB4" w:sz="4"/>
+            </w:tcBorders>
+            <w:tcMar>
+              <w:top w:type="dxa" w:w="60"/>
+              <w:left w:type="dxa" w:w="100"/>
+              <w:bottom w:type="dxa" w:w="60"/>
+              <w:right w:type="dxa" w:w="100"/>
+            </w:tcMar>
+          </w:tcPr>
+          <w:p>
+            <w:pPr>
+              <w:spacing w:after="0" w:line="260"/>
+            </w:pPr>
+            <w:r>
+              <w:rPr>
+                <w:b w:val="false"/>
+                <w:bCs w:val="false"/>
+                <w:sz w:val="19"/>
+                <w:szCs w:val="19"/>
+              </w:rPr>
+              <w:t xml:space="preserve">Metas (salidas)</w:t>
+            </w:r>
+          </w:p>
+        </w:tc>
+        <w:tc>
+          <w:tcPr>
+            <w:tcW w:type="dxa" w:w="2100"/>
+            <w:tcBorders>
+              <w:top w:val="single" w:color="C6CCB4" w:sz="4"/>
+              <w:left w:val="single" w:color="C6CCB4" w:sz="4"/>
+              <w:bottom w:val="single" w:color="C6CCB4" w:sz="4"/>
+              <w:right w:val="single" w:color="C6CCB4" w:sz="4"/>
+            </w:tcBorders>
+            <w:tcMar>
+              <w:top w:type="dxa" w:w="60"/>
+              <w:left w:type="dxa" w:w="100"/>
+              <w:bottom w:type="dxa" w:w="60"/>
+              <w:right w:type="dxa" w:w="100"/>
+            </w:tcMar>
+          </w:tcPr>
+          <w:p>
+            <w:pPr>
+              <w:spacing w:after="0" w:line="260"/>
+            </w:pPr>
+            <w:r>
+              <w:rPr>
+                <w:b w:val="false"/>
+                <w:bCs w:val="false"/>
+                <w:sz w:val="19"/>
+                <w:szCs w:val="19"/>
+              </w:rPr>
+              <w:t xml:space="preserve">Registra metas específicas (hasta 8)</w:t>
+            </w:r>
+          </w:p>
+        </w:tc>
+        <w:tc>
+          <w:tcPr>
+            <w:tcW w:type="dxa" w:w="2400"/>
+            <w:tcBorders>
+              <w:top w:val="single" w:color="C6CCB4" w:sz="4"/>
+              <w:left w:val="single" w:color="C6CCB4" w:sz="4"/>
+              <w:bottom w:val="single" w:color="C6CCB4" w:sz="4"/>
+              <w:right w:val="single" w:color="C6CCB4" w:sz="4"/>
+            </w:tcBorders>
+            <w:tcMar>
+              <w:top w:type="dxa" w:w="60"/>
+              <w:left w:type="dxa" w:w="100"/>
+              <w:bottom w:type="dxa" w:w="60"/>
+              <w:right w:type="dxa" w:w="100"/>
+            </w:tcMar>
+          </w:tcPr>
+          <w:p>
+            <w:pPr>
+              <w:spacing w:after="0" w:line="260"/>
+            </w:pPr>
+            <w:r>
+              <w:rPr>
+                <w:b w:val="false"/>
+                <w:bCs w:val="false"/>
+                <w:sz w:val="19"/>
+                <w:szCs w:val="19"/>
+              </w:rPr>
+              <w:t xml:space="preserve">N1:U2: año y monto</w:t>
+            </w:r>
+          </w:p>
+        </w:tc>
+        <w:tc>
+          <w:tcPr>
+            <w:tcW w:type="dxa" w:w="2426"/>
+            <w:tcBorders>
+              <w:top w:val="single" w:color="C6CCB4" w:sz="4"/>
+              <w:left w:val="single" w:color="C6CCB4" w:sz="4"/>
+              <w:bottom w:val="single" w:color="C6CCB4" w:sz="4"/>
+              <w:right w:val="single" w:color="C6CCB4" w:sz="4"/>
+            </w:tcBorders>
+            <w:tcMar>
+              <w:top w:type="dxa" w:w="60"/>
+              <w:left w:type="dxa" w:w="100"/>
+              <w:bottom w:type="dxa" w:w="60"/>
+              <w:right w:type="dxa" w:w="100"/>
+            </w:tcMar>
+          </w:tcPr>
+          <w:p>
+            <w:pPr>
+              <w:spacing w:after="0" w:line="260"/>
+            </w:pPr>
+            <w:r>
+              <w:rPr>
+                <w:b w:val="false"/>
+                <w:bCs w:val="false"/>
+                <w:sz w:val="19"/>
+                <w:szCs w:val="19"/>
+              </w:rPr>
+              <w:t xml:space="preserve">−SUMAR.SI(años, período, montos) × (1+inf)^(t−1)</w:t>
+            </w:r>
+          </w:p>
+        </w:tc>
+      </w:tr>
+      <w:tr>
+        <w:tc>
+          <w:tcPr>
+            <w:tcW w:type="dxa" w:w="2100"/>
+            <w:tcBorders>
+              <w:top w:val="single" w:color="C6CCB4" w:sz="4"/>
+              <w:left w:val="single" w:color="C6CCB4" w:sz="4"/>
+              <w:bottom w:val="single" w:color="C6CCB4" w:sz="4"/>
+              <w:right w:val="single" w:color="C6CCB4" w:sz="4"/>
+            </w:tcBorders>
+            <w:tcMar>
+              <w:top w:type="dxa" w:w="60"/>
+              <w:left w:type="dxa" w:w="100"/>
+              <w:bottom w:type="dxa" w:w="60"/>
+              <w:right w:type="dxa" w:w="100"/>
+            </w:tcMar>
+          </w:tcPr>
+          <w:p>
+            <w:pPr>
+              <w:spacing w:after="0" w:line="260"/>
+            </w:pPr>
+            <w:r>
+              <w:rPr>
+                <w:b w:val="false"/>
+                <w:bCs w:val="false"/>
+                <w:sz w:val="19"/>
+                <w:szCs w:val="19"/>
+              </w:rPr>
+              <w:t xml:space="preserve">Gasto no cubierto por el portafolio</w:t>
+            </w:r>
+          </w:p>
+        </w:tc>
+        <w:tc>
+          <w:tcPr>
+            <w:tcW w:type="dxa" w:w="2100"/>
+            <w:tcBorders>
+              <w:top w:val="single" w:color="C6CCB4" w:sz="4"/>
+              <w:left w:val="single" w:color="C6CCB4" w:sz="4"/>
+              <w:bottom w:val="single" w:color="C6CCB4" w:sz="4"/>
+              <w:right w:val="single" w:color="C6CCB4" w:sz="4"/>
+            </w:tcBorders>
+            <w:tcMar>
+              <w:top w:type="dxa" w:w="60"/>
+              <w:left w:type="dxa" w:w="100"/>
+              <w:bottom w:type="dxa" w:w="60"/>
+              <w:right w:type="dxa" w:w="100"/>
+            </w:tcMar>
+          </w:tcPr>
+          <w:p>
+            <w:pPr>
+              <w:spacing w:after="0" w:line="260"/>
+            </w:pPr>
+            <w:r>
+              <w:rPr>
+                <w:b w:val="false"/>
+                <w:bCs w:val="false"/>
+                <w:sz w:val="19"/>
+                <w:szCs w:val="19"/>
+              </w:rPr>
+              <w:t xml:space="preserve">Siempre (última columna)</w:t>
+            </w:r>
+          </w:p>
+        </w:tc>
+        <w:tc>
+          <w:tcPr>
+            <w:tcW w:type="dxa" w:w="2400"/>
+            <w:tcBorders>
+              <w:top w:val="single" w:color="C6CCB4" w:sz="4"/>
+              <w:left w:val="single" w:color="C6CCB4" w:sz="4"/>
+              <w:bottom w:val="single" w:color="C6CCB4" w:sz="4"/>
+              <w:right w:val="single" w:color="C6CCB4" w:sz="4"/>
+            </w:tcBorders>
+            <w:tcMar>
+              <w:top w:type="dxa" w:w="60"/>
+              <w:left w:type="dxa" w:w="100"/>
+              <w:bottom w:type="dxa" w:w="60"/>
+              <w:right w:type="dxa" w:w="100"/>
+            </w:tcMar>
+          </w:tcPr>
+          <w:p>
+            <w:pPr>
+              <w:spacing w:after="0" w:line="260"/>
+            </w:pPr>
+            <w:r>
+              <w:rPr>
+                <w:b w:val="false"/>
+                <w:bCs w:val="false"/>
+                <w:sz w:val="19"/>
+                <w:szCs w:val="19"/>
+              </w:rPr>
+              <w:t xml:space="preserve">—</w:t>
+            </w:r>
+          </w:p>
+        </w:tc>
+        <w:tc>
+          <w:tcPr>
+            <w:tcW w:type="dxa" w:w="2426"/>
+            <w:tcBorders>
+              <w:top w:val="single" w:color="C6CCB4" w:sz="4"/>
+              <w:left w:val="single" w:color="C6CCB4" w:sz="4"/>
+              <w:bottom w:val="single" w:color="C6CCB4" w:sz="4"/>
+              <w:right w:val="single" w:color="C6CCB4" w:sz="4"/>
+            </w:tcBorders>
+            <w:tcMar>
+              <w:top w:type="dxa" w:w="60"/>
+              <w:left w:type="dxa" w:w="100"/>
+              <w:bottom w:type="dxa" w:w="60"/>
+              <w:right w:type="dxa" w:w="100"/>
+            </w:tcMar>
+          </w:tcPr>
+          <w:p>
+            <w:pPr>
+              <w:spacing w:after="0" w:line="260"/>
+            </w:pPr>
+            <w:r>
+              <w:rPr>
+                <w:b w:val="false"/>
+                <w:bCs w:val="false"/>
+                <w:sz w:val="19"/>
+                <w:szCs w:val="19"/>
+              </w:rPr>
+              <w:t xml:space="preserve">MÁX(0; −(K + P + columnas adicionales)). Si las salidas superan el saldo, el portafolio queda en cero y la diferencia es gasto no cubierto</w:t>
+            </w:r>
+          </w:p>
+        </w:tc>
+      </w:tr>
+      <w:tr>
+        <w:tc>
+          <w:tcPr>
+            <w:tcW w:type="dxa" w:w="2100"/>
             <w:tcBorders>
               <w:top w:val="single" w:color="C6CCB4" w:sz="4"/>
               <w:left w:val="single" w:color="C6CCB4" w:sz="4"/>
@@ -10606,63 +11657,63 @@
         </w:tc>
         <w:tc>
           <w:tcPr>
-            <w:tcW w:type="dxa" w:w="2300"/>
-            <w:tcBorders>
-              <w:top w:val="single" w:color="C6CCB4" w:sz="4"/>
-              <w:left w:val="single" w:color="C6CCB4" w:sz="4"/>
-              <w:bottom w:val="single" w:color="C6CCB4" w:sz="4"/>
-              <w:right w:val="single" w:color="C6CCB4" w:sz="4"/>
-            </w:tcBorders>
-            <w:tcMar>
-              <w:top w:type="dxa" w:w="60"/>
-              <w:left w:type="dxa" w:w="100"/>
-              <w:bottom w:type="dxa" w:w="60"/>
-              <w:right w:type="dxa" w:w="100"/>
-            </w:tcMar>
-          </w:tcPr>
-          <w:p>
-            <w:pPr>
-              <w:spacing w:after="0" w:line="260"/>
-            </w:pPr>
-            <w:r>
-              <w:rPr>
-                <w:b w:val="false"/>
-                <w:bCs w:val="false"/>
-                <w:sz w:val="19"/>
-                <w:szCs w:val="19"/>
-              </w:rPr>
-              <w:t xml:space="preserve">L2: porcentaje del gasto</w:t>
-            </w:r>
-          </w:p>
-        </w:tc>
-        <w:tc>
-          <w:tcPr>
-            <w:tcW w:type="dxa" w:w="2326"/>
-            <w:tcBorders>
-              <w:top w:val="single" w:color="C6CCB4" w:sz="4"/>
-              <w:left w:val="single" w:color="C6CCB4" w:sz="4"/>
-              <w:bottom w:val="single" w:color="C6CCB4" w:sz="4"/>
-              <w:right w:val="single" w:color="C6CCB4" w:sz="4"/>
-            </w:tcBorders>
-            <w:tcMar>
-              <w:top w:type="dxa" w:w="60"/>
-              <w:left w:type="dxa" w:w="100"/>
-              <w:bottom w:type="dxa" w:w="60"/>
-              <w:right w:type="dxa" w:w="100"/>
-            </w:tcMar>
-          </w:tcPr>
-          <w:p>
-            <w:pPr>
-              <w:spacing w:after="0" w:line="260"/>
-            </w:pPr>
-            <w:r>
-              <w:rPr>
-                <w:b w:val="false"/>
-                <w:bCs w:val="false"/>
-                <w:sz w:val="19"/>
-                <w:szCs w:val="19"/>
-              </w:rPr>
-              <w:t xml:space="preserve">En retiro: L = −H × L2</w:t>
+            <w:tcW w:type="dxa" w:w="2400"/>
+            <w:tcBorders>
+              <w:top w:val="single" w:color="C6CCB4" w:sz="4"/>
+              <w:left w:val="single" w:color="C6CCB4" w:sz="4"/>
+              <w:bottom w:val="single" w:color="C6CCB4" w:sz="4"/>
+              <w:right w:val="single" w:color="C6CCB4" w:sz="4"/>
+            </w:tcBorders>
+            <w:tcMar>
+              <w:top w:type="dxa" w:w="60"/>
+              <w:left w:type="dxa" w:w="100"/>
+              <w:bottom w:type="dxa" w:w="60"/>
+              <w:right w:type="dxa" w:w="100"/>
+            </w:tcMar>
+          </w:tcPr>
+          <w:p>
+            <w:pPr>
+              <w:spacing w:after="0" w:line="260"/>
+            </w:pPr>
+            <w:r>
+              <w:rPr>
+                <w:b w:val="false"/>
+                <w:bCs w:val="false"/>
+                <w:sz w:val="19"/>
+                <w:szCs w:val="19"/>
+              </w:rPr>
+              <w:t xml:space="preserve">L3: porcentaje del gasto</w:t>
+            </w:r>
+          </w:p>
+        </w:tc>
+        <w:tc>
+          <w:tcPr>
+            <w:tcW w:type="dxa" w:w="2426"/>
+            <w:tcBorders>
+              <w:top w:val="single" w:color="C6CCB4" w:sz="4"/>
+              <w:left w:val="single" w:color="C6CCB4" w:sz="4"/>
+              <w:bottom w:val="single" w:color="C6CCB4" w:sz="4"/>
+              <w:right w:val="single" w:color="C6CCB4" w:sz="4"/>
+            </w:tcBorders>
+            <w:tcMar>
+              <w:top w:type="dxa" w:w="60"/>
+              <w:left w:type="dxa" w:w="100"/>
+              <w:bottom w:type="dxa" w:w="60"/>
+              <w:right w:type="dxa" w:w="100"/>
+            </w:tcMar>
+          </w:tcPr>
+          <w:p>
+            <w:pPr>
+              <w:spacing w:after="0" w:line="260"/>
+            </w:pPr>
+            <w:r>
+              <w:rPr>
+                <w:b w:val="false"/>
+                <w:bCs w:val="false"/>
+                <w:sz w:val="19"/>
+                <w:szCs w:val="19"/>
+              </w:rPr>
+              <w:t xml:space="preserve">En retiro: L = −H × L3</w:t>
             </w:r>
           </w:p>
         </w:tc>
@@ -10678,7 +11729,37 @@
         <w:spacing w:after="120" w:line="300"/>
       </w:pPr>
       <w:r>
-        <w:t xml:space="preserve">Las columnas se ordenan S, T, U según las que apliquen; si solo aplica la pensión, ocupa la columna S. Todas las celdas de insumos se pueden editar en el Excel y la proyección se recalcula sola.</w:t>
+        <w:rPr>
+          <w:b/>
+          <w:bCs/>
+        </w:rPr>
+        <w:t xml:space="preserve">Agotamiento del portafolio. </w:t>
+      </w:r>
+      <w:r>
+        <w:t xml:space="preserve">El portafolio no puede ser negativo. Cuando las salidas de un año superan el saldo, el portafolio queda en cero y lo que falta se registra como gasto no cubierto. Así no se calculan rendimientos sobre saldos negativos, que en versiones anteriores producían montos desproporcionados (un cliente de prueba terminaba en −US$83 millones, dos tercios de ellos por «rendimientos» sobre deuda). Si después entran recursos (pensión o traslado de fondos), el portafolio vuelve a crecer desde cero.</w:t>
+      </w:r>
+    </w:p>
+    <w:p>
+      <w:pPr>
+        <w:spacing w:after="120" w:line="300"/>
+      </w:pPr>
+      <w:r>
+        <w:rPr>
+          <w:b/>
+          <w:bCs/>
+        </w:rPr>
+        <w:t xml:space="preserve">Montos en colones. </w:t>
+      </w:r>
+      <w:r>
+        <w:t xml:space="preserve">Se mantienen en colones dentro del Excel y se convierten con el tipo de cambio de D1 mediante fórmulas; si se edita D1, toda la proyección se recalcula. El tipo de cambio es constante en el horizonte: la inflación general de 3,9% se interpreta como la inflación de la canasta del hogar medida en dólares.</w:t>
+      </w:r>
+    </w:p>
+    <w:p>
+      <w:pPr>
+        <w:spacing w:after="120" w:line="300"/>
+      </w:pPr>
+      <w:r>
+        <w:t xml:space="preserve">Todos los montos que el cliente declara en dólares de hoy se llevan a dólares nominales con la inflación general hasta el año en que ocurren. Así, el apoyo de US$12.000 anuales para la universidad de un hijo dentro de cinco años se proyecta con su costo de ese año, no con el de hoy.</w:t>
       </w:r>
     </w:p>
     <w:p>
@@ -10767,6 +11848,234 @@
       </w:r>
       <w:r>
         <w:t xml:space="preserve">R del último año.</w:t>
+      </w:r>
+    </w:p>
+    <w:p>
+      <w:pPr>
+        <w:pStyle w:val="Heading2"/>
+      </w:pPr>
+      <w:r>
+        <w:t xml:space="preserve">7.4 Fondos de pensión complementaria</w:t>
+      </w:r>
+    </w:p>
+    <w:p>
+      <w:pPr>
+        <w:spacing w:after="120" w:line="300"/>
+      </w:pPr>
+      <w:r>
+        <w:t xml:space="preserve">El ROP, el FCL y la pensión voluntaria se modelan en una hoja propia, «Fondos de pensión», porque siguen creciendo con aportes y rendimientos mientras el cliente trabaja, y llegan al portafolio en un momento distinto de su ahorro libre. Cada fondo se lleva a dólares con el tipo de cambio del supuesto y se proyecta así:</w:t>
+      </w:r>
+    </w:p>
+    <w:p>
+      <w:pPr>
+        <w:shd w:fill="F4F5EE" w:color="auto" w:val="clear"/>
+        <w:spacing w:after="120" w:before="60"/>
+        <w:ind w:left="360"/>
+      </w:pPr>
+      <w:r>
+        <w:rPr>
+          <w:rFonts w:ascii="Consolas" w:cs="Consolas" w:eastAsia="Consolas" w:hAnsi="Consolas"/>
+          <w:color w:val="2B3014"/>
+          <w:sz w:val="19"/>
+          <w:szCs w:val="19"/>
+        </w:rPr>
+        <w:t xml:space="preserve">Aporte_t = aporte mensual × 12 × (1+inf)^(t−1), mientras t ≤ años de acumulación; 0 después</w:t>
+      </w:r>
+    </w:p>
+    <w:p>
+      <w:pPr>
+        <w:shd w:fill="F4F5EE" w:color="auto" w:val="clear"/>
+        <w:spacing w:after="120" w:before="60"/>
+        <w:ind w:left="360"/>
+      </w:pPr>
+      <w:r>
+        <w:rPr>
+          <w:rFonts w:ascii="Consolas" w:cs="Consolas" w:eastAsia="Consolas" w:hAnsi="Consolas"/>
+          <w:color w:val="2B3014"/>
+          <w:sz w:val="19"/>
+          <w:szCs w:val="19"/>
+        </w:rPr>
+        <w:t xml:space="preserve">Rendimiento_t = saldo inicial_t × rendimiento de los fondos</w:t>
+      </w:r>
+    </w:p>
+    <w:p>
+      <w:pPr>
+        <w:shd w:fill="F4F5EE" w:color="auto" w:val="clear"/>
+        <w:spacing w:after="120" w:before="60"/>
+        <w:ind w:left="360"/>
+      </w:pPr>
+      <w:r>
+        <w:rPr>
+          <w:rFonts w:ascii="Consolas" w:cs="Consolas" w:eastAsia="Consolas" w:hAnsi="Consolas"/>
+          <w:color w:val="2B3014"/>
+          <w:sz w:val="19"/>
+          <w:szCs w:val="19"/>
+        </w:rPr>
+        <w:t xml:space="preserve">Traslado_t = saldo inicial_t + aporte_t + rendimiento_t, si t es el período de traslado o el de la independencia; 0 en otro caso</w:t>
+      </w:r>
+    </w:p>
+    <w:p>
+      <w:pPr>
+        <w:shd w:fill="F4F5EE" w:color="auto" w:val="clear"/>
+        <w:spacing w:after="120" w:before="60"/>
+        <w:ind w:left="360"/>
+      </w:pPr>
+      <w:r>
+        <w:rPr>
+          <w:rFonts w:ascii="Consolas" w:cs="Consolas" w:eastAsia="Consolas" w:hAnsi="Consolas"/>
+          <w:color w:val="2B3014"/>
+          <w:sz w:val="19"/>
+          <w:szCs w:val="19"/>
+        </w:rPr>
+        <w:t xml:space="preserve">Saldo final_t = saldo inicial_t + aporte_t + rendimiento_t − traslado_t</w:t>
+      </w:r>
+    </w:p>
+    <w:p>
+      <w:pPr>
+        <w:pStyle w:val="ListParagraph"/>
+        <w:numPr>
+          <w:ilvl w:val="0"/>
+          <w:numId w:val="2"/>
+        </w:numPr>
+        <w:spacing w:after="60" w:line="290"/>
+      </w:pPr>
+      <w:r>
+        <w:rPr>
+          <w:b/>
+          <w:bCs/>
+        </w:rPr>
+        <w:t xml:space="preserve">Aporte mensual. </w:t>
+      </w:r>
+      <w:r>
+        <w:t xml:space="preserve">El que declara el cliente. Si no lo conoce, el del ROP y el del FCL se estiman con su salario y los porcentajes de la sección 6, solo si su ingreso principal es el salario: un empresario o un rentista no cotiza sobre su ingreso, y en ese caso se proyecta sin aportes nuevos y el panel lo avisa. La pensión voluntaria siempre debe declararse.</w:t>
+      </w:r>
+    </w:p>
+    <w:p>
+      <w:pPr>
+        <w:pStyle w:val="ListParagraph"/>
+        <w:numPr>
+          <w:ilvl w:val="0"/>
+          <w:numId w:val="2"/>
+        </w:numPr>
+        <w:spacing w:after="60" w:line="290"/>
+      </w:pPr>
+      <w:r>
+        <w:rPr>
+          <w:b/>
+          <w:bCs/>
+        </w:rPr>
+        <w:t xml:space="preserve">Aportes indexados. </w:t>
+      </w:r>
+      <w:r>
+        <w:t xml:space="preserve">Crecen con la inflación general, igual que el salario del Excel de referencia, porque son un porcentaje del salario.</w:t>
+      </w:r>
+    </w:p>
+    <w:p>
+      <w:pPr>
+        <w:pStyle w:val="ListParagraph"/>
+        <w:numPr>
+          <w:ilvl w:val="0"/>
+          <w:numId w:val="2"/>
+        </w:numPr>
+        <w:spacing w:after="60" w:line="290"/>
+      </w:pPr>
+      <w:r>
+        <w:rPr>
+          <w:b/>
+          <w:bCs/>
+        </w:rPr>
+        <w:t xml:space="preserve">Convención de tiempo. </w:t>
+      </w:r>
+      <w:r>
+        <w:t xml:space="preserve">El rendimiento se aplica al saldo inicial y los aportes entran al cierre del año, la misma convención del portafolio. Es conservadora: subestima levemente el rendimiento de los aportes de cada año.</w:t>
+      </w:r>
+    </w:p>
+    <w:p>
+      <w:pPr>
+        <w:pStyle w:val="ListParagraph"/>
+        <w:numPr>
+          <w:ilvl w:val="0"/>
+          <w:numId w:val="2"/>
+        </w:numPr>
+        <w:spacing w:after="60" w:line="290"/>
+      </w:pPr>
+      <w:r>
+        <w:rPr>
+          <w:b/>
+          <w:bCs/>
+        </w:rPr>
+        <w:t xml:space="preserve">Traslado. </w:t>
+      </w:r>
+      <w:r>
+        <w:t xml:space="preserve">El cliente elige entre trasladarlo al ser financieramente independiente, en un año determinado o no trasladarlo. Si lo traslada antes de la independencia, los aportes posteriores siguen acumulándose y se trasladan al ser independiente. Si el año de traslado y la independencia quedan fuera del horizonte, el saldo se traslada en el último año proyectado. Un fondo que el cliente decide no trasladar queda fuera de la proyección.</w:t>
+      </w:r>
+    </w:p>
+    <w:p>
+      <w:pPr>
+        <w:pStyle w:val="ListParagraph"/>
+        <w:numPr>
+          <w:ilvl w:val="0"/>
+          <w:numId w:val="2"/>
+        </w:numPr>
+        <w:spacing w:after="60" w:line="290"/>
+      </w:pPr>
+      <w:r>
+        <w:rPr>
+          <w:b/>
+          <w:bCs/>
+        </w:rPr>
+        <w:t xml:space="preserve">Descomposición. </w:t>
+      </w:r>
+      <w:r>
+        <w:t xml:space="preserve">La hoja informa, por fondo, los aportes acumulados, los rendimientos acumulados y el total trasladado al portafolio: el efecto de los aportes y el efecto del rendimiento por separado.</w:t>
+      </w:r>
+    </w:p>
+    <w:p>
+      <w:pPr>
+        <w:spacing w:after="120" w:line="300"/>
+      </w:pPr>
+      <w:r>
+        <w:t xml:space="preserve">Los registros anteriores a la versión 2.1 solo declaraban el saldo del ROP y del FCL. Se proyectan con el mismo modelo, sin aportes: el FCL se traslada en el año del supuesto «Año de ingreso del FCL» y el ROP al ser independiente. A diferencia de la versión 2.0, el saldo crece con el rendimiento de los fondos y no con la inflación.</w:t>
+      </w:r>
+    </w:p>
+    <w:p>
+      <w:pPr>
+        <w:pStyle w:val="Heading2"/>
+      </w:pPr>
+      <w:r>
+        <w:t xml:space="preserve">7.5 Resumen del plan: ¿alcanza?</w:t>
+      </w:r>
+    </w:p>
+    <w:p>
+      <w:pPr>
+        <w:spacing w:after="120" w:line="300"/>
+      </w:pPr>
+      <w:r>
+        <w:t xml:space="preserve">Debajo de la proyección, la hoja descompone el saldo final en sus fuentes, todo con fórmulas y en dólares nominales: capital inicial, aportes ordinarios, aportes extraordinarios, traslado de fondos, rendimientos del portafolio, pensión y otros ingresos, menos los retiros para el gasto, los apoyos a dependientes y las metas, más el gasto no cubierto (que repone a cero el saldo cuando se agota). La suma de esas líneas es igual al saldo final de la columna Q.</w:t>
+      </w:r>
+    </w:p>
+    <w:p>
+      <w:pPr>
+        <w:shd w:fill="F4F5EE" w:color="auto" w:val="clear"/>
+        <w:spacing w:after="120" w:before="60"/>
+        <w:ind w:left="360"/>
+      </w:pPr>
+      <w:r>
+        <w:rPr>
+          <w:rFonts w:ascii="Consolas" w:cs="Consolas" w:eastAsia="Consolas" w:hAnsi="Consolas"/>
+          <w:color w:val="2B3014"/>
+          <w:sz w:val="19"/>
+          <w:szCs w:val="19"/>
+        </w:rPr>
+        <w:t xml:space="preserve">¿Alcanza? = SÍ(Y(gasto no cubierto = 0; saldo final en dólares de hoy ≥ herencia deseada); «Sí alcanza»; «No alcanza»)</w:t>
+      </w:r>
+    </w:p>
+    <w:p>
+      <w:pPr>
+        <w:spacing w:after="120" w:line="300"/>
+      </w:pPr>
+      <w:r>
+        <w:t xml:space="preserve">Es el mismo criterio del rendimiento de equilibrio (sección 9), aplicado a la cartera asignada. La hoja informa también la edad a la que se agota el portafolio y el gasto no cubierto total en dólares de hoy, que mide el tamaño del faltante. El panel del asesor y la ficha PDF muestran el mismo resultado.</w:t>
       </w:r>
     </w:p>
     <w:p>
@@ -15154,6 +16463,14 @@
     </w:p>
     <w:p>
       <w:pPr>
+        <w:spacing w:after="120" w:line="300"/>
+      </w:pPr>
+      <w:r>
+        <w:t xml:space="preserve">En octubre de 2026, un revisor independiente reconstruyó la proyección de familias desde esta metodología, sin usar el código del sistema, y la comparó año por año con el Excel recalculado en 17 clientes de prueba (formatos nuevo y anterior, montos en colones, cliente ya retirado, independencia fuera del horizonte, portafolio que se agota, capital de US$1.000.000). Las cifras coinciden en todos los años. Verificó además cifras de forma cerrada (1.000.000 × 1,07^51 y anualidades), la propagación de cambios en las celdas de insumos (tipo de cambio, inflación, edad de pensión, rendimiento de los fondos) y los rangos de los gráficos. Sus hallazgos se corrigieron en la versión 2.1: piso en cero del portafolio, inicio e indexación de la pensión, montos en colones ligados al tipo de cambio, traslado de fondos fuera del horizonte y estimación del aporte al ROP y al FCL solo para asalariados.</w:t>
+      </w:r>
+    </w:p>
+    <w:p>
+      <w:pPr>
         <w:pStyle w:val="ListParagraph"/>
         <w:numPr>
           <w:ilvl w:val="0"/>
@@ -15302,7 +16619,7 @@
         <w:t xml:space="preserve">Pensión. </w:t>
       </w:r>
       <w:r>
-        <w:t xml:space="preserve">Empieza en el año de retiro declarado, aunque el régimen fije otra edad de acceso.</w:t>
+        <w:t xml:space="preserve">Empieza en el año de independencia financiera declarado, aunque el régimen fije otra edad de acceso.</w:t>
       </w:r>
     </w:p>
     <w:p>
@@ -15319,10 +16636,90 @@
           <w:b/>
           <w:bCs/>
         </w:rPr>
+        <w:t xml:space="preserve">Fondos de pensión. </w:t>
+      </w:r>
+      <w:r>
+        <w:t xml:space="preserve">Se proyectan en dólares con un rendimiento único; no modelan el riesgo cambiario de los fondos en colones, las comisiones de cada operadora ni las reglas de retiro del ROP (que la ley vincula a la pensión del régimen básico). Los porcentajes de aporte pueden cambiar por reforma legal y deben revisarse.</w:t>
+      </w:r>
+    </w:p>
+    <w:p>
+      <w:pPr>
+        <w:pStyle w:val="ListParagraph"/>
+        <w:numPr>
+          <w:ilvl w:val="0"/>
+          <w:numId w:val="2"/>
+        </w:numPr>
+        <w:spacing w:after="60" w:line="290"/>
+      </w:pPr>
+      <w:r>
+        <w:rPr>
+          <w:b/>
+          <w:bCs/>
+        </w:rPr>
         <w:t xml:space="preserve">Factores de gasto en el retiro. </w:t>
       </w:r>
       <w:r>
         <w:t xml:space="preserve">Los valores de 80% y 110% son convenciones editables.</w:t>
+      </w:r>
+    </w:p>
+    <w:p>
+      <w:pPr>
+        <w:pStyle w:val="ListParagraph"/>
+        <w:numPr>
+          <w:ilvl w:val="0"/>
+          <w:numId w:val="2"/>
+        </w:numPr>
+        <w:spacing w:after="60" w:line="290"/>
+      </w:pPr>
+      <w:r>
+        <w:rPr>
+          <w:b/>
+          <w:bCs/>
+        </w:rPr>
+        <w:t xml:space="preserve">Convención de tiempo del Excel de referencia. </w:t>
+      </w:r>
+      <w:r>
+        <w:t xml:space="preserve">Los flujos de cada año se valoran a precios de inicio de año y se registran al cierre, sin rendimiento ese año; el valor real se deflacta con (1+inf)^t. Es la convención del Excel original. La auditoría independiente estimó que es optimista en cerca de 8% del saldo final nominal y que subestima el rendimiento de equilibrio en 0,13 a 0,17 puntos; en los casos de prueba no cambia el veredicto.</w:t>
+      </w:r>
+    </w:p>
+    <w:p>
+      <w:pPr>
+        <w:pStyle w:val="ListParagraph"/>
+        <w:numPr>
+          <w:ilvl w:val="0"/>
+          <w:numId w:val="2"/>
+        </w:numPr>
+        <w:spacing w:after="60" w:line="290"/>
+      </w:pPr>
+      <w:r>
+        <w:rPr>
+          <w:b/>
+          <w:bCs/>
+        </w:rPr>
+        <w:t xml:space="preserve">Aporte anual fijo. </w:t>
+      </w:r>
+      <w:r>
+        <w:t xml:space="preserve">El aporte al portafolio se mantiene fijo en términos nominales, como en el Excel original; es conservador. Indexarlo con la inflación puede cambiar el veredicto de «¿alcanza?» en clientes con muchos años de acumulación.</w:t>
+      </w:r>
+    </w:p>
+    <w:p>
+      <w:pPr>
+        <w:pStyle w:val="ListParagraph"/>
+        <w:numPr>
+          <w:ilvl w:val="0"/>
+          <w:numId w:val="2"/>
+        </w:numPr>
+        <w:spacing w:after="60" w:line="290"/>
+      </w:pPr>
+      <w:r>
+        <w:rPr>
+          <w:b/>
+          <w:bCs/>
+        </w:rPr>
+        <w:t xml:space="preserve">Inflación de pensión. </w:t>
+      </w:r>
+      <w:r>
+        <w:t xml:space="preserve">El supuesto de 1% hace que la pensión pierda poder adquisitivo después del primer pago (a los 95 años conserva cerca de 43% de su valor real inicial). Si el régimen se ajusta con el costo de vida, conviene igualarlo a la inflación general.</w:t>
       </w:r>
     </w:p>
     <w:p>
@@ -16534,7 +17931,46 @@
           <w:sz w:val="20"/>
           <w:szCs w:val="20"/>
         </w:rPr>
+        <w:t xml:space="preserve">Asamblea Legislativa de la República de Costa Rica (2000). Ley de Protección al Trabajador, n.º 7983. Superintendencia de Pensiones: https://www.supen.fi.cr</w:t>
+      </w:r>
+    </w:p>
+    <w:p>
+      <w:pPr>
+        <w:spacing w:after="100" w:line="280"/>
+        <w:ind w:left="360" w:hanging="360"/>
+      </w:pPr>
+      <w:r>
+        <w:rPr>
+          <w:sz w:val="20"/>
+          <w:szCs w:val="20"/>
+        </w:rPr>
+        <w:t xml:space="preserve">BAC Credomatic (s. f.). Pensión complementaria obligatoria: composición del ROP y del FCL. https://www.baccredomatic.com/es-cr/personas/pensiones/pension-obligatoria</w:t>
+      </w:r>
+    </w:p>
+    <w:p>
+      <w:pPr>
+        <w:spacing w:after="100" w:line="280"/>
+        <w:ind w:left="360" w:hanging="360"/>
+      </w:pPr>
+      <w:r>
+        <w:rPr>
+          <w:sz w:val="20"/>
+          <w:szCs w:val="20"/>
+        </w:rPr>
         <w:t xml:space="preserve">Cronbach, L. J. (1951). Coefficient alpha and the internal structure of tests. Psychometrika, 16(3), 297–334.</w:t>
+      </w:r>
+    </w:p>
+    <w:p>
+      <w:pPr>
+        <w:spacing w:after="100" w:line="280"/>
+        <w:ind w:left="360" w:hanging="360"/>
+      </w:pPr>
+      <w:r>
+        <w:rPr>
+          <w:sz w:val="20"/>
+          <w:szCs w:val="20"/>
+        </w:rPr>
+        <w:t xml:space="preserve">El Financiero (s. f.). Editorial: Reformas inteligentes al ROP. https://www.elfinancierocr.com</w:t>
       </w:r>
     </w:p>
     <w:p>

--- a/Metodologia_perfil_riesgo_y_proyeccion.docx
+++ b/Metodologia_perfil_riesgo_y_proyeccion.docx
@@ -14692,7 +14692,7 @@
                 <w:sz w:val="19"/>
                 <w:szCs w:val="19"/>
               </w:rPr>
-              <w:t xml:space="preserve">Cliente: ficha completa y los mismos gráficos de la ficha PDF (pasteles de las dos carteras, rendimiento de equilibrio y matriz de posición). Proyección: réplica con fórmulas del Excel de referencia y columnas condicionales, con gráfica nominal y real. Datos: valores que alimentan los gráficos.</w:t>
+              <w:t xml:space="preserve">Cliente: ficha completa y los mismos gráficos de la ficha PDF (pasteles de las dos carteras, rendimiento de equilibrio y matriz de posición). Proyección: réplica con fórmulas del Excel de referencia, columnas condicionales, columna de gasto no cubierto, resumen «¿alcanza el plan?» y gráfica nominal y real (datos desde la fila 10). Fondos de pensión: ROP, FCL y pensión voluntaria con aportes, rendimiento y traslado año a año. Datos: valores que alimentan los gráficos. La plantilla trae la estructura vacía; el panel la completa al exportar cada cliente.</w:t>
             </w:r>
           </w:p>
         </w:tc>
@@ -14756,7 +14756,7 @@
                 <w:sz w:val="19"/>
                 <w:szCs w:val="19"/>
               </w:rPr>
-              <w:t xml:space="preserve">Institución: ficha completa y los mismos gráficos de la ficha PDF. Proyección: insumos editables, fila por año con fórmulas y dos gráficas (nominal y real) con la meta mínima. Datos: valores que alimentan los gráficos.</w:t>
+              <w:t xml:space="preserve">Institución: ficha completa y los mismos gráficos de la ficha PDF. Proyección: insumos editables, fila por año con fórmulas y dos gráficas (nominal y real) con la meta mínima. Datos: valores que alimentan los gráficos. Su saldo tampoco baja de cero.</w:t>
             </w:r>
           </w:p>
         </w:tc>

--- a/Metodologia_perfil_riesgo_y_proyeccion.docx
+++ b/Metodologia_perfil_riesgo_y_proyeccion.docx
@@ -25,7 +25,7 @@
         <w:rPr>
           <w:color w:val="5A5E44"/>
         </w:rPr>
-        <w:t xml:space="preserve">Chotocruz &amp; Co. · documento interno · versión 3.0 · octubre de 2026</w:t>
+        <w:t xml:space="preserve">Chotocruz &amp; Co. · documento interno · versión 3.2 · octubre de 2026</w:t>
       </w:r>
     </w:p>
     <w:p>
@@ -102,6 +102,19 @@
       </w:pPr>
       <w:r>
         <w:t xml:space="preserve">Cada puntaje se ubica en uno de cinco perfiles. El perfil asignado es el menor entre el de la disposición y el de la capacidad.</w:t>
+      </w:r>
+    </w:p>
+    <w:p>
+      <w:pPr>
+        <w:pStyle w:val="ListParagraph"/>
+        <w:numPr>
+          <w:ilvl w:val="0"/>
+          <w:numId w:val="2"/>
+        </w:numPr>
+        <w:spacing w:after="60" w:line="290"/>
+      </w:pPr>
+      <w:r>
+        <w:t xml:space="preserve">El puntaje del cliente es ese menor valor: es el número que define el perfil asignado.</w:t>
       </w:r>
     </w:p>
     <w:p>
@@ -1486,70 +1499,6 @@
                 <w:sz w:val="19"/>
                 <w:szCs w:val="19"/>
               </w:rPr>
-              <w:t xml:space="preserve">Ambas por igual</w:t>
-            </w:r>
-          </w:p>
-        </w:tc>
-        <w:tc>
-          <w:tcPr>
-            <w:tcW w:type="dxa" w:w="1600"/>
-            <w:tcBorders>
-              <w:top w:val="single" w:color="C6CCB4" w:sz="4"/>
-              <w:left w:val="single" w:color="C6CCB4" w:sz="4"/>
-              <w:bottom w:val="single" w:color="C6CCB4" w:sz="4"/>
-              <w:right w:val="single" w:color="C6CCB4" w:sz="4"/>
-            </w:tcBorders>
-            <w:tcMar>
-              <w:top w:type="dxa" w:w="60"/>
-              <w:left w:type="dxa" w:w="100"/>
-              <w:bottom w:type="dxa" w:w="60"/>
-              <w:right w:type="dxa" w:w="100"/>
-            </w:tcMar>
-          </w:tcPr>
-          <w:p>
-            <w:pPr>
-              <w:spacing w:after="0" w:line="260"/>
-            </w:pPr>
-            <w:r>
-              <w:rPr>
-                <w:b w:val="false"/>
-                <w:bCs w:val="false"/>
-                <w:sz w:val="19"/>
-                <w:szCs w:val="19"/>
-              </w:rPr>
-              <w:t xml:space="preserve">5</w:t>
-            </w:r>
-          </w:p>
-        </w:tc>
-      </w:tr>
-      <w:tr>
-        <w:tc>
-          <w:tcPr>
-            <w:tcW w:type="dxa" w:w="7426"/>
-            <w:tcBorders>
-              <w:top w:val="single" w:color="C6CCB4" w:sz="4"/>
-              <w:left w:val="single" w:color="C6CCB4" w:sz="4"/>
-              <w:bottom w:val="single" w:color="C6CCB4" w:sz="4"/>
-              <w:right w:val="single" w:color="C6CCB4" w:sz="4"/>
-            </w:tcBorders>
-            <w:tcMar>
-              <w:top w:type="dxa" w:w="60"/>
-              <w:left w:type="dxa" w:w="100"/>
-              <w:bottom w:type="dxa" w:w="60"/>
-              <w:right w:type="dxa" w:w="100"/>
-            </w:tcMar>
-          </w:tcPr>
-          <w:p>
-            <w:pPr>
-              <w:spacing w:after="0" w:line="260"/>
-            </w:pPr>
-            <w:r>
-              <w:rPr>
-                <w:b w:val="false"/>
-                <w:bCs w:val="false"/>
-                <w:sz w:val="19"/>
-                <w:szCs w:val="19"/>
-              </w:rPr>
               <w:t xml:space="preserve">Que mi portafolio deje de ganar el 20% que sí ganó el mercado</w:t>
             </w:r>
           </w:p>
@@ -1629,7 +1578,7 @@
           <w:i/>
           <w:iCs/>
         </w:rPr>
-        <w:t xml:space="preserve">¿Cuál combinación de retorno esperado y caída máxima en un año le parece aceptable?</w:t>
+        <w:t xml:space="preserve">¿Qué combinación de rendimiento esperado y pérdida máxima en un año aceptaría?</w:t>
       </w:r>
     </w:p>
     <w:tbl>
@@ -1747,7 +1696,7 @@
                 <w:sz w:val="19"/>
                 <w:szCs w:val="19"/>
               </w:rPr>
-              <w:t xml:space="preserve">Retorno esperado de 5% a 5,5% anual · pérdida aproximada de hasta −5%</w:t>
+              <w:t xml:space="preserve">Rendimiento esperado de 5% a 5,5% anual · pérdida máxima de hasta −5% en un año (con US$100.000, podría bajar a US$95.000)</w:t>
             </w:r>
           </w:p>
         </w:tc>
@@ -1811,7 +1760,7 @@
                 <w:sz w:val="19"/>
                 <w:szCs w:val="19"/>
               </w:rPr>
-              <w:t xml:space="preserve">Retorno esperado de 6% a 6,5% anual · pérdida aproximada de hasta −7%</w:t>
+              <w:t xml:space="preserve">Rendimiento esperado de 6% a 6,5% anual · pérdida máxima de hasta −7% en un año (con US$100.000, podría bajar a US$93.000)</w:t>
             </w:r>
           </w:p>
         </w:tc>
@@ -1875,7 +1824,7 @@
                 <w:sz w:val="19"/>
                 <w:szCs w:val="19"/>
               </w:rPr>
-              <w:t xml:space="preserve">Retorno esperado de 7% a 7,5% anual · pérdida aproximada de hasta −9%</w:t>
+              <w:t xml:space="preserve">Rendimiento esperado de 7% a 7,5% anual · pérdida máxima de hasta −9% en un año (con US$100.000, podría bajar a US$91.000)</w:t>
             </w:r>
           </w:p>
         </w:tc>
@@ -1939,7 +1888,7 @@
                 <w:sz w:val="19"/>
                 <w:szCs w:val="19"/>
               </w:rPr>
-              <w:t xml:space="preserve">Retorno esperado de 8% a 8,5% anual · pérdida aproximada de hasta −12%</w:t>
+              <w:t xml:space="preserve">Rendimiento esperado de 8% a 8,5% anual · pérdida máxima de hasta −12% en un año (con US$100.000, podría bajar a US$88.000)</w:t>
             </w:r>
           </w:p>
         </w:tc>
@@ -2003,7 +1952,7 @@
                 <w:sz w:val="19"/>
                 <w:szCs w:val="19"/>
               </w:rPr>
-              <w:t xml:space="preserve">Retorno esperado de 9% a 9,5% anual · pérdida aproximada de hasta −16%</w:t>
+              <w:t xml:space="preserve">Rendimiento esperado de 9% a 9,5% anual · pérdida máxima de hasta −16% en un año (con US$100.000, podría bajar a US$84.000)</w:t>
             </w:r>
           </w:p>
         </w:tc>
@@ -5906,23 +5855,7 @@
         <w:pStyle w:val="Heading2"/>
       </w:pPr>
       <w:r>
-        <w:t xml:space="preserve">1.7 Perfil asignado</w:t>
-      </w:r>
-    </w:p>
-    <w:p>
-      <w:pPr>
-        <w:shd w:fill="F4F5EE" w:color="auto" w:val="clear"/>
-        <w:spacing w:after="120" w:before="60"/>
-        <w:ind w:left="360"/>
-      </w:pPr>
-      <w:r>
-        <w:rPr>
-          <w:rFonts w:ascii="Consolas" w:cs="Consolas" w:eastAsia="Consolas" w:hAnsi="Consolas"/>
-          <w:color w:val="2B3014"/>
-          <w:sz w:val="19"/>
-          <w:szCs w:val="19"/>
-        </w:rPr>
-        <w:t xml:space="preserve">Perfil asignado = mínimo { perfil de la disposición ; perfil de la capacidad ; techo de conocimiento }</w:t>
+        <w:t xml:space="preserve">1.7 Rangos de los puntajes</w:t>
       </w:r>
     </w:p>
     <w:p>
@@ -5930,46 +5863,7 @@
         <w:spacing w:after="120" w:line="300"/>
       </w:pPr>
       <w:r>
-        <w:t xml:space="preserve">El cliente recibe un solo perfil, que es uno de los cinco. Cuando la capacidad o el conocimiento lo bajan, el dashboard lo indica como limitante y, en la matriz, las franjas que el cliente no puede alcanzar se muestran rayadas y sin rótulo.</w:t>
-      </w:r>
-    </w:p>
-    <w:p>
-      <w:pPr>
-        <w:spacing w:after="120" w:line="300"/>
-      </w:pPr>
-      <w:r>
-        <w:rPr>
-          <w:b/>
-          <w:bCs/>
-        </w:rPr>
-        <w:t xml:space="preserve">Ejemplo. </w:t>
-      </w:r>
-      <w:r>
-        <w:t xml:space="preserve">Disposición 6,4 (moderado agresivo) y capacidad 5,0 (moderado): el perfil asignado es moderado, con la capacidad como limitante.</w:t>
-      </w:r>
-    </w:p>
-    <w:p>
-      <w:pPr>
-        <w:pStyle w:val="Heading1"/>
-      </w:pPr>
-      <w:r>
-        <w:t xml:space="preserve">Parte 2. Metodología de la proyección</w:t>
-      </w:r>
-    </w:p>
-    <w:p>
-      <w:pPr>
-        <w:pStyle w:val="Heading2"/>
-      </w:pPr>
-      <w:r>
-        <w:t xml:space="preserve">2.1 Preguntas que alimentan la proyección</w:t>
-      </w:r>
-    </w:p>
-    <w:p>
-      <w:pPr>
-        <w:spacing w:after="120" w:line="300"/>
-      </w:pPr>
-      <w:r>
-        <w:t xml:space="preserve">Las preguntas obligatorias (marcadas con asterisco en el cuestionario) son las mínimas para proyectar. Las opcionales afinan el resultado; si están en blanco, la proyección no las incluye.</w:t>
+        <w:t xml:space="preserve">Disposición y capacidad usan la misma escala de 0 a 10 y los mismos cinco tramos, para que se puedan comparar directamente.</w:t>
       </w:r>
     </w:p>
     <w:tbl>
@@ -5985,9 +5879,9 @@
         </w:tblBorders>
       </w:tblPr>
       <w:tblGrid>
-        <w:gridCol w:w="3800"/>
-        <w:gridCol w:w="1300"/>
-        <w:gridCol w:w="3926"/>
+        <w:gridCol w:w="2400"/>
+        <w:gridCol w:w="3300"/>
+        <w:gridCol w:w="3326"/>
       </w:tblGrid>
       <w:tr>
         <w:trPr>
@@ -5995,7 +5889,7 @@
         </w:trPr>
         <w:tc>
           <w:tcPr>
-            <w:tcW w:type="dxa" w:w="3800"/>
+            <w:tcW w:type="dxa" w:w="2400"/>
             <w:tcBorders>
               <w:top w:val="single" w:color="C6CCB4" w:sz="4"/>
               <w:left w:val="single" w:color="C6CCB4" w:sz="4"/>
@@ -6022,13 +5916,13 @@
                 <w:sz w:val="19"/>
                 <w:szCs w:val="19"/>
               </w:rPr>
-              <w:t xml:space="preserve">Pregunta</w:t>
-            </w:r>
-          </w:p>
-        </w:tc>
-        <w:tc>
-          <w:tcPr>
-            <w:tcW w:type="dxa" w:w="1300"/>
+              <w:t xml:space="preserve">Puntaje</w:t>
+            </w:r>
+          </w:p>
+        </w:tc>
+        <w:tc>
+          <w:tcPr>
+            <w:tcW w:type="dxa" w:w="3300"/>
             <w:tcBorders>
               <w:top w:val="single" w:color="C6CCB4" w:sz="4"/>
               <w:left w:val="single" w:color="C6CCB4" w:sz="4"/>
@@ -6055,13 +5949,13 @@
                 <w:sz w:val="19"/>
                 <w:szCs w:val="19"/>
               </w:rPr>
-              <w:t xml:space="preserve">Obligatoria</w:t>
-            </w:r>
-          </w:p>
-        </w:tc>
-        <w:tc>
-          <w:tcPr>
-            <w:tcW w:type="dxa" w:w="3926"/>
+              <w:t xml:space="preserve">Disposición (perfil que quiere)</w:t>
+            </w:r>
+          </w:p>
+        </w:tc>
+        <w:tc>
+          <w:tcPr>
+            <w:tcW w:type="dxa" w:w="3326"/>
             <w:tcBorders>
               <w:top w:val="single" w:color="C6CCB4" w:sz="4"/>
               <w:left w:val="single" w:color="C6CCB4" w:sz="4"/>
@@ -6088,1337 +5982,482 @@
                 <w:sz w:val="19"/>
                 <w:szCs w:val="19"/>
               </w:rPr>
-              <w:t xml:space="preserve">Uso en la proyección</w:t>
-            </w:r>
-          </w:p>
-        </w:tc>
-      </w:tr>
-      <w:tr>
-        <w:tc>
-          <w:tcPr>
-            <w:tcW w:type="dxa" w:w="3800"/>
-            <w:tcBorders>
-              <w:top w:val="single" w:color="C6CCB4" w:sz="4"/>
-              <w:left w:val="single" w:color="C6CCB4" w:sz="4"/>
-              <w:bottom w:val="single" w:color="C6CCB4" w:sz="4"/>
-              <w:right w:val="single" w:color="C6CCB4" w:sz="4"/>
-            </w:tcBorders>
-            <w:tcMar>
-              <w:top w:type="dxa" w:w="60"/>
-              <w:left w:type="dxa" w:w="100"/>
-              <w:bottom w:type="dxa" w:w="60"/>
-              <w:right w:type="dxa" w:w="100"/>
-            </w:tcMar>
-          </w:tcPr>
-          <w:p>
-            <w:pPr>
-              <w:spacing w:after="0" w:line="260"/>
-            </w:pPr>
-            <w:r>
-              <w:rPr>
-                <w:b w:val="false"/>
-                <w:bCs w:val="false"/>
-                <w:sz w:val="19"/>
-                <w:szCs w:val="19"/>
-              </w:rPr>
-              <w:t xml:space="preserve">Edad actual (datos del cliente)</w:t>
-            </w:r>
-          </w:p>
-        </w:tc>
-        <w:tc>
-          <w:tcPr>
-            <w:tcW w:type="dxa" w:w="1300"/>
-            <w:tcBorders>
-              <w:top w:val="single" w:color="C6CCB4" w:sz="4"/>
-              <w:left w:val="single" w:color="C6CCB4" w:sz="4"/>
-              <w:bottom w:val="single" w:color="C6CCB4" w:sz="4"/>
-              <w:right w:val="single" w:color="C6CCB4" w:sz="4"/>
-            </w:tcBorders>
-            <w:tcMar>
-              <w:top w:type="dxa" w:w="60"/>
-              <w:left w:type="dxa" w:w="100"/>
-              <w:bottom w:type="dxa" w:w="60"/>
-              <w:right w:type="dxa" w:w="100"/>
-            </w:tcMar>
-          </w:tcPr>
-          <w:p>
-            <w:pPr>
-              <w:spacing w:after="0" w:line="260"/>
-            </w:pPr>
-            <w:r>
-              <w:rPr>
-                <w:b w:val="false"/>
-                <w:bCs w:val="false"/>
-                <w:sz w:val="19"/>
-                <w:szCs w:val="19"/>
-              </w:rPr>
-              <w:t xml:space="preserve">Sí</w:t>
-            </w:r>
-          </w:p>
-        </w:tc>
-        <w:tc>
-          <w:tcPr>
-            <w:tcW w:type="dxa" w:w="3926"/>
-            <w:tcBorders>
-              <w:top w:val="single" w:color="C6CCB4" w:sz="4"/>
-              <w:left w:val="single" w:color="C6CCB4" w:sz="4"/>
-              <w:bottom w:val="single" w:color="C6CCB4" w:sz="4"/>
-              <w:right w:val="single" w:color="C6CCB4" w:sz="4"/>
-            </w:tcBorders>
-            <w:tcMar>
-              <w:top w:type="dxa" w:w="60"/>
-              <w:left w:type="dxa" w:w="100"/>
-              <w:bottom w:type="dxa" w:w="60"/>
-              <w:right w:type="dxa" w:w="100"/>
-            </w:tcMar>
-          </w:tcPr>
-          <w:p>
-            <w:pPr>
-              <w:spacing w:after="0" w:line="260"/>
-            </w:pPr>
-            <w:r>
-              <w:rPr>
-                <w:b w:val="false"/>
-                <w:bCs w:val="false"/>
-                <w:sz w:val="19"/>
-                <w:szCs w:val="19"/>
-              </w:rPr>
-              <w:t xml:space="preserve">Edad de cada año y horizonte</w:t>
-            </w:r>
-          </w:p>
-        </w:tc>
-      </w:tr>
-      <w:tr>
-        <w:tc>
-          <w:tcPr>
-            <w:tcW w:type="dxa" w:w="3800"/>
-            <w:tcBorders>
-              <w:top w:val="single" w:color="C6CCB4" w:sz="4"/>
-              <w:left w:val="single" w:color="C6CCB4" w:sz="4"/>
-              <w:bottom w:val="single" w:color="C6CCB4" w:sz="4"/>
-              <w:right w:val="single" w:color="C6CCB4" w:sz="4"/>
-            </w:tcBorders>
-            <w:tcMar>
-              <w:top w:type="dxa" w:w="60"/>
-              <w:left w:type="dxa" w:w="100"/>
-              <w:bottom w:type="dxa" w:w="60"/>
-              <w:right w:type="dxa" w:w="100"/>
-            </w:tcMar>
-          </w:tcPr>
-          <w:p>
-            <w:pPr>
-              <w:spacing w:after="0" w:line="260"/>
-            </w:pPr>
-            <w:r>
-              <w:rPr>
-                <w:b w:val="false"/>
-                <w:bCs w:val="false"/>
-                <w:sz w:val="19"/>
-                <w:szCs w:val="19"/>
-              </w:rPr>
-              <w:t xml:space="preserve">Edad de independencia financiera</w:t>
-            </w:r>
-          </w:p>
-        </w:tc>
-        <w:tc>
-          <w:tcPr>
-            <w:tcW w:type="dxa" w:w="1300"/>
-            <w:tcBorders>
-              <w:top w:val="single" w:color="C6CCB4" w:sz="4"/>
-              <w:left w:val="single" w:color="C6CCB4" w:sz="4"/>
-              <w:bottom w:val="single" w:color="C6CCB4" w:sz="4"/>
-              <w:right w:val="single" w:color="C6CCB4" w:sz="4"/>
-            </w:tcBorders>
-            <w:tcMar>
-              <w:top w:type="dxa" w:w="60"/>
-              <w:left w:type="dxa" w:w="100"/>
-              <w:bottom w:type="dxa" w:w="60"/>
-              <w:right w:type="dxa" w:w="100"/>
-            </w:tcMar>
-          </w:tcPr>
-          <w:p>
-            <w:pPr>
-              <w:spacing w:after="0" w:line="260"/>
-            </w:pPr>
-            <w:r>
-              <w:rPr>
-                <w:b w:val="false"/>
-                <w:bCs w:val="false"/>
-                <w:sz w:val="19"/>
-                <w:szCs w:val="19"/>
-              </w:rPr>
-              <w:t xml:space="preserve">Sí</w:t>
-            </w:r>
-          </w:p>
-        </w:tc>
-        <w:tc>
-          <w:tcPr>
-            <w:tcW w:type="dxa" w:w="3926"/>
-            <w:tcBorders>
-              <w:top w:val="single" w:color="C6CCB4" w:sz="4"/>
-              <w:left w:val="single" w:color="C6CCB4" w:sz="4"/>
-              <w:bottom w:val="single" w:color="C6CCB4" w:sz="4"/>
-              <w:right w:val="single" w:color="C6CCB4" w:sz="4"/>
-            </w:tcBorders>
-            <w:tcMar>
-              <w:top w:type="dxa" w:w="60"/>
-              <w:left w:type="dxa" w:w="100"/>
-              <w:bottom w:type="dxa" w:w="60"/>
-              <w:right w:type="dxa" w:w="100"/>
-            </w:tcMar>
-          </w:tcPr>
-          <w:p>
-            <w:pPr>
-              <w:spacing w:after="0" w:line="260"/>
-            </w:pPr>
-            <w:r>
-              <w:rPr>
-                <w:b w:val="false"/>
-                <w:bCs w:val="false"/>
-                <w:sz w:val="19"/>
-                <w:szCs w:val="19"/>
-              </w:rPr>
-              <w:t xml:space="preserve">Fin de la etapa de aportes e inicio de los retiros</w:t>
-            </w:r>
-          </w:p>
-        </w:tc>
-      </w:tr>
-      <w:tr>
-        <w:tc>
-          <w:tcPr>
-            <w:tcW w:type="dxa" w:w="3800"/>
-            <w:tcBorders>
-              <w:top w:val="single" w:color="C6CCB4" w:sz="4"/>
-              <w:left w:val="single" w:color="C6CCB4" w:sz="4"/>
-              <w:bottom w:val="single" w:color="C6CCB4" w:sz="4"/>
-              <w:right w:val="single" w:color="C6CCB4" w:sz="4"/>
-            </w:tcBorders>
-            <w:tcMar>
-              <w:top w:type="dxa" w:w="60"/>
-              <w:left w:type="dxa" w:w="100"/>
-              <w:bottom w:type="dxa" w:w="60"/>
-              <w:right w:type="dxa" w:w="100"/>
-            </w:tcMar>
-          </w:tcPr>
-          <w:p>
-            <w:pPr>
-              <w:spacing w:after="0" w:line="260"/>
-            </w:pPr>
-            <w:r>
-              <w:rPr>
-                <w:b w:val="false"/>
-                <w:bCs w:val="false"/>
-                <w:sz w:val="19"/>
-                <w:szCs w:val="19"/>
-              </w:rPr>
-              <w:t xml:space="preserve">Personas que dependen del cliente</w:t>
-            </w:r>
-          </w:p>
-        </w:tc>
-        <w:tc>
-          <w:tcPr>
-            <w:tcW w:type="dxa" w:w="1300"/>
-            <w:tcBorders>
-              <w:top w:val="single" w:color="C6CCB4" w:sz="4"/>
-              <w:left w:val="single" w:color="C6CCB4" w:sz="4"/>
-              <w:bottom w:val="single" w:color="C6CCB4" w:sz="4"/>
-              <w:right w:val="single" w:color="C6CCB4" w:sz="4"/>
-            </w:tcBorders>
-            <w:tcMar>
-              <w:top w:type="dxa" w:w="60"/>
-              <w:left w:type="dxa" w:w="100"/>
-              <w:bottom w:type="dxa" w:w="60"/>
-              <w:right w:type="dxa" w:w="100"/>
-            </w:tcMar>
-          </w:tcPr>
-          <w:p>
-            <w:pPr>
-              <w:spacing w:after="0" w:line="260"/>
-            </w:pPr>
-            <w:r>
-              <w:rPr>
-                <w:b w:val="false"/>
-                <w:bCs w:val="false"/>
-                <w:sz w:val="19"/>
-                <w:szCs w:val="19"/>
-              </w:rPr>
-              <w:t xml:space="preserve">Sí</w:t>
-            </w:r>
-          </w:p>
-        </w:tc>
-        <w:tc>
-          <w:tcPr>
-            <w:tcW w:type="dxa" w:w="3926"/>
-            <w:tcBorders>
-              <w:top w:val="single" w:color="C6CCB4" w:sz="4"/>
-              <w:left w:val="single" w:color="C6CCB4" w:sz="4"/>
-              <w:bottom w:val="single" w:color="C6CCB4" w:sz="4"/>
-              <w:right w:val="single" w:color="C6CCB4" w:sz="4"/>
-            </w:tcBorders>
-            <w:tcMar>
-              <w:top w:type="dxa" w:w="60"/>
-              <w:left w:type="dxa" w:w="100"/>
-              <w:bottom w:type="dxa" w:w="60"/>
-              <w:right w:type="dxa" w:w="100"/>
-            </w:tcMar>
-          </w:tcPr>
-          <w:p>
-            <w:pPr>
-              <w:spacing w:after="0" w:line="260"/>
-            </w:pPr>
-            <w:r>
-              <w:rPr>
-                <w:b w:val="false"/>
-                <w:bCs w:val="false"/>
-                <w:sz w:val="19"/>
-                <w:szCs w:val="19"/>
-              </w:rPr>
-              <w:t xml:space="preserve">Capacidad financiera</w:t>
-            </w:r>
-          </w:p>
-        </w:tc>
-      </w:tr>
-      <w:tr>
-        <w:tc>
-          <w:tcPr>
-            <w:tcW w:type="dxa" w:w="3800"/>
-            <w:tcBorders>
-              <w:top w:val="single" w:color="C6CCB4" w:sz="4"/>
-              <w:left w:val="single" w:color="C6CCB4" w:sz="4"/>
-              <w:bottom w:val="single" w:color="C6CCB4" w:sz="4"/>
-              <w:right w:val="single" w:color="C6CCB4" w:sz="4"/>
-            </w:tcBorders>
-            <w:tcMar>
-              <w:top w:type="dxa" w:w="60"/>
-              <w:left w:type="dxa" w:w="100"/>
-              <w:bottom w:type="dxa" w:w="60"/>
-              <w:right w:type="dxa" w:w="100"/>
-            </w:tcMar>
-          </w:tcPr>
-          <w:p>
-            <w:pPr>
-              <w:spacing w:after="0" w:line="260"/>
-            </w:pPr>
-            <w:r>
-              <w:rPr>
-                <w:b w:val="false"/>
-                <w:bCs w:val="false"/>
-                <w:sz w:val="19"/>
-                <w:szCs w:val="19"/>
-              </w:rPr>
-              <w:t xml:space="preserve">Retiros para dependientes (monto, año de inicio y años)</w:t>
-            </w:r>
-          </w:p>
-        </w:tc>
-        <w:tc>
-          <w:tcPr>
-            <w:tcW w:type="dxa" w:w="1300"/>
-            <w:tcBorders>
-              <w:top w:val="single" w:color="C6CCB4" w:sz="4"/>
-              <w:left w:val="single" w:color="C6CCB4" w:sz="4"/>
-              <w:bottom w:val="single" w:color="C6CCB4" w:sz="4"/>
-              <w:right w:val="single" w:color="C6CCB4" w:sz="4"/>
-            </w:tcBorders>
-            <w:tcMar>
-              <w:top w:type="dxa" w:w="60"/>
-              <w:left w:type="dxa" w:w="100"/>
-              <w:bottom w:type="dxa" w:w="60"/>
-              <w:right w:type="dxa" w:w="100"/>
-            </w:tcMar>
-          </w:tcPr>
-          <w:p>
-            <w:pPr>
-              <w:spacing w:after="0" w:line="260"/>
-            </w:pPr>
-            <w:r>
-              <w:rPr>
-                <w:b w:val="false"/>
-                <w:bCs w:val="false"/>
-                <w:sz w:val="19"/>
-                <w:szCs w:val="19"/>
-              </w:rPr>
-              <w:t xml:space="preserve">Sí</w:t>
-            </w:r>
-          </w:p>
-        </w:tc>
-        <w:tc>
-          <w:tcPr>
-            <w:tcW w:type="dxa" w:w="3926"/>
-            <w:tcBorders>
-              <w:top w:val="single" w:color="C6CCB4" w:sz="4"/>
-              <w:left w:val="single" w:color="C6CCB4" w:sz="4"/>
-              <w:bottom w:val="single" w:color="C6CCB4" w:sz="4"/>
-              <w:right w:val="single" w:color="C6CCB4" w:sz="4"/>
-            </w:tcBorders>
-            <w:tcMar>
-              <w:top w:type="dxa" w:w="60"/>
-              <w:left w:type="dxa" w:w="100"/>
-              <w:bottom w:type="dxa" w:w="60"/>
-              <w:right w:type="dxa" w:w="100"/>
-            </w:tcMar>
-          </w:tcPr>
-          <w:p>
-            <w:pPr>
-              <w:spacing w:after="0" w:line="260"/>
-            </w:pPr>
-            <w:r>
-              <w:rPr>
-                <w:b w:val="false"/>
-                <w:bCs w:val="false"/>
-                <w:sz w:val="19"/>
-                <w:szCs w:val="19"/>
-              </w:rPr>
-              <w:t xml:space="preserve">Salidas del portafolio</w:t>
-            </w:r>
-          </w:p>
-        </w:tc>
-      </w:tr>
-      <w:tr>
-        <w:tc>
-          <w:tcPr>
-            <w:tcW w:type="dxa" w:w="3800"/>
-            <w:tcBorders>
-              <w:top w:val="single" w:color="C6CCB4" w:sz="4"/>
-              <w:left w:val="single" w:color="C6CCB4" w:sz="4"/>
-              <w:bottom w:val="single" w:color="C6CCB4" w:sz="4"/>
-              <w:right w:val="single" w:color="C6CCB4" w:sz="4"/>
-            </w:tcBorders>
-            <w:tcMar>
-              <w:top w:type="dxa" w:w="60"/>
-              <w:left w:type="dxa" w:w="100"/>
-              <w:bottom w:type="dxa" w:w="60"/>
-              <w:right w:type="dxa" w:w="100"/>
-            </w:tcMar>
-          </w:tcPr>
-          <w:p>
-            <w:pPr>
-              <w:spacing w:after="0" w:line="260"/>
-            </w:pPr>
-            <w:r>
-              <w:rPr>
-                <w:b w:val="false"/>
-                <w:bCs w:val="false"/>
-                <w:sz w:val="19"/>
-                <w:szCs w:val="19"/>
-              </w:rPr>
-              <w:t xml:space="preserve">Ingreso mensual y su predictibilidad</w:t>
-            </w:r>
-          </w:p>
-        </w:tc>
-        <w:tc>
-          <w:tcPr>
-            <w:tcW w:type="dxa" w:w="1300"/>
-            <w:tcBorders>
-              <w:top w:val="single" w:color="C6CCB4" w:sz="4"/>
-              <w:left w:val="single" w:color="C6CCB4" w:sz="4"/>
-              <w:bottom w:val="single" w:color="C6CCB4" w:sz="4"/>
-              <w:right w:val="single" w:color="C6CCB4" w:sz="4"/>
-            </w:tcBorders>
-            <w:tcMar>
-              <w:top w:type="dxa" w:w="60"/>
-              <w:left w:type="dxa" w:w="100"/>
-              <w:bottom w:type="dxa" w:w="60"/>
-              <w:right w:type="dxa" w:w="100"/>
-            </w:tcMar>
-          </w:tcPr>
-          <w:p>
-            <w:pPr>
-              <w:spacing w:after="0" w:line="260"/>
-            </w:pPr>
-            <w:r>
-              <w:rPr>
-                <w:b w:val="false"/>
-                <w:bCs w:val="false"/>
-                <w:sz w:val="19"/>
-                <w:szCs w:val="19"/>
-              </w:rPr>
-              <w:t xml:space="preserve">Sí</w:t>
-            </w:r>
-          </w:p>
-        </w:tc>
-        <w:tc>
-          <w:tcPr>
-            <w:tcW w:type="dxa" w:w="3926"/>
-            <w:tcBorders>
-              <w:top w:val="single" w:color="C6CCB4" w:sz="4"/>
-              <w:left w:val="single" w:color="C6CCB4" w:sz="4"/>
-              <w:bottom w:val="single" w:color="C6CCB4" w:sz="4"/>
-              <w:right w:val="single" w:color="C6CCB4" w:sz="4"/>
-            </w:tcBorders>
-            <w:tcMar>
-              <w:top w:type="dxa" w:w="60"/>
-              <w:left w:type="dxa" w:w="100"/>
-              <w:bottom w:type="dxa" w:w="60"/>
-              <w:right w:type="dxa" w:w="100"/>
-            </w:tcMar>
-          </w:tcPr>
-          <w:p>
-            <w:pPr>
-              <w:spacing w:after="0" w:line="260"/>
-            </w:pPr>
-            <w:r>
-              <w:rPr>
-                <w:b w:val="false"/>
-                <w:bCs w:val="false"/>
-                <w:sz w:val="19"/>
-                <w:szCs w:val="19"/>
-              </w:rPr>
-              <w:t xml:space="preserve">Base del aporte anual y capacidad financiera</w:t>
-            </w:r>
-          </w:p>
-        </w:tc>
-      </w:tr>
-      <w:tr>
-        <w:tc>
-          <w:tcPr>
-            <w:tcW w:type="dxa" w:w="3800"/>
-            <w:tcBorders>
-              <w:top w:val="single" w:color="C6CCB4" w:sz="4"/>
-              <w:left w:val="single" w:color="C6CCB4" w:sz="4"/>
-              <w:bottom w:val="single" w:color="C6CCB4" w:sz="4"/>
-              <w:right w:val="single" w:color="C6CCB4" w:sz="4"/>
-            </w:tcBorders>
-            <w:tcMar>
-              <w:top w:type="dxa" w:w="60"/>
-              <w:left w:type="dxa" w:w="100"/>
-              <w:bottom w:type="dxa" w:w="60"/>
-              <w:right w:type="dxa" w:w="100"/>
-            </w:tcMar>
-          </w:tcPr>
-          <w:p>
-            <w:pPr>
-              <w:spacing w:after="0" w:line="260"/>
-            </w:pPr>
-            <w:r>
-              <w:rPr>
-                <w:b w:val="false"/>
-                <w:bCs w:val="false"/>
-                <w:sz w:val="19"/>
-                <w:szCs w:val="19"/>
-              </w:rPr>
-              <w:t xml:space="preserve">Gasto familiar mensual y cambio en el retiro</w:t>
-            </w:r>
-          </w:p>
-        </w:tc>
-        <w:tc>
-          <w:tcPr>
-            <w:tcW w:type="dxa" w:w="1300"/>
-            <w:tcBorders>
-              <w:top w:val="single" w:color="C6CCB4" w:sz="4"/>
-              <w:left w:val="single" w:color="C6CCB4" w:sz="4"/>
-              <w:bottom w:val="single" w:color="C6CCB4" w:sz="4"/>
-              <w:right w:val="single" w:color="C6CCB4" w:sz="4"/>
-            </w:tcBorders>
-            <w:tcMar>
-              <w:top w:type="dxa" w:w="60"/>
-              <w:left w:type="dxa" w:w="100"/>
-              <w:bottom w:type="dxa" w:w="60"/>
-              <w:right w:type="dxa" w:w="100"/>
-            </w:tcMar>
-          </w:tcPr>
-          <w:p>
-            <w:pPr>
-              <w:spacing w:after="0" w:line="260"/>
-            </w:pPr>
-            <w:r>
-              <w:rPr>
-                <w:b w:val="false"/>
-                <w:bCs w:val="false"/>
-                <w:sz w:val="19"/>
-                <w:szCs w:val="19"/>
-              </w:rPr>
-              <w:t xml:space="preserve">Sí</w:t>
-            </w:r>
-          </w:p>
-        </w:tc>
-        <w:tc>
-          <w:tcPr>
-            <w:tcW w:type="dxa" w:w="3926"/>
-            <w:tcBorders>
-              <w:top w:val="single" w:color="C6CCB4" w:sz="4"/>
-              <w:left w:val="single" w:color="C6CCB4" w:sz="4"/>
-              <w:bottom w:val="single" w:color="C6CCB4" w:sz="4"/>
-              <w:right w:val="single" w:color="C6CCB4" w:sz="4"/>
-            </w:tcBorders>
-            <w:tcMar>
-              <w:top w:type="dxa" w:w="60"/>
-              <w:left w:type="dxa" w:w="100"/>
-              <w:bottom w:type="dxa" w:w="60"/>
-              <w:right w:type="dxa" w:w="100"/>
-            </w:tcMar>
-          </w:tcPr>
-          <w:p>
-            <w:pPr>
-              <w:spacing w:after="0" w:line="260"/>
-            </w:pPr>
-            <w:r>
-              <w:rPr>
-                <w:b w:val="false"/>
-                <w:bCs w:val="false"/>
-                <w:sz w:val="19"/>
-                <w:szCs w:val="19"/>
-              </w:rPr>
-              <w:t xml:space="preserve">Retiro anual desde la independencia</w:t>
-            </w:r>
-          </w:p>
-        </w:tc>
-      </w:tr>
-      <w:tr>
-        <w:tc>
-          <w:tcPr>
-            <w:tcW w:type="dxa" w:w="3800"/>
-            <w:tcBorders>
-              <w:top w:val="single" w:color="C6CCB4" w:sz="4"/>
-              <w:left w:val="single" w:color="C6CCB4" w:sz="4"/>
-              <w:bottom w:val="single" w:color="C6CCB4" w:sz="4"/>
-              <w:right w:val="single" w:color="C6CCB4" w:sz="4"/>
-            </w:tcBorders>
-            <w:tcMar>
-              <w:top w:type="dxa" w:w="60"/>
-              <w:left w:type="dxa" w:w="100"/>
-              <w:bottom w:type="dxa" w:w="60"/>
-              <w:right w:type="dxa" w:w="100"/>
-            </w:tcMar>
-          </w:tcPr>
-          <w:p>
-            <w:pPr>
-              <w:spacing w:after="0" w:line="260"/>
-            </w:pPr>
-            <w:r>
-              <w:rPr>
-                <w:b w:val="false"/>
-                <w:bCs w:val="false"/>
-                <w:sz w:val="19"/>
-                <w:szCs w:val="19"/>
-              </w:rPr>
-              <w:t xml:space="preserve">Pensión (régimen, monto y edad de inicio) y otros ingresos</w:t>
-            </w:r>
-          </w:p>
-        </w:tc>
-        <w:tc>
-          <w:tcPr>
-            <w:tcW w:type="dxa" w:w="1300"/>
-            <w:tcBorders>
-              <w:top w:val="single" w:color="C6CCB4" w:sz="4"/>
-              <w:left w:val="single" w:color="C6CCB4" w:sz="4"/>
-              <w:bottom w:val="single" w:color="C6CCB4" w:sz="4"/>
-              <w:right w:val="single" w:color="C6CCB4" w:sz="4"/>
-            </w:tcBorders>
-            <w:tcMar>
-              <w:top w:type="dxa" w:w="60"/>
-              <w:left w:type="dxa" w:w="100"/>
-              <w:bottom w:type="dxa" w:w="60"/>
-              <w:right w:type="dxa" w:w="100"/>
-            </w:tcMar>
-          </w:tcPr>
-          <w:p>
-            <w:pPr>
-              <w:spacing w:after="0" w:line="260"/>
-            </w:pPr>
-            <w:r>
-              <w:rPr>
-                <w:b w:val="false"/>
-                <w:bCs w:val="false"/>
-                <w:sz w:val="19"/>
-                <w:szCs w:val="19"/>
-              </w:rPr>
-              <w:t xml:space="preserve">Sí</w:t>
-            </w:r>
-          </w:p>
-        </w:tc>
-        <w:tc>
-          <w:tcPr>
-            <w:tcW w:type="dxa" w:w="3926"/>
-            <w:tcBorders>
-              <w:top w:val="single" w:color="C6CCB4" w:sz="4"/>
-              <w:left w:val="single" w:color="C6CCB4" w:sz="4"/>
-              <w:bottom w:val="single" w:color="C6CCB4" w:sz="4"/>
-              <w:right w:val="single" w:color="C6CCB4" w:sz="4"/>
-            </w:tcBorders>
-            <w:tcMar>
-              <w:top w:type="dxa" w:w="60"/>
-              <w:left w:type="dxa" w:w="100"/>
-              <w:bottom w:type="dxa" w:w="60"/>
-              <w:right w:type="dxa" w:w="100"/>
-            </w:tcMar>
-          </w:tcPr>
-          <w:p>
-            <w:pPr>
-              <w:spacing w:after="0" w:line="260"/>
-            </w:pPr>
-            <w:r>
-              <w:rPr>
-                <w:b w:val="false"/>
-                <w:bCs w:val="false"/>
-                <w:sz w:val="19"/>
-                <w:szCs w:val="19"/>
-              </w:rPr>
-              <w:t xml:space="preserve">Entradas desde el primer pago de pensión y desde la independencia</w:t>
-            </w:r>
-          </w:p>
-        </w:tc>
-      </w:tr>
-      <w:tr>
-        <w:tc>
-          <w:tcPr>
-            <w:tcW w:type="dxa" w:w="3800"/>
-            <w:tcBorders>
-              <w:top w:val="single" w:color="C6CCB4" w:sz="4"/>
-              <w:left w:val="single" w:color="C6CCB4" w:sz="4"/>
-              <w:bottom w:val="single" w:color="C6CCB4" w:sz="4"/>
-              <w:right w:val="single" w:color="C6CCB4" w:sz="4"/>
-            </w:tcBorders>
-            <w:tcMar>
-              <w:top w:type="dxa" w:w="60"/>
-              <w:left w:type="dxa" w:w="100"/>
-              <w:bottom w:type="dxa" w:w="60"/>
-              <w:right w:type="dxa" w:w="100"/>
-            </w:tcMar>
-          </w:tcPr>
-          <w:p>
-            <w:pPr>
-              <w:spacing w:after="0" w:line="260"/>
-            </w:pPr>
-            <w:r>
-              <w:rPr>
-                <w:b w:val="false"/>
-                <w:bCs w:val="false"/>
-                <w:sz w:val="19"/>
-                <w:szCs w:val="19"/>
-              </w:rPr>
-              <w:t xml:space="preserve">ROP, FCL y pensión voluntaria</w:t>
-            </w:r>
-          </w:p>
-        </w:tc>
-        <w:tc>
-          <w:tcPr>
-            <w:tcW w:type="dxa" w:w="1300"/>
-            <w:tcBorders>
-              <w:top w:val="single" w:color="C6CCB4" w:sz="4"/>
-              <w:left w:val="single" w:color="C6CCB4" w:sz="4"/>
-              <w:bottom w:val="single" w:color="C6CCB4" w:sz="4"/>
-              <w:right w:val="single" w:color="C6CCB4" w:sz="4"/>
-            </w:tcBorders>
-            <w:tcMar>
-              <w:top w:type="dxa" w:w="60"/>
-              <w:left w:type="dxa" w:w="100"/>
-              <w:bottom w:type="dxa" w:w="60"/>
-              <w:right w:type="dxa" w:w="100"/>
-            </w:tcMar>
-          </w:tcPr>
-          <w:p>
-            <w:pPr>
-              <w:spacing w:after="0" w:line="260"/>
-            </w:pPr>
-            <w:r>
-              <w:rPr>
-                <w:b w:val="false"/>
-                <w:bCs w:val="false"/>
-                <w:sz w:val="19"/>
-                <w:szCs w:val="19"/>
-              </w:rPr>
-              <w:t xml:space="preserve">Sí</w:t>
-            </w:r>
-          </w:p>
-        </w:tc>
-        <w:tc>
-          <w:tcPr>
-            <w:tcW w:type="dxa" w:w="3926"/>
-            <w:tcBorders>
-              <w:top w:val="single" w:color="C6CCB4" w:sz="4"/>
-              <w:left w:val="single" w:color="C6CCB4" w:sz="4"/>
-              <w:bottom w:val="single" w:color="C6CCB4" w:sz="4"/>
-              <w:right w:val="single" w:color="C6CCB4" w:sz="4"/>
-            </w:tcBorders>
-            <w:tcMar>
-              <w:top w:type="dxa" w:w="60"/>
-              <w:left w:type="dxa" w:w="100"/>
-              <w:bottom w:type="dxa" w:w="60"/>
-              <w:right w:type="dxa" w:w="100"/>
-            </w:tcMar>
-          </w:tcPr>
-          <w:p>
-            <w:pPr>
-              <w:spacing w:after="0" w:line="260"/>
-            </w:pPr>
-            <w:r>
-              <w:rPr>
-                <w:b w:val="false"/>
-                <w:bCs w:val="false"/>
-                <w:sz w:val="19"/>
-                <w:szCs w:val="19"/>
-              </w:rPr>
-              <w:t xml:space="preserve">Hoja «Fondos de pensión»</w:t>
-            </w:r>
-          </w:p>
-        </w:tc>
-      </w:tr>
-      <w:tr>
-        <w:tc>
-          <w:tcPr>
-            <w:tcW w:type="dxa" w:w="3800"/>
-            <w:tcBorders>
-              <w:top w:val="single" w:color="C6CCB4" w:sz="4"/>
-              <w:left w:val="single" w:color="C6CCB4" w:sz="4"/>
-              <w:bottom w:val="single" w:color="C6CCB4" w:sz="4"/>
-              <w:right w:val="single" w:color="C6CCB4" w:sz="4"/>
-            </w:tcBorders>
-            <w:tcMar>
-              <w:top w:type="dxa" w:w="60"/>
-              <w:left w:type="dxa" w:w="100"/>
-              <w:bottom w:type="dxa" w:w="60"/>
-              <w:right w:type="dxa" w:w="100"/>
-            </w:tcMar>
-          </w:tcPr>
-          <w:p>
-            <w:pPr>
-              <w:spacing w:after="0" w:line="260"/>
-            </w:pPr>
-            <w:r>
-              <w:rPr>
-                <w:b w:val="false"/>
-                <w:bCs w:val="false"/>
-                <w:sz w:val="19"/>
-                <w:szCs w:val="19"/>
-              </w:rPr>
-              <w:t xml:space="preserve">Monto inicial del portafolio y su peso en el patrimonio</w:t>
-            </w:r>
-          </w:p>
-        </w:tc>
-        <w:tc>
-          <w:tcPr>
-            <w:tcW w:type="dxa" w:w="1300"/>
-            <w:tcBorders>
-              <w:top w:val="single" w:color="C6CCB4" w:sz="4"/>
-              <w:left w:val="single" w:color="C6CCB4" w:sz="4"/>
-              <w:bottom w:val="single" w:color="C6CCB4" w:sz="4"/>
-              <w:right w:val="single" w:color="C6CCB4" w:sz="4"/>
-            </w:tcBorders>
-            <w:tcMar>
-              <w:top w:type="dxa" w:w="60"/>
-              <w:left w:type="dxa" w:w="100"/>
-              <w:bottom w:type="dxa" w:w="60"/>
-              <w:right w:type="dxa" w:w="100"/>
-            </w:tcMar>
-          </w:tcPr>
-          <w:p>
-            <w:pPr>
-              <w:spacing w:after="0" w:line="260"/>
-            </w:pPr>
-            <w:r>
-              <w:rPr>
-                <w:b w:val="false"/>
-                <w:bCs w:val="false"/>
-                <w:sz w:val="19"/>
-                <w:szCs w:val="19"/>
-              </w:rPr>
-              <w:t xml:space="preserve">Sí</w:t>
-            </w:r>
-          </w:p>
-        </w:tc>
-        <w:tc>
-          <w:tcPr>
-            <w:tcW w:type="dxa" w:w="3926"/>
-            <w:tcBorders>
-              <w:top w:val="single" w:color="C6CCB4" w:sz="4"/>
-              <w:left w:val="single" w:color="C6CCB4" w:sz="4"/>
-              <w:bottom w:val="single" w:color="C6CCB4" w:sz="4"/>
-              <w:right w:val="single" w:color="C6CCB4" w:sz="4"/>
-            </w:tcBorders>
-            <w:tcMar>
-              <w:top w:type="dxa" w:w="60"/>
-              <w:left w:type="dxa" w:w="100"/>
-              <w:bottom w:type="dxa" w:w="60"/>
-              <w:right w:type="dxa" w:w="100"/>
-            </w:tcMar>
-          </w:tcPr>
-          <w:p>
-            <w:pPr>
-              <w:spacing w:after="0" w:line="260"/>
-            </w:pPr>
-            <w:r>
-              <w:rPr>
-                <w:b w:val="false"/>
-                <w:bCs w:val="false"/>
-                <w:sz w:val="19"/>
-                <w:szCs w:val="19"/>
-              </w:rPr>
-              <w:t xml:space="preserve">Capital inicial y capacidad financiera</w:t>
-            </w:r>
-          </w:p>
-        </w:tc>
-      </w:tr>
-      <w:tr>
-        <w:tc>
-          <w:tcPr>
-            <w:tcW w:type="dxa" w:w="3800"/>
-            <w:tcBorders>
-              <w:top w:val="single" w:color="C6CCB4" w:sz="4"/>
-              <w:left w:val="single" w:color="C6CCB4" w:sz="4"/>
-              <w:bottom w:val="single" w:color="C6CCB4" w:sz="4"/>
-              <w:right w:val="single" w:color="C6CCB4" w:sz="4"/>
-            </w:tcBorders>
-            <w:tcMar>
-              <w:top w:type="dxa" w:w="60"/>
-              <w:left w:type="dxa" w:w="100"/>
-              <w:bottom w:type="dxa" w:w="60"/>
-              <w:right w:type="dxa" w:w="100"/>
-            </w:tcMar>
-          </w:tcPr>
-          <w:p>
-            <w:pPr>
-              <w:spacing w:after="0" w:line="260"/>
-            </w:pPr>
-            <w:r>
-              <w:rPr>
-                <w:b w:val="false"/>
-                <w:bCs w:val="false"/>
-                <w:sz w:val="19"/>
-                <w:szCs w:val="19"/>
-              </w:rPr>
-              <w:t xml:space="preserve">Metas específicas</w:t>
-            </w:r>
-          </w:p>
-        </w:tc>
-        <w:tc>
-          <w:tcPr>
-            <w:tcW w:type="dxa" w:w="1300"/>
-            <w:tcBorders>
-              <w:top w:val="single" w:color="C6CCB4" w:sz="4"/>
-              <w:left w:val="single" w:color="C6CCB4" w:sz="4"/>
-              <w:bottom w:val="single" w:color="C6CCB4" w:sz="4"/>
-              <w:right w:val="single" w:color="C6CCB4" w:sz="4"/>
-            </w:tcBorders>
-            <w:tcMar>
-              <w:top w:type="dxa" w:w="60"/>
-              <w:left w:type="dxa" w:w="100"/>
-              <w:bottom w:type="dxa" w:w="60"/>
-              <w:right w:type="dxa" w:w="100"/>
-            </w:tcMar>
-          </w:tcPr>
-          <w:p>
-            <w:pPr>
-              <w:spacing w:after="0" w:line="260"/>
-            </w:pPr>
-            <w:r>
-              <w:rPr>
-                <w:b w:val="false"/>
-                <w:bCs w:val="false"/>
-                <w:sz w:val="19"/>
-                <w:szCs w:val="19"/>
-              </w:rPr>
-              <w:t xml:space="preserve">Sí</w:t>
-            </w:r>
-          </w:p>
-        </w:tc>
-        <w:tc>
-          <w:tcPr>
-            <w:tcW w:type="dxa" w:w="3926"/>
-            <w:tcBorders>
-              <w:top w:val="single" w:color="C6CCB4" w:sz="4"/>
-              <w:left w:val="single" w:color="C6CCB4" w:sz="4"/>
-              <w:bottom w:val="single" w:color="C6CCB4" w:sz="4"/>
-              <w:right w:val="single" w:color="C6CCB4" w:sz="4"/>
-            </w:tcBorders>
-            <w:tcMar>
-              <w:top w:type="dxa" w:w="60"/>
-              <w:left w:type="dxa" w:w="100"/>
-              <w:bottom w:type="dxa" w:w="60"/>
-              <w:right w:type="dxa" w:w="100"/>
-            </w:tcMar>
-          </w:tcPr>
-          <w:p>
-            <w:pPr>
-              <w:spacing w:after="0" w:line="260"/>
-            </w:pPr>
-            <w:r>
-              <w:rPr>
-                <w:b w:val="false"/>
-                <w:bCs w:val="false"/>
-                <w:sz w:val="19"/>
-                <w:szCs w:val="19"/>
-              </w:rPr>
-              <w:t xml:space="preserve">Salidas en el año de cada meta</w:t>
-            </w:r>
-          </w:p>
-        </w:tc>
-      </w:tr>
-      <w:tr>
-        <w:tc>
-          <w:tcPr>
-            <w:tcW w:type="dxa" w:w="3800"/>
-            <w:tcBorders>
-              <w:top w:val="single" w:color="C6CCB4" w:sz="4"/>
-              <w:left w:val="single" w:color="C6CCB4" w:sz="4"/>
-              <w:bottom w:val="single" w:color="C6CCB4" w:sz="4"/>
-              <w:right w:val="single" w:color="C6CCB4" w:sz="4"/>
-            </w:tcBorders>
-            <w:tcMar>
-              <w:top w:type="dxa" w:w="60"/>
-              <w:left w:type="dxa" w:w="100"/>
-              <w:bottom w:type="dxa" w:w="60"/>
-              <w:right w:type="dxa" w:w="100"/>
-            </w:tcMar>
-          </w:tcPr>
-          <w:p>
-            <w:pPr>
-              <w:spacing w:after="0" w:line="260"/>
-            </w:pPr>
-            <w:r>
-              <w:rPr>
-                <w:b w:val="false"/>
-                <w:bCs w:val="false"/>
-                <w:sz w:val="19"/>
-                <w:szCs w:val="19"/>
-              </w:rPr>
-              <w:t xml:space="preserve">Destino del patrimonio (herencia)</w:t>
-            </w:r>
-          </w:p>
-        </w:tc>
-        <w:tc>
-          <w:tcPr>
-            <w:tcW w:type="dxa" w:w="1300"/>
-            <w:tcBorders>
-              <w:top w:val="single" w:color="C6CCB4" w:sz="4"/>
-              <w:left w:val="single" w:color="C6CCB4" w:sz="4"/>
-              <w:bottom w:val="single" w:color="C6CCB4" w:sz="4"/>
-              <w:right w:val="single" w:color="C6CCB4" w:sz="4"/>
-            </w:tcBorders>
-            <w:tcMar>
-              <w:top w:type="dxa" w:w="60"/>
-              <w:left w:type="dxa" w:w="100"/>
-              <w:bottom w:type="dxa" w:w="60"/>
-              <w:right w:type="dxa" w:w="100"/>
-            </w:tcMar>
-          </w:tcPr>
-          <w:p>
-            <w:pPr>
-              <w:spacing w:after="0" w:line="260"/>
-            </w:pPr>
-            <w:r>
-              <w:rPr>
-                <w:b w:val="false"/>
-                <w:bCs w:val="false"/>
-                <w:sz w:val="19"/>
-                <w:szCs w:val="19"/>
-              </w:rPr>
-              <w:t xml:space="preserve">Sí</w:t>
-            </w:r>
-          </w:p>
-        </w:tc>
-        <w:tc>
-          <w:tcPr>
-            <w:tcW w:type="dxa" w:w="3926"/>
-            <w:tcBorders>
-              <w:top w:val="single" w:color="C6CCB4" w:sz="4"/>
-              <w:left w:val="single" w:color="C6CCB4" w:sz="4"/>
-              <w:bottom w:val="single" w:color="C6CCB4" w:sz="4"/>
-              <w:right w:val="single" w:color="C6CCB4" w:sz="4"/>
-            </w:tcBorders>
-            <w:tcMar>
-              <w:top w:type="dxa" w:w="60"/>
-              <w:left w:type="dxa" w:w="100"/>
-              <w:bottom w:type="dxa" w:w="60"/>
-              <w:right w:type="dxa" w:w="100"/>
-            </w:tcMar>
-          </w:tcPr>
-          <w:p>
-            <w:pPr>
-              <w:spacing w:after="0" w:line="260"/>
-            </w:pPr>
-            <w:r>
-              <w:rPr>
-                <w:b w:val="false"/>
-                <w:bCs w:val="false"/>
-                <w:sz w:val="19"/>
-                <w:szCs w:val="19"/>
-              </w:rPr>
-              <w:t xml:space="preserve">Saldo mínimo al final</w:t>
-            </w:r>
-          </w:p>
-        </w:tc>
-      </w:tr>
-      <w:tr>
-        <w:tc>
-          <w:tcPr>
-            <w:tcW w:type="dxa" w:w="3800"/>
-            <w:tcBorders>
-              <w:top w:val="single" w:color="C6CCB4" w:sz="4"/>
-              <w:left w:val="single" w:color="C6CCB4" w:sz="4"/>
-              <w:bottom w:val="single" w:color="C6CCB4" w:sz="4"/>
-              <w:right w:val="single" w:color="C6CCB4" w:sz="4"/>
-            </w:tcBorders>
-            <w:tcMar>
-              <w:top w:type="dxa" w:w="60"/>
-              <w:left w:type="dxa" w:w="100"/>
-              <w:bottom w:type="dxa" w:w="60"/>
-              <w:right w:type="dxa" w:w="100"/>
-            </w:tcMar>
-          </w:tcPr>
-          <w:p>
-            <w:pPr>
-              <w:spacing w:after="0" w:line="260"/>
-            </w:pPr>
-            <w:r>
-              <w:rPr>
-                <w:b w:val="false"/>
-                <w:bCs w:val="false"/>
-                <w:sz w:val="19"/>
-                <w:szCs w:val="19"/>
-              </w:rPr>
-              <w:t xml:space="preserve">Aporte anual (% del ingreso)</w:t>
-            </w:r>
-          </w:p>
-        </w:tc>
-        <w:tc>
-          <w:tcPr>
-            <w:tcW w:type="dxa" w:w="1300"/>
-            <w:tcBorders>
-              <w:top w:val="single" w:color="C6CCB4" w:sz="4"/>
-              <w:left w:val="single" w:color="C6CCB4" w:sz="4"/>
-              <w:bottom w:val="single" w:color="C6CCB4" w:sz="4"/>
-              <w:right w:val="single" w:color="C6CCB4" w:sz="4"/>
-            </w:tcBorders>
-            <w:tcMar>
-              <w:top w:type="dxa" w:w="60"/>
-              <w:left w:type="dxa" w:w="100"/>
-              <w:bottom w:type="dxa" w:w="60"/>
-              <w:right w:type="dxa" w:w="100"/>
-            </w:tcMar>
-          </w:tcPr>
-          <w:p>
-            <w:pPr>
-              <w:spacing w:after="0" w:line="260"/>
-            </w:pPr>
-            <w:r>
-              <w:rPr>
-                <w:b w:val="false"/>
-                <w:bCs w:val="false"/>
-                <w:sz w:val="19"/>
-                <w:szCs w:val="19"/>
-              </w:rPr>
-              <w:t xml:space="preserve">No</w:t>
-            </w:r>
-          </w:p>
-        </w:tc>
-        <w:tc>
-          <w:tcPr>
-            <w:tcW w:type="dxa" w:w="3926"/>
-            <w:tcBorders>
-              <w:top w:val="single" w:color="C6CCB4" w:sz="4"/>
-              <w:left w:val="single" w:color="C6CCB4" w:sz="4"/>
-              <w:bottom w:val="single" w:color="C6CCB4" w:sz="4"/>
-              <w:right w:val="single" w:color="C6CCB4" w:sz="4"/>
-            </w:tcBorders>
-            <w:tcMar>
-              <w:top w:type="dxa" w:w="60"/>
-              <w:left w:type="dxa" w:w="100"/>
-              <w:bottom w:type="dxa" w:w="60"/>
-              <w:right w:type="dxa" w:w="100"/>
-            </w:tcMar>
-          </w:tcPr>
-          <w:p>
-            <w:pPr>
-              <w:spacing w:after="0" w:line="260"/>
-            </w:pPr>
-            <w:r>
-              <w:rPr>
-                <w:b w:val="false"/>
-                <w:bCs w:val="false"/>
-                <w:sz w:val="19"/>
-                <w:szCs w:val="19"/>
-              </w:rPr>
-              <w:t xml:space="preserve">Aportes durante la acumulación; si falta, 0</w:t>
-            </w:r>
-          </w:p>
-        </w:tc>
-      </w:tr>
-      <w:tr>
-        <w:tc>
-          <w:tcPr>
-            <w:tcW w:type="dxa" w:w="3800"/>
-            <w:tcBorders>
-              <w:top w:val="single" w:color="C6CCB4" w:sz="4"/>
-              <w:left w:val="single" w:color="C6CCB4" w:sz="4"/>
-              <w:bottom w:val="single" w:color="C6CCB4" w:sz="4"/>
-              <w:right w:val="single" w:color="C6CCB4" w:sz="4"/>
-            </w:tcBorders>
-            <w:tcMar>
-              <w:top w:type="dxa" w:w="60"/>
-              <w:left w:type="dxa" w:w="100"/>
-              <w:bottom w:type="dxa" w:w="60"/>
-              <w:right w:type="dxa" w:w="100"/>
-            </w:tcMar>
-          </w:tcPr>
-          <w:p>
-            <w:pPr>
-              <w:spacing w:after="0" w:line="260"/>
-            </w:pPr>
-            <w:r>
-              <w:rPr>
-                <w:b w:val="false"/>
-                <w:bCs w:val="false"/>
-                <w:sz w:val="19"/>
-                <w:szCs w:val="19"/>
-              </w:rPr>
-              <w:t xml:space="preserve">Ventas de activos que se invierten y aportes extraordinarios</w:t>
-            </w:r>
-          </w:p>
-        </w:tc>
-        <w:tc>
-          <w:tcPr>
-            <w:tcW w:type="dxa" w:w="1300"/>
-            <w:tcBorders>
-              <w:top w:val="single" w:color="C6CCB4" w:sz="4"/>
-              <w:left w:val="single" w:color="C6CCB4" w:sz="4"/>
-              <w:bottom w:val="single" w:color="C6CCB4" w:sz="4"/>
-              <w:right w:val="single" w:color="C6CCB4" w:sz="4"/>
-            </w:tcBorders>
-            <w:tcMar>
-              <w:top w:type="dxa" w:w="60"/>
-              <w:left w:type="dxa" w:w="100"/>
-              <w:bottom w:type="dxa" w:w="60"/>
-              <w:right w:type="dxa" w:w="100"/>
-            </w:tcMar>
-          </w:tcPr>
-          <w:p>
-            <w:pPr>
-              <w:spacing w:after="0" w:line="260"/>
-            </w:pPr>
-            <w:r>
-              <w:rPr>
-                <w:b w:val="false"/>
-                <w:bCs w:val="false"/>
-                <w:sz w:val="19"/>
-                <w:szCs w:val="19"/>
-              </w:rPr>
-              <w:t xml:space="preserve">No</w:t>
-            </w:r>
-          </w:p>
-        </w:tc>
-        <w:tc>
-          <w:tcPr>
-            <w:tcW w:type="dxa" w:w="3926"/>
-            <w:tcBorders>
-              <w:top w:val="single" w:color="C6CCB4" w:sz="4"/>
-              <w:left w:val="single" w:color="C6CCB4" w:sz="4"/>
-              <w:bottom w:val="single" w:color="C6CCB4" w:sz="4"/>
-              <w:right w:val="single" w:color="C6CCB4" w:sz="4"/>
-            </w:tcBorders>
-            <w:tcMar>
-              <w:top w:type="dxa" w:w="60"/>
-              <w:left w:type="dxa" w:w="100"/>
-              <w:bottom w:type="dxa" w:w="60"/>
-              <w:right w:type="dxa" w:w="100"/>
-            </w:tcMar>
-          </w:tcPr>
-          <w:p>
-            <w:pPr>
-              <w:spacing w:after="0" w:line="260"/>
-            </w:pPr>
-            <w:r>
-              <w:rPr>
-                <w:b w:val="false"/>
-                <w:bCs w:val="false"/>
-                <w:sz w:val="19"/>
-                <w:szCs w:val="19"/>
-              </w:rPr>
-              <w:t xml:space="preserve">Entradas en el año indicado</w:t>
-            </w:r>
-          </w:p>
-        </w:tc>
-      </w:tr>
-      <w:tr>
-        <w:tc>
-          <w:tcPr>
-            <w:tcW w:type="dxa" w:w="3800"/>
-            <w:tcBorders>
-              <w:top w:val="single" w:color="C6CCB4" w:sz="4"/>
-              <w:left w:val="single" w:color="C6CCB4" w:sz="4"/>
-              <w:bottom w:val="single" w:color="C6CCB4" w:sz="4"/>
-              <w:right w:val="single" w:color="C6CCB4" w:sz="4"/>
-            </w:tcBorders>
-            <w:tcMar>
-              <w:top w:type="dxa" w:w="60"/>
-              <w:left w:type="dxa" w:w="100"/>
-              <w:bottom w:type="dxa" w:w="60"/>
-              <w:right w:type="dxa" w:w="100"/>
-            </w:tcMar>
-          </w:tcPr>
-          <w:p>
-            <w:pPr>
-              <w:spacing w:after="0" w:line="260"/>
-            </w:pPr>
-            <w:r>
-              <w:rPr>
-                <w:b w:val="false"/>
-                <w:bCs w:val="false"/>
-                <w:sz w:val="19"/>
-                <w:szCs w:val="19"/>
-              </w:rPr>
-              <w:t xml:space="preserve">Vivienda, inmuebles, empresa, deudas, reserva y seguros</w:t>
-            </w:r>
-          </w:p>
-        </w:tc>
-        <w:tc>
-          <w:tcPr>
-            <w:tcW w:type="dxa" w:w="1300"/>
-            <w:tcBorders>
-              <w:top w:val="single" w:color="C6CCB4" w:sz="4"/>
-              <w:left w:val="single" w:color="C6CCB4" w:sz="4"/>
-              <w:bottom w:val="single" w:color="C6CCB4" w:sz="4"/>
-              <w:right w:val="single" w:color="C6CCB4" w:sz="4"/>
-            </w:tcBorders>
-            <w:tcMar>
-              <w:top w:type="dxa" w:w="60"/>
-              <w:left w:type="dxa" w:w="100"/>
-              <w:bottom w:type="dxa" w:w="60"/>
-              <w:right w:type="dxa" w:w="100"/>
-            </w:tcMar>
-          </w:tcPr>
-          <w:p>
-            <w:pPr>
-              <w:spacing w:after="0" w:line="260"/>
-            </w:pPr>
-            <w:r>
-              <w:rPr>
-                <w:b w:val="false"/>
-                <w:bCs w:val="false"/>
-                <w:sz w:val="19"/>
-                <w:szCs w:val="19"/>
-              </w:rPr>
-              <w:t xml:space="preserve">No</w:t>
-            </w:r>
-          </w:p>
-        </w:tc>
-        <w:tc>
-          <w:tcPr>
-            <w:tcW w:type="dxa" w:w="3926"/>
-            <w:tcBorders>
-              <w:top w:val="single" w:color="C6CCB4" w:sz="4"/>
-              <w:left w:val="single" w:color="C6CCB4" w:sz="4"/>
-              <w:bottom w:val="single" w:color="C6CCB4" w:sz="4"/>
-              <w:right w:val="single" w:color="C6CCB4" w:sz="4"/>
-            </w:tcBorders>
-            <w:tcMar>
-              <w:top w:type="dxa" w:w="60"/>
-              <w:left w:type="dxa" w:w="100"/>
-              <w:bottom w:type="dxa" w:w="60"/>
-              <w:right w:type="dxa" w:w="100"/>
-            </w:tcMar>
-          </w:tcPr>
-          <w:p>
-            <w:pPr>
-              <w:spacing w:after="0" w:line="260"/>
-            </w:pPr>
-            <w:r>
-              <w:rPr>
-                <w:b w:val="false"/>
-                <w:bCs w:val="false"/>
-                <w:sz w:val="19"/>
-                <w:szCs w:val="19"/>
-              </w:rPr>
-              <w:t xml:space="preserve">Informativas para el analista; no entran a las fórmulas</w:t>
+              <w:t xml:space="preserve">Capacidad financiera (perfil que soporta)</w:t>
+            </w:r>
+          </w:p>
+        </w:tc>
+      </w:tr>
+      <w:tr>
+        <w:tc>
+          <w:tcPr>
+            <w:tcW w:type="dxa" w:w="2400"/>
+            <w:tcBorders>
+              <w:top w:val="single" w:color="C6CCB4" w:sz="4"/>
+              <w:left w:val="single" w:color="C6CCB4" w:sz="4"/>
+              <w:bottom w:val="single" w:color="C6CCB4" w:sz="4"/>
+              <w:right w:val="single" w:color="C6CCB4" w:sz="4"/>
+            </w:tcBorders>
+            <w:tcMar>
+              <w:top w:type="dxa" w:w="60"/>
+              <w:left w:type="dxa" w:w="100"/>
+              <w:bottom w:type="dxa" w:w="60"/>
+              <w:right w:type="dxa" w:w="100"/>
+            </w:tcMar>
+          </w:tcPr>
+          <w:p>
+            <w:pPr>
+              <w:spacing w:after="0" w:line="260"/>
+            </w:pPr>
+            <w:r>
+              <w:rPr>
+                <w:b w:val="false"/>
+                <w:bCs w:val="false"/>
+                <w:sz w:val="19"/>
+                <w:szCs w:val="19"/>
+              </w:rPr>
+              <w:t xml:space="preserve">Menor que 2</w:t>
+            </w:r>
+          </w:p>
+        </w:tc>
+        <w:tc>
+          <w:tcPr>
+            <w:tcW w:type="dxa" w:w="3300"/>
+            <w:tcBorders>
+              <w:top w:val="single" w:color="C6CCB4" w:sz="4"/>
+              <w:left w:val="single" w:color="C6CCB4" w:sz="4"/>
+              <w:bottom w:val="single" w:color="C6CCB4" w:sz="4"/>
+              <w:right w:val="single" w:color="C6CCB4" w:sz="4"/>
+            </w:tcBorders>
+            <w:tcMar>
+              <w:top w:type="dxa" w:w="60"/>
+              <w:left w:type="dxa" w:w="100"/>
+              <w:bottom w:type="dxa" w:w="60"/>
+              <w:right w:type="dxa" w:w="100"/>
+            </w:tcMar>
+          </w:tcPr>
+          <w:p>
+            <w:pPr>
+              <w:spacing w:after="0" w:line="260"/>
+            </w:pPr>
+            <w:r>
+              <w:rPr>
+                <w:b w:val="false"/>
+                <w:bCs w:val="false"/>
+                <w:sz w:val="19"/>
+                <w:szCs w:val="19"/>
+              </w:rPr>
+              <w:t xml:space="preserve">Conservador</w:t>
+            </w:r>
+          </w:p>
+        </w:tc>
+        <w:tc>
+          <w:tcPr>
+            <w:tcW w:type="dxa" w:w="3326"/>
+            <w:tcBorders>
+              <w:top w:val="single" w:color="C6CCB4" w:sz="4"/>
+              <w:left w:val="single" w:color="C6CCB4" w:sz="4"/>
+              <w:bottom w:val="single" w:color="C6CCB4" w:sz="4"/>
+              <w:right w:val="single" w:color="C6CCB4" w:sz="4"/>
+            </w:tcBorders>
+            <w:tcMar>
+              <w:top w:type="dxa" w:w="60"/>
+              <w:left w:type="dxa" w:w="100"/>
+              <w:bottom w:type="dxa" w:w="60"/>
+              <w:right w:type="dxa" w:w="100"/>
+            </w:tcMar>
+          </w:tcPr>
+          <w:p>
+            <w:pPr>
+              <w:spacing w:after="0" w:line="260"/>
+            </w:pPr>
+            <w:r>
+              <w:rPr>
+                <w:b w:val="false"/>
+                <w:bCs w:val="false"/>
+                <w:sz w:val="19"/>
+                <w:szCs w:val="19"/>
+              </w:rPr>
+              <w:t xml:space="preserve">Muy baja: hasta conservador</w:t>
+            </w:r>
+          </w:p>
+        </w:tc>
+      </w:tr>
+      <w:tr>
+        <w:tc>
+          <w:tcPr>
+            <w:tcW w:type="dxa" w:w="2400"/>
+            <w:tcBorders>
+              <w:top w:val="single" w:color="C6CCB4" w:sz="4"/>
+              <w:left w:val="single" w:color="C6CCB4" w:sz="4"/>
+              <w:bottom w:val="single" w:color="C6CCB4" w:sz="4"/>
+              <w:right w:val="single" w:color="C6CCB4" w:sz="4"/>
+            </w:tcBorders>
+            <w:tcMar>
+              <w:top w:type="dxa" w:w="60"/>
+              <w:left w:type="dxa" w:w="100"/>
+              <w:bottom w:type="dxa" w:w="60"/>
+              <w:right w:type="dxa" w:w="100"/>
+            </w:tcMar>
+          </w:tcPr>
+          <w:p>
+            <w:pPr>
+              <w:spacing w:after="0" w:line="260"/>
+            </w:pPr>
+            <w:r>
+              <w:rPr>
+                <w:b w:val="false"/>
+                <w:bCs w:val="false"/>
+                <w:sz w:val="19"/>
+                <w:szCs w:val="19"/>
+              </w:rPr>
+              <w:t xml:space="preserve">De 2 a menos de 4</w:t>
+            </w:r>
+          </w:p>
+        </w:tc>
+        <w:tc>
+          <w:tcPr>
+            <w:tcW w:type="dxa" w:w="3300"/>
+            <w:tcBorders>
+              <w:top w:val="single" w:color="C6CCB4" w:sz="4"/>
+              <w:left w:val="single" w:color="C6CCB4" w:sz="4"/>
+              <w:bottom w:val="single" w:color="C6CCB4" w:sz="4"/>
+              <w:right w:val="single" w:color="C6CCB4" w:sz="4"/>
+            </w:tcBorders>
+            <w:tcMar>
+              <w:top w:type="dxa" w:w="60"/>
+              <w:left w:type="dxa" w:w="100"/>
+              <w:bottom w:type="dxa" w:w="60"/>
+              <w:right w:type="dxa" w:w="100"/>
+            </w:tcMar>
+          </w:tcPr>
+          <w:p>
+            <w:pPr>
+              <w:spacing w:after="0" w:line="260"/>
+            </w:pPr>
+            <w:r>
+              <w:rPr>
+                <w:b w:val="false"/>
+                <w:bCs w:val="false"/>
+                <w:sz w:val="19"/>
+                <w:szCs w:val="19"/>
+              </w:rPr>
+              <w:t xml:space="preserve">Moderado conservador</w:t>
+            </w:r>
+          </w:p>
+        </w:tc>
+        <w:tc>
+          <w:tcPr>
+            <w:tcW w:type="dxa" w:w="3326"/>
+            <w:tcBorders>
+              <w:top w:val="single" w:color="C6CCB4" w:sz="4"/>
+              <w:left w:val="single" w:color="C6CCB4" w:sz="4"/>
+              <w:bottom w:val="single" w:color="C6CCB4" w:sz="4"/>
+              <w:right w:val="single" w:color="C6CCB4" w:sz="4"/>
+            </w:tcBorders>
+            <w:tcMar>
+              <w:top w:type="dxa" w:w="60"/>
+              <w:left w:type="dxa" w:w="100"/>
+              <w:bottom w:type="dxa" w:w="60"/>
+              <w:right w:type="dxa" w:w="100"/>
+            </w:tcMar>
+          </w:tcPr>
+          <w:p>
+            <w:pPr>
+              <w:spacing w:after="0" w:line="260"/>
+            </w:pPr>
+            <w:r>
+              <w:rPr>
+                <w:b w:val="false"/>
+                <w:bCs w:val="false"/>
+                <w:sz w:val="19"/>
+                <w:szCs w:val="19"/>
+              </w:rPr>
+              <w:t xml:space="preserve">Baja: hasta moderado conservador</w:t>
+            </w:r>
+          </w:p>
+        </w:tc>
+      </w:tr>
+      <w:tr>
+        <w:tc>
+          <w:tcPr>
+            <w:tcW w:type="dxa" w:w="2400"/>
+            <w:tcBorders>
+              <w:top w:val="single" w:color="C6CCB4" w:sz="4"/>
+              <w:left w:val="single" w:color="C6CCB4" w:sz="4"/>
+              <w:bottom w:val="single" w:color="C6CCB4" w:sz="4"/>
+              <w:right w:val="single" w:color="C6CCB4" w:sz="4"/>
+            </w:tcBorders>
+            <w:tcMar>
+              <w:top w:type="dxa" w:w="60"/>
+              <w:left w:type="dxa" w:w="100"/>
+              <w:bottom w:type="dxa" w:w="60"/>
+              <w:right w:type="dxa" w:w="100"/>
+            </w:tcMar>
+          </w:tcPr>
+          <w:p>
+            <w:pPr>
+              <w:spacing w:after="0" w:line="260"/>
+            </w:pPr>
+            <w:r>
+              <w:rPr>
+                <w:b w:val="false"/>
+                <w:bCs w:val="false"/>
+                <w:sz w:val="19"/>
+                <w:szCs w:val="19"/>
+              </w:rPr>
+              <w:t xml:space="preserve">De 4 a menos de 6</w:t>
+            </w:r>
+          </w:p>
+        </w:tc>
+        <w:tc>
+          <w:tcPr>
+            <w:tcW w:type="dxa" w:w="3300"/>
+            <w:tcBorders>
+              <w:top w:val="single" w:color="C6CCB4" w:sz="4"/>
+              <w:left w:val="single" w:color="C6CCB4" w:sz="4"/>
+              <w:bottom w:val="single" w:color="C6CCB4" w:sz="4"/>
+              <w:right w:val="single" w:color="C6CCB4" w:sz="4"/>
+            </w:tcBorders>
+            <w:tcMar>
+              <w:top w:type="dxa" w:w="60"/>
+              <w:left w:type="dxa" w:w="100"/>
+              <w:bottom w:type="dxa" w:w="60"/>
+              <w:right w:type="dxa" w:w="100"/>
+            </w:tcMar>
+          </w:tcPr>
+          <w:p>
+            <w:pPr>
+              <w:spacing w:after="0" w:line="260"/>
+            </w:pPr>
+            <w:r>
+              <w:rPr>
+                <w:b w:val="false"/>
+                <w:bCs w:val="false"/>
+                <w:sz w:val="19"/>
+                <w:szCs w:val="19"/>
+              </w:rPr>
+              <w:t xml:space="preserve">Moderado</w:t>
+            </w:r>
+          </w:p>
+        </w:tc>
+        <w:tc>
+          <w:tcPr>
+            <w:tcW w:type="dxa" w:w="3326"/>
+            <w:tcBorders>
+              <w:top w:val="single" w:color="C6CCB4" w:sz="4"/>
+              <w:left w:val="single" w:color="C6CCB4" w:sz="4"/>
+              <w:bottom w:val="single" w:color="C6CCB4" w:sz="4"/>
+              <w:right w:val="single" w:color="C6CCB4" w:sz="4"/>
+            </w:tcBorders>
+            <w:tcMar>
+              <w:top w:type="dxa" w:w="60"/>
+              <w:left w:type="dxa" w:w="100"/>
+              <w:bottom w:type="dxa" w:w="60"/>
+              <w:right w:type="dxa" w:w="100"/>
+            </w:tcMar>
+          </w:tcPr>
+          <w:p>
+            <w:pPr>
+              <w:spacing w:after="0" w:line="260"/>
+            </w:pPr>
+            <w:r>
+              <w:rPr>
+                <w:b w:val="false"/>
+                <w:bCs w:val="false"/>
+                <w:sz w:val="19"/>
+                <w:szCs w:val="19"/>
+              </w:rPr>
+              <w:t xml:space="preserve">Media: hasta moderado</w:t>
+            </w:r>
+          </w:p>
+        </w:tc>
+      </w:tr>
+      <w:tr>
+        <w:tc>
+          <w:tcPr>
+            <w:tcW w:type="dxa" w:w="2400"/>
+            <w:tcBorders>
+              <w:top w:val="single" w:color="C6CCB4" w:sz="4"/>
+              <w:left w:val="single" w:color="C6CCB4" w:sz="4"/>
+              <w:bottom w:val="single" w:color="C6CCB4" w:sz="4"/>
+              <w:right w:val="single" w:color="C6CCB4" w:sz="4"/>
+            </w:tcBorders>
+            <w:tcMar>
+              <w:top w:type="dxa" w:w="60"/>
+              <w:left w:type="dxa" w:w="100"/>
+              <w:bottom w:type="dxa" w:w="60"/>
+              <w:right w:type="dxa" w:w="100"/>
+            </w:tcMar>
+          </w:tcPr>
+          <w:p>
+            <w:pPr>
+              <w:spacing w:after="0" w:line="260"/>
+            </w:pPr>
+            <w:r>
+              <w:rPr>
+                <w:b w:val="false"/>
+                <w:bCs w:val="false"/>
+                <w:sz w:val="19"/>
+                <w:szCs w:val="19"/>
+              </w:rPr>
+              <w:t xml:space="preserve">De 6 a menos de 8</w:t>
+            </w:r>
+          </w:p>
+        </w:tc>
+        <w:tc>
+          <w:tcPr>
+            <w:tcW w:type="dxa" w:w="3300"/>
+            <w:tcBorders>
+              <w:top w:val="single" w:color="C6CCB4" w:sz="4"/>
+              <w:left w:val="single" w:color="C6CCB4" w:sz="4"/>
+              <w:bottom w:val="single" w:color="C6CCB4" w:sz="4"/>
+              <w:right w:val="single" w:color="C6CCB4" w:sz="4"/>
+            </w:tcBorders>
+            <w:tcMar>
+              <w:top w:type="dxa" w:w="60"/>
+              <w:left w:type="dxa" w:w="100"/>
+              <w:bottom w:type="dxa" w:w="60"/>
+              <w:right w:type="dxa" w:w="100"/>
+            </w:tcMar>
+          </w:tcPr>
+          <w:p>
+            <w:pPr>
+              <w:spacing w:after="0" w:line="260"/>
+            </w:pPr>
+            <w:r>
+              <w:rPr>
+                <w:b w:val="false"/>
+                <w:bCs w:val="false"/>
+                <w:sz w:val="19"/>
+                <w:szCs w:val="19"/>
+              </w:rPr>
+              <w:t xml:space="preserve">Moderado agresivo</w:t>
+            </w:r>
+          </w:p>
+        </w:tc>
+        <w:tc>
+          <w:tcPr>
+            <w:tcW w:type="dxa" w:w="3326"/>
+            <w:tcBorders>
+              <w:top w:val="single" w:color="C6CCB4" w:sz="4"/>
+              <w:left w:val="single" w:color="C6CCB4" w:sz="4"/>
+              <w:bottom w:val="single" w:color="C6CCB4" w:sz="4"/>
+              <w:right w:val="single" w:color="C6CCB4" w:sz="4"/>
+            </w:tcBorders>
+            <w:tcMar>
+              <w:top w:type="dxa" w:w="60"/>
+              <w:left w:type="dxa" w:w="100"/>
+              <w:bottom w:type="dxa" w:w="60"/>
+              <w:right w:type="dxa" w:w="100"/>
+            </w:tcMar>
+          </w:tcPr>
+          <w:p>
+            <w:pPr>
+              <w:spacing w:after="0" w:line="260"/>
+            </w:pPr>
+            <w:r>
+              <w:rPr>
+                <w:b w:val="false"/>
+                <w:bCs w:val="false"/>
+                <w:sz w:val="19"/>
+                <w:szCs w:val="19"/>
+              </w:rPr>
+              <w:t xml:space="preserve">Alta: hasta moderado agresivo</w:t>
+            </w:r>
+          </w:p>
+        </w:tc>
+      </w:tr>
+      <w:tr>
+        <w:tc>
+          <w:tcPr>
+            <w:tcW w:type="dxa" w:w="2400"/>
+            <w:tcBorders>
+              <w:top w:val="single" w:color="C6CCB4" w:sz="4"/>
+              <w:left w:val="single" w:color="C6CCB4" w:sz="4"/>
+              <w:bottom w:val="single" w:color="C6CCB4" w:sz="4"/>
+              <w:right w:val="single" w:color="C6CCB4" w:sz="4"/>
+            </w:tcBorders>
+            <w:tcMar>
+              <w:top w:type="dxa" w:w="60"/>
+              <w:left w:type="dxa" w:w="100"/>
+              <w:bottom w:type="dxa" w:w="60"/>
+              <w:right w:type="dxa" w:w="100"/>
+            </w:tcMar>
+          </w:tcPr>
+          <w:p>
+            <w:pPr>
+              <w:spacing w:after="0" w:line="260"/>
+            </w:pPr>
+            <w:r>
+              <w:rPr>
+                <w:b w:val="false"/>
+                <w:bCs w:val="false"/>
+                <w:sz w:val="19"/>
+                <w:szCs w:val="19"/>
+              </w:rPr>
+              <w:t xml:space="preserve">8 o más</w:t>
+            </w:r>
+          </w:p>
+        </w:tc>
+        <w:tc>
+          <w:tcPr>
+            <w:tcW w:type="dxa" w:w="3300"/>
+            <w:tcBorders>
+              <w:top w:val="single" w:color="C6CCB4" w:sz="4"/>
+              <w:left w:val="single" w:color="C6CCB4" w:sz="4"/>
+              <w:bottom w:val="single" w:color="C6CCB4" w:sz="4"/>
+              <w:right w:val="single" w:color="C6CCB4" w:sz="4"/>
+            </w:tcBorders>
+            <w:tcMar>
+              <w:top w:type="dxa" w:w="60"/>
+              <w:left w:type="dxa" w:w="100"/>
+              <w:bottom w:type="dxa" w:w="60"/>
+              <w:right w:type="dxa" w:w="100"/>
+            </w:tcMar>
+          </w:tcPr>
+          <w:p>
+            <w:pPr>
+              <w:spacing w:after="0" w:line="260"/>
+            </w:pPr>
+            <w:r>
+              <w:rPr>
+                <w:b w:val="false"/>
+                <w:bCs w:val="false"/>
+                <w:sz w:val="19"/>
+                <w:szCs w:val="19"/>
+              </w:rPr>
+              <w:t xml:space="preserve">Agresivo</w:t>
+            </w:r>
+          </w:p>
+        </w:tc>
+        <w:tc>
+          <w:tcPr>
+            <w:tcW w:type="dxa" w:w="3326"/>
+            <w:tcBorders>
+              <w:top w:val="single" w:color="C6CCB4" w:sz="4"/>
+              <w:left w:val="single" w:color="C6CCB4" w:sz="4"/>
+              <w:bottom w:val="single" w:color="C6CCB4" w:sz="4"/>
+              <w:right w:val="single" w:color="C6CCB4" w:sz="4"/>
+            </w:tcBorders>
+            <w:tcMar>
+              <w:top w:type="dxa" w:w="60"/>
+              <w:left w:type="dxa" w:w="100"/>
+              <w:bottom w:type="dxa" w:w="60"/>
+              <w:right w:type="dxa" w:w="100"/>
+            </w:tcMar>
+          </w:tcPr>
+          <w:p>
+            <w:pPr>
+              <w:spacing w:after="0" w:line="260"/>
+            </w:pPr>
+            <w:r>
+              <w:rPr>
+                <w:b w:val="false"/>
+                <w:bCs w:val="false"/>
+                <w:sz w:val="19"/>
+                <w:szCs w:val="19"/>
+              </w:rPr>
+              <w:t xml:space="preserve">Muy alta: sin límite</w:t>
             </w:r>
           </w:p>
         </w:tc>
@@ -7429,87 +6468,39 @@
         <w:pStyle w:val="Heading2"/>
       </w:pPr>
       <w:r>
-        <w:t xml:space="preserve">2.2 Estructura del Excel</w:t>
+        <w:t xml:space="preserve">1.8 Perfil asignado y puntaje del cliente</w:t>
       </w:r>
     </w:p>
     <w:p>
       <w:pPr>
-        <w:pStyle w:val="ListParagraph"/>
-        <w:numPr>
-          <w:ilvl w:val="0"/>
-          <w:numId w:val="2"/>
-        </w:numPr>
-        <w:spacing w:after="60" w:line="290"/>
+        <w:shd w:fill="F4F5EE" w:color="auto" w:val="clear"/>
+        <w:spacing w:after="120" w:before="60"/>
+        <w:ind w:left="360"/>
       </w:pPr>
       <w:r>
         <w:rPr>
-          <w:b/>
-          <w:bCs/>
+          <w:rFonts w:ascii="Consolas" w:cs="Consolas" w:eastAsia="Consolas" w:hAnsi="Consolas"/>
+          <w:color w:val="2B3014"/>
+          <w:sz w:val="19"/>
+          <w:szCs w:val="19"/>
         </w:rPr>
-        <w:t xml:space="preserve">Cliente: </w:t>
-      </w:r>
-      <w:r>
-        <w:t xml:space="preserve">respuestas del cuestionario.</w:t>
+        <w:t xml:space="preserve">Puntaje del cliente = mínimo { disposición ; capacidad financiera }</w:t>
       </w:r>
     </w:p>
     <w:p>
       <w:pPr>
-        <w:pStyle w:val="ListParagraph"/>
-        <w:numPr>
-          <w:ilvl w:val="0"/>
-          <w:numId w:val="2"/>
-        </w:numPr>
-        <w:spacing w:after="60" w:line="290"/>
+        <w:shd w:fill="F4F5EE" w:color="auto" w:val="clear"/>
+        <w:spacing w:after="120" w:before="60"/>
+        <w:ind w:left="360"/>
       </w:pPr>
       <w:r>
         <w:rPr>
-          <w:b/>
-          <w:bCs/>
+          <w:rFonts w:ascii="Consolas" w:cs="Consolas" w:eastAsia="Consolas" w:hAnsi="Consolas"/>
+          <w:color w:val="2B3014"/>
+          <w:sz w:val="19"/>
+          <w:szCs w:val="19"/>
         </w:rPr>
-        <w:t xml:space="preserve">Proyección: </w:t>
-      </w:r>
-      <w:r>
-        <w:t xml:space="preserve">supuestos en las filas 1 a 7 y una fila por año desde la fila 10 hasta la edad final.</w:t>
-      </w:r>
-    </w:p>
-    <w:p>
-      <w:pPr>
-        <w:pStyle w:val="ListParagraph"/>
-        <w:numPr>
-          <w:ilvl w:val="0"/>
-          <w:numId w:val="2"/>
-        </w:numPr>
-        <w:spacing w:after="60" w:line="290"/>
-      </w:pPr>
-      <w:r>
-        <w:rPr>
-          <w:b/>
-          <w:bCs/>
-        </w:rPr>
-        <w:t xml:space="preserve">Fondos de pensión: </w:t>
-      </w:r>
-      <w:r>
-        <w:t xml:space="preserve">evolución del ROP, el FCL y la pensión voluntaria.</w:t>
-      </w:r>
-    </w:p>
-    <w:p>
-      <w:pPr>
-        <w:pStyle w:val="ListParagraph"/>
-        <w:numPr>
-          <w:ilvl w:val="0"/>
-          <w:numId w:val="2"/>
-        </w:numPr>
-        <w:spacing w:after="60" w:line="290"/>
-      </w:pPr>
-      <w:r>
-        <w:rPr>
-          <w:b/>
-          <w:bCs/>
-        </w:rPr>
-        <w:t xml:space="preserve">Datos: </w:t>
-      </w:r>
-      <w:r>
-        <w:t xml:space="preserve">insumos de los gráficos (matriz de perfil y cartera de equilibrio).</w:t>
+        <w:t xml:space="preserve">Perfil asignado = tramo del puntaje del cliente, con el techo de conocimiento si lo hay</w:t>
       </w:r>
     </w:p>
     <w:p>
@@ -7517,7 +6508,30 @@
         <w:spacing w:after="120" w:line="300"/>
       </w:pPr>
       <w:r>
-        <w:t xml:space="preserve">Todo se calcula en dólares nominales. Los montos en colones se dividen entre el tipo de cambio (D1); los montos «en dólares de hoy» se llevan al año t multiplicando por (1 + inflación)^(t − 1).</w:t>
+        <w:t xml:space="preserve">El puntaje del cliente es el número que define el perfil asignado. Si el techo de conocimiento es más bajo, el puntaje queda en el límite superior del tramo que permite ese techo.</w:t>
+      </w:r>
+    </w:p>
+    <w:p>
+      <w:pPr>
+        <w:spacing w:after="120" w:line="300"/>
+      </w:pPr>
+      <w:r>
+        <w:t xml:space="preserve">El cliente recibe un solo perfil, que es uno de los cinco. Cuando la capacidad o el conocimiento lo bajan, el dashboard lo indica como limitante y, en la matriz, las franjas que el cliente no puede alcanzar se muestran rayadas y sin rótulo.</w:t>
+      </w:r>
+    </w:p>
+    <w:p>
+      <w:pPr>
+        <w:spacing w:after="120" w:line="300"/>
+      </w:pPr>
+      <w:r>
+        <w:rPr>
+          <w:b/>
+          <w:bCs/>
+        </w:rPr>
+        <w:t xml:space="preserve">Ejemplo. </w:t>
+      </w:r>
+      <w:r>
+        <w:t xml:space="preserve">Disposición 6,4 (moderado agresivo) y capacidad 5,0 (moderado): el puntaje del cliente es 5,0 y el perfil asignado es moderado, con la capacidad como limitante.</w:t>
       </w:r>
     </w:p>
     <w:p>
@@ -7525,7 +6539,7 @@
         <w:pStyle w:val="Heading2"/>
       </w:pPr>
       <w:r>
-        <w:t xml:space="preserve">2.3 Fórmulas de la hoja «Proyección»</w:t>
+        <w:t xml:space="preserve">1.9 Fundamento</w:t>
       </w:r>
     </w:p>
     <w:p>
@@ -7533,7 +6547,39 @@
         <w:spacing w:after="120" w:line="300"/>
       </w:pPr>
       <w:r>
-        <w:t xml:space="preserve">Para cada año t (fila r):</w:t>
+        <w:t xml:space="preserve">La tolerancia y el apetito miden la actitud ante el riesgo (Grable y Lytton, 1999). La capacidad financiera y el conocimiento se miden por separado y solo pueden bajar el perfil, como plantean Cordell (2001) y las directrices de idoneidad de MiFID II (ESMA, 2018). Las preguntas no tienen opciones neutrales donde no aportan información, para evitar que respuestas indecisas lleven el promedio hacia el centro de la escala.</w:t>
+      </w:r>
+    </w:p>
+    <w:p>
+      <w:pPr>
+        <w:pStyle w:val="Heading1"/>
+      </w:pPr>
+      <w:r>
+        <w:t xml:space="preserve">Parte 2. Metodología de la proyección</w:t>
+      </w:r>
+    </w:p>
+    <w:p>
+      <w:pPr>
+        <w:spacing w:after="120" w:line="300"/>
+      </w:pPr>
+      <w:r>
+        <w:t xml:space="preserve">La proyección es un flujo de caja anual en dólares: ingresos ordinarios, ingresos extraordinarios, gastos ordinarios y gastos extraordinarios. El resultado de cada año (flujo neto) se invierte en el portafolio si es positivo y se desinvierte si es negativo.</w:t>
+      </w:r>
+    </w:p>
+    <w:p>
+      <w:pPr>
+        <w:pStyle w:val="Heading2"/>
+      </w:pPr>
+      <w:r>
+        <w:t xml:space="preserve">2.1 Preguntas que alimentan la proyección</w:t>
+      </w:r>
+    </w:p>
+    <w:p>
+      <w:pPr>
+        <w:spacing w:after="120" w:line="300"/>
+      </w:pPr>
+      <w:r>
+        <w:t xml:space="preserve">El cuestionario de planificación sigue el mismo orden que el Excel. Las preguntas obligatorias llevan asterisco.</w:t>
       </w:r>
     </w:p>
     <w:tbl>
@@ -7549,9 +6595,9 @@
         </w:tblBorders>
       </w:tblPr>
       <w:tblGrid>
-        <w:gridCol w:w="1200"/>
-        <w:gridCol w:w="2600"/>
-        <w:gridCol w:w="5226"/>
+        <w:gridCol w:w="2000"/>
+        <w:gridCol w:w="3500"/>
+        <w:gridCol w:w="3526"/>
       </w:tblGrid>
       <w:tr>
         <w:trPr>
@@ -7559,7 +6605,7 @@
         </w:trPr>
         <w:tc>
           <w:tcPr>
-            <w:tcW w:type="dxa" w:w="1200"/>
+            <w:tcW w:type="dxa" w:w="2000"/>
             <w:tcBorders>
               <w:top w:val="single" w:color="C6CCB4" w:sz="4"/>
               <w:left w:val="single" w:color="C6CCB4" w:sz="4"/>
@@ -7586,13 +6632,13 @@
                 <w:sz w:val="19"/>
                 <w:szCs w:val="19"/>
               </w:rPr>
-              <w:t xml:space="preserve">Columna</w:t>
-            </w:r>
-          </w:p>
-        </w:tc>
-        <w:tc>
-          <w:tcPr>
-            <w:tcW w:type="dxa" w:w="2600"/>
+              <w:t xml:space="preserve">Bloque</w:t>
+            </w:r>
+          </w:p>
+        </w:tc>
+        <w:tc>
+          <w:tcPr>
+            <w:tcW w:type="dxa" w:w="3500"/>
             <w:tcBorders>
               <w:top w:val="single" w:color="C6CCB4" w:sz="4"/>
               <w:left w:val="single" w:color="C6CCB4" w:sz="4"/>
@@ -7619,13 +6665,13 @@
                 <w:sz w:val="19"/>
                 <w:szCs w:val="19"/>
               </w:rPr>
-              <w:t xml:space="preserve">Concepto</w:t>
-            </w:r>
-          </w:p>
-        </w:tc>
-        <w:tc>
-          <w:tcPr>
-            <w:tcW w:type="dxa" w:w="5226"/>
+              <w:t xml:space="preserve">Pregunta</w:t>
+            </w:r>
+          </w:p>
+        </w:tc>
+        <w:tc>
+          <w:tcPr>
+            <w:tcW w:type="dxa" w:w="3526"/>
             <w:tcBorders>
               <w:top w:val="single" w:color="C6CCB4" w:sz="4"/>
               <w:left w:val="single" w:color="C6CCB4" w:sz="4"/>
@@ -7652,1717 +6698,1432 @@
                 <w:sz w:val="19"/>
                 <w:szCs w:val="19"/>
               </w:rPr>
-              <w:t xml:space="preserve">Fórmula</w:t>
-            </w:r>
-          </w:p>
-        </w:tc>
-      </w:tr>
-      <w:tr>
-        <w:tc>
-          <w:tcPr>
-            <w:tcW w:type="dxa" w:w="1200"/>
-            <w:tcBorders>
-              <w:top w:val="single" w:color="C6CCB4" w:sz="4"/>
-              <w:left w:val="single" w:color="C6CCB4" w:sz="4"/>
-              <w:bottom w:val="single" w:color="C6CCB4" w:sz="4"/>
-              <w:right w:val="single" w:color="C6CCB4" w:sz="4"/>
-            </w:tcBorders>
-            <w:tcMar>
-              <w:top w:type="dxa" w:w="60"/>
-              <w:left w:type="dxa" w:w="100"/>
-              <w:bottom w:type="dxa" w:w="60"/>
-              <w:right w:type="dxa" w:w="100"/>
-            </w:tcMar>
-          </w:tcPr>
-          <w:p>
-            <w:pPr>
-              <w:spacing w:after="0" w:line="260"/>
-            </w:pPr>
-            <w:r>
-              <w:rPr>
-                <w:b w:val="false"/>
-                <w:bCs w:val="false"/>
-                <w:sz w:val="19"/>
-                <w:szCs w:val="19"/>
-              </w:rPr>
-              <w:t xml:space="preserve">B, C, D</w:t>
-            </w:r>
-          </w:p>
-        </w:tc>
-        <w:tc>
-          <w:tcPr>
-            <w:tcW w:type="dxa" w:w="2600"/>
-            <w:tcBorders>
-              <w:top w:val="single" w:color="C6CCB4" w:sz="4"/>
-              <w:left w:val="single" w:color="C6CCB4" w:sz="4"/>
-              <w:bottom w:val="single" w:color="C6CCB4" w:sz="4"/>
-              <w:right w:val="single" w:color="C6CCB4" w:sz="4"/>
-            </w:tcBorders>
-            <w:tcMar>
-              <w:top w:type="dxa" w:w="60"/>
-              <w:left w:type="dxa" w:w="100"/>
-              <w:bottom w:type="dxa" w:w="60"/>
-              <w:right w:type="dxa" w:w="100"/>
-            </w:tcMar>
-          </w:tcPr>
-          <w:p>
-            <w:pPr>
-              <w:spacing w:after="0" w:line="260"/>
-            </w:pPr>
-            <w:r>
-              <w:rPr>
-                <w:b w:val="false"/>
-                <w:bCs w:val="false"/>
-                <w:sz w:val="19"/>
-                <w:szCs w:val="19"/>
-              </w:rPr>
-              <w:t xml:space="preserve">Año, edad y período t</w:t>
-            </w:r>
-          </w:p>
-        </w:tc>
-        <w:tc>
-          <w:tcPr>
-            <w:tcW w:type="dxa" w:w="5226"/>
-            <w:tcBorders>
-              <w:top w:val="single" w:color="C6CCB4" w:sz="4"/>
-              <w:left w:val="single" w:color="C6CCB4" w:sz="4"/>
-              <w:bottom w:val="single" w:color="C6CCB4" w:sz="4"/>
-              <w:right w:val="single" w:color="C6CCB4" w:sz="4"/>
-            </w:tcBorders>
-            <w:tcMar>
-              <w:top w:type="dxa" w:w="60"/>
-              <w:left w:type="dxa" w:w="100"/>
-              <w:bottom w:type="dxa" w:w="60"/>
-              <w:right w:type="dxa" w:w="100"/>
-            </w:tcMar>
-          </w:tcPr>
-          <w:p>
-            <w:pPr>
-              <w:spacing w:after="0" w:line="260"/>
-            </w:pPr>
-            <w:r>
-              <w:rPr>
-                <w:b w:val="false"/>
-                <w:bCs w:val="false"/>
-                <w:sz w:val="19"/>
-                <w:szCs w:val="19"/>
-              </w:rPr>
-              <w:t xml:space="preserve">Año inicial + t − 1; edad actual + t − 1; t</w:t>
-            </w:r>
-          </w:p>
-        </w:tc>
-      </w:tr>
-      <w:tr>
-        <w:tc>
-          <w:tcPr>
-            <w:tcW w:type="dxa" w:w="1200"/>
-            <w:tcBorders>
-              <w:top w:val="single" w:color="C6CCB4" w:sz="4"/>
-              <w:left w:val="single" w:color="C6CCB4" w:sz="4"/>
-              <w:bottom w:val="single" w:color="C6CCB4" w:sz="4"/>
-              <w:right w:val="single" w:color="C6CCB4" w:sz="4"/>
-            </w:tcBorders>
-            <w:tcMar>
-              <w:top w:type="dxa" w:w="60"/>
-              <w:left w:type="dxa" w:w="100"/>
-              <w:bottom w:type="dxa" w:w="60"/>
-              <w:right w:type="dxa" w:w="100"/>
-            </w:tcMar>
-          </w:tcPr>
-          <w:p>
-            <w:pPr>
-              <w:spacing w:after="0" w:line="260"/>
-            </w:pPr>
-            <w:r>
-              <w:rPr>
-                <w:b w:val="false"/>
-                <w:bCs w:val="false"/>
-                <w:sz w:val="19"/>
-                <w:szCs w:val="19"/>
-              </w:rPr>
-              <w:t xml:space="preserve">E</w:t>
-            </w:r>
-          </w:p>
-        </w:tc>
-        <w:tc>
-          <w:tcPr>
-            <w:tcW w:type="dxa" w:w="2600"/>
-            <w:tcBorders>
-              <w:top w:val="single" w:color="C6CCB4" w:sz="4"/>
-              <w:left w:val="single" w:color="C6CCB4" w:sz="4"/>
-              <w:bottom w:val="single" w:color="C6CCB4" w:sz="4"/>
-              <w:right w:val="single" w:color="C6CCB4" w:sz="4"/>
-            </w:tcBorders>
-            <w:tcMar>
-              <w:top w:type="dxa" w:w="60"/>
-              <w:left w:type="dxa" w:w="100"/>
-              <w:bottom w:type="dxa" w:w="60"/>
-              <w:right w:type="dxa" w:w="100"/>
-            </w:tcMar>
-          </w:tcPr>
-          <w:p>
-            <w:pPr>
-              <w:spacing w:after="0" w:line="260"/>
-            </w:pPr>
-            <w:r>
-              <w:rPr>
-                <w:b w:val="false"/>
-                <w:bCs w:val="false"/>
-                <w:sz w:val="19"/>
-                <w:szCs w:val="19"/>
-              </w:rPr>
-              <w:t xml:space="preserve">Salario mensual (₡)</w:t>
-            </w:r>
-          </w:p>
-        </w:tc>
-        <w:tc>
-          <w:tcPr>
-            <w:tcW w:type="dxa" w:w="5226"/>
-            <w:tcBorders>
-              <w:top w:val="single" w:color="C6CCB4" w:sz="4"/>
-              <w:left w:val="single" w:color="C6CCB4" w:sz="4"/>
-              <w:bottom w:val="single" w:color="C6CCB4" w:sz="4"/>
-              <w:right w:val="single" w:color="C6CCB4" w:sz="4"/>
-            </w:tcBorders>
-            <w:tcMar>
-              <w:top w:type="dxa" w:w="60"/>
-              <w:left w:type="dxa" w:w="100"/>
-              <w:bottom w:type="dxa" w:w="60"/>
-              <w:right w:type="dxa" w:w="100"/>
-            </w:tcMar>
-          </w:tcPr>
-          <w:p>
-            <w:pPr>
-              <w:spacing w:after="0" w:line="260"/>
-            </w:pPr>
-            <w:r>
-              <w:rPr>
-                <w:b w:val="false"/>
-                <w:bCs w:val="false"/>
-                <w:sz w:val="19"/>
-                <w:szCs w:val="19"/>
-              </w:rPr>
-              <w:t xml:space="preserve">E(t) = E(t−1) × (1 + D3), hasta la independencia</w:t>
-            </w:r>
-          </w:p>
-        </w:tc>
-      </w:tr>
-      <w:tr>
-        <w:tc>
-          <w:tcPr>
-            <w:tcW w:type="dxa" w:w="1200"/>
-            <w:tcBorders>
-              <w:top w:val="single" w:color="C6CCB4" w:sz="4"/>
-              <w:left w:val="single" w:color="C6CCB4" w:sz="4"/>
-              <w:bottom w:val="single" w:color="C6CCB4" w:sz="4"/>
-              <w:right w:val="single" w:color="C6CCB4" w:sz="4"/>
-            </w:tcBorders>
-            <w:tcMar>
-              <w:top w:type="dxa" w:w="60"/>
-              <w:left w:type="dxa" w:w="100"/>
-              <w:bottom w:type="dxa" w:w="60"/>
-              <w:right w:type="dxa" w:w="100"/>
-            </w:tcMar>
-          </w:tcPr>
-          <w:p>
-            <w:pPr>
-              <w:spacing w:after="0" w:line="260"/>
-            </w:pPr>
-            <w:r>
-              <w:rPr>
-                <w:b w:val="false"/>
-                <w:bCs w:val="false"/>
-                <w:sz w:val="19"/>
-                <w:szCs w:val="19"/>
-              </w:rPr>
-              <w:t xml:space="preserve">G, H</w:t>
-            </w:r>
-          </w:p>
-        </w:tc>
-        <w:tc>
-          <w:tcPr>
-            <w:tcW w:type="dxa" w:w="2600"/>
-            <w:tcBorders>
-              <w:top w:val="single" w:color="C6CCB4" w:sz="4"/>
-              <w:left w:val="single" w:color="C6CCB4" w:sz="4"/>
-              <w:bottom w:val="single" w:color="C6CCB4" w:sz="4"/>
-              <w:right w:val="single" w:color="C6CCB4" w:sz="4"/>
-            </w:tcBorders>
-            <w:tcMar>
-              <w:top w:type="dxa" w:w="60"/>
-              <w:left w:type="dxa" w:w="100"/>
-              <w:bottom w:type="dxa" w:w="60"/>
-              <w:right w:type="dxa" w:w="100"/>
-            </w:tcMar>
-          </w:tcPr>
-          <w:p>
-            <w:pPr>
-              <w:spacing w:after="0" w:line="260"/>
-            </w:pPr>
-            <w:r>
-              <w:rPr>
-                <w:b w:val="false"/>
-                <w:bCs w:val="false"/>
-                <w:sz w:val="19"/>
-                <w:szCs w:val="19"/>
-              </w:rPr>
-              <w:t xml:space="preserve">Gasto familiar anual (₡ y US$)</w:t>
-            </w:r>
-          </w:p>
-        </w:tc>
-        <w:tc>
-          <w:tcPr>
-            <w:tcW w:type="dxa" w:w="5226"/>
-            <w:tcBorders>
-              <w:top w:val="single" w:color="C6CCB4" w:sz="4"/>
-              <w:left w:val="single" w:color="C6CCB4" w:sz="4"/>
-              <w:bottom w:val="single" w:color="C6CCB4" w:sz="4"/>
-              <w:right w:val="single" w:color="C6CCB4" w:sz="4"/>
-            </w:tcBorders>
-            <w:tcMar>
-              <w:top w:type="dxa" w:w="60"/>
-              <w:left w:type="dxa" w:w="100"/>
-              <w:bottom w:type="dxa" w:w="60"/>
-              <w:right w:type="dxa" w:w="100"/>
-            </w:tcMar>
-          </w:tcPr>
-          <w:p>
-            <w:pPr>
-              <w:spacing w:after="0" w:line="260"/>
-            </w:pPr>
-            <w:r>
-              <w:rPr>
-                <w:b w:val="false"/>
-                <w:bCs w:val="false"/>
-                <w:sz w:val="19"/>
-                <w:szCs w:val="19"/>
-              </w:rPr>
-              <w:t xml:space="preserve">G(t) = G(t−1) × (1 + D3); H = G / D1</w:t>
-            </w:r>
-          </w:p>
-        </w:tc>
-      </w:tr>
-      <w:tr>
-        <w:tc>
-          <w:tcPr>
-            <w:tcW w:type="dxa" w:w="1200"/>
-            <w:tcBorders>
-              <w:top w:val="single" w:color="C6CCB4" w:sz="4"/>
-              <w:left w:val="single" w:color="C6CCB4" w:sz="4"/>
-              <w:bottom w:val="single" w:color="C6CCB4" w:sz="4"/>
-              <w:right w:val="single" w:color="C6CCB4" w:sz="4"/>
-            </w:tcBorders>
-            <w:tcMar>
-              <w:top w:type="dxa" w:w="60"/>
-              <w:left w:type="dxa" w:w="100"/>
-              <w:bottom w:type="dxa" w:w="60"/>
-              <w:right w:type="dxa" w:w="100"/>
-            </w:tcMar>
-          </w:tcPr>
-          <w:p>
-            <w:pPr>
-              <w:spacing w:after="0" w:line="260"/>
-            </w:pPr>
-            <w:r>
-              <w:rPr>
-                <w:b w:val="false"/>
-                <w:bCs w:val="false"/>
-                <w:sz w:val="19"/>
-                <w:szCs w:val="19"/>
-              </w:rPr>
-              <w:t xml:space="preserve">K</w:t>
-            </w:r>
-          </w:p>
-        </w:tc>
-        <w:tc>
-          <w:tcPr>
-            <w:tcW w:type="dxa" w:w="2600"/>
-            <w:tcBorders>
-              <w:top w:val="single" w:color="C6CCB4" w:sz="4"/>
-              <w:left w:val="single" w:color="C6CCB4" w:sz="4"/>
-              <w:bottom w:val="single" w:color="C6CCB4" w:sz="4"/>
-              <w:right w:val="single" w:color="C6CCB4" w:sz="4"/>
-            </w:tcBorders>
-            <w:tcMar>
-              <w:top w:type="dxa" w:w="60"/>
-              <w:left w:type="dxa" w:w="100"/>
-              <w:bottom w:type="dxa" w:w="60"/>
-              <w:right w:type="dxa" w:w="100"/>
-            </w:tcMar>
-          </w:tcPr>
-          <w:p>
-            <w:pPr>
-              <w:spacing w:after="0" w:line="260"/>
-            </w:pPr>
-            <w:r>
-              <w:rPr>
-                <w:b w:val="false"/>
-                <w:bCs w:val="false"/>
-                <w:sz w:val="19"/>
-                <w:szCs w:val="19"/>
-              </w:rPr>
-              <w:t xml:space="preserve">Portafolio inicial</w:t>
-            </w:r>
-          </w:p>
-        </w:tc>
-        <w:tc>
-          <w:tcPr>
-            <w:tcW w:type="dxa" w:w="5226"/>
-            <w:tcBorders>
-              <w:top w:val="single" w:color="C6CCB4" w:sz="4"/>
-              <w:left w:val="single" w:color="C6CCB4" w:sz="4"/>
-              <w:bottom w:val="single" w:color="C6CCB4" w:sz="4"/>
-              <w:right w:val="single" w:color="C6CCB4" w:sz="4"/>
-            </w:tcBorders>
-            <w:tcMar>
-              <w:top w:type="dxa" w:w="60"/>
-              <w:left w:type="dxa" w:w="100"/>
-              <w:bottom w:type="dxa" w:w="60"/>
-              <w:right w:type="dxa" w:w="100"/>
-            </w:tcMar>
-          </w:tcPr>
-          <w:p>
-            <w:pPr>
-              <w:spacing w:after="0" w:line="260"/>
-            </w:pPr>
-            <w:r>
-              <w:rPr>
-                <w:b w:val="false"/>
-                <w:bCs w:val="false"/>
-                <w:sz w:val="19"/>
-                <w:szCs w:val="19"/>
-              </w:rPr>
-              <w:t xml:space="preserve">K(1) = monto inicial; K(t) = Q(t−1)</w:t>
-            </w:r>
-          </w:p>
-        </w:tc>
-      </w:tr>
-      <w:tr>
-        <w:tc>
-          <w:tcPr>
-            <w:tcW w:type="dxa" w:w="1200"/>
-            <w:tcBorders>
-              <w:top w:val="single" w:color="C6CCB4" w:sz="4"/>
-              <w:left w:val="single" w:color="C6CCB4" w:sz="4"/>
-              <w:bottom w:val="single" w:color="C6CCB4" w:sz="4"/>
-              <w:right w:val="single" w:color="C6CCB4" w:sz="4"/>
-            </w:tcBorders>
-            <w:tcMar>
-              <w:top w:type="dxa" w:w="60"/>
-              <w:left w:type="dxa" w:w="100"/>
-              <w:bottom w:type="dxa" w:w="60"/>
-              <w:right w:type="dxa" w:w="100"/>
-            </w:tcMar>
-          </w:tcPr>
-          <w:p>
-            <w:pPr>
-              <w:spacing w:after="0" w:line="260"/>
-            </w:pPr>
-            <w:r>
-              <w:rPr>
-                <w:b w:val="false"/>
-                <w:bCs w:val="false"/>
-                <w:sz w:val="19"/>
-                <w:szCs w:val="19"/>
-              </w:rPr>
-              <w:t xml:space="preserve">L</w:t>
-            </w:r>
-          </w:p>
-        </w:tc>
-        <w:tc>
-          <w:tcPr>
-            <w:tcW w:type="dxa" w:w="2600"/>
-            <w:tcBorders>
-              <w:top w:val="single" w:color="C6CCB4" w:sz="4"/>
-              <w:left w:val="single" w:color="C6CCB4" w:sz="4"/>
-              <w:bottom w:val="single" w:color="C6CCB4" w:sz="4"/>
-              <w:right w:val="single" w:color="C6CCB4" w:sz="4"/>
-            </w:tcBorders>
-            <w:tcMar>
-              <w:top w:type="dxa" w:w="60"/>
-              <w:left w:type="dxa" w:w="100"/>
-              <w:bottom w:type="dxa" w:w="60"/>
-              <w:right w:type="dxa" w:w="100"/>
-            </w:tcMar>
-          </w:tcPr>
-          <w:p>
-            <w:pPr>
-              <w:spacing w:after="0" w:line="260"/>
-            </w:pPr>
-            <w:r>
-              <w:rPr>
-                <w:b w:val="false"/>
-                <w:bCs w:val="false"/>
-                <w:sz w:val="19"/>
-                <w:szCs w:val="19"/>
-              </w:rPr>
-              <w:t xml:space="preserve">Aportes o retiros</w:t>
-            </w:r>
-          </w:p>
-        </w:tc>
-        <w:tc>
-          <w:tcPr>
-            <w:tcW w:type="dxa" w:w="5226"/>
-            <w:tcBorders>
-              <w:top w:val="single" w:color="C6CCB4" w:sz="4"/>
-              <w:left w:val="single" w:color="C6CCB4" w:sz="4"/>
-              <w:bottom w:val="single" w:color="C6CCB4" w:sz="4"/>
-              <w:right w:val="single" w:color="C6CCB4" w:sz="4"/>
-            </w:tcBorders>
-            <w:tcMar>
-              <w:top w:type="dxa" w:w="60"/>
-              <w:left w:type="dxa" w:w="100"/>
-              <w:bottom w:type="dxa" w:w="60"/>
-              <w:right w:type="dxa" w:w="100"/>
-            </w:tcMar>
-          </w:tcPr>
-          <w:p>
-            <w:pPr>
-              <w:spacing w:after="0" w:line="260"/>
-            </w:pPr>
-            <w:r>
-              <w:rPr>
-                <w:b w:val="false"/>
-                <w:bCs w:val="false"/>
-                <w:sz w:val="19"/>
-                <w:szCs w:val="19"/>
-              </w:rPr>
-              <w:t xml:space="preserve">Acumulación: E × 12 × L6 / D1. Retiro: −H (gasto del año)</w:t>
-            </w:r>
-          </w:p>
-        </w:tc>
-      </w:tr>
-      <w:tr>
-        <w:tc>
-          <w:tcPr>
-            <w:tcW w:type="dxa" w:w="1200"/>
-            <w:tcBorders>
-              <w:top w:val="single" w:color="C6CCB4" w:sz="4"/>
-              <w:left w:val="single" w:color="C6CCB4" w:sz="4"/>
-              <w:bottom w:val="single" w:color="C6CCB4" w:sz="4"/>
-              <w:right w:val="single" w:color="C6CCB4" w:sz="4"/>
-            </w:tcBorders>
-            <w:tcMar>
-              <w:top w:type="dxa" w:w="60"/>
-              <w:left w:type="dxa" w:w="100"/>
-              <w:bottom w:type="dxa" w:w="60"/>
-              <w:right w:type="dxa" w:w="100"/>
-            </w:tcMar>
-          </w:tcPr>
-          <w:p>
-            <w:pPr>
-              <w:spacing w:after="0" w:line="260"/>
-            </w:pPr>
-            <w:r>
-              <w:rPr>
-                <w:b w:val="false"/>
-                <w:bCs w:val="false"/>
-                <w:sz w:val="19"/>
-                <w:szCs w:val="19"/>
-              </w:rPr>
-              <w:t xml:space="preserve">N</w:t>
-            </w:r>
-          </w:p>
-        </w:tc>
-        <w:tc>
-          <w:tcPr>
-            <w:tcW w:type="dxa" w:w="2600"/>
-            <w:tcBorders>
-              <w:top w:val="single" w:color="C6CCB4" w:sz="4"/>
-              <w:left w:val="single" w:color="C6CCB4" w:sz="4"/>
-              <w:bottom w:val="single" w:color="C6CCB4" w:sz="4"/>
-              <w:right w:val="single" w:color="C6CCB4" w:sz="4"/>
-            </w:tcBorders>
-            <w:tcMar>
-              <w:top w:type="dxa" w:w="60"/>
-              <w:left w:type="dxa" w:w="100"/>
-              <w:bottom w:type="dxa" w:w="60"/>
-              <w:right w:type="dxa" w:w="100"/>
-            </w:tcMar>
-          </w:tcPr>
-          <w:p>
-            <w:pPr>
-              <w:spacing w:after="0" w:line="260"/>
-            </w:pPr>
-            <w:r>
-              <w:rPr>
-                <w:b w:val="false"/>
-                <w:bCs w:val="false"/>
-                <w:sz w:val="19"/>
-                <w:szCs w:val="19"/>
-              </w:rPr>
-              <w:t xml:space="preserve">Rendimiento</w:t>
-            </w:r>
-          </w:p>
-        </w:tc>
-        <w:tc>
-          <w:tcPr>
-            <w:tcW w:type="dxa" w:w="5226"/>
-            <w:tcBorders>
-              <w:top w:val="single" w:color="C6CCB4" w:sz="4"/>
-              <w:left w:val="single" w:color="C6CCB4" w:sz="4"/>
-              <w:bottom w:val="single" w:color="C6CCB4" w:sz="4"/>
-              <w:right w:val="single" w:color="C6CCB4" w:sz="4"/>
-            </w:tcBorders>
-            <w:tcMar>
-              <w:top w:type="dxa" w:w="60"/>
-              <w:left w:type="dxa" w:w="100"/>
-              <w:bottom w:type="dxa" w:w="60"/>
-              <w:right w:type="dxa" w:w="100"/>
-            </w:tcMar>
-          </w:tcPr>
-          <w:p>
-            <w:pPr>
-              <w:spacing w:after="0" w:line="260"/>
-            </w:pPr>
-            <w:r>
-              <w:rPr>
-                <w:b w:val="false"/>
-                <w:bCs w:val="false"/>
-                <w:sz w:val="19"/>
-                <w:szCs w:val="19"/>
-              </w:rPr>
-              <w:t xml:space="preserve">Rendimiento esperado del perfil asignado</w:t>
-            </w:r>
-          </w:p>
-        </w:tc>
-      </w:tr>
-      <w:tr>
-        <w:tc>
-          <w:tcPr>
-            <w:tcW w:type="dxa" w:w="1200"/>
-            <w:tcBorders>
-              <w:top w:val="single" w:color="C6CCB4" w:sz="4"/>
-              <w:left w:val="single" w:color="C6CCB4" w:sz="4"/>
-              <w:bottom w:val="single" w:color="C6CCB4" w:sz="4"/>
-              <w:right w:val="single" w:color="C6CCB4" w:sz="4"/>
-            </w:tcBorders>
-            <w:tcMar>
-              <w:top w:type="dxa" w:w="60"/>
-              <w:left w:type="dxa" w:w="100"/>
-              <w:bottom w:type="dxa" w:w="60"/>
-              <w:right w:type="dxa" w:w="100"/>
-            </w:tcMar>
-          </w:tcPr>
-          <w:p>
-            <w:pPr>
-              <w:spacing w:after="0" w:line="260"/>
-            </w:pPr>
-            <w:r>
-              <w:rPr>
-                <w:b w:val="false"/>
-                <w:bCs w:val="false"/>
-                <w:sz w:val="19"/>
-                <w:szCs w:val="19"/>
-              </w:rPr>
-              <w:t xml:space="preserve">O</w:t>
-            </w:r>
-          </w:p>
-        </w:tc>
-        <w:tc>
-          <w:tcPr>
-            <w:tcW w:type="dxa" w:w="2600"/>
-            <w:tcBorders>
-              <w:top w:val="single" w:color="C6CCB4" w:sz="4"/>
-              <w:left w:val="single" w:color="C6CCB4" w:sz="4"/>
-              <w:bottom w:val="single" w:color="C6CCB4" w:sz="4"/>
-              <w:right w:val="single" w:color="C6CCB4" w:sz="4"/>
-            </w:tcBorders>
-            <w:tcMar>
-              <w:top w:type="dxa" w:w="60"/>
-              <w:left w:type="dxa" w:w="100"/>
-              <w:bottom w:type="dxa" w:w="60"/>
-              <w:right w:type="dxa" w:w="100"/>
-            </w:tcMar>
-          </w:tcPr>
-          <w:p>
-            <w:pPr>
-              <w:spacing w:after="0" w:line="260"/>
-            </w:pPr>
-            <w:r>
-              <w:rPr>
-                <w:b w:val="false"/>
-                <w:bCs w:val="false"/>
-                <w:sz w:val="19"/>
-                <w:szCs w:val="19"/>
-              </w:rPr>
-              <w:t xml:space="preserve">Retorno en US$</w:t>
-            </w:r>
-          </w:p>
-        </w:tc>
-        <w:tc>
-          <w:tcPr>
-            <w:tcW w:type="dxa" w:w="5226"/>
-            <w:tcBorders>
-              <w:top w:val="single" w:color="C6CCB4" w:sz="4"/>
-              <w:left w:val="single" w:color="C6CCB4" w:sz="4"/>
-              <w:bottom w:val="single" w:color="C6CCB4" w:sz="4"/>
-              <w:right w:val="single" w:color="C6CCB4" w:sz="4"/>
-            </w:tcBorders>
-            <w:tcMar>
-              <w:top w:type="dxa" w:w="60"/>
-              <w:left w:type="dxa" w:w="100"/>
-              <w:bottom w:type="dxa" w:w="60"/>
-              <w:right w:type="dxa" w:w="100"/>
-            </w:tcMar>
-          </w:tcPr>
-          <w:p>
-            <w:pPr>
-              <w:spacing w:after="0" w:line="260"/>
-            </w:pPr>
-            <w:r>
-              <w:rPr>
-                <w:b w:val="false"/>
-                <w:bCs w:val="false"/>
-                <w:sz w:val="19"/>
-                <w:szCs w:val="19"/>
-              </w:rPr>
-              <w:t xml:space="preserve">O = K × N</w:t>
-            </w:r>
-          </w:p>
-        </w:tc>
-      </w:tr>
-      <w:tr>
-        <w:tc>
-          <w:tcPr>
-            <w:tcW w:type="dxa" w:w="1200"/>
-            <w:tcBorders>
-              <w:top w:val="single" w:color="C6CCB4" w:sz="4"/>
-              <w:left w:val="single" w:color="C6CCB4" w:sz="4"/>
-              <w:bottom w:val="single" w:color="C6CCB4" w:sz="4"/>
-              <w:right w:val="single" w:color="C6CCB4" w:sz="4"/>
-            </w:tcBorders>
-            <w:tcMar>
-              <w:top w:type="dxa" w:w="60"/>
-              <w:left w:type="dxa" w:w="100"/>
-              <w:bottom w:type="dxa" w:w="60"/>
-              <w:right w:type="dxa" w:w="100"/>
-            </w:tcMar>
-          </w:tcPr>
-          <w:p>
-            <w:pPr>
-              <w:spacing w:after="0" w:line="260"/>
-            </w:pPr>
-            <w:r>
-              <w:rPr>
-                <w:b w:val="false"/>
-                <w:bCs w:val="false"/>
-                <w:sz w:val="19"/>
-                <w:szCs w:val="19"/>
-              </w:rPr>
-              <w:t xml:space="preserve">P</w:t>
-            </w:r>
-          </w:p>
-        </w:tc>
-        <w:tc>
-          <w:tcPr>
-            <w:tcW w:type="dxa" w:w="2600"/>
-            <w:tcBorders>
-              <w:top w:val="single" w:color="C6CCB4" w:sz="4"/>
-              <w:left w:val="single" w:color="C6CCB4" w:sz="4"/>
-              <w:bottom w:val="single" w:color="C6CCB4" w:sz="4"/>
-              <w:right w:val="single" w:color="C6CCB4" w:sz="4"/>
-            </w:tcBorders>
-            <w:tcMar>
-              <w:top w:type="dxa" w:w="60"/>
-              <w:left w:type="dxa" w:w="100"/>
-              <w:bottom w:type="dxa" w:w="60"/>
-              <w:right w:type="dxa" w:w="100"/>
-            </w:tcMar>
-          </w:tcPr>
-          <w:p>
-            <w:pPr>
-              <w:spacing w:after="0" w:line="260"/>
-            </w:pPr>
-            <w:r>
-              <w:rPr>
-                <w:b w:val="false"/>
-                <w:bCs w:val="false"/>
-                <w:sz w:val="19"/>
-                <w:szCs w:val="19"/>
-              </w:rPr>
-              <w:t xml:space="preserve">Resultado neto</w:t>
-            </w:r>
-          </w:p>
-        </w:tc>
-        <w:tc>
-          <w:tcPr>
-            <w:tcW w:type="dxa" w:w="5226"/>
-            <w:tcBorders>
-              <w:top w:val="single" w:color="C6CCB4" w:sz="4"/>
-              <w:left w:val="single" w:color="C6CCB4" w:sz="4"/>
-              <w:bottom w:val="single" w:color="C6CCB4" w:sz="4"/>
-              <w:right w:val="single" w:color="C6CCB4" w:sz="4"/>
-            </w:tcBorders>
-            <w:tcMar>
-              <w:top w:type="dxa" w:w="60"/>
-              <w:left w:type="dxa" w:w="100"/>
-              <w:bottom w:type="dxa" w:w="60"/>
-              <w:right w:type="dxa" w:w="100"/>
-            </w:tcMar>
-          </w:tcPr>
-          <w:p>
-            <w:pPr>
-              <w:spacing w:after="0" w:line="260"/>
-            </w:pPr>
-            <w:r>
-              <w:rPr>
-                <w:b w:val="false"/>
-                <w:bCs w:val="false"/>
-                <w:sz w:val="19"/>
-                <w:szCs w:val="19"/>
-              </w:rPr>
-              <w:t xml:space="preserve">P = O + L</w:t>
-            </w:r>
-          </w:p>
-        </w:tc>
-      </w:tr>
-      <w:tr>
-        <w:tc>
-          <w:tcPr>
-            <w:tcW w:type="dxa" w:w="1200"/>
-            <w:tcBorders>
-              <w:top w:val="single" w:color="C6CCB4" w:sz="4"/>
-              <w:left w:val="single" w:color="C6CCB4" w:sz="4"/>
-              <w:bottom w:val="single" w:color="C6CCB4" w:sz="4"/>
-              <w:right w:val="single" w:color="C6CCB4" w:sz="4"/>
-            </w:tcBorders>
-            <w:tcMar>
-              <w:top w:type="dxa" w:w="60"/>
-              <w:left w:type="dxa" w:w="100"/>
-              <w:bottom w:type="dxa" w:w="60"/>
-              <w:right w:type="dxa" w:w="100"/>
-            </w:tcMar>
-          </w:tcPr>
-          <w:p>
-            <w:pPr>
-              <w:spacing w:after="0" w:line="260"/>
-            </w:pPr>
-            <w:r>
-              <w:rPr>
-                <w:b w:val="false"/>
-                <w:bCs w:val="false"/>
-                <w:sz w:val="19"/>
-                <w:szCs w:val="19"/>
-              </w:rPr>
-              <w:t xml:space="preserve">S</w:t>
-            </w:r>
-          </w:p>
-        </w:tc>
-        <w:tc>
-          <w:tcPr>
-            <w:tcW w:type="dxa" w:w="2600"/>
-            <w:tcBorders>
-              <w:top w:val="single" w:color="C6CCB4" w:sz="4"/>
-              <w:left w:val="single" w:color="C6CCB4" w:sz="4"/>
-              <w:bottom w:val="single" w:color="C6CCB4" w:sz="4"/>
-              <w:right w:val="single" w:color="C6CCB4" w:sz="4"/>
-            </w:tcBorders>
-            <w:tcMar>
-              <w:top w:type="dxa" w:w="60"/>
-              <w:left w:type="dxa" w:w="100"/>
-              <w:bottom w:type="dxa" w:w="60"/>
-              <w:right w:type="dxa" w:w="100"/>
-            </w:tcMar>
-          </w:tcPr>
-          <w:p>
-            <w:pPr>
-              <w:spacing w:after="0" w:line="260"/>
-            </w:pPr>
-            <w:r>
-              <w:rPr>
-                <w:b w:val="false"/>
-                <w:bCs w:val="false"/>
-                <w:sz w:val="19"/>
-                <w:szCs w:val="19"/>
-              </w:rPr>
-              <w:t xml:space="preserve">Traslado de FCL y pensión voluntaria</w:t>
-            </w:r>
-          </w:p>
-        </w:tc>
-        <w:tc>
-          <w:tcPr>
-            <w:tcW w:type="dxa" w:w="5226"/>
-            <w:tcBorders>
-              <w:top w:val="single" w:color="C6CCB4" w:sz="4"/>
-              <w:left w:val="single" w:color="C6CCB4" w:sz="4"/>
-              <w:bottom w:val="single" w:color="C6CCB4" w:sz="4"/>
-              <w:right w:val="single" w:color="C6CCB4" w:sz="4"/>
-            </w:tcBorders>
-            <w:tcMar>
-              <w:top w:type="dxa" w:w="60"/>
-              <w:left w:type="dxa" w:w="100"/>
-              <w:bottom w:type="dxa" w:w="60"/>
-              <w:right w:type="dxa" w:w="100"/>
-            </w:tcMar>
-          </w:tcPr>
-          <w:p>
-            <w:pPr>
-              <w:spacing w:after="0" w:line="260"/>
-            </w:pPr>
-            <w:r>
-              <w:rPr>
-                <w:b w:val="false"/>
-                <w:bCs w:val="false"/>
-                <w:sz w:val="19"/>
-                <w:szCs w:val="19"/>
-              </w:rPr>
-              <w:t xml:space="preserve">Viene de la hoja «Fondos de pensión»</w:t>
-            </w:r>
-          </w:p>
-        </w:tc>
-      </w:tr>
-      <w:tr>
-        <w:tc>
-          <w:tcPr>
-            <w:tcW w:type="dxa" w:w="1200"/>
-            <w:tcBorders>
-              <w:top w:val="single" w:color="C6CCB4" w:sz="4"/>
-              <w:left w:val="single" w:color="C6CCB4" w:sz="4"/>
-              <w:bottom w:val="single" w:color="C6CCB4" w:sz="4"/>
-              <w:right w:val="single" w:color="C6CCB4" w:sz="4"/>
-            </w:tcBorders>
-            <w:tcMar>
-              <w:top w:type="dxa" w:w="60"/>
-              <w:left w:type="dxa" w:w="100"/>
-              <w:bottom w:type="dxa" w:w="60"/>
-              <w:right w:type="dxa" w:w="100"/>
-            </w:tcMar>
-          </w:tcPr>
-          <w:p>
-            <w:pPr>
-              <w:spacing w:after="0" w:line="260"/>
-            </w:pPr>
-            <w:r>
-              <w:rPr>
-                <w:b w:val="false"/>
-                <w:bCs w:val="false"/>
-                <w:sz w:val="19"/>
-                <w:szCs w:val="19"/>
-              </w:rPr>
-              <w:t xml:space="preserve">T</w:t>
-            </w:r>
-          </w:p>
-        </w:tc>
-        <w:tc>
-          <w:tcPr>
-            <w:tcW w:type="dxa" w:w="2600"/>
-            <w:tcBorders>
-              <w:top w:val="single" w:color="C6CCB4" w:sz="4"/>
-              <w:left w:val="single" w:color="C6CCB4" w:sz="4"/>
-              <w:bottom w:val="single" w:color="C6CCB4" w:sz="4"/>
-              <w:right w:val="single" w:color="C6CCB4" w:sz="4"/>
-            </w:tcBorders>
-            <w:tcMar>
-              <w:top w:type="dxa" w:w="60"/>
-              <w:left w:type="dxa" w:w="100"/>
-              <w:bottom w:type="dxa" w:w="60"/>
-              <w:right w:type="dxa" w:w="100"/>
-            </w:tcMar>
-          </w:tcPr>
-          <w:p>
-            <w:pPr>
-              <w:spacing w:after="0" w:line="260"/>
-            </w:pPr>
-            <w:r>
-              <w:rPr>
-                <w:b w:val="false"/>
-                <w:bCs w:val="false"/>
-                <w:sz w:val="19"/>
-                <w:szCs w:val="19"/>
-              </w:rPr>
-              <w:t xml:space="preserve">Pensión del ROP</w:t>
-            </w:r>
-          </w:p>
-        </w:tc>
-        <w:tc>
-          <w:tcPr>
-            <w:tcW w:type="dxa" w:w="5226"/>
-            <w:tcBorders>
-              <w:top w:val="single" w:color="C6CCB4" w:sz="4"/>
-              <w:left w:val="single" w:color="C6CCB4" w:sz="4"/>
-              <w:bottom w:val="single" w:color="C6CCB4" w:sz="4"/>
-              <w:right w:val="single" w:color="C6CCB4" w:sz="4"/>
-            </w:tcBorders>
-            <w:tcMar>
-              <w:top w:type="dxa" w:w="60"/>
-              <w:left w:type="dxa" w:w="100"/>
-              <w:bottom w:type="dxa" w:w="60"/>
-              <w:right w:type="dxa" w:w="100"/>
-            </w:tcMar>
-          </w:tcPr>
-          <w:p>
-            <w:pPr>
-              <w:spacing w:after="0" w:line="260"/>
-            </w:pPr>
-            <w:r>
-              <w:rPr>
-                <w:b w:val="false"/>
-                <w:bCs w:val="false"/>
-                <w:sz w:val="19"/>
-                <w:szCs w:val="19"/>
-              </w:rPr>
-              <w:t xml:space="preserve">Viene de la hoja «Fondos de pensión»</w:t>
-            </w:r>
-          </w:p>
-        </w:tc>
-      </w:tr>
-      <w:tr>
-        <w:tc>
-          <w:tcPr>
-            <w:tcW w:type="dxa" w:w="1200"/>
-            <w:tcBorders>
-              <w:top w:val="single" w:color="C6CCB4" w:sz="4"/>
-              <w:left w:val="single" w:color="C6CCB4" w:sz="4"/>
-              <w:bottom w:val="single" w:color="C6CCB4" w:sz="4"/>
-              <w:right w:val="single" w:color="C6CCB4" w:sz="4"/>
-            </w:tcBorders>
-            <w:tcMar>
-              <w:top w:type="dxa" w:w="60"/>
-              <w:left w:type="dxa" w:w="100"/>
-              <w:bottom w:type="dxa" w:w="60"/>
-              <w:right w:type="dxa" w:w="100"/>
-            </w:tcMar>
-          </w:tcPr>
-          <w:p>
-            <w:pPr>
-              <w:spacing w:after="0" w:line="260"/>
-            </w:pPr>
-            <w:r>
-              <w:rPr>
-                <w:b w:val="false"/>
-                <w:bCs w:val="false"/>
-                <w:sz w:val="19"/>
-                <w:szCs w:val="19"/>
-              </w:rPr>
-              <w:t xml:space="preserve">U</w:t>
-            </w:r>
-          </w:p>
-        </w:tc>
-        <w:tc>
-          <w:tcPr>
-            <w:tcW w:type="dxa" w:w="2600"/>
-            <w:tcBorders>
-              <w:top w:val="single" w:color="C6CCB4" w:sz="4"/>
-              <w:left w:val="single" w:color="C6CCB4" w:sz="4"/>
-              <w:bottom w:val="single" w:color="C6CCB4" w:sz="4"/>
-              <w:right w:val="single" w:color="C6CCB4" w:sz="4"/>
-            </w:tcBorders>
-            <w:tcMar>
-              <w:top w:type="dxa" w:w="60"/>
-              <w:left w:type="dxa" w:w="100"/>
-              <w:bottom w:type="dxa" w:w="60"/>
-              <w:right w:type="dxa" w:w="100"/>
-            </w:tcMar>
-          </w:tcPr>
-          <w:p>
-            <w:pPr>
-              <w:spacing w:after="0" w:line="260"/>
-            </w:pPr>
-            <w:r>
-              <w:rPr>
-                <w:b w:val="false"/>
-                <w:bCs w:val="false"/>
-                <w:sz w:val="19"/>
-                <w:szCs w:val="19"/>
-              </w:rPr>
-              <w:t xml:space="preserve">Pensión anual</w:t>
-            </w:r>
-          </w:p>
-        </w:tc>
-        <w:tc>
-          <w:tcPr>
-            <w:tcW w:type="dxa" w:w="5226"/>
-            <w:tcBorders>
-              <w:top w:val="single" w:color="C6CCB4" w:sz="4"/>
-              <w:left w:val="single" w:color="C6CCB4" w:sz="4"/>
-              <w:bottom w:val="single" w:color="C6CCB4" w:sz="4"/>
-              <w:right w:val="single" w:color="C6CCB4" w:sz="4"/>
-            </w:tcBorders>
-            <w:tcMar>
-              <w:top w:type="dxa" w:w="60"/>
-              <w:left w:type="dxa" w:w="100"/>
-              <w:bottom w:type="dxa" w:w="60"/>
-              <w:right w:type="dxa" w:w="100"/>
-            </w:tcMar>
-          </w:tcPr>
-          <w:p>
-            <w:pPr>
-              <w:spacing w:after="0" w:line="260"/>
-            </w:pPr>
-            <w:r>
-              <w:rPr>
-                <w:b w:val="false"/>
-                <w:bCs w:val="false"/>
-                <w:sz w:val="19"/>
-                <w:szCs w:val="19"/>
-              </w:rPr>
-              <w:t xml:space="preserve">Si t ≥ L5: L1 × 12 × (1+D3)^(L5−1) × (1+D4)^(t−L5); si no, 0</w:t>
-            </w:r>
-          </w:p>
-        </w:tc>
-      </w:tr>
-      <w:tr>
-        <w:tc>
-          <w:tcPr>
-            <w:tcW w:type="dxa" w:w="1200"/>
-            <w:tcBorders>
-              <w:top w:val="single" w:color="C6CCB4" w:sz="4"/>
-              <w:left w:val="single" w:color="C6CCB4" w:sz="4"/>
-              <w:bottom w:val="single" w:color="C6CCB4" w:sz="4"/>
-              <w:right w:val="single" w:color="C6CCB4" w:sz="4"/>
-            </w:tcBorders>
-            <w:tcMar>
-              <w:top w:type="dxa" w:w="60"/>
-              <w:left w:type="dxa" w:w="100"/>
-              <w:bottom w:type="dxa" w:w="60"/>
-              <w:right w:type="dxa" w:w="100"/>
-            </w:tcMar>
-          </w:tcPr>
-          <w:p>
-            <w:pPr>
-              <w:spacing w:after="0" w:line="260"/>
-            </w:pPr>
-            <w:r>
-              <w:rPr>
-                <w:b w:val="false"/>
-                <w:bCs w:val="false"/>
-                <w:sz w:val="19"/>
-                <w:szCs w:val="19"/>
-              </w:rPr>
-              <w:t xml:space="preserve">V</w:t>
-            </w:r>
-          </w:p>
-        </w:tc>
-        <w:tc>
-          <w:tcPr>
-            <w:tcW w:type="dxa" w:w="2600"/>
-            <w:tcBorders>
-              <w:top w:val="single" w:color="C6CCB4" w:sz="4"/>
-              <w:left w:val="single" w:color="C6CCB4" w:sz="4"/>
-              <w:bottom w:val="single" w:color="C6CCB4" w:sz="4"/>
-              <w:right w:val="single" w:color="C6CCB4" w:sz="4"/>
-            </w:tcBorders>
-            <w:tcMar>
-              <w:top w:type="dxa" w:w="60"/>
-              <w:left w:type="dxa" w:w="100"/>
-              <w:bottom w:type="dxa" w:w="60"/>
-              <w:right w:type="dxa" w:w="100"/>
-            </w:tcMar>
-          </w:tcPr>
-          <w:p>
-            <w:pPr>
-              <w:spacing w:after="0" w:line="260"/>
-            </w:pPr>
-            <w:r>
-              <w:rPr>
-                <w:b w:val="false"/>
-                <w:bCs w:val="false"/>
-                <w:sz w:val="19"/>
-                <w:szCs w:val="19"/>
-              </w:rPr>
-              <w:t xml:space="preserve">Otros ingresos en el retiro</w:t>
-            </w:r>
-          </w:p>
-        </w:tc>
-        <w:tc>
-          <w:tcPr>
-            <w:tcW w:type="dxa" w:w="5226"/>
-            <w:tcBorders>
-              <w:top w:val="single" w:color="C6CCB4" w:sz="4"/>
-              <w:left w:val="single" w:color="C6CCB4" w:sz="4"/>
-              <w:bottom w:val="single" w:color="C6CCB4" w:sz="4"/>
-              <w:right w:val="single" w:color="C6CCB4" w:sz="4"/>
-            </w:tcBorders>
-            <w:tcMar>
-              <w:top w:type="dxa" w:w="60"/>
-              <w:left w:type="dxa" w:w="100"/>
-              <w:bottom w:type="dxa" w:w="60"/>
-              <w:right w:type="dxa" w:w="100"/>
-            </w:tcMar>
-          </w:tcPr>
-          <w:p>
-            <w:pPr>
-              <w:spacing w:after="0" w:line="260"/>
-            </w:pPr>
-            <w:r>
-              <w:rPr>
-                <w:b w:val="false"/>
-                <w:bCs w:val="false"/>
-                <w:sz w:val="19"/>
-                <w:szCs w:val="19"/>
-              </w:rPr>
-              <w:t xml:space="preserve">Desde la independencia: L2 × 12 × (1+D3)^(t−1)</w:t>
-            </w:r>
-          </w:p>
-        </w:tc>
-      </w:tr>
-      <w:tr>
-        <w:tc>
-          <w:tcPr>
-            <w:tcW w:type="dxa" w:w="1200"/>
-            <w:tcBorders>
-              <w:top w:val="single" w:color="C6CCB4" w:sz="4"/>
-              <w:left w:val="single" w:color="C6CCB4" w:sz="4"/>
-              <w:bottom w:val="single" w:color="C6CCB4" w:sz="4"/>
-              <w:right w:val="single" w:color="C6CCB4" w:sz="4"/>
-            </w:tcBorders>
-            <w:tcMar>
-              <w:top w:type="dxa" w:w="60"/>
-              <w:left w:type="dxa" w:w="100"/>
-              <w:bottom w:type="dxa" w:w="60"/>
-              <w:right w:type="dxa" w:w="100"/>
-            </w:tcMar>
-          </w:tcPr>
-          <w:p>
-            <w:pPr>
-              <w:spacing w:after="0" w:line="260"/>
-            </w:pPr>
-            <w:r>
-              <w:rPr>
-                <w:b w:val="false"/>
-                <w:bCs w:val="false"/>
-                <w:sz w:val="19"/>
-                <w:szCs w:val="19"/>
-              </w:rPr>
-              <w:t xml:space="preserve">W</w:t>
-            </w:r>
-          </w:p>
-        </w:tc>
-        <w:tc>
-          <w:tcPr>
-            <w:tcW w:type="dxa" w:w="2600"/>
-            <w:tcBorders>
-              <w:top w:val="single" w:color="C6CCB4" w:sz="4"/>
-              <w:left w:val="single" w:color="C6CCB4" w:sz="4"/>
-              <w:bottom w:val="single" w:color="C6CCB4" w:sz="4"/>
-              <w:right w:val="single" w:color="C6CCB4" w:sz="4"/>
-            </w:tcBorders>
-            <w:tcMar>
-              <w:top w:type="dxa" w:w="60"/>
-              <w:left w:type="dxa" w:w="100"/>
-              <w:bottom w:type="dxa" w:w="60"/>
-              <w:right w:type="dxa" w:w="100"/>
-            </w:tcMar>
-          </w:tcPr>
-          <w:p>
-            <w:pPr>
-              <w:spacing w:after="0" w:line="260"/>
-            </w:pPr>
-            <w:r>
-              <w:rPr>
-                <w:b w:val="false"/>
-                <w:bCs w:val="false"/>
-                <w:sz w:val="19"/>
-                <w:szCs w:val="19"/>
-              </w:rPr>
-              <w:t xml:space="preserve">Aportes extraordinarios y ventas</w:t>
-            </w:r>
-          </w:p>
-        </w:tc>
-        <w:tc>
-          <w:tcPr>
-            <w:tcW w:type="dxa" w:w="5226"/>
-            <w:tcBorders>
-              <w:top w:val="single" w:color="C6CCB4" w:sz="4"/>
-              <w:left w:val="single" w:color="C6CCB4" w:sz="4"/>
-              <w:bottom w:val="single" w:color="C6CCB4" w:sz="4"/>
-              <w:right w:val="single" w:color="C6CCB4" w:sz="4"/>
-            </w:tcBorders>
-            <w:tcMar>
-              <w:top w:type="dxa" w:w="60"/>
-              <w:left w:type="dxa" w:w="100"/>
-              <w:bottom w:type="dxa" w:w="60"/>
-              <w:right w:type="dxa" w:w="100"/>
-            </w:tcMar>
-          </w:tcPr>
-          <w:p>
-            <w:pPr>
-              <w:spacing w:after="0" w:line="260"/>
-            </w:pPr>
-            <w:r>
-              <w:rPr>
-                <w:b w:val="false"/>
-                <w:bCs w:val="false"/>
-                <w:sz w:val="19"/>
-                <w:szCs w:val="19"/>
-              </w:rPr>
-              <w:t xml:space="preserve">Monto del año (US$ de hoy) × (1+D3)^(t−1)</w:t>
-            </w:r>
-          </w:p>
-        </w:tc>
-      </w:tr>
-      <w:tr>
-        <w:tc>
-          <w:tcPr>
-            <w:tcW w:type="dxa" w:w="1200"/>
-            <w:tcBorders>
-              <w:top w:val="single" w:color="C6CCB4" w:sz="4"/>
-              <w:left w:val="single" w:color="C6CCB4" w:sz="4"/>
-              <w:bottom w:val="single" w:color="C6CCB4" w:sz="4"/>
-              <w:right w:val="single" w:color="C6CCB4" w:sz="4"/>
-            </w:tcBorders>
-            <w:tcMar>
-              <w:top w:type="dxa" w:w="60"/>
-              <w:left w:type="dxa" w:w="100"/>
-              <w:bottom w:type="dxa" w:w="60"/>
-              <w:right w:type="dxa" w:w="100"/>
-            </w:tcMar>
-          </w:tcPr>
-          <w:p>
-            <w:pPr>
-              <w:spacing w:after="0" w:line="260"/>
-            </w:pPr>
-            <w:r>
-              <w:rPr>
-                <w:b w:val="false"/>
-                <w:bCs w:val="false"/>
-                <w:sz w:val="19"/>
-                <w:szCs w:val="19"/>
-              </w:rPr>
-              <w:t xml:space="preserve">X</w:t>
-            </w:r>
-          </w:p>
-        </w:tc>
-        <w:tc>
-          <w:tcPr>
-            <w:tcW w:type="dxa" w:w="2600"/>
-            <w:tcBorders>
-              <w:top w:val="single" w:color="C6CCB4" w:sz="4"/>
-              <w:left w:val="single" w:color="C6CCB4" w:sz="4"/>
-              <w:bottom w:val="single" w:color="C6CCB4" w:sz="4"/>
-              <w:right w:val="single" w:color="C6CCB4" w:sz="4"/>
-            </w:tcBorders>
-            <w:tcMar>
-              <w:top w:type="dxa" w:w="60"/>
-              <w:left w:type="dxa" w:w="100"/>
-              <w:bottom w:type="dxa" w:w="60"/>
-              <w:right w:type="dxa" w:w="100"/>
-            </w:tcMar>
-          </w:tcPr>
-          <w:p>
-            <w:pPr>
-              <w:spacing w:after="0" w:line="260"/>
-            </w:pPr>
-            <w:r>
-              <w:rPr>
-                <w:b w:val="false"/>
-                <w:bCs w:val="false"/>
-                <w:sz w:val="19"/>
-                <w:szCs w:val="19"/>
-              </w:rPr>
-              <w:t xml:space="preserve">Retiros para dependientes</w:t>
-            </w:r>
-          </w:p>
-        </w:tc>
-        <w:tc>
-          <w:tcPr>
-            <w:tcW w:type="dxa" w:w="5226"/>
-            <w:tcBorders>
-              <w:top w:val="single" w:color="C6CCB4" w:sz="4"/>
-              <w:left w:val="single" w:color="C6CCB4" w:sz="4"/>
-              <w:bottom w:val="single" w:color="C6CCB4" w:sz="4"/>
-              <w:right w:val="single" w:color="C6CCB4" w:sz="4"/>
-            </w:tcBorders>
-            <w:tcMar>
-              <w:top w:type="dxa" w:w="60"/>
-              <w:left w:type="dxa" w:w="100"/>
-              <w:bottom w:type="dxa" w:w="60"/>
-              <w:right w:type="dxa" w:w="100"/>
-            </w:tcMar>
-          </w:tcPr>
-          <w:p>
-            <w:pPr>
-              <w:spacing w:after="0" w:line="260"/>
-            </w:pPr>
-            <w:r>
-              <w:rPr>
-                <w:b w:val="false"/>
-                <w:bCs w:val="false"/>
-                <w:sz w:val="19"/>
-                <w:szCs w:val="19"/>
-              </w:rPr>
-              <w:t xml:space="preserve">−(retiro anual de los dependientes activos ese año) × (1+D3)^(t−1)</w:t>
-            </w:r>
-          </w:p>
-        </w:tc>
-      </w:tr>
-      <w:tr>
-        <w:tc>
-          <w:tcPr>
-            <w:tcW w:type="dxa" w:w="1200"/>
-            <w:tcBorders>
-              <w:top w:val="single" w:color="C6CCB4" w:sz="4"/>
-              <w:left w:val="single" w:color="C6CCB4" w:sz="4"/>
-              <w:bottom w:val="single" w:color="C6CCB4" w:sz="4"/>
-              <w:right w:val="single" w:color="C6CCB4" w:sz="4"/>
-            </w:tcBorders>
-            <w:tcMar>
-              <w:top w:type="dxa" w:w="60"/>
-              <w:left w:type="dxa" w:w="100"/>
-              <w:bottom w:type="dxa" w:w="60"/>
-              <w:right w:type="dxa" w:w="100"/>
-            </w:tcMar>
-          </w:tcPr>
-          <w:p>
-            <w:pPr>
-              <w:spacing w:after="0" w:line="260"/>
-            </w:pPr>
-            <w:r>
-              <w:rPr>
-                <w:b w:val="false"/>
-                <w:bCs w:val="false"/>
-                <w:sz w:val="19"/>
-                <w:szCs w:val="19"/>
-              </w:rPr>
-              <w:t xml:space="preserve">—</w:t>
-            </w:r>
-          </w:p>
-        </w:tc>
-        <w:tc>
-          <w:tcPr>
-            <w:tcW w:type="dxa" w:w="2600"/>
-            <w:tcBorders>
-              <w:top w:val="single" w:color="C6CCB4" w:sz="4"/>
-              <w:left w:val="single" w:color="C6CCB4" w:sz="4"/>
-              <w:bottom w:val="single" w:color="C6CCB4" w:sz="4"/>
-              <w:right w:val="single" w:color="C6CCB4" w:sz="4"/>
-            </w:tcBorders>
-            <w:tcMar>
-              <w:top w:type="dxa" w:w="60"/>
-              <w:left w:type="dxa" w:w="100"/>
-              <w:bottom w:type="dxa" w:w="60"/>
-              <w:right w:type="dxa" w:w="100"/>
-            </w:tcMar>
-          </w:tcPr>
-          <w:p>
-            <w:pPr>
-              <w:spacing w:after="0" w:line="260"/>
-            </w:pPr>
-            <w:r>
-              <w:rPr>
-                <w:b w:val="false"/>
-                <w:bCs w:val="false"/>
-                <w:sz w:val="19"/>
-                <w:szCs w:val="19"/>
-              </w:rPr>
-              <w:t xml:space="preserve">Metas</w:t>
-            </w:r>
-          </w:p>
-        </w:tc>
-        <w:tc>
-          <w:tcPr>
-            <w:tcW w:type="dxa" w:w="5226"/>
-            <w:tcBorders>
-              <w:top w:val="single" w:color="C6CCB4" w:sz="4"/>
-              <w:left w:val="single" w:color="C6CCB4" w:sz="4"/>
-              <w:bottom w:val="single" w:color="C6CCB4" w:sz="4"/>
-              <w:right w:val="single" w:color="C6CCB4" w:sz="4"/>
-            </w:tcBorders>
-            <w:tcMar>
-              <w:top w:type="dxa" w:w="60"/>
-              <w:left w:type="dxa" w:w="100"/>
-              <w:bottom w:type="dxa" w:w="60"/>
-              <w:right w:type="dxa" w:w="100"/>
-            </w:tcMar>
-          </w:tcPr>
-          <w:p>
-            <w:pPr>
-              <w:spacing w:after="0" w:line="260"/>
-            </w:pPr>
-            <w:r>
-              <w:rPr>
-                <w:b w:val="false"/>
-                <w:bCs w:val="false"/>
-                <w:sz w:val="19"/>
-                <w:szCs w:val="19"/>
-              </w:rPr>
-              <w:t xml:space="preserve">−(monto de la meta del año) × (1+D3)^(t−1)</w:t>
-            </w:r>
-          </w:p>
-        </w:tc>
-      </w:tr>
-      <w:tr>
-        <w:tc>
-          <w:tcPr>
-            <w:tcW w:type="dxa" w:w="1200"/>
-            <w:tcBorders>
-              <w:top w:val="single" w:color="C6CCB4" w:sz="4"/>
-              <w:left w:val="single" w:color="C6CCB4" w:sz="4"/>
-              <w:bottom w:val="single" w:color="C6CCB4" w:sz="4"/>
-              <w:right w:val="single" w:color="C6CCB4" w:sz="4"/>
-            </w:tcBorders>
-            <w:tcMar>
-              <w:top w:type="dxa" w:w="60"/>
-              <w:left w:type="dxa" w:w="100"/>
-              <w:bottom w:type="dxa" w:w="60"/>
-              <w:right w:type="dxa" w:w="100"/>
-            </w:tcMar>
-          </w:tcPr>
-          <w:p>
-            <w:pPr>
-              <w:spacing w:after="0" w:line="260"/>
-            </w:pPr>
-            <w:r>
-              <w:rPr>
-                <w:b w:val="false"/>
-                <w:bCs w:val="false"/>
-                <w:sz w:val="19"/>
-                <w:szCs w:val="19"/>
-              </w:rPr>
-              <w:t xml:space="preserve">Última</w:t>
-            </w:r>
-          </w:p>
-        </w:tc>
-        <w:tc>
-          <w:tcPr>
-            <w:tcW w:type="dxa" w:w="2600"/>
-            <w:tcBorders>
-              <w:top w:val="single" w:color="C6CCB4" w:sz="4"/>
-              <w:left w:val="single" w:color="C6CCB4" w:sz="4"/>
-              <w:bottom w:val="single" w:color="C6CCB4" w:sz="4"/>
-              <w:right w:val="single" w:color="C6CCB4" w:sz="4"/>
-            </w:tcBorders>
-            <w:tcMar>
-              <w:top w:type="dxa" w:w="60"/>
-              <w:left w:type="dxa" w:w="100"/>
-              <w:bottom w:type="dxa" w:w="60"/>
-              <w:right w:type="dxa" w:w="100"/>
-            </w:tcMar>
-          </w:tcPr>
-          <w:p>
-            <w:pPr>
-              <w:spacing w:after="0" w:line="260"/>
-            </w:pPr>
-            <w:r>
-              <w:rPr>
-                <w:b w:val="false"/>
-                <w:bCs w:val="false"/>
-                <w:sz w:val="19"/>
-                <w:szCs w:val="19"/>
-              </w:rPr>
-              <w:t xml:space="preserve">Gasto no cubierto</w:t>
-            </w:r>
-          </w:p>
-        </w:tc>
-        <w:tc>
-          <w:tcPr>
-            <w:tcW w:type="dxa" w:w="5226"/>
-            <w:tcBorders>
-              <w:top w:val="single" w:color="C6CCB4" w:sz="4"/>
-              <w:left w:val="single" w:color="C6CCB4" w:sz="4"/>
-              <w:bottom w:val="single" w:color="C6CCB4" w:sz="4"/>
-              <w:right w:val="single" w:color="C6CCB4" w:sz="4"/>
-            </w:tcBorders>
-            <w:tcMar>
-              <w:top w:type="dxa" w:w="60"/>
-              <w:left w:type="dxa" w:w="100"/>
-              <w:bottom w:type="dxa" w:w="60"/>
-              <w:right w:type="dxa" w:w="100"/>
-            </w:tcMar>
-          </w:tcPr>
-          <w:p>
-            <w:pPr>
-              <w:spacing w:after="0" w:line="260"/>
-            </w:pPr>
-            <w:r>
-              <w:rPr>
-                <w:b w:val="false"/>
-                <w:bCs w:val="false"/>
-                <w:sz w:val="19"/>
-                <w:szCs w:val="19"/>
-              </w:rPr>
-              <w:t xml:space="preserve">MAX(0, −(K + P + flujos adicionales))</w:t>
-            </w:r>
-          </w:p>
-        </w:tc>
-      </w:tr>
-      <w:tr>
-        <w:tc>
-          <w:tcPr>
-            <w:tcW w:type="dxa" w:w="1200"/>
-            <w:tcBorders>
-              <w:top w:val="single" w:color="C6CCB4" w:sz="4"/>
-              <w:left w:val="single" w:color="C6CCB4" w:sz="4"/>
-              <w:bottom w:val="single" w:color="C6CCB4" w:sz="4"/>
-              <w:right w:val="single" w:color="C6CCB4" w:sz="4"/>
-            </w:tcBorders>
-            <w:tcMar>
-              <w:top w:type="dxa" w:w="60"/>
-              <w:left w:type="dxa" w:w="100"/>
-              <w:bottom w:type="dxa" w:w="60"/>
-              <w:right w:type="dxa" w:w="100"/>
-            </w:tcMar>
-          </w:tcPr>
-          <w:p>
-            <w:pPr>
-              <w:spacing w:after="0" w:line="260"/>
-            </w:pPr>
-            <w:r>
-              <w:rPr>
-                <w:b w:val="false"/>
-                <w:bCs w:val="false"/>
-                <w:sz w:val="19"/>
-                <w:szCs w:val="19"/>
-              </w:rPr>
-              <w:t xml:space="preserve">Q</w:t>
-            </w:r>
-          </w:p>
-        </w:tc>
-        <w:tc>
-          <w:tcPr>
-            <w:tcW w:type="dxa" w:w="2600"/>
-            <w:tcBorders>
-              <w:top w:val="single" w:color="C6CCB4" w:sz="4"/>
-              <w:left w:val="single" w:color="C6CCB4" w:sz="4"/>
-              <w:bottom w:val="single" w:color="C6CCB4" w:sz="4"/>
-              <w:right w:val="single" w:color="C6CCB4" w:sz="4"/>
-            </w:tcBorders>
-            <w:tcMar>
-              <w:top w:type="dxa" w:w="60"/>
-              <w:left w:type="dxa" w:w="100"/>
-              <w:bottom w:type="dxa" w:w="60"/>
-              <w:right w:type="dxa" w:w="100"/>
-            </w:tcMar>
-          </w:tcPr>
-          <w:p>
-            <w:pPr>
-              <w:spacing w:after="0" w:line="260"/>
-            </w:pPr>
-            <w:r>
-              <w:rPr>
-                <w:b w:val="false"/>
-                <w:bCs w:val="false"/>
-                <w:sz w:val="19"/>
-                <w:szCs w:val="19"/>
-              </w:rPr>
-              <w:t xml:space="preserve">Portafolio final nominal</w:t>
-            </w:r>
-          </w:p>
-        </w:tc>
-        <w:tc>
-          <w:tcPr>
-            <w:tcW w:type="dxa" w:w="5226"/>
-            <w:tcBorders>
-              <w:top w:val="single" w:color="C6CCB4" w:sz="4"/>
-              <w:left w:val="single" w:color="C6CCB4" w:sz="4"/>
-              <w:bottom w:val="single" w:color="C6CCB4" w:sz="4"/>
-              <w:right w:val="single" w:color="C6CCB4" w:sz="4"/>
-            </w:tcBorders>
-            <w:tcMar>
-              <w:top w:type="dxa" w:w="60"/>
-              <w:left w:type="dxa" w:w="100"/>
-              <w:bottom w:type="dxa" w:w="60"/>
-              <w:right w:type="dxa" w:w="100"/>
-            </w:tcMar>
-          </w:tcPr>
-          <w:p>
-            <w:pPr>
-              <w:spacing w:after="0" w:line="260"/>
-            </w:pPr>
-            <w:r>
-              <w:rPr>
-                <w:b w:val="false"/>
-                <w:bCs w:val="false"/>
-                <w:sz w:val="19"/>
-                <w:szCs w:val="19"/>
-              </w:rPr>
-              <w:t xml:space="preserve">Q = K + P + flujos adicionales + gasto no cubierto</w:t>
-            </w:r>
-          </w:p>
-        </w:tc>
-      </w:tr>
-      <w:tr>
-        <w:tc>
-          <w:tcPr>
-            <w:tcW w:type="dxa" w:w="1200"/>
-            <w:tcBorders>
-              <w:top w:val="single" w:color="C6CCB4" w:sz="4"/>
-              <w:left w:val="single" w:color="C6CCB4" w:sz="4"/>
-              <w:bottom w:val="single" w:color="C6CCB4" w:sz="4"/>
-              <w:right w:val="single" w:color="C6CCB4" w:sz="4"/>
-            </w:tcBorders>
-            <w:tcMar>
-              <w:top w:type="dxa" w:w="60"/>
-              <w:left w:type="dxa" w:w="100"/>
-              <w:bottom w:type="dxa" w:w="60"/>
-              <w:right w:type="dxa" w:w="100"/>
-            </w:tcMar>
-          </w:tcPr>
-          <w:p>
-            <w:pPr>
-              <w:spacing w:after="0" w:line="260"/>
-            </w:pPr>
-            <w:r>
-              <w:rPr>
-                <w:b w:val="false"/>
-                <w:bCs w:val="false"/>
-                <w:sz w:val="19"/>
-                <w:szCs w:val="19"/>
-              </w:rPr>
-              <w:t xml:space="preserve">R</w:t>
-            </w:r>
-          </w:p>
-        </w:tc>
-        <w:tc>
-          <w:tcPr>
-            <w:tcW w:type="dxa" w:w="2600"/>
-            <w:tcBorders>
-              <w:top w:val="single" w:color="C6CCB4" w:sz="4"/>
-              <w:left w:val="single" w:color="C6CCB4" w:sz="4"/>
-              <w:bottom w:val="single" w:color="C6CCB4" w:sz="4"/>
-              <w:right w:val="single" w:color="C6CCB4" w:sz="4"/>
-            </w:tcBorders>
-            <w:tcMar>
-              <w:top w:type="dxa" w:w="60"/>
-              <w:left w:type="dxa" w:w="100"/>
-              <w:bottom w:type="dxa" w:w="60"/>
-              <w:right w:type="dxa" w:w="100"/>
-            </w:tcMar>
-          </w:tcPr>
-          <w:p>
-            <w:pPr>
-              <w:spacing w:after="0" w:line="260"/>
-            </w:pPr>
-            <w:r>
-              <w:rPr>
-                <w:b w:val="false"/>
-                <w:bCs w:val="false"/>
-                <w:sz w:val="19"/>
-                <w:szCs w:val="19"/>
-              </w:rPr>
-              <w:t xml:space="preserve">Portafolio en términos reales</w:t>
-            </w:r>
-          </w:p>
-        </w:tc>
-        <w:tc>
-          <w:tcPr>
-            <w:tcW w:type="dxa" w:w="5226"/>
-            <w:tcBorders>
-              <w:top w:val="single" w:color="C6CCB4" w:sz="4"/>
-              <w:left w:val="single" w:color="C6CCB4" w:sz="4"/>
-              <w:bottom w:val="single" w:color="C6CCB4" w:sz="4"/>
-              <w:right w:val="single" w:color="C6CCB4" w:sz="4"/>
-            </w:tcBorders>
-            <w:tcMar>
-              <w:top w:type="dxa" w:w="60"/>
-              <w:left w:type="dxa" w:w="100"/>
-              <w:bottom w:type="dxa" w:w="60"/>
-              <w:right w:type="dxa" w:w="100"/>
-            </w:tcMar>
-          </w:tcPr>
-          <w:p>
-            <w:pPr>
-              <w:spacing w:after="0" w:line="260"/>
-            </w:pPr>
-            <w:r>
-              <w:rPr>
-                <w:b w:val="false"/>
-                <w:bCs w:val="false"/>
-                <w:sz w:val="19"/>
-                <w:szCs w:val="19"/>
-              </w:rPr>
-              <w:t xml:space="preserve">R = Q / (1 + D3)^t</w:t>
+              <w:t xml:space="preserve">Uso en la proyección</w:t>
+            </w:r>
+          </w:p>
+        </w:tc>
+      </w:tr>
+      <w:tr>
+        <w:tc>
+          <w:tcPr>
+            <w:tcW w:type="dxa" w:w="2000"/>
+            <w:tcBorders>
+              <w:top w:val="single" w:color="C6CCB4" w:sz="4"/>
+              <w:left w:val="single" w:color="C6CCB4" w:sz="4"/>
+              <w:bottom w:val="single" w:color="C6CCB4" w:sz="4"/>
+              <w:right w:val="single" w:color="C6CCB4" w:sz="4"/>
+            </w:tcBorders>
+            <w:tcMar>
+              <w:top w:type="dxa" w:w="60"/>
+              <w:left w:type="dxa" w:w="100"/>
+              <w:bottom w:type="dxa" w:w="60"/>
+              <w:right w:type="dxa" w:w="100"/>
+            </w:tcMar>
+          </w:tcPr>
+          <w:p>
+            <w:pPr>
+              <w:spacing w:after="0" w:line="260"/>
+            </w:pPr>
+            <w:r>
+              <w:rPr>
+                <w:b w:val="false"/>
+                <w:bCs w:val="false"/>
+                <w:sz w:val="19"/>
+                <w:szCs w:val="19"/>
+              </w:rPr>
+              <w:t xml:space="preserve">Horizonte</w:t>
+            </w:r>
+          </w:p>
+        </w:tc>
+        <w:tc>
+          <w:tcPr>
+            <w:tcW w:type="dxa" w:w="3500"/>
+            <w:tcBorders>
+              <w:top w:val="single" w:color="C6CCB4" w:sz="4"/>
+              <w:left w:val="single" w:color="C6CCB4" w:sz="4"/>
+              <w:bottom w:val="single" w:color="C6CCB4" w:sz="4"/>
+              <w:right w:val="single" w:color="C6CCB4" w:sz="4"/>
+            </w:tcBorders>
+            <w:tcMar>
+              <w:top w:type="dxa" w:w="60"/>
+              <w:left w:type="dxa" w:w="100"/>
+              <w:bottom w:type="dxa" w:w="60"/>
+              <w:right w:type="dxa" w:w="100"/>
+            </w:tcMar>
+          </w:tcPr>
+          <w:p>
+            <w:pPr>
+              <w:spacing w:after="0" w:line="260"/>
+            </w:pPr>
+            <w:r>
+              <w:rPr>
+                <w:b w:val="false"/>
+                <w:bCs w:val="false"/>
+                <w:sz w:val="19"/>
+                <w:szCs w:val="19"/>
+              </w:rPr>
+              <w:t xml:space="preserve">Edad de independencia financiera</w:t>
+            </w:r>
+          </w:p>
+        </w:tc>
+        <w:tc>
+          <w:tcPr>
+            <w:tcW w:type="dxa" w:w="3526"/>
+            <w:tcBorders>
+              <w:top w:val="single" w:color="C6CCB4" w:sz="4"/>
+              <w:left w:val="single" w:color="C6CCB4" w:sz="4"/>
+              <w:bottom w:val="single" w:color="C6CCB4" w:sz="4"/>
+              <w:right w:val="single" w:color="C6CCB4" w:sz="4"/>
+            </w:tcBorders>
+            <w:tcMar>
+              <w:top w:type="dxa" w:w="60"/>
+              <w:left w:type="dxa" w:w="100"/>
+              <w:bottom w:type="dxa" w:w="60"/>
+              <w:right w:type="dxa" w:w="100"/>
+            </w:tcMar>
+          </w:tcPr>
+          <w:p>
+            <w:pPr>
+              <w:spacing w:after="0" w:line="260"/>
+            </w:pPr>
+            <w:r>
+              <w:rPr>
+                <w:b w:val="false"/>
+                <w:bCs w:val="false"/>
+                <w:sz w:val="19"/>
+                <w:szCs w:val="19"/>
+              </w:rPr>
+              <w:t xml:space="preserve">Fin del ingreso por actividad y aplicación del gasto del retiro</w:t>
+            </w:r>
+          </w:p>
+        </w:tc>
+      </w:tr>
+      <w:tr>
+        <w:tc>
+          <w:tcPr>
+            <w:tcW w:type="dxa" w:w="2000"/>
+            <w:tcBorders>
+              <w:top w:val="single" w:color="C6CCB4" w:sz="4"/>
+              <w:left w:val="single" w:color="C6CCB4" w:sz="4"/>
+              <w:bottom w:val="single" w:color="C6CCB4" w:sz="4"/>
+              <w:right w:val="single" w:color="C6CCB4" w:sz="4"/>
+            </w:tcBorders>
+            <w:tcMar>
+              <w:top w:type="dxa" w:w="60"/>
+              <w:left w:type="dxa" w:w="100"/>
+              <w:bottom w:type="dxa" w:w="60"/>
+              <w:right w:type="dxa" w:w="100"/>
+            </w:tcMar>
+          </w:tcPr>
+          <w:p>
+            <w:pPr>
+              <w:spacing w:after="0" w:line="260"/>
+            </w:pPr>
+            <w:r>
+              <w:rPr>
+                <w:b w:val="false"/>
+                <w:bCs w:val="false"/>
+                <w:sz w:val="19"/>
+                <w:szCs w:val="19"/>
+              </w:rPr>
+              <w:t xml:space="preserve">Ingresos ordinarios</w:t>
+            </w:r>
+          </w:p>
+        </w:tc>
+        <w:tc>
+          <w:tcPr>
+            <w:tcW w:type="dxa" w:w="3500"/>
+            <w:tcBorders>
+              <w:top w:val="single" w:color="C6CCB4" w:sz="4"/>
+              <w:left w:val="single" w:color="C6CCB4" w:sz="4"/>
+              <w:bottom w:val="single" w:color="C6CCB4" w:sz="4"/>
+              <w:right w:val="single" w:color="C6CCB4" w:sz="4"/>
+            </w:tcBorders>
+            <w:tcMar>
+              <w:top w:type="dxa" w:w="60"/>
+              <w:left w:type="dxa" w:w="100"/>
+              <w:bottom w:type="dxa" w:w="60"/>
+              <w:right w:type="dxa" w:w="100"/>
+            </w:tcMar>
+          </w:tcPr>
+          <w:p>
+            <w:pPr>
+              <w:spacing w:after="0" w:line="260"/>
+            </w:pPr>
+            <w:r>
+              <w:rPr>
+                <w:b w:val="false"/>
+                <w:bCs w:val="false"/>
+                <w:sz w:val="19"/>
+                <w:szCs w:val="19"/>
+              </w:rPr>
+              <w:t xml:space="preserve">Ingreso total mensual (salario, empresa, honorarios)</w:t>
+            </w:r>
+          </w:p>
+        </w:tc>
+        <w:tc>
+          <w:tcPr>
+            <w:tcW w:type="dxa" w:w="3526"/>
+            <w:tcBorders>
+              <w:top w:val="single" w:color="C6CCB4" w:sz="4"/>
+              <w:left w:val="single" w:color="C6CCB4" w:sz="4"/>
+              <w:bottom w:val="single" w:color="C6CCB4" w:sz="4"/>
+              <w:right w:val="single" w:color="C6CCB4" w:sz="4"/>
+            </w:tcBorders>
+            <w:tcMar>
+              <w:top w:type="dxa" w:w="60"/>
+              <w:left w:type="dxa" w:w="100"/>
+              <w:bottom w:type="dxa" w:w="60"/>
+              <w:right w:type="dxa" w:w="100"/>
+            </w:tcMar>
+          </w:tcPr>
+          <w:p>
+            <w:pPr>
+              <w:spacing w:after="0" w:line="260"/>
+            </w:pPr>
+            <w:r>
+              <w:rPr>
+                <w:b w:val="false"/>
+                <w:bCs w:val="false"/>
+                <w:sz w:val="19"/>
+                <w:szCs w:val="19"/>
+              </w:rPr>
+              <w:t xml:space="preserve">Ingreso de cada año hasta la independencia</w:t>
+            </w:r>
+          </w:p>
+        </w:tc>
+      </w:tr>
+      <w:tr>
+        <w:tc>
+          <w:tcPr>
+            <w:tcW w:type="dxa" w:w="2000"/>
+            <w:tcBorders>
+              <w:top w:val="single" w:color="C6CCB4" w:sz="4"/>
+              <w:left w:val="single" w:color="C6CCB4" w:sz="4"/>
+              <w:bottom w:val="single" w:color="C6CCB4" w:sz="4"/>
+              <w:right w:val="single" w:color="C6CCB4" w:sz="4"/>
+            </w:tcBorders>
+            <w:tcMar>
+              <w:top w:type="dxa" w:w="60"/>
+              <w:left w:type="dxa" w:w="100"/>
+              <w:bottom w:type="dxa" w:w="60"/>
+              <w:right w:type="dxa" w:w="100"/>
+            </w:tcMar>
+          </w:tcPr>
+          <w:p>
+            <w:pPr>
+              <w:spacing w:after="0" w:line="260"/>
+            </w:pPr>
+            <w:r>
+              <w:rPr>
+                <w:b w:val="false"/>
+                <w:bCs w:val="false"/>
+                <w:sz w:val="19"/>
+                <w:szCs w:val="19"/>
+              </w:rPr>
+              <w:t xml:space="preserve">Ingresos ordinarios</w:t>
+            </w:r>
+          </w:p>
+        </w:tc>
+        <w:tc>
+          <w:tcPr>
+            <w:tcW w:type="dxa" w:w="3500"/>
+            <w:tcBorders>
+              <w:top w:val="single" w:color="C6CCB4" w:sz="4"/>
+              <w:left w:val="single" w:color="C6CCB4" w:sz="4"/>
+              <w:bottom w:val="single" w:color="C6CCB4" w:sz="4"/>
+              <w:right w:val="single" w:color="C6CCB4" w:sz="4"/>
+            </w:tcBorders>
+            <w:tcMar>
+              <w:top w:type="dxa" w:w="60"/>
+              <w:left w:type="dxa" w:w="100"/>
+              <w:bottom w:type="dxa" w:w="60"/>
+              <w:right w:type="dxa" w:w="100"/>
+            </w:tcMar>
+          </w:tcPr>
+          <w:p>
+            <w:pPr>
+              <w:spacing w:after="0" w:line="260"/>
+            </w:pPr>
+            <w:r>
+              <w:rPr>
+                <w:b w:val="false"/>
+                <w:bCs w:val="false"/>
+                <w:sz w:val="19"/>
+                <w:szCs w:val="19"/>
+              </w:rPr>
+              <w:t xml:space="preserve">Pensión y otros ingresos recurrentes</w:t>
+            </w:r>
+          </w:p>
+        </w:tc>
+        <w:tc>
+          <w:tcPr>
+            <w:tcW w:type="dxa" w:w="3526"/>
+            <w:tcBorders>
+              <w:top w:val="single" w:color="C6CCB4" w:sz="4"/>
+              <w:left w:val="single" w:color="C6CCB4" w:sz="4"/>
+              <w:bottom w:val="single" w:color="C6CCB4" w:sz="4"/>
+              <w:right w:val="single" w:color="C6CCB4" w:sz="4"/>
+            </w:tcBorders>
+            <w:tcMar>
+              <w:top w:type="dxa" w:w="60"/>
+              <w:left w:type="dxa" w:w="100"/>
+              <w:bottom w:type="dxa" w:w="60"/>
+              <w:right w:type="dxa" w:w="100"/>
+            </w:tcMar>
+          </w:tcPr>
+          <w:p>
+            <w:pPr>
+              <w:spacing w:after="0" w:line="260"/>
+            </w:pPr>
+            <w:r>
+              <w:rPr>
+                <w:b w:val="false"/>
+                <w:bCs w:val="false"/>
+                <w:sz w:val="19"/>
+                <w:szCs w:val="19"/>
+              </w:rPr>
+              <w:t xml:space="preserve">Pensión desde su edad de inicio; otros ingresos desde hoy o desde la independencia</w:t>
+            </w:r>
+          </w:p>
+        </w:tc>
+      </w:tr>
+      <w:tr>
+        <w:tc>
+          <w:tcPr>
+            <w:tcW w:type="dxa" w:w="2000"/>
+            <w:tcBorders>
+              <w:top w:val="single" w:color="C6CCB4" w:sz="4"/>
+              <w:left w:val="single" w:color="C6CCB4" w:sz="4"/>
+              <w:bottom w:val="single" w:color="C6CCB4" w:sz="4"/>
+              <w:right w:val="single" w:color="C6CCB4" w:sz="4"/>
+            </w:tcBorders>
+            <w:tcMar>
+              <w:top w:type="dxa" w:w="60"/>
+              <w:left w:type="dxa" w:w="100"/>
+              <w:bottom w:type="dxa" w:w="60"/>
+              <w:right w:type="dxa" w:w="100"/>
+            </w:tcMar>
+          </w:tcPr>
+          <w:p>
+            <w:pPr>
+              <w:spacing w:after="0" w:line="260"/>
+            </w:pPr>
+            <w:r>
+              <w:rPr>
+                <w:b w:val="false"/>
+                <w:bCs w:val="false"/>
+                <w:sz w:val="19"/>
+                <w:szCs w:val="19"/>
+              </w:rPr>
+              <w:t xml:space="preserve">Ingresos ordinarios</w:t>
+            </w:r>
+          </w:p>
+        </w:tc>
+        <w:tc>
+          <w:tcPr>
+            <w:tcW w:type="dxa" w:w="3500"/>
+            <w:tcBorders>
+              <w:top w:val="single" w:color="C6CCB4" w:sz="4"/>
+              <w:left w:val="single" w:color="C6CCB4" w:sz="4"/>
+              <w:bottom w:val="single" w:color="C6CCB4" w:sz="4"/>
+              <w:right w:val="single" w:color="C6CCB4" w:sz="4"/>
+            </w:tcBorders>
+            <w:tcMar>
+              <w:top w:type="dxa" w:w="60"/>
+              <w:left w:type="dxa" w:w="100"/>
+              <w:bottom w:type="dxa" w:w="60"/>
+              <w:right w:type="dxa" w:w="100"/>
+            </w:tcMar>
+          </w:tcPr>
+          <w:p>
+            <w:pPr>
+              <w:spacing w:after="0" w:line="260"/>
+            </w:pPr>
+            <w:r>
+              <w:rPr>
+                <w:b w:val="false"/>
+                <w:bCs w:val="false"/>
+                <w:sz w:val="19"/>
+                <w:szCs w:val="19"/>
+              </w:rPr>
+              <w:t xml:space="preserve">ROP, FCL y pensión voluntaria</w:t>
+            </w:r>
+          </w:p>
+        </w:tc>
+        <w:tc>
+          <w:tcPr>
+            <w:tcW w:type="dxa" w:w="3526"/>
+            <w:tcBorders>
+              <w:top w:val="single" w:color="C6CCB4" w:sz="4"/>
+              <w:left w:val="single" w:color="C6CCB4" w:sz="4"/>
+              <w:bottom w:val="single" w:color="C6CCB4" w:sz="4"/>
+              <w:right w:val="single" w:color="C6CCB4" w:sz="4"/>
+            </w:tcBorders>
+            <w:tcMar>
+              <w:top w:type="dxa" w:w="60"/>
+              <w:left w:type="dxa" w:w="100"/>
+              <w:bottom w:type="dxa" w:w="60"/>
+              <w:right w:type="dxa" w:w="100"/>
+            </w:tcMar>
+          </w:tcPr>
+          <w:p>
+            <w:pPr>
+              <w:spacing w:after="0" w:line="260"/>
+            </w:pPr>
+            <w:r>
+              <w:rPr>
+                <w:b w:val="false"/>
+                <w:bCs w:val="false"/>
+                <w:sz w:val="19"/>
+                <w:szCs w:val="19"/>
+              </w:rPr>
+              <w:t xml:space="preserve">Pensión del ROP (ordinario); traslados del FCL y la voluntaria (extraordinario)</w:t>
+            </w:r>
+          </w:p>
+        </w:tc>
+      </w:tr>
+      <w:tr>
+        <w:tc>
+          <w:tcPr>
+            <w:tcW w:type="dxa" w:w="2000"/>
+            <w:tcBorders>
+              <w:top w:val="single" w:color="C6CCB4" w:sz="4"/>
+              <w:left w:val="single" w:color="C6CCB4" w:sz="4"/>
+              <w:bottom w:val="single" w:color="C6CCB4" w:sz="4"/>
+              <w:right w:val="single" w:color="C6CCB4" w:sz="4"/>
+            </w:tcBorders>
+            <w:tcMar>
+              <w:top w:type="dxa" w:w="60"/>
+              <w:left w:type="dxa" w:w="100"/>
+              <w:bottom w:type="dxa" w:w="60"/>
+              <w:right w:type="dxa" w:w="100"/>
+            </w:tcMar>
+          </w:tcPr>
+          <w:p>
+            <w:pPr>
+              <w:spacing w:after="0" w:line="260"/>
+            </w:pPr>
+            <w:r>
+              <w:rPr>
+                <w:b w:val="false"/>
+                <w:bCs w:val="false"/>
+                <w:sz w:val="19"/>
+                <w:szCs w:val="19"/>
+              </w:rPr>
+              <w:t xml:space="preserve">Ingresos ordinarios</w:t>
+            </w:r>
+          </w:p>
+        </w:tc>
+        <w:tc>
+          <w:tcPr>
+            <w:tcW w:type="dxa" w:w="3500"/>
+            <w:tcBorders>
+              <w:top w:val="single" w:color="C6CCB4" w:sz="4"/>
+              <w:left w:val="single" w:color="C6CCB4" w:sz="4"/>
+              <w:bottom w:val="single" w:color="C6CCB4" w:sz="4"/>
+              <w:right w:val="single" w:color="C6CCB4" w:sz="4"/>
+            </w:tcBorders>
+            <w:tcMar>
+              <w:top w:type="dxa" w:w="60"/>
+              <w:left w:type="dxa" w:w="100"/>
+              <w:bottom w:type="dxa" w:w="60"/>
+              <w:right w:type="dxa" w:w="100"/>
+            </w:tcMar>
+          </w:tcPr>
+          <w:p>
+            <w:pPr>
+              <w:spacing w:after="0" w:line="260"/>
+            </w:pPr>
+            <w:r>
+              <w:rPr>
+                <w:b w:val="false"/>
+                <w:bCs w:val="false"/>
+                <w:sz w:val="19"/>
+                <w:szCs w:val="19"/>
+              </w:rPr>
+              <w:t xml:space="preserve">Inmuebles: alquiler mensual</w:t>
+            </w:r>
+          </w:p>
+        </w:tc>
+        <w:tc>
+          <w:tcPr>
+            <w:tcW w:type="dxa" w:w="3526"/>
+            <w:tcBorders>
+              <w:top w:val="single" w:color="C6CCB4" w:sz="4"/>
+              <w:left w:val="single" w:color="C6CCB4" w:sz="4"/>
+              <w:bottom w:val="single" w:color="C6CCB4" w:sz="4"/>
+              <w:right w:val="single" w:color="C6CCB4" w:sz="4"/>
+            </w:tcBorders>
+            <w:tcMar>
+              <w:top w:type="dxa" w:w="60"/>
+              <w:left w:type="dxa" w:w="100"/>
+              <w:bottom w:type="dxa" w:w="60"/>
+              <w:right w:type="dxa" w:w="100"/>
+            </w:tcMar>
+          </w:tcPr>
+          <w:p>
+            <w:pPr>
+              <w:spacing w:after="0" w:line="260"/>
+            </w:pPr>
+            <w:r>
+              <w:rPr>
+                <w:b w:val="false"/>
+                <w:bCs w:val="false"/>
+                <w:sz w:val="19"/>
+                <w:szCs w:val="19"/>
+              </w:rPr>
+              <w:t xml:space="preserve">Alquileres hasta el año de la venta</w:t>
+            </w:r>
+          </w:p>
+        </w:tc>
+      </w:tr>
+      <w:tr>
+        <w:tc>
+          <w:tcPr>
+            <w:tcW w:type="dxa" w:w="2000"/>
+            <w:tcBorders>
+              <w:top w:val="single" w:color="C6CCB4" w:sz="4"/>
+              <w:left w:val="single" w:color="C6CCB4" w:sz="4"/>
+              <w:bottom w:val="single" w:color="C6CCB4" w:sz="4"/>
+              <w:right w:val="single" w:color="C6CCB4" w:sz="4"/>
+            </w:tcBorders>
+            <w:tcMar>
+              <w:top w:type="dxa" w:w="60"/>
+              <w:left w:type="dxa" w:w="100"/>
+              <w:bottom w:type="dxa" w:w="60"/>
+              <w:right w:type="dxa" w:w="100"/>
+            </w:tcMar>
+          </w:tcPr>
+          <w:p>
+            <w:pPr>
+              <w:spacing w:after="0" w:line="260"/>
+            </w:pPr>
+            <w:r>
+              <w:rPr>
+                <w:b w:val="false"/>
+                <w:bCs w:val="false"/>
+                <w:sz w:val="19"/>
+                <w:szCs w:val="19"/>
+              </w:rPr>
+              <w:t xml:space="preserve">Ingresos extraordinarios</w:t>
+            </w:r>
+          </w:p>
+        </w:tc>
+        <w:tc>
+          <w:tcPr>
+            <w:tcW w:type="dxa" w:w="3500"/>
+            <w:tcBorders>
+              <w:top w:val="single" w:color="C6CCB4" w:sz="4"/>
+              <w:left w:val="single" w:color="C6CCB4" w:sz="4"/>
+              <w:bottom w:val="single" w:color="C6CCB4" w:sz="4"/>
+              <w:right w:val="single" w:color="C6CCB4" w:sz="4"/>
+            </w:tcBorders>
+            <w:tcMar>
+              <w:top w:type="dxa" w:w="60"/>
+              <w:left w:type="dxa" w:w="100"/>
+              <w:bottom w:type="dxa" w:w="60"/>
+              <w:right w:type="dxa" w:w="100"/>
+            </w:tcMar>
+          </w:tcPr>
+          <w:p>
+            <w:pPr>
+              <w:spacing w:after="0" w:line="260"/>
+            </w:pPr>
+            <w:r>
+              <w:rPr>
+                <w:b w:val="false"/>
+                <w:bCs w:val="false"/>
+                <w:sz w:val="19"/>
+                <w:szCs w:val="19"/>
+              </w:rPr>
+              <w:t xml:space="preserve">Bonos, herencias u otros montos puntuales</w:t>
+            </w:r>
+          </w:p>
+        </w:tc>
+        <w:tc>
+          <w:tcPr>
+            <w:tcW w:type="dxa" w:w="3526"/>
+            <w:tcBorders>
+              <w:top w:val="single" w:color="C6CCB4" w:sz="4"/>
+              <w:left w:val="single" w:color="C6CCB4" w:sz="4"/>
+              <w:bottom w:val="single" w:color="C6CCB4" w:sz="4"/>
+              <w:right w:val="single" w:color="C6CCB4" w:sz="4"/>
+            </w:tcBorders>
+            <w:tcMar>
+              <w:top w:type="dxa" w:w="60"/>
+              <w:left w:type="dxa" w:w="100"/>
+              <w:bottom w:type="dxa" w:w="60"/>
+              <w:right w:type="dxa" w:w="100"/>
+            </w:tcMar>
+          </w:tcPr>
+          <w:p>
+            <w:pPr>
+              <w:spacing w:after="0" w:line="260"/>
+            </w:pPr>
+            <w:r>
+              <w:rPr>
+                <w:b w:val="false"/>
+                <w:bCs w:val="false"/>
+                <w:sz w:val="19"/>
+                <w:szCs w:val="19"/>
+              </w:rPr>
+              <w:t xml:space="preserve">Ingreso en el año indicado</w:t>
+            </w:r>
+          </w:p>
+        </w:tc>
+      </w:tr>
+      <w:tr>
+        <w:tc>
+          <w:tcPr>
+            <w:tcW w:type="dxa" w:w="2000"/>
+            <w:tcBorders>
+              <w:top w:val="single" w:color="C6CCB4" w:sz="4"/>
+              <w:left w:val="single" w:color="C6CCB4" w:sz="4"/>
+              <w:bottom w:val="single" w:color="C6CCB4" w:sz="4"/>
+              <w:right w:val="single" w:color="C6CCB4" w:sz="4"/>
+            </w:tcBorders>
+            <w:tcMar>
+              <w:top w:type="dxa" w:w="60"/>
+              <w:left w:type="dxa" w:w="100"/>
+              <w:bottom w:type="dxa" w:w="60"/>
+              <w:right w:type="dxa" w:w="100"/>
+            </w:tcMar>
+          </w:tcPr>
+          <w:p>
+            <w:pPr>
+              <w:spacing w:after="0" w:line="260"/>
+            </w:pPr>
+            <w:r>
+              <w:rPr>
+                <w:b w:val="false"/>
+                <w:bCs w:val="false"/>
+                <w:sz w:val="19"/>
+                <w:szCs w:val="19"/>
+              </w:rPr>
+              <w:t xml:space="preserve">Ingresos extraordinarios</w:t>
+            </w:r>
+          </w:p>
+        </w:tc>
+        <w:tc>
+          <w:tcPr>
+            <w:tcW w:type="dxa" w:w="3500"/>
+            <w:tcBorders>
+              <w:top w:val="single" w:color="C6CCB4" w:sz="4"/>
+              <w:left w:val="single" w:color="C6CCB4" w:sz="4"/>
+              <w:bottom w:val="single" w:color="C6CCB4" w:sz="4"/>
+              <w:right w:val="single" w:color="C6CCB4" w:sz="4"/>
+            </w:tcBorders>
+            <w:tcMar>
+              <w:top w:type="dxa" w:w="60"/>
+              <w:left w:type="dxa" w:w="100"/>
+              <w:bottom w:type="dxa" w:w="60"/>
+              <w:right w:type="dxa" w:w="100"/>
+            </w:tcMar>
+          </w:tcPr>
+          <w:p>
+            <w:pPr>
+              <w:spacing w:after="0" w:line="260"/>
+            </w:pPr>
+            <w:r>
+              <w:rPr>
+                <w:b w:val="false"/>
+                <w:bCs w:val="false"/>
+                <w:sz w:val="19"/>
+                <w:szCs w:val="19"/>
+              </w:rPr>
+              <w:t xml:space="preserve">Venta de inmuebles o de la empresa (si se invierte aquí)</w:t>
+            </w:r>
+          </w:p>
+        </w:tc>
+        <w:tc>
+          <w:tcPr>
+            <w:tcW w:type="dxa" w:w="3526"/>
+            <w:tcBorders>
+              <w:top w:val="single" w:color="C6CCB4" w:sz="4"/>
+              <w:left w:val="single" w:color="C6CCB4" w:sz="4"/>
+              <w:bottom w:val="single" w:color="C6CCB4" w:sz="4"/>
+              <w:right w:val="single" w:color="C6CCB4" w:sz="4"/>
+            </w:tcBorders>
+            <w:tcMar>
+              <w:top w:type="dxa" w:w="60"/>
+              <w:left w:type="dxa" w:w="100"/>
+              <w:bottom w:type="dxa" w:w="60"/>
+              <w:right w:type="dxa" w:w="100"/>
+            </w:tcMar>
+          </w:tcPr>
+          <w:p>
+            <w:pPr>
+              <w:spacing w:after="0" w:line="260"/>
+            </w:pPr>
+            <w:r>
+              <w:rPr>
+                <w:b w:val="false"/>
+                <w:bCs w:val="false"/>
+                <w:sz w:val="19"/>
+                <w:szCs w:val="19"/>
+              </w:rPr>
+              <w:t xml:space="preserve">Ingreso en el año de la venta, neto de deuda</w:t>
+            </w:r>
+          </w:p>
+        </w:tc>
+      </w:tr>
+      <w:tr>
+        <w:tc>
+          <w:tcPr>
+            <w:tcW w:type="dxa" w:w="2000"/>
+            <w:tcBorders>
+              <w:top w:val="single" w:color="C6CCB4" w:sz="4"/>
+              <w:left w:val="single" w:color="C6CCB4" w:sz="4"/>
+              <w:bottom w:val="single" w:color="C6CCB4" w:sz="4"/>
+              <w:right w:val="single" w:color="C6CCB4" w:sz="4"/>
+            </w:tcBorders>
+            <w:tcMar>
+              <w:top w:type="dxa" w:w="60"/>
+              <w:left w:type="dxa" w:w="100"/>
+              <w:bottom w:type="dxa" w:w="60"/>
+              <w:right w:type="dxa" w:w="100"/>
+            </w:tcMar>
+          </w:tcPr>
+          <w:p>
+            <w:pPr>
+              <w:spacing w:after="0" w:line="260"/>
+            </w:pPr>
+            <w:r>
+              <w:rPr>
+                <w:b w:val="false"/>
+                <w:bCs w:val="false"/>
+                <w:sz w:val="19"/>
+                <w:szCs w:val="19"/>
+              </w:rPr>
+              <w:t xml:space="preserve">Gastos ordinarios</w:t>
+            </w:r>
+          </w:p>
+        </w:tc>
+        <w:tc>
+          <w:tcPr>
+            <w:tcW w:type="dxa" w:w="3500"/>
+            <w:tcBorders>
+              <w:top w:val="single" w:color="C6CCB4" w:sz="4"/>
+              <w:left w:val="single" w:color="C6CCB4" w:sz="4"/>
+              <w:bottom w:val="single" w:color="C6CCB4" w:sz="4"/>
+              <w:right w:val="single" w:color="C6CCB4" w:sz="4"/>
+            </w:tcBorders>
+            <w:tcMar>
+              <w:top w:type="dxa" w:w="60"/>
+              <w:left w:type="dxa" w:w="100"/>
+              <w:bottom w:type="dxa" w:w="60"/>
+              <w:right w:type="dxa" w:w="100"/>
+            </w:tcMar>
+          </w:tcPr>
+          <w:p>
+            <w:pPr>
+              <w:spacing w:after="0" w:line="260"/>
+            </w:pPr>
+            <w:r>
+              <w:rPr>
+                <w:b w:val="false"/>
+                <w:bCs w:val="false"/>
+                <w:sz w:val="19"/>
+                <w:szCs w:val="19"/>
+              </w:rPr>
+              <w:t xml:space="preserve">Gasto familiar mensual y su cambio en el retiro</w:t>
+            </w:r>
+          </w:p>
+        </w:tc>
+        <w:tc>
+          <w:tcPr>
+            <w:tcW w:type="dxa" w:w="3526"/>
+            <w:tcBorders>
+              <w:top w:val="single" w:color="C6CCB4" w:sz="4"/>
+              <w:left w:val="single" w:color="C6CCB4" w:sz="4"/>
+              <w:bottom w:val="single" w:color="C6CCB4" w:sz="4"/>
+              <w:right w:val="single" w:color="C6CCB4" w:sz="4"/>
+            </w:tcBorders>
+            <w:tcMar>
+              <w:top w:type="dxa" w:w="60"/>
+              <w:left w:type="dxa" w:w="100"/>
+              <w:bottom w:type="dxa" w:w="60"/>
+              <w:right w:type="dxa" w:w="100"/>
+            </w:tcMar>
+          </w:tcPr>
+          <w:p>
+            <w:pPr>
+              <w:spacing w:after="0" w:line="260"/>
+            </w:pPr>
+            <w:r>
+              <w:rPr>
+                <w:b w:val="false"/>
+                <w:bCs w:val="false"/>
+                <w:sz w:val="19"/>
+                <w:szCs w:val="19"/>
+              </w:rPr>
+              <w:t xml:space="preserve">Gasto de cada año; en el retiro, con su factor</w:t>
+            </w:r>
+          </w:p>
+        </w:tc>
+      </w:tr>
+      <w:tr>
+        <w:tc>
+          <w:tcPr>
+            <w:tcW w:type="dxa" w:w="2000"/>
+            <w:tcBorders>
+              <w:top w:val="single" w:color="C6CCB4" w:sz="4"/>
+              <w:left w:val="single" w:color="C6CCB4" w:sz="4"/>
+              <w:bottom w:val="single" w:color="C6CCB4" w:sz="4"/>
+              <w:right w:val="single" w:color="C6CCB4" w:sz="4"/>
+            </w:tcBorders>
+            <w:tcMar>
+              <w:top w:type="dxa" w:w="60"/>
+              <w:left w:type="dxa" w:w="100"/>
+              <w:bottom w:type="dxa" w:w="60"/>
+              <w:right w:type="dxa" w:w="100"/>
+            </w:tcMar>
+          </w:tcPr>
+          <w:p>
+            <w:pPr>
+              <w:spacing w:after="0" w:line="260"/>
+            </w:pPr>
+            <w:r>
+              <w:rPr>
+                <w:b w:val="false"/>
+                <w:bCs w:val="false"/>
+                <w:sz w:val="19"/>
+                <w:szCs w:val="19"/>
+              </w:rPr>
+              <w:t xml:space="preserve">Gastos ordinarios</w:t>
+            </w:r>
+          </w:p>
+        </w:tc>
+        <w:tc>
+          <w:tcPr>
+            <w:tcW w:type="dxa" w:w="3500"/>
+            <w:tcBorders>
+              <w:top w:val="single" w:color="C6CCB4" w:sz="4"/>
+              <w:left w:val="single" w:color="C6CCB4" w:sz="4"/>
+              <w:bottom w:val="single" w:color="C6CCB4" w:sz="4"/>
+              <w:right w:val="single" w:color="C6CCB4" w:sz="4"/>
+            </w:tcBorders>
+            <w:tcMar>
+              <w:top w:type="dxa" w:w="60"/>
+              <w:left w:type="dxa" w:w="100"/>
+              <w:bottom w:type="dxa" w:w="60"/>
+              <w:right w:type="dxa" w:w="100"/>
+            </w:tcMar>
+          </w:tcPr>
+          <w:p>
+            <w:pPr>
+              <w:spacing w:after="0" w:line="260"/>
+            </w:pPr>
+            <w:r>
+              <w:rPr>
+                <w:b w:val="false"/>
+                <w:bCs w:val="false"/>
+                <w:sz w:val="19"/>
+                <w:szCs w:val="19"/>
+              </w:rPr>
+              <w:t xml:space="preserve">Gastos de dependientes</w:t>
+            </w:r>
+          </w:p>
+        </w:tc>
+        <w:tc>
+          <w:tcPr>
+            <w:tcW w:type="dxa" w:w="3526"/>
+            <w:tcBorders>
+              <w:top w:val="single" w:color="C6CCB4" w:sz="4"/>
+              <w:left w:val="single" w:color="C6CCB4" w:sz="4"/>
+              <w:bottom w:val="single" w:color="C6CCB4" w:sz="4"/>
+              <w:right w:val="single" w:color="C6CCB4" w:sz="4"/>
+            </w:tcBorders>
+            <w:tcMar>
+              <w:top w:type="dxa" w:w="60"/>
+              <w:left w:type="dxa" w:w="100"/>
+              <w:bottom w:type="dxa" w:w="60"/>
+              <w:right w:type="dxa" w:w="100"/>
+            </w:tcMar>
+          </w:tcPr>
+          <w:p>
+            <w:pPr>
+              <w:spacing w:after="0" w:line="260"/>
+            </w:pPr>
+            <w:r>
+              <w:rPr>
+                <w:b w:val="false"/>
+                <w:bCs w:val="false"/>
+                <w:sz w:val="19"/>
+                <w:szCs w:val="19"/>
+              </w:rPr>
+              <w:t xml:space="preserve">Gasto anual en los años indicados</w:t>
+            </w:r>
+          </w:p>
+        </w:tc>
+      </w:tr>
+      <w:tr>
+        <w:tc>
+          <w:tcPr>
+            <w:tcW w:type="dxa" w:w="2000"/>
+            <w:tcBorders>
+              <w:top w:val="single" w:color="C6CCB4" w:sz="4"/>
+              <w:left w:val="single" w:color="C6CCB4" w:sz="4"/>
+              <w:bottom w:val="single" w:color="C6CCB4" w:sz="4"/>
+              <w:right w:val="single" w:color="C6CCB4" w:sz="4"/>
+            </w:tcBorders>
+            <w:tcMar>
+              <w:top w:type="dxa" w:w="60"/>
+              <w:left w:type="dxa" w:w="100"/>
+              <w:bottom w:type="dxa" w:w="60"/>
+              <w:right w:type="dxa" w:w="100"/>
+            </w:tcMar>
+          </w:tcPr>
+          <w:p>
+            <w:pPr>
+              <w:spacing w:after="0" w:line="260"/>
+            </w:pPr>
+            <w:r>
+              <w:rPr>
+                <w:b w:val="false"/>
+                <w:bCs w:val="false"/>
+                <w:sz w:val="19"/>
+                <w:szCs w:val="19"/>
+              </w:rPr>
+              <w:t xml:space="preserve">Gastos ordinarios</w:t>
+            </w:r>
+          </w:p>
+        </w:tc>
+        <w:tc>
+          <w:tcPr>
+            <w:tcW w:type="dxa" w:w="3500"/>
+            <w:tcBorders>
+              <w:top w:val="single" w:color="C6CCB4" w:sz="4"/>
+              <w:left w:val="single" w:color="C6CCB4" w:sz="4"/>
+              <w:bottom w:val="single" w:color="C6CCB4" w:sz="4"/>
+              <w:right w:val="single" w:color="C6CCB4" w:sz="4"/>
+            </w:tcBorders>
+            <w:tcMar>
+              <w:top w:type="dxa" w:w="60"/>
+              <w:left w:type="dxa" w:w="100"/>
+              <w:bottom w:type="dxa" w:w="60"/>
+              <w:right w:type="dxa" w:w="100"/>
+            </w:tcMar>
+          </w:tcPr>
+          <w:p>
+            <w:pPr>
+              <w:spacing w:after="0" w:line="260"/>
+            </w:pPr>
+            <w:r>
+              <w:rPr>
+                <w:b w:val="false"/>
+                <w:bCs w:val="false"/>
+                <w:sz w:val="19"/>
+                <w:szCs w:val="19"/>
+              </w:rPr>
+              <w:t xml:space="preserve">Cuotas de hipoteca y deudas, con su plazo</w:t>
+            </w:r>
+          </w:p>
+        </w:tc>
+        <w:tc>
+          <w:tcPr>
+            <w:tcW w:type="dxa" w:w="3526"/>
+            <w:tcBorders>
+              <w:top w:val="single" w:color="C6CCB4" w:sz="4"/>
+              <w:left w:val="single" w:color="C6CCB4" w:sz="4"/>
+              <w:bottom w:val="single" w:color="C6CCB4" w:sz="4"/>
+              <w:right w:val="single" w:color="C6CCB4" w:sz="4"/>
+            </w:tcBorders>
+            <w:tcMar>
+              <w:top w:type="dxa" w:w="60"/>
+              <w:left w:type="dxa" w:w="100"/>
+              <w:bottom w:type="dxa" w:w="60"/>
+              <w:right w:type="dxa" w:w="100"/>
+            </w:tcMar>
+          </w:tcPr>
+          <w:p>
+            <w:pPr>
+              <w:spacing w:after="0" w:line="260"/>
+            </w:pPr>
+            <w:r>
+              <w:rPr>
+                <w:b w:val="false"/>
+                <w:bCs w:val="false"/>
+                <w:sz w:val="19"/>
+                <w:szCs w:val="19"/>
+              </w:rPr>
+              <w:t xml:space="preserve">Cuota anual hasta que termina el plazo (no se indexa)</w:t>
+            </w:r>
+          </w:p>
+        </w:tc>
+      </w:tr>
+      <w:tr>
+        <w:tc>
+          <w:tcPr>
+            <w:tcW w:type="dxa" w:w="2000"/>
+            <w:tcBorders>
+              <w:top w:val="single" w:color="C6CCB4" w:sz="4"/>
+              <w:left w:val="single" w:color="C6CCB4" w:sz="4"/>
+              <w:bottom w:val="single" w:color="C6CCB4" w:sz="4"/>
+              <w:right w:val="single" w:color="C6CCB4" w:sz="4"/>
+            </w:tcBorders>
+            <w:tcMar>
+              <w:top w:type="dxa" w:w="60"/>
+              <w:left w:type="dxa" w:w="100"/>
+              <w:bottom w:type="dxa" w:w="60"/>
+              <w:right w:type="dxa" w:w="100"/>
+            </w:tcMar>
+          </w:tcPr>
+          <w:p>
+            <w:pPr>
+              <w:spacing w:after="0" w:line="260"/>
+            </w:pPr>
+            <w:r>
+              <w:rPr>
+                <w:b w:val="false"/>
+                <w:bCs w:val="false"/>
+                <w:sz w:val="19"/>
+                <w:szCs w:val="19"/>
+              </w:rPr>
+              <w:t xml:space="preserve">Gastos extraordinarios</w:t>
+            </w:r>
+          </w:p>
+        </w:tc>
+        <w:tc>
+          <w:tcPr>
+            <w:tcW w:type="dxa" w:w="3500"/>
+            <w:tcBorders>
+              <w:top w:val="single" w:color="C6CCB4" w:sz="4"/>
+              <w:left w:val="single" w:color="C6CCB4" w:sz="4"/>
+              <w:bottom w:val="single" w:color="C6CCB4" w:sz="4"/>
+              <w:right w:val="single" w:color="C6CCB4" w:sz="4"/>
+            </w:tcBorders>
+            <w:tcMar>
+              <w:top w:type="dxa" w:w="60"/>
+              <w:left w:type="dxa" w:w="100"/>
+              <w:bottom w:type="dxa" w:w="60"/>
+              <w:right w:type="dxa" w:w="100"/>
+            </w:tcMar>
+          </w:tcPr>
+          <w:p>
+            <w:pPr>
+              <w:spacing w:after="0" w:line="260"/>
+            </w:pPr>
+            <w:r>
+              <w:rPr>
+                <w:b w:val="false"/>
+                <w:bCs w:val="false"/>
+                <w:sz w:val="19"/>
+                <w:szCs w:val="19"/>
+              </w:rPr>
+              <w:t xml:space="preserve">Gastos extraordinarios al año</w:t>
+            </w:r>
+          </w:p>
+        </w:tc>
+        <w:tc>
+          <w:tcPr>
+            <w:tcW w:type="dxa" w:w="3526"/>
+            <w:tcBorders>
+              <w:top w:val="single" w:color="C6CCB4" w:sz="4"/>
+              <w:left w:val="single" w:color="C6CCB4" w:sz="4"/>
+              <w:bottom w:val="single" w:color="C6CCB4" w:sz="4"/>
+              <w:right w:val="single" w:color="C6CCB4" w:sz="4"/>
+            </w:tcBorders>
+            <w:tcMar>
+              <w:top w:type="dxa" w:w="60"/>
+              <w:left w:type="dxa" w:w="100"/>
+              <w:bottom w:type="dxa" w:w="60"/>
+              <w:right w:type="dxa" w:w="100"/>
+            </w:tcMar>
+          </w:tcPr>
+          <w:p>
+            <w:pPr>
+              <w:spacing w:after="0" w:line="260"/>
+            </w:pPr>
+            <w:r>
+              <w:rPr>
+                <w:b w:val="false"/>
+                <w:bCs w:val="false"/>
+                <w:sz w:val="19"/>
+                <w:szCs w:val="19"/>
+              </w:rPr>
+              <w:t xml:space="preserve">Gasto anual, indexado con la inflación</w:t>
+            </w:r>
+          </w:p>
+        </w:tc>
+      </w:tr>
+      <w:tr>
+        <w:tc>
+          <w:tcPr>
+            <w:tcW w:type="dxa" w:w="2000"/>
+            <w:tcBorders>
+              <w:top w:val="single" w:color="C6CCB4" w:sz="4"/>
+              <w:left w:val="single" w:color="C6CCB4" w:sz="4"/>
+              <w:bottom w:val="single" w:color="C6CCB4" w:sz="4"/>
+              <w:right w:val="single" w:color="C6CCB4" w:sz="4"/>
+            </w:tcBorders>
+            <w:tcMar>
+              <w:top w:type="dxa" w:w="60"/>
+              <w:left w:type="dxa" w:w="100"/>
+              <w:bottom w:type="dxa" w:w="60"/>
+              <w:right w:type="dxa" w:w="100"/>
+            </w:tcMar>
+          </w:tcPr>
+          <w:p>
+            <w:pPr>
+              <w:spacing w:after="0" w:line="260"/>
+            </w:pPr>
+            <w:r>
+              <w:rPr>
+                <w:b w:val="false"/>
+                <w:bCs w:val="false"/>
+                <w:sz w:val="19"/>
+                <w:szCs w:val="19"/>
+              </w:rPr>
+              <w:t xml:space="preserve">Inversiones</w:t>
+            </w:r>
+          </w:p>
+        </w:tc>
+        <w:tc>
+          <w:tcPr>
+            <w:tcW w:type="dxa" w:w="3500"/>
+            <w:tcBorders>
+              <w:top w:val="single" w:color="C6CCB4" w:sz="4"/>
+              <w:left w:val="single" w:color="C6CCB4" w:sz="4"/>
+              <w:bottom w:val="single" w:color="C6CCB4" w:sz="4"/>
+              <w:right w:val="single" w:color="C6CCB4" w:sz="4"/>
+            </w:tcBorders>
+            <w:tcMar>
+              <w:top w:type="dxa" w:w="60"/>
+              <w:left w:type="dxa" w:w="100"/>
+              <w:bottom w:type="dxa" w:w="60"/>
+              <w:right w:type="dxa" w:w="100"/>
+            </w:tcMar>
+          </w:tcPr>
+          <w:p>
+            <w:pPr>
+              <w:spacing w:after="0" w:line="260"/>
+            </w:pPr>
+            <w:r>
+              <w:rPr>
+                <w:b w:val="false"/>
+                <w:bCs w:val="false"/>
+                <w:sz w:val="19"/>
+                <w:szCs w:val="19"/>
+              </w:rPr>
+              <w:t xml:space="preserve">Monto inicial del portafolio</w:t>
+            </w:r>
+          </w:p>
+        </w:tc>
+        <w:tc>
+          <w:tcPr>
+            <w:tcW w:type="dxa" w:w="3526"/>
+            <w:tcBorders>
+              <w:top w:val="single" w:color="C6CCB4" w:sz="4"/>
+              <w:left w:val="single" w:color="C6CCB4" w:sz="4"/>
+              <w:bottom w:val="single" w:color="C6CCB4" w:sz="4"/>
+              <w:right w:val="single" w:color="C6CCB4" w:sz="4"/>
+            </w:tcBorders>
+            <w:tcMar>
+              <w:top w:type="dxa" w:w="60"/>
+              <w:left w:type="dxa" w:w="100"/>
+              <w:bottom w:type="dxa" w:w="60"/>
+              <w:right w:type="dxa" w:w="100"/>
+            </w:tcMar>
+          </w:tcPr>
+          <w:p>
+            <w:pPr>
+              <w:spacing w:after="0" w:line="260"/>
+            </w:pPr>
+            <w:r>
+              <w:rPr>
+                <w:b w:val="false"/>
+                <w:bCs w:val="false"/>
+                <w:sz w:val="19"/>
+                <w:szCs w:val="19"/>
+              </w:rPr>
+              <w:t xml:space="preserve">Capital del año 1</w:t>
+            </w:r>
+          </w:p>
+        </w:tc>
+      </w:tr>
+      <w:tr>
+        <w:tc>
+          <w:tcPr>
+            <w:tcW w:type="dxa" w:w="2000"/>
+            <w:tcBorders>
+              <w:top w:val="single" w:color="C6CCB4" w:sz="4"/>
+              <w:left w:val="single" w:color="C6CCB4" w:sz="4"/>
+              <w:bottom w:val="single" w:color="C6CCB4" w:sz="4"/>
+              <w:right w:val="single" w:color="C6CCB4" w:sz="4"/>
+            </w:tcBorders>
+            <w:tcMar>
+              <w:top w:type="dxa" w:w="60"/>
+              <w:left w:type="dxa" w:w="100"/>
+              <w:bottom w:type="dxa" w:w="60"/>
+              <w:right w:type="dxa" w:w="100"/>
+            </w:tcMar>
+          </w:tcPr>
+          <w:p>
+            <w:pPr>
+              <w:spacing w:after="0" w:line="260"/>
+            </w:pPr>
+            <w:r>
+              <w:rPr>
+                <w:b w:val="false"/>
+                <w:bCs w:val="false"/>
+                <w:sz w:val="19"/>
+                <w:szCs w:val="19"/>
+              </w:rPr>
+              <w:t xml:space="preserve">Desinversiones</w:t>
+            </w:r>
+          </w:p>
+        </w:tc>
+        <w:tc>
+          <w:tcPr>
+            <w:tcW w:type="dxa" w:w="3500"/>
+            <w:tcBorders>
+              <w:top w:val="single" w:color="C6CCB4" w:sz="4"/>
+              <w:left w:val="single" w:color="C6CCB4" w:sz="4"/>
+              <w:bottom w:val="single" w:color="C6CCB4" w:sz="4"/>
+              <w:right w:val="single" w:color="C6CCB4" w:sz="4"/>
+            </w:tcBorders>
+            <w:tcMar>
+              <w:top w:type="dxa" w:w="60"/>
+              <w:left w:type="dxa" w:w="100"/>
+              <w:bottom w:type="dxa" w:w="60"/>
+              <w:right w:type="dxa" w:w="100"/>
+            </w:tcMar>
+          </w:tcPr>
+          <w:p>
+            <w:pPr>
+              <w:spacing w:after="0" w:line="260"/>
+            </w:pPr>
+            <w:r>
+              <w:rPr>
+                <w:b w:val="false"/>
+                <w:bCs w:val="false"/>
+                <w:sz w:val="19"/>
+                <w:szCs w:val="19"/>
+              </w:rPr>
+              <w:t xml:space="preserve">Metas específicas</w:t>
+            </w:r>
+          </w:p>
+        </w:tc>
+        <w:tc>
+          <w:tcPr>
+            <w:tcW w:type="dxa" w:w="3526"/>
+            <w:tcBorders>
+              <w:top w:val="single" w:color="C6CCB4" w:sz="4"/>
+              <w:left w:val="single" w:color="C6CCB4" w:sz="4"/>
+              <w:bottom w:val="single" w:color="C6CCB4" w:sz="4"/>
+              <w:right w:val="single" w:color="C6CCB4" w:sz="4"/>
+            </w:tcBorders>
+            <w:tcMar>
+              <w:top w:type="dxa" w:w="60"/>
+              <w:left w:type="dxa" w:w="100"/>
+              <w:bottom w:type="dxa" w:w="60"/>
+              <w:right w:type="dxa" w:w="100"/>
+            </w:tcMar>
+          </w:tcPr>
+          <w:p>
+            <w:pPr>
+              <w:spacing w:after="0" w:line="260"/>
+            </w:pPr>
+            <w:r>
+              <w:rPr>
+                <w:b w:val="false"/>
+                <w:bCs w:val="false"/>
+                <w:sz w:val="19"/>
+                <w:szCs w:val="19"/>
+              </w:rPr>
+              <w:t xml:space="preserve">Retiro del portafolio en el año de cada meta</w:t>
+            </w:r>
+          </w:p>
+        </w:tc>
+      </w:tr>
+      <w:tr>
+        <w:tc>
+          <w:tcPr>
+            <w:tcW w:type="dxa" w:w="2000"/>
+            <w:tcBorders>
+              <w:top w:val="single" w:color="C6CCB4" w:sz="4"/>
+              <w:left w:val="single" w:color="C6CCB4" w:sz="4"/>
+              <w:bottom w:val="single" w:color="C6CCB4" w:sz="4"/>
+              <w:right w:val="single" w:color="C6CCB4" w:sz="4"/>
+            </w:tcBorders>
+            <w:tcMar>
+              <w:top w:type="dxa" w:w="60"/>
+              <w:left w:type="dxa" w:w="100"/>
+              <w:bottom w:type="dxa" w:w="60"/>
+              <w:right w:type="dxa" w:w="100"/>
+            </w:tcMar>
+          </w:tcPr>
+          <w:p>
+            <w:pPr>
+              <w:spacing w:after="0" w:line="260"/>
+            </w:pPr>
+            <w:r>
+              <w:rPr>
+                <w:b w:val="false"/>
+                <w:bCs w:val="false"/>
+                <w:sz w:val="19"/>
+                <w:szCs w:val="19"/>
+              </w:rPr>
+              <w:t xml:space="preserve">Desinversiones</w:t>
+            </w:r>
+          </w:p>
+        </w:tc>
+        <w:tc>
+          <w:tcPr>
+            <w:tcW w:type="dxa" w:w="3500"/>
+            <w:tcBorders>
+              <w:top w:val="single" w:color="C6CCB4" w:sz="4"/>
+              <w:left w:val="single" w:color="C6CCB4" w:sz="4"/>
+              <w:bottom w:val="single" w:color="C6CCB4" w:sz="4"/>
+              <w:right w:val="single" w:color="C6CCB4" w:sz="4"/>
+            </w:tcBorders>
+            <w:tcMar>
+              <w:top w:type="dxa" w:w="60"/>
+              <w:left w:type="dxa" w:w="100"/>
+              <w:bottom w:type="dxa" w:w="60"/>
+              <w:right w:type="dxa" w:w="100"/>
+            </w:tcMar>
+          </w:tcPr>
+          <w:p>
+            <w:pPr>
+              <w:spacing w:after="0" w:line="260"/>
+            </w:pPr>
+            <w:r>
+              <w:rPr>
+                <w:b w:val="false"/>
+                <w:bCs w:val="false"/>
+                <w:sz w:val="19"/>
+                <w:szCs w:val="19"/>
+              </w:rPr>
+              <w:t xml:space="preserve">Primer retiro</w:t>
+            </w:r>
+          </w:p>
+        </w:tc>
+        <w:tc>
+          <w:tcPr>
+            <w:tcW w:type="dxa" w:w="3526"/>
+            <w:tcBorders>
+              <w:top w:val="single" w:color="C6CCB4" w:sz="4"/>
+              <w:left w:val="single" w:color="C6CCB4" w:sz="4"/>
+              <w:bottom w:val="single" w:color="C6CCB4" w:sz="4"/>
+              <w:right w:val="single" w:color="C6CCB4" w:sz="4"/>
+            </w:tcBorders>
+            <w:tcMar>
+              <w:top w:type="dxa" w:w="60"/>
+              <w:left w:type="dxa" w:w="100"/>
+              <w:bottom w:type="dxa" w:w="60"/>
+              <w:right w:type="dxa" w:w="100"/>
+            </w:tcMar>
+          </w:tcPr>
+          <w:p>
+            <w:pPr>
+              <w:spacing w:after="0" w:line="260"/>
+            </w:pPr>
+            <w:r>
+              <w:rPr>
+                <w:b w:val="false"/>
+                <w:bCs w:val="false"/>
+                <w:sz w:val="19"/>
+                <w:szCs w:val="19"/>
+              </w:rPr>
+              <w:t xml:space="preserve">Retiro del portafolio en el año indicado</w:t>
+            </w:r>
+          </w:p>
+        </w:tc>
+      </w:tr>
+      <w:tr>
+        <w:tc>
+          <w:tcPr>
+            <w:tcW w:type="dxa" w:w="2000"/>
+            <w:tcBorders>
+              <w:top w:val="single" w:color="C6CCB4" w:sz="4"/>
+              <w:left w:val="single" w:color="C6CCB4" w:sz="4"/>
+              <w:bottom w:val="single" w:color="C6CCB4" w:sz="4"/>
+              <w:right w:val="single" w:color="C6CCB4" w:sz="4"/>
+            </w:tcBorders>
+            <w:tcMar>
+              <w:top w:type="dxa" w:w="60"/>
+              <w:left w:type="dxa" w:w="100"/>
+              <w:bottom w:type="dxa" w:w="60"/>
+              <w:right w:type="dxa" w:w="100"/>
+            </w:tcMar>
+          </w:tcPr>
+          <w:p>
+            <w:pPr>
+              <w:spacing w:after="0" w:line="260"/>
+            </w:pPr>
+            <w:r>
+              <w:rPr>
+                <w:b w:val="false"/>
+                <w:bCs w:val="false"/>
+                <w:sz w:val="19"/>
+                <w:szCs w:val="19"/>
+              </w:rPr>
+              <w:t xml:space="preserve">Desinversiones</w:t>
+            </w:r>
+          </w:p>
+        </w:tc>
+        <w:tc>
+          <w:tcPr>
+            <w:tcW w:type="dxa" w:w="3500"/>
+            <w:tcBorders>
+              <w:top w:val="single" w:color="C6CCB4" w:sz="4"/>
+              <w:left w:val="single" w:color="C6CCB4" w:sz="4"/>
+              <w:bottom w:val="single" w:color="C6CCB4" w:sz="4"/>
+              <w:right w:val="single" w:color="C6CCB4" w:sz="4"/>
+            </w:tcBorders>
+            <w:tcMar>
+              <w:top w:type="dxa" w:w="60"/>
+              <w:left w:type="dxa" w:w="100"/>
+              <w:bottom w:type="dxa" w:w="60"/>
+              <w:right w:type="dxa" w:w="100"/>
+            </w:tcMar>
+          </w:tcPr>
+          <w:p>
+            <w:pPr>
+              <w:spacing w:after="0" w:line="260"/>
+            </w:pPr>
+            <w:r>
+              <w:rPr>
+                <w:b w:val="false"/>
+                <w:bCs w:val="false"/>
+                <w:sz w:val="19"/>
+                <w:szCs w:val="19"/>
+              </w:rPr>
+              <w:t xml:space="preserve">Destino del patrimonio (herencia)</w:t>
+            </w:r>
+          </w:p>
+        </w:tc>
+        <w:tc>
+          <w:tcPr>
+            <w:tcW w:type="dxa" w:w="3526"/>
+            <w:tcBorders>
+              <w:top w:val="single" w:color="C6CCB4" w:sz="4"/>
+              <w:left w:val="single" w:color="C6CCB4" w:sz="4"/>
+              <w:bottom w:val="single" w:color="C6CCB4" w:sz="4"/>
+              <w:right w:val="single" w:color="C6CCB4" w:sz="4"/>
+            </w:tcBorders>
+            <w:tcMar>
+              <w:top w:type="dxa" w:w="60"/>
+              <w:left w:type="dxa" w:w="100"/>
+              <w:bottom w:type="dxa" w:w="60"/>
+              <w:right w:type="dxa" w:w="100"/>
+            </w:tcMar>
+          </w:tcPr>
+          <w:p>
+            <w:pPr>
+              <w:spacing w:after="0" w:line="260"/>
+            </w:pPr>
+            <w:r>
+              <w:rPr>
+                <w:b w:val="false"/>
+                <w:bCs w:val="false"/>
+                <w:sz w:val="19"/>
+                <w:szCs w:val="19"/>
+              </w:rPr>
+              <w:t xml:space="preserve">Saldo mínimo en dólares de hoy al final</w:t>
             </w:r>
           </w:p>
         </w:tc>
@@ -9373,7 +8134,2426 @@
         <w:spacing w:after="120" w:line="300"/>
       </w:pPr>
       <w:r>
-        <w:t xml:space="preserve">El portafolio nunca baja de cero: si las salidas superan el saldo, el faltante se registra como gasto no cubierto y el portafolio queda en cero ese año.</w:t>
+        <w:t xml:space="preserve">Los cuestionarios llenados antes de octubre de 2026 no pedían alquileres, cuotas con plazo, gastos extraordinarios ni el primer retiro como monto proyectable: para ellos esas líneas quedan en cero.</w:t>
+      </w:r>
+    </w:p>
+    <w:p>
+      <w:pPr>
+        <w:pStyle w:val="Heading2"/>
+      </w:pPr>
+      <w:r>
+        <w:t xml:space="preserve">2.2 Estructura del Excel</w:t>
+      </w:r>
+    </w:p>
+    <w:p>
+      <w:pPr>
+        <w:pStyle w:val="ListParagraph"/>
+        <w:numPr>
+          <w:ilvl w:val="0"/>
+          <w:numId w:val="2"/>
+        </w:numPr>
+        <w:spacing w:after="60" w:line="290"/>
+      </w:pPr>
+      <w:r>
+        <w:rPr>
+          <w:b/>
+          <w:bCs/>
+        </w:rPr>
+        <w:t xml:space="preserve">Cliente: </w:t>
+      </w:r>
+      <w:r>
+        <w:t xml:space="preserve">respuestas del cuestionario.</w:t>
+      </w:r>
+    </w:p>
+    <w:p>
+      <w:pPr>
+        <w:pStyle w:val="ListParagraph"/>
+        <w:numPr>
+          <w:ilvl w:val="0"/>
+          <w:numId w:val="2"/>
+        </w:numPr>
+        <w:spacing w:after="60" w:line="290"/>
+      </w:pPr>
+      <w:r>
+        <w:rPr>
+          <w:b/>
+          <w:bCs/>
+        </w:rPr>
+        <w:t xml:space="preserve">Proyección: </w:t>
+      </w:r>
+      <w:r>
+        <w:t xml:space="preserve">insumos en las filas 1 a 13 (supuestos, ingresos, gastos y tablas de montos por año) y una fila por año desde la fila 16.</w:t>
+      </w:r>
+    </w:p>
+    <w:p>
+      <w:pPr>
+        <w:pStyle w:val="ListParagraph"/>
+        <w:numPr>
+          <w:ilvl w:val="0"/>
+          <w:numId w:val="2"/>
+        </w:numPr>
+        <w:spacing w:after="60" w:line="290"/>
+      </w:pPr>
+      <w:r>
+        <w:rPr>
+          <w:b/>
+          <w:bCs/>
+        </w:rPr>
+        <w:t xml:space="preserve">Fondos de pensión: </w:t>
+      </w:r>
+      <w:r>
+        <w:t xml:space="preserve">evolución del ROP, el FCL y la pensión voluntaria.</w:t>
+      </w:r>
+    </w:p>
+    <w:p>
+      <w:pPr>
+        <w:pStyle w:val="ListParagraph"/>
+        <w:numPr>
+          <w:ilvl w:val="0"/>
+          <w:numId w:val="2"/>
+        </w:numPr>
+        <w:spacing w:after="60" w:line="290"/>
+      </w:pPr>
+      <w:r>
+        <w:rPr>
+          <w:b/>
+          <w:bCs/>
+        </w:rPr>
+        <w:t xml:space="preserve">Datos: </w:t>
+      </w:r>
+      <w:r>
+        <w:t xml:space="preserve">insumos de los gráficos (radar del perfil, carteras y equilibrio).</w:t>
+      </w:r>
+    </w:p>
+    <w:p>
+      <w:pPr>
+        <w:spacing w:after="120" w:line="300"/>
+      </w:pPr>
+      <w:r>
+        <w:t xml:space="preserve">Los montos se declaran en dólares de hoy y se llevan al año t con (1 + inflación)^(t − 1). Los montos en colones se dividen entre el tipo de cambio (D1).</w:t>
+      </w:r>
+    </w:p>
+    <w:p>
+      <w:pPr>
+        <w:pStyle w:val="Heading2"/>
+      </w:pPr>
+      <w:r>
+        <w:t xml:space="preserve">2.3 Columnas y fórmulas de la hoja «Proyección»</w:t>
+      </w:r>
+    </w:p>
+    <w:tbl>
+      <w:tblPr>
+        <w:tblW w:type="dxa" w:w="9026"/>
+        <w:tblBorders>
+          <w:top w:val="single" w:color="auto" w:sz="4"/>
+          <w:left w:val="single" w:color="auto" w:sz="4"/>
+          <w:bottom w:val="single" w:color="auto" w:sz="4"/>
+          <w:right w:val="single" w:color="auto" w:sz="4"/>
+          <w:insideH w:val="single" w:color="auto" w:sz="4"/>
+          <w:insideV w:val="single" w:color="auto" w:sz="4"/>
+        </w:tblBorders>
+      </w:tblPr>
+      <w:tblGrid>
+        <w:gridCol w:w="2300"/>
+        <w:gridCol w:w="2600"/>
+        <w:gridCol w:w="4126"/>
+      </w:tblGrid>
+      <w:tr>
+        <w:trPr>
+          <w:tblHeader/>
+        </w:trPr>
+        <w:tc>
+          <w:tcPr>
+            <w:tcW w:type="dxa" w:w="2300"/>
+            <w:tcBorders>
+              <w:top w:val="single" w:color="C6CCB4" w:sz="4"/>
+              <w:left w:val="single" w:color="C6CCB4" w:sz="4"/>
+              <w:bottom w:val="single" w:color="C6CCB4" w:sz="4"/>
+              <w:right w:val="single" w:color="C6CCB4" w:sz="4"/>
+            </w:tcBorders>
+            <w:shd w:fill="2B3014" w:color="auto" w:val="clear"/>
+            <w:tcMar>
+              <w:top w:type="dxa" w:w="60"/>
+              <w:left w:type="dxa" w:w="100"/>
+              <w:bottom w:type="dxa" w:w="60"/>
+              <w:right w:type="dxa" w:w="100"/>
+            </w:tcMar>
+          </w:tcPr>
+          <w:p>
+            <w:pPr>
+              <w:spacing w:after="0" w:line="260"/>
+            </w:pPr>
+            <w:r>
+              <w:rPr>
+                <w:b/>
+                <w:bCs/>
+                <w:color w:val="FFFFFF"/>
+                <w:sz w:val="19"/>
+                <w:szCs w:val="19"/>
+              </w:rPr>
+              <w:t xml:space="preserve">Bloque</w:t>
+            </w:r>
+          </w:p>
+        </w:tc>
+        <w:tc>
+          <w:tcPr>
+            <w:tcW w:type="dxa" w:w="2600"/>
+            <w:tcBorders>
+              <w:top w:val="single" w:color="C6CCB4" w:sz="4"/>
+              <w:left w:val="single" w:color="C6CCB4" w:sz="4"/>
+              <w:bottom w:val="single" w:color="C6CCB4" w:sz="4"/>
+              <w:right w:val="single" w:color="C6CCB4" w:sz="4"/>
+            </w:tcBorders>
+            <w:shd w:fill="2B3014" w:color="auto" w:val="clear"/>
+            <w:tcMar>
+              <w:top w:type="dxa" w:w="60"/>
+              <w:left w:type="dxa" w:w="100"/>
+              <w:bottom w:type="dxa" w:w="60"/>
+              <w:right w:type="dxa" w:w="100"/>
+            </w:tcMar>
+          </w:tcPr>
+          <w:p>
+            <w:pPr>
+              <w:spacing w:after="0" w:line="260"/>
+            </w:pPr>
+            <w:r>
+              <w:rPr>
+                <w:b/>
+                <w:bCs/>
+                <w:color w:val="FFFFFF"/>
+                <w:sz w:val="19"/>
+                <w:szCs w:val="19"/>
+              </w:rPr>
+              <w:t xml:space="preserve">Columna</w:t>
+            </w:r>
+          </w:p>
+        </w:tc>
+        <w:tc>
+          <w:tcPr>
+            <w:tcW w:type="dxa" w:w="4126"/>
+            <w:tcBorders>
+              <w:top w:val="single" w:color="C6CCB4" w:sz="4"/>
+              <w:left w:val="single" w:color="C6CCB4" w:sz="4"/>
+              <w:bottom w:val="single" w:color="C6CCB4" w:sz="4"/>
+              <w:right w:val="single" w:color="C6CCB4" w:sz="4"/>
+            </w:tcBorders>
+            <w:shd w:fill="2B3014" w:color="auto" w:val="clear"/>
+            <w:tcMar>
+              <w:top w:type="dxa" w:w="60"/>
+              <w:left w:type="dxa" w:w="100"/>
+              <w:bottom w:type="dxa" w:w="60"/>
+              <w:right w:type="dxa" w:w="100"/>
+            </w:tcMar>
+          </w:tcPr>
+          <w:p>
+            <w:pPr>
+              <w:spacing w:after="0" w:line="260"/>
+            </w:pPr>
+            <w:r>
+              <w:rPr>
+                <w:b/>
+                <w:bCs/>
+                <w:color w:val="FFFFFF"/>
+                <w:sz w:val="19"/>
+                <w:szCs w:val="19"/>
+              </w:rPr>
+              <w:t xml:space="preserve">Fórmula del año t</w:t>
+            </w:r>
+          </w:p>
+        </w:tc>
+      </w:tr>
+      <w:tr>
+        <w:tc>
+          <w:tcPr>
+            <w:tcW w:type="dxa" w:w="2300"/>
+            <w:tcBorders>
+              <w:top w:val="single" w:color="C6CCB4" w:sz="4"/>
+              <w:left w:val="single" w:color="C6CCB4" w:sz="4"/>
+              <w:bottom w:val="single" w:color="C6CCB4" w:sz="4"/>
+              <w:right w:val="single" w:color="C6CCB4" w:sz="4"/>
+            </w:tcBorders>
+            <w:tcMar>
+              <w:top w:type="dxa" w:w="60"/>
+              <w:left w:type="dxa" w:w="100"/>
+              <w:bottom w:type="dxa" w:w="60"/>
+              <w:right w:type="dxa" w:w="100"/>
+            </w:tcMar>
+          </w:tcPr>
+          <w:p>
+            <w:pPr>
+              <w:spacing w:after="0" w:line="260"/>
+            </w:pPr>
+            <w:r>
+              <w:rPr>
+                <w:b w:val="false"/>
+                <w:bCs w:val="false"/>
+                <w:sz w:val="19"/>
+                <w:szCs w:val="19"/>
+              </w:rPr>
+              <w:t xml:space="preserve">Ingresos ordinarios</w:t>
+            </w:r>
+          </w:p>
+        </w:tc>
+        <w:tc>
+          <w:tcPr>
+            <w:tcW w:type="dxa" w:w="2600"/>
+            <w:tcBorders>
+              <w:top w:val="single" w:color="C6CCB4" w:sz="4"/>
+              <w:left w:val="single" w:color="C6CCB4" w:sz="4"/>
+              <w:bottom w:val="single" w:color="C6CCB4" w:sz="4"/>
+              <w:right w:val="single" w:color="C6CCB4" w:sz="4"/>
+            </w:tcBorders>
+            <w:tcMar>
+              <w:top w:type="dxa" w:w="60"/>
+              <w:left w:type="dxa" w:w="100"/>
+              <w:bottom w:type="dxa" w:w="60"/>
+              <w:right w:type="dxa" w:w="100"/>
+            </w:tcMar>
+          </w:tcPr>
+          <w:p>
+            <w:pPr>
+              <w:spacing w:after="0" w:line="260"/>
+            </w:pPr>
+            <w:r>
+              <w:rPr>
+                <w:b w:val="false"/>
+                <w:bCs w:val="false"/>
+                <w:sz w:val="19"/>
+                <w:szCs w:val="19"/>
+              </w:rPr>
+              <w:t xml:space="preserve">F Ingreso total</w:t>
+            </w:r>
+          </w:p>
+        </w:tc>
+        <w:tc>
+          <w:tcPr>
+            <w:tcW w:type="dxa" w:w="4126"/>
+            <w:tcBorders>
+              <w:top w:val="single" w:color="C6CCB4" w:sz="4"/>
+              <w:left w:val="single" w:color="C6CCB4" w:sz="4"/>
+              <w:bottom w:val="single" w:color="C6CCB4" w:sz="4"/>
+              <w:right w:val="single" w:color="C6CCB4" w:sz="4"/>
+            </w:tcBorders>
+            <w:tcMar>
+              <w:top w:type="dxa" w:w="60"/>
+              <w:left w:type="dxa" w:w="100"/>
+              <w:bottom w:type="dxa" w:w="60"/>
+              <w:right w:type="dxa" w:w="100"/>
+            </w:tcMar>
+          </w:tcPr>
+          <w:p>
+            <w:pPr>
+              <w:spacing w:after="0" w:line="260"/>
+            </w:pPr>
+            <w:r>
+              <w:rPr>
+                <w:b w:val="false"/>
+                <w:bCs w:val="false"/>
+                <w:sz w:val="19"/>
+                <w:szCs w:val="19"/>
+              </w:rPr>
+              <w:t xml:space="preserve">Ingreso mensual × 12 × índice, hasta la independencia</w:t>
+            </w:r>
+          </w:p>
+        </w:tc>
+      </w:tr>
+      <w:tr>
+        <w:tc>
+          <w:tcPr>
+            <w:tcW w:type="dxa" w:w="2300"/>
+            <w:tcBorders>
+              <w:top w:val="single" w:color="C6CCB4" w:sz="4"/>
+              <w:left w:val="single" w:color="C6CCB4" w:sz="4"/>
+              <w:bottom w:val="single" w:color="C6CCB4" w:sz="4"/>
+              <w:right w:val="single" w:color="C6CCB4" w:sz="4"/>
+            </w:tcBorders>
+            <w:tcMar>
+              <w:top w:type="dxa" w:w="60"/>
+              <w:left w:type="dxa" w:w="100"/>
+              <w:bottom w:type="dxa" w:w="60"/>
+              <w:right w:type="dxa" w:w="100"/>
+            </w:tcMar>
+          </w:tcPr>
+          <w:p>
+            <w:pPr>
+              <w:spacing w:after="0" w:line="260"/>
+            </w:pPr>
+            <w:r>
+              <w:rPr>
+                <w:b w:val="false"/>
+                <w:bCs w:val="false"/>
+                <w:sz w:val="19"/>
+                <w:szCs w:val="19"/>
+              </w:rPr>
+              <w:t xml:space="preserve"/>
+            </w:r>
+          </w:p>
+        </w:tc>
+        <w:tc>
+          <w:tcPr>
+            <w:tcW w:type="dxa" w:w="2600"/>
+            <w:tcBorders>
+              <w:top w:val="single" w:color="C6CCB4" w:sz="4"/>
+              <w:left w:val="single" w:color="C6CCB4" w:sz="4"/>
+              <w:bottom w:val="single" w:color="C6CCB4" w:sz="4"/>
+              <w:right w:val="single" w:color="C6CCB4" w:sz="4"/>
+            </w:tcBorders>
+            <w:tcMar>
+              <w:top w:type="dxa" w:w="60"/>
+              <w:left w:type="dxa" w:w="100"/>
+              <w:bottom w:type="dxa" w:w="60"/>
+              <w:right w:type="dxa" w:w="100"/>
+            </w:tcMar>
+          </w:tcPr>
+          <w:p>
+            <w:pPr>
+              <w:spacing w:after="0" w:line="260"/>
+            </w:pPr>
+            <w:r>
+              <w:rPr>
+                <w:b w:val="false"/>
+                <w:bCs w:val="false"/>
+                <w:sz w:val="19"/>
+                <w:szCs w:val="19"/>
+              </w:rPr>
+              <w:t xml:space="preserve">G Otros ingresos recurrentes</w:t>
+            </w:r>
+          </w:p>
+        </w:tc>
+        <w:tc>
+          <w:tcPr>
+            <w:tcW w:type="dxa" w:w="4126"/>
+            <w:tcBorders>
+              <w:top w:val="single" w:color="C6CCB4" w:sz="4"/>
+              <w:left w:val="single" w:color="C6CCB4" w:sz="4"/>
+              <w:bottom w:val="single" w:color="C6CCB4" w:sz="4"/>
+              <w:right w:val="single" w:color="C6CCB4" w:sz="4"/>
+            </w:tcBorders>
+            <w:tcMar>
+              <w:top w:type="dxa" w:w="60"/>
+              <w:left w:type="dxa" w:w="100"/>
+              <w:bottom w:type="dxa" w:w="60"/>
+              <w:right w:type="dxa" w:w="100"/>
+            </w:tcMar>
+          </w:tcPr>
+          <w:p>
+            <w:pPr>
+              <w:spacing w:after="0" w:line="260"/>
+            </w:pPr>
+            <w:r>
+              <w:rPr>
+                <w:b w:val="false"/>
+                <w:bCs w:val="false"/>
+                <w:sz w:val="19"/>
+                <w:szCs w:val="19"/>
+              </w:rPr>
+              <w:t xml:space="preserve">Monto mensual × 12 × índice, desde su período de inicio</w:t>
+            </w:r>
+          </w:p>
+        </w:tc>
+      </w:tr>
+      <w:tr>
+        <w:tc>
+          <w:tcPr>
+            <w:tcW w:type="dxa" w:w="2300"/>
+            <w:tcBorders>
+              <w:top w:val="single" w:color="C6CCB4" w:sz="4"/>
+              <w:left w:val="single" w:color="C6CCB4" w:sz="4"/>
+              <w:bottom w:val="single" w:color="C6CCB4" w:sz="4"/>
+              <w:right w:val="single" w:color="C6CCB4" w:sz="4"/>
+            </w:tcBorders>
+            <w:tcMar>
+              <w:top w:type="dxa" w:w="60"/>
+              <w:left w:type="dxa" w:w="100"/>
+              <w:bottom w:type="dxa" w:w="60"/>
+              <w:right w:type="dxa" w:w="100"/>
+            </w:tcMar>
+          </w:tcPr>
+          <w:p>
+            <w:pPr>
+              <w:spacing w:after="0" w:line="260"/>
+            </w:pPr>
+            <w:r>
+              <w:rPr>
+                <w:b w:val="false"/>
+                <w:bCs w:val="false"/>
+                <w:sz w:val="19"/>
+                <w:szCs w:val="19"/>
+              </w:rPr>
+              <w:t xml:space="preserve"/>
+            </w:r>
+          </w:p>
+        </w:tc>
+        <w:tc>
+          <w:tcPr>
+            <w:tcW w:type="dxa" w:w="2600"/>
+            <w:tcBorders>
+              <w:top w:val="single" w:color="C6CCB4" w:sz="4"/>
+              <w:left w:val="single" w:color="C6CCB4" w:sz="4"/>
+              <w:bottom w:val="single" w:color="C6CCB4" w:sz="4"/>
+              <w:right w:val="single" w:color="C6CCB4" w:sz="4"/>
+            </w:tcBorders>
+            <w:tcMar>
+              <w:top w:type="dxa" w:w="60"/>
+              <w:left w:type="dxa" w:w="100"/>
+              <w:bottom w:type="dxa" w:w="60"/>
+              <w:right w:type="dxa" w:w="100"/>
+            </w:tcMar>
+          </w:tcPr>
+          <w:p>
+            <w:pPr>
+              <w:spacing w:after="0" w:line="260"/>
+            </w:pPr>
+            <w:r>
+              <w:rPr>
+                <w:b w:val="false"/>
+                <w:bCs w:val="false"/>
+                <w:sz w:val="19"/>
+                <w:szCs w:val="19"/>
+              </w:rPr>
+              <w:t xml:space="preserve">H Alquileres</w:t>
+            </w:r>
+          </w:p>
+        </w:tc>
+        <w:tc>
+          <w:tcPr>
+            <w:tcW w:type="dxa" w:w="4126"/>
+            <w:tcBorders>
+              <w:top w:val="single" w:color="C6CCB4" w:sz="4"/>
+              <w:left w:val="single" w:color="C6CCB4" w:sz="4"/>
+              <w:bottom w:val="single" w:color="C6CCB4" w:sz="4"/>
+              <w:right w:val="single" w:color="C6CCB4" w:sz="4"/>
+            </w:tcBorders>
+            <w:tcMar>
+              <w:top w:type="dxa" w:w="60"/>
+              <w:left w:type="dxa" w:w="100"/>
+              <w:bottom w:type="dxa" w:w="60"/>
+              <w:right w:type="dxa" w:w="100"/>
+            </w:tcMar>
+          </w:tcPr>
+          <w:p>
+            <w:pPr>
+              <w:spacing w:after="0" w:line="260"/>
+            </w:pPr>
+            <w:r>
+              <w:rPr>
+                <w:b w:val="false"/>
+                <w:bCs w:val="false"/>
+                <w:sz w:val="19"/>
+                <w:szCs w:val="19"/>
+              </w:rPr>
+              <w:t xml:space="preserve">Alquiler mensual × 12 × índice, hasta el año de venta</w:t>
+            </w:r>
+          </w:p>
+        </w:tc>
+      </w:tr>
+      <w:tr>
+        <w:tc>
+          <w:tcPr>
+            <w:tcW w:type="dxa" w:w="2300"/>
+            <w:tcBorders>
+              <w:top w:val="single" w:color="C6CCB4" w:sz="4"/>
+              <w:left w:val="single" w:color="C6CCB4" w:sz="4"/>
+              <w:bottom w:val="single" w:color="C6CCB4" w:sz="4"/>
+              <w:right w:val="single" w:color="C6CCB4" w:sz="4"/>
+            </w:tcBorders>
+            <w:tcMar>
+              <w:top w:type="dxa" w:w="60"/>
+              <w:left w:type="dxa" w:w="100"/>
+              <w:bottom w:type="dxa" w:w="60"/>
+              <w:right w:type="dxa" w:w="100"/>
+            </w:tcMar>
+          </w:tcPr>
+          <w:p>
+            <w:pPr>
+              <w:spacing w:after="0" w:line="260"/>
+            </w:pPr>
+            <w:r>
+              <w:rPr>
+                <w:b w:val="false"/>
+                <w:bCs w:val="false"/>
+                <w:sz w:val="19"/>
+                <w:szCs w:val="19"/>
+              </w:rPr>
+              <w:t xml:space="preserve"/>
+            </w:r>
+          </w:p>
+        </w:tc>
+        <w:tc>
+          <w:tcPr>
+            <w:tcW w:type="dxa" w:w="2600"/>
+            <w:tcBorders>
+              <w:top w:val="single" w:color="C6CCB4" w:sz="4"/>
+              <w:left w:val="single" w:color="C6CCB4" w:sz="4"/>
+              <w:bottom w:val="single" w:color="C6CCB4" w:sz="4"/>
+              <w:right w:val="single" w:color="C6CCB4" w:sz="4"/>
+            </w:tcBorders>
+            <w:tcMar>
+              <w:top w:type="dxa" w:w="60"/>
+              <w:left w:type="dxa" w:w="100"/>
+              <w:bottom w:type="dxa" w:w="60"/>
+              <w:right w:type="dxa" w:w="100"/>
+            </w:tcMar>
+          </w:tcPr>
+          <w:p>
+            <w:pPr>
+              <w:spacing w:after="0" w:line="260"/>
+            </w:pPr>
+            <w:r>
+              <w:rPr>
+                <w:b w:val="false"/>
+                <w:bCs w:val="false"/>
+                <w:sz w:val="19"/>
+                <w:szCs w:val="19"/>
+              </w:rPr>
+              <w:t xml:space="preserve">I Pensión</w:t>
+            </w:r>
+          </w:p>
+        </w:tc>
+        <w:tc>
+          <w:tcPr>
+            <w:tcW w:type="dxa" w:w="4126"/>
+            <w:tcBorders>
+              <w:top w:val="single" w:color="C6CCB4" w:sz="4"/>
+              <w:left w:val="single" w:color="C6CCB4" w:sz="4"/>
+              <w:bottom w:val="single" w:color="C6CCB4" w:sz="4"/>
+              <w:right w:val="single" w:color="C6CCB4" w:sz="4"/>
+            </w:tcBorders>
+            <w:tcMar>
+              <w:top w:type="dxa" w:w="60"/>
+              <w:left w:type="dxa" w:w="100"/>
+              <w:bottom w:type="dxa" w:w="60"/>
+              <w:right w:type="dxa" w:w="100"/>
+            </w:tcMar>
+          </w:tcPr>
+          <w:p>
+            <w:pPr>
+              <w:spacing w:after="0" w:line="260"/>
+            </w:pPr>
+            <w:r>
+              <w:rPr>
+                <w:b w:val="false"/>
+                <w:bCs w:val="false"/>
+                <w:sz w:val="19"/>
+                <w:szCs w:val="19"/>
+              </w:rPr>
+              <w:t xml:space="preserve">Pensión × 12, con inflación general hasta el primer pago y con inflación de pensión después</w:t>
+            </w:r>
+          </w:p>
+        </w:tc>
+      </w:tr>
+      <w:tr>
+        <w:tc>
+          <w:tcPr>
+            <w:tcW w:type="dxa" w:w="2300"/>
+            <w:tcBorders>
+              <w:top w:val="single" w:color="C6CCB4" w:sz="4"/>
+              <w:left w:val="single" w:color="C6CCB4" w:sz="4"/>
+              <w:bottom w:val="single" w:color="C6CCB4" w:sz="4"/>
+              <w:right w:val="single" w:color="C6CCB4" w:sz="4"/>
+            </w:tcBorders>
+            <w:tcMar>
+              <w:top w:type="dxa" w:w="60"/>
+              <w:left w:type="dxa" w:w="100"/>
+              <w:bottom w:type="dxa" w:w="60"/>
+              <w:right w:type="dxa" w:w="100"/>
+            </w:tcMar>
+          </w:tcPr>
+          <w:p>
+            <w:pPr>
+              <w:spacing w:after="0" w:line="260"/>
+            </w:pPr>
+            <w:r>
+              <w:rPr>
+                <w:b w:val="false"/>
+                <w:bCs w:val="false"/>
+                <w:sz w:val="19"/>
+                <w:szCs w:val="19"/>
+              </w:rPr>
+              <w:t xml:space="preserve"/>
+            </w:r>
+          </w:p>
+        </w:tc>
+        <w:tc>
+          <w:tcPr>
+            <w:tcW w:type="dxa" w:w="2600"/>
+            <w:tcBorders>
+              <w:top w:val="single" w:color="C6CCB4" w:sz="4"/>
+              <w:left w:val="single" w:color="C6CCB4" w:sz="4"/>
+              <w:bottom w:val="single" w:color="C6CCB4" w:sz="4"/>
+              <w:right w:val="single" w:color="C6CCB4" w:sz="4"/>
+            </w:tcBorders>
+            <w:tcMar>
+              <w:top w:type="dxa" w:w="60"/>
+              <w:left w:type="dxa" w:w="100"/>
+              <w:bottom w:type="dxa" w:w="60"/>
+              <w:right w:type="dxa" w:w="100"/>
+            </w:tcMar>
+          </w:tcPr>
+          <w:p>
+            <w:pPr>
+              <w:spacing w:after="0" w:line="260"/>
+            </w:pPr>
+            <w:r>
+              <w:rPr>
+                <w:b w:val="false"/>
+                <w:bCs w:val="false"/>
+                <w:sz w:val="19"/>
+                <w:szCs w:val="19"/>
+              </w:rPr>
+              <w:t xml:space="preserve">J Pensión del ROP</w:t>
+            </w:r>
+          </w:p>
+        </w:tc>
+        <w:tc>
+          <w:tcPr>
+            <w:tcW w:type="dxa" w:w="4126"/>
+            <w:tcBorders>
+              <w:top w:val="single" w:color="C6CCB4" w:sz="4"/>
+              <w:left w:val="single" w:color="C6CCB4" w:sz="4"/>
+              <w:bottom w:val="single" w:color="C6CCB4" w:sz="4"/>
+              <w:right w:val="single" w:color="C6CCB4" w:sz="4"/>
+            </w:tcBorders>
+            <w:tcMar>
+              <w:top w:type="dxa" w:w="60"/>
+              <w:left w:type="dxa" w:w="100"/>
+              <w:bottom w:type="dxa" w:w="60"/>
+              <w:right w:type="dxa" w:w="100"/>
+            </w:tcMar>
+          </w:tcPr>
+          <w:p>
+            <w:pPr>
+              <w:spacing w:after="0" w:line="260"/>
+            </w:pPr>
+            <w:r>
+              <w:rPr>
+                <w:b w:val="false"/>
+                <w:bCs w:val="false"/>
+                <w:sz w:val="19"/>
+                <w:szCs w:val="19"/>
+              </w:rPr>
+              <w:t xml:space="preserve">Hoja «Fondos de pensión»</w:t>
+            </w:r>
+          </w:p>
+        </w:tc>
+      </w:tr>
+      <w:tr>
+        <w:tc>
+          <w:tcPr>
+            <w:tcW w:type="dxa" w:w="2300"/>
+            <w:tcBorders>
+              <w:top w:val="single" w:color="C6CCB4" w:sz="4"/>
+              <w:left w:val="single" w:color="C6CCB4" w:sz="4"/>
+              <w:bottom w:val="single" w:color="C6CCB4" w:sz="4"/>
+              <w:right w:val="single" w:color="C6CCB4" w:sz="4"/>
+            </w:tcBorders>
+            <w:tcMar>
+              <w:top w:type="dxa" w:w="60"/>
+              <w:left w:type="dxa" w:w="100"/>
+              <w:bottom w:type="dxa" w:w="60"/>
+              <w:right w:type="dxa" w:w="100"/>
+            </w:tcMar>
+          </w:tcPr>
+          <w:p>
+            <w:pPr>
+              <w:spacing w:after="0" w:line="260"/>
+            </w:pPr>
+            <w:r>
+              <w:rPr>
+                <w:b w:val="false"/>
+                <w:bCs w:val="false"/>
+                <w:sz w:val="19"/>
+                <w:szCs w:val="19"/>
+              </w:rPr>
+              <w:t xml:space="preserve"/>
+            </w:r>
+          </w:p>
+        </w:tc>
+        <w:tc>
+          <w:tcPr>
+            <w:tcW w:type="dxa" w:w="2600"/>
+            <w:tcBorders>
+              <w:top w:val="single" w:color="C6CCB4" w:sz="4"/>
+              <w:left w:val="single" w:color="C6CCB4" w:sz="4"/>
+              <w:bottom w:val="single" w:color="C6CCB4" w:sz="4"/>
+              <w:right w:val="single" w:color="C6CCB4" w:sz="4"/>
+            </w:tcBorders>
+            <w:tcMar>
+              <w:top w:type="dxa" w:w="60"/>
+              <w:left w:type="dxa" w:w="100"/>
+              <w:bottom w:type="dxa" w:w="60"/>
+              <w:right w:type="dxa" w:w="100"/>
+            </w:tcMar>
+          </w:tcPr>
+          <w:p>
+            <w:pPr>
+              <w:spacing w:after="0" w:line="260"/>
+            </w:pPr>
+            <w:r>
+              <w:rPr>
+                <w:b w:val="false"/>
+                <w:bCs w:val="false"/>
+                <w:sz w:val="19"/>
+                <w:szCs w:val="19"/>
+              </w:rPr>
+              <w:t xml:space="preserve">K Total</w:t>
+            </w:r>
+          </w:p>
+        </w:tc>
+        <w:tc>
+          <w:tcPr>
+            <w:tcW w:type="dxa" w:w="4126"/>
+            <w:tcBorders>
+              <w:top w:val="single" w:color="C6CCB4" w:sz="4"/>
+              <w:left w:val="single" w:color="C6CCB4" w:sz="4"/>
+              <w:bottom w:val="single" w:color="C6CCB4" w:sz="4"/>
+              <w:right w:val="single" w:color="C6CCB4" w:sz="4"/>
+            </w:tcBorders>
+            <w:tcMar>
+              <w:top w:type="dxa" w:w="60"/>
+              <w:left w:type="dxa" w:w="100"/>
+              <w:bottom w:type="dxa" w:w="60"/>
+              <w:right w:type="dxa" w:w="100"/>
+            </w:tcMar>
+          </w:tcPr>
+          <w:p>
+            <w:pPr>
+              <w:spacing w:after="0" w:line="260"/>
+            </w:pPr>
+            <w:r>
+              <w:rPr>
+                <w:b w:val="false"/>
+                <w:bCs w:val="false"/>
+                <w:sz w:val="19"/>
+                <w:szCs w:val="19"/>
+              </w:rPr>
+              <w:t xml:space="preserve">F + G + H + I + J</w:t>
+            </w:r>
+          </w:p>
+        </w:tc>
+      </w:tr>
+      <w:tr>
+        <w:tc>
+          <w:tcPr>
+            <w:tcW w:type="dxa" w:w="2300"/>
+            <w:tcBorders>
+              <w:top w:val="single" w:color="C6CCB4" w:sz="4"/>
+              <w:left w:val="single" w:color="C6CCB4" w:sz="4"/>
+              <w:bottom w:val="single" w:color="C6CCB4" w:sz="4"/>
+              <w:right w:val="single" w:color="C6CCB4" w:sz="4"/>
+            </w:tcBorders>
+            <w:tcMar>
+              <w:top w:type="dxa" w:w="60"/>
+              <w:left w:type="dxa" w:w="100"/>
+              <w:bottom w:type="dxa" w:w="60"/>
+              <w:right w:type="dxa" w:w="100"/>
+            </w:tcMar>
+          </w:tcPr>
+          <w:p>
+            <w:pPr>
+              <w:spacing w:after="0" w:line="260"/>
+            </w:pPr>
+            <w:r>
+              <w:rPr>
+                <w:b w:val="false"/>
+                <w:bCs w:val="false"/>
+                <w:sz w:val="19"/>
+                <w:szCs w:val="19"/>
+              </w:rPr>
+              <w:t xml:space="preserve">Ingresos extraordinarios</w:t>
+            </w:r>
+          </w:p>
+        </w:tc>
+        <w:tc>
+          <w:tcPr>
+            <w:tcW w:type="dxa" w:w="2600"/>
+            <w:tcBorders>
+              <w:top w:val="single" w:color="C6CCB4" w:sz="4"/>
+              <w:left w:val="single" w:color="C6CCB4" w:sz="4"/>
+              <w:bottom w:val="single" w:color="C6CCB4" w:sz="4"/>
+              <w:right w:val="single" w:color="C6CCB4" w:sz="4"/>
+            </w:tcBorders>
+            <w:tcMar>
+              <w:top w:type="dxa" w:w="60"/>
+              <w:left w:type="dxa" w:w="100"/>
+              <w:bottom w:type="dxa" w:w="60"/>
+              <w:right w:type="dxa" w:w="100"/>
+            </w:tcMar>
+          </w:tcPr>
+          <w:p>
+            <w:pPr>
+              <w:spacing w:after="0" w:line="260"/>
+            </w:pPr>
+            <w:r>
+              <w:rPr>
+                <w:b w:val="false"/>
+                <w:bCs w:val="false"/>
+                <w:sz w:val="19"/>
+                <w:szCs w:val="19"/>
+              </w:rPr>
+              <w:t xml:space="preserve">L, M, N</w:t>
+            </w:r>
+          </w:p>
+        </w:tc>
+        <w:tc>
+          <w:tcPr>
+            <w:tcW w:type="dxa" w:w="4126"/>
+            <w:tcBorders>
+              <w:top w:val="single" w:color="C6CCB4" w:sz="4"/>
+              <w:left w:val="single" w:color="C6CCB4" w:sz="4"/>
+              <w:bottom w:val="single" w:color="C6CCB4" w:sz="4"/>
+              <w:right w:val="single" w:color="C6CCB4" w:sz="4"/>
+            </w:tcBorders>
+            <w:tcMar>
+              <w:top w:type="dxa" w:w="60"/>
+              <w:left w:type="dxa" w:w="100"/>
+              <w:bottom w:type="dxa" w:w="60"/>
+              <w:right w:type="dxa" w:w="100"/>
+            </w:tcMar>
+          </w:tcPr>
+          <w:p>
+            <w:pPr>
+              <w:spacing w:after="0" w:line="260"/>
+            </w:pPr>
+            <w:r>
+              <w:rPr>
+                <w:b w:val="false"/>
+                <w:bCs w:val="false"/>
+                <w:sz w:val="19"/>
+                <w:szCs w:val="19"/>
+              </w:rPr>
+              <w:t xml:space="preserve">Ingresos puntuales y ventas × índice en su año; traslados del FCL y la voluntaria</w:t>
+            </w:r>
+          </w:p>
+        </w:tc>
+      </w:tr>
+      <w:tr>
+        <w:tc>
+          <w:tcPr>
+            <w:tcW w:type="dxa" w:w="2300"/>
+            <w:tcBorders>
+              <w:top w:val="single" w:color="C6CCB4" w:sz="4"/>
+              <w:left w:val="single" w:color="C6CCB4" w:sz="4"/>
+              <w:bottom w:val="single" w:color="C6CCB4" w:sz="4"/>
+              <w:right w:val="single" w:color="C6CCB4" w:sz="4"/>
+            </w:tcBorders>
+            <w:tcMar>
+              <w:top w:type="dxa" w:w="60"/>
+              <w:left w:type="dxa" w:w="100"/>
+              <w:bottom w:type="dxa" w:w="60"/>
+              <w:right w:type="dxa" w:w="100"/>
+            </w:tcMar>
+          </w:tcPr>
+          <w:p>
+            <w:pPr>
+              <w:spacing w:after="0" w:line="260"/>
+            </w:pPr>
+            <w:r>
+              <w:rPr>
+                <w:b w:val="false"/>
+                <w:bCs w:val="false"/>
+                <w:sz w:val="19"/>
+                <w:szCs w:val="19"/>
+              </w:rPr>
+              <w:t xml:space="preserve"/>
+            </w:r>
+          </w:p>
+        </w:tc>
+        <w:tc>
+          <w:tcPr>
+            <w:tcW w:type="dxa" w:w="2600"/>
+            <w:tcBorders>
+              <w:top w:val="single" w:color="C6CCB4" w:sz="4"/>
+              <w:left w:val="single" w:color="C6CCB4" w:sz="4"/>
+              <w:bottom w:val="single" w:color="C6CCB4" w:sz="4"/>
+              <w:right w:val="single" w:color="C6CCB4" w:sz="4"/>
+            </w:tcBorders>
+            <w:tcMar>
+              <w:top w:type="dxa" w:w="60"/>
+              <w:left w:type="dxa" w:w="100"/>
+              <w:bottom w:type="dxa" w:w="60"/>
+              <w:right w:type="dxa" w:w="100"/>
+            </w:tcMar>
+          </w:tcPr>
+          <w:p>
+            <w:pPr>
+              <w:spacing w:after="0" w:line="260"/>
+            </w:pPr>
+            <w:r>
+              <w:rPr>
+                <w:b w:val="false"/>
+                <w:bCs w:val="false"/>
+                <w:sz w:val="19"/>
+                <w:szCs w:val="19"/>
+              </w:rPr>
+              <w:t xml:space="preserve">O Total</w:t>
+            </w:r>
+          </w:p>
+        </w:tc>
+        <w:tc>
+          <w:tcPr>
+            <w:tcW w:type="dxa" w:w="4126"/>
+            <w:tcBorders>
+              <w:top w:val="single" w:color="C6CCB4" w:sz="4"/>
+              <w:left w:val="single" w:color="C6CCB4" w:sz="4"/>
+              <w:bottom w:val="single" w:color="C6CCB4" w:sz="4"/>
+              <w:right w:val="single" w:color="C6CCB4" w:sz="4"/>
+            </w:tcBorders>
+            <w:tcMar>
+              <w:top w:type="dxa" w:w="60"/>
+              <w:left w:type="dxa" w:w="100"/>
+              <w:bottom w:type="dxa" w:w="60"/>
+              <w:right w:type="dxa" w:w="100"/>
+            </w:tcMar>
+          </w:tcPr>
+          <w:p>
+            <w:pPr>
+              <w:spacing w:after="0" w:line="260"/>
+            </w:pPr>
+            <w:r>
+              <w:rPr>
+                <w:b w:val="false"/>
+                <w:bCs w:val="false"/>
+                <w:sz w:val="19"/>
+                <w:szCs w:val="19"/>
+              </w:rPr>
+              <w:t xml:space="preserve">L + M + N</w:t>
+            </w:r>
+          </w:p>
+        </w:tc>
+      </w:tr>
+      <w:tr>
+        <w:tc>
+          <w:tcPr>
+            <w:tcW w:type="dxa" w:w="2300"/>
+            <w:tcBorders>
+              <w:top w:val="single" w:color="C6CCB4" w:sz="4"/>
+              <w:left w:val="single" w:color="C6CCB4" w:sz="4"/>
+              <w:bottom w:val="single" w:color="C6CCB4" w:sz="4"/>
+              <w:right w:val="single" w:color="C6CCB4" w:sz="4"/>
+            </w:tcBorders>
+            <w:tcMar>
+              <w:top w:type="dxa" w:w="60"/>
+              <w:left w:type="dxa" w:w="100"/>
+              <w:bottom w:type="dxa" w:w="60"/>
+              <w:right w:type="dxa" w:w="100"/>
+            </w:tcMar>
+          </w:tcPr>
+          <w:p>
+            <w:pPr>
+              <w:spacing w:after="0" w:line="260"/>
+            </w:pPr>
+            <w:r>
+              <w:rPr>
+                <w:b w:val="false"/>
+                <w:bCs w:val="false"/>
+                <w:sz w:val="19"/>
+                <w:szCs w:val="19"/>
+              </w:rPr>
+              <w:t xml:space="preserve">Gastos ordinarios</w:t>
+            </w:r>
+          </w:p>
+        </w:tc>
+        <w:tc>
+          <w:tcPr>
+            <w:tcW w:type="dxa" w:w="2600"/>
+            <w:tcBorders>
+              <w:top w:val="single" w:color="C6CCB4" w:sz="4"/>
+              <w:left w:val="single" w:color="C6CCB4" w:sz="4"/>
+              <w:bottom w:val="single" w:color="C6CCB4" w:sz="4"/>
+              <w:right w:val="single" w:color="C6CCB4" w:sz="4"/>
+            </w:tcBorders>
+            <w:tcMar>
+              <w:top w:type="dxa" w:w="60"/>
+              <w:left w:type="dxa" w:w="100"/>
+              <w:bottom w:type="dxa" w:w="60"/>
+              <w:right w:type="dxa" w:w="100"/>
+            </w:tcMar>
+          </w:tcPr>
+          <w:p>
+            <w:pPr>
+              <w:spacing w:after="0" w:line="260"/>
+            </w:pPr>
+            <w:r>
+              <w:rPr>
+                <w:b w:val="false"/>
+                <w:bCs w:val="false"/>
+                <w:sz w:val="19"/>
+                <w:szCs w:val="19"/>
+              </w:rPr>
+              <w:t xml:space="preserve">P Gasto familiar</w:t>
+            </w:r>
+          </w:p>
+        </w:tc>
+        <w:tc>
+          <w:tcPr>
+            <w:tcW w:type="dxa" w:w="4126"/>
+            <w:tcBorders>
+              <w:top w:val="single" w:color="C6CCB4" w:sz="4"/>
+              <w:left w:val="single" w:color="C6CCB4" w:sz="4"/>
+              <w:bottom w:val="single" w:color="C6CCB4" w:sz="4"/>
+              <w:right w:val="single" w:color="C6CCB4" w:sz="4"/>
+            </w:tcBorders>
+            <w:tcMar>
+              <w:top w:type="dxa" w:w="60"/>
+              <w:left w:type="dxa" w:w="100"/>
+              <w:bottom w:type="dxa" w:w="60"/>
+              <w:right w:type="dxa" w:w="100"/>
+            </w:tcMar>
+          </w:tcPr>
+          <w:p>
+            <w:pPr>
+              <w:spacing w:after="0" w:line="260"/>
+            </w:pPr>
+            <w:r>
+              <w:rPr>
+                <w:b w:val="false"/>
+                <w:bCs w:val="false"/>
+                <w:sz w:val="19"/>
+                <w:szCs w:val="19"/>
+              </w:rPr>
+              <w:t xml:space="preserve">Gasto mensual × 12 × índice; en el retiro × factor de gasto</w:t>
+            </w:r>
+          </w:p>
+        </w:tc>
+      </w:tr>
+      <w:tr>
+        <w:tc>
+          <w:tcPr>
+            <w:tcW w:type="dxa" w:w="2300"/>
+            <w:tcBorders>
+              <w:top w:val="single" w:color="C6CCB4" w:sz="4"/>
+              <w:left w:val="single" w:color="C6CCB4" w:sz="4"/>
+              <w:bottom w:val="single" w:color="C6CCB4" w:sz="4"/>
+              <w:right w:val="single" w:color="C6CCB4" w:sz="4"/>
+            </w:tcBorders>
+            <w:tcMar>
+              <w:top w:type="dxa" w:w="60"/>
+              <w:left w:type="dxa" w:w="100"/>
+              <w:bottom w:type="dxa" w:w="60"/>
+              <w:right w:type="dxa" w:w="100"/>
+            </w:tcMar>
+          </w:tcPr>
+          <w:p>
+            <w:pPr>
+              <w:spacing w:after="0" w:line="260"/>
+            </w:pPr>
+            <w:r>
+              <w:rPr>
+                <w:b w:val="false"/>
+                <w:bCs w:val="false"/>
+                <w:sz w:val="19"/>
+                <w:szCs w:val="19"/>
+              </w:rPr>
+              <w:t xml:space="preserve"/>
+            </w:r>
+          </w:p>
+        </w:tc>
+        <w:tc>
+          <w:tcPr>
+            <w:tcW w:type="dxa" w:w="2600"/>
+            <w:tcBorders>
+              <w:top w:val="single" w:color="C6CCB4" w:sz="4"/>
+              <w:left w:val="single" w:color="C6CCB4" w:sz="4"/>
+              <w:bottom w:val="single" w:color="C6CCB4" w:sz="4"/>
+              <w:right w:val="single" w:color="C6CCB4" w:sz="4"/>
+            </w:tcBorders>
+            <w:tcMar>
+              <w:top w:type="dxa" w:w="60"/>
+              <w:left w:type="dxa" w:w="100"/>
+              <w:bottom w:type="dxa" w:w="60"/>
+              <w:right w:type="dxa" w:w="100"/>
+            </w:tcMar>
+          </w:tcPr>
+          <w:p>
+            <w:pPr>
+              <w:spacing w:after="0" w:line="260"/>
+            </w:pPr>
+            <w:r>
+              <w:rPr>
+                <w:b w:val="false"/>
+                <w:bCs w:val="false"/>
+                <w:sz w:val="19"/>
+                <w:szCs w:val="19"/>
+              </w:rPr>
+              <w:t xml:space="preserve">Q Dependientes</w:t>
+            </w:r>
+          </w:p>
+        </w:tc>
+        <w:tc>
+          <w:tcPr>
+            <w:tcW w:type="dxa" w:w="4126"/>
+            <w:tcBorders>
+              <w:top w:val="single" w:color="C6CCB4" w:sz="4"/>
+              <w:left w:val="single" w:color="C6CCB4" w:sz="4"/>
+              <w:bottom w:val="single" w:color="C6CCB4" w:sz="4"/>
+              <w:right w:val="single" w:color="C6CCB4" w:sz="4"/>
+            </w:tcBorders>
+            <w:tcMar>
+              <w:top w:type="dxa" w:w="60"/>
+              <w:left w:type="dxa" w:w="100"/>
+              <w:bottom w:type="dxa" w:w="60"/>
+              <w:right w:type="dxa" w:w="100"/>
+            </w:tcMar>
+          </w:tcPr>
+          <w:p>
+            <w:pPr>
+              <w:spacing w:after="0" w:line="260"/>
+            </w:pPr>
+            <w:r>
+              <w:rPr>
+                <w:b w:val="false"/>
+                <w:bCs w:val="false"/>
+                <w:sz w:val="19"/>
+                <w:szCs w:val="19"/>
+              </w:rPr>
+              <w:t xml:space="preserve">Gasto anual × índice en los años indicados</w:t>
+            </w:r>
+          </w:p>
+        </w:tc>
+      </w:tr>
+      <w:tr>
+        <w:tc>
+          <w:tcPr>
+            <w:tcW w:type="dxa" w:w="2300"/>
+            <w:tcBorders>
+              <w:top w:val="single" w:color="C6CCB4" w:sz="4"/>
+              <w:left w:val="single" w:color="C6CCB4" w:sz="4"/>
+              <w:bottom w:val="single" w:color="C6CCB4" w:sz="4"/>
+              <w:right w:val="single" w:color="C6CCB4" w:sz="4"/>
+            </w:tcBorders>
+            <w:tcMar>
+              <w:top w:type="dxa" w:w="60"/>
+              <w:left w:type="dxa" w:w="100"/>
+              <w:bottom w:type="dxa" w:w="60"/>
+              <w:right w:type="dxa" w:w="100"/>
+            </w:tcMar>
+          </w:tcPr>
+          <w:p>
+            <w:pPr>
+              <w:spacing w:after="0" w:line="260"/>
+            </w:pPr>
+            <w:r>
+              <w:rPr>
+                <w:b w:val="false"/>
+                <w:bCs w:val="false"/>
+                <w:sz w:val="19"/>
+                <w:szCs w:val="19"/>
+              </w:rPr>
+              <w:t xml:space="preserve"/>
+            </w:r>
+          </w:p>
+        </w:tc>
+        <w:tc>
+          <w:tcPr>
+            <w:tcW w:type="dxa" w:w="2600"/>
+            <w:tcBorders>
+              <w:top w:val="single" w:color="C6CCB4" w:sz="4"/>
+              <w:left w:val="single" w:color="C6CCB4" w:sz="4"/>
+              <w:bottom w:val="single" w:color="C6CCB4" w:sz="4"/>
+              <w:right w:val="single" w:color="C6CCB4" w:sz="4"/>
+            </w:tcBorders>
+            <w:tcMar>
+              <w:top w:type="dxa" w:w="60"/>
+              <w:left w:type="dxa" w:w="100"/>
+              <w:bottom w:type="dxa" w:w="60"/>
+              <w:right w:type="dxa" w:w="100"/>
+            </w:tcMar>
+          </w:tcPr>
+          <w:p>
+            <w:pPr>
+              <w:spacing w:after="0" w:line="260"/>
+            </w:pPr>
+            <w:r>
+              <w:rPr>
+                <w:b w:val="false"/>
+                <w:bCs w:val="false"/>
+                <w:sz w:val="19"/>
+                <w:szCs w:val="19"/>
+              </w:rPr>
+              <w:t xml:space="preserve">R Cuotas</w:t>
+            </w:r>
+          </w:p>
+        </w:tc>
+        <w:tc>
+          <w:tcPr>
+            <w:tcW w:type="dxa" w:w="4126"/>
+            <w:tcBorders>
+              <w:top w:val="single" w:color="C6CCB4" w:sz="4"/>
+              <w:left w:val="single" w:color="C6CCB4" w:sz="4"/>
+              <w:bottom w:val="single" w:color="C6CCB4" w:sz="4"/>
+              <w:right w:val="single" w:color="C6CCB4" w:sz="4"/>
+            </w:tcBorders>
+            <w:tcMar>
+              <w:top w:type="dxa" w:w="60"/>
+              <w:left w:type="dxa" w:w="100"/>
+              <w:bottom w:type="dxa" w:w="60"/>
+              <w:right w:type="dxa" w:w="100"/>
+            </w:tcMar>
+          </w:tcPr>
+          <w:p>
+            <w:pPr>
+              <w:spacing w:after="0" w:line="260"/>
+            </w:pPr>
+            <w:r>
+              <w:rPr>
+                <w:b w:val="false"/>
+                <w:bCs w:val="false"/>
+                <w:sz w:val="19"/>
+                <w:szCs w:val="19"/>
+              </w:rPr>
+              <w:t xml:space="preserve">Cuota mensual × 12 mientras dure el plazo</w:t>
+            </w:r>
+          </w:p>
+        </w:tc>
+      </w:tr>
+      <w:tr>
+        <w:tc>
+          <w:tcPr>
+            <w:tcW w:type="dxa" w:w="2300"/>
+            <w:tcBorders>
+              <w:top w:val="single" w:color="C6CCB4" w:sz="4"/>
+              <w:left w:val="single" w:color="C6CCB4" w:sz="4"/>
+              <w:bottom w:val="single" w:color="C6CCB4" w:sz="4"/>
+              <w:right w:val="single" w:color="C6CCB4" w:sz="4"/>
+            </w:tcBorders>
+            <w:tcMar>
+              <w:top w:type="dxa" w:w="60"/>
+              <w:left w:type="dxa" w:w="100"/>
+              <w:bottom w:type="dxa" w:w="60"/>
+              <w:right w:type="dxa" w:w="100"/>
+            </w:tcMar>
+          </w:tcPr>
+          <w:p>
+            <w:pPr>
+              <w:spacing w:after="0" w:line="260"/>
+            </w:pPr>
+            <w:r>
+              <w:rPr>
+                <w:b w:val="false"/>
+                <w:bCs w:val="false"/>
+                <w:sz w:val="19"/>
+                <w:szCs w:val="19"/>
+              </w:rPr>
+              <w:t xml:space="preserve"/>
+            </w:r>
+          </w:p>
+        </w:tc>
+        <w:tc>
+          <w:tcPr>
+            <w:tcW w:type="dxa" w:w="2600"/>
+            <w:tcBorders>
+              <w:top w:val="single" w:color="C6CCB4" w:sz="4"/>
+              <w:left w:val="single" w:color="C6CCB4" w:sz="4"/>
+              <w:bottom w:val="single" w:color="C6CCB4" w:sz="4"/>
+              <w:right w:val="single" w:color="C6CCB4" w:sz="4"/>
+            </w:tcBorders>
+            <w:tcMar>
+              <w:top w:type="dxa" w:w="60"/>
+              <w:left w:type="dxa" w:w="100"/>
+              <w:bottom w:type="dxa" w:w="60"/>
+              <w:right w:type="dxa" w:w="100"/>
+            </w:tcMar>
+          </w:tcPr>
+          <w:p>
+            <w:pPr>
+              <w:spacing w:after="0" w:line="260"/>
+            </w:pPr>
+            <w:r>
+              <w:rPr>
+                <w:b w:val="false"/>
+                <w:bCs w:val="false"/>
+                <w:sz w:val="19"/>
+                <w:szCs w:val="19"/>
+              </w:rPr>
+              <w:t xml:space="preserve">S Total</w:t>
+            </w:r>
+          </w:p>
+        </w:tc>
+        <w:tc>
+          <w:tcPr>
+            <w:tcW w:type="dxa" w:w="4126"/>
+            <w:tcBorders>
+              <w:top w:val="single" w:color="C6CCB4" w:sz="4"/>
+              <w:left w:val="single" w:color="C6CCB4" w:sz="4"/>
+              <w:bottom w:val="single" w:color="C6CCB4" w:sz="4"/>
+              <w:right w:val="single" w:color="C6CCB4" w:sz="4"/>
+            </w:tcBorders>
+            <w:tcMar>
+              <w:top w:type="dxa" w:w="60"/>
+              <w:left w:type="dxa" w:w="100"/>
+              <w:bottom w:type="dxa" w:w="60"/>
+              <w:right w:type="dxa" w:w="100"/>
+            </w:tcMar>
+          </w:tcPr>
+          <w:p>
+            <w:pPr>
+              <w:spacing w:after="0" w:line="260"/>
+            </w:pPr>
+            <w:r>
+              <w:rPr>
+                <w:b w:val="false"/>
+                <w:bCs w:val="false"/>
+                <w:sz w:val="19"/>
+                <w:szCs w:val="19"/>
+              </w:rPr>
+              <w:t xml:space="preserve">P + Q + R</w:t>
+            </w:r>
+          </w:p>
+        </w:tc>
+      </w:tr>
+      <w:tr>
+        <w:tc>
+          <w:tcPr>
+            <w:tcW w:type="dxa" w:w="2300"/>
+            <w:tcBorders>
+              <w:top w:val="single" w:color="C6CCB4" w:sz="4"/>
+              <w:left w:val="single" w:color="C6CCB4" w:sz="4"/>
+              <w:bottom w:val="single" w:color="C6CCB4" w:sz="4"/>
+              <w:right w:val="single" w:color="C6CCB4" w:sz="4"/>
+            </w:tcBorders>
+            <w:tcMar>
+              <w:top w:type="dxa" w:w="60"/>
+              <w:left w:type="dxa" w:w="100"/>
+              <w:bottom w:type="dxa" w:w="60"/>
+              <w:right w:type="dxa" w:w="100"/>
+            </w:tcMar>
+          </w:tcPr>
+          <w:p>
+            <w:pPr>
+              <w:spacing w:after="0" w:line="260"/>
+            </w:pPr>
+            <w:r>
+              <w:rPr>
+                <w:b w:val="false"/>
+                <w:bCs w:val="false"/>
+                <w:sz w:val="19"/>
+                <w:szCs w:val="19"/>
+              </w:rPr>
+              <w:t xml:space="preserve">Gastos extraordinarios</w:t>
+            </w:r>
+          </w:p>
+        </w:tc>
+        <w:tc>
+          <w:tcPr>
+            <w:tcW w:type="dxa" w:w="2600"/>
+            <w:tcBorders>
+              <w:top w:val="single" w:color="C6CCB4" w:sz="4"/>
+              <w:left w:val="single" w:color="C6CCB4" w:sz="4"/>
+              <w:bottom w:val="single" w:color="C6CCB4" w:sz="4"/>
+              <w:right w:val="single" w:color="C6CCB4" w:sz="4"/>
+            </w:tcBorders>
+            <w:tcMar>
+              <w:top w:type="dxa" w:w="60"/>
+              <w:left w:type="dxa" w:w="100"/>
+              <w:bottom w:type="dxa" w:w="60"/>
+              <w:right w:type="dxa" w:w="100"/>
+            </w:tcMar>
+          </w:tcPr>
+          <w:p>
+            <w:pPr>
+              <w:spacing w:after="0" w:line="260"/>
+            </w:pPr>
+            <w:r>
+              <w:rPr>
+                <w:b w:val="false"/>
+                <w:bCs w:val="false"/>
+                <w:sz w:val="19"/>
+                <w:szCs w:val="19"/>
+              </w:rPr>
+              <w:t xml:space="preserve">T Total</w:t>
+            </w:r>
+          </w:p>
+        </w:tc>
+        <w:tc>
+          <w:tcPr>
+            <w:tcW w:type="dxa" w:w="4126"/>
+            <w:tcBorders>
+              <w:top w:val="single" w:color="C6CCB4" w:sz="4"/>
+              <w:left w:val="single" w:color="C6CCB4" w:sz="4"/>
+              <w:bottom w:val="single" w:color="C6CCB4" w:sz="4"/>
+              <w:right w:val="single" w:color="C6CCB4" w:sz="4"/>
+            </w:tcBorders>
+            <w:tcMar>
+              <w:top w:type="dxa" w:w="60"/>
+              <w:left w:type="dxa" w:w="100"/>
+              <w:bottom w:type="dxa" w:w="60"/>
+              <w:right w:type="dxa" w:w="100"/>
+            </w:tcMar>
+          </w:tcPr>
+          <w:p>
+            <w:pPr>
+              <w:spacing w:after="0" w:line="260"/>
+            </w:pPr>
+            <w:r>
+              <w:rPr>
+                <w:b w:val="false"/>
+                <w:bCs w:val="false"/>
+                <w:sz w:val="19"/>
+                <w:szCs w:val="19"/>
+              </w:rPr>
+              <w:t xml:space="preserve">Gasto extraordinario anual × índice</w:t>
+            </w:r>
+          </w:p>
+        </w:tc>
+      </w:tr>
+      <w:tr>
+        <w:tc>
+          <w:tcPr>
+            <w:tcW w:type="dxa" w:w="2300"/>
+            <w:tcBorders>
+              <w:top w:val="single" w:color="C6CCB4" w:sz="4"/>
+              <w:left w:val="single" w:color="C6CCB4" w:sz="4"/>
+              <w:bottom w:val="single" w:color="C6CCB4" w:sz="4"/>
+              <w:right w:val="single" w:color="C6CCB4" w:sz="4"/>
+            </w:tcBorders>
+            <w:tcMar>
+              <w:top w:type="dxa" w:w="60"/>
+              <w:left w:type="dxa" w:w="100"/>
+              <w:bottom w:type="dxa" w:w="60"/>
+              <w:right w:type="dxa" w:w="100"/>
+            </w:tcMar>
+          </w:tcPr>
+          <w:p>
+            <w:pPr>
+              <w:spacing w:after="0" w:line="260"/>
+            </w:pPr>
+            <w:r>
+              <w:rPr>
+                <w:b w:val="false"/>
+                <w:bCs w:val="false"/>
+                <w:sz w:val="19"/>
+                <w:szCs w:val="19"/>
+              </w:rPr>
+              <w:t xml:space="preserve">Flujo neto</w:t>
+            </w:r>
+          </w:p>
+        </w:tc>
+        <w:tc>
+          <w:tcPr>
+            <w:tcW w:type="dxa" w:w="2600"/>
+            <w:tcBorders>
+              <w:top w:val="single" w:color="C6CCB4" w:sz="4"/>
+              <w:left w:val="single" w:color="C6CCB4" w:sz="4"/>
+              <w:bottom w:val="single" w:color="C6CCB4" w:sz="4"/>
+              <w:right w:val="single" w:color="C6CCB4" w:sz="4"/>
+            </w:tcBorders>
+            <w:tcMar>
+              <w:top w:type="dxa" w:w="60"/>
+              <w:left w:type="dxa" w:w="100"/>
+              <w:bottom w:type="dxa" w:w="60"/>
+              <w:right w:type="dxa" w:w="100"/>
+            </w:tcMar>
+          </w:tcPr>
+          <w:p>
+            <w:pPr>
+              <w:spacing w:after="0" w:line="260"/>
+            </w:pPr>
+            <w:r>
+              <w:rPr>
+                <w:b w:val="false"/>
+                <w:bCs w:val="false"/>
+                <w:sz w:val="19"/>
+                <w:szCs w:val="19"/>
+              </w:rPr>
+              <w:t xml:space="preserve">U</w:t>
+            </w:r>
+          </w:p>
+        </w:tc>
+        <w:tc>
+          <w:tcPr>
+            <w:tcW w:type="dxa" w:w="4126"/>
+            <w:tcBorders>
+              <w:top w:val="single" w:color="C6CCB4" w:sz="4"/>
+              <w:left w:val="single" w:color="C6CCB4" w:sz="4"/>
+              <w:bottom w:val="single" w:color="C6CCB4" w:sz="4"/>
+              <w:right w:val="single" w:color="C6CCB4" w:sz="4"/>
+            </w:tcBorders>
+            <w:tcMar>
+              <w:top w:type="dxa" w:w="60"/>
+              <w:left w:type="dxa" w:w="100"/>
+              <w:bottom w:type="dxa" w:w="60"/>
+              <w:right w:type="dxa" w:w="100"/>
+            </w:tcMar>
+          </w:tcPr>
+          <w:p>
+            <w:pPr>
+              <w:spacing w:after="0" w:line="260"/>
+            </w:pPr>
+            <w:r>
+              <w:rPr>
+                <w:b w:val="false"/>
+                <w:bCs w:val="false"/>
+                <w:sz w:val="19"/>
+                <w:szCs w:val="19"/>
+              </w:rPr>
+              <w:t xml:space="preserve">K + O − S − T</w:t>
+            </w:r>
+          </w:p>
+        </w:tc>
+      </w:tr>
+      <w:tr>
+        <w:tc>
+          <w:tcPr>
+            <w:tcW w:type="dxa" w:w="2300"/>
+            <w:tcBorders>
+              <w:top w:val="single" w:color="C6CCB4" w:sz="4"/>
+              <w:left w:val="single" w:color="C6CCB4" w:sz="4"/>
+              <w:bottom w:val="single" w:color="C6CCB4" w:sz="4"/>
+              <w:right w:val="single" w:color="C6CCB4" w:sz="4"/>
+            </w:tcBorders>
+            <w:tcMar>
+              <w:top w:type="dxa" w:w="60"/>
+              <w:left w:type="dxa" w:w="100"/>
+              <w:bottom w:type="dxa" w:w="60"/>
+              <w:right w:type="dxa" w:w="100"/>
+            </w:tcMar>
+          </w:tcPr>
+          <w:p>
+            <w:pPr>
+              <w:spacing w:after="0" w:line="260"/>
+            </w:pPr>
+            <w:r>
+              <w:rPr>
+                <w:b w:val="false"/>
+                <w:bCs w:val="false"/>
+                <w:sz w:val="19"/>
+                <w:szCs w:val="19"/>
+              </w:rPr>
+              <w:t xml:space="preserve">Inversiones</w:t>
+            </w:r>
+          </w:p>
+        </w:tc>
+        <w:tc>
+          <w:tcPr>
+            <w:tcW w:type="dxa" w:w="2600"/>
+            <w:tcBorders>
+              <w:top w:val="single" w:color="C6CCB4" w:sz="4"/>
+              <w:left w:val="single" w:color="C6CCB4" w:sz="4"/>
+              <w:bottom w:val="single" w:color="C6CCB4" w:sz="4"/>
+              <w:right w:val="single" w:color="C6CCB4" w:sz="4"/>
+            </w:tcBorders>
+            <w:tcMar>
+              <w:top w:type="dxa" w:w="60"/>
+              <w:left w:type="dxa" w:w="100"/>
+              <w:bottom w:type="dxa" w:w="60"/>
+              <w:right w:type="dxa" w:w="100"/>
+            </w:tcMar>
+          </w:tcPr>
+          <w:p>
+            <w:pPr>
+              <w:spacing w:after="0" w:line="260"/>
+            </w:pPr>
+            <w:r>
+              <w:rPr>
+                <w:b w:val="false"/>
+                <w:bCs w:val="false"/>
+                <w:sz w:val="19"/>
+                <w:szCs w:val="19"/>
+              </w:rPr>
+              <w:t xml:space="preserve">V</w:t>
+            </w:r>
+          </w:p>
+        </w:tc>
+        <w:tc>
+          <w:tcPr>
+            <w:tcW w:type="dxa" w:w="4126"/>
+            <w:tcBorders>
+              <w:top w:val="single" w:color="C6CCB4" w:sz="4"/>
+              <w:left w:val="single" w:color="C6CCB4" w:sz="4"/>
+              <w:bottom w:val="single" w:color="C6CCB4" w:sz="4"/>
+              <w:right w:val="single" w:color="C6CCB4" w:sz="4"/>
+            </w:tcBorders>
+            <w:tcMar>
+              <w:top w:type="dxa" w:w="60"/>
+              <w:left w:type="dxa" w:w="100"/>
+              <w:bottom w:type="dxa" w:w="60"/>
+              <w:right w:type="dxa" w:w="100"/>
+            </w:tcMar>
+          </w:tcPr>
+          <w:p>
+            <w:pPr>
+              <w:spacing w:after="0" w:line="260"/>
+            </w:pPr>
+            <w:r>
+              <w:rPr>
+                <w:b w:val="false"/>
+                <w:bCs w:val="false"/>
+                <w:sz w:val="19"/>
+                <w:szCs w:val="19"/>
+              </w:rPr>
+              <w:t xml:space="preserve">MÁX(0, U)</w:t>
+            </w:r>
+          </w:p>
+        </w:tc>
+      </w:tr>
+      <w:tr>
+        <w:tc>
+          <w:tcPr>
+            <w:tcW w:type="dxa" w:w="2300"/>
+            <w:tcBorders>
+              <w:top w:val="single" w:color="C6CCB4" w:sz="4"/>
+              <w:left w:val="single" w:color="C6CCB4" w:sz="4"/>
+              <w:bottom w:val="single" w:color="C6CCB4" w:sz="4"/>
+              <w:right w:val="single" w:color="C6CCB4" w:sz="4"/>
+            </w:tcBorders>
+            <w:tcMar>
+              <w:top w:type="dxa" w:w="60"/>
+              <w:left w:type="dxa" w:w="100"/>
+              <w:bottom w:type="dxa" w:w="60"/>
+              <w:right w:type="dxa" w:w="100"/>
+            </w:tcMar>
+          </w:tcPr>
+          <w:p>
+            <w:pPr>
+              <w:spacing w:after="0" w:line="260"/>
+            </w:pPr>
+            <w:r>
+              <w:rPr>
+                <w:b w:val="false"/>
+                <w:bCs w:val="false"/>
+                <w:sz w:val="19"/>
+                <w:szCs w:val="19"/>
+              </w:rPr>
+              <w:t xml:space="preserve">Desinversiones</w:t>
+            </w:r>
+          </w:p>
+        </w:tc>
+        <w:tc>
+          <w:tcPr>
+            <w:tcW w:type="dxa" w:w="2600"/>
+            <w:tcBorders>
+              <w:top w:val="single" w:color="C6CCB4" w:sz="4"/>
+              <w:left w:val="single" w:color="C6CCB4" w:sz="4"/>
+              <w:bottom w:val="single" w:color="C6CCB4" w:sz="4"/>
+              <w:right w:val="single" w:color="C6CCB4" w:sz="4"/>
+            </w:tcBorders>
+            <w:tcMar>
+              <w:top w:type="dxa" w:w="60"/>
+              <w:left w:type="dxa" w:w="100"/>
+              <w:bottom w:type="dxa" w:w="60"/>
+              <w:right w:type="dxa" w:w="100"/>
+            </w:tcMar>
+          </w:tcPr>
+          <w:p>
+            <w:pPr>
+              <w:spacing w:after="0" w:line="260"/>
+            </w:pPr>
+            <w:r>
+              <w:rPr>
+                <w:b w:val="false"/>
+                <w:bCs w:val="false"/>
+                <w:sz w:val="19"/>
+                <w:szCs w:val="19"/>
+              </w:rPr>
+              <w:t xml:space="preserve">W Déficit</w:t>
+            </w:r>
+          </w:p>
+        </w:tc>
+        <w:tc>
+          <w:tcPr>
+            <w:tcW w:type="dxa" w:w="4126"/>
+            <w:tcBorders>
+              <w:top w:val="single" w:color="C6CCB4" w:sz="4"/>
+              <w:left w:val="single" w:color="C6CCB4" w:sz="4"/>
+              <w:bottom w:val="single" w:color="C6CCB4" w:sz="4"/>
+              <w:right w:val="single" w:color="C6CCB4" w:sz="4"/>
+            </w:tcBorders>
+            <w:tcMar>
+              <w:top w:type="dxa" w:w="60"/>
+              <w:left w:type="dxa" w:w="100"/>
+              <w:bottom w:type="dxa" w:w="60"/>
+              <w:right w:type="dxa" w:w="100"/>
+            </w:tcMar>
+          </w:tcPr>
+          <w:p>
+            <w:pPr>
+              <w:spacing w:after="0" w:line="260"/>
+            </w:pPr>
+            <w:r>
+              <w:rPr>
+                <w:b w:val="false"/>
+                <w:bCs w:val="false"/>
+                <w:sz w:val="19"/>
+                <w:szCs w:val="19"/>
+              </w:rPr>
+              <w:t xml:space="preserve">MÍN(0, U)</w:t>
+            </w:r>
+          </w:p>
+        </w:tc>
+      </w:tr>
+      <w:tr>
+        <w:tc>
+          <w:tcPr>
+            <w:tcW w:type="dxa" w:w="2300"/>
+            <w:tcBorders>
+              <w:top w:val="single" w:color="C6CCB4" w:sz="4"/>
+              <w:left w:val="single" w:color="C6CCB4" w:sz="4"/>
+              <w:bottom w:val="single" w:color="C6CCB4" w:sz="4"/>
+              <w:right w:val="single" w:color="C6CCB4" w:sz="4"/>
+            </w:tcBorders>
+            <w:tcMar>
+              <w:top w:type="dxa" w:w="60"/>
+              <w:left w:type="dxa" w:w="100"/>
+              <w:bottom w:type="dxa" w:w="60"/>
+              <w:right w:type="dxa" w:w="100"/>
+            </w:tcMar>
+          </w:tcPr>
+          <w:p>
+            <w:pPr>
+              <w:spacing w:after="0" w:line="260"/>
+            </w:pPr>
+            <w:r>
+              <w:rPr>
+                <w:b w:val="false"/>
+                <w:bCs w:val="false"/>
+                <w:sz w:val="19"/>
+                <w:szCs w:val="19"/>
+              </w:rPr>
+              <w:t xml:space="preserve"/>
+            </w:r>
+          </w:p>
+        </w:tc>
+        <w:tc>
+          <w:tcPr>
+            <w:tcW w:type="dxa" w:w="2600"/>
+            <w:tcBorders>
+              <w:top w:val="single" w:color="C6CCB4" w:sz="4"/>
+              <w:left w:val="single" w:color="C6CCB4" w:sz="4"/>
+              <w:bottom w:val="single" w:color="C6CCB4" w:sz="4"/>
+              <w:right w:val="single" w:color="C6CCB4" w:sz="4"/>
+            </w:tcBorders>
+            <w:tcMar>
+              <w:top w:type="dxa" w:w="60"/>
+              <w:left w:type="dxa" w:w="100"/>
+              <w:bottom w:type="dxa" w:w="60"/>
+              <w:right w:type="dxa" w:w="100"/>
+            </w:tcMar>
+          </w:tcPr>
+          <w:p>
+            <w:pPr>
+              <w:spacing w:after="0" w:line="260"/>
+            </w:pPr>
+            <w:r>
+              <w:rPr>
+                <w:b w:val="false"/>
+                <w:bCs w:val="false"/>
+                <w:sz w:val="19"/>
+                <w:szCs w:val="19"/>
+              </w:rPr>
+              <w:t xml:space="preserve">X Metas · Y Primer retiro</w:t>
+            </w:r>
+          </w:p>
+        </w:tc>
+        <w:tc>
+          <w:tcPr>
+            <w:tcW w:type="dxa" w:w="4126"/>
+            <w:tcBorders>
+              <w:top w:val="single" w:color="C6CCB4" w:sz="4"/>
+              <w:left w:val="single" w:color="C6CCB4" w:sz="4"/>
+              <w:bottom w:val="single" w:color="C6CCB4" w:sz="4"/>
+              <w:right w:val="single" w:color="C6CCB4" w:sz="4"/>
+            </w:tcBorders>
+            <w:tcMar>
+              <w:top w:type="dxa" w:w="60"/>
+              <w:left w:type="dxa" w:w="100"/>
+              <w:bottom w:type="dxa" w:w="60"/>
+              <w:right w:type="dxa" w:w="100"/>
+            </w:tcMar>
+          </w:tcPr>
+          <w:p>
+            <w:pPr>
+              <w:spacing w:after="0" w:line="260"/>
+            </w:pPr>
+            <w:r>
+              <w:rPr>
+                <w:b w:val="false"/>
+                <w:bCs w:val="false"/>
+                <w:sz w:val="19"/>
+                <w:szCs w:val="19"/>
+              </w:rPr>
+              <w:t xml:space="preserve">−monto × índice en su año</w:t>
+            </w:r>
+          </w:p>
+        </w:tc>
+      </w:tr>
+      <w:tr>
+        <w:tc>
+          <w:tcPr>
+            <w:tcW w:type="dxa" w:w="2300"/>
+            <w:tcBorders>
+              <w:top w:val="single" w:color="C6CCB4" w:sz="4"/>
+              <w:left w:val="single" w:color="C6CCB4" w:sz="4"/>
+              <w:bottom w:val="single" w:color="C6CCB4" w:sz="4"/>
+              <w:right w:val="single" w:color="C6CCB4" w:sz="4"/>
+            </w:tcBorders>
+            <w:tcMar>
+              <w:top w:type="dxa" w:w="60"/>
+              <w:left w:type="dxa" w:w="100"/>
+              <w:bottom w:type="dxa" w:w="60"/>
+              <w:right w:type="dxa" w:w="100"/>
+            </w:tcMar>
+          </w:tcPr>
+          <w:p>
+            <w:pPr>
+              <w:spacing w:after="0" w:line="260"/>
+            </w:pPr>
+            <w:r>
+              <w:rPr>
+                <w:b w:val="false"/>
+                <w:bCs w:val="false"/>
+                <w:sz w:val="19"/>
+                <w:szCs w:val="19"/>
+              </w:rPr>
+              <w:t xml:space="preserve"/>
+            </w:r>
+          </w:p>
+        </w:tc>
+        <w:tc>
+          <w:tcPr>
+            <w:tcW w:type="dxa" w:w="2600"/>
+            <w:tcBorders>
+              <w:top w:val="single" w:color="C6CCB4" w:sz="4"/>
+              <w:left w:val="single" w:color="C6CCB4" w:sz="4"/>
+              <w:bottom w:val="single" w:color="C6CCB4" w:sz="4"/>
+              <w:right w:val="single" w:color="C6CCB4" w:sz="4"/>
+            </w:tcBorders>
+            <w:tcMar>
+              <w:top w:type="dxa" w:w="60"/>
+              <w:left w:type="dxa" w:w="100"/>
+              <w:bottom w:type="dxa" w:w="60"/>
+              <w:right w:type="dxa" w:w="100"/>
+            </w:tcMar>
+          </w:tcPr>
+          <w:p>
+            <w:pPr>
+              <w:spacing w:after="0" w:line="260"/>
+            </w:pPr>
+            <w:r>
+              <w:rPr>
+                <w:b w:val="false"/>
+                <w:bCs w:val="false"/>
+                <w:sz w:val="19"/>
+                <w:szCs w:val="19"/>
+              </w:rPr>
+              <w:t xml:space="preserve">Z Total</w:t>
+            </w:r>
+          </w:p>
+        </w:tc>
+        <w:tc>
+          <w:tcPr>
+            <w:tcW w:type="dxa" w:w="4126"/>
+            <w:tcBorders>
+              <w:top w:val="single" w:color="C6CCB4" w:sz="4"/>
+              <w:left w:val="single" w:color="C6CCB4" w:sz="4"/>
+              <w:bottom w:val="single" w:color="C6CCB4" w:sz="4"/>
+              <w:right w:val="single" w:color="C6CCB4" w:sz="4"/>
+            </w:tcBorders>
+            <w:tcMar>
+              <w:top w:type="dxa" w:w="60"/>
+              <w:left w:type="dxa" w:w="100"/>
+              <w:bottom w:type="dxa" w:w="60"/>
+              <w:right w:type="dxa" w:w="100"/>
+            </w:tcMar>
+          </w:tcPr>
+          <w:p>
+            <w:pPr>
+              <w:spacing w:after="0" w:line="260"/>
+            </w:pPr>
+            <w:r>
+              <w:rPr>
+                <w:b w:val="false"/>
+                <w:bCs w:val="false"/>
+                <w:sz w:val="19"/>
+                <w:szCs w:val="19"/>
+              </w:rPr>
+              <w:t xml:space="preserve">W + X + Y</w:t>
+            </w:r>
+          </w:p>
+        </w:tc>
+      </w:tr>
+      <w:tr>
+        <w:tc>
+          <w:tcPr>
+            <w:tcW w:type="dxa" w:w="2300"/>
+            <w:tcBorders>
+              <w:top w:val="single" w:color="C6CCB4" w:sz="4"/>
+              <w:left w:val="single" w:color="C6CCB4" w:sz="4"/>
+              <w:bottom w:val="single" w:color="C6CCB4" w:sz="4"/>
+              <w:right w:val="single" w:color="C6CCB4" w:sz="4"/>
+            </w:tcBorders>
+            <w:tcMar>
+              <w:top w:type="dxa" w:w="60"/>
+              <w:left w:type="dxa" w:w="100"/>
+              <w:bottom w:type="dxa" w:w="60"/>
+              <w:right w:type="dxa" w:w="100"/>
+            </w:tcMar>
+          </w:tcPr>
+          <w:p>
+            <w:pPr>
+              <w:spacing w:after="0" w:line="260"/>
+            </w:pPr>
+            <w:r>
+              <w:rPr>
+                <w:b w:val="false"/>
+                <w:bCs w:val="false"/>
+                <w:sz w:val="19"/>
+                <w:szCs w:val="19"/>
+              </w:rPr>
+              <w:t xml:space="preserve">Portafolio</w:t>
+            </w:r>
+          </w:p>
+        </w:tc>
+        <w:tc>
+          <w:tcPr>
+            <w:tcW w:type="dxa" w:w="2600"/>
+            <w:tcBorders>
+              <w:top w:val="single" w:color="C6CCB4" w:sz="4"/>
+              <w:left w:val="single" w:color="C6CCB4" w:sz="4"/>
+              <w:bottom w:val="single" w:color="C6CCB4" w:sz="4"/>
+              <w:right w:val="single" w:color="C6CCB4" w:sz="4"/>
+            </w:tcBorders>
+            <w:tcMar>
+              <w:top w:type="dxa" w:w="60"/>
+              <w:left w:type="dxa" w:w="100"/>
+              <w:bottom w:type="dxa" w:w="60"/>
+              <w:right w:type="dxa" w:w="100"/>
+            </w:tcMar>
+          </w:tcPr>
+          <w:p>
+            <w:pPr>
+              <w:spacing w:after="0" w:line="260"/>
+            </w:pPr>
+            <w:r>
+              <w:rPr>
+                <w:b w:val="false"/>
+                <w:bCs w:val="false"/>
+                <w:sz w:val="19"/>
+                <w:szCs w:val="19"/>
+              </w:rPr>
+              <w:t xml:space="preserve">AA Inicial</w:t>
+            </w:r>
+          </w:p>
+        </w:tc>
+        <w:tc>
+          <w:tcPr>
+            <w:tcW w:type="dxa" w:w="4126"/>
+            <w:tcBorders>
+              <w:top w:val="single" w:color="C6CCB4" w:sz="4"/>
+              <w:left w:val="single" w:color="C6CCB4" w:sz="4"/>
+              <w:bottom w:val="single" w:color="C6CCB4" w:sz="4"/>
+              <w:right w:val="single" w:color="C6CCB4" w:sz="4"/>
+            </w:tcBorders>
+            <w:tcMar>
+              <w:top w:type="dxa" w:w="60"/>
+              <w:left w:type="dxa" w:w="100"/>
+              <w:bottom w:type="dxa" w:w="60"/>
+              <w:right w:type="dxa" w:w="100"/>
+            </w:tcMar>
+          </w:tcPr>
+          <w:p>
+            <w:pPr>
+              <w:spacing w:after="0" w:line="260"/>
+            </w:pPr>
+            <w:r>
+              <w:rPr>
+                <w:b w:val="false"/>
+                <w:bCs w:val="false"/>
+                <w:sz w:val="19"/>
+                <w:szCs w:val="19"/>
+              </w:rPr>
+              <w:t xml:space="preserve">Año 1: capital; luego, saldo final del año anterior</w:t>
+            </w:r>
+          </w:p>
+        </w:tc>
+      </w:tr>
+      <w:tr>
+        <w:tc>
+          <w:tcPr>
+            <w:tcW w:type="dxa" w:w="2300"/>
+            <w:tcBorders>
+              <w:top w:val="single" w:color="C6CCB4" w:sz="4"/>
+              <w:left w:val="single" w:color="C6CCB4" w:sz="4"/>
+              <w:bottom w:val="single" w:color="C6CCB4" w:sz="4"/>
+              <w:right w:val="single" w:color="C6CCB4" w:sz="4"/>
+            </w:tcBorders>
+            <w:tcMar>
+              <w:top w:type="dxa" w:w="60"/>
+              <w:left w:type="dxa" w:w="100"/>
+              <w:bottom w:type="dxa" w:w="60"/>
+              <w:right w:type="dxa" w:w="100"/>
+            </w:tcMar>
+          </w:tcPr>
+          <w:p>
+            <w:pPr>
+              <w:spacing w:after="0" w:line="260"/>
+            </w:pPr>
+            <w:r>
+              <w:rPr>
+                <w:b w:val="false"/>
+                <w:bCs w:val="false"/>
+                <w:sz w:val="19"/>
+                <w:szCs w:val="19"/>
+              </w:rPr>
+              <w:t xml:space="preserve"/>
+            </w:r>
+          </w:p>
+        </w:tc>
+        <w:tc>
+          <w:tcPr>
+            <w:tcW w:type="dxa" w:w="2600"/>
+            <w:tcBorders>
+              <w:top w:val="single" w:color="C6CCB4" w:sz="4"/>
+              <w:left w:val="single" w:color="C6CCB4" w:sz="4"/>
+              <w:bottom w:val="single" w:color="C6CCB4" w:sz="4"/>
+              <w:right w:val="single" w:color="C6CCB4" w:sz="4"/>
+            </w:tcBorders>
+            <w:tcMar>
+              <w:top w:type="dxa" w:w="60"/>
+              <w:left w:type="dxa" w:w="100"/>
+              <w:bottom w:type="dxa" w:w="60"/>
+              <w:right w:type="dxa" w:w="100"/>
+            </w:tcMar>
+          </w:tcPr>
+          <w:p>
+            <w:pPr>
+              <w:spacing w:after="0" w:line="260"/>
+            </w:pPr>
+            <w:r>
+              <w:rPr>
+                <w:b w:val="false"/>
+                <w:bCs w:val="false"/>
+                <w:sz w:val="19"/>
+                <w:szCs w:val="19"/>
+              </w:rPr>
+              <w:t xml:space="preserve">AB Rendimiento</w:t>
+            </w:r>
+          </w:p>
+        </w:tc>
+        <w:tc>
+          <w:tcPr>
+            <w:tcW w:type="dxa" w:w="4126"/>
+            <w:tcBorders>
+              <w:top w:val="single" w:color="C6CCB4" w:sz="4"/>
+              <w:left w:val="single" w:color="C6CCB4" w:sz="4"/>
+              <w:bottom w:val="single" w:color="C6CCB4" w:sz="4"/>
+              <w:right w:val="single" w:color="C6CCB4" w:sz="4"/>
+            </w:tcBorders>
+            <w:tcMar>
+              <w:top w:type="dxa" w:w="60"/>
+              <w:left w:type="dxa" w:w="100"/>
+              <w:bottom w:type="dxa" w:w="60"/>
+              <w:right w:type="dxa" w:w="100"/>
+            </w:tcMar>
+          </w:tcPr>
+          <w:p>
+            <w:pPr>
+              <w:spacing w:after="0" w:line="260"/>
+            </w:pPr>
+            <w:r>
+              <w:rPr>
+                <w:b w:val="false"/>
+                <w:bCs w:val="false"/>
+                <w:sz w:val="19"/>
+                <w:szCs w:val="19"/>
+              </w:rPr>
+              <w:t xml:space="preserve">AA × rendimiento del perfil (D7)</w:t>
+            </w:r>
+          </w:p>
+        </w:tc>
+      </w:tr>
+      <w:tr>
+        <w:tc>
+          <w:tcPr>
+            <w:tcW w:type="dxa" w:w="2300"/>
+            <w:tcBorders>
+              <w:top w:val="single" w:color="C6CCB4" w:sz="4"/>
+              <w:left w:val="single" w:color="C6CCB4" w:sz="4"/>
+              <w:bottom w:val="single" w:color="C6CCB4" w:sz="4"/>
+              <w:right w:val="single" w:color="C6CCB4" w:sz="4"/>
+            </w:tcBorders>
+            <w:tcMar>
+              <w:top w:type="dxa" w:w="60"/>
+              <w:left w:type="dxa" w:w="100"/>
+              <w:bottom w:type="dxa" w:w="60"/>
+              <w:right w:type="dxa" w:w="100"/>
+            </w:tcMar>
+          </w:tcPr>
+          <w:p>
+            <w:pPr>
+              <w:spacing w:after="0" w:line="260"/>
+            </w:pPr>
+            <w:r>
+              <w:rPr>
+                <w:b w:val="false"/>
+                <w:bCs w:val="false"/>
+                <w:sz w:val="19"/>
+                <w:szCs w:val="19"/>
+              </w:rPr>
+              <w:t xml:space="preserve"/>
+            </w:r>
+          </w:p>
+        </w:tc>
+        <w:tc>
+          <w:tcPr>
+            <w:tcW w:type="dxa" w:w="2600"/>
+            <w:tcBorders>
+              <w:top w:val="single" w:color="C6CCB4" w:sz="4"/>
+              <w:left w:val="single" w:color="C6CCB4" w:sz="4"/>
+              <w:bottom w:val="single" w:color="C6CCB4" w:sz="4"/>
+              <w:right w:val="single" w:color="C6CCB4" w:sz="4"/>
+            </w:tcBorders>
+            <w:tcMar>
+              <w:top w:type="dxa" w:w="60"/>
+              <w:left w:type="dxa" w:w="100"/>
+              <w:bottom w:type="dxa" w:w="60"/>
+              <w:right w:type="dxa" w:w="100"/>
+            </w:tcMar>
+          </w:tcPr>
+          <w:p>
+            <w:pPr>
+              <w:spacing w:after="0" w:line="260"/>
+            </w:pPr>
+            <w:r>
+              <w:rPr>
+                <w:b w:val="false"/>
+                <w:bCs w:val="false"/>
+                <w:sz w:val="19"/>
+                <w:szCs w:val="19"/>
+              </w:rPr>
+              <w:t xml:space="preserve">AC Gasto no cubierto</w:t>
+            </w:r>
+          </w:p>
+        </w:tc>
+        <w:tc>
+          <w:tcPr>
+            <w:tcW w:type="dxa" w:w="4126"/>
+            <w:tcBorders>
+              <w:top w:val="single" w:color="C6CCB4" w:sz="4"/>
+              <w:left w:val="single" w:color="C6CCB4" w:sz="4"/>
+              <w:bottom w:val="single" w:color="C6CCB4" w:sz="4"/>
+              <w:right w:val="single" w:color="C6CCB4" w:sz="4"/>
+            </w:tcBorders>
+            <w:tcMar>
+              <w:top w:type="dxa" w:w="60"/>
+              <w:left w:type="dxa" w:w="100"/>
+              <w:bottom w:type="dxa" w:w="60"/>
+              <w:right w:type="dxa" w:w="100"/>
+            </w:tcMar>
+          </w:tcPr>
+          <w:p>
+            <w:pPr>
+              <w:spacing w:after="0" w:line="260"/>
+            </w:pPr>
+            <w:r>
+              <w:rPr>
+                <w:b w:val="false"/>
+                <w:bCs w:val="false"/>
+                <w:sz w:val="19"/>
+                <w:szCs w:val="19"/>
+              </w:rPr>
+              <w:t xml:space="preserve">MÁX(0, −(AA + AB + V + Z))</w:t>
+            </w:r>
+          </w:p>
+        </w:tc>
+      </w:tr>
+      <w:tr>
+        <w:tc>
+          <w:tcPr>
+            <w:tcW w:type="dxa" w:w="2300"/>
+            <w:tcBorders>
+              <w:top w:val="single" w:color="C6CCB4" w:sz="4"/>
+              <w:left w:val="single" w:color="C6CCB4" w:sz="4"/>
+              <w:bottom w:val="single" w:color="C6CCB4" w:sz="4"/>
+              <w:right w:val="single" w:color="C6CCB4" w:sz="4"/>
+            </w:tcBorders>
+            <w:tcMar>
+              <w:top w:type="dxa" w:w="60"/>
+              <w:left w:type="dxa" w:w="100"/>
+              <w:bottom w:type="dxa" w:w="60"/>
+              <w:right w:type="dxa" w:w="100"/>
+            </w:tcMar>
+          </w:tcPr>
+          <w:p>
+            <w:pPr>
+              <w:spacing w:after="0" w:line="260"/>
+            </w:pPr>
+            <w:r>
+              <w:rPr>
+                <w:b w:val="false"/>
+                <w:bCs w:val="false"/>
+                <w:sz w:val="19"/>
+                <w:szCs w:val="19"/>
+              </w:rPr>
+              <w:t xml:space="preserve"/>
+            </w:r>
+          </w:p>
+        </w:tc>
+        <w:tc>
+          <w:tcPr>
+            <w:tcW w:type="dxa" w:w="2600"/>
+            <w:tcBorders>
+              <w:top w:val="single" w:color="C6CCB4" w:sz="4"/>
+              <w:left w:val="single" w:color="C6CCB4" w:sz="4"/>
+              <w:bottom w:val="single" w:color="C6CCB4" w:sz="4"/>
+              <w:right w:val="single" w:color="C6CCB4" w:sz="4"/>
+            </w:tcBorders>
+            <w:tcMar>
+              <w:top w:type="dxa" w:w="60"/>
+              <w:left w:type="dxa" w:w="100"/>
+              <w:bottom w:type="dxa" w:w="60"/>
+              <w:right w:type="dxa" w:w="100"/>
+            </w:tcMar>
+          </w:tcPr>
+          <w:p>
+            <w:pPr>
+              <w:spacing w:after="0" w:line="260"/>
+            </w:pPr>
+            <w:r>
+              <w:rPr>
+                <w:b w:val="false"/>
+                <w:bCs w:val="false"/>
+                <w:sz w:val="19"/>
+                <w:szCs w:val="19"/>
+              </w:rPr>
+              <w:t xml:space="preserve">AD Final nominal</w:t>
+            </w:r>
+          </w:p>
+        </w:tc>
+        <w:tc>
+          <w:tcPr>
+            <w:tcW w:type="dxa" w:w="4126"/>
+            <w:tcBorders>
+              <w:top w:val="single" w:color="C6CCB4" w:sz="4"/>
+              <w:left w:val="single" w:color="C6CCB4" w:sz="4"/>
+              <w:bottom w:val="single" w:color="C6CCB4" w:sz="4"/>
+              <w:right w:val="single" w:color="C6CCB4" w:sz="4"/>
+            </w:tcBorders>
+            <w:tcMar>
+              <w:top w:type="dxa" w:w="60"/>
+              <w:left w:type="dxa" w:w="100"/>
+              <w:bottom w:type="dxa" w:w="60"/>
+              <w:right w:type="dxa" w:w="100"/>
+            </w:tcMar>
+          </w:tcPr>
+          <w:p>
+            <w:pPr>
+              <w:spacing w:after="0" w:line="260"/>
+            </w:pPr>
+            <w:r>
+              <w:rPr>
+                <w:b w:val="false"/>
+                <w:bCs w:val="false"/>
+                <w:sz w:val="19"/>
+                <w:szCs w:val="19"/>
+              </w:rPr>
+              <w:t xml:space="preserve">AA + AB + V + Z + AC</w:t>
+            </w:r>
+          </w:p>
+        </w:tc>
+      </w:tr>
+      <w:tr>
+        <w:tc>
+          <w:tcPr>
+            <w:tcW w:type="dxa" w:w="2300"/>
+            <w:tcBorders>
+              <w:top w:val="single" w:color="C6CCB4" w:sz="4"/>
+              <w:left w:val="single" w:color="C6CCB4" w:sz="4"/>
+              <w:bottom w:val="single" w:color="C6CCB4" w:sz="4"/>
+              <w:right w:val="single" w:color="C6CCB4" w:sz="4"/>
+            </w:tcBorders>
+            <w:tcMar>
+              <w:top w:type="dxa" w:w="60"/>
+              <w:left w:type="dxa" w:w="100"/>
+              <w:bottom w:type="dxa" w:w="60"/>
+              <w:right w:type="dxa" w:w="100"/>
+            </w:tcMar>
+          </w:tcPr>
+          <w:p>
+            <w:pPr>
+              <w:spacing w:after="0" w:line="260"/>
+            </w:pPr>
+            <w:r>
+              <w:rPr>
+                <w:b w:val="false"/>
+                <w:bCs w:val="false"/>
+                <w:sz w:val="19"/>
+                <w:szCs w:val="19"/>
+              </w:rPr>
+              <w:t xml:space="preserve"/>
+            </w:r>
+          </w:p>
+        </w:tc>
+        <w:tc>
+          <w:tcPr>
+            <w:tcW w:type="dxa" w:w="2600"/>
+            <w:tcBorders>
+              <w:top w:val="single" w:color="C6CCB4" w:sz="4"/>
+              <w:left w:val="single" w:color="C6CCB4" w:sz="4"/>
+              <w:bottom w:val="single" w:color="C6CCB4" w:sz="4"/>
+              <w:right w:val="single" w:color="C6CCB4" w:sz="4"/>
+            </w:tcBorders>
+            <w:tcMar>
+              <w:top w:type="dxa" w:w="60"/>
+              <w:left w:type="dxa" w:w="100"/>
+              <w:bottom w:type="dxa" w:w="60"/>
+              <w:right w:type="dxa" w:w="100"/>
+            </w:tcMar>
+          </w:tcPr>
+          <w:p>
+            <w:pPr>
+              <w:spacing w:after="0" w:line="260"/>
+            </w:pPr>
+            <w:r>
+              <w:rPr>
+                <w:b w:val="false"/>
+                <w:bCs w:val="false"/>
+                <w:sz w:val="19"/>
+                <w:szCs w:val="19"/>
+              </w:rPr>
+              <w:t xml:space="preserve">AE Real · AF Tasa de retiro</w:t>
+            </w:r>
+          </w:p>
+        </w:tc>
+        <w:tc>
+          <w:tcPr>
+            <w:tcW w:type="dxa" w:w="4126"/>
+            <w:tcBorders>
+              <w:top w:val="single" w:color="C6CCB4" w:sz="4"/>
+              <w:left w:val="single" w:color="C6CCB4" w:sz="4"/>
+              <w:bottom w:val="single" w:color="C6CCB4" w:sz="4"/>
+              <w:right w:val="single" w:color="C6CCB4" w:sz="4"/>
+            </w:tcBorders>
+            <w:tcMar>
+              <w:top w:type="dxa" w:w="60"/>
+              <w:left w:type="dxa" w:w="100"/>
+              <w:bottom w:type="dxa" w:w="60"/>
+              <w:right w:type="dxa" w:w="100"/>
+            </w:tcMar>
+          </w:tcPr>
+          <w:p>
+            <w:pPr>
+              <w:spacing w:after="0" w:line="260"/>
+            </w:pPr>
+            <w:r>
+              <w:rPr>
+                <w:b w:val="false"/>
+                <w:bCs w:val="false"/>
+                <w:sz w:val="19"/>
+                <w:szCs w:val="19"/>
+              </w:rPr>
+              <w:t xml:space="preserve">AD / (1 + inflación)^t · −Z / AA</w:t>
+            </w:r>
+          </w:p>
+        </w:tc>
+      </w:tr>
+    </w:tbl>
+    <w:p>
+      <w:pPr>
+        <w:spacing w:after="120" w:line="300"/>
+      </w:pPr>
+      <w:r>
+        <w:t xml:space="preserve">El portafolio nunca baja de cero: si las desinversiones superan el saldo, el faltante se registra como gasto no cubierto. El dashboard muestra exactamente estas columnas y cifras.</w:t>
       </w:r>
     </w:p>
     <w:p>
@@ -9804,7 +10984,7 @@
         <w:spacing w:after="120" w:line="300"/>
       </w:pPr>
       <w:r>
-        <w:t xml:space="preserve">r es el rendimiento anual de los fondos. Lo trasladado entra en la columna S y la pensión del ROP en la columna T de la proyección.</w:t>
+        <w:t xml:space="preserve">r es el rendimiento anual de los fondos. La pensión del ROP entra como ingreso ordinario (columna J) y lo trasladado del FCL y la pensión voluntaria como ingreso extraordinario (columna N).</w:t>
       </w:r>
     </w:p>
     <w:p>
@@ -9874,7 +11054,7 @@
         <w:spacing w:after="120" w:line="300"/>
       </w:pPr>
       <w:r>
-        <w:t xml:space="preserve">Se fijan en el panel de supuestos del dashboard y valen para todos los clientes.</w:t>
+        <w:t xml:space="preserve">Se fijan para cada cliente antes de calcular su proyección; los valores de la firma son el punto de partida.</w:t>
       </w:r>
     </w:p>
     <w:tbl>
@@ -11323,7 +12503,7 @@
                 <w:sz w:val="19"/>
                 <w:szCs w:val="19"/>
               </w:rPr>
-              <w:t xml:space="preserve">Rendimiento esperado que usa la proyección (columna N)</w:t>
+              <w:t xml:space="preserve">Rendimiento esperado que usa la proyección (celda D7)</w:t>
             </w:r>
           </w:p>
         </w:tc>

--- a/Metodologia_perfil_riesgo_y_proyeccion.docx
+++ b/Metodologia_perfil_riesgo_y_proyeccion.docx
@@ -25,7 +25,7 @@
         <w:rPr>
           <w:color w:val="5A5E44"/>
         </w:rPr>
-        <w:t xml:space="preserve">Chotocruz &amp; Co. · documento interno · versión 3.2 · octubre de 2026</w:t>
+        <w:t xml:space="preserve">Chotocruz &amp; Co. · documento interno · versión 4.0 · octubre de 2026</w:t>
       </w:r>
     </w:p>
     <w:p>
@@ -54,15 +54,10 @@
     </w:p>
     <w:p>
       <w:pPr>
-        <w:pStyle w:val="ListParagraph"/>
-        <w:numPr>
-          <w:ilvl w:val="0"/>
-          <w:numId w:val="2"/>
-        </w:numPr>
-        <w:spacing w:after="60" w:line="290"/>
+        <w:spacing w:after="120" w:line="300"/>
       </w:pPr>
       <w:r>
-        <w:t xml:space="preserve">Cada respuesta tiene un puntaje entre 0 (menor disposición al riesgo) y 10 (mayor disposición).</w:t>
+        <w:t xml:space="preserve">El método da dos conclusiones separadas, cada una con su puntaje de 0 a 10 y su perfil:</w:t>
       </w:r>
     </w:p>
     <w:p>
@@ -75,7 +70,14 @@
         <w:spacing w:after="60" w:line="290"/>
       </w:pPr>
       <w:r>
-        <w:t xml:space="preserve">La disposición al riesgo es el promedio ponderado de las diez preguntas del perfil.</w:t>
+        <w:rPr>
+          <w:b/>
+          <w:bCs/>
+        </w:rPr>
+        <w:t xml:space="preserve">Perfil de riesgo. </w:t>
+      </w:r>
+      <w:r>
+        <w:t xml:space="preserve">Sale solo de las diez preguntas del cuestionario 1. Su puntaje es el promedio ponderado de las diez respuestas y se ubica en uno de los cinco perfiles.</w:t>
       </w:r>
     </w:p>
     <w:p>
@@ -88,7 +90,14 @@
         <w:spacing w:after="60" w:line="290"/>
       </w:pPr>
       <w:r>
-        <w:t xml:space="preserve">La capacidad financiera es el promedio de cuatro datos de la planificación.</w:t>
+        <w:rPr>
+          <w:b/>
+          <w:bCs/>
+        </w:rPr>
+        <w:t xml:space="preserve">Perfil global. </w:t>
+      </w:r>
+      <w:r>
+        <w:t xml:space="preserve">Agrega la capacidad financiera, que sale solo del cuestionario de planificación. El puntaje global es el menor entre el puntaje del perfil de riesgo y la capacidad financiera.</w:t>
       </w:r>
     </w:p>
     <w:p>
@@ -101,7 +110,7 @@
         <w:spacing w:after="60" w:line="290"/>
       </w:pPr>
       <w:r>
-        <w:t xml:space="preserve">Cada puntaje se ubica en uno de cinco perfiles. El perfil asignado es el menor entre el de la disposición y el de la capacidad.</w:t>
+        <w:t xml:space="preserve">La planificación puede confirmar o bajar el perfil de riesgo, nunca subirlo. La proyección usa el rendimiento del perfil global.</w:t>
       </w:r>
     </w:p>
     <w:p>
@@ -114,7 +123,7 @@
         <w:spacing w:after="60" w:line="290"/>
       </w:pPr>
       <w:r>
-        <w:t xml:space="preserve">El puntaje del cliente es ese menor valor: es el número que define el perfil asignado.</w:t>
+        <w:t xml:space="preserve">Ningún dato entra en los dos cuestionarios, así que ningún dato se cuenta dos veces.</w:t>
       </w:r>
     </w:p>
     <w:p>
@@ -1696,7 +1705,7 @@
                 <w:sz w:val="19"/>
                 <w:szCs w:val="19"/>
               </w:rPr>
-              <w:t xml:space="preserve">Rendimiento esperado de 5% a 5,5% anual · pérdida máxima de hasta −5% en un año (con US$100.000, podría bajar a US$95.000)</w:t>
+              <w:t xml:space="preserve">Rendimiento esperado anual de 5% a 5,5% · pérdida anual esperada de −5%</w:t>
             </w:r>
           </w:p>
         </w:tc>
@@ -1760,7 +1769,7 @@
                 <w:sz w:val="19"/>
                 <w:szCs w:val="19"/>
               </w:rPr>
-              <w:t xml:space="preserve">Rendimiento esperado de 6% a 6,5% anual · pérdida máxima de hasta −7% en un año (con US$100.000, podría bajar a US$93.000)</w:t>
+              <w:t xml:space="preserve">Rendimiento esperado anual de 6% a 6,5% · pérdida anual esperada de −7%</w:t>
             </w:r>
           </w:p>
         </w:tc>
@@ -1824,7 +1833,7 @@
                 <w:sz w:val="19"/>
                 <w:szCs w:val="19"/>
               </w:rPr>
-              <w:t xml:space="preserve">Rendimiento esperado de 7% a 7,5% anual · pérdida máxima de hasta −9% en un año (con US$100.000, podría bajar a US$91.000)</w:t>
+              <w:t xml:space="preserve">Rendimiento esperado anual de 7% a 7,5% · pérdida anual esperada de −9%</w:t>
             </w:r>
           </w:p>
         </w:tc>
@@ -1888,7 +1897,7 @@
                 <w:sz w:val="19"/>
                 <w:szCs w:val="19"/>
               </w:rPr>
-              <w:t xml:space="preserve">Rendimiento esperado de 8% a 8,5% anual · pérdida máxima de hasta −12% en un año (con US$100.000, podría bajar a US$88.000)</w:t>
+              <w:t xml:space="preserve">Rendimiento esperado anual de 8% a 8,5% · pérdida anual esperada de −12%</w:t>
             </w:r>
           </w:p>
         </w:tc>
@@ -1952,7 +1961,7 @@
                 <w:sz w:val="19"/>
                 <w:szCs w:val="19"/>
               </w:rPr>
-              <w:t xml:space="preserve">Rendimiento esperado de 9% a 9,5% anual · pérdida máxima de hasta −16% en un año (con US$100.000, podría bajar a US$84.000)</w:t>
+              <w:t xml:space="preserve">Rendimiento esperado anual de 9% a 9,5% · pérdida anual esperada de −16%</w:t>
             </w:r>
           </w:p>
         </w:tc>
@@ -4159,7 +4168,7 @@
         <w:pStyle w:val="Heading2"/>
       </w:pPr>
       <w:r>
-        <w:t xml:space="preserve">1.3 Disposición al riesgo</w:t>
+        <w:t xml:space="preserve">1.3 Puntaje del perfil de riesgo</w:t>
       </w:r>
     </w:p>
     <w:p>
@@ -4183,7 +4192,7 @@
           <w:sz w:val="19"/>
           <w:szCs w:val="19"/>
         </w:rPr>
-        <w:t xml:space="preserve">Disposición = Σ (puntaje × peso) / Σ (peso)</w:t>
+        <w:t xml:space="preserve">Puntaje del perfil de riesgo = Σ (puntaje × peso) / Σ (peso)</w:t>
       </w:r>
     </w:p>
     <w:p>
@@ -4199,7 +4208,7 @@
         <w:spacing w:after="120" w:line="300"/>
       </w:pPr>
       <w:r>
-        <w:t xml:space="preserve">La tolerancia (preguntas de subescala tolerancia) y el apetito (subescala apetito) se calculan con la misma fórmula. No cambian el perfil: si difieren en 3 puntos o más, el dashboard muestra un aviso para conversarlo con el cliente.</w:t>
+        <w:t xml:space="preserve">La tolerancia (preguntas 1, 2, 3, 7 y 9) y el apetito (preguntas 4, 5, 6, 8 y 10) se calculan con la misma fórmula. Son los dos ejes del plano del perfil de riesgo: la tolerancia en el eje horizontal y el apetito en el vertical. Las franjas diagonales del plano son los cinco perfiles y salen de la misma fórmula del puntaje, por lo que la posición del cliente en el plano y su perfil siempre coinciden.</w:t>
       </w:r>
     </w:p>
     <w:p>
@@ -5009,7 +5018,7 @@
         <w:spacing w:after="120" w:line="300"/>
       </w:pPr>
       <w:r>
-        <w:t xml:space="preserve">Si la disposición queda a menos de 0,4 puntos de un corte, el dashboard la marca como zona de frontera para confirmarla con el cliente. El perfil no cambia.</w:t>
+        <w:t xml:space="preserve">Si el puntaje del perfil de riesgo queda a menos de 0,4 puntos de un corte, el dashboard la marca como zona de frontera para confirmarla con el cliente. El perfil no cambia.</w:t>
       </w:r>
     </w:p>
     <w:p>
@@ -5025,7 +5034,7 @@
         <w:spacing w:after="120" w:line="300"/>
       </w:pPr>
       <w:r>
-        <w:t xml:space="preserve">Es el promedio simple de cuatro componentes, cada uno de 0 a 10:</w:t>
+        <w:t xml:space="preserve">Mide cuánto riesgo puede soportar el cliente, con independencia de cuánto quiere asumir. Se calcula solo con datos del cuestionario de planificación, con los seis componentes que las directrices de idoneidad de MiFID II (ESMA, 2018) y el marco de la política de inversión del CFA Institute (Maginn y otros, 2007) señalan para evaluar la capacidad de soportar pérdidas:</w:t>
       </w:r>
     </w:p>
     <w:tbl>
@@ -5041,9 +5050,9 @@
         </w:tblBorders>
       </w:tblPr>
       <w:tblGrid>
-        <w:gridCol w:w="2000"/>
-        <w:gridCol w:w="3200"/>
-        <w:gridCol w:w="3826"/>
+        <w:gridCol w:w="1900"/>
+        <w:gridCol w:w="3700"/>
+        <w:gridCol w:w="3426"/>
       </w:tblGrid>
       <w:tr>
         <w:trPr>
@@ -5051,7 +5060,7 @@
         </w:trPr>
         <w:tc>
           <w:tcPr>
-            <w:tcW w:type="dxa" w:w="2000"/>
+            <w:tcW w:type="dxa" w:w="1900"/>
             <w:tcBorders>
               <w:top w:val="single" w:color="C6CCB4" w:sz="4"/>
               <w:left w:val="single" w:color="C6CCB4" w:sz="4"/>
@@ -5084,7 +5093,7 @@
         </w:tc>
         <w:tc>
           <w:tcPr>
-            <w:tcW w:type="dxa" w:w="3200"/>
+            <w:tcW w:type="dxa" w:w="3700"/>
             <w:tcBorders>
               <w:top w:val="single" w:color="C6CCB4" w:sz="4"/>
               <w:left w:val="single" w:color="C6CCB4" w:sz="4"/>
@@ -5111,13 +5120,13 @@
                 <w:sz w:val="19"/>
                 <w:szCs w:val="19"/>
               </w:rPr>
-              <w:t xml:space="preserve">Dato del cuestionario</w:t>
-            </w:r>
-          </w:p>
-        </w:tc>
-        <w:tc>
-          <w:tcPr>
-            <w:tcW w:type="dxa" w:w="3826"/>
+              <w:t xml:space="preserve">Dato de la planificación</w:t>
+            </w:r>
+          </w:p>
+        </w:tc>
+        <w:tc>
+          <w:tcPr>
+            <w:tcW w:type="dxa" w:w="3426"/>
             <w:tcBorders>
               <w:top w:val="single" w:color="C6CCB4" w:sz="4"/>
               <w:left w:val="single" w:color="C6CCB4" w:sz="4"/>
@@ -5144,7 +5153,7 @@
                 <w:sz w:val="19"/>
                 <w:szCs w:val="19"/>
               </w:rPr>
-              <w:t xml:space="preserve">Puntaje</w:t>
+              <w:t xml:space="preserve">Fundamento</w:t>
             </w:r>
           </w:p>
         </w:tc>
@@ -5152,7 +5161,7 @@
       <w:tr>
         <w:tc>
           <w:tcPr>
-            <w:tcW w:type="dxa" w:w="2000"/>
+            <w:tcW w:type="dxa" w:w="1900"/>
             <w:tcBorders>
               <w:top w:val="single" w:color="C6CCB4" w:sz="4"/>
               <w:left w:val="single" w:color="C6CCB4" w:sz="4"/>
@@ -5183,63 +5192,63 @@
         </w:tc>
         <w:tc>
           <w:tcPr>
-            <w:tcW w:type="dxa" w:w="3200"/>
-            <w:tcBorders>
-              <w:top w:val="single" w:color="C6CCB4" w:sz="4"/>
-              <w:left w:val="single" w:color="C6CCB4" w:sz="4"/>
-              <w:bottom w:val="single" w:color="C6CCB4" w:sz="4"/>
-              <w:right w:val="single" w:color="C6CCB4" w:sz="4"/>
-            </w:tcBorders>
-            <w:tcMar>
-              <w:top w:type="dxa" w:w="60"/>
-              <w:left w:type="dxa" w:w="100"/>
-              <w:bottom w:type="dxa" w:w="60"/>
-              <w:right w:type="dxa" w:w="100"/>
-            </w:tcMar>
-          </w:tcPr>
-          <w:p>
-            <w:pPr>
-              <w:spacing w:after="0" w:line="260"/>
-            </w:pPr>
-            <w:r>
-              <w:rPr>
-                <w:b w:val="false"/>
-                <w:bCs w:val="false"/>
-                <w:sz w:val="19"/>
-                <w:szCs w:val="19"/>
-              </w:rPr>
-              <w:t xml:space="preserve">Edad de independencia financiera menos edad actual</w:t>
-            </w:r>
-          </w:p>
-        </w:tc>
-        <w:tc>
-          <w:tcPr>
-            <w:tcW w:type="dxa" w:w="3826"/>
-            <w:tcBorders>
-              <w:top w:val="single" w:color="C6CCB4" w:sz="4"/>
-              <w:left w:val="single" w:color="C6CCB4" w:sz="4"/>
-              <w:bottom w:val="single" w:color="C6CCB4" w:sz="4"/>
-              <w:right w:val="single" w:color="C6CCB4" w:sz="4"/>
-            </w:tcBorders>
-            <w:tcMar>
-              <w:top w:type="dxa" w:w="60"/>
-              <w:left w:type="dxa" w:w="100"/>
-              <w:bottom w:type="dxa" w:w="60"/>
-              <w:right w:type="dxa" w:w="100"/>
-            </w:tcMar>
-          </w:tcPr>
-          <w:p>
-            <w:pPr>
-              <w:spacing w:after="0" w:line="260"/>
-            </w:pPr>
-            <w:r>
-              <w:rPr>
-                <w:b w:val="false"/>
-                <w:bCs w:val="false"/>
-                <w:sz w:val="19"/>
-                <w:szCs w:val="19"/>
-              </w:rPr>
-              <w:t xml:space="preserve">Menos de 5 años: 0 · de 5 a 9: 3,33 · de 10 a 14: 6,67 · 15 o más: 10</w:t>
+            <w:tcW w:type="dxa" w:w="3700"/>
+            <w:tcBorders>
+              <w:top w:val="single" w:color="C6CCB4" w:sz="4"/>
+              <w:left w:val="single" w:color="C6CCB4" w:sz="4"/>
+              <w:bottom w:val="single" w:color="C6CCB4" w:sz="4"/>
+              <w:right w:val="single" w:color="C6CCB4" w:sz="4"/>
+            </w:tcBorders>
+            <w:tcMar>
+              <w:top w:type="dxa" w:w="60"/>
+              <w:left w:type="dxa" w:w="100"/>
+              <w:bottom w:type="dxa" w:w="60"/>
+              <w:right w:type="dxa" w:w="100"/>
+            </w:tcMar>
+          </w:tcPr>
+          <w:p>
+            <w:pPr>
+              <w:spacing w:after="0" w:line="260"/>
+            </w:pPr>
+            <w:r>
+              <w:rPr>
+                <w:b w:val="false"/>
+                <w:bCs w:val="false"/>
+                <w:sz w:val="19"/>
+                <w:szCs w:val="19"/>
+              </w:rPr>
+              <w:t xml:space="preserve">Años hasta que el portafolio empieza a financiar gastos, metas o retiros (primer año con desinversión)</w:t>
+            </w:r>
+          </w:p>
+        </w:tc>
+        <w:tc>
+          <w:tcPr>
+            <w:tcW w:type="dxa" w:w="3426"/>
+            <w:tcBorders>
+              <w:top w:val="single" w:color="C6CCB4" w:sz="4"/>
+              <w:left w:val="single" w:color="C6CCB4" w:sz="4"/>
+              <w:bottom w:val="single" w:color="C6CCB4" w:sz="4"/>
+              <w:right w:val="single" w:color="C6CCB4" w:sz="4"/>
+            </w:tcBorders>
+            <w:tcMar>
+              <w:top w:type="dxa" w:w="60"/>
+              <w:left w:type="dxa" w:w="100"/>
+              <w:bottom w:type="dxa" w:w="60"/>
+              <w:right w:type="dxa" w:w="100"/>
+            </w:tcMar>
+          </w:tcPr>
+          <w:p>
+            <w:pPr>
+              <w:spacing w:after="0" w:line="260"/>
+            </w:pPr>
+            <w:r>
+              <w:rPr>
+                <w:b w:val="false"/>
+                <w:bCs w:val="false"/>
+                <w:sz w:val="19"/>
+                <w:szCs w:val="19"/>
+              </w:rPr>
+              <w:t xml:space="preserve">Horizonte de inversión (ESMA, 2018; CFA Institute)</w:t>
             </w:r>
           </w:p>
         </w:tc>
@@ -5247,7 +5256,7 @@
       <w:tr>
         <w:tc>
           <w:tcPr>
-            <w:tcW w:type="dxa" w:w="2000"/>
+            <w:tcW w:type="dxa" w:w="1900"/>
             <w:tcBorders>
               <w:top w:val="single" w:color="C6CCB4" w:sz="4"/>
               <w:left w:val="single" w:color="C6CCB4" w:sz="4"/>
@@ -5278,63 +5287,63 @@
         </w:tc>
         <w:tc>
           <w:tcPr>
-            <w:tcW w:type="dxa" w:w="3200"/>
-            <w:tcBorders>
-              <w:top w:val="single" w:color="C6CCB4" w:sz="4"/>
-              <w:left w:val="single" w:color="C6CCB4" w:sz="4"/>
-              <w:bottom w:val="single" w:color="C6CCB4" w:sz="4"/>
-              <w:right w:val="single" w:color="C6CCB4" w:sz="4"/>
-            </w:tcBorders>
-            <w:tcMar>
-              <w:top w:type="dxa" w:w="60"/>
-              <w:left w:type="dxa" w:w="100"/>
-              <w:bottom w:type="dxa" w:w="60"/>
-              <w:right w:type="dxa" w:w="100"/>
-            </w:tcMar>
-          </w:tcPr>
-          <w:p>
-            <w:pPr>
-              <w:spacing w:after="0" w:line="260"/>
-            </w:pPr>
-            <w:r>
-              <w:rPr>
-                <w:b w:val="false"/>
-                <w:bCs w:val="false"/>
-                <w:sz w:val="19"/>
-                <w:szCs w:val="19"/>
-              </w:rPr>
-              <w:t xml:space="preserve">Predictibilidad del ingreso mensual</w:t>
-            </w:r>
-          </w:p>
-        </w:tc>
-        <w:tc>
-          <w:tcPr>
-            <w:tcW w:type="dxa" w:w="3826"/>
-            <w:tcBorders>
-              <w:top w:val="single" w:color="C6CCB4" w:sz="4"/>
-              <w:left w:val="single" w:color="C6CCB4" w:sz="4"/>
-              <w:bottom w:val="single" w:color="C6CCB4" w:sz="4"/>
-              <w:right w:val="single" w:color="C6CCB4" w:sz="4"/>
-            </w:tcBorders>
-            <w:tcMar>
-              <w:top w:type="dxa" w:w="60"/>
-              <w:left w:type="dxa" w:w="100"/>
-              <w:bottom w:type="dxa" w:w="60"/>
-              <w:right w:type="dxa" w:w="100"/>
-            </w:tcMar>
-          </w:tcPr>
-          <w:p>
-            <w:pPr>
-              <w:spacing w:after="0" w:line="260"/>
-            </w:pPr>
-            <w:r>
-              <w:rPr>
-                <w:b w:val="false"/>
-                <w:bCs w:val="false"/>
-                <w:sz w:val="19"/>
-                <w:szCs w:val="19"/>
-              </w:rPr>
-              <w:t xml:space="preserve">Varía mucho: 0 · varía moderadamente: 3,33 · estable: 6,67 · fijo o rentas consolidadas: 10</w:t>
+            <w:tcW w:type="dxa" w:w="3700"/>
+            <w:tcBorders>
+              <w:top w:val="single" w:color="C6CCB4" w:sz="4"/>
+              <w:left w:val="single" w:color="C6CCB4" w:sz="4"/>
+              <w:bottom w:val="single" w:color="C6CCB4" w:sz="4"/>
+              <w:right w:val="single" w:color="C6CCB4" w:sz="4"/>
+            </w:tcBorders>
+            <w:tcMar>
+              <w:top w:type="dxa" w:w="60"/>
+              <w:left w:type="dxa" w:w="100"/>
+              <w:bottom w:type="dxa" w:w="60"/>
+              <w:right w:type="dxa" w:w="100"/>
+            </w:tcMar>
+          </w:tcPr>
+          <w:p>
+            <w:pPr>
+              <w:spacing w:after="0" w:line="260"/>
+            </w:pPr>
+            <w:r>
+              <w:rPr>
+                <w:b w:val="false"/>
+                <w:bCs w:val="false"/>
+                <w:sz w:val="19"/>
+                <w:szCs w:val="19"/>
+              </w:rPr>
+              <w:t xml:space="preserve">Qué tan predecible es el ingreso total</w:t>
+            </w:r>
+          </w:p>
+        </w:tc>
+        <w:tc>
+          <w:tcPr>
+            <w:tcW w:type="dxa" w:w="3426"/>
+            <w:tcBorders>
+              <w:top w:val="single" w:color="C6CCB4" w:sz="4"/>
+              <w:left w:val="single" w:color="C6CCB4" w:sz="4"/>
+              <w:bottom w:val="single" w:color="C6CCB4" w:sz="4"/>
+              <w:right w:val="single" w:color="C6CCB4" w:sz="4"/>
+            </w:tcBorders>
+            <w:tcMar>
+              <w:top w:type="dxa" w:w="60"/>
+              <w:left w:type="dxa" w:w="100"/>
+              <w:bottom w:type="dxa" w:w="60"/>
+              <w:right w:type="dxa" w:w="100"/>
+            </w:tcMar>
+          </w:tcPr>
+          <w:p>
+            <w:pPr>
+              <w:spacing w:after="0" w:line="260"/>
+            </w:pPr>
+            <w:r>
+              <w:rPr>
+                <w:b w:val="false"/>
+                <w:bCs w:val="false"/>
+                <w:sz w:val="19"/>
+                <w:szCs w:val="19"/>
+              </w:rPr>
+              <w:t xml:space="preserve">Capital humano: un ingreso estable se comporta como un bono y permite más riesgo en el portafolio (Ibbotson, Milevsky, Chen y Zhu, 2007)</w:t>
             </w:r>
           </w:p>
         </w:tc>
@@ -5342,94 +5351,94 @@
       <w:tr>
         <w:tc>
           <w:tcPr>
-            <w:tcW w:type="dxa" w:w="2000"/>
-            <w:tcBorders>
-              <w:top w:val="single" w:color="C6CCB4" w:sz="4"/>
-              <w:left w:val="single" w:color="C6CCB4" w:sz="4"/>
-              <w:bottom w:val="single" w:color="C6CCB4" w:sz="4"/>
-              <w:right w:val="single" w:color="C6CCB4" w:sz="4"/>
-            </w:tcBorders>
-            <w:tcMar>
-              <w:top w:type="dxa" w:w="60"/>
-              <w:left w:type="dxa" w:w="100"/>
-              <w:bottom w:type="dxa" w:w="60"/>
-              <w:right w:type="dxa" w:w="100"/>
-            </w:tcMar>
-          </w:tcPr>
-          <w:p>
-            <w:pPr>
-              <w:spacing w:after="0" w:line="260"/>
-            </w:pPr>
-            <w:r>
-              <w:rPr>
-                <w:b w:val="false"/>
-                <w:bCs w:val="false"/>
-                <w:sz w:val="19"/>
-                <w:szCs w:val="19"/>
-              </w:rPr>
-              <w:t xml:space="preserve">Dependientes</w:t>
-            </w:r>
-          </w:p>
-        </w:tc>
-        <w:tc>
-          <w:tcPr>
-            <w:tcW w:type="dxa" w:w="3200"/>
-            <w:tcBorders>
-              <w:top w:val="single" w:color="C6CCB4" w:sz="4"/>
-              <w:left w:val="single" w:color="C6CCB4" w:sz="4"/>
-              <w:bottom w:val="single" w:color="C6CCB4" w:sz="4"/>
-              <w:right w:val="single" w:color="C6CCB4" w:sz="4"/>
-            </w:tcBorders>
-            <w:tcMar>
-              <w:top w:type="dxa" w:w="60"/>
-              <w:left w:type="dxa" w:w="100"/>
-              <w:bottom w:type="dxa" w:w="60"/>
-              <w:right w:type="dxa" w:w="100"/>
-            </w:tcMar>
-          </w:tcPr>
-          <w:p>
-            <w:pPr>
-              <w:spacing w:after="0" w:line="260"/>
-            </w:pPr>
-            <w:r>
-              <w:rPr>
-                <w:b w:val="false"/>
-                <w:bCs w:val="false"/>
-                <w:sz w:val="19"/>
-                <w:szCs w:val="19"/>
-              </w:rPr>
-              <w:t xml:space="preserve">Número de personas que dependen del cliente</w:t>
-            </w:r>
-          </w:p>
-        </w:tc>
-        <w:tc>
-          <w:tcPr>
-            <w:tcW w:type="dxa" w:w="3826"/>
-            <w:tcBorders>
-              <w:top w:val="single" w:color="C6CCB4" w:sz="4"/>
-              <w:left w:val="single" w:color="C6CCB4" w:sz="4"/>
-              <w:bottom w:val="single" w:color="C6CCB4" w:sz="4"/>
-              <w:right w:val="single" w:color="C6CCB4" w:sz="4"/>
-            </w:tcBorders>
-            <w:tcMar>
-              <w:top w:type="dxa" w:w="60"/>
-              <w:left w:type="dxa" w:w="100"/>
-              <w:bottom w:type="dxa" w:w="60"/>
-              <w:right w:type="dxa" w:w="100"/>
-            </w:tcMar>
-          </w:tcPr>
-          <w:p>
-            <w:pPr>
-              <w:spacing w:after="0" w:line="260"/>
-            </w:pPr>
-            <w:r>
-              <w:rPr>
-                <w:b w:val="false"/>
-                <w:bCs w:val="false"/>
-                <w:sz w:val="19"/>
-                <w:szCs w:val="19"/>
-              </w:rPr>
-              <w:t xml:space="preserve">4 o más: 0 · 3: 3,33 · 1 o 2: 6,67 · ninguna: 10</w:t>
+            <w:tcW w:type="dxa" w:w="1900"/>
+            <w:tcBorders>
+              <w:top w:val="single" w:color="C6CCB4" w:sz="4"/>
+              <w:left w:val="single" w:color="C6CCB4" w:sz="4"/>
+              <w:bottom w:val="single" w:color="C6CCB4" w:sz="4"/>
+              <w:right w:val="single" w:color="C6CCB4" w:sz="4"/>
+            </w:tcBorders>
+            <w:tcMar>
+              <w:top w:type="dxa" w:w="60"/>
+              <w:left w:type="dxa" w:w="100"/>
+              <w:bottom w:type="dxa" w:w="60"/>
+              <w:right w:type="dxa" w:w="100"/>
+            </w:tcMar>
+          </w:tcPr>
+          <w:p>
+            <w:pPr>
+              <w:spacing w:after="0" w:line="260"/>
+            </w:pPr>
+            <w:r>
+              <w:rPr>
+                <w:b w:val="false"/>
+                <w:bCs w:val="false"/>
+                <w:sz w:val="19"/>
+                <w:szCs w:val="19"/>
+              </w:rPr>
+              <w:t xml:space="preserve">Holgura del flujo</w:t>
+            </w:r>
+          </w:p>
+        </w:tc>
+        <w:tc>
+          <w:tcPr>
+            <w:tcW w:type="dxa" w:w="3700"/>
+            <w:tcBorders>
+              <w:top w:val="single" w:color="C6CCB4" w:sz="4"/>
+              <w:left w:val="single" w:color="C6CCB4" w:sz="4"/>
+              <w:bottom w:val="single" w:color="C6CCB4" w:sz="4"/>
+              <w:right w:val="single" w:color="C6CCB4" w:sz="4"/>
+            </w:tcBorders>
+            <w:tcMar>
+              <w:top w:type="dxa" w:w="60"/>
+              <w:left w:type="dxa" w:w="100"/>
+              <w:bottom w:type="dxa" w:w="60"/>
+              <w:right w:type="dxa" w:w="100"/>
+            </w:tcMar>
+          </w:tcPr>
+          <w:p>
+            <w:pPr>
+              <w:spacing w:after="0" w:line="260"/>
+            </w:pPr>
+            <w:r>
+              <w:rPr>
+                <w:b w:val="false"/>
+                <w:bCs w:val="false"/>
+                <w:sz w:val="19"/>
+                <w:szCs w:val="19"/>
+              </w:rPr>
+              <w:t xml:space="preserve">(Ingresos ordinarios − gastos ordinarios − gastos extraordinarios) / ingresos ordinarios, primer año</w:t>
+            </w:r>
+          </w:p>
+        </w:tc>
+        <w:tc>
+          <w:tcPr>
+            <w:tcW w:type="dxa" w:w="3426"/>
+            <w:tcBorders>
+              <w:top w:val="single" w:color="C6CCB4" w:sz="4"/>
+              <w:left w:val="single" w:color="C6CCB4" w:sz="4"/>
+              <w:bottom w:val="single" w:color="C6CCB4" w:sz="4"/>
+              <w:right w:val="single" w:color="C6CCB4" w:sz="4"/>
+            </w:tcBorders>
+            <w:tcMar>
+              <w:top w:type="dxa" w:w="60"/>
+              <w:left w:type="dxa" w:w="100"/>
+              <w:bottom w:type="dxa" w:w="60"/>
+              <w:right w:type="dxa" w:w="100"/>
+            </w:tcMar>
+          </w:tcPr>
+          <w:p>
+            <w:pPr>
+              <w:spacing w:after="0" w:line="260"/>
+            </w:pPr>
+            <w:r>
+              <w:rPr>
+                <w:b w:val="false"/>
+                <w:bCs w:val="false"/>
+                <w:sz w:val="19"/>
+                <w:szCs w:val="19"/>
+              </w:rPr>
+              <w:t xml:space="preserve">Fuente y nivel de los ingresos regulares frente a los compromisos financieros (ESMA, 2018)</w:t>
             </w:r>
           </w:p>
         </w:tc>
@@ -5437,7 +5446,102 @@
       <w:tr>
         <w:tc>
           <w:tcPr>
-            <w:tcW w:type="dxa" w:w="2000"/>
+            <w:tcW w:type="dxa" w:w="1900"/>
+            <w:tcBorders>
+              <w:top w:val="single" w:color="C6CCB4" w:sz="4"/>
+              <w:left w:val="single" w:color="C6CCB4" w:sz="4"/>
+              <w:bottom w:val="single" w:color="C6CCB4" w:sz="4"/>
+              <w:right w:val="single" w:color="C6CCB4" w:sz="4"/>
+            </w:tcBorders>
+            <w:tcMar>
+              <w:top w:type="dxa" w:w="60"/>
+              <w:left w:type="dxa" w:w="100"/>
+              <w:bottom w:type="dxa" w:w="60"/>
+              <w:right w:type="dxa" w:w="100"/>
+            </w:tcMar>
+          </w:tcPr>
+          <w:p>
+            <w:pPr>
+              <w:spacing w:after="0" w:line="260"/>
+            </w:pPr>
+            <w:r>
+              <w:rPr>
+                <w:b w:val="false"/>
+                <w:bCs w:val="false"/>
+                <w:sz w:val="19"/>
+                <w:szCs w:val="19"/>
+              </w:rPr>
+              <w:t xml:space="preserve">Carga de deuda</w:t>
+            </w:r>
+          </w:p>
+        </w:tc>
+        <w:tc>
+          <w:tcPr>
+            <w:tcW w:type="dxa" w:w="3700"/>
+            <w:tcBorders>
+              <w:top w:val="single" w:color="C6CCB4" w:sz="4"/>
+              <w:left w:val="single" w:color="C6CCB4" w:sz="4"/>
+              <w:bottom w:val="single" w:color="C6CCB4" w:sz="4"/>
+              <w:right w:val="single" w:color="C6CCB4" w:sz="4"/>
+            </w:tcBorders>
+            <w:tcMar>
+              <w:top w:type="dxa" w:w="60"/>
+              <w:left w:type="dxa" w:w="100"/>
+              <w:bottom w:type="dxa" w:w="60"/>
+              <w:right w:type="dxa" w:w="100"/>
+            </w:tcMar>
+          </w:tcPr>
+          <w:p>
+            <w:pPr>
+              <w:spacing w:after="0" w:line="260"/>
+            </w:pPr>
+            <w:r>
+              <w:rPr>
+                <w:b w:val="false"/>
+                <w:bCs w:val="false"/>
+                <w:sz w:val="19"/>
+                <w:szCs w:val="19"/>
+              </w:rPr>
+              <w:t xml:space="preserve">Cuotas de hipoteca y deudas / ingresos ordinarios, primer año</w:t>
+            </w:r>
+          </w:p>
+        </w:tc>
+        <w:tc>
+          <w:tcPr>
+            <w:tcW w:type="dxa" w:w="3426"/>
+            <w:tcBorders>
+              <w:top w:val="single" w:color="C6CCB4" w:sz="4"/>
+              <w:left w:val="single" w:color="C6CCB4" w:sz="4"/>
+              <w:bottom w:val="single" w:color="C6CCB4" w:sz="4"/>
+              <w:right w:val="single" w:color="C6CCB4" w:sz="4"/>
+            </w:tcBorders>
+            <w:tcMar>
+              <w:top w:type="dxa" w:w="60"/>
+              <w:left w:type="dxa" w:w="100"/>
+              <w:bottom w:type="dxa" w:w="60"/>
+              <w:right w:type="dxa" w:w="100"/>
+            </w:tcMar>
+          </w:tcPr>
+          <w:p>
+            <w:pPr>
+              <w:spacing w:after="0" w:line="260"/>
+            </w:pPr>
+            <w:r>
+              <w:rPr>
+                <w:b w:val="false"/>
+                <w:bCs w:val="false"/>
+                <w:sz w:val="19"/>
+                <w:szCs w:val="19"/>
+              </w:rPr>
+              <w:t xml:space="preserve">Compromisos financieros regulares (ESMA, 2018); razón deuda-ingreso de uso bancario, con límite habitual de 36%</w:t>
+            </w:r>
+          </w:p>
+        </w:tc>
+      </w:tr>
+      <w:tr>
+        <w:tc>
+          <w:tcPr>
+            <w:tcW w:type="dxa" w:w="1900"/>
             <w:tcBorders>
               <w:top w:val="single" w:color="C6CCB4" w:sz="4"/>
               <w:left w:val="single" w:color="C6CCB4" w:sz="4"/>
@@ -5468,63 +5572,158 @@
         </w:tc>
         <w:tc>
           <w:tcPr>
-            <w:tcW w:type="dxa" w:w="3200"/>
-            <w:tcBorders>
-              <w:top w:val="single" w:color="C6CCB4" w:sz="4"/>
-              <w:left w:val="single" w:color="C6CCB4" w:sz="4"/>
-              <w:bottom w:val="single" w:color="C6CCB4" w:sz="4"/>
-              <w:right w:val="single" w:color="C6CCB4" w:sz="4"/>
-            </w:tcBorders>
-            <w:tcMar>
-              <w:top w:type="dxa" w:w="60"/>
-              <w:left w:type="dxa" w:w="100"/>
-              <w:bottom w:type="dxa" w:w="60"/>
-              <w:right w:type="dxa" w:w="100"/>
-            </w:tcMar>
-          </w:tcPr>
-          <w:p>
-            <w:pPr>
-              <w:spacing w:after="0" w:line="260"/>
-            </w:pPr>
-            <w:r>
-              <w:rPr>
-                <w:b w:val="false"/>
-                <w:bCs w:val="false"/>
-                <w:sz w:val="19"/>
-                <w:szCs w:val="19"/>
-              </w:rPr>
-              <w:t xml:space="preserve">Parte del patrimonio que representa el portafolio</w:t>
-            </w:r>
-          </w:p>
-        </w:tc>
-        <w:tc>
-          <w:tcPr>
-            <w:tcW w:type="dxa" w:w="3826"/>
-            <w:tcBorders>
-              <w:top w:val="single" w:color="C6CCB4" w:sz="4"/>
-              <w:left w:val="single" w:color="C6CCB4" w:sz="4"/>
-              <w:bottom w:val="single" w:color="C6CCB4" w:sz="4"/>
-              <w:right w:val="single" w:color="C6CCB4" w:sz="4"/>
-            </w:tcBorders>
-            <w:tcMar>
-              <w:top w:type="dxa" w:w="60"/>
-              <w:left w:type="dxa" w:w="100"/>
-              <w:bottom w:type="dxa" w:w="60"/>
-              <w:right w:type="dxa" w:w="100"/>
-            </w:tcMar>
-          </w:tcPr>
-          <w:p>
-            <w:pPr>
-              <w:spacing w:after="0" w:line="260"/>
-            </w:pPr>
-            <w:r>
-              <w:rPr>
-                <w:b w:val="false"/>
-                <w:bCs w:val="false"/>
-                <w:sz w:val="19"/>
-                <w:szCs w:val="19"/>
-              </w:rPr>
-              <w:t xml:space="preserve">Prácticamente todo: 0 · más de la mitad: 3,33 · entre un cuarto y la mitad: 6,67 · menos de un cuarto: 10</w:t>
+            <w:tcW w:type="dxa" w:w="3700"/>
+            <w:tcBorders>
+              <w:top w:val="single" w:color="C6CCB4" w:sz="4"/>
+              <w:left w:val="single" w:color="C6CCB4" w:sz="4"/>
+              <w:bottom w:val="single" w:color="C6CCB4" w:sz="4"/>
+              <w:right w:val="single" w:color="C6CCB4" w:sz="4"/>
+            </w:tcBorders>
+            <w:tcMar>
+              <w:top w:type="dxa" w:w="60"/>
+              <w:left w:type="dxa" w:w="100"/>
+              <w:bottom w:type="dxa" w:w="60"/>
+              <w:right w:type="dxa" w:w="100"/>
+            </w:tcMar>
+          </w:tcPr>
+          <w:p>
+            <w:pPr>
+              <w:spacing w:after="0" w:line="260"/>
+            </w:pPr>
+            <w:r>
+              <w:rPr>
+                <w:b w:val="false"/>
+                <w:bCs w:val="false"/>
+                <w:sz w:val="19"/>
+                <w:szCs w:val="19"/>
+              </w:rPr>
+              <w:t xml:space="preserve">Parte del patrimonio total que representa el portafolio</w:t>
+            </w:r>
+          </w:p>
+        </w:tc>
+        <w:tc>
+          <w:tcPr>
+            <w:tcW w:type="dxa" w:w="3426"/>
+            <w:tcBorders>
+              <w:top w:val="single" w:color="C6CCB4" w:sz="4"/>
+              <w:left w:val="single" w:color="C6CCB4" w:sz="4"/>
+              <w:bottom w:val="single" w:color="C6CCB4" w:sz="4"/>
+              <w:right w:val="single" w:color="C6CCB4" w:sz="4"/>
+            </w:tcBorders>
+            <w:tcMar>
+              <w:top w:type="dxa" w:w="60"/>
+              <w:left w:type="dxa" w:w="100"/>
+              <w:bottom w:type="dxa" w:w="60"/>
+              <w:right w:type="dxa" w:w="100"/>
+            </w:tcMar>
+          </w:tcPr>
+          <w:p>
+            <w:pPr>
+              <w:spacing w:after="0" w:line="260"/>
+            </w:pPr>
+            <w:r>
+              <w:rPr>
+                <w:b w:val="false"/>
+                <w:bCs w:val="false"/>
+                <w:sz w:val="19"/>
+                <w:szCs w:val="19"/>
+              </w:rPr>
+              <w:t xml:space="preserve">Proporción de los activos totales que representa la inversión (ESMA, 2018)</w:t>
+            </w:r>
+          </w:p>
+        </w:tc>
+      </w:tr>
+      <w:tr>
+        <w:tc>
+          <w:tcPr>
+            <w:tcW w:type="dxa" w:w="1900"/>
+            <w:tcBorders>
+              <w:top w:val="single" w:color="C6CCB4" w:sz="4"/>
+              <w:left w:val="single" w:color="C6CCB4" w:sz="4"/>
+              <w:bottom w:val="single" w:color="C6CCB4" w:sz="4"/>
+              <w:right w:val="single" w:color="C6CCB4" w:sz="4"/>
+            </w:tcBorders>
+            <w:tcMar>
+              <w:top w:type="dxa" w:w="60"/>
+              <w:left w:type="dxa" w:w="100"/>
+              <w:bottom w:type="dxa" w:w="60"/>
+              <w:right w:type="dxa" w:w="100"/>
+            </w:tcMar>
+          </w:tcPr>
+          <w:p>
+            <w:pPr>
+              <w:spacing w:after="0" w:line="260"/>
+            </w:pPr>
+            <w:r>
+              <w:rPr>
+                <w:b w:val="false"/>
+                <w:bCs w:val="false"/>
+                <w:sz w:val="19"/>
+                <w:szCs w:val="19"/>
+              </w:rPr>
+              <w:t xml:space="preserve">Liquidez requerida</w:t>
+            </w:r>
+          </w:p>
+        </w:tc>
+        <w:tc>
+          <w:tcPr>
+            <w:tcW w:type="dxa" w:w="3700"/>
+            <w:tcBorders>
+              <w:top w:val="single" w:color="C6CCB4" w:sz="4"/>
+              <w:left w:val="single" w:color="C6CCB4" w:sz="4"/>
+              <w:bottom w:val="single" w:color="C6CCB4" w:sz="4"/>
+              <w:right w:val="single" w:color="C6CCB4" w:sz="4"/>
+            </w:tcBorders>
+            <w:tcMar>
+              <w:top w:type="dxa" w:w="60"/>
+              <w:left w:type="dxa" w:w="100"/>
+              <w:bottom w:type="dxa" w:w="60"/>
+              <w:right w:type="dxa" w:w="100"/>
+            </w:tcMar>
+          </w:tcPr>
+          <w:p>
+            <w:pPr>
+              <w:spacing w:after="0" w:line="260"/>
+            </w:pPr>
+            <w:r>
+              <w:rPr>
+                <w:b w:val="false"/>
+                <w:bCs w:val="false"/>
+                <w:sz w:val="19"/>
+                <w:szCs w:val="19"/>
+              </w:rPr>
+              <w:t xml:space="preserve">Retiros del portafolio de los próximos cinco años / capital inicial</w:t>
+            </w:r>
+          </w:p>
+        </w:tc>
+        <w:tc>
+          <w:tcPr>
+            <w:tcW w:type="dxa" w:w="3426"/>
+            <w:tcBorders>
+              <w:top w:val="single" w:color="C6CCB4" w:sz="4"/>
+              <w:left w:val="single" w:color="C6CCB4" w:sz="4"/>
+              <w:bottom w:val="single" w:color="C6CCB4" w:sz="4"/>
+              <w:right w:val="single" w:color="C6CCB4" w:sz="4"/>
+            </w:tcBorders>
+            <w:tcMar>
+              <w:top w:type="dxa" w:w="60"/>
+              <w:left w:type="dxa" w:w="100"/>
+              <w:bottom w:type="dxa" w:w="60"/>
+              <w:right w:type="dxa" w:w="100"/>
+            </w:tcMar>
+          </w:tcPr>
+          <w:p>
+            <w:pPr>
+              <w:spacing w:after="0" w:line="260"/>
+            </w:pPr>
+            <w:r>
+              <w:rPr>
+                <w:b w:val="false"/>
+                <w:bCs w:val="false"/>
+                <w:sz w:val="19"/>
+                <w:szCs w:val="19"/>
+              </w:rPr>
+              <w:t xml:space="preserve">Restricción de liquidez de la política de inversión (CFA Institute). Retirar 4% al año (Bengen, 1994) equivale a 20% en cinco años</w:t>
             </w:r>
           </w:p>
         </w:tc>
@@ -5535,9 +5734,1141 @@
         <w:spacing w:after="120" w:line="300"/>
       </w:pPr>
       <w:r>
-        <w:t xml:space="preserve">Para instituciones no hay dependientes: la capacidad es el promedio del horizonte de inversión declarado, la estabilidad de los ingresos y el peso del portafolio en sus activos.</w:t>
+        <w:t xml:space="preserve">Cada componente se puntúa en cuatro tramos (0; 3,33; 6,67 y 10), igual que las respuestas del cuestionario:</w:t>
       </w:r>
     </w:p>
+    <w:tbl>
+      <w:tblPr>
+        <w:tblW w:type="dxa" w:w="9026"/>
+        <w:tblBorders>
+          <w:top w:val="single" w:color="auto" w:sz="4"/>
+          <w:left w:val="single" w:color="auto" w:sz="4"/>
+          <w:bottom w:val="single" w:color="auto" w:sz="4"/>
+          <w:right w:val="single" w:color="auto" w:sz="4"/>
+          <w:insideH w:val="single" w:color="auto" w:sz="4"/>
+          <w:insideV w:val="single" w:color="auto" w:sz="4"/>
+        </w:tblBorders>
+      </w:tblPr>
+      <w:tblGrid>
+        <w:gridCol w:w="2026"/>
+        <w:gridCol w:w="1750"/>
+        <w:gridCol w:w="1750"/>
+        <w:gridCol w:w="1750"/>
+        <w:gridCol w:w="1750"/>
+      </w:tblGrid>
+      <w:tr>
+        <w:trPr>
+          <w:tblHeader/>
+        </w:trPr>
+        <w:tc>
+          <w:tcPr>
+            <w:tcW w:type="dxa" w:w="2026"/>
+            <w:tcBorders>
+              <w:top w:val="single" w:color="C6CCB4" w:sz="4"/>
+              <w:left w:val="single" w:color="C6CCB4" w:sz="4"/>
+              <w:bottom w:val="single" w:color="C6CCB4" w:sz="4"/>
+              <w:right w:val="single" w:color="C6CCB4" w:sz="4"/>
+            </w:tcBorders>
+            <w:shd w:fill="2B3014" w:color="auto" w:val="clear"/>
+            <w:tcMar>
+              <w:top w:type="dxa" w:w="60"/>
+              <w:left w:type="dxa" w:w="100"/>
+              <w:bottom w:type="dxa" w:w="60"/>
+              <w:right w:type="dxa" w:w="100"/>
+            </w:tcMar>
+          </w:tcPr>
+          <w:p>
+            <w:pPr>
+              <w:spacing w:after="0" w:line="260"/>
+            </w:pPr>
+            <w:r>
+              <w:rPr>
+                <w:b/>
+                <w:bCs/>
+                <w:color w:val="FFFFFF"/>
+                <w:sz w:val="19"/>
+                <w:szCs w:val="19"/>
+              </w:rPr>
+              <w:t xml:space="preserve">Componente</w:t>
+            </w:r>
+          </w:p>
+        </w:tc>
+        <w:tc>
+          <w:tcPr>
+            <w:tcW w:type="dxa" w:w="1750"/>
+            <w:tcBorders>
+              <w:top w:val="single" w:color="C6CCB4" w:sz="4"/>
+              <w:left w:val="single" w:color="C6CCB4" w:sz="4"/>
+              <w:bottom w:val="single" w:color="C6CCB4" w:sz="4"/>
+              <w:right w:val="single" w:color="C6CCB4" w:sz="4"/>
+            </w:tcBorders>
+            <w:shd w:fill="2B3014" w:color="auto" w:val="clear"/>
+            <w:tcMar>
+              <w:top w:type="dxa" w:w="60"/>
+              <w:left w:type="dxa" w:w="100"/>
+              <w:bottom w:type="dxa" w:w="60"/>
+              <w:right w:type="dxa" w:w="100"/>
+            </w:tcMar>
+          </w:tcPr>
+          <w:p>
+            <w:pPr>
+              <w:spacing w:after="0" w:line="260"/>
+            </w:pPr>
+            <w:r>
+              <w:rPr>
+                <w:b/>
+                <w:bCs/>
+                <w:color w:val="FFFFFF"/>
+                <w:sz w:val="19"/>
+                <w:szCs w:val="19"/>
+              </w:rPr>
+              <w:t xml:space="preserve">0</w:t>
+            </w:r>
+          </w:p>
+        </w:tc>
+        <w:tc>
+          <w:tcPr>
+            <w:tcW w:type="dxa" w:w="1750"/>
+            <w:tcBorders>
+              <w:top w:val="single" w:color="C6CCB4" w:sz="4"/>
+              <w:left w:val="single" w:color="C6CCB4" w:sz="4"/>
+              <w:bottom w:val="single" w:color="C6CCB4" w:sz="4"/>
+              <w:right w:val="single" w:color="C6CCB4" w:sz="4"/>
+            </w:tcBorders>
+            <w:shd w:fill="2B3014" w:color="auto" w:val="clear"/>
+            <w:tcMar>
+              <w:top w:type="dxa" w:w="60"/>
+              <w:left w:type="dxa" w:w="100"/>
+              <w:bottom w:type="dxa" w:w="60"/>
+              <w:right w:type="dxa" w:w="100"/>
+            </w:tcMar>
+          </w:tcPr>
+          <w:p>
+            <w:pPr>
+              <w:spacing w:after="0" w:line="260"/>
+            </w:pPr>
+            <w:r>
+              <w:rPr>
+                <w:b/>
+                <w:bCs/>
+                <w:color w:val="FFFFFF"/>
+                <w:sz w:val="19"/>
+                <w:szCs w:val="19"/>
+              </w:rPr>
+              <w:t xml:space="preserve">3,33</w:t>
+            </w:r>
+          </w:p>
+        </w:tc>
+        <w:tc>
+          <w:tcPr>
+            <w:tcW w:type="dxa" w:w="1750"/>
+            <w:tcBorders>
+              <w:top w:val="single" w:color="C6CCB4" w:sz="4"/>
+              <w:left w:val="single" w:color="C6CCB4" w:sz="4"/>
+              <w:bottom w:val="single" w:color="C6CCB4" w:sz="4"/>
+              <w:right w:val="single" w:color="C6CCB4" w:sz="4"/>
+            </w:tcBorders>
+            <w:shd w:fill="2B3014" w:color="auto" w:val="clear"/>
+            <w:tcMar>
+              <w:top w:type="dxa" w:w="60"/>
+              <w:left w:type="dxa" w:w="100"/>
+              <w:bottom w:type="dxa" w:w="60"/>
+              <w:right w:type="dxa" w:w="100"/>
+            </w:tcMar>
+          </w:tcPr>
+          <w:p>
+            <w:pPr>
+              <w:spacing w:after="0" w:line="260"/>
+            </w:pPr>
+            <w:r>
+              <w:rPr>
+                <w:b/>
+                <w:bCs/>
+                <w:color w:val="FFFFFF"/>
+                <w:sz w:val="19"/>
+                <w:szCs w:val="19"/>
+              </w:rPr>
+              <w:t xml:space="preserve">6,67</w:t>
+            </w:r>
+          </w:p>
+        </w:tc>
+        <w:tc>
+          <w:tcPr>
+            <w:tcW w:type="dxa" w:w="1750"/>
+            <w:tcBorders>
+              <w:top w:val="single" w:color="C6CCB4" w:sz="4"/>
+              <w:left w:val="single" w:color="C6CCB4" w:sz="4"/>
+              <w:bottom w:val="single" w:color="C6CCB4" w:sz="4"/>
+              <w:right w:val="single" w:color="C6CCB4" w:sz="4"/>
+            </w:tcBorders>
+            <w:shd w:fill="2B3014" w:color="auto" w:val="clear"/>
+            <w:tcMar>
+              <w:top w:type="dxa" w:w="60"/>
+              <w:left w:type="dxa" w:w="100"/>
+              <w:bottom w:type="dxa" w:w="60"/>
+              <w:right w:type="dxa" w:w="100"/>
+            </w:tcMar>
+          </w:tcPr>
+          <w:p>
+            <w:pPr>
+              <w:spacing w:after="0" w:line="260"/>
+            </w:pPr>
+            <w:r>
+              <w:rPr>
+                <w:b/>
+                <w:bCs/>
+                <w:color w:val="FFFFFF"/>
+                <w:sz w:val="19"/>
+                <w:szCs w:val="19"/>
+              </w:rPr>
+              <w:t xml:space="preserve">10</w:t>
+            </w:r>
+          </w:p>
+        </w:tc>
+      </w:tr>
+      <w:tr>
+        <w:tc>
+          <w:tcPr>
+            <w:tcW w:type="dxa" w:w="2026"/>
+            <w:tcBorders>
+              <w:top w:val="single" w:color="C6CCB4" w:sz="4"/>
+              <w:left w:val="single" w:color="C6CCB4" w:sz="4"/>
+              <w:bottom w:val="single" w:color="C6CCB4" w:sz="4"/>
+              <w:right w:val="single" w:color="C6CCB4" w:sz="4"/>
+            </w:tcBorders>
+            <w:tcMar>
+              <w:top w:type="dxa" w:w="60"/>
+              <w:left w:type="dxa" w:w="100"/>
+              <w:bottom w:type="dxa" w:w="60"/>
+              <w:right w:type="dxa" w:w="100"/>
+            </w:tcMar>
+          </w:tcPr>
+          <w:p>
+            <w:pPr>
+              <w:spacing w:after="0" w:line="260"/>
+            </w:pPr>
+            <w:r>
+              <w:rPr>
+                <w:b w:val="false"/>
+                <w:bCs w:val="false"/>
+                <w:sz w:val="19"/>
+                <w:szCs w:val="19"/>
+              </w:rPr>
+              <w:t xml:space="preserve">Horizonte</w:t>
+            </w:r>
+          </w:p>
+        </w:tc>
+        <w:tc>
+          <w:tcPr>
+            <w:tcW w:type="dxa" w:w="1750"/>
+            <w:tcBorders>
+              <w:top w:val="single" w:color="C6CCB4" w:sz="4"/>
+              <w:left w:val="single" w:color="C6CCB4" w:sz="4"/>
+              <w:bottom w:val="single" w:color="C6CCB4" w:sz="4"/>
+              <w:right w:val="single" w:color="C6CCB4" w:sz="4"/>
+            </w:tcBorders>
+            <w:tcMar>
+              <w:top w:type="dxa" w:w="60"/>
+              <w:left w:type="dxa" w:w="100"/>
+              <w:bottom w:type="dxa" w:w="60"/>
+              <w:right w:type="dxa" w:w="100"/>
+            </w:tcMar>
+          </w:tcPr>
+          <w:p>
+            <w:pPr>
+              <w:spacing w:after="0" w:line="260"/>
+            </w:pPr>
+            <w:r>
+              <w:rPr>
+                <w:b w:val="false"/>
+                <w:bCs w:val="false"/>
+                <w:sz w:val="19"/>
+                <w:szCs w:val="19"/>
+              </w:rPr>
+              <w:t xml:space="preserve">Menos de 5 años</w:t>
+            </w:r>
+          </w:p>
+        </w:tc>
+        <w:tc>
+          <w:tcPr>
+            <w:tcW w:type="dxa" w:w="1750"/>
+            <w:tcBorders>
+              <w:top w:val="single" w:color="C6CCB4" w:sz="4"/>
+              <w:left w:val="single" w:color="C6CCB4" w:sz="4"/>
+              <w:bottom w:val="single" w:color="C6CCB4" w:sz="4"/>
+              <w:right w:val="single" w:color="C6CCB4" w:sz="4"/>
+            </w:tcBorders>
+            <w:tcMar>
+              <w:top w:type="dxa" w:w="60"/>
+              <w:left w:type="dxa" w:w="100"/>
+              <w:bottom w:type="dxa" w:w="60"/>
+              <w:right w:type="dxa" w:w="100"/>
+            </w:tcMar>
+          </w:tcPr>
+          <w:p>
+            <w:pPr>
+              <w:spacing w:after="0" w:line="260"/>
+            </w:pPr>
+            <w:r>
+              <w:rPr>
+                <w:b w:val="false"/>
+                <w:bCs w:val="false"/>
+                <w:sz w:val="19"/>
+                <w:szCs w:val="19"/>
+              </w:rPr>
+              <w:t xml:space="preserve">5 a 9 años</w:t>
+            </w:r>
+          </w:p>
+        </w:tc>
+        <w:tc>
+          <w:tcPr>
+            <w:tcW w:type="dxa" w:w="1750"/>
+            <w:tcBorders>
+              <w:top w:val="single" w:color="C6CCB4" w:sz="4"/>
+              <w:left w:val="single" w:color="C6CCB4" w:sz="4"/>
+              <w:bottom w:val="single" w:color="C6CCB4" w:sz="4"/>
+              <w:right w:val="single" w:color="C6CCB4" w:sz="4"/>
+            </w:tcBorders>
+            <w:tcMar>
+              <w:top w:type="dxa" w:w="60"/>
+              <w:left w:type="dxa" w:w="100"/>
+              <w:bottom w:type="dxa" w:w="60"/>
+              <w:right w:type="dxa" w:w="100"/>
+            </w:tcMar>
+          </w:tcPr>
+          <w:p>
+            <w:pPr>
+              <w:spacing w:after="0" w:line="260"/>
+            </w:pPr>
+            <w:r>
+              <w:rPr>
+                <w:b w:val="false"/>
+                <w:bCs w:val="false"/>
+                <w:sz w:val="19"/>
+                <w:szCs w:val="19"/>
+              </w:rPr>
+              <w:t xml:space="preserve">10 a 14 años</w:t>
+            </w:r>
+          </w:p>
+        </w:tc>
+        <w:tc>
+          <w:tcPr>
+            <w:tcW w:type="dxa" w:w="1750"/>
+            <w:tcBorders>
+              <w:top w:val="single" w:color="C6CCB4" w:sz="4"/>
+              <w:left w:val="single" w:color="C6CCB4" w:sz="4"/>
+              <w:bottom w:val="single" w:color="C6CCB4" w:sz="4"/>
+              <w:right w:val="single" w:color="C6CCB4" w:sz="4"/>
+            </w:tcBorders>
+            <w:tcMar>
+              <w:top w:type="dxa" w:w="60"/>
+              <w:left w:type="dxa" w:w="100"/>
+              <w:bottom w:type="dxa" w:w="60"/>
+              <w:right w:type="dxa" w:w="100"/>
+            </w:tcMar>
+          </w:tcPr>
+          <w:p>
+            <w:pPr>
+              <w:spacing w:after="0" w:line="260"/>
+            </w:pPr>
+            <w:r>
+              <w:rPr>
+                <w:b w:val="false"/>
+                <w:bCs w:val="false"/>
+                <w:sz w:val="19"/>
+                <w:szCs w:val="19"/>
+              </w:rPr>
+              <w:t xml:space="preserve">15 años o más</w:t>
+            </w:r>
+          </w:p>
+        </w:tc>
+      </w:tr>
+      <w:tr>
+        <w:tc>
+          <w:tcPr>
+            <w:tcW w:type="dxa" w:w="2026"/>
+            <w:tcBorders>
+              <w:top w:val="single" w:color="C6CCB4" w:sz="4"/>
+              <w:left w:val="single" w:color="C6CCB4" w:sz="4"/>
+              <w:bottom w:val="single" w:color="C6CCB4" w:sz="4"/>
+              <w:right w:val="single" w:color="C6CCB4" w:sz="4"/>
+            </w:tcBorders>
+            <w:tcMar>
+              <w:top w:type="dxa" w:w="60"/>
+              <w:left w:type="dxa" w:w="100"/>
+              <w:bottom w:type="dxa" w:w="60"/>
+              <w:right w:type="dxa" w:w="100"/>
+            </w:tcMar>
+          </w:tcPr>
+          <w:p>
+            <w:pPr>
+              <w:spacing w:after="0" w:line="260"/>
+            </w:pPr>
+            <w:r>
+              <w:rPr>
+                <w:b w:val="false"/>
+                <w:bCs w:val="false"/>
+                <w:sz w:val="19"/>
+                <w:szCs w:val="19"/>
+              </w:rPr>
+              <w:t xml:space="preserve">Estabilidad del ingreso</w:t>
+            </w:r>
+          </w:p>
+        </w:tc>
+        <w:tc>
+          <w:tcPr>
+            <w:tcW w:type="dxa" w:w="1750"/>
+            <w:tcBorders>
+              <w:top w:val="single" w:color="C6CCB4" w:sz="4"/>
+              <w:left w:val="single" w:color="C6CCB4" w:sz="4"/>
+              <w:bottom w:val="single" w:color="C6CCB4" w:sz="4"/>
+              <w:right w:val="single" w:color="C6CCB4" w:sz="4"/>
+            </w:tcBorders>
+            <w:tcMar>
+              <w:top w:type="dxa" w:w="60"/>
+              <w:left w:type="dxa" w:w="100"/>
+              <w:bottom w:type="dxa" w:w="60"/>
+              <w:right w:type="dxa" w:w="100"/>
+            </w:tcMar>
+          </w:tcPr>
+          <w:p>
+            <w:pPr>
+              <w:spacing w:after="0" w:line="260"/>
+            </w:pPr>
+            <w:r>
+              <w:rPr>
+                <w:b w:val="false"/>
+                <w:bCs w:val="false"/>
+                <w:sz w:val="19"/>
+                <w:szCs w:val="19"/>
+              </w:rPr>
+              <w:t xml:space="preserve">Varía mucho</w:t>
+            </w:r>
+          </w:p>
+        </w:tc>
+        <w:tc>
+          <w:tcPr>
+            <w:tcW w:type="dxa" w:w="1750"/>
+            <w:tcBorders>
+              <w:top w:val="single" w:color="C6CCB4" w:sz="4"/>
+              <w:left w:val="single" w:color="C6CCB4" w:sz="4"/>
+              <w:bottom w:val="single" w:color="C6CCB4" w:sz="4"/>
+              <w:right w:val="single" w:color="C6CCB4" w:sz="4"/>
+            </w:tcBorders>
+            <w:tcMar>
+              <w:top w:type="dxa" w:w="60"/>
+              <w:left w:type="dxa" w:w="100"/>
+              <w:bottom w:type="dxa" w:w="60"/>
+              <w:right w:type="dxa" w:w="100"/>
+            </w:tcMar>
+          </w:tcPr>
+          <w:p>
+            <w:pPr>
+              <w:spacing w:after="0" w:line="260"/>
+            </w:pPr>
+            <w:r>
+              <w:rPr>
+                <w:b w:val="false"/>
+                <w:bCs w:val="false"/>
+                <w:sz w:val="19"/>
+                <w:szCs w:val="19"/>
+              </w:rPr>
+              <w:t xml:space="preserve">Varía moderadamente</w:t>
+            </w:r>
+          </w:p>
+        </w:tc>
+        <w:tc>
+          <w:tcPr>
+            <w:tcW w:type="dxa" w:w="1750"/>
+            <w:tcBorders>
+              <w:top w:val="single" w:color="C6CCB4" w:sz="4"/>
+              <w:left w:val="single" w:color="C6CCB4" w:sz="4"/>
+              <w:bottom w:val="single" w:color="C6CCB4" w:sz="4"/>
+              <w:right w:val="single" w:color="C6CCB4" w:sz="4"/>
+            </w:tcBorders>
+            <w:tcMar>
+              <w:top w:type="dxa" w:w="60"/>
+              <w:left w:type="dxa" w:w="100"/>
+              <w:bottom w:type="dxa" w:w="60"/>
+              <w:right w:type="dxa" w:w="100"/>
+            </w:tcMar>
+          </w:tcPr>
+          <w:p>
+            <w:pPr>
+              <w:spacing w:after="0" w:line="260"/>
+            </w:pPr>
+            <w:r>
+              <w:rPr>
+                <w:b w:val="false"/>
+                <w:bCs w:val="false"/>
+                <w:sz w:val="19"/>
+                <w:szCs w:val="19"/>
+              </w:rPr>
+              <w:t xml:space="preserve">Estable</w:t>
+            </w:r>
+          </w:p>
+        </w:tc>
+        <w:tc>
+          <w:tcPr>
+            <w:tcW w:type="dxa" w:w="1750"/>
+            <w:tcBorders>
+              <w:top w:val="single" w:color="C6CCB4" w:sz="4"/>
+              <w:left w:val="single" w:color="C6CCB4" w:sz="4"/>
+              <w:bottom w:val="single" w:color="C6CCB4" w:sz="4"/>
+              <w:right w:val="single" w:color="C6CCB4" w:sz="4"/>
+            </w:tcBorders>
+            <w:tcMar>
+              <w:top w:type="dxa" w:w="60"/>
+              <w:left w:type="dxa" w:w="100"/>
+              <w:bottom w:type="dxa" w:w="60"/>
+              <w:right w:type="dxa" w:w="100"/>
+            </w:tcMar>
+          </w:tcPr>
+          <w:p>
+            <w:pPr>
+              <w:spacing w:after="0" w:line="260"/>
+            </w:pPr>
+            <w:r>
+              <w:rPr>
+                <w:b w:val="false"/>
+                <w:bCs w:val="false"/>
+                <w:sz w:val="19"/>
+                <w:szCs w:val="19"/>
+              </w:rPr>
+              <w:t xml:space="preserve">Fijo o rentas consolidadas</w:t>
+            </w:r>
+          </w:p>
+        </w:tc>
+      </w:tr>
+      <w:tr>
+        <w:tc>
+          <w:tcPr>
+            <w:tcW w:type="dxa" w:w="2026"/>
+            <w:tcBorders>
+              <w:top w:val="single" w:color="C6CCB4" w:sz="4"/>
+              <w:left w:val="single" w:color="C6CCB4" w:sz="4"/>
+              <w:bottom w:val="single" w:color="C6CCB4" w:sz="4"/>
+              <w:right w:val="single" w:color="C6CCB4" w:sz="4"/>
+            </w:tcBorders>
+            <w:tcMar>
+              <w:top w:type="dxa" w:w="60"/>
+              <w:left w:type="dxa" w:w="100"/>
+              <w:bottom w:type="dxa" w:w="60"/>
+              <w:right w:type="dxa" w:w="100"/>
+            </w:tcMar>
+          </w:tcPr>
+          <w:p>
+            <w:pPr>
+              <w:spacing w:after="0" w:line="260"/>
+            </w:pPr>
+            <w:r>
+              <w:rPr>
+                <w:b w:val="false"/>
+                <w:bCs w:val="false"/>
+                <w:sz w:val="19"/>
+                <w:szCs w:val="19"/>
+              </w:rPr>
+              <w:t xml:space="preserve">Holgura del flujo</w:t>
+            </w:r>
+          </w:p>
+        </w:tc>
+        <w:tc>
+          <w:tcPr>
+            <w:tcW w:type="dxa" w:w="1750"/>
+            <w:tcBorders>
+              <w:top w:val="single" w:color="C6CCB4" w:sz="4"/>
+              <w:left w:val="single" w:color="C6CCB4" w:sz="4"/>
+              <w:bottom w:val="single" w:color="C6CCB4" w:sz="4"/>
+              <w:right w:val="single" w:color="C6CCB4" w:sz="4"/>
+            </w:tcBorders>
+            <w:tcMar>
+              <w:top w:type="dxa" w:w="60"/>
+              <w:left w:type="dxa" w:w="100"/>
+              <w:bottom w:type="dxa" w:w="60"/>
+              <w:right w:type="dxa" w:w="100"/>
+            </w:tcMar>
+          </w:tcPr>
+          <w:p>
+            <w:pPr>
+              <w:spacing w:after="0" w:line="260"/>
+            </w:pPr>
+            <w:r>
+              <w:rPr>
+                <w:b w:val="false"/>
+                <w:bCs w:val="false"/>
+                <w:sz w:val="19"/>
+                <w:szCs w:val="19"/>
+              </w:rPr>
+              <w:t xml:space="preserve">Déficit</w:t>
+            </w:r>
+          </w:p>
+        </w:tc>
+        <w:tc>
+          <w:tcPr>
+            <w:tcW w:type="dxa" w:w="1750"/>
+            <w:tcBorders>
+              <w:top w:val="single" w:color="C6CCB4" w:sz="4"/>
+              <w:left w:val="single" w:color="C6CCB4" w:sz="4"/>
+              <w:bottom w:val="single" w:color="C6CCB4" w:sz="4"/>
+              <w:right w:val="single" w:color="C6CCB4" w:sz="4"/>
+            </w:tcBorders>
+            <w:tcMar>
+              <w:top w:type="dxa" w:w="60"/>
+              <w:left w:type="dxa" w:w="100"/>
+              <w:bottom w:type="dxa" w:w="60"/>
+              <w:right w:type="dxa" w:w="100"/>
+            </w:tcMar>
+          </w:tcPr>
+          <w:p>
+            <w:pPr>
+              <w:spacing w:after="0" w:line="260"/>
+            </w:pPr>
+            <w:r>
+              <w:rPr>
+                <w:b w:val="false"/>
+                <w:bCs w:val="false"/>
+                <w:sz w:val="19"/>
+                <w:szCs w:val="19"/>
+              </w:rPr>
+              <w:t xml:space="preserve">0% a 9,9%</w:t>
+            </w:r>
+          </w:p>
+        </w:tc>
+        <w:tc>
+          <w:tcPr>
+            <w:tcW w:type="dxa" w:w="1750"/>
+            <w:tcBorders>
+              <w:top w:val="single" w:color="C6CCB4" w:sz="4"/>
+              <w:left w:val="single" w:color="C6CCB4" w:sz="4"/>
+              <w:bottom w:val="single" w:color="C6CCB4" w:sz="4"/>
+              <w:right w:val="single" w:color="C6CCB4" w:sz="4"/>
+            </w:tcBorders>
+            <w:tcMar>
+              <w:top w:type="dxa" w:w="60"/>
+              <w:left w:type="dxa" w:w="100"/>
+              <w:bottom w:type="dxa" w:w="60"/>
+              <w:right w:type="dxa" w:w="100"/>
+            </w:tcMar>
+          </w:tcPr>
+          <w:p>
+            <w:pPr>
+              <w:spacing w:after="0" w:line="260"/>
+            </w:pPr>
+            <w:r>
+              <w:rPr>
+                <w:b w:val="false"/>
+                <w:bCs w:val="false"/>
+                <w:sz w:val="19"/>
+                <w:szCs w:val="19"/>
+              </w:rPr>
+              <w:t xml:space="preserve">10% a 19,9%</w:t>
+            </w:r>
+          </w:p>
+        </w:tc>
+        <w:tc>
+          <w:tcPr>
+            <w:tcW w:type="dxa" w:w="1750"/>
+            <w:tcBorders>
+              <w:top w:val="single" w:color="C6CCB4" w:sz="4"/>
+              <w:left w:val="single" w:color="C6CCB4" w:sz="4"/>
+              <w:bottom w:val="single" w:color="C6CCB4" w:sz="4"/>
+              <w:right w:val="single" w:color="C6CCB4" w:sz="4"/>
+            </w:tcBorders>
+            <w:tcMar>
+              <w:top w:type="dxa" w:w="60"/>
+              <w:left w:type="dxa" w:w="100"/>
+              <w:bottom w:type="dxa" w:w="60"/>
+              <w:right w:type="dxa" w:w="100"/>
+            </w:tcMar>
+          </w:tcPr>
+          <w:p>
+            <w:pPr>
+              <w:spacing w:after="0" w:line="260"/>
+            </w:pPr>
+            <w:r>
+              <w:rPr>
+                <w:b w:val="false"/>
+                <w:bCs w:val="false"/>
+                <w:sz w:val="19"/>
+                <w:szCs w:val="19"/>
+              </w:rPr>
+              <w:t xml:space="preserve">20% o más</w:t>
+            </w:r>
+          </w:p>
+        </w:tc>
+      </w:tr>
+      <w:tr>
+        <w:tc>
+          <w:tcPr>
+            <w:tcW w:type="dxa" w:w="2026"/>
+            <w:tcBorders>
+              <w:top w:val="single" w:color="C6CCB4" w:sz="4"/>
+              <w:left w:val="single" w:color="C6CCB4" w:sz="4"/>
+              <w:bottom w:val="single" w:color="C6CCB4" w:sz="4"/>
+              <w:right w:val="single" w:color="C6CCB4" w:sz="4"/>
+            </w:tcBorders>
+            <w:tcMar>
+              <w:top w:type="dxa" w:w="60"/>
+              <w:left w:type="dxa" w:w="100"/>
+              <w:bottom w:type="dxa" w:w="60"/>
+              <w:right w:type="dxa" w:w="100"/>
+            </w:tcMar>
+          </w:tcPr>
+          <w:p>
+            <w:pPr>
+              <w:spacing w:after="0" w:line="260"/>
+            </w:pPr>
+            <w:r>
+              <w:rPr>
+                <w:b w:val="false"/>
+                <w:bCs w:val="false"/>
+                <w:sz w:val="19"/>
+                <w:szCs w:val="19"/>
+              </w:rPr>
+              <w:t xml:space="preserve">Carga de deuda</w:t>
+            </w:r>
+          </w:p>
+        </w:tc>
+        <w:tc>
+          <w:tcPr>
+            <w:tcW w:type="dxa" w:w="1750"/>
+            <w:tcBorders>
+              <w:top w:val="single" w:color="C6CCB4" w:sz="4"/>
+              <w:left w:val="single" w:color="C6CCB4" w:sz="4"/>
+              <w:bottom w:val="single" w:color="C6CCB4" w:sz="4"/>
+              <w:right w:val="single" w:color="C6CCB4" w:sz="4"/>
+            </w:tcBorders>
+            <w:tcMar>
+              <w:top w:type="dxa" w:w="60"/>
+              <w:left w:type="dxa" w:w="100"/>
+              <w:bottom w:type="dxa" w:w="60"/>
+              <w:right w:type="dxa" w:w="100"/>
+            </w:tcMar>
+          </w:tcPr>
+          <w:p>
+            <w:pPr>
+              <w:spacing w:after="0" w:line="260"/>
+            </w:pPr>
+            <w:r>
+              <w:rPr>
+                <w:b w:val="false"/>
+                <w:bCs w:val="false"/>
+                <w:sz w:val="19"/>
+                <w:szCs w:val="19"/>
+              </w:rPr>
+              <w:t xml:space="preserve">36% o más</w:t>
+            </w:r>
+          </w:p>
+        </w:tc>
+        <w:tc>
+          <w:tcPr>
+            <w:tcW w:type="dxa" w:w="1750"/>
+            <w:tcBorders>
+              <w:top w:val="single" w:color="C6CCB4" w:sz="4"/>
+              <w:left w:val="single" w:color="C6CCB4" w:sz="4"/>
+              <w:bottom w:val="single" w:color="C6CCB4" w:sz="4"/>
+              <w:right w:val="single" w:color="C6CCB4" w:sz="4"/>
+            </w:tcBorders>
+            <w:tcMar>
+              <w:top w:type="dxa" w:w="60"/>
+              <w:left w:type="dxa" w:w="100"/>
+              <w:bottom w:type="dxa" w:w="60"/>
+              <w:right w:type="dxa" w:w="100"/>
+            </w:tcMar>
+          </w:tcPr>
+          <w:p>
+            <w:pPr>
+              <w:spacing w:after="0" w:line="260"/>
+            </w:pPr>
+            <w:r>
+              <w:rPr>
+                <w:b w:val="false"/>
+                <w:bCs w:val="false"/>
+                <w:sz w:val="19"/>
+                <w:szCs w:val="19"/>
+              </w:rPr>
+              <w:t xml:space="preserve">20% a 35,9%</w:t>
+            </w:r>
+          </w:p>
+        </w:tc>
+        <w:tc>
+          <w:tcPr>
+            <w:tcW w:type="dxa" w:w="1750"/>
+            <w:tcBorders>
+              <w:top w:val="single" w:color="C6CCB4" w:sz="4"/>
+              <w:left w:val="single" w:color="C6CCB4" w:sz="4"/>
+              <w:bottom w:val="single" w:color="C6CCB4" w:sz="4"/>
+              <w:right w:val="single" w:color="C6CCB4" w:sz="4"/>
+            </w:tcBorders>
+            <w:tcMar>
+              <w:top w:type="dxa" w:w="60"/>
+              <w:left w:type="dxa" w:w="100"/>
+              <w:bottom w:type="dxa" w:w="60"/>
+              <w:right w:type="dxa" w:w="100"/>
+            </w:tcMar>
+          </w:tcPr>
+          <w:p>
+            <w:pPr>
+              <w:spacing w:after="0" w:line="260"/>
+            </w:pPr>
+            <w:r>
+              <w:rPr>
+                <w:b w:val="false"/>
+                <w:bCs w:val="false"/>
+                <w:sz w:val="19"/>
+                <w:szCs w:val="19"/>
+              </w:rPr>
+              <w:t xml:space="preserve">10% a 19,9%</w:t>
+            </w:r>
+          </w:p>
+        </w:tc>
+        <w:tc>
+          <w:tcPr>
+            <w:tcW w:type="dxa" w:w="1750"/>
+            <w:tcBorders>
+              <w:top w:val="single" w:color="C6CCB4" w:sz="4"/>
+              <w:left w:val="single" w:color="C6CCB4" w:sz="4"/>
+              <w:bottom w:val="single" w:color="C6CCB4" w:sz="4"/>
+              <w:right w:val="single" w:color="C6CCB4" w:sz="4"/>
+            </w:tcBorders>
+            <w:tcMar>
+              <w:top w:type="dxa" w:w="60"/>
+              <w:left w:type="dxa" w:w="100"/>
+              <w:bottom w:type="dxa" w:w="60"/>
+              <w:right w:type="dxa" w:w="100"/>
+            </w:tcMar>
+          </w:tcPr>
+          <w:p>
+            <w:pPr>
+              <w:spacing w:after="0" w:line="260"/>
+            </w:pPr>
+            <w:r>
+              <w:rPr>
+                <w:b w:val="false"/>
+                <w:bCs w:val="false"/>
+                <w:sz w:val="19"/>
+                <w:szCs w:val="19"/>
+              </w:rPr>
+              <w:t xml:space="preserve">Menos de 10%</w:t>
+            </w:r>
+          </w:p>
+        </w:tc>
+      </w:tr>
+      <w:tr>
+        <w:tc>
+          <w:tcPr>
+            <w:tcW w:type="dxa" w:w="2026"/>
+            <w:tcBorders>
+              <w:top w:val="single" w:color="C6CCB4" w:sz="4"/>
+              <w:left w:val="single" w:color="C6CCB4" w:sz="4"/>
+              <w:bottom w:val="single" w:color="C6CCB4" w:sz="4"/>
+              <w:right w:val="single" w:color="C6CCB4" w:sz="4"/>
+            </w:tcBorders>
+            <w:tcMar>
+              <w:top w:type="dxa" w:w="60"/>
+              <w:left w:type="dxa" w:w="100"/>
+              <w:bottom w:type="dxa" w:w="60"/>
+              <w:right w:type="dxa" w:w="100"/>
+            </w:tcMar>
+          </w:tcPr>
+          <w:p>
+            <w:pPr>
+              <w:spacing w:after="0" w:line="260"/>
+            </w:pPr>
+            <w:r>
+              <w:rPr>
+                <w:b w:val="false"/>
+                <w:bCs w:val="false"/>
+                <w:sz w:val="19"/>
+                <w:szCs w:val="19"/>
+              </w:rPr>
+              <w:t xml:space="preserve">Peso del portafolio</w:t>
+            </w:r>
+          </w:p>
+        </w:tc>
+        <w:tc>
+          <w:tcPr>
+            <w:tcW w:type="dxa" w:w="1750"/>
+            <w:tcBorders>
+              <w:top w:val="single" w:color="C6CCB4" w:sz="4"/>
+              <w:left w:val="single" w:color="C6CCB4" w:sz="4"/>
+              <w:bottom w:val="single" w:color="C6CCB4" w:sz="4"/>
+              <w:right w:val="single" w:color="C6CCB4" w:sz="4"/>
+            </w:tcBorders>
+            <w:tcMar>
+              <w:top w:type="dxa" w:w="60"/>
+              <w:left w:type="dxa" w:w="100"/>
+              <w:bottom w:type="dxa" w:w="60"/>
+              <w:right w:type="dxa" w:w="100"/>
+            </w:tcMar>
+          </w:tcPr>
+          <w:p>
+            <w:pPr>
+              <w:spacing w:after="0" w:line="260"/>
+            </w:pPr>
+            <w:r>
+              <w:rPr>
+                <w:b w:val="false"/>
+                <w:bCs w:val="false"/>
+                <w:sz w:val="19"/>
+                <w:szCs w:val="19"/>
+              </w:rPr>
+              <w:t xml:space="preserve">75% o más</w:t>
+            </w:r>
+          </w:p>
+        </w:tc>
+        <w:tc>
+          <w:tcPr>
+            <w:tcW w:type="dxa" w:w="1750"/>
+            <w:tcBorders>
+              <w:top w:val="single" w:color="C6CCB4" w:sz="4"/>
+              <w:left w:val="single" w:color="C6CCB4" w:sz="4"/>
+              <w:bottom w:val="single" w:color="C6CCB4" w:sz="4"/>
+              <w:right w:val="single" w:color="C6CCB4" w:sz="4"/>
+            </w:tcBorders>
+            <w:tcMar>
+              <w:top w:type="dxa" w:w="60"/>
+              <w:left w:type="dxa" w:w="100"/>
+              <w:bottom w:type="dxa" w:w="60"/>
+              <w:right w:type="dxa" w:w="100"/>
+            </w:tcMar>
+          </w:tcPr>
+          <w:p>
+            <w:pPr>
+              <w:spacing w:after="0" w:line="260"/>
+            </w:pPr>
+            <w:r>
+              <w:rPr>
+                <w:b w:val="false"/>
+                <w:bCs w:val="false"/>
+                <w:sz w:val="19"/>
+                <w:szCs w:val="19"/>
+              </w:rPr>
+              <w:t xml:space="preserve">50% a 74,9%</w:t>
+            </w:r>
+          </w:p>
+        </w:tc>
+        <w:tc>
+          <w:tcPr>
+            <w:tcW w:type="dxa" w:w="1750"/>
+            <w:tcBorders>
+              <w:top w:val="single" w:color="C6CCB4" w:sz="4"/>
+              <w:left w:val="single" w:color="C6CCB4" w:sz="4"/>
+              <w:bottom w:val="single" w:color="C6CCB4" w:sz="4"/>
+              <w:right w:val="single" w:color="C6CCB4" w:sz="4"/>
+            </w:tcBorders>
+            <w:tcMar>
+              <w:top w:type="dxa" w:w="60"/>
+              <w:left w:type="dxa" w:w="100"/>
+              <w:bottom w:type="dxa" w:w="60"/>
+              <w:right w:type="dxa" w:w="100"/>
+            </w:tcMar>
+          </w:tcPr>
+          <w:p>
+            <w:pPr>
+              <w:spacing w:after="0" w:line="260"/>
+            </w:pPr>
+            <w:r>
+              <w:rPr>
+                <w:b w:val="false"/>
+                <w:bCs w:val="false"/>
+                <w:sz w:val="19"/>
+                <w:szCs w:val="19"/>
+              </w:rPr>
+              <w:t xml:space="preserve">25% a 49,9%</w:t>
+            </w:r>
+          </w:p>
+        </w:tc>
+        <w:tc>
+          <w:tcPr>
+            <w:tcW w:type="dxa" w:w="1750"/>
+            <w:tcBorders>
+              <w:top w:val="single" w:color="C6CCB4" w:sz="4"/>
+              <w:left w:val="single" w:color="C6CCB4" w:sz="4"/>
+              <w:bottom w:val="single" w:color="C6CCB4" w:sz="4"/>
+              <w:right w:val="single" w:color="C6CCB4" w:sz="4"/>
+            </w:tcBorders>
+            <w:tcMar>
+              <w:top w:type="dxa" w:w="60"/>
+              <w:left w:type="dxa" w:w="100"/>
+              <w:bottom w:type="dxa" w:w="60"/>
+              <w:right w:type="dxa" w:w="100"/>
+            </w:tcMar>
+          </w:tcPr>
+          <w:p>
+            <w:pPr>
+              <w:spacing w:after="0" w:line="260"/>
+            </w:pPr>
+            <w:r>
+              <w:rPr>
+                <w:b w:val="false"/>
+                <w:bCs w:val="false"/>
+                <w:sz w:val="19"/>
+                <w:szCs w:val="19"/>
+              </w:rPr>
+              <w:t xml:space="preserve">Menos de 25%</w:t>
+            </w:r>
+          </w:p>
+        </w:tc>
+      </w:tr>
+      <w:tr>
+        <w:tc>
+          <w:tcPr>
+            <w:tcW w:type="dxa" w:w="2026"/>
+            <w:tcBorders>
+              <w:top w:val="single" w:color="C6CCB4" w:sz="4"/>
+              <w:left w:val="single" w:color="C6CCB4" w:sz="4"/>
+              <w:bottom w:val="single" w:color="C6CCB4" w:sz="4"/>
+              <w:right w:val="single" w:color="C6CCB4" w:sz="4"/>
+            </w:tcBorders>
+            <w:tcMar>
+              <w:top w:type="dxa" w:w="60"/>
+              <w:left w:type="dxa" w:w="100"/>
+              <w:bottom w:type="dxa" w:w="60"/>
+              <w:right w:type="dxa" w:w="100"/>
+            </w:tcMar>
+          </w:tcPr>
+          <w:p>
+            <w:pPr>
+              <w:spacing w:after="0" w:line="260"/>
+            </w:pPr>
+            <w:r>
+              <w:rPr>
+                <w:b w:val="false"/>
+                <w:bCs w:val="false"/>
+                <w:sz w:val="19"/>
+                <w:szCs w:val="19"/>
+              </w:rPr>
+              <w:t xml:space="preserve">Liquidez requerida</w:t>
+            </w:r>
+          </w:p>
+        </w:tc>
+        <w:tc>
+          <w:tcPr>
+            <w:tcW w:type="dxa" w:w="1750"/>
+            <w:tcBorders>
+              <w:top w:val="single" w:color="C6CCB4" w:sz="4"/>
+              <w:left w:val="single" w:color="C6CCB4" w:sz="4"/>
+              <w:bottom w:val="single" w:color="C6CCB4" w:sz="4"/>
+              <w:right w:val="single" w:color="C6CCB4" w:sz="4"/>
+            </w:tcBorders>
+            <w:tcMar>
+              <w:top w:type="dxa" w:w="60"/>
+              <w:left w:type="dxa" w:w="100"/>
+              <w:bottom w:type="dxa" w:w="60"/>
+              <w:right w:type="dxa" w:w="100"/>
+            </w:tcMar>
+          </w:tcPr>
+          <w:p>
+            <w:pPr>
+              <w:spacing w:after="0" w:line="260"/>
+            </w:pPr>
+            <w:r>
+              <w:rPr>
+                <w:b w:val="false"/>
+                <w:bCs w:val="false"/>
+                <w:sz w:val="19"/>
+                <w:szCs w:val="19"/>
+              </w:rPr>
+              <w:t xml:space="preserve">50% o más</w:t>
+            </w:r>
+          </w:p>
+        </w:tc>
+        <w:tc>
+          <w:tcPr>
+            <w:tcW w:type="dxa" w:w="1750"/>
+            <w:tcBorders>
+              <w:top w:val="single" w:color="C6CCB4" w:sz="4"/>
+              <w:left w:val="single" w:color="C6CCB4" w:sz="4"/>
+              <w:bottom w:val="single" w:color="C6CCB4" w:sz="4"/>
+              <w:right w:val="single" w:color="C6CCB4" w:sz="4"/>
+            </w:tcBorders>
+            <w:tcMar>
+              <w:top w:type="dxa" w:w="60"/>
+              <w:left w:type="dxa" w:w="100"/>
+              <w:bottom w:type="dxa" w:w="60"/>
+              <w:right w:type="dxa" w:w="100"/>
+            </w:tcMar>
+          </w:tcPr>
+          <w:p>
+            <w:pPr>
+              <w:spacing w:after="0" w:line="260"/>
+            </w:pPr>
+            <w:r>
+              <w:rPr>
+                <w:b w:val="false"/>
+                <w:bCs w:val="false"/>
+                <w:sz w:val="19"/>
+                <w:szCs w:val="19"/>
+              </w:rPr>
+              <w:t xml:space="preserve">25% a 49,9%</w:t>
+            </w:r>
+          </w:p>
+        </w:tc>
+        <w:tc>
+          <w:tcPr>
+            <w:tcW w:type="dxa" w:w="1750"/>
+            <w:tcBorders>
+              <w:top w:val="single" w:color="C6CCB4" w:sz="4"/>
+              <w:left w:val="single" w:color="C6CCB4" w:sz="4"/>
+              <w:bottom w:val="single" w:color="C6CCB4" w:sz="4"/>
+              <w:right w:val="single" w:color="C6CCB4" w:sz="4"/>
+            </w:tcBorders>
+            <w:tcMar>
+              <w:top w:type="dxa" w:w="60"/>
+              <w:left w:type="dxa" w:w="100"/>
+              <w:bottom w:type="dxa" w:w="60"/>
+              <w:right w:type="dxa" w:w="100"/>
+            </w:tcMar>
+          </w:tcPr>
+          <w:p>
+            <w:pPr>
+              <w:spacing w:after="0" w:line="260"/>
+            </w:pPr>
+            <w:r>
+              <w:rPr>
+                <w:b w:val="false"/>
+                <w:bCs w:val="false"/>
+                <w:sz w:val="19"/>
+                <w:szCs w:val="19"/>
+              </w:rPr>
+              <w:t xml:space="preserve">10% a 24,9%</w:t>
+            </w:r>
+          </w:p>
+        </w:tc>
+        <w:tc>
+          <w:tcPr>
+            <w:tcW w:type="dxa" w:w="1750"/>
+            <w:tcBorders>
+              <w:top w:val="single" w:color="C6CCB4" w:sz="4"/>
+              <w:left w:val="single" w:color="C6CCB4" w:sz="4"/>
+              <w:bottom w:val="single" w:color="C6CCB4" w:sz="4"/>
+              <w:right w:val="single" w:color="C6CCB4" w:sz="4"/>
+            </w:tcBorders>
+            <w:tcMar>
+              <w:top w:type="dxa" w:w="60"/>
+              <w:left w:type="dxa" w:w="100"/>
+              <w:bottom w:type="dxa" w:w="60"/>
+              <w:right w:type="dxa" w:w="100"/>
+            </w:tcMar>
+          </w:tcPr>
+          <w:p>
+            <w:pPr>
+              <w:spacing w:after="0" w:line="260"/>
+            </w:pPr>
+            <w:r>
+              <w:rPr>
+                <w:b w:val="false"/>
+                <w:bCs w:val="false"/>
+                <w:sz w:val="19"/>
+                <w:szCs w:val="19"/>
+              </w:rPr>
+              <w:t xml:space="preserve">Menos de 10%</w:t>
+            </w:r>
+          </w:p>
+        </w:tc>
+      </w:tr>
+    </w:tbl>
     <w:p>
       <w:pPr>
         <w:shd w:fill="F4F5EE" w:color="auto" w:val="clear"/>
@@ -5551,7 +6882,38 @@
           <w:sz w:val="19"/>
           <w:szCs w:val="19"/>
         </w:rPr>
-        <w:t xml:space="preserve">Capacidad = promedio de los componentes respondidos</w:t>
+        <w:t xml:space="preserve">Capacidad financiera = promedio simple de los componentes con dato</w:t>
+      </w:r>
+    </w:p>
+    <w:p>
+      <w:pPr>
+        <w:spacing w:after="120" w:line="300"/>
+      </w:pPr>
+      <w:r>
+        <w:t xml:space="preserve">Se usan pesos iguales porque no hay datos propios para estimar otros; los pesos iguales son más robustos que pesos fijados a criterio (Dawes, 1979). Los tramos son supuestos del analista y se recalibran cuando haya historial de clientes.</w:t>
+      </w:r>
+    </w:p>
+    <w:p>
+      <w:pPr>
+        <w:spacing w:after="120" w:line="300"/>
+      </w:pPr>
+      <w:r>
+        <w:rPr>
+          <w:b/>
+          <w:bCs/>
+        </w:rPr>
+        <w:t xml:space="preserve">Datos que no entran y por qué. </w:t>
+      </w:r>
+      <w:r>
+        <w:t xml:space="preserve">El número de dependientes no entra por separado: su costo ya está en la holgura del flujo y en la liquidez requerida, y contarlo otra vez sería doble conteo. Los seguros protegen contra otros riesgos, pero no miden cuánta pérdida del portafolio soporta el cliente. Los flujos se proyectan sin rendimiento, así que la capacidad no depende del perfil que se asigne.</w:t>
+      </w:r>
+    </w:p>
+    <w:p>
+      <w:pPr>
+        <w:spacing w:after="120" w:line="300"/>
+      </w:pPr>
+      <w:r>
+        <w:t xml:space="preserve">Instituciones: horizonte de inversión declarado, estabilidad de los ingresos, peso del portafolio en sus activos y liquidez requerida (retiros netos de los primeros cinco años sobre el capital inicial). Los cuestionarios anteriores a octubre de 2026 no pedían cuotas de deuda, por lo que en ellos ese componente no se calcula.</w:t>
       </w:r>
     </w:p>
     <w:p>
@@ -5567,7 +6929,7 @@
         <w:spacing w:after="120" w:line="300"/>
       </w:pPr>
       <w:r>
-        <w:t xml:space="preserve">En familias, el conocimiento se mide con la pregunta 10 (alternativa única de inversión), que ya forma parte de la disposición; no se aplica otra vez. En instituciones se pregunta aparte y funciona como techo:</w:t>
+        <w:t xml:space="preserve">En familias, el conocimiento se mide con la pregunta 10 (alternativa única de inversión), que ya forma parte del perfil de riesgo; no se aplica otra vez. En instituciones se pregunta aparte y funciona como techo del perfil global:</w:t>
       </w:r>
     </w:p>
     <w:tbl>
@@ -5855,620 +7217,7 @@
         <w:pStyle w:val="Heading2"/>
       </w:pPr>
       <w:r>
-        <w:t xml:space="preserve">1.7 Rangos de los puntajes</w:t>
-      </w:r>
-    </w:p>
-    <w:p>
-      <w:pPr>
-        <w:spacing w:after="120" w:line="300"/>
-      </w:pPr>
-      <w:r>
-        <w:t xml:space="preserve">Disposición y capacidad usan la misma escala de 0 a 10 y los mismos cinco tramos, para que se puedan comparar directamente.</w:t>
-      </w:r>
-    </w:p>
-    <w:tbl>
-      <w:tblPr>
-        <w:tblW w:type="dxa" w:w="9026"/>
-        <w:tblBorders>
-          <w:top w:val="single" w:color="auto" w:sz="4"/>
-          <w:left w:val="single" w:color="auto" w:sz="4"/>
-          <w:bottom w:val="single" w:color="auto" w:sz="4"/>
-          <w:right w:val="single" w:color="auto" w:sz="4"/>
-          <w:insideH w:val="single" w:color="auto" w:sz="4"/>
-          <w:insideV w:val="single" w:color="auto" w:sz="4"/>
-        </w:tblBorders>
-      </w:tblPr>
-      <w:tblGrid>
-        <w:gridCol w:w="2400"/>
-        <w:gridCol w:w="3300"/>
-        <w:gridCol w:w="3326"/>
-      </w:tblGrid>
-      <w:tr>
-        <w:trPr>
-          <w:tblHeader/>
-        </w:trPr>
-        <w:tc>
-          <w:tcPr>
-            <w:tcW w:type="dxa" w:w="2400"/>
-            <w:tcBorders>
-              <w:top w:val="single" w:color="C6CCB4" w:sz="4"/>
-              <w:left w:val="single" w:color="C6CCB4" w:sz="4"/>
-              <w:bottom w:val="single" w:color="C6CCB4" w:sz="4"/>
-              <w:right w:val="single" w:color="C6CCB4" w:sz="4"/>
-            </w:tcBorders>
-            <w:shd w:fill="2B3014" w:color="auto" w:val="clear"/>
-            <w:tcMar>
-              <w:top w:type="dxa" w:w="60"/>
-              <w:left w:type="dxa" w:w="100"/>
-              <w:bottom w:type="dxa" w:w="60"/>
-              <w:right w:type="dxa" w:w="100"/>
-            </w:tcMar>
-          </w:tcPr>
-          <w:p>
-            <w:pPr>
-              <w:spacing w:after="0" w:line="260"/>
-            </w:pPr>
-            <w:r>
-              <w:rPr>
-                <w:b/>
-                <w:bCs/>
-                <w:color w:val="FFFFFF"/>
-                <w:sz w:val="19"/>
-                <w:szCs w:val="19"/>
-              </w:rPr>
-              <w:t xml:space="preserve">Puntaje</w:t>
-            </w:r>
-          </w:p>
-        </w:tc>
-        <w:tc>
-          <w:tcPr>
-            <w:tcW w:type="dxa" w:w="3300"/>
-            <w:tcBorders>
-              <w:top w:val="single" w:color="C6CCB4" w:sz="4"/>
-              <w:left w:val="single" w:color="C6CCB4" w:sz="4"/>
-              <w:bottom w:val="single" w:color="C6CCB4" w:sz="4"/>
-              <w:right w:val="single" w:color="C6CCB4" w:sz="4"/>
-            </w:tcBorders>
-            <w:shd w:fill="2B3014" w:color="auto" w:val="clear"/>
-            <w:tcMar>
-              <w:top w:type="dxa" w:w="60"/>
-              <w:left w:type="dxa" w:w="100"/>
-              <w:bottom w:type="dxa" w:w="60"/>
-              <w:right w:type="dxa" w:w="100"/>
-            </w:tcMar>
-          </w:tcPr>
-          <w:p>
-            <w:pPr>
-              <w:spacing w:after="0" w:line="260"/>
-            </w:pPr>
-            <w:r>
-              <w:rPr>
-                <w:b/>
-                <w:bCs/>
-                <w:color w:val="FFFFFF"/>
-                <w:sz w:val="19"/>
-                <w:szCs w:val="19"/>
-              </w:rPr>
-              <w:t xml:space="preserve">Disposición (perfil que quiere)</w:t>
-            </w:r>
-          </w:p>
-        </w:tc>
-        <w:tc>
-          <w:tcPr>
-            <w:tcW w:type="dxa" w:w="3326"/>
-            <w:tcBorders>
-              <w:top w:val="single" w:color="C6CCB4" w:sz="4"/>
-              <w:left w:val="single" w:color="C6CCB4" w:sz="4"/>
-              <w:bottom w:val="single" w:color="C6CCB4" w:sz="4"/>
-              <w:right w:val="single" w:color="C6CCB4" w:sz="4"/>
-            </w:tcBorders>
-            <w:shd w:fill="2B3014" w:color="auto" w:val="clear"/>
-            <w:tcMar>
-              <w:top w:type="dxa" w:w="60"/>
-              <w:left w:type="dxa" w:w="100"/>
-              <w:bottom w:type="dxa" w:w="60"/>
-              <w:right w:type="dxa" w:w="100"/>
-            </w:tcMar>
-          </w:tcPr>
-          <w:p>
-            <w:pPr>
-              <w:spacing w:after="0" w:line="260"/>
-            </w:pPr>
-            <w:r>
-              <w:rPr>
-                <w:b/>
-                <w:bCs/>
-                <w:color w:val="FFFFFF"/>
-                <w:sz w:val="19"/>
-                <w:szCs w:val="19"/>
-              </w:rPr>
-              <w:t xml:space="preserve">Capacidad financiera (perfil que soporta)</w:t>
-            </w:r>
-          </w:p>
-        </w:tc>
-      </w:tr>
-      <w:tr>
-        <w:tc>
-          <w:tcPr>
-            <w:tcW w:type="dxa" w:w="2400"/>
-            <w:tcBorders>
-              <w:top w:val="single" w:color="C6CCB4" w:sz="4"/>
-              <w:left w:val="single" w:color="C6CCB4" w:sz="4"/>
-              <w:bottom w:val="single" w:color="C6CCB4" w:sz="4"/>
-              <w:right w:val="single" w:color="C6CCB4" w:sz="4"/>
-            </w:tcBorders>
-            <w:tcMar>
-              <w:top w:type="dxa" w:w="60"/>
-              <w:left w:type="dxa" w:w="100"/>
-              <w:bottom w:type="dxa" w:w="60"/>
-              <w:right w:type="dxa" w:w="100"/>
-            </w:tcMar>
-          </w:tcPr>
-          <w:p>
-            <w:pPr>
-              <w:spacing w:after="0" w:line="260"/>
-            </w:pPr>
-            <w:r>
-              <w:rPr>
-                <w:b w:val="false"/>
-                <w:bCs w:val="false"/>
-                <w:sz w:val="19"/>
-                <w:szCs w:val="19"/>
-              </w:rPr>
-              <w:t xml:space="preserve">Menor que 2</w:t>
-            </w:r>
-          </w:p>
-        </w:tc>
-        <w:tc>
-          <w:tcPr>
-            <w:tcW w:type="dxa" w:w="3300"/>
-            <w:tcBorders>
-              <w:top w:val="single" w:color="C6CCB4" w:sz="4"/>
-              <w:left w:val="single" w:color="C6CCB4" w:sz="4"/>
-              <w:bottom w:val="single" w:color="C6CCB4" w:sz="4"/>
-              <w:right w:val="single" w:color="C6CCB4" w:sz="4"/>
-            </w:tcBorders>
-            <w:tcMar>
-              <w:top w:type="dxa" w:w="60"/>
-              <w:left w:type="dxa" w:w="100"/>
-              <w:bottom w:type="dxa" w:w="60"/>
-              <w:right w:type="dxa" w:w="100"/>
-            </w:tcMar>
-          </w:tcPr>
-          <w:p>
-            <w:pPr>
-              <w:spacing w:after="0" w:line="260"/>
-            </w:pPr>
-            <w:r>
-              <w:rPr>
-                <w:b w:val="false"/>
-                <w:bCs w:val="false"/>
-                <w:sz w:val="19"/>
-                <w:szCs w:val="19"/>
-              </w:rPr>
-              <w:t xml:space="preserve">Conservador</w:t>
-            </w:r>
-          </w:p>
-        </w:tc>
-        <w:tc>
-          <w:tcPr>
-            <w:tcW w:type="dxa" w:w="3326"/>
-            <w:tcBorders>
-              <w:top w:val="single" w:color="C6CCB4" w:sz="4"/>
-              <w:left w:val="single" w:color="C6CCB4" w:sz="4"/>
-              <w:bottom w:val="single" w:color="C6CCB4" w:sz="4"/>
-              <w:right w:val="single" w:color="C6CCB4" w:sz="4"/>
-            </w:tcBorders>
-            <w:tcMar>
-              <w:top w:type="dxa" w:w="60"/>
-              <w:left w:type="dxa" w:w="100"/>
-              <w:bottom w:type="dxa" w:w="60"/>
-              <w:right w:type="dxa" w:w="100"/>
-            </w:tcMar>
-          </w:tcPr>
-          <w:p>
-            <w:pPr>
-              <w:spacing w:after="0" w:line="260"/>
-            </w:pPr>
-            <w:r>
-              <w:rPr>
-                <w:b w:val="false"/>
-                <w:bCs w:val="false"/>
-                <w:sz w:val="19"/>
-                <w:szCs w:val="19"/>
-              </w:rPr>
-              <w:t xml:space="preserve">Muy baja: hasta conservador</w:t>
-            </w:r>
-          </w:p>
-        </w:tc>
-      </w:tr>
-      <w:tr>
-        <w:tc>
-          <w:tcPr>
-            <w:tcW w:type="dxa" w:w="2400"/>
-            <w:tcBorders>
-              <w:top w:val="single" w:color="C6CCB4" w:sz="4"/>
-              <w:left w:val="single" w:color="C6CCB4" w:sz="4"/>
-              <w:bottom w:val="single" w:color="C6CCB4" w:sz="4"/>
-              <w:right w:val="single" w:color="C6CCB4" w:sz="4"/>
-            </w:tcBorders>
-            <w:tcMar>
-              <w:top w:type="dxa" w:w="60"/>
-              <w:left w:type="dxa" w:w="100"/>
-              <w:bottom w:type="dxa" w:w="60"/>
-              <w:right w:type="dxa" w:w="100"/>
-            </w:tcMar>
-          </w:tcPr>
-          <w:p>
-            <w:pPr>
-              <w:spacing w:after="0" w:line="260"/>
-            </w:pPr>
-            <w:r>
-              <w:rPr>
-                <w:b w:val="false"/>
-                <w:bCs w:val="false"/>
-                <w:sz w:val="19"/>
-                <w:szCs w:val="19"/>
-              </w:rPr>
-              <w:t xml:space="preserve">De 2 a menos de 4</w:t>
-            </w:r>
-          </w:p>
-        </w:tc>
-        <w:tc>
-          <w:tcPr>
-            <w:tcW w:type="dxa" w:w="3300"/>
-            <w:tcBorders>
-              <w:top w:val="single" w:color="C6CCB4" w:sz="4"/>
-              <w:left w:val="single" w:color="C6CCB4" w:sz="4"/>
-              <w:bottom w:val="single" w:color="C6CCB4" w:sz="4"/>
-              <w:right w:val="single" w:color="C6CCB4" w:sz="4"/>
-            </w:tcBorders>
-            <w:tcMar>
-              <w:top w:type="dxa" w:w="60"/>
-              <w:left w:type="dxa" w:w="100"/>
-              <w:bottom w:type="dxa" w:w="60"/>
-              <w:right w:type="dxa" w:w="100"/>
-            </w:tcMar>
-          </w:tcPr>
-          <w:p>
-            <w:pPr>
-              <w:spacing w:after="0" w:line="260"/>
-            </w:pPr>
-            <w:r>
-              <w:rPr>
-                <w:b w:val="false"/>
-                <w:bCs w:val="false"/>
-                <w:sz w:val="19"/>
-                <w:szCs w:val="19"/>
-              </w:rPr>
-              <w:t xml:space="preserve">Moderado conservador</w:t>
-            </w:r>
-          </w:p>
-        </w:tc>
-        <w:tc>
-          <w:tcPr>
-            <w:tcW w:type="dxa" w:w="3326"/>
-            <w:tcBorders>
-              <w:top w:val="single" w:color="C6CCB4" w:sz="4"/>
-              <w:left w:val="single" w:color="C6CCB4" w:sz="4"/>
-              <w:bottom w:val="single" w:color="C6CCB4" w:sz="4"/>
-              <w:right w:val="single" w:color="C6CCB4" w:sz="4"/>
-            </w:tcBorders>
-            <w:tcMar>
-              <w:top w:type="dxa" w:w="60"/>
-              <w:left w:type="dxa" w:w="100"/>
-              <w:bottom w:type="dxa" w:w="60"/>
-              <w:right w:type="dxa" w:w="100"/>
-            </w:tcMar>
-          </w:tcPr>
-          <w:p>
-            <w:pPr>
-              <w:spacing w:after="0" w:line="260"/>
-            </w:pPr>
-            <w:r>
-              <w:rPr>
-                <w:b w:val="false"/>
-                <w:bCs w:val="false"/>
-                <w:sz w:val="19"/>
-                <w:szCs w:val="19"/>
-              </w:rPr>
-              <w:t xml:space="preserve">Baja: hasta moderado conservador</w:t>
-            </w:r>
-          </w:p>
-        </w:tc>
-      </w:tr>
-      <w:tr>
-        <w:tc>
-          <w:tcPr>
-            <w:tcW w:type="dxa" w:w="2400"/>
-            <w:tcBorders>
-              <w:top w:val="single" w:color="C6CCB4" w:sz="4"/>
-              <w:left w:val="single" w:color="C6CCB4" w:sz="4"/>
-              <w:bottom w:val="single" w:color="C6CCB4" w:sz="4"/>
-              <w:right w:val="single" w:color="C6CCB4" w:sz="4"/>
-            </w:tcBorders>
-            <w:tcMar>
-              <w:top w:type="dxa" w:w="60"/>
-              <w:left w:type="dxa" w:w="100"/>
-              <w:bottom w:type="dxa" w:w="60"/>
-              <w:right w:type="dxa" w:w="100"/>
-            </w:tcMar>
-          </w:tcPr>
-          <w:p>
-            <w:pPr>
-              <w:spacing w:after="0" w:line="260"/>
-            </w:pPr>
-            <w:r>
-              <w:rPr>
-                <w:b w:val="false"/>
-                <w:bCs w:val="false"/>
-                <w:sz w:val="19"/>
-                <w:szCs w:val="19"/>
-              </w:rPr>
-              <w:t xml:space="preserve">De 4 a menos de 6</w:t>
-            </w:r>
-          </w:p>
-        </w:tc>
-        <w:tc>
-          <w:tcPr>
-            <w:tcW w:type="dxa" w:w="3300"/>
-            <w:tcBorders>
-              <w:top w:val="single" w:color="C6CCB4" w:sz="4"/>
-              <w:left w:val="single" w:color="C6CCB4" w:sz="4"/>
-              <w:bottom w:val="single" w:color="C6CCB4" w:sz="4"/>
-              <w:right w:val="single" w:color="C6CCB4" w:sz="4"/>
-            </w:tcBorders>
-            <w:tcMar>
-              <w:top w:type="dxa" w:w="60"/>
-              <w:left w:type="dxa" w:w="100"/>
-              <w:bottom w:type="dxa" w:w="60"/>
-              <w:right w:type="dxa" w:w="100"/>
-            </w:tcMar>
-          </w:tcPr>
-          <w:p>
-            <w:pPr>
-              <w:spacing w:after="0" w:line="260"/>
-            </w:pPr>
-            <w:r>
-              <w:rPr>
-                <w:b w:val="false"/>
-                <w:bCs w:val="false"/>
-                <w:sz w:val="19"/>
-                <w:szCs w:val="19"/>
-              </w:rPr>
-              <w:t xml:space="preserve">Moderado</w:t>
-            </w:r>
-          </w:p>
-        </w:tc>
-        <w:tc>
-          <w:tcPr>
-            <w:tcW w:type="dxa" w:w="3326"/>
-            <w:tcBorders>
-              <w:top w:val="single" w:color="C6CCB4" w:sz="4"/>
-              <w:left w:val="single" w:color="C6CCB4" w:sz="4"/>
-              <w:bottom w:val="single" w:color="C6CCB4" w:sz="4"/>
-              <w:right w:val="single" w:color="C6CCB4" w:sz="4"/>
-            </w:tcBorders>
-            <w:tcMar>
-              <w:top w:type="dxa" w:w="60"/>
-              <w:left w:type="dxa" w:w="100"/>
-              <w:bottom w:type="dxa" w:w="60"/>
-              <w:right w:type="dxa" w:w="100"/>
-            </w:tcMar>
-          </w:tcPr>
-          <w:p>
-            <w:pPr>
-              <w:spacing w:after="0" w:line="260"/>
-            </w:pPr>
-            <w:r>
-              <w:rPr>
-                <w:b w:val="false"/>
-                <w:bCs w:val="false"/>
-                <w:sz w:val="19"/>
-                <w:szCs w:val="19"/>
-              </w:rPr>
-              <w:t xml:space="preserve">Media: hasta moderado</w:t>
-            </w:r>
-          </w:p>
-        </w:tc>
-      </w:tr>
-      <w:tr>
-        <w:tc>
-          <w:tcPr>
-            <w:tcW w:type="dxa" w:w="2400"/>
-            <w:tcBorders>
-              <w:top w:val="single" w:color="C6CCB4" w:sz="4"/>
-              <w:left w:val="single" w:color="C6CCB4" w:sz="4"/>
-              <w:bottom w:val="single" w:color="C6CCB4" w:sz="4"/>
-              <w:right w:val="single" w:color="C6CCB4" w:sz="4"/>
-            </w:tcBorders>
-            <w:tcMar>
-              <w:top w:type="dxa" w:w="60"/>
-              <w:left w:type="dxa" w:w="100"/>
-              <w:bottom w:type="dxa" w:w="60"/>
-              <w:right w:type="dxa" w:w="100"/>
-            </w:tcMar>
-          </w:tcPr>
-          <w:p>
-            <w:pPr>
-              <w:spacing w:after="0" w:line="260"/>
-            </w:pPr>
-            <w:r>
-              <w:rPr>
-                <w:b w:val="false"/>
-                <w:bCs w:val="false"/>
-                <w:sz w:val="19"/>
-                <w:szCs w:val="19"/>
-              </w:rPr>
-              <w:t xml:space="preserve">De 6 a menos de 8</w:t>
-            </w:r>
-          </w:p>
-        </w:tc>
-        <w:tc>
-          <w:tcPr>
-            <w:tcW w:type="dxa" w:w="3300"/>
-            <w:tcBorders>
-              <w:top w:val="single" w:color="C6CCB4" w:sz="4"/>
-              <w:left w:val="single" w:color="C6CCB4" w:sz="4"/>
-              <w:bottom w:val="single" w:color="C6CCB4" w:sz="4"/>
-              <w:right w:val="single" w:color="C6CCB4" w:sz="4"/>
-            </w:tcBorders>
-            <w:tcMar>
-              <w:top w:type="dxa" w:w="60"/>
-              <w:left w:type="dxa" w:w="100"/>
-              <w:bottom w:type="dxa" w:w="60"/>
-              <w:right w:type="dxa" w:w="100"/>
-            </w:tcMar>
-          </w:tcPr>
-          <w:p>
-            <w:pPr>
-              <w:spacing w:after="0" w:line="260"/>
-            </w:pPr>
-            <w:r>
-              <w:rPr>
-                <w:b w:val="false"/>
-                <w:bCs w:val="false"/>
-                <w:sz w:val="19"/>
-                <w:szCs w:val="19"/>
-              </w:rPr>
-              <w:t xml:space="preserve">Moderado agresivo</w:t>
-            </w:r>
-          </w:p>
-        </w:tc>
-        <w:tc>
-          <w:tcPr>
-            <w:tcW w:type="dxa" w:w="3326"/>
-            <w:tcBorders>
-              <w:top w:val="single" w:color="C6CCB4" w:sz="4"/>
-              <w:left w:val="single" w:color="C6CCB4" w:sz="4"/>
-              <w:bottom w:val="single" w:color="C6CCB4" w:sz="4"/>
-              <w:right w:val="single" w:color="C6CCB4" w:sz="4"/>
-            </w:tcBorders>
-            <w:tcMar>
-              <w:top w:type="dxa" w:w="60"/>
-              <w:left w:type="dxa" w:w="100"/>
-              <w:bottom w:type="dxa" w:w="60"/>
-              <w:right w:type="dxa" w:w="100"/>
-            </w:tcMar>
-          </w:tcPr>
-          <w:p>
-            <w:pPr>
-              <w:spacing w:after="0" w:line="260"/>
-            </w:pPr>
-            <w:r>
-              <w:rPr>
-                <w:b w:val="false"/>
-                <w:bCs w:val="false"/>
-                <w:sz w:val="19"/>
-                <w:szCs w:val="19"/>
-              </w:rPr>
-              <w:t xml:space="preserve">Alta: hasta moderado agresivo</w:t>
-            </w:r>
-          </w:p>
-        </w:tc>
-      </w:tr>
-      <w:tr>
-        <w:tc>
-          <w:tcPr>
-            <w:tcW w:type="dxa" w:w="2400"/>
-            <w:tcBorders>
-              <w:top w:val="single" w:color="C6CCB4" w:sz="4"/>
-              <w:left w:val="single" w:color="C6CCB4" w:sz="4"/>
-              <w:bottom w:val="single" w:color="C6CCB4" w:sz="4"/>
-              <w:right w:val="single" w:color="C6CCB4" w:sz="4"/>
-            </w:tcBorders>
-            <w:tcMar>
-              <w:top w:type="dxa" w:w="60"/>
-              <w:left w:type="dxa" w:w="100"/>
-              <w:bottom w:type="dxa" w:w="60"/>
-              <w:right w:type="dxa" w:w="100"/>
-            </w:tcMar>
-          </w:tcPr>
-          <w:p>
-            <w:pPr>
-              <w:spacing w:after="0" w:line="260"/>
-            </w:pPr>
-            <w:r>
-              <w:rPr>
-                <w:b w:val="false"/>
-                <w:bCs w:val="false"/>
-                <w:sz w:val="19"/>
-                <w:szCs w:val="19"/>
-              </w:rPr>
-              <w:t xml:space="preserve">8 o más</w:t>
-            </w:r>
-          </w:p>
-        </w:tc>
-        <w:tc>
-          <w:tcPr>
-            <w:tcW w:type="dxa" w:w="3300"/>
-            <w:tcBorders>
-              <w:top w:val="single" w:color="C6CCB4" w:sz="4"/>
-              <w:left w:val="single" w:color="C6CCB4" w:sz="4"/>
-              <w:bottom w:val="single" w:color="C6CCB4" w:sz="4"/>
-              <w:right w:val="single" w:color="C6CCB4" w:sz="4"/>
-            </w:tcBorders>
-            <w:tcMar>
-              <w:top w:type="dxa" w:w="60"/>
-              <w:left w:type="dxa" w:w="100"/>
-              <w:bottom w:type="dxa" w:w="60"/>
-              <w:right w:type="dxa" w:w="100"/>
-            </w:tcMar>
-          </w:tcPr>
-          <w:p>
-            <w:pPr>
-              <w:spacing w:after="0" w:line="260"/>
-            </w:pPr>
-            <w:r>
-              <w:rPr>
-                <w:b w:val="false"/>
-                <w:bCs w:val="false"/>
-                <w:sz w:val="19"/>
-                <w:szCs w:val="19"/>
-              </w:rPr>
-              <w:t xml:space="preserve">Agresivo</w:t>
-            </w:r>
-          </w:p>
-        </w:tc>
-        <w:tc>
-          <w:tcPr>
-            <w:tcW w:type="dxa" w:w="3326"/>
-            <w:tcBorders>
-              <w:top w:val="single" w:color="C6CCB4" w:sz="4"/>
-              <w:left w:val="single" w:color="C6CCB4" w:sz="4"/>
-              <w:bottom w:val="single" w:color="C6CCB4" w:sz="4"/>
-              <w:right w:val="single" w:color="C6CCB4" w:sz="4"/>
-            </w:tcBorders>
-            <w:tcMar>
-              <w:top w:type="dxa" w:w="60"/>
-              <w:left w:type="dxa" w:w="100"/>
-              <w:bottom w:type="dxa" w:w="60"/>
-              <w:right w:type="dxa" w:w="100"/>
-            </w:tcMar>
-          </w:tcPr>
-          <w:p>
-            <w:pPr>
-              <w:spacing w:after="0" w:line="260"/>
-            </w:pPr>
-            <w:r>
-              <w:rPr>
-                <w:b w:val="false"/>
-                <w:bCs w:val="false"/>
-                <w:sz w:val="19"/>
-                <w:szCs w:val="19"/>
-              </w:rPr>
-              <w:t xml:space="preserve">Muy alta: sin límite</w:t>
-            </w:r>
-          </w:p>
-        </w:tc>
-      </w:tr>
-    </w:tbl>
-    <w:p>
-      <w:pPr>
-        <w:pStyle w:val="Heading2"/>
-      </w:pPr>
-      <w:r>
-        <w:t xml:space="preserve">1.8 Perfil asignado y puntaje del cliente</w:t>
+        <w:t xml:space="preserve">1.7 Perfil global</w:t>
       </w:r>
     </w:p>
     <w:p>
@@ -6484,7 +7233,7 @@
           <w:sz w:val="19"/>
           <w:szCs w:val="19"/>
         </w:rPr>
-        <w:t xml:space="preserve">Puntaje del cliente = mínimo { disposición ; capacidad financiera }</w:t>
+        <w:t xml:space="preserve">Puntaje global = mínimo { puntaje del perfil de riesgo ; capacidad financiera }</w:t>
       </w:r>
     </w:p>
     <w:p>
@@ -6500,7 +7249,7 @@
           <w:sz w:val="19"/>
           <w:szCs w:val="19"/>
         </w:rPr>
-        <w:t xml:space="preserve">Perfil asignado = tramo del puntaje del cliente, con el techo de conocimiento si lo hay</w:t>
+        <w:t xml:space="preserve">Perfil global = tramo del puntaje global, con el techo de conocimiento si lo hay</w:t>
       </w:r>
     </w:p>
     <w:p>
@@ -6508,15 +7257,7 @@
         <w:spacing w:after="120" w:line="300"/>
       </w:pPr>
       <w:r>
-        <w:t xml:space="preserve">El puntaje del cliente es el número que define el perfil asignado. Si el techo de conocimiento es más bajo, el puntaje queda en el límite superior del tramo que permite ese techo.</w:t>
-      </w:r>
-    </w:p>
-    <w:p>
-      <w:pPr>
-        <w:spacing w:after="120" w:line="300"/>
-      </w:pPr>
-      <w:r>
-        <w:t xml:space="preserve">El cliente recibe un solo perfil, que es uno de los cinco. Cuando la capacidad o el conocimiento lo bajan, el dashboard lo indica como limitante y, en la matriz, las franjas que el cliente no puede alcanzar se muestran rayadas y sin rótulo.</w:t>
+        <w:t xml:space="preserve">El perfil de riesgo y la capacidad usan la misma escala de 0 a 10 y los mismos cortes, para que se puedan comparar directamente. Si el techo de conocimiento es más bajo, el puntaje global queda en el límite superior del tramo que permite ese techo.</w:t>
       </w:r>
     </w:p>
     <w:p>
@@ -6531,7 +7272,63 @@
         <w:t xml:space="preserve">Ejemplo. </w:t>
       </w:r>
       <w:r>
-        <w:t xml:space="preserve">Disposición 6,4 (moderado agresivo) y capacidad 5,0 (moderado): el puntaje del cliente es 5,0 y el perfil asignado es moderado, con la capacidad como limitante.</w:t>
+        <w:t xml:space="preserve">Perfil de riesgo 6,9 (moderado agresivo) y capacidad 5,0 (moderado): el puntaje global es 5,0 y el perfil global es moderado. La planificación bajó el perfil por la capacidad financiera.</w:t>
+      </w:r>
+    </w:p>
+    <w:p>
+      <w:pPr>
+        <w:pStyle w:val="Heading2"/>
+      </w:pPr>
+      <w:r>
+        <w:t xml:space="preserve">1.8 Presentación de los resultados</w:t>
+      </w:r>
+    </w:p>
+    <w:p>
+      <w:pPr>
+        <w:spacing w:after="120" w:line="300"/>
+      </w:pPr>
+      <w:r>
+        <w:t xml:space="preserve">El dashboard, la ficha PDF y el Excel muestran las dos conclusiones por separado:</w:t>
+      </w:r>
+    </w:p>
+    <w:p>
+      <w:pPr>
+        <w:pStyle w:val="ListParagraph"/>
+        <w:numPr>
+          <w:ilvl w:val="0"/>
+          <w:numId w:val="2"/>
+        </w:numPr>
+        <w:spacing w:after="60" w:line="290"/>
+      </w:pPr>
+      <w:r>
+        <w:rPr>
+          <w:b/>
+          <w:bCs/>
+        </w:rPr>
+        <w:t xml:space="preserve">Perfil de riesgo: </w:t>
+      </w:r>
+      <w:r>
+        <w:t xml:space="preserve">plano de tolerancia y apetito, barras de ambos, puntaje del perfil de riesgo y perfil de riesgo.</w:t>
+      </w:r>
+    </w:p>
+    <w:p>
+      <w:pPr>
+        <w:pStyle w:val="ListParagraph"/>
+        <w:numPr>
+          <w:ilvl w:val="0"/>
+          <w:numId w:val="2"/>
+        </w:numPr>
+        <w:spacing w:after="60" w:line="290"/>
+      </w:pPr>
+      <w:r>
+        <w:rPr>
+          <w:b/>
+          <w:bCs/>
+        </w:rPr>
+        <w:t xml:space="preserve">Perfil global: </w:t>
+      </w:r>
+      <w:r>
+        <w:t xml:space="preserve">radar de los componentes de la capacidad (la línea punteada es su promedio), barras del perfil de riesgo, la capacidad y sus componentes, puntaje global y perfil global, con una frase que dice si la planificación confirmó o bajó el perfil.</w:t>
       </w:r>
     </w:p>
     <w:p>
@@ -6547,7 +7344,22 @@
         <w:spacing w:after="120" w:line="300"/>
       </w:pPr>
       <w:r>
-        <w:t xml:space="preserve">La tolerancia y el apetito miden la actitud ante el riesgo (Grable y Lytton, 1999). La capacidad financiera y el conocimiento se miden por separado y solo pueden bajar el perfil, como plantean Cordell (2001) y las directrices de idoneidad de MiFID II (ESMA, 2018). Las preguntas no tienen opciones neutrales donde no aportan información, para evitar que respuestas indecisas lleven el promedio hacia el centro de la escala.</w:t>
+        <w:t xml:space="preserve">La tolerancia y el apetito miden la actitud ante el riesgo (Grable y Lytton, 1999). La capacidad financiera se mide aparte, con datos objetivos de la planificación, y solo puede bajar el perfil, como plantean Cordell (2001) y las directrices de idoneidad de MiFID II (ESMA, 2018): a un cliente no se le asigna más riesgo del que declara tolerar, aunque su patrimonio lo permita. Las preguntas no tienen opciones neutrales donde no aportan información, para evitar que respuestas indecisas lleven el promedio hacia el centro de la escala.</w:t>
+      </w:r>
+    </w:p>
+    <w:p>
+      <w:pPr>
+        <w:spacing w:after="120" w:line="300"/>
+      </w:pPr>
+      <w:r>
+        <w:rPr>
+          <w:b/>
+          <w:bCs/>
+        </w:rPr>
+        <w:t xml:space="preserve">Referencias. </w:t>
+      </w:r>
+      <w:r>
+        <w:t xml:space="preserve">Bengen, W. (1994), Determining withdrawal rates using historical data, Journal of Financial Planning. Cordell, D. (2001), RiskPACK: How to evaluate risk tolerance, Journal of Financial Planning. Dawes, R. (1979), The robust beauty of improper linear models, American Psychologist. ESMA (2018), Guidelines on certain aspects of the MiFID II suitability requirements, ESMA35-43-869. Grable, J. y Lytton, R. (1999), Financial risk tolerance revisited, Financial Services Review. Ibbotson, R., Milevsky, M., Chen, P. y Zhu, K. (2007), Lifetime Financial Advice: Human Capital, Asset Allocation, and Insurance, CFA Institute Research Foundation. Maginn, J., Tuttle, D., Pinto, J. y McLeavey, D. (2007), Managing Investment Portfolios, CFA Institute.</w:t>
       </w:r>
     </w:p>
     <w:p>
@@ -6571,7 +7383,7 @@
         <w:pStyle w:val="Heading2"/>
       </w:pPr>
       <w:r>
-        <w:t xml:space="preserve">2.1 Preguntas que alimentan la proyección</w:t>
+        <w:t xml:space="preserve">2.1 Manual de preguntas: qué alimenta cada una</w:t>
       </w:r>
     </w:p>
     <w:p>
@@ -6579,7 +7391,7 @@
         <w:spacing w:after="120" w:line="300"/>
       </w:pPr>
       <w:r>
-        <w:t xml:space="preserve">El cuestionario de planificación sigue el mismo orden que el Excel. Las preguntas obligatorias llevan asterisco.</w:t>
+        <w:t xml:space="preserve">El cuestionario de planificación sigue el orden de la hoja «Proyección»: ingresos ordinarios, ingresos extraordinarios, gastos ordinarios, gastos extraordinarios, inversiones y desinversiones; después, los retiros del portafolio. Las preguntas que intervienen en un cálculo son obligatorias y llevan asterisco; las descriptivas son opcionales. Las columnas son las de la hoja «Proyección».</w:t>
       </w:r>
     </w:p>
     <w:tbl>
@@ -6595,9 +7407,11 @@
         </w:tblBorders>
       </w:tblPr>
       <w:tblGrid>
-        <w:gridCol w:w="2000"/>
-        <w:gridCol w:w="3500"/>
-        <w:gridCol w:w="3526"/>
+        <w:gridCol w:w="500"/>
+        <w:gridCol w:w="2300"/>
+        <w:gridCol w:w="650"/>
+        <w:gridCol w:w="2300"/>
+        <w:gridCol w:w="3276"/>
       </w:tblGrid>
       <w:tr>
         <w:trPr>
@@ -6605,7 +7419,7 @@
         </w:trPr>
         <w:tc>
           <w:tcPr>
-            <w:tcW w:type="dxa" w:w="2000"/>
+            <w:tcW w:type="dxa" w:w="500"/>
             <w:tcBorders>
               <w:top w:val="single" w:color="C6CCB4" w:sz="4"/>
               <w:left w:val="single" w:color="C6CCB4" w:sz="4"/>
@@ -6632,13 +7446,13 @@
                 <w:sz w:val="19"/>
                 <w:szCs w:val="19"/>
               </w:rPr>
-              <w:t xml:space="preserve">Bloque</w:t>
-            </w:r>
-          </w:p>
-        </w:tc>
-        <w:tc>
-          <w:tcPr>
-            <w:tcW w:type="dxa" w:w="3500"/>
+              <w:t xml:space="preserve">N.º</w:t>
+            </w:r>
+          </w:p>
+        </w:tc>
+        <w:tc>
+          <w:tcPr>
+            <w:tcW w:type="dxa" w:w="2300"/>
             <w:tcBorders>
               <w:top w:val="single" w:color="C6CCB4" w:sz="4"/>
               <w:left w:val="single" w:color="C6CCB4" w:sz="4"/>
@@ -6671,7 +7485,7 @@
         </w:tc>
         <w:tc>
           <w:tcPr>
-            <w:tcW w:type="dxa" w:w="3526"/>
+            <w:tcW w:type="dxa" w:w="650"/>
             <w:tcBorders>
               <w:top w:val="single" w:color="C6CCB4" w:sz="4"/>
               <w:left w:val="single" w:color="C6CCB4" w:sz="4"/>
@@ -6698,7 +7512,73 @@
                 <w:sz w:val="19"/>
                 <w:szCs w:val="19"/>
               </w:rPr>
-              <w:t xml:space="preserve">Uso en la proyección</w:t>
+              <w:t xml:space="preserve">Oblig.</w:t>
+            </w:r>
+          </w:p>
+        </w:tc>
+        <w:tc>
+          <w:tcPr>
+            <w:tcW w:type="dxa" w:w="2300"/>
+            <w:tcBorders>
+              <w:top w:val="single" w:color="C6CCB4" w:sz="4"/>
+              <w:left w:val="single" w:color="C6CCB4" w:sz="4"/>
+              <w:bottom w:val="single" w:color="C6CCB4" w:sz="4"/>
+              <w:right w:val="single" w:color="C6CCB4" w:sz="4"/>
+            </w:tcBorders>
+            <w:shd w:fill="2B3014" w:color="auto" w:val="clear"/>
+            <w:tcMar>
+              <w:top w:type="dxa" w:w="60"/>
+              <w:left w:type="dxa" w:w="100"/>
+              <w:bottom w:type="dxa" w:w="60"/>
+              <w:right w:type="dxa" w:w="100"/>
+            </w:tcMar>
+          </w:tcPr>
+          <w:p>
+            <w:pPr>
+              <w:spacing w:after="0" w:line="260"/>
+            </w:pPr>
+            <w:r>
+              <w:rPr>
+                <w:b/>
+                <w:bCs/>
+                <w:color w:val="FFFFFF"/>
+                <w:sz w:val="19"/>
+                <w:szCs w:val="19"/>
+              </w:rPr>
+              <w:t xml:space="preserve">Bloque y columna del Excel</w:t>
+            </w:r>
+          </w:p>
+        </w:tc>
+        <w:tc>
+          <w:tcPr>
+            <w:tcW w:type="dxa" w:w="3276"/>
+            <w:tcBorders>
+              <w:top w:val="single" w:color="C6CCB4" w:sz="4"/>
+              <w:left w:val="single" w:color="C6CCB4" w:sz="4"/>
+              <w:bottom w:val="single" w:color="C6CCB4" w:sz="4"/>
+              <w:right w:val="single" w:color="C6CCB4" w:sz="4"/>
+            </w:tcBorders>
+            <w:shd w:fill="2B3014" w:color="auto" w:val="clear"/>
+            <w:tcMar>
+              <w:top w:type="dxa" w:w="60"/>
+              <w:left w:type="dxa" w:w="100"/>
+              <w:bottom w:type="dxa" w:w="60"/>
+              <w:right w:type="dxa" w:w="100"/>
+            </w:tcMar>
+          </w:tcPr>
+          <w:p>
+            <w:pPr>
+              <w:spacing w:after="0" w:line="260"/>
+            </w:pPr>
+            <w:r>
+              <w:rPr>
+                <w:b/>
+                <w:bCs/>
+                <w:color w:val="FFFFFF"/>
+                <w:sz w:val="19"/>
+                <w:szCs w:val="19"/>
+              </w:rPr>
+              <w:t xml:space="preserve">Cómo entra al cálculo</w:t>
             </w:r>
           </w:p>
         </w:tc>
@@ -6706,38 +7586,38 @@
       <w:tr>
         <w:tc>
           <w:tcPr>
-            <w:tcW w:type="dxa" w:w="2000"/>
-            <w:tcBorders>
-              <w:top w:val="single" w:color="C6CCB4" w:sz="4"/>
-              <w:left w:val="single" w:color="C6CCB4" w:sz="4"/>
-              <w:bottom w:val="single" w:color="C6CCB4" w:sz="4"/>
-              <w:right w:val="single" w:color="C6CCB4" w:sz="4"/>
-            </w:tcBorders>
-            <w:tcMar>
-              <w:top w:type="dxa" w:w="60"/>
-              <w:left w:type="dxa" w:w="100"/>
-              <w:bottom w:type="dxa" w:w="60"/>
-              <w:right w:type="dxa" w:w="100"/>
-            </w:tcMar>
-          </w:tcPr>
-          <w:p>
-            <w:pPr>
-              <w:spacing w:after="0" w:line="260"/>
-            </w:pPr>
-            <w:r>
-              <w:rPr>
-                <w:b w:val="false"/>
-                <w:bCs w:val="false"/>
-                <w:sz w:val="19"/>
-                <w:szCs w:val="19"/>
-              </w:rPr>
-              <w:t xml:space="preserve">Horizonte</w:t>
-            </w:r>
-          </w:p>
-        </w:tc>
-        <w:tc>
-          <w:tcPr>
-            <w:tcW w:type="dxa" w:w="3500"/>
+            <w:tcW w:type="dxa" w:w="500"/>
+            <w:tcBorders>
+              <w:top w:val="single" w:color="C6CCB4" w:sz="4"/>
+              <w:left w:val="single" w:color="C6CCB4" w:sz="4"/>
+              <w:bottom w:val="single" w:color="C6CCB4" w:sz="4"/>
+              <w:right w:val="single" w:color="C6CCB4" w:sz="4"/>
+            </w:tcBorders>
+            <w:tcMar>
+              <w:top w:type="dxa" w:w="60"/>
+              <w:left w:type="dxa" w:w="100"/>
+              <w:bottom w:type="dxa" w:w="60"/>
+              <w:right w:type="dxa" w:w="100"/>
+            </w:tcMar>
+          </w:tcPr>
+          <w:p>
+            <w:pPr>
+              <w:spacing w:after="0" w:line="260"/>
+            </w:pPr>
+            <w:r>
+              <w:rPr>
+                <w:b w:val="false"/>
+                <w:bCs w:val="false"/>
+                <w:sz w:val="19"/>
+                <w:szCs w:val="19"/>
+              </w:rPr>
+              <w:t xml:space="preserve">1</w:t>
+            </w:r>
+          </w:p>
+        </w:tc>
+        <w:tc>
+          <w:tcPr>
+            <w:tcW w:type="dxa" w:w="2300"/>
             <w:tcBorders>
               <w:top w:val="single" w:color="C6CCB4" w:sz="4"/>
               <w:left w:val="single" w:color="C6CCB4" w:sz="4"/>
@@ -6768,32 +7648,94 @@
         </w:tc>
         <w:tc>
           <w:tcPr>
-            <w:tcW w:type="dxa" w:w="3526"/>
-            <w:tcBorders>
-              <w:top w:val="single" w:color="C6CCB4" w:sz="4"/>
-              <w:left w:val="single" w:color="C6CCB4" w:sz="4"/>
-              <w:bottom w:val="single" w:color="C6CCB4" w:sz="4"/>
-              <w:right w:val="single" w:color="C6CCB4" w:sz="4"/>
-            </w:tcBorders>
-            <w:tcMar>
-              <w:top w:type="dxa" w:w="60"/>
-              <w:left w:type="dxa" w:w="100"/>
-              <w:bottom w:type="dxa" w:w="60"/>
-              <w:right w:type="dxa" w:w="100"/>
-            </w:tcMar>
-          </w:tcPr>
-          <w:p>
-            <w:pPr>
-              <w:spacing w:after="0" w:line="260"/>
-            </w:pPr>
-            <w:r>
-              <w:rPr>
-                <w:b w:val="false"/>
-                <w:bCs w:val="false"/>
-                <w:sz w:val="19"/>
-                <w:szCs w:val="19"/>
-              </w:rPr>
-              <w:t xml:space="preserve">Fin del ingreso por actividad y aplicación del gasto del retiro</w:t>
+            <w:tcW w:type="dxa" w:w="650"/>
+            <w:tcBorders>
+              <w:top w:val="single" w:color="C6CCB4" w:sz="4"/>
+              <w:left w:val="single" w:color="C6CCB4" w:sz="4"/>
+              <w:bottom w:val="single" w:color="C6CCB4" w:sz="4"/>
+              <w:right w:val="single" w:color="C6CCB4" w:sz="4"/>
+            </w:tcBorders>
+            <w:tcMar>
+              <w:top w:type="dxa" w:w="60"/>
+              <w:left w:type="dxa" w:w="100"/>
+              <w:bottom w:type="dxa" w:w="60"/>
+              <w:right w:type="dxa" w:w="100"/>
+            </w:tcMar>
+          </w:tcPr>
+          <w:p>
+            <w:pPr>
+              <w:spacing w:after="0" w:line="260"/>
+            </w:pPr>
+            <w:r>
+              <w:rPr>
+                <w:b w:val="false"/>
+                <w:bCs w:val="false"/>
+                <w:sz w:val="19"/>
+                <w:szCs w:val="19"/>
+              </w:rPr>
+              <w:t xml:space="preserve">Sí</w:t>
+            </w:r>
+          </w:p>
+        </w:tc>
+        <w:tc>
+          <w:tcPr>
+            <w:tcW w:type="dxa" w:w="2300"/>
+            <w:tcBorders>
+              <w:top w:val="single" w:color="C6CCB4" w:sz="4"/>
+              <w:left w:val="single" w:color="C6CCB4" w:sz="4"/>
+              <w:bottom w:val="single" w:color="C6CCB4" w:sz="4"/>
+              <w:right w:val="single" w:color="C6CCB4" w:sz="4"/>
+            </w:tcBorders>
+            <w:tcMar>
+              <w:top w:type="dxa" w:w="60"/>
+              <w:left w:type="dxa" w:w="100"/>
+              <w:bottom w:type="dxa" w:w="60"/>
+              <w:right w:type="dxa" w:w="100"/>
+            </w:tcMar>
+          </w:tcPr>
+          <w:p>
+            <w:pPr>
+              <w:spacing w:after="0" w:line="260"/>
+            </w:pPr>
+            <w:r>
+              <w:rPr>
+                <w:b w:val="false"/>
+                <w:bCs w:val="false"/>
+                <w:sz w:val="19"/>
+                <w:szCs w:val="19"/>
+              </w:rPr>
+              <w:t xml:space="preserve">Horizonte · G7, E (fase)</w:t>
+            </w:r>
+          </w:p>
+        </w:tc>
+        <w:tc>
+          <w:tcPr>
+            <w:tcW w:type="dxa" w:w="3276"/>
+            <w:tcBorders>
+              <w:top w:val="single" w:color="C6CCB4" w:sz="4"/>
+              <w:left w:val="single" w:color="C6CCB4" w:sz="4"/>
+              <w:bottom w:val="single" w:color="C6CCB4" w:sz="4"/>
+              <w:right w:val="single" w:color="C6CCB4" w:sz="4"/>
+            </w:tcBorders>
+            <w:tcMar>
+              <w:top w:type="dxa" w:w="60"/>
+              <w:left w:type="dxa" w:w="100"/>
+              <w:bottom w:type="dxa" w:w="60"/>
+              <w:right w:type="dxa" w:w="100"/>
+            </w:tcMar>
+          </w:tcPr>
+          <w:p>
+            <w:pPr>
+              <w:spacing w:after="0" w:line="260"/>
+            </w:pPr>
+            <w:r>
+              <w:rPr>
+                <w:b w:val="false"/>
+                <w:bCs w:val="false"/>
+                <w:sz w:val="19"/>
+                <w:szCs w:val="19"/>
+              </w:rPr>
+              <w:t xml:space="preserve">Separa acumulación y retiro: fin del ingreso por actividad y aplicación del gasto del retiro. Capacidad: horizonte.</w:t>
             </w:r>
           </w:p>
         </w:tc>
@@ -6801,94 +7743,156 @@
       <w:tr>
         <w:tc>
           <w:tcPr>
-            <w:tcW w:type="dxa" w:w="2000"/>
-            <w:tcBorders>
-              <w:top w:val="single" w:color="C6CCB4" w:sz="4"/>
-              <w:left w:val="single" w:color="C6CCB4" w:sz="4"/>
-              <w:bottom w:val="single" w:color="C6CCB4" w:sz="4"/>
-              <w:right w:val="single" w:color="C6CCB4" w:sz="4"/>
-            </w:tcBorders>
-            <w:tcMar>
-              <w:top w:type="dxa" w:w="60"/>
-              <w:left w:type="dxa" w:w="100"/>
-              <w:bottom w:type="dxa" w:w="60"/>
-              <w:right w:type="dxa" w:w="100"/>
-            </w:tcMar>
-          </w:tcPr>
-          <w:p>
-            <w:pPr>
-              <w:spacing w:after="0" w:line="260"/>
-            </w:pPr>
-            <w:r>
-              <w:rPr>
-                <w:b w:val="false"/>
-                <w:bCs w:val="false"/>
-                <w:sz w:val="19"/>
-                <w:szCs w:val="19"/>
-              </w:rPr>
-              <w:t xml:space="preserve">Ingresos ordinarios</w:t>
-            </w:r>
-          </w:p>
-        </w:tc>
-        <w:tc>
-          <w:tcPr>
-            <w:tcW w:type="dxa" w:w="3500"/>
-            <w:tcBorders>
-              <w:top w:val="single" w:color="C6CCB4" w:sz="4"/>
-              <w:left w:val="single" w:color="C6CCB4" w:sz="4"/>
-              <w:bottom w:val="single" w:color="C6CCB4" w:sz="4"/>
-              <w:right w:val="single" w:color="C6CCB4" w:sz="4"/>
-            </w:tcBorders>
-            <w:tcMar>
-              <w:top w:type="dxa" w:w="60"/>
-              <w:left w:type="dxa" w:w="100"/>
-              <w:bottom w:type="dxa" w:w="60"/>
-              <w:right w:type="dxa" w:w="100"/>
-            </w:tcMar>
-          </w:tcPr>
-          <w:p>
-            <w:pPr>
-              <w:spacing w:after="0" w:line="260"/>
-            </w:pPr>
-            <w:r>
-              <w:rPr>
-                <w:b w:val="false"/>
-                <w:bCs w:val="false"/>
-                <w:sz w:val="19"/>
-                <w:szCs w:val="19"/>
-              </w:rPr>
-              <w:t xml:space="preserve">Ingreso total mensual (salario, empresa, honorarios)</w:t>
-            </w:r>
-          </w:p>
-        </w:tc>
-        <w:tc>
-          <w:tcPr>
-            <w:tcW w:type="dxa" w:w="3526"/>
-            <w:tcBorders>
-              <w:top w:val="single" w:color="C6CCB4" w:sz="4"/>
-              <w:left w:val="single" w:color="C6CCB4" w:sz="4"/>
-              <w:bottom w:val="single" w:color="C6CCB4" w:sz="4"/>
-              <w:right w:val="single" w:color="C6CCB4" w:sz="4"/>
-            </w:tcBorders>
-            <w:tcMar>
-              <w:top w:type="dxa" w:w="60"/>
-              <w:left w:type="dxa" w:w="100"/>
-              <w:bottom w:type="dxa" w:w="60"/>
-              <w:right w:type="dxa" w:w="100"/>
-            </w:tcMar>
-          </w:tcPr>
-          <w:p>
-            <w:pPr>
-              <w:spacing w:after="0" w:line="260"/>
-            </w:pPr>
-            <w:r>
-              <w:rPr>
-                <w:b w:val="false"/>
-                <w:bCs w:val="false"/>
-                <w:sz w:val="19"/>
-                <w:szCs w:val="19"/>
-              </w:rPr>
-              <w:t xml:space="preserve">Ingreso de cada año hasta la independencia</w:t>
+            <w:tcW w:type="dxa" w:w="500"/>
+            <w:tcBorders>
+              <w:top w:val="single" w:color="C6CCB4" w:sz="4"/>
+              <w:left w:val="single" w:color="C6CCB4" w:sz="4"/>
+              <w:bottom w:val="single" w:color="C6CCB4" w:sz="4"/>
+              <w:right w:val="single" w:color="C6CCB4" w:sz="4"/>
+            </w:tcBorders>
+            <w:tcMar>
+              <w:top w:type="dxa" w:w="60"/>
+              <w:left w:type="dxa" w:w="100"/>
+              <w:bottom w:type="dxa" w:w="60"/>
+              <w:right w:type="dxa" w:w="100"/>
+            </w:tcMar>
+          </w:tcPr>
+          <w:p>
+            <w:pPr>
+              <w:spacing w:after="0" w:line="260"/>
+            </w:pPr>
+            <w:r>
+              <w:rPr>
+                <w:b w:val="false"/>
+                <w:bCs w:val="false"/>
+                <w:sz w:val="19"/>
+                <w:szCs w:val="19"/>
+              </w:rPr>
+              <w:t xml:space="preserve">2</w:t>
+            </w:r>
+          </w:p>
+        </w:tc>
+        <w:tc>
+          <w:tcPr>
+            <w:tcW w:type="dxa" w:w="2300"/>
+            <w:tcBorders>
+              <w:top w:val="single" w:color="C6CCB4" w:sz="4"/>
+              <w:left w:val="single" w:color="C6CCB4" w:sz="4"/>
+              <w:bottom w:val="single" w:color="C6CCB4" w:sz="4"/>
+              <w:right w:val="single" w:color="C6CCB4" w:sz="4"/>
+            </w:tcBorders>
+            <w:tcMar>
+              <w:top w:type="dxa" w:w="60"/>
+              <w:left w:type="dxa" w:w="100"/>
+              <w:bottom w:type="dxa" w:w="60"/>
+              <w:right w:type="dxa" w:w="100"/>
+            </w:tcMar>
+          </w:tcPr>
+          <w:p>
+            <w:pPr>
+              <w:spacing w:after="0" w:line="260"/>
+            </w:pPr>
+            <w:r>
+              <w:rPr>
+                <w:b w:val="false"/>
+                <w:bCs w:val="false"/>
+                <w:sz w:val="19"/>
+                <w:szCs w:val="19"/>
+              </w:rPr>
+              <w:t xml:space="preserve">Planificación individual o conjunta</w:t>
+            </w:r>
+          </w:p>
+        </w:tc>
+        <w:tc>
+          <w:tcPr>
+            <w:tcW w:type="dxa" w:w="650"/>
+            <w:tcBorders>
+              <w:top w:val="single" w:color="C6CCB4" w:sz="4"/>
+              <w:left w:val="single" w:color="C6CCB4" w:sz="4"/>
+              <w:bottom w:val="single" w:color="C6CCB4" w:sz="4"/>
+              <w:right w:val="single" w:color="C6CCB4" w:sz="4"/>
+            </w:tcBorders>
+            <w:tcMar>
+              <w:top w:type="dxa" w:w="60"/>
+              <w:left w:type="dxa" w:w="100"/>
+              <w:bottom w:type="dxa" w:w="60"/>
+              <w:right w:type="dxa" w:w="100"/>
+            </w:tcMar>
+          </w:tcPr>
+          <w:p>
+            <w:pPr>
+              <w:spacing w:after="0" w:line="260"/>
+            </w:pPr>
+            <w:r>
+              <w:rPr>
+                <w:b w:val="false"/>
+                <w:bCs w:val="false"/>
+                <w:sz w:val="19"/>
+                <w:szCs w:val="19"/>
+              </w:rPr>
+              <w:t xml:space="preserve">No</w:t>
+            </w:r>
+          </w:p>
+        </w:tc>
+        <w:tc>
+          <w:tcPr>
+            <w:tcW w:type="dxa" w:w="2300"/>
+            <w:tcBorders>
+              <w:top w:val="single" w:color="C6CCB4" w:sz="4"/>
+              <w:left w:val="single" w:color="C6CCB4" w:sz="4"/>
+              <w:bottom w:val="single" w:color="C6CCB4" w:sz="4"/>
+              <w:right w:val="single" w:color="C6CCB4" w:sz="4"/>
+            </w:tcBorders>
+            <w:tcMar>
+              <w:top w:type="dxa" w:w="60"/>
+              <w:left w:type="dxa" w:w="100"/>
+              <w:bottom w:type="dxa" w:w="60"/>
+              <w:right w:type="dxa" w:w="100"/>
+            </w:tcMar>
+          </w:tcPr>
+          <w:p>
+            <w:pPr>
+              <w:spacing w:after="0" w:line="260"/>
+            </w:pPr>
+            <w:r>
+              <w:rPr>
+                <w:b w:val="false"/>
+                <w:bCs w:val="false"/>
+                <w:sz w:val="19"/>
+                <w:szCs w:val="19"/>
+              </w:rPr>
+              <w:t xml:space="preserve">Descriptiva</w:t>
+            </w:r>
+          </w:p>
+        </w:tc>
+        <w:tc>
+          <w:tcPr>
+            <w:tcW w:type="dxa" w:w="3276"/>
+            <w:tcBorders>
+              <w:top w:val="single" w:color="C6CCB4" w:sz="4"/>
+              <w:left w:val="single" w:color="C6CCB4" w:sz="4"/>
+              <w:bottom w:val="single" w:color="C6CCB4" w:sz="4"/>
+              <w:right w:val="single" w:color="C6CCB4" w:sz="4"/>
+            </w:tcBorders>
+            <w:tcMar>
+              <w:top w:type="dxa" w:w="60"/>
+              <w:left w:type="dxa" w:w="100"/>
+              <w:bottom w:type="dxa" w:w="60"/>
+              <w:right w:type="dxa" w:w="100"/>
+            </w:tcMar>
+          </w:tcPr>
+          <w:p>
+            <w:pPr>
+              <w:spacing w:after="0" w:line="260"/>
+            </w:pPr>
+            <w:r>
+              <w:rPr>
+                <w:b w:val="false"/>
+                <w:bCs w:val="false"/>
+                <w:sz w:val="19"/>
+                <w:szCs w:val="19"/>
+              </w:rPr>
+              <w:t xml:space="preserve">No interviene.</w:t>
             </w:r>
           </w:p>
         </w:tc>
@@ -6896,94 +7900,156 @@
       <w:tr>
         <w:tc>
           <w:tcPr>
-            <w:tcW w:type="dxa" w:w="2000"/>
-            <w:tcBorders>
-              <w:top w:val="single" w:color="C6CCB4" w:sz="4"/>
-              <w:left w:val="single" w:color="C6CCB4" w:sz="4"/>
-              <w:bottom w:val="single" w:color="C6CCB4" w:sz="4"/>
-              <w:right w:val="single" w:color="C6CCB4" w:sz="4"/>
-            </w:tcBorders>
-            <w:tcMar>
-              <w:top w:type="dxa" w:w="60"/>
-              <w:left w:type="dxa" w:w="100"/>
-              <w:bottom w:type="dxa" w:w="60"/>
-              <w:right w:type="dxa" w:w="100"/>
-            </w:tcMar>
-          </w:tcPr>
-          <w:p>
-            <w:pPr>
-              <w:spacing w:after="0" w:line="260"/>
-            </w:pPr>
-            <w:r>
-              <w:rPr>
-                <w:b w:val="false"/>
-                <w:bCs w:val="false"/>
-                <w:sz w:val="19"/>
-                <w:szCs w:val="19"/>
-              </w:rPr>
-              <w:t xml:space="preserve">Ingresos ordinarios</w:t>
-            </w:r>
-          </w:p>
-        </w:tc>
-        <w:tc>
-          <w:tcPr>
-            <w:tcW w:type="dxa" w:w="3500"/>
-            <w:tcBorders>
-              <w:top w:val="single" w:color="C6CCB4" w:sz="4"/>
-              <w:left w:val="single" w:color="C6CCB4" w:sz="4"/>
-              <w:bottom w:val="single" w:color="C6CCB4" w:sz="4"/>
-              <w:right w:val="single" w:color="C6CCB4" w:sz="4"/>
-            </w:tcBorders>
-            <w:tcMar>
-              <w:top w:type="dxa" w:w="60"/>
-              <w:left w:type="dxa" w:w="100"/>
-              <w:bottom w:type="dxa" w:w="60"/>
-              <w:right w:type="dxa" w:w="100"/>
-            </w:tcMar>
-          </w:tcPr>
-          <w:p>
-            <w:pPr>
-              <w:spacing w:after="0" w:line="260"/>
-            </w:pPr>
-            <w:r>
-              <w:rPr>
-                <w:b w:val="false"/>
-                <w:bCs w:val="false"/>
-                <w:sz w:val="19"/>
-                <w:szCs w:val="19"/>
-              </w:rPr>
-              <w:t xml:space="preserve">Pensión y otros ingresos recurrentes</w:t>
-            </w:r>
-          </w:p>
-        </w:tc>
-        <w:tc>
-          <w:tcPr>
-            <w:tcW w:type="dxa" w:w="3526"/>
-            <w:tcBorders>
-              <w:top w:val="single" w:color="C6CCB4" w:sz="4"/>
-              <w:left w:val="single" w:color="C6CCB4" w:sz="4"/>
-              <w:bottom w:val="single" w:color="C6CCB4" w:sz="4"/>
-              <w:right w:val="single" w:color="C6CCB4" w:sz="4"/>
-            </w:tcBorders>
-            <w:tcMar>
-              <w:top w:type="dxa" w:w="60"/>
-              <w:left w:type="dxa" w:w="100"/>
-              <w:bottom w:type="dxa" w:w="60"/>
-              <w:right w:type="dxa" w:w="100"/>
-            </w:tcMar>
-          </w:tcPr>
-          <w:p>
-            <w:pPr>
-              <w:spacing w:after="0" w:line="260"/>
-            </w:pPr>
-            <w:r>
-              <w:rPr>
-                <w:b w:val="false"/>
-                <w:bCs w:val="false"/>
-                <w:sz w:val="19"/>
-                <w:szCs w:val="19"/>
-              </w:rPr>
-              <w:t xml:space="preserve">Pensión desde su edad de inicio; otros ingresos desde hoy o desde la independencia</w:t>
+            <w:tcW w:type="dxa" w:w="500"/>
+            <w:tcBorders>
+              <w:top w:val="single" w:color="C6CCB4" w:sz="4"/>
+              <w:left w:val="single" w:color="C6CCB4" w:sz="4"/>
+              <w:bottom w:val="single" w:color="C6CCB4" w:sz="4"/>
+              <w:right w:val="single" w:color="C6CCB4" w:sz="4"/>
+            </w:tcBorders>
+            <w:tcMar>
+              <w:top w:type="dxa" w:w="60"/>
+              <w:left w:type="dxa" w:w="100"/>
+              <w:bottom w:type="dxa" w:w="60"/>
+              <w:right w:type="dxa" w:w="100"/>
+            </w:tcMar>
+          </w:tcPr>
+          <w:p>
+            <w:pPr>
+              <w:spacing w:after="0" w:line="260"/>
+            </w:pPr>
+            <w:r>
+              <w:rPr>
+                <w:b w:val="false"/>
+                <w:bCs w:val="false"/>
+                <w:sz w:val="19"/>
+                <w:szCs w:val="19"/>
+              </w:rPr>
+              <w:t xml:space="preserve">3</w:t>
+            </w:r>
+          </w:p>
+        </w:tc>
+        <w:tc>
+          <w:tcPr>
+            <w:tcW w:type="dxa" w:w="2300"/>
+            <w:tcBorders>
+              <w:top w:val="single" w:color="C6CCB4" w:sz="4"/>
+              <w:left w:val="single" w:color="C6CCB4" w:sz="4"/>
+              <w:bottom w:val="single" w:color="C6CCB4" w:sz="4"/>
+              <w:right w:val="single" w:color="C6CCB4" w:sz="4"/>
+            </w:tcBorders>
+            <w:tcMar>
+              <w:top w:type="dxa" w:w="60"/>
+              <w:left w:type="dxa" w:w="100"/>
+              <w:bottom w:type="dxa" w:w="60"/>
+              <w:right w:type="dxa" w:w="100"/>
+            </w:tcMar>
+          </w:tcPr>
+          <w:p>
+            <w:pPr>
+              <w:spacing w:after="0" w:line="260"/>
+            </w:pPr>
+            <w:r>
+              <w:rPr>
+                <w:b w:val="false"/>
+                <w:bCs w:val="false"/>
+                <w:sz w:val="19"/>
+                <w:szCs w:val="19"/>
+              </w:rPr>
+              <w:t xml:space="preserve">Personas que dependen del cliente</w:t>
+            </w:r>
+          </w:p>
+        </w:tc>
+        <w:tc>
+          <w:tcPr>
+            <w:tcW w:type="dxa" w:w="650"/>
+            <w:tcBorders>
+              <w:top w:val="single" w:color="C6CCB4" w:sz="4"/>
+              <w:left w:val="single" w:color="C6CCB4" w:sz="4"/>
+              <w:bottom w:val="single" w:color="C6CCB4" w:sz="4"/>
+              <w:right w:val="single" w:color="C6CCB4" w:sz="4"/>
+            </w:tcBorders>
+            <w:tcMar>
+              <w:top w:type="dxa" w:w="60"/>
+              <w:left w:type="dxa" w:w="100"/>
+              <w:bottom w:type="dxa" w:w="60"/>
+              <w:right w:type="dxa" w:w="100"/>
+            </w:tcMar>
+          </w:tcPr>
+          <w:p>
+            <w:pPr>
+              <w:spacing w:after="0" w:line="260"/>
+            </w:pPr>
+            <w:r>
+              <w:rPr>
+                <w:b w:val="false"/>
+                <w:bCs w:val="false"/>
+                <w:sz w:val="19"/>
+                <w:szCs w:val="19"/>
+              </w:rPr>
+              <w:t xml:space="preserve">No</w:t>
+            </w:r>
+          </w:p>
+        </w:tc>
+        <w:tc>
+          <w:tcPr>
+            <w:tcW w:type="dxa" w:w="2300"/>
+            <w:tcBorders>
+              <w:top w:val="single" w:color="C6CCB4" w:sz="4"/>
+              <w:left w:val="single" w:color="C6CCB4" w:sz="4"/>
+              <w:bottom w:val="single" w:color="C6CCB4" w:sz="4"/>
+              <w:right w:val="single" w:color="C6CCB4" w:sz="4"/>
+            </w:tcBorders>
+            <w:tcMar>
+              <w:top w:type="dxa" w:w="60"/>
+              <w:left w:type="dxa" w:w="100"/>
+              <w:bottom w:type="dxa" w:w="60"/>
+              <w:right w:type="dxa" w:w="100"/>
+            </w:tcMar>
+          </w:tcPr>
+          <w:p>
+            <w:pPr>
+              <w:spacing w:after="0" w:line="260"/>
+            </w:pPr>
+            <w:r>
+              <w:rPr>
+                <w:b w:val="false"/>
+                <w:bCs w:val="false"/>
+                <w:sz w:val="19"/>
+                <w:szCs w:val="19"/>
+              </w:rPr>
+              <w:t xml:space="preserve">Descriptiva</w:t>
+            </w:r>
+          </w:p>
+        </w:tc>
+        <w:tc>
+          <w:tcPr>
+            <w:tcW w:type="dxa" w:w="3276"/>
+            <w:tcBorders>
+              <w:top w:val="single" w:color="C6CCB4" w:sz="4"/>
+              <w:left w:val="single" w:color="C6CCB4" w:sz="4"/>
+              <w:bottom w:val="single" w:color="C6CCB4" w:sz="4"/>
+              <w:right w:val="single" w:color="C6CCB4" w:sz="4"/>
+            </w:tcBorders>
+            <w:tcMar>
+              <w:top w:type="dxa" w:w="60"/>
+              <w:left w:type="dxa" w:w="100"/>
+              <w:bottom w:type="dxa" w:w="60"/>
+              <w:right w:type="dxa" w:w="100"/>
+            </w:tcMar>
+          </w:tcPr>
+          <w:p>
+            <w:pPr>
+              <w:spacing w:after="0" w:line="260"/>
+            </w:pPr>
+            <w:r>
+              <w:rPr>
+                <w:b w:val="false"/>
+                <w:bCs w:val="false"/>
+                <w:sz w:val="19"/>
+                <w:szCs w:val="19"/>
+              </w:rPr>
+              <w:t xml:space="preserve">Su costo entra por las preguntas 8 y 9; no se cuenta dos veces.</w:t>
             </w:r>
           </w:p>
         </w:tc>
@@ -6991,94 +8057,156 @@
       <w:tr>
         <w:tc>
           <w:tcPr>
-            <w:tcW w:type="dxa" w:w="2000"/>
-            <w:tcBorders>
-              <w:top w:val="single" w:color="C6CCB4" w:sz="4"/>
-              <w:left w:val="single" w:color="C6CCB4" w:sz="4"/>
-              <w:bottom w:val="single" w:color="C6CCB4" w:sz="4"/>
-              <w:right w:val="single" w:color="C6CCB4" w:sz="4"/>
-            </w:tcBorders>
-            <w:tcMar>
-              <w:top w:type="dxa" w:w="60"/>
-              <w:left w:type="dxa" w:w="100"/>
-              <w:bottom w:type="dxa" w:w="60"/>
-              <w:right w:type="dxa" w:w="100"/>
-            </w:tcMar>
-          </w:tcPr>
-          <w:p>
-            <w:pPr>
-              <w:spacing w:after="0" w:line="260"/>
-            </w:pPr>
-            <w:r>
-              <w:rPr>
-                <w:b w:val="false"/>
-                <w:bCs w:val="false"/>
-                <w:sz w:val="19"/>
-                <w:szCs w:val="19"/>
-              </w:rPr>
-              <w:t xml:space="preserve">Ingresos ordinarios</w:t>
-            </w:r>
-          </w:p>
-        </w:tc>
-        <w:tc>
-          <w:tcPr>
-            <w:tcW w:type="dxa" w:w="3500"/>
-            <w:tcBorders>
-              <w:top w:val="single" w:color="C6CCB4" w:sz="4"/>
-              <w:left w:val="single" w:color="C6CCB4" w:sz="4"/>
-              <w:bottom w:val="single" w:color="C6CCB4" w:sz="4"/>
-              <w:right w:val="single" w:color="C6CCB4" w:sz="4"/>
-            </w:tcBorders>
-            <w:tcMar>
-              <w:top w:type="dxa" w:w="60"/>
-              <w:left w:type="dxa" w:w="100"/>
-              <w:bottom w:type="dxa" w:w="60"/>
-              <w:right w:type="dxa" w:w="100"/>
-            </w:tcMar>
-          </w:tcPr>
-          <w:p>
-            <w:pPr>
-              <w:spacing w:after="0" w:line="260"/>
-            </w:pPr>
-            <w:r>
-              <w:rPr>
-                <w:b w:val="false"/>
-                <w:bCs w:val="false"/>
-                <w:sz w:val="19"/>
-                <w:szCs w:val="19"/>
-              </w:rPr>
-              <w:t xml:space="preserve">ROP, FCL y pensión voluntaria</w:t>
-            </w:r>
-          </w:p>
-        </w:tc>
-        <w:tc>
-          <w:tcPr>
-            <w:tcW w:type="dxa" w:w="3526"/>
-            <w:tcBorders>
-              <w:top w:val="single" w:color="C6CCB4" w:sz="4"/>
-              <w:left w:val="single" w:color="C6CCB4" w:sz="4"/>
-              <w:bottom w:val="single" w:color="C6CCB4" w:sz="4"/>
-              <w:right w:val="single" w:color="C6CCB4" w:sz="4"/>
-            </w:tcBorders>
-            <w:tcMar>
-              <w:top w:type="dxa" w:w="60"/>
-              <w:left w:type="dxa" w:w="100"/>
-              <w:bottom w:type="dxa" w:w="60"/>
-              <w:right w:type="dxa" w:w="100"/>
-            </w:tcMar>
-          </w:tcPr>
-          <w:p>
-            <w:pPr>
-              <w:spacing w:after="0" w:line="260"/>
-            </w:pPr>
-            <w:r>
-              <w:rPr>
-                <w:b w:val="false"/>
-                <w:bCs w:val="false"/>
-                <w:sz w:val="19"/>
-                <w:szCs w:val="19"/>
-              </w:rPr>
-              <w:t xml:space="preserve">Pensión del ROP (ordinario); traslados del FCL y la voluntaria (extraordinario)</w:t>
+            <w:tcW w:type="dxa" w:w="500"/>
+            <w:tcBorders>
+              <w:top w:val="single" w:color="C6CCB4" w:sz="4"/>
+              <w:left w:val="single" w:color="C6CCB4" w:sz="4"/>
+              <w:bottom w:val="single" w:color="C6CCB4" w:sz="4"/>
+              <w:right w:val="single" w:color="C6CCB4" w:sz="4"/>
+            </w:tcBorders>
+            <w:tcMar>
+              <w:top w:type="dxa" w:w="60"/>
+              <w:left w:type="dxa" w:w="100"/>
+              <w:bottom w:type="dxa" w:w="60"/>
+              <w:right w:type="dxa" w:w="100"/>
+            </w:tcMar>
+          </w:tcPr>
+          <w:p>
+            <w:pPr>
+              <w:spacing w:after="0" w:line="260"/>
+            </w:pPr>
+            <w:r>
+              <w:rPr>
+                <w:b w:val="false"/>
+                <w:bCs w:val="false"/>
+                <w:sz w:val="19"/>
+                <w:szCs w:val="19"/>
+              </w:rPr>
+              <w:t xml:space="preserve">4</w:t>
+            </w:r>
+          </w:p>
+        </w:tc>
+        <w:tc>
+          <w:tcPr>
+            <w:tcW w:type="dxa" w:w="2300"/>
+            <w:tcBorders>
+              <w:top w:val="single" w:color="C6CCB4" w:sz="4"/>
+              <w:left w:val="single" w:color="C6CCB4" w:sz="4"/>
+              <w:bottom w:val="single" w:color="C6CCB4" w:sz="4"/>
+              <w:right w:val="single" w:color="C6CCB4" w:sz="4"/>
+            </w:tcBorders>
+            <w:tcMar>
+              <w:top w:type="dxa" w:w="60"/>
+              <w:left w:type="dxa" w:w="100"/>
+              <w:bottom w:type="dxa" w:w="60"/>
+              <w:right w:type="dxa" w:w="100"/>
+            </w:tcMar>
+          </w:tcPr>
+          <w:p>
+            <w:pPr>
+              <w:spacing w:after="0" w:line="260"/>
+            </w:pPr>
+            <w:r>
+              <w:rPr>
+                <w:b w:val="false"/>
+                <w:bCs w:val="false"/>
+                <w:sz w:val="19"/>
+                <w:szCs w:val="19"/>
+              </w:rPr>
+              <w:t xml:space="preserve">Ingreso total mensual, hasta qué edad y qué tan predecible es</w:t>
+            </w:r>
+          </w:p>
+        </w:tc>
+        <w:tc>
+          <w:tcPr>
+            <w:tcW w:type="dxa" w:w="650"/>
+            <w:tcBorders>
+              <w:top w:val="single" w:color="C6CCB4" w:sz="4"/>
+              <w:left w:val="single" w:color="C6CCB4" w:sz="4"/>
+              <w:bottom w:val="single" w:color="C6CCB4" w:sz="4"/>
+              <w:right w:val="single" w:color="C6CCB4" w:sz="4"/>
+            </w:tcBorders>
+            <w:tcMar>
+              <w:top w:type="dxa" w:w="60"/>
+              <w:left w:type="dxa" w:w="100"/>
+              <w:bottom w:type="dxa" w:w="60"/>
+              <w:right w:type="dxa" w:w="100"/>
+            </w:tcMar>
+          </w:tcPr>
+          <w:p>
+            <w:pPr>
+              <w:spacing w:after="0" w:line="260"/>
+            </w:pPr>
+            <w:r>
+              <w:rPr>
+                <w:b w:val="false"/>
+                <w:bCs w:val="false"/>
+                <w:sz w:val="19"/>
+                <w:szCs w:val="19"/>
+              </w:rPr>
+              <w:t xml:space="preserve">Sí</w:t>
+            </w:r>
+          </w:p>
+        </w:tc>
+        <w:tc>
+          <w:tcPr>
+            <w:tcW w:type="dxa" w:w="2300"/>
+            <w:tcBorders>
+              <w:top w:val="single" w:color="C6CCB4" w:sz="4"/>
+              <w:left w:val="single" w:color="C6CCB4" w:sz="4"/>
+              <w:bottom w:val="single" w:color="C6CCB4" w:sz="4"/>
+              <w:right w:val="single" w:color="C6CCB4" w:sz="4"/>
+            </w:tcBorders>
+            <w:tcMar>
+              <w:top w:type="dxa" w:w="60"/>
+              <w:left w:type="dxa" w:w="100"/>
+              <w:bottom w:type="dxa" w:w="60"/>
+              <w:right w:type="dxa" w:w="100"/>
+            </w:tcMar>
+          </w:tcPr>
+          <w:p>
+            <w:pPr>
+              <w:spacing w:after="0" w:line="260"/>
+            </w:pPr>
+            <w:r>
+              <w:rPr>
+                <w:b w:val="false"/>
+                <w:bCs w:val="false"/>
+                <w:sz w:val="19"/>
+                <w:szCs w:val="19"/>
+              </w:rPr>
+              <w:t xml:space="preserve">Ingresos ordinarios · F</w:t>
+            </w:r>
+          </w:p>
+        </w:tc>
+        <w:tc>
+          <w:tcPr>
+            <w:tcW w:type="dxa" w:w="3276"/>
+            <w:tcBorders>
+              <w:top w:val="single" w:color="C6CCB4" w:sz="4"/>
+              <w:left w:val="single" w:color="C6CCB4" w:sz="4"/>
+              <w:bottom w:val="single" w:color="C6CCB4" w:sz="4"/>
+              <w:right w:val="single" w:color="C6CCB4" w:sz="4"/>
+            </w:tcBorders>
+            <w:tcMar>
+              <w:top w:type="dxa" w:w="60"/>
+              <w:left w:type="dxa" w:w="100"/>
+              <w:bottom w:type="dxa" w:w="60"/>
+              <w:right w:type="dxa" w:w="100"/>
+            </w:tcMar>
+          </w:tcPr>
+          <w:p>
+            <w:pPr>
+              <w:spacing w:after="0" w:line="260"/>
+            </w:pPr>
+            <w:r>
+              <w:rPr>
+                <w:b w:val="false"/>
+                <w:bCs w:val="false"/>
+                <w:sz w:val="19"/>
+                <w:szCs w:val="19"/>
+              </w:rPr>
+              <w:t xml:space="preserve">Ingreso mensual × 12 × índice mientras dure. Capacidad: estabilidad del ingreso, holgura del flujo y carga de deuda.</w:t>
             </w:r>
           </w:p>
         </w:tc>
@@ -7086,94 +8214,156 @@
       <w:tr>
         <w:tc>
           <w:tcPr>
-            <w:tcW w:type="dxa" w:w="2000"/>
-            <w:tcBorders>
-              <w:top w:val="single" w:color="C6CCB4" w:sz="4"/>
-              <w:left w:val="single" w:color="C6CCB4" w:sz="4"/>
-              <w:bottom w:val="single" w:color="C6CCB4" w:sz="4"/>
-              <w:right w:val="single" w:color="C6CCB4" w:sz="4"/>
-            </w:tcBorders>
-            <w:tcMar>
-              <w:top w:type="dxa" w:w="60"/>
-              <w:left w:type="dxa" w:w="100"/>
-              <w:bottom w:type="dxa" w:w="60"/>
-              <w:right w:type="dxa" w:w="100"/>
-            </w:tcMar>
-          </w:tcPr>
-          <w:p>
-            <w:pPr>
-              <w:spacing w:after="0" w:line="260"/>
-            </w:pPr>
-            <w:r>
-              <w:rPr>
-                <w:b w:val="false"/>
-                <w:bCs w:val="false"/>
-                <w:sz w:val="19"/>
-                <w:szCs w:val="19"/>
-              </w:rPr>
-              <w:t xml:space="preserve">Ingresos ordinarios</w:t>
-            </w:r>
-          </w:p>
-        </w:tc>
-        <w:tc>
-          <w:tcPr>
-            <w:tcW w:type="dxa" w:w="3500"/>
-            <w:tcBorders>
-              <w:top w:val="single" w:color="C6CCB4" w:sz="4"/>
-              <w:left w:val="single" w:color="C6CCB4" w:sz="4"/>
-              <w:bottom w:val="single" w:color="C6CCB4" w:sz="4"/>
-              <w:right w:val="single" w:color="C6CCB4" w:sz="4"/>
-            </w:tcBorders>
-            <w:tcMar>
-              <w:top w:type="dxa" w:w="60"/>
-              <w:left w:type="dxa" w:w="100"/>
-              <w:bottom w:type="dxa" w:w="60"/>
-              <w:right w:type="dxa" w:w="100"/>
-            </w:tcMar>
-          </w:tcPr>
-          <w:p>
-            <w:pPr>
-              <w:spacing w:after="0" w:line="260"/>
-            </w:pPr>
-            <w:r>
-              <w:rPr>
-                <w:b w:val="false"/>
-                <w:bCs w:val="false"/>
-                <w:sz w:val="19"/>
-                <w:szCs w:val="19"/>
-              </w:rPr>
-              <w:t xml:space="preserve">Inmuebles: alquiler mensual</w:t>
-            </w:r>
-          </w:p>
-        </w:tc>
-        <w:tc>
-          <w:tcPr>
-            <w:tcW w:type="dxa" w:w="3526"/>
-            <w:tcBorders>
-              <w:top w:val="single" w:color="C6CCB4" w:sz="4"/>
-              <w:left w:val="single" w:color="C6CCB4" w:sz="4"/>
-              <w:bottom w:val="single" w:color="C6CCB4" w:sz="4"/>
-              <w:right w:val="single" w:color="C6CCB4" w:sz="4"/>
-            </w:tcBorders>
-            <w:tcMar>
-              <w:top w:type="dxa" w:w="60"/>
-              <w:left w:type="dxa" w:w="100"/>
-              <w:bottom w:type="dxa" w:w="60"/>
-              <w:right w:type="dxa" w:w="100"/>
-            </w:tcMar>
-          </w:tcPr>
-          <w:p>
-            <w:pPr>
-              <w:spacing w:after="0" w:line="260"/>
-            </w:pPr>
-            <w:r>
-              <w:rPr>
-                <w:b w:val="false"/>
-                <w:bCs w:val="false"/>
-                <w:sz w:val="19"/>
-                <w:szCs w:val="19"/>
-              </w:rPr>
-              <w:t xml:space="preserve">Alquileres hasta el año de la venta</w:t>
+            <w:tcW w:type="dxa" w:w="500"/>
+            <w:tcBorders>
+              <w:top w:val="single" w:color="C6CCB4" w:sz="4"/>
+              <w:left w:val="single" w:color="C6CCB4" w:sz="4"/>
+              <w:bottom w:val="single" w:color="C6CCB4" w:sz="4"/>
+              <w:right w:val="single" w:color="C6CCB4" w:sz="4"/>
+            </w:tcBorders>
+            <w:tcMar>
+              <w:top w:type="dxa" w:w="60"/>
+              <w:left w:type="dxa" w:w="100"/>
+              <w:bottom w:type="dxa" w:w="60"/>
+              <w:right w:type="dxa" w:w="100"/>
+            </w:tcMar>
+          </w:tcPr>
+          <w:p>
+            <w:pPr>
+              <w:spacing w:after="0" w:line="260"/>
+            </w:pPr>
+            <w:r>
+              <w:rPr>
+                <w:b w:val="false"/>
+                <w:bCs w:val="false"/>
+                <w:sz w:val="19"/>
+                <w:szCs w:val="19"/>
+              </w:rPr>
+              <w:t xml:space="preserve">5</w:t>
+            </w:r>
+          </w:p>
+        </w:tc>
+        <w:tc>
+          <w:tcPr>
+            <w:tcW w:type="dxa" w:w="2300"/>
+            <w:tcBorders>
+              <w:top w:val="single" w:color="C6CCB4" w:sz="4"/>
+              <w:left w:val="single" w:color="C6CCB4" w:sz="4"/>
+              <w:bottom w:val="single" w:color="C6CCB4" w:sz="4"/>
+              <w:right w:val="single" w:color="C6CCB4" w:sz="4"/>
+            </w:tcBorders>
+            <w:tcMar>
+              <w:top w:type="dxa" w:w="60"/>
+              <w:left w:type="dxa" w:w="100"/>
+              <w:bottom w:type="dxa" w:w="60"/>
+              <w:right w:type="dxa" w:w="100"/>
+            </w:tcMar>
+          </w:tcPr>
+          <w:p>
+            <w:pPr>
+              <w:spacing w:after="0" w:line="260"/>
+            </w:pPr>
+            <w:r>
+              <w:rPr>
+                <w:b w:val="false"/>
+                <w:bCs w:val="false"/>
+                <w:sz w:val="19"/>
+                <w:szCs w:val="19"/>
+              </w:rPr>
+              <w:t xml:space="preserve">Pensión y otros ingresos recurrentes</w:t>
+            </w:r>
+          </w:p>
+        </w:tc>
+        <w:tc>
+          <w:tcPr>
+            <w:tcW w:type="dxa" w:w="650"/>
+            <w:tcBorders>
+              <w:top w:val="single" w:color="C6CCB4" w:sz="4"/>
+              <w:left w:val="single" w:color="C6CCB4" w:sz="4"/>
+              <w:bottom w:val="single" w:color="C6CCB4" w:sz="4"/>
+              <w:right w:val="single" w:color="C6CCB4" w:sz="4"/>
+            </w:tcBorders>
+            <w:tcMar>
+              <w:top w:type="dxa" w:w="60"/>
+              <w:left w:type="dxa" w:w="100"/>
+              <w:bottom w:type="dxa" w:w="60"/>
+              <w:right w:type="dxa" w:w="100"/>
+            </w:tcMar>
+          </w:tcPr>
+          <w:p>
+            <w:pPr>
+              <w:spacing w:after="0" w:line="260"/>
+            </w:pPr>
+            <w:r>
+              <w:rPr>
+                <w:b w:val="false"/>
+                <w:bCs w:val="false"/>
+                <w:sz w:val="19"/>
+                <w:szCs w:val="19"/>
+              </w:rPr>
+              <w:t xml:space="preserve">Sí</w:t>
+            </w:r>
+          </w:p>
+        </w:tc>
+        <w:tc>
+          <w:tcPr>
+            <w:tcW w:type="dxa" w:w="2300"/>
+            <w:tcBorders>
+              <w:top w:val="single" w:color="C6CCB4" w:sz="4"/>
+              <w:left w:val="single" w:color="C6CCB4" w:sz="4"/>
+              <w:bottom w:val="single" w:color="C6CCB4" w:sz="4"/>
+              <w:right w:val="single" w:color="C6CCB4" w:sz="4"/>
+            </w:tcBorders>
+            <w:tcMar>
+              <w:top w:type="dxa" w:w="60"/>
+              <w:left w:type="dxa" w:w="100"/>
+              <w:bottom w:type="dxa" w:w="60"/>
+              <w:right w:type="dxa" w:w="100"/>
+            </w:tcMar>
+          </w:tcPr>
+          <w:p>
+            <w:pPr>
+              <w:spacing w:after="0" w:line="260"/>
+            </w:pPr>
+            <w:r>
+              <w:rPr>
+                <w:b w:val="false"/>
+                <w:bCs w:val="false"/>
+                <w:sz w:val="19"/>
+                <w:szCs w:val="19"/>
+              </w:rPr>
+              <w:t xml:space="preserve">Ingresos ordinarios · I y G</w:t>
+            </w:r>
+          </w:p>
+        </w:tc>
+        <w:tc>
+          <w:tcPr>
+            <w:tcW w:type="dxa" w:w="3276"/>
+            <w:tcBorders>
+              <w:top w:val="single" w:color="C6CCB4" w:sz="4"/>
+              <w:left w:val="single" w:color="C6CCB4" w:sz="4"/>
+              <w:bottom w:val="single" w:color="C6CCB4" w:sz="4"/>
+              <w:right w:val="single" w:color="C6CCB4" w:sz="4"/>
+            </w:tcBorders>
+            <w:tcMar>
+              <w:top w:type="dxa" w:w="60"/>
+              <w:left w:type="dxa" w:w="100"/>
+              <w:bottom w:type="dxa" w:w="60"/>
+              <w:right w:type="dxa" w:w="100"/>
+            </w:tcMar>
+          </w:tcPr>
+          <w:p>
+            <w:pPr>
+              <w:spacing w:after="0" w:line="260"/>
+            </w:pPr>
+            <w:r>
+              <w:rPr>
+                <w:b w:val="false"/>
+                <w:bCs w:val="false"/>
+                <w:sz w:val="19"/>
+                <w:szCs w:val="19"/>
+              </w:rPr>
+              <w:t xml:space="preserve">Pensión desde su edad de inicio. Otros ingresos desde hoy o desde el año indicado.</w:t>
             </w:r>
           </w:p>
         </w:tc>
@@ -7181,94 +8371,156 @@
       <w:tr>
         <w:tc>
           <w:tcPr>
-            <w:tcW w:type="dxa" w:w="2000"/>
-            <w:tcBorders>
-              <w:top w:val="single" w:color="C6CCB4" w:sz="4"/>
-              <w:left w:val="single" w:color="C6CCB4" w:sz="4"/>
-              <w:bottom w:val="single" w:color="C6CCB4" w:sz="4"/>
-              <w:right w:val="single" w:color="C6CCB4" w:sz="4"/>
-            </w:tcBorders>
-            <w:tcMar>
-              <w:top w:type="dxa" w:w="60"/>
-              <w:left w:type="dxa" w:w="100"/>
-              <w:bottom w:type="dxa" w:w="60"/>
-              <w:right w:type="dxa" w:w="100"/>
-            </w:tcMar>
-          </w:tcPr>
-          <w:p>
-            <w:pPr>
-              <w:spacing w:after="0" w:line="260"/>
-            </w:pPr>
-            <w:r>
-              <w:rPr>
-                <w:b w:val="false"/>
-                <w:bCs w:val="false"/>
-                <w:sz w:val="19"/>
-                <w:szCs w:val="19"/>
-              </w:rPr>
-              <w:t xml:space="preserve">Ingresos extraordinarios</w:t>
-            </w:r>
-          </w:p>
-        </w:tc>
-        <w:tc>
-          <w:tcPr>
-            <w:tcW w:type="dxa" w:w="3500"/>
-            <w:tcBorders>
-              <w:top w:val="single" w:color="C6CCB4" w:sz="4"/>
-              <w:left w:val="single" w:color="C6CCB4" w:sz="4"/>
-              <w:bottom w:val="single" w:color="C6CCB4" w:sz="4"/>
-              <w:right w:val="single" w:color="C6CCB4" w:sz="4"/>
-            </w:tcBorders>
-            <w:tcMar>
-              <w:top w:type="dxa" w:w="60"/>
-              <w:left w:type="dxa" w:w="100"/>
-              <w:bottom w:type="dxa" w:w="60"/>
-              <w:right w:type="dxa" w:w="100"/>
-            </w:tcMar>
-          </w:tcPr>
-          <w:p>
-            <w:pPr>
-              <w:spacing w:after="0" w:line="260"/>
-            </w:pPr>
-            <w:r>
-              <w:rPr>
-                <w:b w:val="false"/>
-                <w:bCs w:val="false"/>
-                <w:sz w:val="19"/>
-                <w:szCs w:val="19"/>
-              </w:rPr>
-              <w:t xml:space="preserve">Bonos, herencias u otros montos puntuales</w:t>
-            </w:r>
-          </w:p>
-        </w:tc>
-        <w:tc>
-          <w:tcPr>
-            <w:tcW w:type="dxa" w:w="3526"/>
-            <w:tcBorders>
-              <w:top w:val="single" w:color="C6CCB4" w:sz="4"/>
-              <w:left w:val="single" w:color="C6CCB4" w:sz="4"/>
-              <w:bottom w:val="single" w:color="C6CCB4" w:sz="4"/>
-              <w:right w:val="single" w:color="C6CCB4" w:sz="4"/>
-            </w:tcBorders>
-            <w:tcMar>
-              <w:top w:type="dxa" w:w="60"/>
-              <w:left w:type="dxa" w:w="100"/>
-              <w:bottom w:type="dxa" w:w="60"/>
-              <w:right w:type="dxa" w:w="100"/>
-            </w:tcMar>
-          </w:tcPr>
-          <w:p>
-            <w:pPr>
-              <w:spacing w:after="0" w:line="260"/>
-            </w:pPr>
-            <w:r>
-              <w:rPr>
-                <w:b w:val="false"/>
-                <w:bCs w:val="false"/>
-                <w:sz w:val="19"/>
-                <w:szCs w:val="19"/>
-              </w:rPr>
-              <w:t xml:space="preserve">Ingreso en el año indicado</w:t>
+            <w:tcW w:type="dxa" w:w="500"/>
+            <w:tcBorders>
+              <w:top w:val="single" w:color="C6CCB4" w:sz="4"/>
+              <w:left w:val="single" w:color="C6CCB4" w:sz="4"/>
+              <w:bottom w:val="single" w:color="C6CCB4" w:sz="4"/>
+              <w:right w:val="single" w:color="C6CCB4" w:sz="4"/>
+            </w:tcBorders>
+            <w:tcMar>
+              <w:top w:type="dxa" w:w="60"/>
+              <w:left w:type="dxa" w:w="100"/>
+              <w:bottom w:type="dxa" w:w="60"/>
+              <w:right w:type="dxa" w:w="100"/>
+            </w:tcMar>
+          </w:tcPr>
+          <w:p>
+            <w:pPr>
+              <w:spacing w:after="0" w:line="260"/>
+            </w:pPr>
+            <w:r>
+              <w:rPr>
+                <w:b w:val="false"/>
+                <w:bCs w:val="false"/>
+                <w:sz w:val="19"/>
+                <w:szCs w:val="19"/>
+              </w:rPr>
+              <w:t xml:space="preserve">6</w:t>
+            </w:r>
+          </w:p>
+        </w:tc>
+        <w:tc>
+          <w:tcPr>
+            <w:tcW w:type="dxa" w:w="2300"/>
+            <w:tcBorders>
+              <w:top w:val="single" w:color="C6CCB4" w:sz="4"/>
+              <w:left w:val="single" w:color="C6CCB4" w:sz="4"/>
+              <w:bottom w:val="single" w:color="C6CCB4" w:sz="4"/>
+              <w:right w:val="single" w:color="C6CCB4" w:sz="4"/>
+            </w:tcBorders>
+            <w:tcMar>
+              <w:top w:type="dxa" w:w="60"/>
+              <w:left w:type="dxa" w:w="100"/>
+              <w:bottom w:type="dxa" w:w="60"/>
+              <w:right w:type="dxa" w:w="100"/>
+            </w:tcMar>
+          </w:tcPr>
+          <w:p>
+            <w:pPr>
+              <w:spacing w:after="0" w:line="260"/>
+            </w:pPr>
+            <w:r>
+              <w:rPr>
+                <w:b w:val="false"/>
+                <w:bCs w:val="false"/>
+                <w:sz w:val="19"/>
+                <w:szCs w:val="19"/>
+              </w:rPr>
+              <w:t xml:space="preserve">ROP, FCL y pensión voluntaria</w:t>
+            </w:r>
+          </w:p>
+        </w:tc>
+        <w:tc>
+          <w:tcPr>
+            <w:tcW w:type="dxa" w:w="650"/>
+            <w:tcBorders>
+              <w:top w:val="single" w:color="C6CCB4" w:sz="4"/>
+              <w:left w:val="single" w:color="C6CCB4" w:sz="4"/>
+              <w:bottom w:val="single" w:color="C6CCB4" w:sz="4"/>
+              <w:right w:val="single" w:color="C6CCB4" w:sz="4"/>
+            </w:tcBorders>
+            <w:tcMar>
+              <w:top w:type="dxa" w:w="60"/>
+              <w:left w:type="dxa" w:w="100"/>
+              <w:bottom w:type="dxa" w:w="60"/>
+              <w:right w:type="dxa" w:w="100"/>
+            </w:tcMar>
+          </w:tcPr>
+          <w:p>
+            <w:pPr>
+              <w:spacing w:after="0" w:line="260"/>
+            </w:pPr>
+            <w:r>
+              <w:rPr>
+                <w:b w:val="false"/>
+                <w:bCs w:val="false"/>
+                <w:sz w:val="19"/>
+                <w:szCs w:val="19"/>
+              </w:rPr>
+              <w:t xml:space="preserve">Sí</w:t>
+            </w:r>
+          </w:p>
+        </w:tc>
+        <w:tc>
+          <w:tcPr>
+            <w:tcW w:type="dxa" w:w="2300"/>
+            <w:tcBorders>
+              <w:top w:val="single" w:color="C6CCB4" w:sz="4"/>
+              <w:left w:val="single" w:color="C6CCB4" w:sz="4"/>
+              <w:bottom w:val="single" w:color="C6CCB4" w:sz="4"/>
+              <w:right w:val="single" w:color="C6CCB4" w:sz="4"/>
+            </w:tcBorders>
+            <w:tcMar>
+              <w:top w:type="dxa" w:w="60"/>
+              <w:left w:type="dxa" w:w="100"/>
+              <w:bottom w:type="dxa" w:w="60"/>
+              <w:right w:type="dxa" w:w="100"/>
+            </w:tcMar>
+          </w:tcPr>
+          <w:p>
+            <w:pPr>
+              <w:spacing w:after="0" w:line="260"/>
+            </w:pPr>
+            <w:r>
+              <w:rPr>
+                <w:b w:val="false"/>
+                <w:bCs w:val="false"/>
+                <w:sz w:val="19"/>
+                <w:szCs w:val="19"/>
+              </w:rPr>
+              <w:t xml:space="preserve">Ingresos ordinarios · J; ingresos extraordinarios · M</w:t>
+            </w:r>
+          </w:p>
+        </w:tc>
+        <w:tc>
+          <w:tcPr>
+            <w:tcW w:type="dxa" w:w="3276"/>
+            <w:tcBorders>
+              <w:top w:val="single" w:color="C6CCB4" w:sz="4"/>
+              <w:left w:val="single" w:color="C6CCB4" w:sz="4"/>
+              <w:bottom w:val="single" w:color="C6CCB4" w:sz="4"/>
+              <w:right w:val="single" w:color="C6CCB4" w:sz="4"/>
+            </w:tcBorders>
+            <w:tcMar>
+              <w:top w:type="dxa" w:w="60"/>
+              <w:left w:type="dxa" w:w="100"/>
+              <w:bottom w:type="dxa" w:w="60"/>
+              <w:right w:type="dxa" w:w="100"/>
+            </w:tcMar>
+          </w:tcPr>
+          <w:p>
+            <w:pPr>
+              <w:spacing w:after="0" w:line="260"/>
+            </w:pPr>
+            <w:r>
+              <w:rPr>
+                <w:b w:val="false"/>
+                <w:bCs w:val="false"/>
+                <w:sz w:val="19"/>
+                <w:szCs w:val="19"/>
+              </w:rPr>
+              <w:t xml:space="preserve">El ROP se recibe como pensión (J). El FCL y la voluntaria se trasladan al portafolio en su año (M). Detalle en la hoja «Fondos de pensión».</w:t>
             </w:r>
           </w:p>
         </w:tc>
@@ -7276,94 +8528,156 @@
       <w:tr>
         <w:tc>
           <w:tcPr>
-            <w:tcW w:type="dxa" w:w="2000"/>
-            <w:tcBorders>
-              <w:top w:val="single" w:color="C6CCB4" w:sz="4"/>
-              <w:left w:val="single" w:color="C6CCB4" w:sz="4"/>
-              <w:bottom w:val="single" w:color="C6CCB4" w:sz="4"/>
-              <w:right w:val="single" w:color="C6CCB4" w:sz="4"/>
-            </w:tcBorders>
-            <w:tcMar>
-              <w:top w:type="dxa" w:w="60"/>
-              <w:left w:type="dxa" w:w="100"/>
-              <w:bottom w:type="dxa" w:w="60"/>
-              <w:right w:type="dxa" w:w="100"/>
-            </w:tcMar>
-          </w:tcPr>
-          <w:p>
-            <w:pPr>
-              <w:spacing w:after="0" w:line="260"/>
-            </w:pPr>
-            <w:r>
-              <w:rPr>
-                <w:b w:val="false"/>
-                <w:bCs w:val="false"/>
-                <w:sz w:val="19"/>
-                <w:szCs w:val="19"/>
-              </w:rPr>
-              <w:t xml:space="preserve">Ingresos extraordinarios</w:t>
-            </w:r>
-          </w:p>
-        </w:tc>
-        <w:tc>
-          <w:tcPr>
-            <w:tcW w:type="dxa" w:w="3500"/>
-            <w:tcBorders>
-              <w:top w:val="single" w:color="C6CCB4" w:sz="4"/>
-              <w:left w:val="single" w:color="C6CCB4" w:sz="4"/>
-              <w:bottom w:val="single" w:color="C6CCB4" w:sz="4"/>
-              <w:right w:val="single" w:color="C6CCB4" w:sz="4"/>
-            </w:tcBorders>
-            <w:tcMar>
-              <w:top w:type="dxa" w:w="60"/>
-              <w:left w:type="dxa" w:w="100"/>
-              <w:bottom w:type="dxa" w:w="60"/>
-              <w:right w:type="dxa" w:w="100"/>
-            </w:tcMar>
-          </w:tcPr>
-          <w:p>
-            <w:pPr>
-              <w:spacing w:after="0" w:line="260"/>
-            </w:pPr>
-            <w:r>
-              <w:rPr>
-                <w:b w:val="false"/>
-                <w:bCs w:val="false"/>
-                <w:sz w:val="19"/>
-                <w:szCs w:val="19"/>
-              </w:rPr>
-              <w:t xml:space="preserve">Venta de inmuebles o de la empresa (si se invierte aquí)</w:t>
-            </w:r>
-          </w:p>
-        </w:tc>
-        <w:tc>
-          <w:tcPr>
-            <w:tcW w:type="dxa" w:w="3526"/>
-            <w:tcBorders>
-              <w:top w:val="single" w:color="C6CCB4" w:sz="4"/>
-              <w:left w:val="single" w:color="C6CCB4" w:sz="4"/>
-              <w:bottom w:val="single" w:color="C6CCB4" w:sz="4"/>
-              <w:right w:val="single" w:color="C6CCB4" w:sz="4"/>
-            </w:tcBorders>
-            <w:tcMar>
-              <w:top w:type="dxa" w:w="60"/>
-              <w:left w:type="dxa" w:w="100"/>
-              <w:bottom w:type="dxa" w:w="60"/>
-              <w:right w:type="dxa" w:w="100"/>
-            </w:tcMar>
-          </w:tcPr>
-          <w:p>
-            <w:pPr>
-              <w:spacing w:after="0" w:line="260"/>
-            </w:pPr>
-            <w:r>
-              <w:rPr>
-                <w:b w:val="false"/>
-                <w:bCs w:val="false"/>
-                <w:sz w:val="19"/>
-                <w:szCs w:val="19"/>
-              </w:rPr>
-              <w:t xml:space="preserve">Ingreso en el año de la venta, neto de deuda</w:t>
+            <w:tcW w:type="dxa" w:w="500"/>
+            <w:tcBorders>
+              <w:top w:val="single" w:color="C6CCB4" w:sz="4"/>
+              <w:left w:val="single" w:color="C6CCB4" w:sz="4"/>
+              <w:bottom w:val="single" w:color="C6CCB4" w:sz="4"/>
+              <w:right w:val="single" w:color="C6CCB4" w:sz="4"/>
+            </w:tcBorders>
+            <w:tcMar>
+              <w:top w:type="dxa" w:w="60"/>
+              <w:left w:type="dxa" w:w="100"/>
+              <w:bottom w:type="dxa" w:w="60"/>
+              <w:right w:type="dxa" w:w="100"/>
+            </w:tcMar>
+          </w:tcPr>
+          <w:p>
+            <w:pPr>
+              <w:spacing w:after="0" w:line="260"/>
+            </w:pPr>
+            <w:r>
+              <w:rPr>
+                <w:b w:val="false"/>
+                <w:bCs w:val="false"/>
+                <w:sz w:val="19"/>
+                <w:szCs w:val="19"/>
+              </w:rPr>
+              <w:t xml:space="preserve">7</w:t>
+            </w:r>
+          </w:p>
+        </w:tc>
+        <w:tc>
+          <w:tcPr>
+            <w:tcW w:type="dxa" w:w="2300"/>
+            <w:tcBorders>
+              <w:top w:val="single" w:color="C6CCB4" w:sz="4"/>
+              <w:left w:val="single" w:color="C6CCB4" w:sz="4"/>
+              <w:bottom w:val="single" w:color="C6CCB4" w:sz="4"/>
+              <w:right w:val="single" w:color="C6CCB4" w:sz="4"/>
+            </w:tcBorders>
+            <w:tcMar>
+              <w:top w:type="dxa" w:w="60"/>
+              <w:left w:type="dxa" w:w="100"/>
+              <w:bottom w:type="dxa" w:w="60"/>
+              <w:right w:type="dxa" w:w="100"/>
+            </w:tcMar>
+          </w:tcPr>
+          <w:p>
+            <w:pPr>
+              <w:spacing w:after="0" w:line="260"/>
+            </w:pPr>
+            <w:r>
+              <w:rPr>
+                <w:b w:val="false"/>
+                <w:bCs w:val="false"/>
+                <w:sz w:val="19"/>
+                <w:szCs w:val="19"/>
+              </w:rPr>
+              <w:t xml:space="preserve">Ingresos extraordinarios, por año</w:t>
+            </w:r>
+          </w:p>
+        </w:tc>
+        <w:tc>
+          <w:tcPr>
+            <w:tcW w:type="dxa" w:w="650"/>
+            <w:tcBorders>
+              <w:top w:val="single" w:color="C6CCB4" w:sz="4"/>
+              <w:left w:val="single" w:color="C6CCB4" w:sz="4"/>
+              <w:bottom w:val="single" w:color="C6CCB4" w:sz="4"/>
+              <w:right w:val="single" w:color="C6CCB4" w:sz="4"/>
+            </w:tcBorders>
+            <w:tcMar>
+              <w:top w:type="dxa" w:w="60"/>
+              <w:left w:type="dxa" w:w="100"/>
+              <w:bottom w:type="dxa" w:w="60"/>
+              <w:right w:type="dxa" w:w="100"/>
+            </w:tcMar>
+          </w:tcPr>
+          <w:p>
+            <w:pPr>
+              <w:spacing w:after="0" w:line="260"/>
+            </w:pPr>
+            <w:r>
+              <w:rPr>
+                <w:b w:val="false"/>
+                <w:bCs w:val="false"/>
+                <w:sz w:val="19"/>
+                <w:szCs w:val="19"/>
+              </w:rPr>
+              <w:t xml:space="preserve">Sí</w:t>
+            </w:r>
+          </w:p>
+        </w:tc>
+        <w:tc>
+          <w:tcPr>
+            <w:tcW w:type="dxa" w:w="2300"/>
+            <w:tcBorders>
+              <w:top w:val="single" w:color="C6CCB4" w:sz="4"/>
+              <w:left w:val="single" w:color="C6CCB4" w:sz="4"/>
+              <w:bottom w:val="single" w:color="C6CCB4" w:sz="4"/>
+              <w:right w:val="single" w:color="C6CCB4" w:sz="4"/>
+            </w:tcBorders>
+            <w:tcMar>
+              <w:top w:type="dxa" w:w="60"/>
+              <w:left w:type="dxa" w:w="100"/>
+              <w:bottom w:type="dxa" w:w="60"/>
+              <w:right w:type="dxa" w:w="100"/>
+            </w:tcMar>
+          </w:tcPr>
+          <w:p>
+            <w:pPr>
+              <w:spacing w:after="0" w:line="260"/>
+            </w:pPr>
+            <w:r>
+              <w:rPr>
+                <w:b w:val="false"/>
+                <w:bCs w:val="false"/>
+                <w:sz w:val="19"/>
+                <w:szCs w:val="19"/>
+              </w:rPr>
+              <w:t xml:space="preserve">Ingresos extraordinarios · L</w:t>
+            </w:r>
+          </w:p>
+        </w:tc>
+        <w:tc>
+          <w:tcPr>
+            <w:tcW w:type="dxa" w:w="3276"/>
+            <w:tcBorders>
+              <w:top w:val="single" w:color="C6CCB4" w:sz="4"/>
+              <w:left w:val="single" w:color="C6CCB4" w:sz="4"/>
+              <w:bottom w:val="single" w:color="C6CCB4" w:sz="4"/>
+              <w:right w:val="single" w:color="C6CCB4" w:sz="4"/>
+            </w:tcBorders>
+            <w:tcMar>
+              <w:top w:type="dxa" w:w="60"/>
+              <w:left w:type="dxa" w:w="100"/>
+              <w:bottom w:type="dxa" w:w="60"/>
+              <w:right w:type="dxa" w:w="100"/>
+            </w:tcMar>
+          </w:tcPr>
+          <w:p>
+            <w:pPr>
+              <w:spacing w:after="0" w:line="260"/>
+            </w:pPr>
+            <w:r>
+              <w:rPr>
+                <w:b w:val="false"/>
+                <w:bCs w:val="false"/>
+                <w:sz w:val="19"/>
+                <w:szCs w:val="19"/>
+              </w:rPr>
+              <w:t xml:space="preserve">Monto × índice en el año indicado.</w:t>
             </w:r>
           </w:p>
         </w:tc>
@@ -7371,94 +8685,156 @@
       <w:tr>
         <w:tc>
           <w:tcPr>
-            <w:tcW w:type="dxa" w:w="2000"/>
-            <w:tcBorders>
-              <w:top w:val="single" w:color="C6CCB4" w:sz="4"/>
-              <w:left w:val="single" w:color="C6CCB4" w:sz="4"/>
-              <w:bottom w:val="single" w:color="C6CCB4" w:sz="4"/>
-              <w:right w:val="single" w:color="C6CCB4" w:sz="4"/>
-            </w:tcBorders>
-            <w:tcMar>
-              <w:top w:type="dxa" w:w="60"/>
-              <w:left w:type="dxa" w:w="100"/>
-              <w:bottom w:type="dxa" w:w="60"/>
-              <w:right w:type="dxa" w:w="100"/>
-            </w:tcMar>
-          </w:tcPr>
-          <w:p>
-            <w:pPr>
-              <w:spacing w:after="0" w:line="260"/>
-            </w:pPr>
-            <w:r>
-              <w:rPr>
-                <w:b w:val="false"/>
-                <w:bCs w:val="false"/>
-                <w:sz w:val="19"/>
-                <w:szCs w:val="19"/>
-              </w:rPr>
-              <w:t xml:space="preserve">Gastos ordinarios</w:t>
-            </w:r>
-          </w:p>
-        </w:tc>
-        <w:tc>
-          <w:tcPr>
-            <w:tcW w:type="dxa" w:w="3500"/>
-            <w:tcBorders>
-              <w:top w:val="single" w:color="C6CCB4" w:sz="4"/>
-              <w:left w:val="single" w:color="C6CCB4" w:sz="4"/>
-              <w:bottom w:val="single" w:color="C6CCB4" w:sz="4"/>
-              <w:right w:val="single" w:color="C6CCB4" w:sz="4"/>
-            </w:tcBorders>
-            <w:tcMar>
-              <w:top w:type="dxa" w:w="60"/>
-              <w:left w:type="dxa" w:w="100"/>
-              <w:bottom w:type="dxa" w:w="60"/>
-              <w:right w:type="dxa" w:w="100"/>
-            </w:tcMar>
-          </w:tcPr>
-          <w:p>
-            <w:pPr>
-              <w:spacing w:after="0" w:line="260"/>
-            </w:pPr>
-            <w:r>
-              <w:rPr>
-                <w:b w:val="false"/>
-                <w:bCs w:val="false"/>
-                <w:sz w:val="19"/>
-                <w:szCs w:val="19"/>
-              </w:rPr>
-              <w:t xml:space="preserve">Gasto familiar mensual y su cambio en el retiro</w:t>
-            </w:r>
-          </w:p>
-        </w:tc>
-        <w:tc>
-          <w:tcPr>
-            <w:tcW w:type="dxa" w:w="3526"/>
-            <w:tcBorders>
-              <w:top w:val="single" w:color="C6CCB4" w:sz="4"/>
-              <w:left w:val="single" w:color="C6CCB4" w:sz="4"/>
-              <w:bottom w:val="single" w:color="C6CCB4" w:sz="4"/>
-              <w:right w:val="single" w:color="C6CCB4" w:sz="4"/>
-            </w:tcBorders>
-            <w:tcMar>
-              <w:top w:type="dxa" w:w="60"/>
-              <w:left w:type="dxa" w:w="100"/>
-              <w:bottom w:type="dxa" w:w="60"/>
-              <w:right w:type="dxa" w:w="100"/>
-            </w:tcMar>
-          </w:tcPr>
-          <w:p>
-            <w:pPr>
-              <w:spacing w:after="0" w:line="260"/>
-            </w:pPr>
-            <w:r>
-              <w:rPr>
-                <w:b w:val="false"/>
-                <w:bCs w:val="false"/>
-                <w:sz w:val="19"/>
-                <w:szCs w:val="19"/>
-              </w:rPr>
-              <w:t xml:space="preserve">Gasto de cada año; en el retiro, con su factor</w:t>
+            <w:tcW w:type="dxa" w:w="500"/>
+            <w:tcBorders>
+              <w:top w:val="single" w:color="C6CCB4" w:sz="4"/>
+              <w:left w:val="single" w:color="C6CCB4" w:sz="4"/>
+              <w:bottom w:val="single" w:color="C6CCB4" w:sz="4"/>
+              <w:right w:val="single" w:color="C6CCB4" w:sz="4"/>
+            </w:tcBorders>
+            <w:tcMar>
+              <w:top w:type="dxa" w:w="60"/>
+              <w:left w:type="dxa" w:w="100"/>
+              <w:bottom w:type="dxa" w:w="60"/>
+              <w:right w:type="dxa" w:w="100"/>
+            </w:tcMar>
+          </w:tcPr>
+          <w:p>
+            <w:pPr>
+              <w:spacing w:after="0" w:line="260"/>
+            </w:pPr>
+            <w:r>
+              <w:rPr>
+                <w:b w:val="false"/>
+                <w:bCs w:val="false"/>
+                <w:sz w:val="19"/>
+                <w:szCs w:val="19"/>
+              </w:rPr>
+              <w:t xml:space="preserve">8</w:t>
+            </w:r>
+          </w:p>
+        </w:tc>
+        <w:tc>
+          <w:tcPr>
+            <w:tcW w:type="dxa" w:w="2300"/>
+            <w:tcBorders>
+              <w:top w:val="single" w:color="C6CCB4" w:sz="4"/>
+              <w:left w:val="single" w:color="C6CCB4" w:sz="4"/>
+              <w:bottom w:val="single" w:color="C6CCB4" w:sz="4"/>
+              <w:right w:val="single" w:color="C6CCB4" w:sz="4"/>
+            </w:tcBorders>
+            <w:tcMar>
+              <w:top w:type="dxa" w:w="60"/>
+              <w:left w:type="dxa" w:w="100"/>
+              <w:bottom w:type="dxa" w:w="60"/>
+              <w:right w:type="dxa" w:w="100"/>
+            </w:tcMar>
+          </w:tcPr>
+          <w:p>
+            <w:pPr>
+              <w:spacing w:after="0" w:line="260"/>
+            </w:pPr>
+            <w:r>
+              <w:rPr>
+                <w:b w:val="false"/>
+                <w:bCs w:val="false"/>
+                <w:sz w:val="19"/>
+                <w:szCs w:val="19"/>
+              </w:rPr>
+              <w:t xml:space="preserve">Gasto familiar mensual y porcentaje en el retiro</w:t>
+            </w:r>
+          </w:p>
+        </w:tc>
+        <w:tc>
+          <w:tcPr>
+            <w:tcW w:type="dxa" w:w="650"/>
+            <w:tcBorders>
+              <w:top w:val="single" w:color="C6CCB4" w:sz="4"/>
+              <w:left w:val="single" w:color="C6CCB4" w:sz="4"/>
+              <w:bottom w:val="single" w:color="C6CCB4" w:sz="4"/>
+              <w:right w:val="single" w:color="C6CCB4" w:sz="4"/>
+            </w:tcBorders>
+            <w:tcMar>
+              <w:top w:type="dxa" w:w="60"/>
+              <w:left w:type="dxa" w:w="100"/>
+              <w:bottom w:type="dxa" w:w="60"/>
+              <w:right w:type="dxa" w:w="100"/>
+            </w:tcMar>
+          </w:tcPr>
+          <w:p>
+            <w:pPr>
+              <w:spacing w:after="0" w:line="260"/>
+            </w:pPr>
+            <w:r>
+              <w:rPr>
+                <w:b w:val="false"/>
+                <w:bCs w:val="false"/>
+                <w:sz w:val="19"/>
+                <w:szCs w:val="19"/>
+              </w:rPr>
+              <w:t xml:space="preserve">Sí</w:t>
+            </w:r>
+          </w:p>
+        </w:tc>
+        <w:tc>
+          <w:tcPr>
+            <w:tcW w:type="dxa" w:w="2300"/>
+            <w:tcBorders>
+              <w:top w:val="single" w:color="C6CCB4" w:sz="4"/>
+              <w:left w:val="single" w:color="C6CCB4" w:sz="4"/>
+              <w:bottom w:val="single" w:color="C6CCB4" w:sz="4"/>
+              <w:right w:val="single" w:color="C6CCB4" w:sz="4"/>
+            </w:tcBorders>
+            <w:tcMar>
+              <w:top w:type="dxa" w:w="60"/>
+              <w:left w:type="dxa" w:w="100"/>
+              <w:bottom w:type="dxa" w:w="60"/>
+              <w:right w:type="dxa" w:w="100"/>
+            </w:tcMar>
+          </w:tcPr>
+          <w:p>
+            <w:pPr>
+              <w:spacing w:after="0" w:line="260"/>
+            </w:pPr>
+            <w:r>
+              <w:rPr>
+                <w:b w:val="false"/>
+                <w:bCs w:val="false"/>
+                <w:sz w:val="19"/>
+                <w:szCs w:val="19"/>
+              </w:rPr>
+              <w:t xml:space="preserve">Gastos ordinarios · P</w:t>
+            </w:r>
+          </w:p>
+        </w:tc>
+        <w:tc>
+          <w:tcPr>
+            <w:tcW w:type="dxa" w:w="3276"/>
+            <w:tcBorders>
+              <w:top w:val="single" w:color="C6CCB4" w:sz="4"/>
+              <w:left w:val="single" w:color="C6CCB4" w:sz="4"/>
+              <w:bottom w:val="single" w:color="C6CCB4" w:sz="4"/>
+              <w:right w:val="single" w:color="C6CCB4" w:sz="4"/>
+            </w:tcBorders>
+            <w:tcMar>
+              <w:top w:type="dxa" w:w="60"/>
+              <w:left w:type="dxa" w:w="100"/>
+              <w:bottom w:type="dxa" w:w="60"/>
+              <w:right w:type="dxa" w:w="100"/>
+            </w:tcMar>
+          </w:tcPr>
+          <w:p>
+            <w:pPr>
+              <w:spacing w:after="0" w:line="260"/>
+            </w:pPr>
+            <w:r>
+              <w:rPr>
+                <w:b w:val="false"/>
+                <w:bCs w:val="false"/>
+                <w:sz w:val="19"/>
+                <w:szCs w:val="19"/>
+              </w:rPr>
+              <w:t xml:space="preserve">Gasto × 12 × índice; desde la independencia, × el porcentaje declarado (J2). No incluye cuotas ni los gastos de la pregunta 9.</w:t>
             </w:r>
           </w:p>
         </w:tc>
@@ -7466,94 +8842,156 @@
       <w:tr>
         <w:tc>
           <w:tcPr>
-            <w:tcW w:type="dxa" w:w="2000"/>
-            <w:tcBorders>
-              <w:top w:val="single" w:color="C6CCB4" w:sz="4"/>
-              <w:left w:val="single" w:color="C6CCB4" w:sz="4"/>
-              <w:bottom w:val="single" w:color="C6CCB4" w:sz="4"/>
-              <w:right w:val="single" w:color="C6CCB4" w:sz="4"/>
-            </w:tcBorders>
-            <w:tcMar>
-              <w:top w:type="dxa" w:w="60"/>
-              <w:left w:type="dxa" w:w="100"/>
-              <w:bottom w:type="dxa" w:w="60"/>
-              <w:right w:type="dxa" w:w="100"/>
-            </w:tcMar>
-          </w:tcPr>
-          <w:p>
-            <w:pPr>
-              <w:spacing w:after="0" w:line="260"/>
-            </w:pPr>
-            <w:r>
-              <w:rPr>
-                <w:b w:val="false"/>
-                <w:bCs w:val="false"/>
-                <w:sz w:val="19"/>
-                <w:szCs w:val="19"/>
-              </w:rPr>
-              <w:t xml:space="preserve">Gastos ordinarios</w:t>
-            </w:r>
-          </w:p>
-        </w:tc>
-        <w:tc>
-          <w:tcPr>
-            <w:tcW w:type="dxa" w:w="3500"/>
-            <w:tcBorders>
-              <w:top w:val="single" w:color="C6CCB4" w:sz="4"/>
-              <w:left w:val="single" w:color="C6CCB4" w:sz="4"/>
-              <w:bottom w:val="single" w:color="C6CCB4" w:sz="4"/>
-              <w:right w:val="single" w:color="C6CCB4" w:sz="4"/>
-            </w:tcBorders>
-            <w:tcMar>
-              <w:top w:type="dxa" w:w="60"/>
-              <w:left w:type="dxa" w:w="100"/>
-              <w:bottom w:type="dxa" w:w="60"/>
-              <w:right w:type="dxa" w:w="100"/>
-            </w:tcMar>
-          </w:tcPr>
-          <w:p>
-            <w:pPr>
-              <w:spacing w:after="0" w:line="260"/>
-            </w:pPr>
-            <w:r>
-              <w:rPr>
-                <w:b w:val="false"/>
-                <w:bCs w:val="false"/>
-                <w:sz w:val="19"/>
-                <w:szCs w:val="19"/>
-              </w:rPr>
-              <w:t xml:space="preserve">Gastos de dependientes</w:t>
-            </w:r>
-          </w:p>
-        </w:tc>
-        <w:tc>
-          <w:tcPr>
-            <w:tcW w:type="dxa" w:w="3526"/>
-            <w:tcBorders>
-              <w:top w:val="single" w:color="C6CCB4" w:sz="4"/>
-              <w:left w:val="single" w:color="C6CCB4" w:sz="4"/>
-              <w:bottom w:val="single" w:color="C6CCB4" w:sz="4"/>
-              <w:right w:val="single" w:color="C6CCB4" w:sz="4"/>
-            </w:tcBorders>
-            <w:tcMar>
-              <w:top w:type="dxa" w:w="60"/>
-              <w:left w:type="dxa" w:w="100"/>
-              <w:bottom w:type="dxa" w:w="60"/>
-              <w:right w:type="dxa" w:w="100"/>
-            </w:tcMar>
-          </w:tcPr>
-          <w:p>
-            <w:pPr>
-              <w:spacing w:after="0" w:line="260"/>
-            </w:pPr>
-            <w:r>
-              <w:rPr>
-                <w:b w:val="false"/>
-                <w:bCs w:val="false"/>
-                <w:sz w:val="19"/>
-                <w:szCs w:val="19"/>
-              </w:rPr>
-              <w:t xml:space="preserve">Gasto anual en los años indicados</w:t>
+            <w:tcW w:type="dxa" w:w="500"/>
+            <w:tcBorders>
+              <w:top w:val="single" w:color="C6CCB4" w:sz="4"/>
+              <w:left w:val="single" w:color="C6CCB4" w:sz="4"/>
+              <w:bottom w:val="single" w:color="C6CCB4" w:sz="4"/>
+              <w:right w:val="single" w:color="C6CCB4" w:sz="4"/>
+            </w:tcBorders>
+            <w:tcMar>
+              <w:top w:type="dxa" w:w="60"/>
+              <w:left w:type="dxa" w:w="100"/>
+              <w:bottom w:type="dxa" w:w="60"/>
+              <w:right w:type="dxa" w:w="100"/>
+            </w:tcMar>
+          </w:tcPr>
+          <w:p>
+            <w:pPr>
+              <w:spacing w:after="0" w:line="260"/>
+            </w:pPr>
+            <w:r>
+              <w:rPr>
+                <w:b w:val="false"/>
+                <w:bCs w:val="false"/>
+                <w:sz w:val="19"/>
+                <w:szCs w:val="19"/>
+              </w:rPr>
+              <w:t xml:space="preserve">9</w:t>
+            </w:r>
+          </w:p>
+        </w:tc>
+        <w:tc>
+          <w:tcPr>
+            <w:tcW w:type="dxa" w:w="2300"/>
+            <w:tcBorders>
+              <w:top w:val="single" w:color="C6CCB4" w:sz="4"/>
+              <w:left w:val="single" w:color="C6CCB4" w:sz="4"/>
+              <w:bottom w:val="single" w:color="C6CCB4" w:sz="4"/>
+              <w:right w:val="single" w:color="C6CCB4" w:sz="4"/>
+            </w:tcBorders>
+            <w:tcMar>
+              <w:top w:type="dxa" w:w="60"/>
+              <w:left w:type="dxa" w:w="100"/>
+              <w:bottom w:type="dxa" w:w="60"/>
+              <w:right w:type="dxa" w:w="100"/>
+            </w:tcMar>
+          </w:tcPr>
+          <w:p>
+            <w:pPr>
+              <w:spacing w:after="0" w:line="260"/>
+            </w:pPr>
+            <w:r>
+              <w:rPr>
+                <w:b w:val="false"/>
+                <w:bCs w:val="false"/>
+                <w:sz w:val="19"/>
+                <w:szCs w:val="19"/>
+              </w:rPr>
+              <w:t xml:space="preserve">Gastos de dependientes no incluidos en el gasto familiar</w:t>
+            </w:r>
+          </w:p>
+        </w:tc>
+        <w:tc>
+          <w:tcPr>
+            <w:tcW w:type="dxa" w:w="650"/>
+            <w:tcBorders>
+              <w:top w:val="single" w:color="C6CCB4" w:sz="4"/>
+              <w:left w:val="single" w:color="C6CCB4" w:sz="4"/>
+              <w:bottom w:val="single" w:color="C6CCB4" w:sz="4"/>
+              <w:right w:val="single" w:color="C6CCB4" w:sz="4"/>
+            </w:tcBorders>
+            <w:tcMar>
+              <w:top w:type="dxa" w:w="60"/>
+              <w:left w:type="dxa" w:w="100"/>
+              <w:bottom w:type="dxa" w:w="60"/>
+              <w:right w:type="dxa" w:w="100"/>
+            </w:tcMar>
+          </w:tcPr>
+          <w:p>
+            <w:pPr>
+              <w:spacing w:after="0" w:line="260"/>
+            </w:pPr>
+            <w:r>
+              <w:rPr>
+                <w:b w:val="false"/>
+                <w:bCs w:val="false"/>
+                <w:sz w:val="19"/>
+                <w:szCs w:val="19"/>
+              </w:rPr>
+              <w:t xml:space="preserve">Sí</w:t>
+            </w:r>
+          </w:p>
+        </w:tc>
+        <w:tc>
+          <w:tcPr>
+            <w:tcW w:type="dxa" w:w="2300"/>
+            <w:tcBorders>
+              <w:top w:val="single" w:color="C6CCB4" w:sz="4"/>
+              <w:left w:val="single" w:color="C6CCB4" w:sz="4"/>
+              <w:bottom w:val="single" w:color="C6CCB4" w:sz="4"/>
+              <w:right w:val="single" w:color="C6CCB4" w:sz="4"/>
+            </w:tcBorders>
+            <w:tcMar>
+              <w:top w:type="dxa" w:w="60"/>
+              <w:left w:type="dxa" w:w="100"/>
+              <w:bottom w:type="dxa" w:w="60"/>
+              <w:right w:type="dxa" w:w="100"/>
+            </w:tcMar>
+          </w:tcPr>
+          <w:p>
+            <w:pPr>
+              <w:spacing w:after="0" w:line="260"/>
+            </w:pPr>
+            <w:r>
+              <w:rPr>
+                <w:b w:val="false"/>
+                <w:bCs w:val="false"/>
+                <w:sz w:val="19"/>
+                <w:szCs w:val="19"/>
+              </w:rPr>
+              <w:t xml:space="preserve">Gastos ordinarios · Q</w:t>
+            </w:r>
+          </w:p>
+        </w:tc>
+        <w:tc>
+          <w:tcPr>
+            <w:tcW w:type="dxa" w:w="3276"/>
+            <w:tcBorders>
+              <w:top w:val="single" w:color="C6CCB4" w:sz="4"/>
+              <w:left w:val="single" w:color="C6CCB4" w:sz="4"/>
+              <w:bottom w:val="single" w:color="C6CCB4" w:sz="4"/>
+              <w:right w:val="single" w:color="C6CCB4" w:sz="4"/>
+            </w:tcBorders>
+            <w:tcMar>
+              <w:top w:type="dxa" w:w="60"/>
+              <w:left w:type="dxa" w:w="100"/>
+              <w:bottom w:type="dxa" w:w="60"/>
+              <w:right w:type="dxa" w:w="100"/>
+            </w:tcMar>
+          </w:tcPr>
+          <w:p>
+            <w:pPr>
+              <w:spacing w:after="0" w:line="260"/>
+            </w:pPr>
+            <w:r>
+              <w:rPr>
+                <w:b w:val="false"/>
+                <w:bCs w:val="false"/>
+                <w:sz w:val="19"/>
+                <w:szCs w:val="19"/>
+              </w:rPr>
+              <w:t xml:space="preserve">Monto anual × índice durante los años indicados.</w:t>
             </w:r>
           </w:p>
         </w:tc>
@@ -7561,94 +8999,156 @@
       <w:tr>
         <w:tc>
           <w:tcPr>
-            <w:tcW w:type="dxa" w:w="2000"/>
-            <w:tcBorders>
-              <w:top w:val="single" w:color="C6CCB4" w:sz="4"/>
-              <w:left w:val="single" w:color="C6CCB4" w:sz="4"/>
-              <w:bottom w:val="single" w:color="C6CCB4" w:sz="4"/>
-              <w:right w:val="single" w:color="C6CCB4" w:sz="4"/>
-            </w:tcBorders>
-            <w:tcMar>
-              <w:top w:type="dxa" w:w="60"/>
-              <w:left w:type="dxa" w:w="100"/>
-              <w:bottom w:type="dxa" w:w="60"/>
-              <w:right w:type="dxa" w:w="100"/>
-            </w:tcMar>
-          </w:tcPr>
-          <w:p>
-            <w:pPr>
-              <w:spacing w:after="0" w:line="260"/>
-            </w:pPr>
-            <w:r>
-              <w:rPr>
-                <w:b w:val="false"/>
-                <w:bCs w:val="false"/>
-                <w:sz w:val="19"/>
-                <w:szCs w:val="19"/>
-              </w:rPr>
-              <w:t xml:space="preserve">Gastos ordinarios</w:t>
-            </w:r>
-          </w:p>
-        </w:tc>
-        <w:tc>
-          <w:tcPr>
-            <w:tcW w:type="dxa" w:w="3500"/>
-            <w:tcBorders>
-              <w:top w:val="single" w:color="C6CCB4" w:sz="4"/>
-              <w:left w:val="single" w:color="C6CCB4" w:sz="4"/>
-              <w:bottom w:val="single" w:color="C6CCB4" w:sz="4"/>
-              <w:right w:val="single" w:color="C6CCB4" w:sz="4"/>
-            </w:tcBorders>
-            <w:tcMar>
-              <w:top w:type="dxa" w:w="60"/>
-              <w:left w:type="dxa" w:w="100"/>
-              <w:bottom w:type="dxa" w:w="60"/>
-              <w:right w:type="dxa" w:w="100"/>
-            </w:tcMar>
-          </w:tcPr>
-          <w:p>
-            <w:pPr>
-              <w:spacing w:after="0" w:line="260"/>
-            </w:pPr>
-            <w:r>
-              <w:rPr>
-                <w:b w:val="false"/>
-                <w:bCs w:val="false"/>
-                <w:sz w:val="19"/>
-                <w:szCs w:val="19"/>
-              </w:rPr>
-              <w:t xml:space="preserve">Cuotas de hipoteca y deudas, con su plazo</w:t>
-            </w:r>
-          </w:p>
-        </w:tc>
-        <w:tc>
-          <w:tcPr>
-            <w:tcW w:type="dxa" w:w="3526"/>
-            <w:tcBorders>
-              <w:top w:val="single" w:color="C6CCB4" w:sz="4"/>
-              <w:left w:val="single" w:color="C6CCB4" w:sz="4"/>
-              <w:bottom w:val="single" w:color="C6CCB4" w:sz="4"/>
-              <w:right w:val="single" w:color="C6CCB4" w:sz="4"/>
-            </w:tcBorders>
-            <w:tcMar>
-              <w:top w:type="dxa" w:w="60"/>
-              <w:left w:type="dxa" w:w="100"/>
-              <w:bottom w:type="dxa" w:w="60"/>
-              <w:right w:type="dxa" w:w="100"/>
-            </w:tcMar>
-          </w:tcPr>
-          <w:p>
-            <w:pPr>
-              <w:spacing w:after="0" w:line="260"/>
-            </w:pPr>
-            <w:r>
-              <w:rPr>
-                <w:b w:val="false"/>
-                <w:bCs w:val="false"/>
-                <w:sz w:val="19"/>
-                <w:szCs w:val="19"/>
-              </w:rPr>
-              <w:t xml:space="preserve">Cuota anual hasta que termina el plazo (no se indexa)</w:t>
+            <w:tcW w:type="dxa" w:w="500"/>
+            <w:tcBorders>
+              <w:top w:val="single" w:color="C6CCB4" w:sz="4"/>
+              <w:left w:val="single" w:color="C6CCB4" w:sz="4"/>
+              <w:bottom w:val="single" w:color="C6CCB4" w:sz="4"/>
+              <w:right w:val="single" w:color="C6CCB4" w:sz="4"/>
+            </w:tcBorders>
+            <w:tcMar>
+              <w:top w:type="dxa" w:w="60"/>
+              <w:left w:type="dxa" w:w="100"/>
+              <w:bottom w:type="dxa" w:w="60"/>
+              <w:right w:type="dxa" w:w="100"/>
+            </w:tcMar>
+          </w:tcPr>
+          <w:p>
+            <w:pPr>
+              <w:spacing w:after="0" w:line="260"/>
+            </w:pPr>
+            <w:r>
+              <w:rPr>
+                <w:b w:val="false"/>
+                <w:bCs w:val="false"/>
+                <w:sz w:val="19"/>
+                <w:szCs w:val="19"/>
+              </w:rPr>
+              <w:t xml:space="preserve">10</w:t>
+            </w:r>
+          </w:p>
+        </w:tc>
+        <w:tc>
+          <w:tcPr>
+            <w:tcW w:type="dxa" w:w="2300"/>
+            <w:tcBorders>
+              <w:top w:val="single" w:color="C6CCB4" w:sz="4"/>
+              <w:left w:val="single" w:color="C6CCB4" w:sz="4"/>
+              <w:bottom w:val="single" w:color="C6CCB4" w:sz="4"/>
+              <w:right w:val="single" w:color="C6CCB4" w:sz="4"/>
+            </w:tcBorders>
+            <w:tcMar>
+              <w:top w:type="dxa" w:w="60"/>
+              <w:left w:type="dxa" w:w="100"/>
+              <w:bottom w:type="dxa" w:w="60"/>
+              <w:right w:type="dxa" w:w="100"/>
+            </w:tcMar>
+          </w:tcPr>
+          <w:p>
+            <w:pPr>
+              <w:spacing w:after="0" w:line="260"/>
+            </w:pPr>
+            <w:r>
+              <w:rPr>
+                <w:b w:val="false"/>
+                <w:bCs w:val="false"/>
+                <w:sz w:val="19"/>
+                <w:szCs w:val="19"/>
+              </w:rPr>
+              <w:t xml:space="preserve">Deudas distintas de la hipoteca</w:t>
+            </w:r>
+          </w:p>
+        </w:tc>
+        <w:tc>
+          <w:tcPr>
+            <w:tcW w:type="dxa" w:w="650"/>
+            <w:tcBorders>
+              <w:top w:val="single" w:color="C6CCB4" w:sz="4"/>
+              <w:left w:val="single" w:color="C6CCB4" w:sz="4"/>
+              <w:bottom w:val="single" w:color="C6CCB4" w:sz="4"/>
+              <w:right w:val="single" w:color="C6CCB4" w:sz="4"/>
+            </w:tcBorders>
+            <w:tcMar>
+              <w:top w:type="dxa" w:w="60"/>
+              <w:left w:type="dxa" w:w="100"/>
+              <w:bottom w:type="dxa" w:w="60"/>
+              <w:right w:type="dxa" w:w="100"/>
+            </w:tcMar>
+          </w:tcPr>
+          <w:p>
+            <w:pPr>
+              <w:spacing w:after="0" w:line="260"/>
+            </w:pPr>
+            <w:r>
+              <w:rPr>
+                <w:b w:val="false"/>
+                <w:bCs w:val="false"/>
+                <w:sz w:val="19"/>
+                <w:szCs w:val="19"/>
+              </w:rPr>
+              <w:t xml:space="preserve">Sí</w:t>
+            </w:r>
+          </w:p>
+        </w:tc>
+        <w:tc>
+          <w:tcPr>
+            <w:tcW w:type="dxa" w:w="2300"/>
+            <w:tcBorders>
+              <w:top w:val="single" w:color="C6CCB4" w:sz="4"/>
+              <w:left w:val="single" w:color="C6CCB4" w:sz="4"/>
+              <w:bottom w:val="single" w:color="C6CCB4" w:sz="4"/>
+              <w:right w:val="single" w:color="C6CCB4" w:sz="4"/>
+            </w:tcBorders>
+            <w:tcMar>
+              <w:top w:type="dxa" w:w="60"/>
+              <w:left w:type="dxa" w:w="100"/>
+              <w:bottom w:type="dxa" w:w="60"/>
+              <w:right w:type="dxa" w:w="100"/>
+            </w:tcMar>
+          </w:tcPr>
+          <w:p>
+            <w:pPr>
+              <w:spacing w:after="0" w:line="260"/>
+            </w:pPr>
+            <w:r>
+              <w:rPr>
+                <w:b w:val="false"/>
+                <w:bCs w:val="false"/>
+                <w:sz w:val="19"/>
+                <w:szCs w:val="19"/>
+              </w:rPr>
+              <w:t xml:space="preserve">Gastos ordinarios · R</w:t>
+            </w:r>
+          </w:p>
+        </w:tc>
+        <w:tc>
+          <w:tcPr>
+            <w:tcW w:type="dxa" w:w="3276"/>
+            <w:tcBorders>
+              <w:top w:val="single" w:color="C6CCB4" w:sz="4"/>
+              <w:left w:val="single" w:color="C6CCB4" w:sz="4"/>
+              <w:bottom w:val="single" w:color="C6CCB4" w:sz="4"/>
+              <w:right w:val="single" w:color="C6CCB4" w:sz="4"/>
+            </w:tcBorders>
+            <w:tcMar>
+              <w:top w:type="dxa" w:w="60"/>
+              <w:left w:type="dxa" w:w="100"/>
+              <w:bottom w:type="dxa" w:w="60"/>
+              <w:right w:type="dxa" w:w="100"/>
+            </w:tcMar>
+          </w:tcPr>
+          <w:p>
+            <w:pPr>
+              <w:spacing w:after="0" w:line="260"/>
+            </w:pPr>
+            <w:r>
+              <w:rPr>
+                <w:b w:val="false"/>
+                <w:bCs w:val="false"/>
+                <w:sz w:val="19"/>
+                <w:szCs w:val="19"/>
+              </w:rPr>
+              <w:t xml:space="preserve">Cuota × 12 mientras dure el plazo, sin indexar. Capacidad: carga de deuda.</w:t>
             </w:r>
           </w:p>
         </w:tc>
@@ -7656,38 +9156,38 @@
       <w:tr>
         <w:tc>
           <w:tcPr>
-            <w:tcW w:type="dxa" w:w="2000"/>
-            <w:tcBorders>
-              <w:top w:val="single" w:color="C6CCB4" w:sz="4"/>
-              <w:left w:val="single" w:color="C6CCB4" w:sz="4"/>
-              <w:bottom w:val="single" w:color="C6CCB4" w:sz="4"/>
-              <w:right w:val="single" w:color="C6CCB4" w:sz="4"/>
-            </w:tcBorders>
-            <w:tcMar>
-              <w:top w:type="dxa" w:w="60"/>
-              <w:left w:type="dxa" w:w="100"/>
-              <w:bottom w:type="dxa" w:w="60"/>
-              <w:right w:type="dxa" w:w="100"/>
-            </w:tcMar>
-          </w:tcPr>
-          <w:p>
-            <w:pPr>
-              <w:spacing w:after="0" w:line="260"/>
-            </w:pPr>
-            <w:r>
-              <w:rPr>
-                <w:b w:val="false"/>
-                <w:bCs w:val="false"/>
-                <w:sz w:val="19"/>
-                <w:szCs w:val="19"/>
-              </w:rPr>
-              <w:t xml:space="preserve">Gastos extraordinarios</w:t>
-            </w:r>
-          </w:p>
-        </w:tc>
-        <w:tc>
-          <w:tcPr>
-            <w:tcW w:type="dxa" w:w="3500"/>
+            <w:tcW w:type="dxa" w:w="500"/>
+            <w:tcBorders>
+              <w:top w:val="single" w:color="C6CCB4" w:sz="4"/>
+              <w:left w:val="single" w:color="C6CCB4" w:sz="4"/>
+              <w:bottom w:val="single" w:color="C6CCB4" w:sz="4"/>
+              <w:right w:val="single" w:color="C6CCB4" w:sz="4"/>
+            </w:tcBorders>
+            <w:tcMar>
+              <w:top w:type="dxa" w:w="60"/>
+              <w:left w:type="dxa" w:w="100"/>
+              <w:bottom w:type="dxa" w:w="60"/>
+              <w:right w:type="dxa" w:w="100"/>
+            </w:tcMar>
+          </w:tcPr>
+          <w:p>
+            <w:pPr>
+              <w:spacing w:after="0" w:line="260"/>
+            </w:pPr>
+            <w:r>
+              <w:rPr>
+                <w:b w:val="false"/>
+                <w:bCs w:val="false"/>
+                <w:sz w:val="19"/>
+                <w:szCs w:val="19"/>
+              </w:rPr>
+              <w:t xml:space="preserve">11</w:t>
+            </w:r>
+          </w:p>
+        </w:tc>
+        <w:tc>
+          <w:tcPr>
+            <w:tcW w:type="dxa" w:w="2300"/>
             <w:tcBorders>
               <w:top w:val="single" w:color="C6CCB4" w:sz="4"/>
               <w:left w:val="single" w:color="C6CCB4" w:sz="4"/>
@@ -7718,32 +9218,94 @@
         </w:tc>
         <w:tc>
           <w:tcPr>
-            <w:tcW w:type="dxa" w:w="3526"/>
-            <w:tcBorders>
-              <w:top w:val="single" w:color="C6CCB4" w:sz="4"/>
-              <w:left w:val="single" w:color="C6CCB4" w:sz="4"/>
-              <w:bottom w:val="single" w:color="C6CCB4" w:sz="4"/>
-              <w:right w:val="single" w:color="C6CCB4" w:sz="4"/>
-            </w:tcBorders>
-            <w:tcMar>
-              <w:top w:type="dxa" w:w="60"/>
-              <w:left w:type="dxa" w:w="100"/>
-              <w:bottom w:type="dxa" w:w="60"/>
-              <w:right w:type="dxa" w:w="100"/>
-            </w:tcMar>
-          </w:tcPr>
-          <w:p>
-            <w:pPr>
-              <w:spacing w:after="0" w:line="260"/>
-            </w:pPr>
-            <w:r>
-              <w:rPr>
-                <w:b w:val="false"/>
-                <w:bCs w:val="false"/>
-                <w:sz w:val="19"/>
-                <w:szCs w:val="19"/>
-              </w:rPr>
-              <w:t xml:space="preserve">Gasto anual, indexado con la inflación</w:t>
+            <w:tcW w:type="dxa" w:w="650"/>
+            <w:tcBorders>
+              <w:top w:val="single" w:color="C6CCB4" w:sz="4"/>
+              <w:left w:val="single" w:color="C6CCB4" w:sz="4"/>
+              <w:bottom w:val="single" w:color="C6CCB4" w:sz="4"/>
+              <w:right w:val="single" w:color="C6CCB4" w:sz="4"/>
+            </w:tcBorders>
+            <w:tcMar>
+              <w:top w:type="dxa" w:w="60"/>
+              <w:left w:type="dxa" w:w="100"/>
+              <w:bottom w:type="dxa" w:w="60"/>
+              <w:right w:type="dxa" w:w="100"/>
+            </w:tcMar>
+          </w:tcPr>
+          <w:p>
+            <w:pPr>
+              <w:spacing w:after="0" w:line="260"/>
+            </w:pPr>
+            <w:r>
+              <w:rPr>
+                <w:b w:val="false"/>
+                <w:bCs w:val="false"/>
+                <w:sz w:val="19"/>
+                <w:szCs w:val="19"/>
+              </w:rPr>
+              <w:t xml:space="preserve">Sí</w:t>
+            </w:r>
+          </w:p>
+        </w:tc>
+        <w:tc>
+          <w:tcPr>
+            <w:tcW w:type="dxa" w:w="2300"/>
+            <w:tcBorders>
+              <w:top w:val="single" w:color="C6CCB4" w:sz="4"/>
+              <w:left w:val="single" w:color="C6CCB4" w:sz="4"/>
+              <w:bottom w:val="single" w:color="C6CCB4" w:sz="4"/>
+              <w:right w:val="single" w:color="C6CCB4" w:sz="4"/>
+            </w:tcBorders>
+            <w:tcMar>
+              <w:top w:type="dxa" w:w="60"/>
+              <w:left w:type="dxa" w:w="100"/>
+              <w:bottom w:type="dxa" w:w="60"/>
+              <w:right w:type="dxa" w:w="100"/>
+            </w:tcMar>
+          </w:tcPr>
+          <w:p>
+            <w:pPr>
+              <w:spacing w:after="0" w:line="260"/>
+            </w:pPr>
+            <w:r>
+              <w:rPr>
+                <w:b w:val="false"/>
+                <w:bCs w:val="false"/>
+                <w:sz w:val="19"/>
+                <w:szCs w:val="19"/>
+              </w:rPr>
+              <w:t xml:space="preserve">Gastos extraordinarios · T</w:t>
+            </w:r>
+          </w:p>
+        </w:tc>
+        <w:tc>
+          <w:tcPr>
+            <w:tcW w:type="dxa" w:w="3276"/>
+            <w:tcBorders>
+              <w:top w:val="single" w:color="C6CCB4" w:sz="4"/>
+              <w:left w:val="single" w:color="C6CCB4" w:sz="4"/>
+              <w:bottom w:val="single" w:color="C6CCB4" w:sz="4"/>
+              <w:right w:val="single" w:color="C6CCB4" w:sz="4"/>
+            </w:tcBorders>
+            <w:tcMar>
+              <w:top w:type="dxa" w:w="60"/>
+              <w:left w:type="dxa" w:w="100"/>
+              <w:bottom w:type="dxa" w:w="60"/>
+              <w:right w:type="dxa" w:w="100"/>
+            </w:tcMar>
+          </w:tcPr>
+          <w:p>
+            <w:pPr>
+              <w:spacing w:after="0" w:line="260"/>
+            </w:pPr>
+            <w:r>
+              <w:rPr>
+                <w:b w:val="false"/>
+                <w:bCs w:val="false"/>
+                <w:sz w:val="19"/>
+                <w:szCs w:val="19"/>
+              </w:rPr>
+              <w:t xml:space="preserve">Monto anual × índice.</w:t>
             </w:r>
           </w:p>
         </w:tc>
@@ -7751,94 +9313,156 @@
       <w:tr>
         <w:tc>
           <w:tcPr>
-            <w:tcW w:type="dxa" w:w="2000"/>
-            <w:tcBorders>
-              <w:top w:val="single" w:color="C6CCB4" w:sz="4"/>
-              <w:left w:val="single" w:color="C6CCB4" w:sz="4"/>
-              <w:bottom w:val="single" w:color="C6CCB4" w:sz="4"/>
-              <w:right w:val="single" w:color="C6CCB4" w:sz="4"/>
-            </w:tcBorders>
-            <w:tcMar>
-              <w:top w:type="dxa" w:w="60"/>
-              <w:left w:type="dxa" w:w="100"/>
-              <w:bottom w:type="dxa" w:w="60"/>
-              <w:right w:type="dxa" w:w="100"/>
-            </w:tcMar>
-          </w:tcPr>
-          <w:p>
-            <w:pPr>
-              <w:spacing w:after="0" w:line="260"/>
-            </w:pPr>
-            <w:r>
-              <w:rPr>
-                <w:b w:val="false"/>
-                <w:bCs w:val="false"/>
-                <w:sz w:val="19"/>
-                <w:szCs w:val="19"/>
-              </w:rPr>
-              <w:t xml:space="preserve">Inversiones</w:t>
-            </w:r>
-          </w:p>
-        </w:tc>
-        <w:tc>
-          <w:tcPr>
-            <w:tcW w:type="dxa" w:w="3500"/>
-            <w:tcBorders>
-              <w:top w:val="single" w:color="C6CCB4" w:sz="4"/>
-              <w:left w:val="single" w:color="C6CCB4" w:sz="4"/>
-              <w:bottom w:val="single" w:color="C6CCB4" w:sz="4"/>
-              <w:right w:val="single" w:color="C6CCB4" w:sz="4"/>
-            </w:tcBorders>
-            <w:tcMar>
-              <w:top w:type="dxa" w:w="60"/>
-              <w:left w:type="dxa" w:w="100"/>
-              <w:bottom w:type="dxa" w:w="60"/>
-              <w:right w:type="dxa" w:w="100"/>
-            </w:tcMar>
-          </w:tcPr>
-          <w:p>
-            <w:pPr>
-              <w:spacing w:after="0" w:line="260"/>
-            </w:pPr>
-            <w:r>
-              <w:rPr>
-                <w:b w:val="false"/>
-                <w:bCs w:val="false"/>
-                <w:sz w:val="19"/>
-                <w:szCs w:val="19"/>
-              </w:rPr>
-              <w:t xml:space="preserve">Monto inicial del portafolio</w:t>
-            </w:r>
-          </w:p>
-        </w:tc>
-        <w:tc>
-          <w:tcPr>
-            <w:tcW w:type="dxa" w:w="3526"/>
-            <w:tcBorders>
-              <w:top w:val="single" w:color="C6CCB4" w:sz="4"/>
-              <w:left w:val="single" w:color="C6CCB4" w:sz="4"/>
-              <w:bottom w:val="single" w:color="C6CCB4" w:sz="4"/>
-              <w:right w:val="single" w:color="C6CCB4" w:sz="4"/>
-            </w:tcBorders>
-            <w:tcMar>
-              <w:top w:type="dxa" w:w="60"/>
-              <w:left w:type="dxa" w:w="100"/>
-              <w:bottom w:type="dxa" w:w="60"/>
-              <w:right w:type="dxa" w:w="100"/>
-            </w:tcMar>
-          </w:tcPr>
-          <w:p>
-            <w:pPr>
-              <w:spacing w:after="0" w:line="260"/>
-            </w:pPr>
-            <w:r>
-              <w:rPr>
-                <w:b w:val="false"/>
-                <w:bCs w:val="false"/>
-                <w:sz w:val="19"/>
-                <w:szCs w:val="19"/>
-              </w:rPr>
-              <w:t xml:space="preserve">Capital del año 1</w:t>
+            <w:tcW w:type="dxa" w:w="500"/>
+            <w:tcBorders>
+              <w:top w:val="single" w:color="C6CCB4" w:sz="4"/>
+              <w:left w:val="single" w:color="C6CCB4" w:sz="4"/>
+              <w:bottom w:val="single" w:color="C6CCB4" w:sz="4"/>
+              <w:right w:val="single" w:color="C6CCB4" w:sz="4"/>
+            </w:tcBorders>
+            <w:tcMar>
+              <w:top w:type="dxa" w:w="60"/>
+              <w:left w:type="dxa" w:w="100"/>
+              <w:bottom w:type="dxa" w:w="60"/>
+              <w:right w:type="dxa" w:w="100"/>
+            </w:tcMar>
+          </w:tcPr>
+          <w:p>
+            <w:pPr>
+              <w:spacing w:after="0" w:line="260"/>
+            </w:pPr>
+            <w:r>
+              <w:rPr>
+                <w:b w:val="false"/>
+                <w:bCs w:val="false"/>
+                <w:sz w:val="19"/>
+                <w:szCs w:val="19"/>
+              </w:rPr>
+              <w:t xml:space="preserve">12</w:t>
+            </w:r>
+          </w:p>
+        </w:tc>
+        <w:tc>
+          <w:tcPr>
+            <w:tcW w:type="dxa" w:w="2300"/>
+            <w:tcBorders>
+              <w:top w:val="single" w:color="C6CCB4" w:sz="4"/>
+              <w:left w:val="single" w:color="C6CCB4" w:sz="4"/>
+              <w:bottom w:val="single" w:color="C6CCB4" w:sz="4"/>
+              <w:right w:val="single" w:color="C6CCB4" w:sz="4"/>
+            </w:tcBorders>
+            <w:tcMar>
+              <w:top w:type="dxa" w:w="60"/>
+              <w:left w:type="dxa" w:w="100"/>
+              <w:bottom w:type="dxa" w:w="60"/>
+              <w:right w:type="dxa" w:w="100"/>
+            </w:tcMar>
+          </w:tcPr>
+          <w:p>
+            <w:pPr>
+              <w:spacing w:after="0" w:line="260"/>
+            </w:pPr>
+            <w:r>
+              <w:rPr>
+                <w:b w:val="false"/>
+                <w:bCs w:val="false"/>
+                <w:sz w:val="19"/>
+                <w:szCs w:val="19"/>
+              </w:rPr>
+              <w:t xml:space="preserve">Monto del portafolio y porcentaje del patrimonio</w:t>
+            </w:r>
+          </w:p>
+        </w:tc>
+        <w:tc>
+          <w:tcPr>
+            <w:tcW w:type="dxa" w:w="650"/>
+            <w:tcBorders>
+              <w:top w:val="single" w:color="C6CCB4" w:sz="4"/>
+              <w:left w:val="single" w:color="C6CCB4" w:sz="4"/>
+              <w:bottom w:val="single" w:color="C6CCB4" w:sz="4"/>
+              <w:right w:val="single" w:color="C6CCB4" w:sz="4"/>
+            </w:tcBorders>
+            <w:tcMar>
+              <w:top w:type="dxa" w:w="60"/>
+              <w:left w:type="dxa" w:w="100"/>
+              <w:bottom w:type="dxa" w:w="60"/>
+              <w:right w:type="dxa" w:w="100"/>
+            </w:tcMar>
+          </w:tcPr>
+          <w:p>
+            <w:pPr>
+              <w:spacing w:after="0" w:line="260"/>
+            </w:pPr>
+            <w:r>
+              <w:rPr>
+                <w:b w:val="false"/>
+                <w:bCs w:val="false"/>
+                <w:sz w:val="19"/>
+                <w:szCs w:val="19"/>
+              </w:rPr>
+              <w:t xml:space="preserve">Sí</w:t>
+            </w:r>
+          </w:p>
+        </w:tc>
+        <w:tc>
+          <w:tcPr>
+            <w:tcW w:type="dxa" w:w="2300"/>
+            <w:tcBorders>
+              <w:top w:val="single" w:color="C6CCB4" w:sz="4"/>
+              <w:left w:val="single" w:color="C6CCB4" w:sz="4"/>
+              <w:bottom w:val="single" w:color="C6CCB4" w:sz="4"/>
+              <w:right w:val="single" w:color="C6CCB4" w:sz="4"/>
+            </w:tcBorders>
+            <w:tcMar>
+              <w:top w:type="dxa" w:w="60"/>
+              <w:left w:type="dxa" w:w="100"/>
+              <w:bottom w:type="dxa" w:w="60"/>
+              <w:right w:type="dxa" w:w="100"/>
+            </w:tcMar>
+          </w:tcPr>
+          <w:p>
+            <w:pPr>
+              <w:spacing w:after="0" w:line="260"/>
+            </w:pPr>
+            <w:r>
+              <w:rPr>
+                <w:b w:val="false"/>
+                <w:bCs w:val="false"/>
+                <w:sz w:val="19"/>
+                <w:szCs w:val="19"/>
+              </w:rPr>
+              <w:t xml:space="preserve">Portafolio · AG (año 1)</w:t>
+            </w:r>
+          </w:p>
+        </w:tc>
+        <w:tc>
+          <w:tcPr>
+            <w:tcW w:type="dxa" w:w="3276"/>
+            <w:tcBorders>
+              <w:top w:val="single" w:color="C6CCB4" w:sz="4"/>
+              <w:left w:val="single" w:color="C6CCB4" w:sz="4"/>
+              <w:bottom w:val="single" w:color="C6CCB4" w:sz="4"/>
+              <w:right w:val="single" w:color="C6CCB4" w:sz="4"/>
+            </w:tcBorders>
+            <w:tcMar>
+              <w:top w:type="dxa" w:w="60"/>
+              <w:left w:type="dxa" w:w="100"/>
+              <w:bottom w:type="dxa" w:w="60"/>
+              <w:right w:type="dxa" w:w="100"/>
+            </w:tcMar>
+          </w:tcPr>
+          <w:p>
+            <w:pPr>
+              <w:spacing w:after="0" w:line="260"/>
+            </w:pPr>
+            <w:r>
+              <w:rPr>
+                <w:b w:val="false"/>
+                <w:bCs w:val="false"/>
+                <w:sz w:val="19"/>
+                <w:szCs w:val="19"/>
+              </w:rPr>
+              <w:t xml:space="preserve">Capital inicial. Capacidad: peso del portafolio y liquidez requerida. Patrimonio total.</w:t>
             </w:r>
           </w:p>
         </w:tc>
@@ -7846,94 +9470,156 @@
       <w:tr>
         <w:tc>
           <w:tcPr>
-            <w:tcW w:type="dxa" w:w="2000"/>
-            <w:tcBorders>
-              <w:top w:val="single" w:color="C6CCB4" w:sz="4"/>
-              <w:left w:val="single" w:color="C6CCB4" w:sz="4"/>
-              <w:bottom w:val="single" w:color="C6CCB4" w:sz="4"/>
-              <w:right w:val="single" w:color="C6CCB4" w:sz="4"/>
-            </w:tcBorders>
-            <w:tcMar>
-              <w:top w:type="dxa" w:w="60"/>
-              <w:left w:type="dxa" w:w="100"/>
-              <w:bottom w:type="dxa" w:w="60"/>
-              <w:right w:type="dxa" w:w="100"/>
-            </w:tcMar>
-          </w:tcPr>
-          <w:p>
-            <w:pPr>
-              <w:spacing w:after="0" w:line="260"/>
-            </w:pPr>
-            <w:r>
-              <w:rPr>
-                <w:b w:val="false"/>
-                <w:bCs w:val="false"/>
-                <w:sz w:val="19"/>
-                <w:szCs w:val="19"/>
-              </w:rPr>
-              <w:t xml:space="preserve">Desinversiones</w:t>
-            </w:r>
-          </w:p>
-        </w:tc>
-        <w:tc>
-          <w:tcPr>
-            <w:tcW w:type="dxa" w:w="3500"/>
-            <w:tcBorders>
-              <w:top w:val="single" w:color="C6CCB4" w:sz="4"/>
-              <w:left w:val="single" w:color="C6CCB4" w:sz="4"/>
-              <w:bottom w:val="single" w:color="C6CCB4" w:sz="4"/>
-              <w:right w:val="single" w:color="C6CCB4" w:sz="4"/>
-            </w:tcBorders>
-            <w:tcMar>
-              <w:top w:type="dxa" w:w="60"/>
-              <w:left w:type="dxa" w:w="100"/>
-              <w:bottom w:type="dxa" w:w="60"/>
-              <w:right w:type="dxa" w:w="100"/>
-            </w:tcMar>
-          </w:tcPr>
-          <w:p>
-            <w:pPr>
-              <w:spacing w:after="0" w:line="260"/>
-            </w:pPr>
-            <w:r>
-              <w:rPr>
-                <w:b w:val="false"/>
-                <w:bCs w:val="false"/>
-                <w:sz w:val="19"/>
-                <w:szCs w:val="19"/>
-              </w:rPr>
-              <w:t xml:space="preserve">Metas específicas</w:t>
-            </w:r>
-          </w:p>
-        </w:tc>
-        <w:tc>
-          <w:tcPr>
-            <w:tcW w:type="dxa" w:w="3526"/>
-            <w:tcBorders>
-              <w:top w:val="single" w:color="C6CCB4" w:sz="4"/>
-              <w:left w:val="single" w:color="C6CCB4" w:sz="4"/>
-              <w:bottom w:val="single" w:color="C6CCB4" w:sz="4"/>
-              <w:right w:val="single" w:color="C6CCB4" w:sz="4"/>
-            </w:tcBorders>
-            <w:tcMar>
-              <w:top w:type="dxa" w:w="60"/>
-              <w:left w:type="dxa" w:w="100"/>
-              <w:bottom w:type="dxa" w:w="60"/>
-              <w:right w:type="dxa" w:w="100"/>
-            </w:tcMar>
-          </w:tcPr>
-          <w:p>
-            <w:pPr>
-              <w:spacing w:after="0" w:line="260"/>
-            </w:pPr>
-            <w:r>
-              <w:rPr>
-                <w:b w:val="false"/>
-                <w:bCs w:val="false"/>
-                <w:sz w:val="19"/>
-                <w:szCs w:val="19"/>
-              </w:rPr>
-              <w:t xml:space="preserve">Retiro del portafolio en el año de cada meta</w:t>
+            <w:tcW w:type="dxa" w:w="500"/>
+            <w:tcBorders>
+              <w:top w:val="single" w:color="C6CCB4" w:sz="4"/>
+              <w:left w:val="single" w:color="C6CCB4" w:sz="4"/>
+              <w:bottom w:val="single" w:color="C6CCB4" w:sz="4"/>
+              <w:right w:val="single" w:color="C6CCB4" w:sz="4"/>
+            </w:tcBorders>
+            <w:tcMar>
+              <w:top w:type="dxa" w:w="60"/>
+              <w:left w:type="dxa" w:w="100"/>
+              <w:bottom w:type="dxa" w:w="60"/>
+              <w:right w:type="dxa" w:w="100"/>
+            </w:tcMar>
+          </w:tcPr>
+          <w:p>
+            <w:pPr>
+              <w:spacing w:after="0" w:line="260"/>
+            </w:pPr>
+            <w:r>
+              <w:rPr>
+                <w:b w:val="false"/>
+                <w:bCs w:val="false"/>
+                <w:sz w:val="19"/>
+                <w:szCs w:val="19"/>
+              </w:rPr>
+              <w:t xml:space="preserve">13</w:t>
+            </w:r>
+          </w:p>
+        </w:tc>
+        <w:tc>
+          <w:tcPr>
+            <w:tcW w:type="dxa" w:w="2300"/>
+            <w:tcBorders>
+              <w:top w:val="single" w:color="C6CCB4" w:sz="4"/>
+              <w:left w:val="single" w:color="C6CCB4" w:sz="4"/>
+              <w:bottom w:val="single" w:color="C6CCB4" w:sz="4"/>
+              <w:right w:val="single" w:color="C6CCB4" w:sz="4"/>
+            </w:tcBorders>
+            <w:tcMar>
+              <w:top w:type="dxa" w:w="60"/>
+              <w:left w:type="dxa" w:w="100"/>
+              <w:bottom w:type="dxa" w:w="60"/>
+              <w:right w:type="dxa" w:w="100"/>
+            </w:tcMar>
+          </w:tcPr>
+          <w:p>
+            <w:pPr>
+              <w:spacing w:after="0" w:line="260"/>
+            </w:pPr>
+            <w:r>
+              <w:rPr>
+                <w:b w:val="false"/>
+                <w:bCs w:val="false"/>
+                <w:sz w:val="19"/>
+                <w:szCs w:val="19"/>
+              </w:rPr>
+              <w:t xml:space="preserve">Vivienda e inmuebles de inversión</w:t>
+            </w:r>
+          </w:p>
+        </w:tc>
+        <w:tc>
+          <w:tcPr>
+            <w:tcW w:type="dxa" w:w="650"/>
+            <w:tcBorders>
+              <w:top w:val="single" w:color="C6CCB4" w:sz="4"/>
+              <w:left w:val="single" w:color="C6CCB4" w:sz="4"/>
+              <w:bottom w:val="single" w:color="C6CCB4" w:sz="4"/>
+              <w:right w:val="single" w:color="C6CCB4" w:sz="4"/>
+            </w:tcBorders>
+            <w:tcMar>
+              <w:top w:type="dxa" w:w="60"/>
+              <w:left w:type="dxa" w:w="100"/>
+              <w:bottom w:type="dxa" w:w="60"/>
+              <w:right w:type="dxa" w:w="100"/>
+            </w:tcMar>
+          </w:tcPr>
+          <w:p>
+            <w:pPr>
+              <w:spacing w:after="0" w:line="260"/>
+            </w:pPr>
+            <w:r>
+              <w:rPr>
+                <w:b w:val="false"/>
+                <w:bCs w:val="false"/>
+                <w:sz w:val="19"/>
+                <w:szCs w:val="19"/>
+              </w:rPr>
+              <w:t xml:space="preserve">Sí</w:t>
+            </w:r>
+          </w:p>
+        </w:tc>
+        <w:tc>
+          <w:tcPr>
+            <w:tcW w:type="dxa" w:w="2300"/>
+            <w:tcBorders>
+              <w:top w:val="single" w:color="C6CCB4" w:sz="4"/>
+              <w:left w:val="single" w:color="C6CCB4" w:sz="4"/>
+              <w:bottom w:val="single" w:color="C6CCB4" w:sz="4"/>
+              <w:right w:val="single" w:color="C6CCB4" w:sz="4"/>
+            </w:tcBorders>
+            <w:tcMar>
+              <w:top w:type="dxa" w:w="60"/>
+              <w:left w:type="dxa" w:w="100"/>
+              <w:bottom w:type="dxa" w:w="60"/>
+              <w:right w:type="dxa" w:w="100"/>
+            </w:tcMar>
+          </w:tcPr>
+          <w:p>
+            <w:pPr>
+              <w:spacing w:after="0" w:line="260"/>
+            </w:pPr>
+            <w:r>
+              <w:rPr>
+                <w:b w:val="false"/>
+                <w:bCs w:val="false"/>
+                <w:sz w:val="19"/>
+                <w:szCs w:val="19"/>
+              </w:rPr>
+              <w:t xml:space="preserve">Ingresos ordinarios · H; gastos ordinarios · R; desinversiones · Y</w:t>
+            </w:r>
+          </w:p>
+        </w:tc>
+        <w:tc>
+          <w:tcPr>
+            <w:tcW w:type="dxa" w:w="3276"/>
+            <w:tcBorders>
+              <w:top w:val="single" w:color="C6CCB4" w:sz="4"/>
+              <w:left w:val="single" w:color="C6CCB4" w:sz="4"/>
+              <w:bottom w:val="single" w:color="C6CCB4" w:sz="4"/>
+              <w:right w:val="single" w:color="C6CCB4" w:sz="4"/>
+            </w:tcBorders>
+            <w:tcMar>
+              <w:top w:type="dxa" w:w="60"/>
+              <w:left w:type="dxa" w:w="100"/>
+              <w:bottom w:type="dxa" w:w="60"/>
+              <w:right w:type="dxa" w:w="100"/>
+            </w:tcMar>
+          </w:tcPr>
+          <w:p>
+            <w:pPr>
+              <w:spacing w:after="0" w:line="260"/>
+            </w:pPr>
+            <w:r>
+              <w:rPr>
+                <w:b w:val="false"/>
+                <w:bCs w:val="false"/>
+                <w:sz w:val="19"/>
+                <w:szCs w:val="19"/>
+              </w:rPr>
+              <w:t xml:space="preserve">Alquiler hasta el año anterior a la venta; cuota de la hipoteca mientras dure el plazo; (valor − deuda) × porcentaje que invierte, en el año de la venta. «Sujeto a análisis» no se proyecta. Patrimonio total.</w:t>
             </w:r>
           </w:p>
         </w:tc>
@@ -7941,94 +9627,156 @@
       <w:tr>
         <w:tc>
           <w:tcPr>
-            <w:tcW w:type="dxa" w:w="2000"/>
-            <w:tcBorders>
-              <w:top w:val="single" w:color="C6CCB4" w:sz="4"/>
-              <w:left w:val="single" w:color="C6CCB4" w:sz="4"/>
-              <w:bottom w:val="single" w:color="C6CCB4" w:sz="4"/>
-              <w:right w:val="single" w:color="C6CCB4" w:sz="4"/>
-            </w:tcBorders>
-            <w:tcMar>
-              <w:top w:type="dxa" w:w="60"/>
-              <w:left w:type="dxa" w:w="100"/>
-              <w:bottom w:type="dxa" w:w="60"/>
-              <w:right w:type="dxa" w:w="100"/>
-            </w:tcMar>
-          </w:tcPr>
-          <w:p>
-            <w:pPr>
-              <w:spacing w:after="0" w:line="260"/>
-            </w:pPr>
-            <w:r>
-              <w:rPr>
-                <w:b w:val="false"/>
-                <w:bCs w:val="false"/>
-                <w:sz w:val="19"/>
-                <w:szCs w:val="19"/>
-              </w:rPr>
-              <w:t xml:space="preserve">Desinversiones</w:t>
-            </w:r>
-          </w:p>
-        </w:tc>
-        <w:tc>
-          <w:tcPr>
-            <w:tcW w:type="dxa" w:w="3500"/>
-            <w:tcBorders>
-              <w:top w:val="single" w:color="C6CCB4" w:sz="4"/>
-              <w:left w:val="single" w:color="C6CCB4" w:sz="4"/>
-              <w:bottom w:val="single" w:color="C6CCB4" w:sz="4"/>
-              <w:right w:val="single" w:color="C6CCB4" w:sz="4"/>
-            </w:tcBorders>
-            <w:tcMar>
-              <w:top w:type="dxa" w:w="60"/>
-              <w:left w:type="dxa" w:w="100"/>
-              <w:bottom w:type="dxa" w:w="60"/>
-              <w:right w:type="dxa" w:w="100"/>
-            </w:tcMar>
-          </w:tcPr>
-          <w:p>
-            <w:pPr>
-              <w:spacing w:after="0" w:line="260"/>
-            </w:pPr>
-            <w:r>
-              <w:rPr>
-                <w:b w:val="false"/>
-                <w:bCs w:val="false"/>
-                <w:sz w:val="19"/>
-                <w:szCs w:val="19"/>
-              </w:rPr>
-              <w:t xml:space="preserve">Primer retiro</w:t>
-            </w:r>
-          </w:p>
-        </w:tc>
-        <w:tc>
-          <w:tcPr>
-            <w:tcW w:type="dxa" w:w="3526"/>
-            <w:tcBorders>
-              <w:top w:val="single" w:color="C6CCB4" w:sz="4"/>
-              <w:left w:val="single" w:color="C6CCB4" w:sz="4"/>
-              <w:bottom w:val="single" w:color="C6CCB4" w:sz="4"/>
-              <w:right w:val="single" w:color="C6CCB4" w:sz="4"/>
-            </w:tcBorders>
-            <w:tcMar>
-              <w:top w:type="dxa" w:w="60"/>
-              <w:left w:type="dxa" w:w="100"/>
-              <w:bottom w:type="dxa" w:w="60"/>
-              <w:right w:type="dxa" w:w="100"/>
-            </w:tcMar>
-          </w:tcPr>
-          <w:p>
-            <w:pPr>
-              <w:spacing w:after="0" w:line="260"/>
-            </w:pPr>
-            <w:r>
-              <w:rPr>
-                <w:b w:val="false"/>
-                <w:bCs w:val="false"/>
-                <w:sz w:val="19"/>
-                <w:szCs w:val="19"/>
-              </w:rPr>
-              <w:t xml:space="preserve">Retiro del portafolio en el año indicado</w:t>
+            <w:tcW w:type="dxa" w:w="500"/>
+            <w:tcBorders>
+              <w:top w:val="single" w:color="C6CCB4" w:sz="4"/>
+              <w:left w:val="single" w:color="C6CCB4" w:sz="4"/>
+              <w:bottom w:val="single" w:color="C6CCB4" w:sz="4"/>
+              <w:right w:val="single" w:color="C6CCB4" w:sz="4"/>
+            </w:tcBorders>
+            <w:tcMar>
+              <w:top w:type="dxa" w:w="60"/>
+              <w:left w:type="dxa" w:w="100"/>
+              <w:bottom w:type="dxa" w:w="60"/>
+              <w:right w:type="dxa" w:w="100"/>
+            </w:tcMar>
+          </w:tcPr>
+          <w:p>
+            <w:pPr>
+              <w:spacing w:after="0" w:line="260"/>
+            </w:pPr>
+            <w:r>
+              <w:rPr>
+                <w:b w:val="false"/>
+                <w:bCs w:val="false"/>
+                <w:sz w:val="19"/>
+                <w:szCs w:val="19"/>
+              </w:rPr>
+              <w:t xml:space="preserve">14</w:t>
+            </w:r>
+          </w:p>
+        </w:tc>
+        <w:tc>
+          <w:tcPr>
+            <w:tcW w:type="dxa" w:w="2300"/>
+            <w:tcBorders>
+              <w:top w:val="single" w:color="C6CCB4" w:sz="4"/>
+              <w:left w:val="single" w:color="C6CCB4" w:sz="4"/>
+              <w:bottom w:val="single" w:color="C6CCB4" w:sz="4"/>
+              <w:right w:val="single" w:color="C6CCB4" w:sz="4"/>
+            </w:tcBorders>
+            <w:tcMar>
+              <w:top w:type="dxa" w:w="60"/>
+              <w:left w:type="dxa" w:w="100"/>
+              <w:bottom w:type="dxa" w:w="60"/>
+              <w:right w:type="dxa" w:w="100"/>
+            </w:tcMar>
+          </w:tcPr>
+          <w:p>
+            <w:pPr>
+              <w:spacing w:after="0" w:line="260"/>
+            </w:pPr>
+            <w:r>
+              <w:rPr>
+                <w:b w:val="false"/>
+                <w:bCs w:val="false"/>
+                <w:sz w:val="19"/>
+                <w:szCs w:val="19"/>
+              </w:rPr>
+              <w:t xml:space="preserve">Empresa propia y su participación</w:t>
+            </w:r>
+          </w:p>
+        </w:tc>
+        <w:tc>
+          <w:tcPr>
+            <w:tcW w:type="dxa" w:w="650"/>
+            <w:tcBorders>
+              <w:top w:val="single" w:color="C6CCB4" w:sz="4"/>
+              <w:left w:val="single" w:color="C6CCB4" w:sz="4"/>
+              <w:bottom w:val="single" w:color="C6CCB4" w:sz="4"/>
+              <w:right w:val="single" w:color="C6CCB4" w:sz="4"/>
+            </w:tcBorders>
+            <w:tcMar>
+              <w:top w:type="dxa" w:w="60"/>
+              <w:left w:type="dxa" w:w="100"/>
+              <w:bottom w:type="dxa" w:w="60"/>
+              <w:right w:type="dxa" w:w="100"/>
+            </w:tcMar>
+          </w:tcPr>
+          <w:p>
+            <w:pPr>
+              <w:spacing w:after="0" w:line="260"/>
+            </w:pPr>
+            <w:r>
+              <w:rPr>
+                <w:b w:val="false"/>
+                <w:bCs w:val="false"/>
+                <w:sz w:val="19"/>
+                <w:szCs w:val="19"/>
+              </w:rPr>
+              <w:t xml:space="preserve">Sí</w:t>
+            </w:r>
+          </w:p>
+        </w:tc>
+        <w:tc>
+          <w:tcPr>
+            <w:tcW w:type="dxa" w:w="2300"/>
+            <w:tcBorders>
+              <w:top w:val="single" w:color="C6CCB4" w:sz="4"/>
+              <w:left w:val="single" w:color="C6CCB4" w:sz="4"/>
+              <w:bottom w:val="single" w:color="C6CCB4" w:sz="4"/>
+              <w:right w:val="single" w:color="C6CCB4" w:sz="4"/>
+            </w:tcBorders>
+            <w:tcMar>
+              <w:top w:type="dxa" w:w="60"/>
+              <w:left w:type="dxa" w:w="100"/>
+              <w:bottom w:type="dxa" w:w="60"/>
+              <w:right w:type="dxa" w:w="100"/>
+            </w:tcMar>
+          </w:tcPr>
+          <w:p>
+            <w:pPr>
+              <w:spacing w:after="0" w:line="260"/>
+            </w:pPr>
+            <w:r>
+              <w:rPr>
+                <w:b w:val="false"/>
+                <w:bCs w:val="false"/>
+                <w:sz w:val="19"/>
+                <w:szCs w:val="19"/>
+              </w:rPr>
+              <w:t xml:space="preserve">Desinversiones · Z</w:t>
+            </w:r>
+          </w:p>
+        </w:tc>
+        <w:tc>
+          <w:tcPr>
+            <w:tcW w:type="dxa" w:w="3276"/>
+            <w:tcBorders>
+              <w:top w:val="single" w:color="C6CCB4" w:sz="4"/>
+              <w:left w:val="single" w:color="C6CCB4" w:sz="4"/>
+              <w:bottom w:val="single" w:color="C6CCB4" w:sz="4"/>
+              <w:right w:val="single" w:color="C6CCB4" w:sz="4"/>
+            </w:tcBorders>
+            <w:tcMar>
+              <w:top w:type="dxa" w:w="60"/>
+              <w:left w:type="dxa" w:w="100"/>
+              <w:bottom w:type="dxa" w:w="60"/>
+              <w:right w:type="dxa" w:w="100"/>
+            </w:tcMar>
+          </w:tcPr>
+          <w:p>
+            <w:pPr>
+              <w:spacing w:after="0" w:line="260"/>
+            </w:pPr>
+            <w:r>
+              <w:rPr>
+                <w:b w:val="false"/>
+                <w:bCs w:val="false"/>
+                <w:sz w:val="19"/>
+                <w:szCs w:val="19"/>
+              </w:rPr>
+              <w:t xml:space="preserve">Valor × participación × porcentaje que invierte, en el año de la venta. Patrimonio total.</w:t>
             </w:r>
           </w:p>
         </w:tc>
@@ -8036,94 +9784,1412 @@
       <w:tr>
         <w:tc>
           <w:tcPr>
-            <w:tcW w:type="dxa" w:w="2000"/>
-            <w:tcBorders>
-              <w:top w:val="single" w:color="C6CCB4" w:sz="4"/>
-              <w:left w:val="single" w:color="C6CCB4" w:sz="4"/>
-              <w:bottom w:val="single" w:color="C6CCB4" w:sz="4"/>
-              <w:right w:val="single" w:color="C6CCB4" w:sz="4"/>
-            </w:tcBorders>
-            <w:tcMar>
-              <w:top w:type="dxa" w:w="60"/>
-              <w:left w:type="dxa" w:w="100"/>
-              <w:bottom w:type="dxa" w:w="60"/>
-              <w:right w:type="dxa" w:w="100"/>
-            </w:tcMar>
-          </w:tcPr>
-          <w:p>
-            <w:pPr>
-              <w:spacing w:after="0" w:line="260"/>
-            </w:pPr>
-            <w:r>
-              <w:rPr>
-                <w:b w:val="false"/>
-                <w:bCs w:val="false"/>
-                <w:sz w:val="19"/>
-                <w:szCs w:val="19"/>
-              </w:rPr>
-              <w:t xml:space="preserve">Desinversiones</w:t>
-            </w:r>
-          </w:p>
-        </w:tc>
-        <w:tc>
-          <w:tcPr>
-            <w:tcW w:type="dxa" w:w="3500"/>
-            <w:tcBorders>
-              <w:top w:val="single" w:color="C6CCB4" w:sz="4"/>
-              <w:left w:val="single" w:color="C6CCB4" w:sz="4"/>
-              <w:bottom w:val="single" w:color="C6CCB4" w:sz="4"/>
-              <w:right w:val="single" w:color="C6CCB4" w:sz="4"/>
-            </w:tcBorders>
-            <w:tcMar>
-              <w:top w:type="dxa" w:w="60"/>
-              <w:left w:type="dxa" w:w="100"/>
-              <w:bottom w:type="dxa" w:w="60"/>
-              <w:right w:type="dxa" w:w="100"/>
-            </w:tcMar>
-          </w:tcPr>
-          <w:p>
-            <w:pPr>
-              <w:spacing w:after="0" w:line="260"/>
-            </w:pPr>
-            <w:r>
-              <w:rPr>
-                <w:b w:val="false"/>
-                <w:bCs w:val="false"/>
-                <w:sz w:val="19"/>
-                <w:szCs w:val="19"/>
-              </w:rPr>
-              <w:t xml:space="preserve">Destino del patrimonio (herencia)</w:t>
-            </w:r>
-          </w:p>
-        </w:tc>
-        <w:tc>
-          <w:tcPr>
-            <w:tcW w:type="dxa" w:w="3526"/>
-            <w:tcBorders>
-              <w:top w:val="single" w:color="C6CCB4" w:sz="4"/>
-              <w:left w:val="single" w:color="C6CCB4" w:sz="4"/>
-              <w:bottom w:val="single" w:color="C6CCB4" w:sz="4"/>
-              <w:right w:val="single" w:color="C6CCB4" w:sz="4"/>
-            </w:tcBorders>
-            <w:tcMar>
-              <w:top w:type="dxa" w:w="60"/>
-              <w:left w:type="dxa" w:w="100"/>
-              <w:bottom w:type="dxa" w:w="60"/>
-              <w:right w:type="dxa" w:w="100"/>
-            </w:tcMar>
-          </w:tcPr>
-          <w:p>
-            <w:pPr>
-              <w:spacing w:after="0" w:line="260"/>
-            </w:pPr>
-            <w:r>
-              <w:rPr>
-                <w:b w:val="false"/>
-                <w:bCs w:val="false"/>
-                <w:sz w:val="19"/>
-                <w:szCs w:val="19"/>
-              </w:rPr>
-              <w:t xml:space="preserve">Saldo mínimo en dólares de hoy al final</w:t>
+            <w:tcW w:type="dxa" w:w="500"/>
+            <w:tcBorders>
+              <w:top w:val="single" w:color="C6CCB4" w:sz="4"/>
+              <w:left w:val="single" w:color="C6CCB4" w:sz="4"/>
+              <w:bottom w:val="single" w:color="C6CCB4" w:sz="4"/>
+              <w:right w:val="single" w:color="C6CCB4" w:sz="4"/>
+            </w:tcBorders>
+            <w:tcMar>
+              <w:top w:type="dxa" w:w="60"/>
+              <w:left w:type="dxa" w:w="100"/>
+              <w:bottom w:type="dxa" w:w="60"/>
+              <w:right w:type="dxa" w:w="100"/>
+            </w:tcMar>
+          </w:tcPr>
+          <w:p>
+            <w:pPr>
+              <w:spacing w:after="0" w:line="260"/>
+            </w:pPr>
+            <w:r>
+              <w:rPr>
+                <w:b w:val="false"/>
+                <w:bCs w:val="false"/>
+                <w:sz w:val="19"/>
+                <w:szCs w:val="19"/>
+              </w:rPr>
+              <w:t xml:space="preserve">15</w:t>
+            </w:r>
+          </w:p>
+        </w:tc>
+        <w:tc>
+          <w:tcPr>
+            <w:tcW w:type="dxa" w:w="2300"/>
+            <w:tcBorders>
+              <w:top w:val="single" w:color="C6CCB4" w:sz="4"/>
+              <w:left w:val="single" w:color="C6CCB4" w:sz="4"/>
+              <w:bottom w:val="single" w:color="C6CCB4" w:sz="4"/>
+              <w:right w:val="single" w:color="C6CCB4" w:sz="4"/>
+            </w:tcBorders>
+            <w:tcMar>
+              <w:top w:type="dxa" w:w="60"/>
+              <w:left w:type="dxa" w:w="100"/>
+              <w:bottom w:type="dxa" w:w="60"/>
+              <w:right w:type="dxa" w:w="100"/>
+            </w:tcMar>
+          </w:tcPr>
+          <w:p>
+            <w:pPr>
+              <w:spacing w:after="0" w:line="260"/>
+            </w:pPr>
+            <w:r>
+              <w:rPr>
+                <w:b w:val="false"/>
+                <w:bCs w:val="false"/>
+                <w:sz w:val="19"/>
+                <w:szCs w:val="19"/>
+              </w:rPr>
+              <w:t xml:space="preserve">Capital privado</w:t>
+            </w:r>
+          </w:p>
+        </w:tc>
+        <w:tc>
+          <w:tcPr>
+            <w:tcW w:type="dxa" w:w="650"/>
+            <w:tcBorders>
+              <w:top w:val="single" w:color="C6CCB4" w:sz="4"/>
+              <w:left w:val="single" w:color="C6CCB4" w:sz="4"/>
+              <w:bottom w:val="single" w:color="C6CCB4" w:sz="4"/>
+              <w:right w:val="single" w:color="C6CCB4" w:sz="4"/>
+            </w:tcBorders>
+            <w:tcMar>
+              <w:top w:type="dxa" w:w="60"/>
+              <w:left w:type="dxa" w:w="100"/>
+              <w:bottom w:type="dxa" w:w="60"/>
+              <w:right w:type="dxa" w:w="100"/>
+            </w:tcMar>
+          </w:tcPr>
+          <w:p>
+            <w:pPr>
+              <w:spacing w:after="0" w:line="260"/>
+            </w:pPr>
+            <w:r>
+              <w:rPr>
+                <w:b w:val="false"/>
+                <w:bCs w:val="false"/>
+                <w:sz w:val="19"/>
+                <w:szCs w:val="19"/>
+              </w:rPr>
+              <w:t xml:space="preserve">No</w:t>
+            </w:r>
+          </w:p>
+        </w:tc>
+        <w:tc>
+          <w:tcPr>
+            <w:tcW w:type="dxa" w:w="2300"/>
+            <w:tcBorders>
+              <w:top w:val="single" w:color="C6CCB4" w:sz="4"/>
+              <w:left w:val="single" w:color="C6CCB4" w:sz="4"/>
+              <w:bottom w:val="single" w:color="C6CCB4" w:sz="4"/>
+              <w:right w:val="single" w:color="C6CCB4" w:sz="4"/>
+            </w:tcBorders>
+            <w:tcMar>
+              <w:top w:type="dxa" w:w="60"/>
+              <w:left w:type="dxa" w:w="100"/>
+              <w:bottom w:type="dxa" w:w="60"/>
+              <w:right w:type="dxa" w:w="100"/>
+            </w:tcMar>
+          </w:tcPr>
+          <w:p>
+            <w:pPr>
+              <w:spacing w:after="0" w:line="260"/>
+            </w:pPr>
+            <w:r>
+              <w:rPr>
+                <w:b w:val="false"/>
+                <w:bCs w:val="false"/>
+                <w:sz w:val="19"/>
+                <w:szCs w:val="19"/>
+              </w:rPr>
+              <w:t xml:space="preserve">Patrimonio total</w:t>
+            </w:r>
+          </w:p>
+        </w:tc>
+        <w:tc>
+          <w:tcPr>
+            <w:tcW w:type="dxa" w:w="3276"/>
+            <w:tcBorders>
+              <w:top w:val="single" w:color="C6CCB4" w:sz="4"/>
+              <w:left w:val="single" w:color="C6CCB4" w:sz="4"/>
+              <w:bottom w:val="single" w:color="C6CCB4" w:sz="4"/>
+              <w:right w:val="single" w:color="C6CCB4" w:sz="4"/>
+            </w:tcBorders>
+            <w:tcMar>
+              <w:top w:type="dxa" w:w="60"/>
+              <w:left w:type="dxa" w:w="100"/>
+              <w:bottom w:type="dxa" w:w="60"/>
+              <w:right w:type="dxa" w:w="100"/>
+            </w:tcMar>
+          </w:tcPr>
+          <w:p>
+            <w:pPr>
+              <w:spacing w:after="0" w:line="260"/>
+            </w:pPr>
+            <w:r>
+              <w:rPr>
+                <w:b w:val="false"/>
+                <w:bCs w:val="false"/>
+                <w:sz w:val="19"/>
+                <w:szCs w:val="19"/>
+              </w:rPr>
+              <w:t xml:space="preserve">No interviene en la proyección.</w:t>
+            </w:r>
+          </w:p>
+        </w:tc>
+      </w:tr>
+      <w:tr>
+        <w:tc>
+          <w:tcPr>
+            <w:tcW w:type="dxa" w:w="500"/>
+            <w:tcBorders>
+              <w:top w:val="single" w:color="C6CCB4" w:sz="4"/>
+              <w:left w:val="single" w:color="C6CCB4" w:sz="4"/>
+              <w:bottom w:val="single" w:color="C6CCB4" w:sz="4"/>
+              <w:right w:val="single" w:color="C6CCB4" w:sz="4"/>
+            </w:tcBorders>
+            <w:tcMar>
+              <w:top w:type="dxa" w:w="60"/>
+              <w:left w:type="dxa" w:w="100"/>
+              <w:bottom w:type="dxa" w:w="60"/>
+              <w:right w:type="dxa" w:w="100"/>
+            </w:tcMar>
+          </w:tcPr>
+          <w:p>
+            <w:pPr>
+              <w:spacing w:after="0" w:line="260"/>
+            </w:pPr>
+            <w:r>
+              <w:rPr>
+                <w:b w:val="false"/>
+                <w:bCs w:val="false"/>
+                <w:sz w:val="19"/>
+                <w:szCs w:val="19"/>
+              </w:rPr>
+              <w:t xml:space="preserve">16</w:t>
+            </w:r>
+          </w:p>
+        </w:tc>
+        <w:tc>
+          <w:tcPr>
+            <w:tcW w:type="dxa" w:w="2300"/>
+            <w:tcBorders>
+              <w:top w:val="single" w:color="C6CCB4" w:sz="4"/>
+              <w:left w:val="single" w:color="C6CCB4" w:sz="4"/>
+              <w:bottom w:val="single" w:color="C6CCB4" w:sz="4"/>
+              <w:right w:val="single" w:color="C6CCB4" w:sz="4"/>
+            </w:tcBorders>
+            <w:tcMar>
+              <w:top w:type="dxa" w:w="60"/>
+              <w:left w:type="dxa" w:w="100"/>
+              <w:bottom w:type="dxa" w:w="60"/>
+              <w:right w:type="dxa" w:w="100"/>
+            </w:tcMar>
+          </w:tcPr>
+          <w:p>
+            <w:pPr>
+              <w:spacing w:after="0" w:line="260"/>
+            </w:pPr>
+            <w:r>
+              <w:rPr>
+                <w:b w:val="false"/>
+                <w:bCs w:val="false"/>
+                <w:sz w:val="19"/>
+                <w:szCs w:val="19"/>
+              </w:rPr>
+              <w:t xml:space="preserve">Venta de otros activos</w:t>
+            </w:r>
+          </w:p>
+        </w:tc>
+        <w:tc>
+          <w:tcPr>
+            <w:tcW w:type="dxa" w:w="650"/>
+            <w:tcBorders>
+              <w:top w:val="single" w:color="C6CCB4" w:sz="4"/>
+              <w:left w:val="single" w:color="C6CCB4" w:sz="4"/>
+              <w:bottom w:val="single" w:color="C6CCB4" w:sz="4"/>
+              <w:right w:val="single" w:color="C6CCB4" w:sz="4"/>
+            </w:tcBorders>
+            <w:tcMar>
+              <w:top w:type="dxa" w:w="60"/>
+              <w:left w:type="dxa" w:w="100"/>
+              <w:bottom w:type="dxa" w:w="60"/>
+              <w:right w:type="dxa" w:w="100"/>
+            </w:tcMar>
+          </w:tcPr>
+          <w:p>
+            <w:pPr>
+              <w:spacing w:after="0" w:line="260"/>
+            </w:pPr>
+            <w:r>
+              <w:rPr>
+                <w:b w:val="false"/>
+                <w:bCs w:val="false"/>
+                <w:sz w:val="19"/>
+                <w:szCs w:val="19"/>
+              </w:rPr>
+              <w:t xml:space="preserve">Sí</w:t>
+            </w:r>
+          </w:p>
+        </w:tc>
+        <w:tc>
+          <w:tcPr>
+            <w:tcW w:type="dxa" w:w="2300"/>
+            <w:tcBorders>
+              <w:top w:val="single" w:color="C6CCB4" w:sz="4"/>
+              <w:left w:val="single" w:color="C6CCB4" w:sz="4"/>
+              <w:bottom w:val="single" w:color="C6CCB4" w:sz="4"/>
+              <w:right w:val="single" w:color="C6CCB4" w:sz="4"/>
+            </w:tcBorders>
+            <w:tcMar>
+              <w:top w:type="dxa" w:w="60"/>
+              <w:left w:type="dxa" w:w="100"/>
+              <w:bottom w:type="dxa" w:w="60"/>
+              <w:right w:type="dxa" w:w="100"/>
+            </w:tcMar>
+          </w:tcPr>
+          <w:p>
+            <w:pPr>
+              <w:spacing w:after="0" w:line="260"/>
+            </w:pPr>
+            <w:r>
+              <w:rPr>
+                <w:b w:val="false"/>
+                <w:bCs w:val="false"/>
+                <w:sz w:val="19"/>
+                <w:szCs w:val="19"/>
+              </w:rPr>
+              <w:t xml:space="preserve">Desinversiones · AA</w:t>
+            </w:r>
+          </w:p>
+        </w:tc>
+        <w:tc>
+          <w:tcPr>
+            <w:tcW w:type="dxa" w:w="3276"/>
+            <w:tcBorders>
+              <w:top w:val="single" w:color="C6CCB4" w:sz="4"/>
+              <w:left w:val="single" w:color="C6CCB4" w:sz="4"/>
+              <w:bottom w:val="single" w:color="C6CCB4" w:sz="4"/>
+              <w:right w:val="single" w:color="C6CCB4" w:sz="4"/>
+            </w:tcBorders>
+            <w:tcMar>
+              <w:top w:type="dxa" w:w="60"/>
+              <w:left w:type="dxa" w:w="100"/>
+              <w:bottom w:type="dxa" w:w="60"/>
+              <w:right w:type="dxa" w:w="100"/>
+            </w:tcMar>
+          </w:tcPr>
+          <w:p>
+            <w:pPr>
+              <w:spacing w:after="0" w:line="260"/>
+            </w:pPr>
+            <w:r>
+              <w:rPr>
+                <w:b w:val="false"/>
+                <w:bCs w:val="false"/>
+                <w:sz w:val="19"/>
+                <w:szCs w:val="19"/>
+              </w:rPr>
+              <w:t xml:space="preserve">Monto × índice en el año de la venta.</w:t>
+            </w:r>
+          </w:p>
+        </w:tc>
+      </w:tr>
+      <w:tr>
+        <w:tc>
+          <w:tcPr>
+            <w:tcW w:type="dxa" w:w="500"/>
+            <w:tcBorders>
+              <w:top w:val="single" w:color="C6CCB4" w:sz="4"/>
+              <w:left w:val="single" w:color="C6CCB4" w:sz="4"/>
+              <w:bottom w:val="single" w:color="C6CCB4" w:sz="4"/>
+              <w:right w:val="single" w:color="C6CCB4" w:sz="4"/>
+            </w:tcBorders>
+            <w:tcMar>
+              <w:top w:type="dxa" w:w="60"/>
+              <w:left w:type="dxa" w:w="100"/>
+              <w:bottom w:type="dxa" w:w="60"/>
+              <w:right w:type="dxa" w:w="100"/>
+            </w:tcMar>
+          </w:tcPr>
+          <w:p>
+            <w:pPr>
+              <w:spacing w:after="0" w:line="260"/>
+            </w:pPr>
+            <w:r>
+              <w:rPr>
+                <w:b w:val="false"/>
+                <w:bCs w:val="false"/>
+                <w:sz w:val="19"/>
+                <w:szCs w:val="19"/>
+              </w:rPr>
+              <w:t xml:space="preserve">17</w:t>
+            </w:r>
+          </w:p>
+        </w:tc>
+        <w:tc>
+          <w:tcPr>
+            <w:tcW w:type="dxa" w:w="2300"/>
+            <w:tcBorders>
+              <w:top w:val="single" w:color="C6CCB4" w:sz="4"/>
+              <w:left w:val="single" w:color="C6CCB4" w:sz="4"/>
+              <w:bottom w:val="single" w:color="C6CCB4" w:sz="4"/>
+              <w:right w:val="single" w:color="C6CCB4" w:sz="4"/>
+            </w:tcBorders>
+            <w:tcMar>
+              <w:top w:type="dxa" w:w="60"/>
+              <w:left w:type="dxa" w:w="100"/>
+              <w:bottom w:type="dxa" w:w="60"/>
+              <w:right w:type="dxa" w:w="100"/>
+            </w:tcMar>
+          </w:tcPr>
+          <w:p>
+            <w:pPr>
+              <w:spacing w:after="0" w:line="260"/>
+            </w:pPr>
+            <w:r>
+              <w:rPr>
+                <w:b w:val="false"/>
+                <w:bCs w:val="false"/>
+                <w:sz w:val="19"/>
+                <w:szCs w:val="19"/>
+              </w:rPr>
+              <w:t xml:space="preserve">Retiro del portafolio distinto de las metas</w:t>
+            </w:r>
+          </w:p>
+        </w:tc>
+        <w:tc>
+          <w:tcPr>
+            <w:tcW w:type="dxa" w:w="650"/>
+            <w:tcBorders>
+              <w:top w:val="single" w:color="C6CCB4" w:sz="4"/>
+              <w:left w:val="single" w:color="C6CCB4" w:sz="4"/>
+              <w:bottom w:val="single" w:color="C6CCB4" w:sz="4"/>
+              <w:right w:val="single" w:color="C6CCB4" w:sz="4"/>
+            </w:tcBorders>
+            <w:tcMar>
+              <w:top w:type="dxa" w:w="60"/>
+              <w:left w:type="dxa" w:w="100"/>
+              <w:bottom w:type="dxa" w:w="60"/>
+              <w:right w:type="dxa" w:w="100"/>
+            </w:tcMar>
+          </w:tcPr>
+          <w:p>
+            <w:pPr>
+              <w:spacing w:after="0" w:line="260"/>
+            </w:pPr>
+            <w:r>
+              <w:rPr>
+                <w:b w:val="false"/>
+                <w:bCs w:val="false"/>
+                <w:sz w:val="19"/>
+                <w:szCs w:val="19"/>
+              </w:rPr>
+              <w:t xml:space="preserve">Sí</w:t>
+            </w:r>
+          </w:p>
+        </w:tc>
+        <w:tc>
+          <w:tcPr>
+            <w:tcW w:type="dxa" w:w="2300"/>
+            <w:tcBorders>
+              <w:top w:val="single" w:color="C6CCB4" w:sz="4"/>
+              <w:left w:val="single" w:color="C6CCB4" w:sz="4"/>
+              <w:bottom w:val="single" w:color="C6CCB4" w:sz="4"/>
+              <w:right w:val="single" w:color="C6CCB4" w:sz="4"/>
+            </w:tcBorders>
+            <w:tcMar>
+              <w:top w:type="dxa" w:w="60"/>
+              <w:left w:type="dxa" w:w="100"/>
+              <w:bottom w:type="dxa" w:w="60"/>
+              <w:right w:type="dxa" w:w="100"/>
+            </w:tcMar>
+          </w:tcPr>
+          <w:p>
+            <w:pPr>
+              <w:spacing w:after="0" w:line="260"/>
+            </w:pPr>
+            <w:r>
+              <w:rPr>
+                <w:b w:val="false"/>
+                <w:bCs w:val="false"/>
+                <w:sz w:val="19"/>
+                <w:szCs w:val="19"/>
+              </w:rPr>
+              <w:t xml:space="preserve">Retiros del portafolio · AE</w:t>
+            </w:r>
+          </w:p>
+        </w:tc>
+        <w:tc>
+          <w:tcPr>
+            <w:tcW w:type="dxa" w:w="3276"/>
+            <w:tcBorders>
+              <w:top w:val="single" w:color="C6CCB4" w:sz="4"/>
+              <w:left w:val="single" w:color="C6CCB4" w:sz="4"/>
+              <w:bottom w:val="single" w:color="C6CCB4" w:sz="4"/>
+              <w:right w:val="single" w:color="C6CCB4" w:sz="4"/>
+            </w:tcBorders>
+            <w:tcMar>
+              <w:top w:type="dxa" w:w="60"/>
+              <w:left w:type="dxa" w:w="100"/>
+              <w:bottom w:type="dxa" w:w="60"/>
+              <w:right w:type="dxa" w:w="100"/>
+            </w:tcMar>
+          </w:tcPr>
+          <w:p>
+            <w:pPr>
+              <w:spacing w:after="0" w:line="260"/>
+            </w:pPr>
+            <w:r>
+              <w:rPr>
+                <w:b w:val="false"/>
+                <w:bCs w:val="false"/>
+                <w:sz w:val="19"/>
+                <w:szCs w:val="19"/>
+              </w:rPr>
+              <w:t xml:space="preserve">−monto × índice en su año. Capacidad: horizonte y liquidez requerida.</w:t>
+            </w:r>
+          </w:p>
+        </w:tc>
+      </w:tr>
+      <w:tr>
+        <w:tc>
+          <w:tcPr>
+            <w:tcW w:type="dxa" w:w="500"/>
+            <w:tcBorders>
+              <w:top w:val="single" w:color="C6CCB4" w:sz="4"/>
+              <w:left w:val="single" w:color="C6CCB4" w:sz="4"/>
+              <w:bottom w:val="single" w:color="C6CCB4" w:sz="4"/>
+              <w:right w:val="single" w:color="C6CCB4" w:sz="4"/>
+            </w:tcBorders>
+            <w:tcMar>
+              <w:top w:type="dxa" w:w="60"/>
+              <w:left w:type="dxa" w:w="100"/>
+              <w:bottom w:type="dxa" w:w="60"/>
+              <w:right w:type="dxa" w:w="100"/>
+            </w:tcMar>
+          </w:tcPr>
+          <w:p>
+            <w:pPr>
+              <w:spacing w:after="0" w:line="260"/>
+            </w:pPr>
+            <w:r>
+              <w:rPr>
+                <w:b w:val="false"/>
+                <w:bCs w:val="false"/>
+                <w:sz w:val="19"/>
+                <w:szCs w:val="19"/>
+              </w:rPr>
+              <w:t xml:space="preserve">18</w:t>
+            </w:r>
+          </w:p>
+        </w:tc>
+        <w:tc>
+          <w:tcPr>
+            <w:tcW w:type="dxa" w:w="2300"/>
+            <w:tcBorders>
+              <w:top w:val="single" w:color="C6CCB4" w:sz="4"/>
+              <w:left w:val="single" w:color="C6CCB4" w:sz="4"/>
+              <w:bottom w:val="single" w:color="C6CCB4" w:sz="4"/>
+              <w:right w:val="single" w:color="C6CCB4" w:sz="4"/>
+            </w:tcBorders>
+            <w:tcMar>
+              <w:top w:type="dxa" w:w="60"/>
+              <w:left w:type="dxa" w:w="100"/>
+              <w:bottom w:type="dxa" w:w="60"/>
+              <w:right w:type="dxa" w:w="100"/>
+            </w:tcMar>
+          </w:tcPr>
+          <w:p>
+            <w:pPr>
+              <w:spacing w:after="0" w:line="260"/>
+            </w:pPr>
+            <w:r>
+              <w:rPr>
+                <w:b w:val="false"/>
+                <w:bCs w:val="false"/>
+                <w:sz w:val="19"/>
+                <w:szCs w:val="19"/>
+              </w:rPr>
+              <w:t xml:space="preserve">Metas y cómo se financian</w:t>
+            </w:r>
+          </w:p>
+        </w:tc>
+        <w:tc>
+          <w:tcPr>
+            <w:tcW w:type="dxa" w:w="650"/>
+            <w:tcBorders>
+              <w:top w:val="single" w:color="C6CCB4" w:sz="4"/>
+              <w:left w:val="single" w:color="C6CCB4" w:sz="4"/>
+              <w:bottom w:val="single" w:color="C6CCB4" w:sz="4"/>
+              <w:right w:val="single" w:color="C6CCB4" w:sz="4"/>
+            </w:tcBorders>
+            <w:tcMar>
+              <w:top w:type="dxa" w:w="60"/>
+              <w:left w:type="dxa" w:w="100"/>
+              <w:bottom w:type="dxa" w:w="60"/>
+              <w:right w:type="dxa" w:w="100"/>
+            </w:tcMar>
+          </w:tcPr>
+          <w:p>
+            <w:pPr>
+              <w:spacing w:after="0" w:line="260"/>
+            </w:pPr>
+            <w:r>
+              <w:rPr>
+                <w:b w:val="false"/>
+                <w:bCs w:val="false"/>
+                <w:sz w:val="19"/>
+                <w:szCs w:val="19"/>
+              </w:rPr>
+              <w:t xml:space="preserve">Sí</w:t>
+            </w:r>
+          </w:p>
+        </w:tc>
+        <w:tc>
+          <w:tcPr>
+            <w:tcW w:type="dxa" w:w="2300"/>
+            <w:tcBorders>
+              <w:top w:val="single" w:color="C6CCB4" w:sz="4"/>
+              <w:left w:val="single" w:color="C6CCB4" w:sz="4"/>
+              <w:bottom w:val="single" w:color="C6CCB4" w:sz="4"/>
+              <w:right w:val="single" w:color="C6CCB4" w:sz="4"/>
+            </w:tcBorders>
+            <w:tcMar>
+              <w:top w:type="dxa" w:w="60"/>
+              <w:left w:type="dxa" w:w="100"/>
+              <w:bottom w:type="dxa" w:w="60"/>
+              <w:right w:type="dxa" w:w="100"/>
+            </w:tcMar>
+          </w:tcPr>
+          <w:p>
+            <w:pPr>
+              <w:spacing w:after="0" w:line="260"/>
+            </w:pPr>
+            <w:r>
+              <w:rPr>
+                <w:b w:val="false"/>
+                <w:bCs w:val="false"/>
+                <w:sz w:val="19"/>
+                <w:szCs w:val="19"/>
+              </w:rPr>
+              <w:t xml:space="preserve">Retiros del portafolio · AD</w:t>
+            </w:r>
+          </w:p>
+        </w:tc>
+        <w:tc>
+          <w:tcPr>
+            <w:tcW w:type="dxa" w:w="3276"/>
+            <w:tcBorders>
+              <w:top w:val="single" w:color="C6CCB4" w:sz="4"/>
+              <w:left w:val="single" w:color="C6CCB4" w:sz="4"/>
+              <w:bottom w:val="single" w:color="C6CCB4" w:sz="4"/>
+              <w:right w:val="single" w:color="C6CCB4" w:sz="4"/>
+            </w:tcBorders>
+            <w:tcMar>
+              <w:top w:type="dxa" w:w="60"/>
+              <w:left w:type="dxa" w:w="100"/>
+              <w:bottom w:type="dxa" w:w="60"/>
+              <w:right w:type="dxa" w:w="100"/>
+            </w:tcMar>
+          </w:tcPr>
+          <w:p>
+            <w:pPr>
+              <w:spacing w:after="0" w:line="260"/>
+            </w:pPr>
+            <w:r>
+              <w:rPr>
+                <w:b w:val="false"/>
+                <w:bCs w:val="false"/>
+                <w:sz w:val="19"/>
+                <w:szCs w:val="19"/>
+              </w:rPr>
+              <w:t xml:space="preserve">Solo las metas pagadas con una salida del portafolio. Las financiadas con crédito no se restan; su cuota va en la pregunta 10.</w:t>
+            </w:r>
+          </w:p>
+        </w:tc>
+      </w:tr>
+      <w:tr>
+        <w:tc>
+          <w:tcPr>
+            <w:tcW w:type="dxa" w:w="500"/>
+            <w:tcBorders>
+              <w:top w:val="single" w:color="C6CCB4" w:sz="4"/>
+              <w:left w:val="single" w:color="C6CCB4" w:sz="4"/>
+              <w:bottom w:val="single" w:color="C6CCB4" w:sz="4"/>
+              <w:right w:val="single" w:color="C6CCB4" w:sz="4"/>
+            </w:tcBorders>
+            <w:tcMar>
+              <w:top w:type="dxa" w:w="60"/>
+              <w:left w:type="dxa" w:w="100"/>
+              <w:bottom w:type="dxa" w:w="60"/>
+              <w:right w:type="dxa" w:w="100"/>
+            </w:tcMar>
+          </w:tcPr>
+          <w:p>
+            <w:pPr>
+              <w:spacing w:after="0" w:line="260"/>
+            </w:pPr>
+            <w:r>
+              <w:rPr>
+                <w:b w:val="false"/>
+                <w:bCs w:val="false"/>
+                <w:sz w:val="19"/>
+                <w:szCs w:val="19"/>
+              </w:rPr>
+              <w:t xml:space="preserve">19</w:t>
+            </w:r>
+          </w:p>
+        </w:tc>
+        <w:tc>
+          <w:tcPr>
+            <w:tcW w:type="dxa" w:w="2300"/>
+            <w:tcBorders>
+              <w:top w:val="single" w:color="C6CCB4" w:sz="4"/>
+              <w:left w:val="single" w:color="C6CCB4" w:sz="4"/>
+              <w:bottom w:val="single" w:color="C6CCB4" w:sz="4"/>
+              <w:right w:val="single" w:color="C6CCB4" w:sz="4"/>
+            </w:tcBorders>
+            <w:tcMar>
+              <w:top w:type="dxa" w:w="60"/>
+              <w:left w:type="dxa" w:w="100"/>
+              <w:bottom w:type="dxa" w:w="60"/>
+              <w:right w:type="dxa" w:w="100"/>
+            </w:tcMar>
+          </w:tcPr>
+          <w:p>
+            <w:pPr>
+              <w:spacing w:after="0" w:line="260"/>
+            </w:pPr>
+            <w:r>
+              <w:rPr>
+                <w:b w:val="false"/>
+                <w:bCs w:val="false"/>
+                <w:sz w:val="19"/>
+                <w:szCs w:val="19"/>
+              </w:rPr>
+              <w:t xml:space="preserve">Destino del patrimonio</w:t>
+            </w:r>
+          </w:p>
+        </w:tc>
+        <w:tc>
+          <w:tcPr>
+            <w:tcW w:type="dxa" w:w="650"/>
+            <w:tcBorders>
+              <w:top w:val="single" w:color="C6CCB4" w:sz="4"/>
+              <w:left w:val="single" w:color="C6CCB4" w:sz="4"/>
+              <w:bottom w:val="single" w:color="C6CCB4" w:sz="4"/>
+              <w:right w:val="single" w:color="C6CCB4" w:sz="4"/>
+            </w:tcBorders>
+            <w:tcMar>
+              <w:top w:type="dxa" w:w="60"/>
+              <w:left w:type="dxa" w:w="100"/>
+              <w:bottom w:type="dxa" w:w="60"/>
+              <w:right w:type="dxa" w:w="100"/>
+            </w:tcMar>
+          </w:tcPr>
+          <w:p>
+            <w:pPr>
+              <w:spacing w:after="0" w:line="260"/>
+            </w:pPr>
+            <w:r>
+              <w:rPr>
+                <w:b w:val="false"/>
+                <w:bCs w:val="false"/>
+                <w:sz w:val="19"/>
+                <w:szCs w:val="19"/>
+              </w:rPr>
+              <w:t xml:space="preserve">Sí</w:t>
+            </w:r>
+          </w:p>
+        </w:tc>
+        <w:tc>
+          <w:tcPr>
+            <w:tcW w:type="dxa" w:w="2300"/>
+            <w:tcBorders>
+              <w:top w:val="single" w:color="C6CCB4" w:sz="4"/>
+              <w:left w:val="single" w:color="C6CCB4" w:sz="4"/>
+              <w:bottom w:val="single" w:color="C6CCB4" w:sz="4"/>
+              <w:right w:val="single" w:color="C6CCB4" w:sz="4"/>
+            </w:tcBorders>
+            <w:tcMar>
+              <w:top w:type="dxa" w:w="60"/>
+              <w:left w:type="dxa" w:w="100"/>
+              <w:bottom w:type="dxa" w:w="60"/>
+              <w:right w:type="dxa" w:w="100"/>
+            </w:tcMar>
+          </w:tcPr>
+          <w:p>
+            <w:pPr>
+              <w:spacing w:after="0" w:line="260"/>
+            </w:pPr>
+            <w:r>
+              <w:rPr>
+                <w:b w:val="false"/>
+                <w:bCs w:val="false"/>
+                <w:sz w:val="19"/>
+                <w:szCs w:val="19"/>
+              </w:rPr>
+              <w:t xml:space="preserve">Resultado</w:t>
+            </w:r>
+          </w:p>
+        </w:tc>
+        <w:tc>
+          <w:tcPr>
+            <w:tcW w:type="dxa" w:w="3276"/>
+            <w:tcBorders>
+              <w:top w:val="single" w:color="C6CCB4" w:sz="4"/>
+              <w:left w:val="single" w:color="C6CCB4" w:sz="4"/>
+              <w:bottom w:val="single" w:color="C6CCB4" w:sz="4"/>
+              <w:right w:val="single" w:color="C6CCB4" w:sz="4"/>
+            </w:tcBorders>
+            <w:tcMar>
+              <w:top w:type="dxa" w:w="60"/>
+              <w:left w:type="dxa" w:w="100"/>
+              <w:bottom w:type="dxa" w:w="60"/>
+              <w:right w:type="dxa" w:w="100"/>
+            </w:tcMar>
+          </w:tcPr>
+          <w:p>
+            <w:pPr>
+              <w:spacing w:after="0" w:line="260"/>
+            </w:pPr>
+            <w:r>
+              <w:rPr>
+                <w:b w:val="false"/>
+                <w:bCs w:val="false"/>
+                <w:sz w:val="19"/>
+                <w:szCs w:val="19"/>
+              </w:rPr>
+              <w:t xml:space="preserve">La herencia, en dólares de hoy, es el saldo mínimo del rendimiento de equilibrio y de «¿alcanza el plan?».</w:t>
+            </w:r>
+          </w:p>
+        </w:tc>
+      </w:tr>
+      <w:tr>
+        <w:tc>
+          <w:tcPr>
+            <w:tcW w:type="dxa" w:w="500"/>
+            <w:tcBorders>
+              <w:top w:val="single" w:color="C6CCB4" w:sz="4"/>
+              <w:left w:val="single" w:color="C6CCB4" w:sz="4"/>
+              <w:bottom w:val="single" w:color="C6CCB4" w:sz="4"/>
+              <w:right w:val="single" w:color="C6CCB4" w:sz="4"/>
+            </w:tcBorders>
+            <w:tcMar>
+              <w:top w:type="dxa" w:w="60"/>
+              <w:left w:type="dxa" w:w="100"/>
+              <w:bottom w:type="dxa" w:w="60"/>
+              <w:right w:type="dxa" w:w="100"/>
+            </w:tcMar>
+          </w:tcPr>
+          <w:p>
+            <w:pPr>
+              <w:spacing w:after="0" w:line="260"/>
+            </w:pPr>
+            <w:r>
+              <w:rPr>
+                <w:b w:val="false"/>
+                <w:bCs w:val="false"/>
+                <w:sz w:val="19"/>
+                <w:szCs w:val="19"/>
+              </w:rPr>
+              <w:t xml:space="preserve">20</w:t>
+            </w:r>
+          </w:p>
+        </w:tc>
+        <w:tc>
+          <w:tcPr>
+            <w:tcW w:type="dxa" w:w="2300"/>
+            <w:tcBorders>
+              <w:top w:val="single" w:color="C6CCB4" w:sz="4"/>
+              <w:left w:val="single" w:color="C6CCB4" w:sz="4"/>
+              <w:bottom w:val="single" w:color="C6CCB4" w:sz="4"/>
+              <w:right w:val="single" w:color="C6CCB4" w:sz="4"/>
+            </w:tcBorders>
+            <w:tcMar>
+              <w:top w:type="dxa" w:w="60"/>
+              <w:left w:type="dxa" w:w="100"/>
+              <w:bottom w:type="dxa" w:w="60"/>
+              <w:right w:type="dxa" w:w="100"/>
+            </w:tcMar>
+          </w:tcPr>
+          <w:p>
+            <w:pPr>
+              <w:spacing w:after="0" w:line="260"/>
+            </w:pPr>
+            <w:r>
+              <w:rPr>
+                <w:b w:val="false"/>
+                <w:bCs w:val="false"/>
+                <w:sz w:val="19"/>
+                <w:szCs w:val="19"/>
+              </w:rPr>
+              <w:t xml:space="preserve">Seguros vigentes</w:t>
+            </w:r>
+          </w:p>
+        </w:tc>
+        <w:tc>
+          <w:tcPr>
+            <w:tcW w:type="dxa" w:w="650"/>
+            <w:tcBorders>
+              <w:top w:val="single" w:color="C6CCB4" w:sz="4"/>
+              <w:left w:val="single" w:color="C6CCB4" w:sz="4"/>
+              <w:bottom w:val="single" w:color="C6CCB4" w:sz="4"/>
+              <w:right w:val="single" w:color="C6CCB4" w:sz="4"/>
+            </w:tcBorders>
+            <w:tcMar>
+              <w:top w:type="dxa" w:w="60"/>
+              <w:left w:type="dxa" w:w="100"/>
+              <w:bottom w:type="dxa" w:w="60"/>
+              <w:right w:type="dxa" w:w="100"/>
+            </w:tcMar>
+          </w:tcPr>
+          <w:p>
+            <w:pPr>
+              <w:spacing w:after="0" w:line="260"/>
+            </w:pPr>
+            <w:r>
+              <w:rPr>
+                <w:b w:val="false"/>
+                <w:bCs w:val="false"/>
+                <w:sz w:val="19"/>
+                <w:szCs w:val="19"/>
+              </w:rPr>
+              <w:t xml:space="preserve">No</w:t>
+            </w:r>
+          </w:p>
+        </w:tc>
+        <w:tc>
+          <w:tcPr>
+            <w:tcW w:type="dxa" w:w="2300"/>
+            <w:tcBorders>
+              <w:top w:val="single" w:color="C6CCB4" w:sz="4"/>
+              <w:left w:val="single" w:color="C6CCB4" w:sz="4"/>
+              <w:bottom w:val="single" w:color="C6CCB4" w:sz="4"/>
+              <w:right w:val="single" w:color="C6CCB4" w:sz="4"/>
+            </w:tcBorders>
+            <w:tcMar>
+              <w:top w:type="dxa" w:w="60"/>
+              <w:left w:type="dxa" w:w="100"/>
+              <w:bottom w:type="dxa" w:w="60"/>
+              <w:right w:type="dxa" w:w="100"/>
+            </w:tcMar>
+          </w:tcPr>
+          <w:p>
+            <w:pPr>
+              <w:spacing w:after="0" w:line="260"/>
+            </w:pPr>
+            <w:r>
+              <w:rPr>
+                <w:b w:val="false"/>
+                <w:bCs w:val="false"/>
+                <w:sz w:val="19"/>
+                <w:szCs w:val="19"/>
+              </w:rPr>
+              <w:t xml:space="preserve">Descriptiva</w:t>
+            </w:r>
+          </w:p>
+        </w:tc>
+        <w:tc>
+          <w:tcPr>
+            <w:tcW w:type="dxa" w:w="3276"/>
+            <w:tcBorders>
+              <w:top w:val="single" w:color="C6CCB4" w:sz="4"/>
+              <w:left w:val="single" w:color="C6CCB4" w:sz="4"/>
+              <w:bottom w:val="single" w:color="C6CCB4" w:sz="4"/>
+              <w:right w:val="single" w:color="C6CCB4" w:sz="4"/>
+            </w:tcBorders>
+            <w:tcMar>
+              <w:top w:type="dxa" w:w="60"/>
+              <w:left w:type="dxa" w:w="100"/>
+              <w:bottom w:type="dxa" w:w="60"/>
+              <w:right w:type="dxa" w:w="100"/>
+            </w:tcMar>
+          </w:tcPr>
+          <w:p>
+            <w:pPr>
+              <w:spacing w:after="0" w:line="260"/>
+            </w:pPr>
+            <w:r>
+              <w:rPr>
+                <w:b w:val="false"/>
+                <w:bCs w:val="false"/>
+                <w:sz w:val="19"/>
+                <w:szCs w:val="19"/>
+              </w:rPr>
+              <w:t xml:space="preserve">No interviene.</w:t>
+            </w:r>
+          </w:p>
+        </w:tc>
+      </w:tr>
+      <w:tr>
+        <w:tc>
+          <w:tcPr>
+            <w:tcW w:type="dxa" w:w="500"/>
+            <w:tcBorders>
+              <w:top w:val="single" w:color="C6CCB4" w:sz="4"/>
+              <w:left w:val="single" w:color="C6CCB4" w:sz="4"/>
+              <w:bottom w:val="single" w:color="C6CCB4" w:sz="4"/>
+              <w:right w:val="single" w:color="C6CCB4" w:sz="4"/>
+            </w:tcBorders>
+            <w:tcMar>
+              <w:top w:type="dxa" w:w="60"/>
+              <w:left w:type="dxa" w:w="100"/>
+              <w:bottom w:type="dxa" w:w="60"/>
+              <w:right w:type="dxa" w:w="100"/>
+            </w:tcMar>
+          </w:tcPr>
+          <w:p>
+            <w:pPr>
+              <w:spacing w:after="0" w:line="260"/>
+            </w:pPr>
+            <w:r>
+              <w:rPr>
+                <w:b w:val="false"/>
+                <w:bCs w:val="false"/>
+                <w:sz w:val="19"/>
+                <w:szCs w:val="19"/>
+              </w:rPr>
+              <w:t xml:space="preserve">21</w:t>
+            </w:r>
+          </w:p>
+        </w:tc>
+        <w:tc>
+          <w:tcPr>
+            <w:tcW w:type="dxa" w:w="2300"/>
+            <w:tcBorders>
+              <w:top w:val="single" w:color="C6CCB4" w:sz="4"/>
+              <w:left w:val="single" w:color="C6CCB4" w:sz="4"/>
+              <w:bottom w:val="single" w:color="C6CCB4" w:sz="4"/>
+              <w:right w:val="single" w:color="C6CCB4" w:sz="4"/>
+            </w:tcBorders>
+            <w:tcMar>
+              <w:top w:type="dxa" w:w="60"/>
+              <w:left w:type="dxa" w:w="100"/>
+              <w:bottom w:type="dxa" w:w="60"/>
+              <w:right w:type="dxa" w:w="100"/>
+            </w:tcMar>
+          </w:tcPr>
+          <w:p>
+            <w:pPr>
+              <w:spacing w:after="0" w:line="260"/>
+            </w:pPr>
+            <w:r>
+              <w:rPr>
+                <w:b w:val="false"/>
+                <w:bCs w:val="false"/>
+                <w:sz w:val="19"/>
+                <w:szCs w:val="19"/>
+              </w:rPr>
+              <w:t xml:space="preserve">Proporción en dólares y colones</w:t>
+            </w:r>
+          </w:p>
+        </w:tc>
+        <w:tc>
+          <w:tcPr>
+            <w:tcW w:type="dxa" w:w="650"/>
+            <w:tcBorders>
+              <w:top w:val="single" w:color="C6CCB4" w:sz="4"/>
+              <w:left w:val="single" w:color="C6CCB4" w:sz="4"/>
+              <w:bottom w:val="single" w:color="C6CCB4" w:sz="4"/>
+              <w:right w:val="single" w:color="C6CCB4" w:sz="4"/>
+            </w:tcBorders>
+            <w:tcMar>
+              <w:top w:type="dxa" w:w="60"/>
+              <w:left w:type="dxa" w:w="100"/>
+              <w:bottom w:type="dxa" w:w="60"/>
+              <w:right w:type="dxa" w:w="100"/>
+            </w:tcMar>
+          </w:tcPr>
+          <w:p>
+            <w:pPr>
+              <w:spacing w:after="0" w:line="260"/>
+            </w:pPr>
+            <w:r>
+              <w:rPr>
+                <w:b w:val="false"/>
+                <w:bCs w:val="false"/>
+                <w:sz w:val="19"/>
+                <w:szCs w:val="19"/>
+              </w:rPr>
+              <w:t xml:space="preserve">No</w:t>
+            </w:r>
+          </w:p>
+        </w:tc>
+        <w:tc>
+          <w:tcPr>
+            <w:tcW w:type="dxa" w:w="2300"/>
+            <w:tcBorders>
+              <w:top w:val="single" w:color="C6CCB4" w:sz="4"/>
+              <w:left w:val="single" w:color="C6CCB4" w:sz="4"/>
+              <w:bottom w:val="single" w:color="C6CCB4" w:sz="4"/>
+              <w:right w:val="single" w:color="C6CCB4" w:sz="4"/>
+            </w:tcBorders>
+            <w:tcMar>
+              <w:top w:type="dxa" w:w="60"/>
+              <w:left w:type="dxa" w:w="100"/>
+              <w:bottom w:type="dxa" w:w="60"/>
+              <w:right w:type="dxa" w:w="100"/>
+            </w:tcMar>
+          </w:tcPr>
+          <w:p>
+            <w:pPr>
+              <w:spacing w:after="0" w:line="260"/>
+            </w:pPr>
+            <w:r>
+              <w:rPr>
+                <w:b w:val="false"/>
+                <w:bCs w:val="false"/>
+                <w:sz w:val="19"/>
+                <w:szCs w:val="19"/>
+              </w:rPr>
+              <w:t xml:space="preserve">Descriptiva</w:t>
+            </w:r>
+          </w:p>
+        </w:tc>
+        <w:tc>
+          <w:tcPr>
+            <w:tcW w:type="dxa" w:w="3276"/>
+            <w:tcBorders>
+              <w:top w:val="single" w:color="C6CCB4" w:sz="4"/>
+              <w:left w:val="single" w:color="C6CCB4" w:sz="4"/>
+              <w:bottom w:val="single" w:color="C6CCB4" w:sz="4"/>
+              <w:right w:val="single" w:color="C6CCB4" w:sz="4"/>
+            </w:tcBorders>
+            <w:tcMar>
+              <w:top w:type="dxa" w:w="60"/>
+              <w:left w:type="dxa" w:w="100"/>
+              <w:bottom w:type="dxa" w:w="60"/>
+              <w:right w:type="dxa" w:w="100"/>
+            </w:tcMar>
+          </w:tcPr>
+          <w:p>
+            <w:pPr>
+              <w:spacing w:after="0" w:line="260"/>
+            </w:pPr>
+            <w:r>
+              <w:rPr>
+                <w:b w:val="false"/>
+                <w:bCs w:val="false"/>
+                <w:sz w:val="19"/>
+                <w:szCs w:val="19"/>
+              </w:rPr>
+              <w:t xml:space="preserve">No interviene.</w:t>
+            </w:r>
+          </w:p>
+        </w:tc>
+      </w:tr>
+      <w:tr>
+        <w:tc>
+          <w:tcPr>
+            <w:tcW w:type="dxa" w:w="500"/>
+            <w:tcBorders>
+              <w:top w:val="single" w:color="C6CCB4" w:sz="4"/>
+              <w:left w:val="single" w:color="C6CCB4" w:sz="4"/>
+              <w:bottom w:val="single" w:color="C6CCB4" w:sz="4"/>
+              <w:right w:val="single" w:color="C6CCB4" w:sz="4"/>
+            </w:tcBorders>
+            <w:tcMar>
+              <w:top w:type="dxa" w:w="60"/>
+              <w:left w:type="dxa" w:w="100"/>
+              <w:bottom w:type="dxa" w:w="60"/>
+              <w:right w:type="dxa" w:w="100"/>
+            </w:tcMar>
+          </w:tcPr>
+          <w:p>
+            <w:pPr>
+              <w:spacing w:after="0" w:line="260"/>
+            </w:pPr>
+            <w:r>
+              <w:rPr>
+                <w:b w:val="false"/>
+                <w:bCs w:val="false"/>
+                <w:sz w:val="19"/>
+                <w:szCs w:val="19"/>
+              </w:rPr>
+              <w:t xml:space="preserve">22</w:t>
+            </w:r>
+          </w:p>
+        </w:tc>
+        <w:tc>
+          <w:tcPr>
+            <w:tcW w:type="dxa" w:w="2300"/>
+            <w:tcBorders>
+              <w:top w:val="single" w:color="C6CCB4" w:sz="4"/>
+              <w:left w:val="single" w:color="C6CCB4" w:sz="4"/>
+              <w:bottom w:val="single" w:color="C6CCB4" w:sz="4"/>
+              <w:right w:val="single" w:color="C6CCB4" w:sz="4"/>
+            </w:tcBorders>
+            <w:tcMar>
+              <w:top w:type="dxa" w:w="60"/>
+              <w:left w:type="dxa" w:w="100"/>
+              <w:bottom w:type="dxa" w:w="60"/>
+              <w:right w:type="dxa" w:w="100"/>
+            </w:tcMar>
+          </w:tcPr>
+          <w:p>
+            <w:pPr>
+              <w:spacing w:after="0" w:line="260"/>
+            </w:pPr>
+            <w:r>
+              <w:rPr>
+                <w:b w:val="false"/>
+                <w:bCs w:val="false"/>
+                <w:sz w:val="19"/>
+                <w:szCs w:val="19"/>
+              </w:rPr>
+              <w:t xml:space="preserve">Estructuras jurídicas</w:t>
+            </w:r>
+          </w:p>
+        </w:tc>
+        <w:tc>
+          <w:tcPr>
+            <w:tcW w:type="dxa" w:w="650"/>
+            <w:tcBorders>
+              <w:top w:val="single" w:color="C6CCB4" w:sz="4"/>
+              <w:left w:val="single" w:color="C6CCB4" w:sz="4"/>
+              <w:bottom w:val="single" w:color="C6CCB4" w:sz="4"/>
+              <w:right w:val="single" w:color="C6CCB4" w:sz="4"/>
+            </w:tcBorders>
+            <w:tcMar>
+              <w:top w:type="dxa" w:w="60"/>
+              <w:left w:type="dxa" w:w="100"/>
+              <w:bottom w:type="dxa" w:w="60"/>
+              <w:right w:type="dxa" w:w="100"/>
+            </w:tcMar>
+          </w:tcPr>
+          <w:p>
+            <w:pPr>
+              <w:spacing w:after="0" w:line="260"/>
+            </w:pPr>
+            <w:r>
+              <w:rPr>
+                <w:b w:val="false"/>
+                <w:bCs w:val="false"/>
+                <w:sz w:val="19"/>
+                <w:szCs w:val="19"/>
+              </w:rPr>
+              <w:t xml:space="preserve">No</w:t>
+            </w:r>
+          </w:p>
+        </w:tc>
+        <w:tc>
+          <w:tcPr>
+            <w:tcW w:type="dxa" w:w="2300"/>
+            <w:tcBorders>
+              <w:top w:val="single" w:color="C6CCB4" w:sz="4"/>
+              <w:left w:val="single" w:color="C6CCB4" w:sz="4"/>
+              <w:bottom w:val="single" w:color="C6CCB4" w:sz="4"/>
+              <w:right w:val="single" w:color="C6CCB4" w:sz="4"/>
+            </w:tcBorders>
+            <w:tcMar>
+              <w:top w:type="dxa" w:w="60"/>
+              <w:left w:type="dxa" w:w="100"/>
+              <w:bottom w:type="dxa" w:w="60"/>
+              <w:right w:type="dxa" w:w="100"/>
+            </w:tcMar>
+          </w:tcPr>
+          <w:p>
+            <w:pPr>
+              <w:spacing w:after="0" w:line="260"/>
+            </w:pPr>
+            <w:r>
+              <w:rPr>
+                <w:b w:val="false"/>
+                <w:bCs w:val="false"/>
+                <w:sz w:val="19"/>
+                <w:szCs w:val="19"/>
+              </w:rPr>
+              <w:t xml:space="preserve">Diagnóstico operativo y fiscal</w:t>
+            </w:r>
+          </w:p>
+        </w:tc>
+        <w:tc>
+          <w:tcPr>
+            <w:tcW w:type="dxa" w:w="3276"/>
+            <w:tcBorders>
+              <w:top w:val="single" w:color="C6CCB4" w:sz="4"/>
+              <w:left w:val="single" w:color="C6CCB4" w:sz="4"/>
+              <w:bottom w:val="single" w:color="C6CCB4" w:sz="4"/>
+              <w:right w:val="single" w:color="C6CCB4" w:sz="4"/>
+            </w:tcBorders>
+            <w:tcMar>
+              <w:top w:type="dxa" w:w="60"/>
+              <w:left w:type="dxa" w:w="100"/>
+              <w:bottom w:type="dxa" w:w="60"/>
+              <w:right w:type="dxa" w:w="100"/>
+            </w:tcMar>
+          </w:tcPr>
+          <w:p>
+            <w:pPr>
+              <w:spacing w:after="0" w:line="260"/>
+            </w:pPr>
+            <w:r>
+              <w:rPr>
+                <w:b w:val="false"/>
+                <w:bCs w:val="false"/>
+                <w:sz w:val="19"/>
+                <w:szCs w:val="19"/>
+              </w:rPr>
+              <w:t xml:space="preserve">No interviene: permite evaluar si la estructura actual es la adecuada.</w:t>
+            </w:r>
+          </w:p>
+        </w:tc>
+      </w:tr>
+      <w:tr>
+        <w:tc>
+          <w:tcPr>
+            <w:tcW w:type="dxa" w:w="500"/>
+            <w:tcBorders>
+              <w:top w:val="single" w:color="C6CCB4" w:sz="4"/>
+              <w:left w:val="single" w:color="C6CCB4" w:sz="4"/>
+              <w:bottom w:val="single" w:color="C6CCB4" w:sz="4"/>
+              <w:right w:val="single" w:color="C6CCB4" w:sz="4"/>
+            </w:tcBorders>
+            <w:tcMar>
+              <w:top w:type="dxa" w:w="60"/>
+              <w:left w:type="dxa" w:w="100"/>
+              <w:bottom w:type="dxa" w:w="60"/>
+              <w:right w:type="dxa" w:w="100"/>
+            </w:tcMar>
+          </w:tcPr>
+          <w:p>
+            <w:pPr>
+              <w:spacing w:after="0" w:line="260"/>
+            </w:pPr>
+            <w:r>
+              <w:rPr>
+                <w:b w:val="false"/>
+                <w:bCs w:val="false"/>
+                <w:sz w:val="19"/>
+                <w:szCs w:val="19"/>
+              </w:rPr>
+              <w:t xml:space="preserve">23</w:t>
+            </w:r>
+          </w:p>
+        </w:tc>
+        <w:tc>
+          <w:tcPr>
+            <w:tcW w:type="dxa" w:w="2300"/>
+            <w:tcBorders>
+              <w:top w:val="single" w:color="C6CCB4" w:sz="4"/>
+              <w:left w:val="single" w:color="C6CCB4" w:sz="4"/>
+              <w:bottom w:val="single" w:color="C6CCB4" w:sz="4"/>
+              <w:right w:val="single" w:color="C6CCB4" w:sz="4"/>
+            </w:tcBorders>
+            <w:tcMar>
+              <w:top w:type="dxa" w:w="60"/>
+              <w:left w:type="dxa" w:w="100"/>
+              <w:bottom w:type="dxa" w:w="60"/>
+              <w:right w:type="dxa" w:w="100"/>
+            </w:tcMar>
+          </w:tcPr>
+          <w:p>
+            <w:pPr>
+              <w:spacing w:after="0" w:line="260"/>
+            </w:pPr>
+            <w:r>
+              <w:rPr>
+                <w:b w:val="false"/>
+                <w:bCs w:val="false"/>
+                <w:sz w:val="19"/>
+                <w:szCs w:val="19"/>
+              </w:rPr>
+              <w:t xml:space="preserve">Comentarios</w:t>
+            </w:r>
+          </w:p>
+        </w:tc>
+        <w:tc>
+          <w:tcPr>
+            <w:tcW w:type="dxa" w:w="650"/>
+            <w:tcBorders>
+              <w:top w:val="single" w:color="C6CCB4" w:sz="4"/>
+              <w:left w:val="single" w:color="C6CCB4" w:sz="4"/>
+              <w:bottom w:val="single" w:color="C6CCB4" w:sz="4"/>
+              <w:right w:val="single" w:color="C6CCB4" w:sz="4"/>
+            </w:tcBorders>
+            <w:tcMar>
+              <w:top w:type="dxa" w:w="60"/>
+              <w:left w:type="dxa" w:w="100"/>
+              <w:bottom w:type="dxa" w:w="60"/>
+              <w:right w:type="dxa" w:w="100"/>
+            </w:tcMar>
+          </w:tcPr>
+          <w:p>
+            <w:pPr>
+              <w:spacing w:after="0" w:line="260"/>
+            </w:pPr>
+            <w:r>
+              <w:rPr>
+                <w:b w:val="false"/>
+                <w:bCs w:val="false"/>
+                <w:sz w:val="19"/>
+                <w:szCs w:val="19"/>
+              </w:rPr>
+              <w:t xml:space="preserve">No</w:t>
+            </w:r>
+          </w:p>
+        </w:tc>
+        <w:tc>
+          <w:tcPr>
+            <w:tcW w:type="dxa" w:w="2300"/>
+            <w:tcBorders>
+              <w:top w:val="single" w:color="C6CCB4" w:sz="4"/>
+              <w:left w:val="single" w:color="C6CCB4" w:sz="4"/>
+              <w:bottom w:val="single" w:color="C6CCB4" w:sz="4"/>
+              <w:right w:val="single" w:color="C6CCB4" w:sz="4"/>
+            </w:tcBorders>
+            <w:tcMar>
+              <w:top w:type="dxa" w:w="60"/>
+              <w:left w:type="dxa" w:w="100"/>
+              <w:bottom w:type="dxa" w:w="60"/>
+              <w:right w:type="dxa" w:w="100"/>
+            </w:tcMar>
+          </w:tcPr>
+          <w:p>
+            <w:pPr>
+              <w:spacing w:after="0" w:line="260"/>
+            </w:pPr>
+            <w:r>
+              <w:rPr>
+                <w:b w:val="false"/>
+                <w:bCs w:val="false"/>
+                <w:sz w:val="19"/>
+                <w:szCs w:val="19"/>
+              </w:rPr>
+              <w:t xml:space="preserve">Descriptiva</w:t>
+            </w:r>
+          </w:p>
+        </w:tc>
+        <w:tc>
+          <w:tcPr>
+            <w:tcW w:type="dxa" w:w="3276"/>
+            <w:tcBorders>
+              <w:top w:val="single" w:color="C6CCB4" w:sz="4"/>
+              <w:left w:val="single" w:color="C6CCB4" w:sz="4"/>
+              <w:bottom w:val="single" w:color="C6CCB4" w:sz="4"/>
+              <w:right w:val="single" w:color="C6CCB4" w:sz="4"/>
+            </w:tcBorders>
+            <w:tcMar>
+              <w:top w:type="dxa" w:w="60"/>
+              <w:left w:type="dxa" w:w="100"/>
+              <w:bottom w:type="dxa" w:w="60"/>
+              <w:right w:type="dxa" w:w="100"/>
+            </w:tcMar>
+          </w:tcPr>
+          <w:p>
+            <w:pPr>
+              <w:spacing w:after="0" w:line="260"/>
+            </w:pPr>
+            <w:r>
+              <w:rPr>
+                <w:b w:val="false"/>
+                <w:bCs w:val="false"/>
+                <w:sz w:val="19"/>
+                <w:szCs w:val="19"/>
+              </w:rPr>
+              <w:t xml:space="preserve">No interviene.</w:t>
             </w:r>
           </w:p>
         </w:tc>
@@ -8134,7 +11200,122 @@
         <w:spacing w:after="120" w:line="300"/>
       </w:pPr>
       <w:r>
-        <w:t xml:space="preserve">Los cuestionarios llenados antes de octubre de 2026 no pedían alquileres, cuotas con plazo, gastos extraordinarios ni el primer retiro como monto proyectable: para ellos esas líneas quedan en cero.</w:t>
+        <w:rPr>
+          <w:b/>
+          <w:bCs/>
+        </w:rPr>
+        <w:t xml:space="preserve">Cómo se unen las preguntas de un mismo bloque. </w:t>
+      </w:r>
+      <w:r>
+        <w:t xml:space="preserve">Cada pregunta alimenta una sola columna, y ninguna cifra se pide dos veces:</w:t>
+      </w:r>
+    </w:p>
+    <w:p>
+      <w:pPr>
+        <w:pStyle w:val="ListParagraph"/>
+        <w:numPr>
+          <w:ilvl w:val="0"/>
+          <w:numId w:val="2"/>
+        </w:numPr>
+        <w:spacing w:after="60" w:line="290"/>
+      </w:pPr>
+      <w:r>
+        <w:rPr>
+          <w:b/>
+          <w:bCs/>
+        </w:rPr>
+        <w:t xml:space="preserve">Ingresos totales (O) = </w:t>
+      </w:r>
+      <w:r>
+        <w:t xml:space="preserve">ingresos ordinarios (K = F + G + H + I + J) + ingresos extraordinarios (N = L + M).</w:t>
+      </w:r>
+    </w:p>
+    <w:p>
+      <w:pPr>
+        <w:pStyle w:val="ListParagraph"/>
+        <w:numPr>
+          <w:ilvl w:val="0"/>
+          <w:numId w:val="2"/>
+        </w:numPr>
+        <w:spacing w:after="60" w:line="290"/>
+      </w:pPr>
+      <w:r>
+        <w:rPr>
+          <w:b/>
+          <w:bCs/>
+        </w:rPr>
+        <w:t xml:space="preserve">Gastos totales (U) = </w:t>
+      </w:r>
+      <w:r>
+        <w:t xml:space="preserve">gastos ordinarios (S = P + Q + R) + gastos extraordinarios (T). El gasto familiar excluye las cuotas y los gastos de dependientes de la pregunta 9, que se suman aparte.</w:t>
+      </w:r>
+    </w:p>
+    <w:p>
+      <w:pPr>
+        <w:pStyle w:val="ListParagraph"/>
+        <w:numPr>
+          <w:ilvl w:val="0"/>
+          <w:numId w:val="2"/>
+        </w:numPr>
+        <w:spacing w:after="60" w:line="290"/>
+      </w:pPr>
+      <w:r>
+        <w:rPr>
+          <w:b/>
+          <w:bCs/>
+        </w:rPr>
+        <w:t xml:space="preserve">Flujo neto (V) = </w:t>
+      </w:r>
+      <w:r>
+        <w:t xml:space="preserve">O − U. El superávit es la inversión del año (W y su total X); el déficit se retira del portafolio (AC).</w:t>
+      </w:r>
+    </w:p>
+    <w:p>
+      <w:pPr>
+        <w:pStyle w:val="ListParagraph"/>
+        <w:numPr>
+          <w:ilvl w:val="0"/>
+          <w:numId w:val="2"/>
+        </w:numPr>
+        <w:spacing w:after="60" w:line="290"/>
+      </w:pPr>
+      <w:r>
+        <w:rPr>
+          <w:b/>
+          <w:bCs/>
+        </w:rPr>
+        <w:t xml:space="preserve">Desinversiones (AB) = </w:t>
+      </w:r>
+      <w:r>
+        <w:t xml:space="preserve">Y + Z + AA: el dinero de la venta de activos que entra al portafolio.</w:t>
+      </w:r>
+    </w:p>
+    <w:p>
+      <w:pPr>
+        <w:pStyle w:val="ListParagraph"/>
+        <w:numPr>
+          <w:ilvl w:val="0"/>
+          <w:numId w:val="2"/>
+        </w:numPr>
+        <w:spacing w:after="60" w:line="290"/>
+      </w:pPr>
+      <w:r>
+        <w:rPr>
+          <w:b/>
+          <w:bCs/>
+        </w:rPr>
+        <w:t xml:space="preserve">Retiros del portafolio (AF) = </w:t>
+      </w:r>
+      <w:r>
+        <w:t xml:space="preserve">AC + AD + AE.</w:t>
+      </w:r>
+    </w:p>
+    <w:p>
+      <w:pPr>
+        <w:spacing w:after="120" w:line="300"/>
+      </w:pPr>
+      <w:r>
+        <w:t xml:space="preserve">Los cuestionarios llenados antes de octubre de 2026 no pedían alquileres, cuotas con plazo, gastos extraordinarios ni el primer retiro como monto proyectable: para ellos esas líneas quedan en cero hasta que se editen.</w:t>
       </w:r>
     </w:p>
     <w:p>
@@ -8162,7 +11343,7 @@
         <w:t xml:space="preserve">Cliente: </w:t>
       </w:r>
       <w:r>
-        <w:t xml:space="preserve">respuestas del cuestionario.</w:t>
+        <w:t xml:space="preserve">respuestas del cuestionario, perfil de riesgo, perfil global y patrimonio total.</w:t>
       </w:r>
     </w:p>
     <w:p>
@@ -8182,7 +11363,7 @@
         <w:t xml:space="preserve">Proyección: </w:t>
       </w:r>
       <w:r>
-        <w:t xml:space="preserve">insumos en las filas 1 a 13 (supuestos, ingresos, gastos y tablas de montos por año) y una fila por año desde la fila 16.</w:t>
+        <w:t xml:space="preserve">insumos en las filas 1 a 14 (supuestos, ingresos, gastos y tablas de montos por año) y una fila por año desde la fila 17.</w:t>
       </w:r>
     </w:p>
     <w:p>
@@ -8222,7 +11403,7 @@
         <w:t xml:space="preserve">Datos: </w:t>
       </w:r>
       <w:r>
-        <w:t xml:space="preserve">insumos de los gráficos (radar del perfil, carteras y equilibrio).</w:t>
+        <w:t xml:space="preserve">insumos de los gráficos (perfil de riesgo, capacidad financiera, carteras y equilibrio).</w:t>
       </w:r>
     </w:p>
     <w:p>
@@ -8230,7 +11411,22 @@
         <w:spacing w:after="120" w:line="300"/>
       </w:pPr>
       <w:r>
-        <w:t xml:space="preserve">Los montos se declaran en dólares de hoy y se llevan al año t con (1 + inflación)^(t − 1). Los montos en colones se dividen entre el tipo de cambio (D1).</w:t>
+        <w:t xml:space="preserve">Los montos se declaran en dólares de hoy y se llevan al año t con el índice (1 + inflación)^(t − 1). Los montos en colones se dividen entre el tipo de cambio (D1).</w:t>
+      </w:r>
+    </w:p>
+    <w:p>
+      <w:pPr>
+        <w:spacing w:after="120" w:line="300"/>
+      </w:pPr>
+      <w:r>
+        <w:rPr>
+          <w:b/>
+          <w:bCs/>
+        </w:rPr>
+        <w:t xml:space="preserve">Patrimonio total. </w:t>
+      </w:r>
+      <w:r>
+        <w:t xml:space="preserve">Inversiones líquidas (este portafolio) + fondos de pensión + inmuebles de inversión + empresa (según la participación) + capital privado, menos la hipoteca, la deuda de los inmuebles y las otras deudas. No incluye la vivienda principal, cuyo valor no se pide.</w:t>
       </w:r>
     </w:p>
     <w:p>
@@ -8452,7 +11648,7 @@
                 <w:sz w:val="19"/>
                 <w:szCs w:val="19"/>
               </w:rPr>
-              <w:t xml:space="preserve">Ingreso mensual × 12 × índice, hasta la independencia</w:t>
+              <w:t xml:space="preserve">Ingreso mensual × 12 × índice, mientras dure</w:t>
             </w:r>
           </w:p>
         </w:tc>
@@ -8642,7 +11838,7 @@
                 <w:sz w:val="19"/>
                 <w:szCs w:val="19"/>
               </w:rPr>
-              <w:t xml:space="preserve">Alquiler mensual × 12 × índice, hasta el año de venta</w:t>
+              <w:t xml:space="preserve">Alquiler mensual × 12 × índice, hasta el año anterior a la venta</w:t>
             </w:r>
           </w:p>
         </w:tc>
@@ -8991,7 +12187,7 @@
                 <w:sz w:val="19"/>
                 <w:szCs w:val="19"/>
               </w:rPr>
-              <w:t xml:space="preserve">L, M, N</w:t>
+              <w:t xml:space="preserve">L Ingresos extraordinarios · M Traslados</w:t>
             </w:r>
           </w:p>
         </w:tc>
@@ -9022,7 +12218,7 @@
                 <w:sz w:val="19"/>
                 <w:szCs w:val="19"/>
               </w:rPr>
-              <w:t xml:space="preserve">Ingresos puntuales y ventas × índice en su año; traslados del FCL y la voluntaria</w:t>
+              <w:t xml:space="preserve">Monto × índice en su año · hoja «Fondos de pensión»</w:t>
             </w:r>
           </w:p>
         </w:tc>
@@ -9086,7 +12282,7 @@
                 <w:sz w:val="19"/>
                 <w:szCs w:val="19"/>
               </w:rPr>
-              <w:t xml:space="preserve">O Total</w:t>
+              <w:t xml:space="preserve">N Total</w:t>
             </w:r>
           </w:p>
         </w:tc>
@@ -9117,7 +12313,7 @@
                 <w:sz w:val="19"/>
                 <w:szCs w:val="19"/>
               </w:rPr>
-              <w:t xml:space="preserve">L + M + N</w:t>
+              <w:t xml:space="preserve">L + M</w:t>
             </w:r>
           </w:p>
         </w:tc>
@@ -9150,7 +12346,7 @@
                 <w:sz w:val="19"/>
                 <w:szCs w:val="19"/>
               </w:rPr>
-              <w:t xml:space="preserve">Gastos ordinarios</w:t>
+              <w:t xml:space="preserve">Ingresos totales</w:t>
             </w:r>
           </w:p>
         </w:tc>
@@ -9181,7 +12377,7 @@
                 <w:sz w:val="19"/>
                 <w:szCs w:val="19"/>
               </w:rPr>
-              <w:t xml:space="preserve">P Gasto familiar</w:t>
+              <w:t xml:space="preserve">O</w:t>
             </w:r>
           </w:p>
         </w:tc>
@@ -9212,7 +12408,7 @@
                 <w:sz w:val="19"/>
                 <w:szCs w:val="19"/>
               </w:rPr>
-              <w:t xml:space="preserve">Gasto mensual × 12 × índice; en el retiro × factor de gasto</w:t>
+              <w:t xml:space="preserve">K + N</w:t>
             </w:r>
           </w:p>
         </w:tc>
@@ -9245,7 +12441,7 @@
                 <w:sz w:val="19"/>
                 <w:szCs w:val="19"/>
               </w:rPr>
-              <w:t xml:space="preserve"/>
+              <w:t xml:space="preserve">Gastos ordinarios</w:t>
             </w:r>
           </w:p>
         </w:tc>
@@ -9276,7 +12472,7 @@
                 <w:sz w:val="19"/>
                 <w:szCs w:val="19"/>
               </w:rPr>
-              <w:t xml:space="preserve">Q Dependientes</w:t>
+              <w:t xml:space="preserve">P Gasto familiar</w:t>
             </w:r>
           </w:p>
         </w:tc>
@@ -9307,7 +12503,7 @@
                 <w:sz w:val="19"/>
                 <w:szCs w:val="19"/>
               </w:rPr>
-              <w:t xml:space="preserve">Gasto anual × índice en los años indicados</w:t>
+              <w:t xml:space="preserve">Gasto mensual × 12 × índice; en el retiro × porcentaje (J2)</w:t>
             </w:r>
           </w:p>
         </w:tc>
@@ -9371,7 +12567,7 @@
                 <w:sz w:val="19"/>
                 <w:szCs w:val="19"/>
               </w:rPr>
-              <w:t xml:space="preserve">R Cuotas</w:t>
+              <w:t xml:space="preserve">Q Dependientes</w:t>
             </w:r>
           </w:p>
         </w:tc>
@@ -9402,7 +12598,7 @@
                 <w:sz w:val="19"/>
                 <w:szCs w:val="19"/>
               </w:rPr>
-              <w:t xml:space="preserve">Cuota mensual × 12 mientras dure el plazo</w:t>
+              <w:t xml:space="preserve">Gasto anual × índice en los años indicados</w:t>
             </w:r>
           </w:p>
         </w:tc>
@@ -9466,7 +12662,7 @@
                 <w:sz w:val="19"/>
                 <w:szCs w:val="19"/>
               </w:rPr>
-              <w:t xml:space="preserve">S Total</w:t>
+              <w:t xml:space="preserve">R Cuotas</w:t>
             </w:r>
           </w:p>
         </w:tc>
@@ -9497,7 +12693,7 @@
                 <w:sz w:val="19"/>
                 <w:szCs w:val="19"/>
               </w:rPr>
-              <w:t xml:space="preserve">P + Q + R</w:t>
+              <w:t xml:space="preserve">Cuota mensual × 12 mientras dure el plazo</w:t>
             </w:r>
           </w:p>
         </w:tc>
@@ -9530,7 +12726,7 @@
                 <w:sz w:val="19"/>
                 <w:szCs w:val="19"/>
               </w:rPr>
-              <w:t xml:space="preserve">Gastos extraordinarios</w:t>
+              <w:t xml:space="preserve"/>
             </w:r>
           </w:p>
         </w:tc>
@@ -9561,7 +12757,7 @@
                 <w:sz w:val="19"/>
                 <w:szCs w:val="19"/>
               </w:rPr>
-              <w:t xml:space="preserve">T Total</w:t>
+              <w:t xml:space="preserve">S Total</w:t>
             </w:r>
           </w:p>
         </w:tc>
@@ -9592,7 +12788,7 @@
                 <w:sz w:val="19"/>
                 <w:szCs w:val="19"/>
               </w:rPr>
-              <w:t xml:space="preserve">Gasto extraordinario anual × índice</w:t>
+              <w:t xml:space="preserve">P + Q + R</w:t>
             </w:r>
           </w:p>
         </w:tc>
@@ -9625,7 +12821,7 @@
                 <w:sz w:val="19"/>
                 <w:szCs w:val="19"/>
               </w:rPr>
-              <w:t xml:space="preserve">Flujo neto</w:t>
+              <w:t xml:space="preserve">Gastos extraordinarios</w:t>
             </w:r>
           </w:p>
         </w:tc>
@@ -9656,7 +12852,7 @@
                 <w:sz w:val="19"/>
                 <w:szCs w:val="19"/>
               </w:rPr>
-              <w:t xml:space="preserve">U</w:t>
+              <w:t xml:space="preserve">T Total</w:t>
             </w:r>
           </w:p>
         </w:tc>
@@ -9687,7 +12883,7 @@
                 <w:sz w:val="19"/>
                 <w:szCs w:val="19"/>
               </w:rPr>
-              <w:t xml:space="preserve">K + O − S − T</w:t>
+              <w:t xml:space="preserve">Gasto extraordinario anual × índice</w:t>
             </w:r>
           </w:p>
         </w:tc>
@@ -9720,7 +12916,7 @@
                 <w:sz w:val="19"/>
                 <w:szCs w:val="19"/>
               </w:rPr>
-              <w:t xml:space="preserve">Inversiones</w:t>
+              <w:t xml:space="preserve">Gastos totales</w:t>
             </w:r>
           </w:p>
         </w:tc>
@@ -9751,7 +12947,7 @@
                 <w:sz w:val="19"/>
                 <w:szCs w:val="19"/>
               </w:rPr>
-              <w:t xml:space="preserve">V</w:t>
+              <w:t xml:space="preserve">U</w:t>
             </w:r>
           </w:p>
         </w:tc>
@@ -9782,7 +12978,7 @@
                 <w:sz w:val="19"/>
                 <w:szCs w:val="19"/>
               </w:rPr>
-              <w:t xml:space="preserve">MÁX(0, U)</w:t>
+              <w:t xml:space="preserve">S + T</w:t>
             </w:r>
           </w:p>
         </w:tc>
@@ -9815,7 +13011,7 @@
                 <w:sz w:val="19"/>
                 <w:szCs w:val="19"/>
               </w:rPr>
-              <w:t xml:space="preserve">Desinversiones</w:t>
+              <w:t xml:space="preserve">Flujo neto</w:t>
             </w:r>
           </w:p>
         </w:tc>
@@ -9846,7 +13042,7 @@
                 <w:sz w:val="19"/>
                 <w:szCs w:val="19"/>
               </w:rPr>
-              <w:t xml:space="preserve">W Déficit</w:t>
+              <w:t xml:space="preserve">V</w:t>
             </w:r>
           </w:p>
         </w:tc>
@@ -9877,7 +13073,7 @@
                 <w:sz w:val="19"/>
                 <w:szCs w:val="19"/>
               </w:rPr>
-              <w:t xml:space="preserve">MÍN(0, U)</w:t>
+              <w:t xml:space="preserve">O − U</w:t>
             </w:r>
           </w:p>
         </w:tc>
@@ -9910,7 +13106,7 @@
                 <w:sz w:val="19"/>
                 <w:szCs w:val="19"/>
               </w:rPr>
-              <w:t xml:space="preserve"/>
+              <w:t xml:space="preserve">Inversiones</w:t>
             </w:r>
           </w:p>
         </w:tc>
@@ -9941,7 +13137,7 @@
                 <w:sz w:val="19"/>
                 <w:szCs w:val="19"/>
               </w:rPr>
-              <w:t xml:space="preserve">X Metas · Y Primer retiro</w:t>
+              <w:t xml:space="preserve">W Superávit invertido · X Total</w:t>
             </w:r>
           </w:p>
         </w:tc>
@@ -9972,7 +13168,7 @@
                 <w:sz w:val="19"/>
                 <w:szCs w:val="19"/>
               </w:rPr>
-              <w:t xml:space="preserve">−monto × índice en su año</w:t>
+              <w:t xml:space="preserve">MÁX(0, V) · W</w:t>
             </w:r>
           </w:p>
         </w:tc>
@@ -10005,7 +13201,7 @@
                 <w:sz w:val="19"/>
                 <w:szCs w:val="19"/>
               </w:rPr>
-              <w:t xml:space="preserve"/>
+              <w:t xml:space="preserve">Desinversiones</w:t>
             </w:r>
           </w:p>
         </w:tc>
@@ -10036,7 +13232,7 @@
                 <w:sz w:val="19"/>
                 <w:szCs w:val="19"/>
               </w:rPr>
-              <w:t xml:space="preserve">Z Total</w:t>
+              <w:t xml:space="preserve">Y Inmuebles · Z Empresa · AA Otros</w:t>
             </w:r>
           </w:p>
         </w:tc>
@@ -10067,7 +13263,7 @@
                 <w:sz w:val="19"/>
                 <w:szCs w:val="19"/>
               </w:rPr>
-              <w:t xml:space="preserve">W + X + Y</w:t>
+              <w:t xml:space="preserve">Monto que entra al portafolio × índice en el año de la venta</w:t>
             </w:r>
           </w:p>
         </w:tc>
@@ -10100,7 +13296,7 @@
                 <w:sz w:val="19"/>
                 <w:szCs w:val="19"/>
               </w:rPr>
-              <w:t xml:space="preserve">Portafolio</w:t>
+              <w:t xml:space="preserve"/>
             </w:r>
           </w:p>
         </w:tc>
@@ -10131,7 +13327,7 @@
                 <w:sz w:val="19"/>
                 <w:szCs w:val="19"/>
               </w:rPr>
-              <w:t xml:space="preserve">AA Inicial</w:t>
+              <w:t xml:space="preserve">AB Total</w:t>
             </w:r>
           </w:p>
         </w:tc>
@@ -10162,7 +13358,7 @@
                 <w:sz w:val="19"/>
                 <w:szCs w:val="19"/>
               </w:rPr>
-              <w:t xml:space="preserve">Año 1: capital; luego, saldo final del año anterior</w:t>
+              <w:t xml:space="preserve">Y + Z + AA</w:t>
             </w:r>
           </w:p>
         </w:tc>
@@ -10195,7 +13391,7 @@
                 <w:sz w:val="19"/>
                 <w:szCs w:val="19"/>
               </w:rPr>
-              <w:t xml:space="preserve"/>
+              <w:t xml:space="preserve">Retiros del portafolio</w:t>
             </w:r>
           </w:p>
         </w:tc>
@@ -10226,7 +13422,7 @@
                 <w:sz w:val="19"/>
                 <w:szCs w:val="19"/>
               </w:rPr>
-              <w:t xml:space="preserve">AB Rendimiento</w:t>
+              <w:t xml:space="preserve">AC Déficit</w:t>
             </w:r>
           </w:p>
         </w:tc>
@@ -10257,7 +13453,7 @@
                 <w:sz w:val="19"/>
                 <w:szCs w:val="19"/>
               </w:rPr>
-              <w:t xml:space="preserve">AA × rendimiento del perfil (D7)</w:t>
+              <w:t xml:space="preserve">MÍN(0, V)</w:t>
             </w:r>
           </w:p>
         </w:tc>
@@ -10321,7 +13517,7 @@
                 <w:sz w:val="19"/>
                 <w:szCs w:val="19"/>
               </w:rPr>
-              <w:t xml:space="preserve">AC Gasto no cubierto</w:t>
+              <w:t xml:space="preserve">AD Metas · AE Primer retiro</w:t>
             </w:r>
           </w:p>
         </w:tc>
@@ -10352,7 +13548,7 @@
                 <w:sz w:val="19"/>
                 <w:szCs w:val="19"/>
               </w:rPr>
-              <w:t xml:space="preserve">MÁX(0, −(AA + AB + V + Z))</w:t>
+              <w:t xml:space="preserve">−monto × índice en su año</w:t>
             </w:r>
           </w:p>
         </w:tc>
@@ -10416,7 +13612,7 @@
                 <w:sz w:val="19"/>
                 <w:szCs w:val="19"/>
               </w:rPr>
-              <w:t xml:space="preserve">AD Final nominal</w:t>
+              <w:t xml:space="preserve">AF Total</w:t>
             </w:r>
           </w:p>
         </w:tc>
@@ -10447,7 +13643,7 @@
                 <w:sz w:val="19"/>
                 <w:szCs w:val="19"/>
               </w:rPr>
-              <w:t xml:space="preserve">AA + AB + V + Z + AC</w:t>
+              <w:t xml:space="preserve">AC + AD + AE</w:t>
             </w:r>
           </w:p>
         </w:tc>
@@ -10480,6 +13676,101 @@
                 <w:sz w:val="19"/>
                 <w:szCs w:val="19"/>
               </w:rPr>
+              <w:t xml:space="preserve">Portafolio</w:t>
+            </w:r>
+          </w:p>
+        </w:tc>
+        <w:tc>
+          <w:tcPr>
+            <w:tcW w:type="dxa" w:w="2600"/>
+            <w:tcBorders>
+              <w:top w:val="single" w:color="C6CCB4" w:sz="4"/>
+              <w:left w:val="single" w:color="C6CCB4" w:sz="4"/>
+              <w:bottom w:val="single" w:color="C6CCB4" w:sz="4"/>
+              <w:right w:val="single" w:color="C6CCB4" w:sz="4"/>
+            </w:tcBorders>
+            <w:tcMar>
+              <w:top w:type="dxa" w:w="60"/>
+              <w:left w:type="dxa" w:w="100"/>
+              <w:bottom w:type="dxa" w:w="60"/>
+              <w:right w:type="dxa" w:w="100"/>
+            </w:tcMar>
+          </w:tcPr>
+          <w:p>
+            <w:pPr>
+              <w:spacing w:after="0" w:line="260"/>
+            </w:pPr>
+            <w:r>
+              <w:rPr>
+                <w:b w:val="false"/>
+                <w:bCs w:val="false"/>
+                <w:sz w:val="19"/>
+                <w:szCs w:val="19"/>
+              </w:rPr>
+              <w:t xml:space="preserve">AG Inicial</w:t>
+            </w:r>
+          </w:p>
+        </w:tc>
+        <w:tc>
+          <w:tcPr>
+            <w:tcW w:type="dxa" w:w="4126"/>
+            <w:tcBorders>
+              <w:top w:val="single" w:color="C6CCB4" w:sz="4"/>
+              <w:left w:val="single" w:color="C6CCB4" w:sz="4"/>
+              <w:bottom w:val="single" w:color="C6CCB4" w:sz="4"/>
+              <w:right w:val="single" w:color="C6CCB4" w:sz="4"/>
+            </w:tcBorders>
+            <w:tcMar>
+              <w:top w:type="dxa" w:w="60"/>
+              <w:left w:type="dxa" w:w="100"/>
+              <w:bottom w:type="dxa" w:w="60"/>
+              <w:right w:type="dxa" w:w="100"/>
+            </w:tcMar>
+          </w:tcPr>
+          <w:p>
+            <w:pPr>
+              <w:spacing w:after="0" w:line="260"/>
+            </w:pPr>
+            <w:r>
+              <w:rPr>
+                <w:b w:val="false"/>
+                <w:bCs w:val="false"/>
+                <w:sz w:val="19"/>
+                <w:szCs w:val="19"/>
+              </w:rPr>
+              <w:t xml:space="preserve">Año 1: capital; luego, saldo final del año anterior</w:t>
+            </w:r>
+          </w:p>
+        </w:tc>
+      </w:tr>
+      <w:tr>
+        <w:tc>
+          <w:tcPr>
+            <w:tcW w:type="dxa" w:w="2300"/>
+            <w:tcBorders>
+              <w:top w:val="single" w:color="C6CCB4" w:sz="4"/>
+              <w:left w:val="single" w:color="C6CCB4" w:sz="4"/>
+              <w:bottom w:val="single" w:color="C6CCB4" w:sz="4"/>
+              <w:right w:val="single" w:color="C6CCB4" w:sz="4"/>
+            </w:tcBorders>
+            <w:tcMar>
+              <w:top w:type="dxa" w:w="60"/>
+              <w:left w:type="dxa" w:w="100"/>
+              <w:bottom w:type="dxa" w:w="60"/>
+              <w:right w:type="dxa" w:w="100"/>
+            </w:tcMar>
+          </w:tcPr>
+          <w:p>
+            <w:pPr>
+              <w:spacing w:after="0" w:line="260"/>
+            </w:pPr>
+            <w:r>
+              <w:rPr>
+                <w:b w:val="false"/>
+                <w:bCs w:val="false"/>
+                <w:sz w:val="19"/>
+                <w:szCs w:val="19"/>
+              </w:rPr>
               <w:t xml:space="preserve"/>
             </w:r>
           </w:p>
@@ -10511,7 +13802,7 @@
                 <w:sz w:val="19"/>
                 <w:szCs w:val="19"/>
               </w:rPr>
-              <w:t xml:space="preserve">AE Real · AF Tasa de retiro</w:t>
+              <w:t xml:space="preserve">AH Rendimiento</w:t>
             </w:r>
           </w:p>
         </w:tc>
@@ -10542,7 +13833,292 @@
                 <w:sz w:val="19"/>
                 <w:szCs w:val="19"/>
               </w:rPr>
-              <w:t xml:space="preserve">AD / (1 + inflación)^t · −Z / AA</w:t>
+              <w:t xml:space="preserve">AG × rendimiento del perfil global (D7)</w:t>
+            </w:r>
+          </w:p>
+        </w:tc>
+      </w:tr>
+      <w:tr>
+        <w:tc>
+          <w:tcPr>
+            <w:tcW w:type="dxa" w:w="2300"/>
+            <w:tcBorders>
+              <w:top w:val="single" w:color="C6CCB4" w:sz="4"/>
+              <w:left w:val="single" w:color="C6CCB4" w:sz="4"/>
+              <w:bottom w:val="single" w:color="C6CCB4" w:sz="4"/>
+              <w:right w:val="single" w:color="C6CCB4" w:sz="4"/>
+            </w:tcBorders>
+            <w:tcMar>
+              <w:top w:type="dxa" w:w="60"/>
+              <w:left w:type="dxa" w:w="100"/>
+              <w:bottom w:type="dxa" w:w="60"/>
+              <w:right w:type="dxa" w:w="100"/>
+            </w:tcMar>
+          </w:tcPr>
+          <w:p>
+            <w:pPr>
+              <w:spacing w:after="0" w:line="260"/>
+            </w:pPr>
+            <w:r>
+              <w:rPr>
+                <w:b w:val="false"/>
+                <w:bCs w:val="false"/>
+                <w:sz w:val="19"/>
+                <w:szCs w:val="19"/>
+              </w:rPr>
+              <w:t xml:space="preserve"/>
+            </w:r>
+          </w:p>
+        </w:tc>
+        <w:tc>
+          <w:tcPr>
+            <w:tcW w:type="dxa" w:w="2600"/>
+            <w:tcBorders>
+              <w:top w:val="single" w:color="C6CCB4" w:sz="4"/>
+              <w:left w:val="single" w:color="C6CCB4" w:sz="4"/>
+              <w:bottom w:val="single" w:color="C6CCB4" w:sz="4"/>
+              <w:right w:val="single" w:color="C6CCB4" w:sz="4"/>
+            </w:tcBorders>
+            <w:tcMar>
+              <w:top w:type="dxa" w:w="60"/>
+              <w:left w:type="dxa" w:w="100"/>
+              <w:bottom w:type="dxa" w:w="60"/>
+              <w:right w:type="dxa" w:w="100"/>
+            </w:tcMar>
+          </w:tcPr>
+          <w:p>
+            <w:pPr>
+              <w:spacing w:after="0" w:line="260"/>
+            </w:pPr>
+            <w:r>
+              <w:rPr>
+                <w:b w:val="false"/>
+                <w:bCs w:val="false"/>
+                <w:sz w:val="19"/>
+                <w:szCs w:val="19"/>
+              </w:rPr>
+              <w:t xml:space="preserve">AI Gasto no cubierto</w:t>
+            </w:r>
+          </w:p>
+        </w:tc>
+        <w:tc>
+          <w:tcPr>
+            <w:tcW w:type="dxa" w:w="4126"/>
+            <w:tcBorders>
+              <w:top w:val="single" w:color="C6CCB4" w:sz="4"/>
+              <w:left w:val="single" w:color="C6CCB4" w:sz="4"/>
+              <w:bottom w:val="single" w:color="C6CCB4" w:sz="4"/>
+              <w:right w:val="single" w:color="C6CCB4" w:sz="4"/>
+            </w:tcBorders>
+            <w:tcMar>
+              <w:top w:type="dxa" w:w="60"/>
+              <w:left w:type="dxa" w:w="100"/>
+              <w:bottom w:type="dxa" w:w="60"/>
+              <w:right w:type="dxa" w:w="100"/>
+            </w:tcMar>
+          </w:tcPr>
+          <w:p>
+            <w:pPr>
+              <w:spacing w:after="0" w:line="260"/>
+            </w:pPr>
+            <w:r>
+              <w:rPr>
+                <w:b w:val="false"/>
+                <w:bCs w:val="false"/>
+                <w:sz w:val="19"/>
+                <w:szCs w:val="19"/>
+              </w:rPr>
+              <w:t xml:space="preserve">MÁX(0, −(AG + AH + X + AB + AF))</w:t>
+            </w:r>
+          </w:p>
+        </w:tc>
+      </w:tr>
+      <w:tr>
+        <w:tc>
+          <w:tcPr>
+            <w:tcW w:type="dxa" w:w="2300"/>
+            <w:tcBorders>
+              <w:top w:val="single" w:color="C6CCB4" w:sz="4"/>
+              <w:left w:val="single" w:color="C6CCB4" w:sz="4"/>
+              <w:bottom w:val="single" w:color="C6CCB4" w:sz="4"/>
+              <w:right w:val="single" w:color="C6CCB4" w:sz="4"/>
+            </w:tcBorders>
+            <w:tcMar>
+              <w:top w:type="dxa" w:w="60"/>
+              <w:left w:type="dxa" w:w="100"/>
+              <w:bottom w:type="dxa" w:w="60"/>
+              <w:right w:type="dxa" w:w="100"/>
+            </w:tcMar>
+          </w:tcPr>
+          <w:p>
+            <w:pPr>
+              <w:spacing w:after="0" w:line="260"/>
+            </w:pPr>
+            <w:r>
+              <w:rPr>
+                <w:b w:val="false"/>
+                <w:bCs w:val="false"/>
+                <w:sz w:val="19"/>
+                <w:szCs w:val="19"/>
+              </w:rPr>
+              <w:t xml:space="preserve"/>
+            </w:r>
+          </w:p>
+        </w:tc>
+        <w:tc>
+          <w:tcPr>
+            <w:tcW w:type="dxa" w:w="2600"/>
+            <w:tcBorders>
+              <w:top w:val="single" w:color="C6CCB4" w:sz="4"/>
+              <w:left w:val="single" w:color="C6CCB4" w:sz="4"/>
+              <w:bottom w:val="single" w:color="C6CCB4" w:sz="4"/>
+              <w:right w:val="single" w:color="C6CCB4" w:sz="4"/>
+            </w:tcBorders>
+            <w:tcMar>
+              <w:top w:type="dxa" w:w="60"/>
+              <w:left w:type="dxa" w:w="100"/>
+              <w:bottom w:type="dxa" w:w="60"/>
+              <w:right w:type="dxa" w:w="100"/>
+            </w:tcMar>
+          </w:tcPr>
+          <w:p>
+            <w:pPr>
+              <w:spacing w:after="0" w:line="260"/>
+            </w:pPr>
+            <w:r>
+              <w:rPr>
+                <w:b w:val="false"/>
+                <w:bCs w:val="false"/>
+                <w:sz w:val="19"/>
+                <w:szCs w:val="19"/>
+              </w:rPr>
+              <w:t xml:space="preserve">AJ Final nominal</w:t>
+            </w:r>
+          </w:p>
+        </w:tc>
+        <w:tc>
+          <w:tcPr>
+            <w:tcW w:type="dxa" w:w="4126"/>
+            <w:tcBorders>
+              <w:top w:val="single" w:color="C6CCB4" w:sz="4"/>
+              <w:left w:val="single" w:color="C6CCB4" w:sz="4"/>
+              <w:bottom w:val="single" w:color="C6CCB4" w:sz="4"/>
+              <w:right w:val="single" w:color="C6CCB4" w:sz="4"/>
+            </w:tcBorders>
+            <w:tcMar>
+              <w:top w:type="dxa" w:w="60"/>
+              <w:left w:type="dxa" w:w="100"/>
+              <w:bottom w:type="dxa" w:w="60"/>
+              <w:right w:type="dxa" w:w="100"/>
+            </w:tcMar>
+          </w:tcPr>
+          <w:p>
+            <w:pPr>
+              <w:spacing w:after="0" w:line="260"/>
+            </w:pPr>
+            <w:r>
+              <w:rPr>
+                <w:b w:val="false"/>
+                <w:bCs w:val="false"/>
+                <w:sz w:val="19"/>
+                <w:szCs w:val="19"/>
+              </w:rPr>
+              <w:t xml:space="preserve">AG + AH + X + AB + AF + AI</w:t>
+            </w:r>
+          </w:p>
+        </w:tc>
+      </w:tr>
+      <w:tr>
+        <w:tc>
+          <w:tcPr>
+            <w:tcW w:type="dxa" w:w="2300"/>
+            <w:tcBorders>
+              <w:top w:val="single" w:color="C6CCB4" w:sz="4"/>
+              <w:left w:val="single" w:color="C6CCB4" w:sz="4"/>
+              <w:bottom w:val="single" w:color="C6CCB4" w:sz="4"/>
+              <w:right w:val="single" w:color="C6CCB4" w:sz="4"/>
+            </w:tcBorders>
+            <w:tcMar>
+              <w:top w:type="dxa" w:w="60"/>
+              <w:left w:type="dxa" w:w="100"/>
+              <w:bottom w:type="dxa" w:w="60"/>
+              <w:right w:type="dxa" w:w="100"/>
+            </w:tcMar>
+          </w:tcPr>
+          <w:p>
+            <w:pPr>
+              <w:spacing w:after="0" w:line="260"/>
+            </w:pPr>
+            <w:r>
+              <w:rPr>
+                <w:b w:val="false"/>
+                <w:bCs w:val="false"/>
+                <w:sz w:val="19"/>
+                <w:szCs w:val="19"/>
+              </w:rPr>
+              <w:t xml:space="preserve"/>
+            </w:r>
+          </w:p>
+        </w:tc>
+        <w:tc>
+          <w:tcPr>
+            <w:tcW w:type="dxa" w:w="2600"/>
+            <w:tcBorders>
+              <w:top w:val="single" w:color="C6CCB4" w:sz="4"/>
+              <w:left w:val="single" w:color="C6CCB4" w:sz="4"/>
+              <w:bottom w:val="single" w:color="C6CCB4" w:sz="4"/>
+              <w:right w:val="single" w:color="C6CCB4" w:sz="4"/>
+            </w:tcBorders>
+            <w:tcMar>
+              <w:top w:type="dxa" w:w="60"/>
+              <w:left w:type="dxa" w:w="100"/>
+              <w:bottom w:type="dxa" w:w="60"/>
+              <w:right w:type="dxa" w:w="100"/>
+            </w:tcMar>
+          </w:tcPr>
+          <w:p>
+            <w:pPr>
+              <w:spacing w:after="0" w:line="260"/>
+            </w:pPr>
+            <w:r>
+              <w:rPr>
+                <w:b w:val="false"/>
+                <w:bCs w:val="false"/>
+                <w:sz w:val="19"/>
+                <w:szCs w:val="19"/>
+              </w:rPr>
+              <w:t xml:space="preserve">AK Real · AL Tasa de retiro</w:t>
+            </w:r>
+          </w:p>
+        </w:tc>
+        <w:tc>
+          <w:tcPr>
+            <w:tcW w:type="dxa" w:w="4126"/>
+            <w:tcBorders>
+              <w:top w:val="single" w:color="C6CCB4" w:sz="4"/>
+              <w:left w:val="single" w:color="C6CCB4" w:sz="4"/>
+              <w:bottom w:val="single" w:color="C6CCB4" w:sz="4"/>
+              <w:right w:val="single" w:color="C6CCB4" w:sz="4"/>
+            </w:tcBorders>
+            <w:tcMar>
+              <w:top w:type="dxa" w:w="60"/>
+              <w:left w:type="dxa" w:w="100"/>
+              <w:bottom w:type="dxa" w:w="60"/>
+              <w:right w:type="dxa" w:w="100"/>
+            </w:tcMar>
+          </w:tcPr>
+          <w:p>
+            <w:pPr>
+              <w:spacing w:after="0" w:line="260"/>
+            </w:pPr>
+            <w:r>
+              <w:rPr>
+                <w:b w:val="false"/>
+                <w:bCs w:val="false"/>
+                <w:sz w:val="19"/>
+                <w:szCs w:val="19"/>
+              </w:rPr>
+              <w:t xml:space="preserve">AJ / (1 + inflación)^t · −AF / AG</w:t>
             </w:r>
           </w:p>
         </w:tc>
@@ -10553,7 +14129,7 @@
         <w:spacing w:after="120" w:line="300"/>
       </w:pPr>
       <w:r>
-        <w:t xml:space="preserve">El portafolio nunca baja de cero: si las desinversiones superan el saldo, el faltante se registra como gasto no cubierto. El dashboard muestra exactamente estas columnas y cifras.</w:t>
+        <w:t xml:space="preserve">El portafolio nunca baja de cero: si los retiros superan el saldo, el faltante se registra como gasto no cubierto. El dashboard muestra exactamente estas columnas y cifras.</w:t>
       </w:r>
     </w:p>
     <w:p>
@@ -11023,7 +14599,7 @@
         <w:t xml:space="preserve">Rendimiento de equilibrio: </w:t>
       </w:r>
       <w:r>
-        <w:t xml:space="preserve">el menor rendimiento anual con el que el plan alcanza. Se compara con el rendimiento del perfil asignado y se ubica en la frontera de las cinco carteras para indicar qué perfil sería necesario.</w:t>
+        <w:t xml:space="preserve">el menor rendimiento anual con el que el plan alcanza. Se compara con el rendimiento del perfil global y se ubica en la frontera de las cinco carteras para indicar qué perfil sería necesario.</w:t>
       </w:r>
     </w:p>
     <w:p>

--- a/Metodologia_perfil_riesgo_y_proyeccion.docx
+++ b/Metodologia_perfil_riesgo_y_proyeccion.docx
@@ -14,7 +14,7 @@
           <w:sz w:val="40"/>
           <w:szCs w:val="40"/>
         </w:rPr>
-        <w:t xml:space="preserve">Metodología del perfil de riesgo y de la proyección</w:t>
+        <w:t>Metodología del perfil de riesgo y de la proyección</w:t>
       </w:r>
     </w:p>
     <w:p>
@@ -25,7 +25,7 @@
         <w:rPr>
           <w:color w:val="5A5E44"/>
         </w:rPr>
-        <w:t xml:space="preserve">Chotocruz &amp; Co. · documento interno · versión 4.0 · octubre de 2026</w:t>
+        <w:t>Chotocruz &amp; Co. · documento interno · versión 5.0 · octubre de 2026</w:t>
       </w:r>
     </w:p>
     <w:p>
@@ -33,7 +33,7 @@
         <w:spacing w:after="120" w:line="300"/>
       </w:pPr>
       <w:r>
-        <w:t xml:space="preserve">El documento tiene dos partes. La primera explica cómo se calcula el perfil de riesgo a partir de las respuestas del cuestionario. La segunda explica cómo se calcula la proyección del Excel: sus fórmulas, las preguntas que la alimentan y los supuestos que fija el analista.</w:t>
+        <w:t>El documento tiene dos partes. La primera explica cómo se calcula el perfil de riesgo a partir de las respuestas del cuestionario. La segunda explica cómo se calcula la proyección del Excel: sus fórmulas, las preguntas que la alimentan y los supuestos que fija el analista.</w:t>
       </w:r>
     </w:p>
     <w:p>
@@ -41,7 +41,7 @@
         <w:pStyle w:val="Heading1"/>
       </w:pPr>
       <w:r>
-        <w:t xml:space="preserve">Parte 1. Cálculo del perfil de riesgo</w:t>
+        <w:t>Parte 1. Cálculo del perfil de riesgo</w:t>
       </w:r>
     </w:p>
     <w:p>
@@ -49,7 +49,7 @@
         <w:pStyle w:val="Heading2"/>
       </w:pPr>
       <w:r>
-        <w:t xml:space="preserve">1.1 Resumen del método</w:t>
+        <w:t>1.1 Resumen del método</w:t>
       </w:r>
     </w:p>
     <w:p>
@@ -57,7 +57,7 @@
         <w:spacing w:after="120" w:line="300"/>
       </w:pPr>
       <w:r>
-        <w:t xml:space="preserve">El método da dos conclusiones separadas, cada una con su puntaje de 0 a 10 y su perfil:</w:t>
+        <w:t>El método da dos conclusiones separadas, cada una con su puntaje de 0 a 10 y su perfil:</w:t>
       </w:r>
     </w:p>
     <w:p>
@@ -77,7 +77,7 @@
         <w:t xml:space="preserve">Perfil de riesgo. </w:t>
       </w:r>
       <w:r>
-        <w:t xml:space="preserve">Sale solo de las diez preguntas del cuestionario 1. Su puntaje es el promedio ponderado de las diez respuestas y se ubica en uno de los cinco perfiles.</w:t>
+        <w:t>Sale solo de las diez preguntas del cuestionario 1. Su puntaje es el promedio ponderado de las diez respuestas y se ubica en uno de los cinco perfiles.</w:t>
       </w:r>
     </w:p>
     <w:p>
@@ -94,10 +94,21 @@
           <w:b/>
           <w:bCs/>
         </w:rPr>
-        <w:t xml:space="preserve">Perfil global. </w:t>
+        <w:t>Perfil financiero. Agrega la capacidad financiera, medida con el flujo del cuestionario de planificación. El puntaje financiero es el menor entre el puntaje del perfil de riesgo y la capacidad financiera.</w:t>
       </w:r>
+      <w:r/>
+    </w:p>
+    <w:p>
+      <w:pPr>
+        <w:pStyle w:val="ListParagraph"/>
+        <w:numPr>
+          <w:ilvl w:val="0"/>
+          <w:numId w:val="2"/>
+        </w:numPr>
+        <w:spacing w:after="60" w:line="290"/>
+      </w:pPr>
       <w:r>
-        <w:t xml:space="preserve">Agrega la capacidad financiera, que sale solo del cuestionario de planificación. El puntaje global es el menor entre el puntaje del perfil de riesgo y la capacidad financiera.</w:t>
+        <w:t>La planificación puede confirmar o bajar el perfil de riesgo, nunca subirlo. La proyección usa el rendimiento del perfil financiero.</w:t>
       </w:r>
     </w:p>
     <w:p>
@@ -110,20 +121,7 @@
         <w:spacing w:after="60" w:line="290"/>
       </w:pPr>
       <w:r>
-        <w:t xml:space="preserve">La planificación puede confirmar o bajar el perfil de riesgo, nunca subirlo. La proyección usa el rendimiento del perfil global.</w:t>
-      </w:r>
-    </w:p>
-    <w:p>
-      <w:pPr>
-        <w:pStyle w:val="ListParagraph"/>
-        <w:numPr>
-          <w:ilvl w:val="0"/>
-          <w:numId w:val="2"/>
-        </w:numPr>
-        <w:spacing w:after="60" w:line="290"/>
-      </w:pPr>
-      <w:r>
-        <w:t xml:space="preserve">Ningún dato entra en los dos cuestionarios, así que ningún dato se cuenta dos veces.</w:t>
+        <w:t>Ningún dato entra en los dos cuestionarios, así que ningún dato se cuenta dos veces.</w:t>
       </w:r>
     </w:p>
     <w:p>
@@ -131,7 +129,7 @@
         <w:pStyle w:val="Heading2"/>
       </w:pPr>
       <w:r>
-        <w:t xml:space="preserve">1.2 Puntaje de cada pregunta</w:t>
+        <w:t>1.2 Puntaje de cada pregunta</w:t>
       </w:r>
     </w:p>
     <w:p>
@@ -139,7 +137,7 @@
         <w:spacing w:after="120" w:line="300"/>
       </w:pPr>
       <w:r>
-        <w:t xml:space="preserve">Las preguntas se presentan en el orden del cuestionario de familias. Al pie de cada una se indica su subescala y su peso.</w:t>
+        <w:t>Las preguntas se presentan en el orden del cuestionario de familias. Al pie de cada una se indica su subescala y su peso.</w:t>
       </w:r>
     </w:p>
     <w:p>
@@ -147,7 +145,7 @@
         <w:pStyle w:val="Heading3"/>
       </w:pPr>
       <w:r>
-        <w:t xml:space="preserve">Pregunta 1. Significado del riesgo</w:t>
+        <w:t>Pregunta 1. Significado del riesgo</w:t>
       </w:r>
     </w:p>
     <w:p>
@@ -159,7 +157,7 @@
           <w:i/>
           <w:iCs/>
         </w:rPr>
-        <w:t xml:space="preserve">Cuando escucha la palabra «riesgo» referida a su patrimonio, ¿qué es lo primero que le viene a la mente?</w:t>
+        <w:t>Cuando escucha la palabra «riesgo» referida a su patrimonio, ¿qué es lo primero que le viene a la mente?</w:t>
       </w:r>
     </w:p>
     <w:tbl>
@@ -211,7 +209,7 @@
                 <w:sz w:val="19"/>
                 <w:szCs w:val="19"/>
               </w:rPr>
-              <w:t xml:space="preserve">Respuesta</w:t>
+              <w:t>Respuesta</w:t>
             </w:r>
           </w:p>
         </w:tc>
@@ -244,7 +242,7 @@
                 <w:sz w:val="19"/>
                 <w:szCs w:val="19"/>
               </w:rPr>
-              <w:t xml:space="preserve">Puntaje</w:t>
+              <w:t>Puntaje</w:t>
             </w:r>
           </w:p>
         </w:tc>
@@ -277,7 +275,7 @@
                 <w:sz w:val="19"/>
                 <w:szCs w:val="19"/>
               </w:rPr>
-              <w:t xml:space="preserve">Pérdida</w:t>
+              <w:t>Pérdida</w:t>
             </w:r>
           </w:p>
         </w:tc>
@@ -308,7 +306,7 @@
                 <w:sz w:val="19"/>
                 <w:szCs w:val="19"/>
               </w:rPr>
-              <w:t xml:space="preserve">0</w:t>
+              <w:t>0</w:t>
             </w:r>
           </w:p>
         </w:tc>
@@ -341,7 +339,7 @@
                 <w:sz w:val="19"/>
                 <w:szCs w:val="19"/>
               </w:rPr>
-              <w:t xml:space="preserve">Preocupación</w:t>
+              <w:t>Preocupación</w:t>
             </w:r>
           </w:p>
         </w:tc>
@@ -372,7 +370,7 @@
                 <w:sz w:val="19"/>
                 <w:szCs w:val="19"/>
               </w:rPr>
-              <w:t xml:space="preserve">3,33</w:t>
+              <w:t>3,33</w:t>
             </w:r>
           </w:p>
         </w:tc>
@@ -405,7 +403,7 @@
                 <w:sz w:val="19"/>
                 <w:szCs w:val="19"/>
               </w:rPr>
-              <w:t xml:space="preserve">Incertidumbre</w:t>
+              <w:t>Incertidumbre</w:t>
             </w:r>
           </w:p>
         </w:tc>
@@ -436,7 +434,7 @@
                 <w:sz w:val="19"/>
                 <w:szCs w:val="19"/>
               </w:rPr>
-              <w:t xml:space="preserve">6,67</w:t>
+              <w:t>6,67</w:t>
             </w:r>
           </w:p>
         </w:tc>
@@ -469,7 +467,7 @@
                 <w:sz w:val="19"/>
                 <w:szCs w:val="19"/>
               </w:rPr>
-              <w:t xml:space="preserve">Oportunidad</w:t>
+              <w:t>Oportunidad</w:t>
             </w:r>
           </w:p>
         </w:tc>
@@ -500,7 +498,7 @@
                 <w:sz w:val="19"/>
                 <w:szCs w:val="19"/>
               </w:rPr>
-              <w:t xml:space="preserve">10</w:t>
+              <w:t>10</w:t>
             </w:r>
           </w:p>
         </w:tc>
@@ -528,7 +526,7 @@
         <w:t xml:space="preserve">Peso: </w:t>
       </w:r>
       <w:r>
-        <w:t xml:space="preserve">1.</w:t>
+        <w:t>1.</w:t>
       </w:r>
     </w:p>
     <w:p>
@@ -536,7 +534,7 @@
         <w:pStyle w:val="Heading3"/>
       </w:pPr>
       <w:r>
-        <w:t xml:space="preserve">Pregunta 2. Decisiones con información incompleta</w:t>
+        <w:t>Pregunta 2. Decisiones con información incompleta</w:t>
       </w:r>
     </w:p>
     <w:p>
@@ -548,7 +546,7 @@
           <w:i/>
           <w:iCs/>
         </w:rPr>
-        <w:t xml:space="preserve">Cuando debe decidir sobre una inversión y no tiene toda la información que quisiera, ¿qué hace normalmente?</w:t>
+        <w:t>Cuando debe decidir sobre una inversión y no tiene toda la información que quisiera, ¿qué hace normalmente?</w:t>
       </w:r>
     </w:p>
     <w:tbl>
@@ -600,7 +598,7 @@
                 <w:sz w:val="19"/>
                 <w:szCs w:val="19"/>
               </w:rPr>
-              <w:t xml:space="preserve">Respuesta</w:t>
+              <w:t>Respuesta</w:t>
             </w:r>
           </w:p>
         </w:tc>
@@ -633,7 +631,7 @@
                 <w:sz w:val="19"/>
                 <w:szCs w:val="19"/>
               </w:rPr>
-              <w:t xml:space="preserve">Puntaje</w:t>
+              <w:t>Puntaje</w:t>
             </w:r>
           </w:p>
         </w:tc>
@@ -666,7 +664,7 @@
                 <w:sz w:val="19"/>
                 <w:szCs w:val="19"/>
               </w:rPr>
-              <w:t xml:space="preserve">Prefiero esperar hasta contar con más información, aunque pueda perder la oportunidad</w:t>
+              <w:t>Prefiero esperar hasta contar con más información, aunque pueda perder la oportunidad</w:t>
             </w:r>
           </w:p>
         </w:tc>
@@ -697,7 +695,7 @@
                 <w:sz w:val="19"/>
                 <w:szCs w:val="19"/>
               </w:rPr>
-              <w:t xml:space="preserve">0</w:t>
+              <w:t>0</w:t>
             </w:r>
           </w:p>
         </w:tc>
@@ -730,7 +728,7 @@
                 <w:sz w:val="19"/>
                 <w:szCs w:val="19"/>
               </w:rPr>
-              <w:t xml:space="preserve">Busco una segunda opinión o asesoría antes de tomar la decisión</w:t>
+              <w:t>Busco una segunda opinión o asesoría antes de tomar la decisión</w:t>
             </w:r>
           </w:p>
         </w:tc>
@@ -761,7 +759,7 @@
                 <w:sz w:val="19"/>
                 <w:szCs w:val="19"/>
               </w:rPr>
-              <w:t xml:space="preserve">3,33</w:t>
+              <w:t>3,33</w:t>
             </w:r>
           </w:p>
         </w:tc>
@@ -794,7 +792,7 @@
                 <w:sz w:val="19"/>
                 <w:szCs w:val="19"/>
               </w:rPr>
-              <w:t xml:space="preserve">Decido con la información disponible y reviso la decisión conforme aparece nueva información</w:t>
+              <w:t>Decido con la información disponible y reviso la decisión conforme aparece nueva información</w:t>
             </w:r>
           </w:p>
         </w:tc>
@@ -825,7 +823,7 @@
                 <w:sz w:val="19"/>
                 <w:szCs w:val="19"/>
               </w:rPr>
-              <w:t xml:space="preserve">6,67</w:t>
+              <w:t>6,67</w:t>
             </w:r>
           </w:p>
         </w:tc>
@@ -858,7 +856,7 @@
                 <w:sz w:val="19"/>
                 <w:szCs w:val="19"/>
               </w:rPr>
-              <w:t xml:space="preserve">Tomo la decisión con rapidez si considero que la oportunidad lo justifica</w:t>
+              <w:t>Tomo la decisión con rapidez si considero que la oportunidad lo justifica</w:t>
             </w:r>
           </w:p>
         </w:tc>
@@ -889,7 +887,7 @@
                 <w:sz w:val="19"/>
                 <w:szCs w:val="19"/>
               </w:rPr>
-              <w:t xml:space="preserve">10</w:t>
+              <w:t>10</w:t>
             </w:r>
           </w:p>
         </w:tc>
@@ -917,7 +915,7 @@
         <w:t xml:space="preserve">Peso: </w:t>
       </w:r>
       <w:r>
-        <w:t xml:space="preserve">1.</w:t>
+        <w:t>1.</w:t>
       </w:r>
     </w:p>
     <w:p>
@@ -925,7 +923,7 @@
         <w:pStyle w:val="Heading3"/>
       </w:pPr>
       <w:r>
-        <w:t xml:space="preserve">Pregunta 3. Frecuencia de revisión</w:t>
+        <w:t>Pregunta 3. Frecuencia de revisión</w:t>
       </w:r>
     </w:p>
     <w:p>
@@ -937,7 +935,7 @@
           <w:i/>
           <w:iCs/>
         </w:rPr>
-        <w:t xml:space="preserve">Si su portafolio estuviera invertido hoy, ¿con qué frecuencia sentiría la necesidad de revisar su valor?</w:t>
+        <w:t>Si su portafolio estuviera invertido hoy, ¿con qué frecuencia sentiría la necesidad de revisar su valor?</w:t>
       </w:r>
     </w:p>
     <w:tbl>
@@ -989,7 +987,7 @@
                 <w:sz w:val="19"/>
                 <w:szCs w:val="19"/>
               </w:rPr>
-              <w:t xml:space="preserve">Respuesta</w:t>
+              <w:t>Respuesta</w:t>
             </w:r>
           </w:p>
         </w:tc>
@@ -1022,7 +1020,7 @@
                 <w:sz w:val="19"/>
                 <w:szCs w:val="19"/>
               </w:rPr>
-              <w:t xml:space="preserve">Puntaje</w:t>
+              <w:t>Puntaje</w:t>
             </w:r>
           </w:p>
         </w:tc>
@@ -1055,7 +1053,7 @@
                 <w:sz w:val="19"/>
                 <w:szCs w:val="19"/>
               </w:rPr>
-              <w:t xml:space="preserve">Varias veces por semana</w:t>
+              <w:t>Varias veces por semana</w:t>
             </w:r>
           </w:p>
         </w:tc>
@@ -1086,7 +1084,7 @@
                 <w:sz w:val="19"/>
                 <w:szCs w:val="19"/>
               </w:rPr>
-              <w:t xml:space="preserve">0</w:t>
+              <w:t>0</w:t>
             </w:r>
           </w:p>
         </w:tc>
@@ -1119,7 +1117,7 @@
                 <w:sz w:val="19"/>
                 <w:szCs w:val="19"/>
               </w:rPr>
-              <w:t xml:space="preserve">Una vez por semana</w:t>
+              <w:t>Una vez por semana</w:t>
             </w:r>
           </w:p>
         </w:tc>
@@ -1150,7 +1148,7 @@
                 <w:sz w:val="19"/>
                 <w:szCs w:val="19"/>
               </w:rPr>
-              <w:t xml:space="preserve">3,33</w:t>
+              <w:t>3,33</w:t>
             </w:r>
           </w:p>
         </w:tc>
@@ -1183,7 +1181,7 @@
                 <w:sz w:val="19"/>
                 <w:szCs w:val="19"/>
               </w:rPr>
-              <w:t xml:space="preserve">Una vez al mes</w:t>
+              <w:t>Una vez al mes</w:t>
             </w:r>
           </w:p>
         </w:tc>
@@ -1214,7 +1212,7 @@
                 <w:sz w:val="19"/>
                 <w:szCs w:val="19"/>
               </w:rPr>
-              <w:t xml:space="preserve">6,67</w:t>
+              <w:t>6,67</w:t>
             </w:r>
           </w:p>
         </w:tc>
@@ -1247,7 +1245,7 @@
                 <w:sz w:val="19"/>
                 <w:szCs w:val="19"/>
               </w:rPr>
-              <w:t xml:space="preserve">Cada tres meses o con menor frecuencia</w:t>
+              <w:t>Cada tres meses o con menor frecuencia</w:t>
             </w:r>
           </w:p>
         </w:tc>
@@ -1278,7 +1276,7 @@
                 <w:sz w:val="19"/>
                 <w:szCs w:val="19"/>
               </w:rPr>
-              <w:t xml:space="preserve">10</w:t>
+              <w:t>10</w:t>
             </w:r>
           </w:p>
         </w:tc>
@@ -1306,7 +1304,7 @@
         <w:t xml:space="preserve">Peso: </w:t>
       </w:r>
       <w:r>
-        <w:t xml:space="preserve">1.</w:t>
+        <w:t>1.</w:t>
       </w:r>
     </w:p>
     <w:p>
@@ -1314,7 +1312,7 @@
         <w:pStyle w:val="Heading3"/>
       </w:pPr>
       <w:r>
-        <w:t xml:space="preserve">Pregunta 4. Pérdida frente a ganancia no obtenida</w:t>
+        <w:t>Pregunta 4. Pérdida frente a ganancia no obtenida</w:t>
       </w:r>
     </w:p>
     <w:p>
@@ -1326,7 +1324,7 @@
           <w:i/>
           <w:iCs/>
         </w:rPr>
-        <w:t xml:space="preserve">¿Cuál de estas dos situaciones le incomodaría más?</w:t>
+        <w:t>¿Cuál de estas dos situaciones le incomodaría más?</w:t>
       </w:r>
     </w:p>
     <w:tbl>
@@ -1378,7 +1376,7 @@
                 <w:sz w:val="19"/>
                 <w:szCs w:val="19"/>
               </w:rPr>
-              <w:t xml:space="preserve">Respuesta</w:t>
+              <w:t>Respuesta</w:t>
             </w:r>
           </w:p>
         </w:tc>
@@ -1411,7 +1409,7 @@
                 <w:sz w:val="19"/>
                 <w:szCs w:val="19"/>
               </w:rPr>
-              <w:t xml:space="preserve">Puntaje</w:t>
+              <w:t>Puntaje</w:t>
             </w:r>
           </w:p>
         </w:tc>
@@ -1444,7 +1442,7 @@
                 <w:sz w:val="19"/>
                 <w:szCs w:val="19"/>
               </w:rPr>
-              <w:t xml:space="preserve">Que mi portafolio pierda 20% en un año</w:t>
+              <w:t>Que mi portafolio pierda 20% en un año</w:t>
             </w:r>
           </w:p>
         </w:tc>
@@ -1475,7 +1473,7 @@
                 <w:sz w:val="19"/>
                 <w:szCs w:val="19"/>
               </w:rPr>
-              <w:t xml:space="preserve">0</w:t>
+              <w:t>0</w:t>
             </w:r>
           </w:p>
         </w:tc>
@@ -1508,7 +1506,7 @@
                 <w:sz w:val="19"/>
                 <w:szCs w:val="19"/>
               </w:rPr>
-              <w:t xml:space="preserve">Que mi portafolio deje de ganar el 20% que sí ganó el mercado</w:t>
+              <w:t>Que mi portafolio deje de ganar el 20% que sí ganó el mercado</w:t>
             </w:r>
           </w:p>
         </w:tc>
@@ -1539,7 +1537,7 @@
                 <w:sz w:val="19"/>
                 <w:szCs w:val="19"/>
               </w:rPr>
-              <w:t xml:space="preserve">10</w:t>
+              <w:t>10</w:t>
             </w:r>
           </w:p>
         </w:tc>
@@ -1567,7 +1565,7 @@
         <w:t xml:space="preserve">Peso: </w:t>
       </w:r>
       <w:r>
-        <w:t xml:space="preserve">2.</w:t>
+        <w:t>2.</w:t>
       </w:r>
     </w:p>
     <w:p>
@@ -1575,7 +1573,7 @@
         <w:pStyle w:val="Heading3"/>
       </w:pPr>
       <w:r>
-        <w:t xml:space="preserve">Pregunta 5. Retorno esperado y caída máxima</w:t>
+        <w:t>Pregunta 5. Retorno esperado y caída máxima</w:t>
       </w:r>
     </w:p>
     <w:p>
@@ -1587,7 +1585,7 @@
           <w:i/>
           <w:iCs/>
         </w:rPr>
-        <w:t xml:space="preserve">¿Qué combinación de rendimiento esperado y pérdida máxima en un año aceptaría?</w:t>
+        <w:t>¿Qué combinación de rendimiento esperado y pérdida máxima en un año aceptaría?</w:t>
       </w:r>
     </w:p>
     <w:tbl>
@@ -1639,7 +1637,7 @@
                 <w:sz w:val="19"/>
                 <w:szCs w:val="19"/>
               </w:rPr>
-              <w:t xml:space="preserve">Respuesta</w:t>
+              <w:t>Respuesta</w:t>
             </w:r>
           </w:p>
         </w:tc>
@@ -1672,7 +1670,7 @@
                 <w:sz w:val="19"/>
                 <w:szCs w:val="19"/>
               </w:rPr>
-              <w:t xml:space="preserve">Puntaje</w:t>
+              <w:t>Puntaje</w:t>
             </w:r>
           </w:p>
         </w:tc>
@@ -1705,7 +1703,7 @@
                 <w:sz w:val="19"/>
                 <w:szCs w:val="19"/>
               </w:rPr>
-              <w:t xml:space="preserve">Rendimiento esperado anual de 5% a 5,5% · pérdida anual esperada de −5%</w:t>
+              <w:t>Rendimiento esperado anual de 5% a 5,5% · pérdida anual esperada de −5%</w:t>
             </w:r>
           </w:p>
         </w:tc>
@@ -1736,7 +1734,7 @@
                 <w:sz w:val="19"/>
                 <w:szCs w:val="19"/>
               </w:rPr>
-              <w:t xml:space="preserve">0</w:t>
+              <w:t>0</w:t>
             </w:r>
           </w:p>
         </w:tc>
@@ -1769,7 +1767,7 @@
                 <w:sz w:val="19"/>
                 <w:szCs w:val="19"/>
               </w:rPr>
-              <w:t xml:space="preserve">Rendimiento esperado anual de 6% a 6,5% · pérdida anual esperada de −7%</w:t>
+              <w:t>Rendimiento esperado anual de 6% a 6,5% · pérdida anual esperada de −7%</w:t>
             </w:r>
           </w:p>
         </w:tc>
@@ -1800,7 +1798,7 @@
                 <w:sz w:val="19"/>
                 <w:szCs w:val="19"/>
               </w:rPr>
-              <w:t xml:space="preserve">2,5</w:t>
+              <w:t>2,5</w:t>
             </w:r>
           </w:p>
         </w:tc>
@@ -1833,7 +1831,7 @@
                 <w:sz w:val="19"/>
                 <w:szCs w:val="19"/>
               </w:rPr>
-              <w:t xml:space="preserve">Rendimiento esperado anual de 7% a 7,5% · pérdida anual esperada de −9%</w:t>
+              <w:t>Rendimiento esperado anual de 7% a 7,5% · pérdida anual esperada de −9%</w:t>
             </w:r>
           </w:p>
         </w:tc>
@@ -1864,7 +1862,7 @@
                 <w:sz w:val="19"/>
                 <w:szCs w:val="19"/>
               </w:rPr>
-              <w:t xml:space="preserve">5</w:t>
+              <w:t>5</w:t>
             </w:r>
           </w:p>
         </w:tc>
@@ -1897,7 +1895,7 @@
                 <w:sz w:val="19"/>
                 <w:szCs w:val="19"/>
               </w:rPr>
-              <w:t xml:space="preserve">Rendimiento esperado anual de 8% a 8,5% · pérdida anual esperada de −12%</w:t>
+              <w:t>Rendimiento esperado anual de 8% a 8,5% · pérdida anual esperada de −12%</w:t>
             </w:r>
           </w:p>
         </w:tc>
@@ -1928,7 +1926,7 @@
                 <w:sz w:val="19"/>
                 <w:szCs w:val="19"/>
               </w:rPr>
-              <w:t xml:space="preserve">7,5</w:t>
+              <w:t>7,5</w:t>
             </w:r>
           </w:p>
         </w:tc>
@@ -1961,7 +1959,7 @@
                 <w:sz w:val="19"/>
                 <w:szCs w:val="19"/>
               </w:rPr>
-              <w:t xml:space="preserve">Rendimiento esperado anual de 9% a 9,5% · pérdida anual esperada de −16%</w:t>
+              <w:t>Rendimiento esperado anual de 9% a 9,5% · pérdida anual esperada de −16%</w:t>
             </w:r>
           </w:p>
         </w:tc>
@@ -1992,7 +1990,7 @@
                 <w:sz w:val="19"/>
                 <w:szCs w:val="19"/>
               </w:rPr>
-              <w:t xml:space="preserve">10</w:t>
+              <w:t>10</w:t>
             </w:r>
           </w:p>
         </w:tc>
@@ -2020,7 +2018,7 @@
         <w:t xml:space="preserve">Peso: </w:t>
       </w:r>
       <w:r>
-        <w:t xml:space="preserve">2.</w:t>
+        <w:t>2.</w:t>
       </w:r>
     </w:p>
     <w:p>
@@ -2028,7 +2026,7 @@
         <w:pStyle w:val="Heading3"/>
       </w:pPr>
       <w:r>
-        <w:t xml:space="preserve">Pregunta 6. Aportes frente a riesgo</w:t>
+        <w:t>Pregunta 6. Aportes frente a riesgo</w:t>
       </w:r>
     </w:p>
     <w:p>
@@ -2040,7 +2038,7 @@
           <w:i/>
           <w:iCs/>
         </w:rPr>
-        <w:t xml:space="preserve">Para alcanzar sus metas financieras, puede depender más de sus aportes o asumir más riesgo buscando un mayor rendimiento del portafolio. ¿Qué prefiere?</w:t>
+        <w:t>Para alcanzar sus metas financieras, puede depender más de sus aportes o asumir más riesgo buscando un mayor rendimiento del portafolio. ¿Qué prefiere?</w:t>
       </w:r>
     </w:p>
     <w:tbl>
@@ -2092,7 +2090,7 @@
                 <w:sz w:val="19"/>
                 <w:szCs w:val="19"/>
               </w:rPr>
-              <w:t xml:space="preserve">Respuesta</w:t>
+              <w:t>Respuesta</w:t>
             </w:r>
           </w:p>
         </w:tc>
@@ -2125,7 +2123,7 @@
                 <w:sz w:val="19"/>
                 <w:szCs w:val="19"/>
               </w:rPr>
-              <w:t xml:space="preserve">Puntaje</w:t>
+              <w:t>Puntaje</w:t>
             </w:r>
           </w:p>
         </w:tc>
@@ -2158,7 +2156,7 @@
                 <w:sz w:val="19"/>
                 <w:szCs w:val="19"/>
               </w:rPr>
-              <w:t xml:space="preserve">Prefiero aumentar mis aportes y asumir un nivel bajo de riesgo en el portafolio</w:t>
+              <w:t>Prefiero aumentar mis aportes y asumir un nivel bajo de riesgo en el portafolio</w:t>
             </w:r>
           </w:p>
         </w:tc>
@@ -2189,7 +2187,7 @@
                 <w:sz w:val="19"/>
                 <w:szCs w:val="19"/>
               </w:rPr>
-              <w:t xml:space="preserve">0</w:t>
+              <w:t>0</w:t>
             </w:r>
           </w:p>
         </w:tc>
@@ -2222,7 +2220,7 @@
                 <w:sz w:val="19"/>
                 <w:szCs w:val="19"/>
               </w:rPr>
-              <w:t xml:space="preserve">Prefiero aportar un poco más y mantener un nivel moderado de riesgo</w:t>
+              <w:t>Prefiero aportar un poco más y mantener un nivel moderado de riesgo</w:t>
             </w:r>
           </w:p>
         </w:tc>
@@ -2253,7 +2251,7 @@
                 <w:sz w:val="19"/>
                 <w:szCs w:val="19"/>
               </w:rPr>
-              <w:t xml:space="preserve">3,33</w:t>
+              <w:t>3,33</w:t>
             </w:r>
           </w:p>
         </w:tc>
@@ -2286,7 +2284,7 @@
                 <w:sz w:val="19"/>
                 <w:szCs w:val="19"/>
               </w:rPr>
-              <w:t xml:space="preserve">Prefiero mantener mis aportes previstos y aceptar un mayor nivel de riesgo para buscar más rendimiento</w:t>
+              <w:t>Prefiero mantener mis aportes previstos y aceptar un mayor nivel de riesgo para buscar más rendimiento</w:t>
             </w:r>
           </w:p>
         </w:tc>
@@ -2317,7 +2315,7 @@
                 <w:sz w:val="19"/>
                 <w:szCs w:val="19"/>
               </w:rPr>
-              <w:t xml:space="preserve">6,67</w:t>
+              <w:t>6,67</w:t>
             </w:r>
           </w:p>
         </w:tc>
@@ -2350,7 +2348,7 @@
                 <w:sz w:val="19"/>
                 <w:szCs w:val="19"/>
               </w:rPr>
-              <w:t xml:space="preserve">Prefiero depender más del rendimiento del portafolio, aun si eso implica asumir fluctuaciones mayores</w:t>
+              <w:t>Prefiero depender más del rendimiento del portafolio, aun si eso implica asumir fluctuaciones mayores</w:t>
             </w:r>
           </w:p>
         </w:tc>
@@ -2381,7 +2379,7 @@
                 <w:sz w:val="19"/>
                 <w:szCs w:val="19"/>
               </w:rPr>
-              <w:t xml:space="preserve">10</w:t>
+              <w:t>10</w:t>
             </w:r>
           </w:p>
         </w:tc>
@@ -2409,7 +2407,7 @@
         <w:t xml:space="preserve">Peso: </w:t>
       </w:r>
       <w:r>
-        <w:t xml:space="preserve">1.</w:t>
+        <w:t>1.</w:t>
       </w:r>
     </w:p>
     <w:p>
@@ -2417,7 +2415,7 @@
         <w:pStyle w:val="Heading3"/>
       </w:pPr>
       <w:r>
-        <w:t xml:space="preserve">Pregunta 7. Reacción ante la última pérdida</w:t>
+        <w:t>Pregunta 7. Reacción ante la última pérdida</w:t>
       </w:r>
     </w:p>
     <w:p>
@@ -2429,7 +2427,7 @@
           <w:i/>
           <w:iCs/>
         </w:rPr>
-        <w:t xml:space="preserve">La última vez que una inversión, un negocio o una propiedad suya perdió valor de forma importante, ¿qué hizo?</w:t>
+        <w:t>La última vez que una inversión, un negocio o una propiedad suya perdió valor de forma importante, ¿qué hizo?</w:t>
       </w:r>
     </w:p>
     <w:tbl>
@@ -2481,7 +2479,7 @@
                 <w:sz w:val="19"/>
                 <w:szCs w:val="19"/>
               </w:rPr>
-              <w:t xml:space="preserve">Respuesta</w:t>
+              <w:t>Respuesta</w:t>
             </w:r>
           </w:p>
         </w:tc>
@@ -2514,7 +2512,7 @@
                 <w:sz w:val="19"/>
                 <w:szCs w:val="19"/>
               </w:rPr>
-              <w:t xml:space="preserve">Puntaje</w:t>
+              <w:t>Puntaje</w:t>
             </w:r>
           </w:p>
         </w:tc>
@@ -2547,7 +2545,7 @@
                 <w:sz w:val="19"/>
                 <w:szCs w:val="19"/>
               </w:rPr>
-              <w:t xml:space="preserve">Vendí o salí de la inversión</w:t>
+              <w:t>Vendí o salí de la inversión</w:t>
             </w:r>
           </w:p>
         </w:tc>
@@ -2578,7 +2576,7 @@
                 <w:sz w:val="19"/>
                 <w:szCs w:val="19"/>
               </w:rPr>
-              <w:t xml:space="preserve">0</w:t>
+              <w:t>0</w:t>
             </w:r>
           </w:p>
         </w:tc>
@@ -2611,7 +2609,7 @@
                 <w:sz w:val="19"/>
                 <w:szCs w:val="19"/>
               </w:rPr>
-              <w:t xml:space="preserve">Reduje parte de mi exposición</w:t>
+              <w:t>Reduje parte de mi exposición</w:t>
             </w:r>
           </w:p>
         </w:tc>
@@ -2642,7 +2640,7 @@
                 <w:sz w:val="19"/>
                 <w:szCs w:val="19"/>
               </w:rPr>
-              <w:t xml:space="preserve">3,33</w:t>
+              <w:t>3,33</w:t>
             </w:r>
           </w:p>
         </w:tc>
@@ -2675,7 +2673,7 @@
                 <w:sz w:val="19"/>
                 <w:szCs w:val="19"/>
               </w:rPr>
-              <w:t xml:space="preserve">Mantuve mi posición sin hacer cambios</w:t>
+              <w:t>Mantuve mi posición sin hacer cambios</w:t>
             </w:r>
           </w:p>
         </w:tc>
@@ -2706,7 +2704,7 @@
                 <w:sz w:val="19"/>
                 <w:szCs w:val="19"/>
               </w:rPr>
-              <w:t xml:space="preserve">6,67</w:t>
+              <w:t>6,67</w:t>
             </w:r>
           </w:p>
         </w:tc>
@@ -2739,7 +2737,7 @@
                 <w:sz w:val="19"/>
                 <w:szCs w:val="19"/>
               </w:rPr>
-              <w:t xml:space="preserve">Aumenté mi exposición aprovechando la caída</w:t>
+              <w:t>Aumenté mi exposición aprovechando la caída</w:t>
             </w:r>
           </w:p>
         </w:tc>
@@ -2770,7 +2768,7 @@
                 <w:sz w:val="19"/>
                 <w:szCs w:val="19"/>
               </w:rPr>
-              <w:t xml:space="preserve">10</w:t>
+              <w:t>10</w:t>
             </w:r>
           </w:p>
         </w:tc>
@@ -2803,7 +2801,7 @@
                 <w:sz w:val="19"/>
                 <w:szCs w:val="19"/>
               </w:rPr>
-              <w:t xml:space="preserve">No aplica: no he vivido una situación similar</w:t>
+              <w:t>No aplica: no he vivido una situación similar</w:t>
             </w:r>
           </w:p>
         </w:tc>
@@ -2834,7 +2832,7 @@
                 <w:sz w:val="19"/>
                 <w:szCs w:val="19"/>
               </w:rPr>
-              <w:t xml:space="preserve">No se cuenta</w:t>
+              <w:t>No se cuenta</w:t>
             </w:r>
           </w:p>
         </w:tc>
@@ -2862,7 +2860,7 @@
         <w:t xml:space="preserve">Peso: </w:t>
       </w:r>
       <w:r>
-        <w:t xml:space="preserve">2.</w:t>
+        <w:t>2.</w:t>
       </w:r>
       <w:r>
         <w:t xml:space="preserve"> Si responde «No aplica», la pregunta no entra al promedio.</w:t>
@@ -2873,7 +2871,7 @@
         <w:pStyle w:val="Heading3"/>
       </w:pPr>
       <w:r>
-        <w:t xml:space="preserve">Pregunta 8. Uso de un año bueno</w:t>
+        <w:t>Pregunta 8. Uso de un año bueno</w:t>
       </w:r>
     </w:p>
     <w:p>
@@ -2885,7 +2883,7 @@
           <w:i/>
           <w:iCs/>
         </w:rPr>
-        <w:t xml:space="preserve">Después de un año excepcionalmente bueno en su empresa o en su portafolio, ¿qué suele hacer con ese excedente?</w:t>
+        <w:t>Después de un año excepcionalmente bueno en su empresa o en su portafolio, ¿qué suele hacer con ese excedente?</w:t>
       </w:r>
     </w:p>
     <w:tbl>
@@ -2937,7 +2935,7 @@
                 <w:sz w:val="19"/>
                 <w:szCs w:val="19"/>
               </w:rPr>
-              <w:t xml:space="preserve">Respuesta</w:t>
+              <w:t>Respuesta</w:t>
             </w:r>
           </w:p>
         </w:tc>
@@ -2970,7 +2968,7 @@
                 <w:sz w:val="19"/>
                 <w:szCs w:val="19"/>
               </w:rPr>
-              <w:t xml:space="preserve">Puntaje</w:t>
+              <w:t>Puntaje</w:t>
             </w:r>
           </w:p>
         </w:tc>
@@ -3003,7 +3001,7 @@
                 <w:sz w:val="19"/>
                 <w:szCs w:val="19"/>
               </w:rPr>
-              <w:t xml:space="preserve">Lo mantengo en liquidez para contar con una reserva</w:t>
+              <w:t>Lo mantengo en liquidez para contar con una reserva</w:t>
             </w:r>
           </w:p>
         </w:tc>
@@ -3034,7 +3032,7 @@
                 <w:sz w:val="19"/>
                 <w:szCs w:val="19"/>
               </w:rPr>
-              <w:t xml:space="preserve">0</w:t>
+              <w:t>0</w:t>
             </w:r>
           </w:p>
         </w:tc>
@@ -3067,7 +3065,7 @@
                 <w:sz w:val="19"/>
                 <w:szCs w:val="19"/>
               </w:rPr>
-              <w:t xml:space="preserve">Lo utilizo para reducir deuda u otros compromisos financieros</w:t>
+              <w:t>Lo utilizo para reducir deuda u otros compromisos financieros</w:t>
             </w:r>
           </w:p>
         </w:tc>
@@ -3098,7 +3096,7 @@
                 <w:sz w:val="19"/>
                 <w:szCs w:val="19"/>
               </w:rPr>
-              <w:t xml:space="preserve">2,5</w:t>
+              <w:t>2,5</w:t>
             </w:r>
           </w:p>
         </w:tc>
@@ -3131,7 +3129,7 @@
                 <w:sz w:val="19"/>
                 <w:szCs w:val="19"/>
               </w:rPr>
-              <w:t xml:space="preserve">Lo distribuyo entre ahorro, inversión y otros objetivos</w:t>
+              <w:t>Lo distribuyo entre ahorro, inversión y otros objetivos</w:t>
             </w:r>
           </w:p>
         </w:tc>
@@ -3162,7 +3160,7 @@
                 <w:sz w:val="19"/>
                 <w:szCs w:val="19"/>
               </w:rPr>
-              <w:t xml:space="preserve">5</w:t>
+              <w:t>5</w:t>
             </w:r>
           </w:p>
         </w:tc>
@@ -3195,7 +3193,7 @@
                 <w:sz w:val="19"/>
                 <w:szCs w:val="19"/>
               </w:rPr>
-              <w:t xml:space="preserve">Lo reinvierto manteniendo una estrategia similar</w:t>
+              <w:t>Lo reinvierto manteniendo una estrategia similar</w:t>
             </w:r>
           </w:p>
         </w:tc>
@@ -3226,7 +3224,7 @@
                 <w:sz w:val="19"/>
                 <w:szCs w:val="19"/>
               </w:rPr>
-              <w:t xml:space="preserve">7,5</w:t>
+              <w:t>7,5</w:t>
             </w:r>
           </w:p>
         </w:tc>
@@ -3259,7 +3257,7 @@
                 <w:sz w:val="19"/>
                 <w:szCs w:val="19"/>
               </w:rPr>
-              <w:t xml:space="preserve">Lo destino a nuevas oportunidades con mayor potencial y mayor riesgo</w:t>
+              <w:t>Lo destino a nuevas oportunidades con mayor potencial y mayor riesgo</w:t>
             </w:r>
           </w:p>
         </w:tc>
@@ -3290,7 +3288,7 @@
                 <w:sz w:val="19"/>
                 <w:szCs w:val="19"/>
               </w:rPr>
-              <w:t xml:space="preserve">10</w:t>
+              <w:t>10</w:t>
             </w:r>
           </w:p>
         </w:tc>
@@ -3318,7 +3316,7 @@
         <w:t xml:space="preserve">Peso: </w:t>
       </w:r>
       <w:r>
-        <w:t xml:space="preserve">1.</w:t>
+        <w:t>1.</w:t>
       </w:r>
     </w:p>
     <w:p>
@@ -3326,7 +3324,7 @@
         <w:pStyle w:val="Heading3"/>
       </w:pPr>
       <w:r>
-        <w:t xml:space="preserve">Pregunta 9. Reacción ante un año malo</w:t>
+        <w:t>Pregunta 9. Reacción ante un año malo</w:t>
       </w:r>
     </w:p>
     <w:p>
@@ -3338,7 +3336,7 @@
           <w:i/>
           <w:iCs/>
         </w:rPr>
-        <w:t xml:space="preserve">Después de un año excepcionalmente malo en su portafolio, ¿qué suele hacer?</w:t>
+        <w:t>Después de un año excepcionalmente malo en su portafolio, ¿qué suele hacer?</w:t>
       </w:r>
     </w:p>
     <w:tbl>
@@ -3390,7 +3388,7 @@
                 <w:sz w:val="19"/>
                 <w:szCs w:val="19"/>
               </w:rPr>
-              <w:t xml:space="preserve">Respuesta</w:t>
+              <w:t>Respuesta</w:t>
             </w:r>
           </w:p>
         </w:tc>
@@ -3423,7 +3421,7 @@
                 <w:sz w:val="19"/>
                 <w:szCs w:val="19"/>
               </w:rPr>
-              <w:t xml:space="preserve">Puntaje</w:t>
+              <w:t>Puntaje</w:t>
             </w:r>
           </w:p>
         </w:tc>
@@ -3456,7 +3454,7 @@
                 <w:sz w:val="19"/>
                 <w:szCs w:val="19"/>
               </w:rPr>
-              <w:t xml:space="preserve">Reduzco mi exposición y aumento la liquidez</w:t>
+              <w:t>Reduzco mi exposición y aumento la liquidez</w:t>
             </w:r>
           </w:p>
         </w:tc>
@@ -3487,7 +3485,7 @@
                 <w:sz w:val="19"/>
                 <w:szCs w:val="19"/>
               </w:rPr>
-              <w:t xml:space="preserve">0</w:t>
+              <w:t>0</w:t>
             </w:r>
           </w:p>
         </w:tc>
@@ -3520,7 +3518,7 @@
                 <w:sz w:val="19"/>
                 <w:szCs w:val="19"/>
               </w:rPr>
-              <w:t xml:space="preserve">Hago algunos ajustes para disminuir el riesgo</w:t>
+              <w:t>Hago algunos ajustes para disminuir el riesgo</w:t>
             </w:r>
           </w:p>
         </w:tc>
@@ -3551,7 +3549,7 @@
                 <w:sz w:val="19"/>
                 <w:szCs w:val="19"/>
               </w:rPr>
-              <w:t xml:space="preserve">2,5</w:t>
+              <w:t>2,5</w:t>
             </w:r>
           </w:p>
         </w:tc>
@@ -3584,7 +3582,7 @@
                 <w:sz w:val="19"/>
                 <w:szCs w:val="19"/>
               </w:rPr>
-              <w:t xml:space="preserve">Mantengo la estrategia sin cambios importantes</w:t>
+              <w:t>Mantengo la estrategia sin cambios importantes</w:t>
             </w:r>
           </w:p>
         </w:tc>
@@ -3615,7 +3613,7 @@
                 <w:sz w:val="19"/>
                 <w:szCs w:val="19"/>
               </w:rPr>
-              <w:t xml:space="preserve">5</w:t>
+              <w:t>5</w:t>
             </w:r>
           </w:p>
         </w:tc>
@@ -3648,7 +3646,7 @@
                 <w:sz w:val="19"/>
                 <w:szCs w:val="19"/>
               </w:rPr>
-              <w:t xml:space="preserve">Rebalanceo y aprovecho algunas oportunidades</w:t>
+              <w:t>Rebalanceo y aprovecho algunas oportunidades</w:t>
             </w:r>
           </w:p>
         </w:tc>
@@ -3679,7 +3677,7 @@
                 <w:sz w:val="19"/>
                 <w:szCs w:val="19"/>
               </w:rPr>
-              <w:t xml:space="preserve">7,5</w:t>
+              <w:t>7,5</w:t>
             </w:r>
           </w:p>
         </w:tc>
@@ -3712,7 +3710,7 @@
                 <w:sz w:val="19"/>
                 <w:szCs w:val="19"/>
               </w:rPr>
-              <w:t xml:space="preserve">Aumento mi exposición buscando beneficiarme de la recuperación</w:t>
+              <w:t>Aumento mi exposición buscando beneficiarme de la recuperación</w:t>
             </w:r>
           </w:p>
         </w:tc>
@@ -3743,7 +3741,7 @@
                 <w:sz w:val="19"/>
                 <w:szCs w:val="19"/>
               </w:rPr>
-              <w:t xml:space="preserve">10</w:t>
+              <w:t>10</w:t>
             </w:r>
           </w:p>
         </w:tc>
@@ -3771,7 +3769,7 @@
         <w:t xml:space="preserve">Peso: </w:t>
       </w:r>
       <w:r>
-        <w:t xml:space="preserve">2.</w:t>
+        <w:t>2.</w:t>
       </w:r>
     </w:p>
     <w:p>
@@ -3779,7 +3777,7 @@
         <w:pStyle w:val="Heading3"/>
       </w:pPr>
       <w:r>
-        <w:t xml:space="preserve">Pregunta 10. Alternativa única de inversión</w:t>
+        <w:t>Pregunta 10. Alternativa única de inversión</w:t>
       </w:r>
     </w:p>
     <w:p>
@@ -3791,7 +3789,7 @@
           <w:i/>
           <w:iCs/>
         </w:rPr>
-        <w:t xml:space="preserve">Si tuviera que invertir una parte de su patrimonio en una sola alternativa durante varios años, ¿cuál elegiría? No puede combinar varias opciones.</w:t>
+        <w:t>Si tuviera que invertir una parte de su patrimonio en una sola alternativa durante varios años, ¿cuál elegiría? No puede combinar varias opciones.</w:t>
       </w:r>
     </w:p>
     <w:tbl>
@@ -3843,7 +3841,7 @@
                 <w:sz w:val="19"/>
                 <w:szCs w:val="19"/>
               </w:rPr>
-              <w:t xml:space="preserve">Respuesta</w:t>
+              <w:t>Respuesta</w:t>
             </w:r>
           </w:p>
         </w:tc>
@@ -3876,7 +3874,7 @@
                 <w:sz w:val="19"/>
                 <w:szCs w:val="19"/>
               </w:rPr>
-              <w:t xml:space="preserve">Puntaje</w:t>
+              <w:t>Puntaje</w:t>
             </w:r>
           </w:p>
         </w:tc>
@@ -3909,7 +3907,7 @@
                 <w:sz w:val="19"/>
                 <w:szCs w:val="19"/>
               </w:rPr>
-              <w:t xml:space="preserve">Certificado de depósito bancario · rendimiento esperado de 3% a 4% anual · sin fluctuaciones de mercado</w:t>
+              <w:t>Certificado de depósito bancario · rendimiento esperado de 3% a 4% anual · sin fluctuaciones de mercado</w:t>
             </w:r>
           </w:p>
         </w:tc>
@@ -3940,7 +3938,7 @@
                 <w:sz w:val="19"/>
                 <w:szCs w:val="19"/>
               </w:rPr>
-              <w:t xml:space="preserve">0</w:t>
+              <w:t>0</w:t>
             </w:r>
           </w:p>
         </w:tc>
@@ -3973,7 +3971,7 @@
                 <w:sz w:val="19"/>
                 <w:szCs w:val="19"/>
               </w:rPr>
-              <w:t xml:space="preserve">Bonos de alta calidad · rendimiento esperado de 4% a 5% anual · fluctuaciones anuales de aproximadamente ±3%</w:t>
+              <w:t>Bonos de alta calidad · rendimiento esperado de 4% a 5% anual · fluctuaciones anuales de aproximadamente ±3%</w:t>
             </w:r>
           </w:p>
         </w:tc>
@@ -4004,7 +4002,7 @@
                 <w:sz w:val="19"/>
                 <w:szCs w:val="19"/>
               </w:rPr>
-              <w:t xml:space="preserve">3,33</w:t>
+              <w:t>3,33</w:t>
             </w:r>
           </w:p>
         </w:tc>
@@ -4037,7 +4035,7 @@
                 <w:sz w:val="19"/>
                 <w:szCs w:val="19"/>
               </w:rPr>
-              <w:t xml:space="preserve">Inversión inmobiliaria diversificada · rendimiento esperado de 6% a 7% anual · fluctuaciones anuales de aproximadamente ±8%</w:t>
+              <w:t>Inversión inmobiliaria diversificada · rendimiento esperado de 6% a 7% anual · fluctuaciones anuales de aproximadamente ±8%</w:t>
             </w:r>
           </w:p>
         </w:tc>
@@ -4068,7 +4066,7 @@
                 <w:sz w:val="19"/>
                 <w:szCs w:val="19"/>
               </w:rPr>
-              <w:t xml:space="preserve">6,67</w:t>
+              <w:t>6,67</w:t>
             </w:r>
           </w:p>
         </w:tc>
@@ -4101,7 +4099,7 @@
                 <w:sz w:val="19"/>
                 <w:szCs w:val="19"/>
               </w:rPr>
-              <w:t xml:space="preserve">Acciones globales diversificadas · rendimiento esperado de 8% a 9% anual · fluctuaciones anuales de aproximadamente ±15%</w:t>
+              <w:t>Acciones globales diversificadas · rendimiento esperado de 8% a 9% anual · fluctuaciones anuales de aproximadamente ±15%</w:t>
             </w:r>
           </w:p>
         </w:tc>
@@ -4132,7 +4130,7 @@
                 <w:sz w:val="19"/>
                 <w:szCs w:val="19"/>
               </w:rPr>
-              <w:t xml:space="preserve">10</w:t>
+              <w:t>10</w:t>
             </w:r>
           </w:p>
         </w:tc>
@@ -4160,7 +4158,7 @@
         <w:t xml:space="preserve">Peso: </w:t>
       </w:r>
       <w:r>
-        <w:t xml:space="preserve">2.</w:t>
+        <w:t>2.</w:t>
       </w:r>
     </w:p>
     <w:p>
@@ -4168,7 +4166,7 @@
         <w:pStyle w:val="Heading2"/>
       </w:pPr>
       <w:r>
-        <w:t xml:space="preserve">1.3 Puntaje del perfil de riesgo</w:t>
+        <w:t>1.3 Puntaje del perfil de riesgo</w:t>
       </w:r>
     </w:p>
     <w:p>
@@ -4176,7 +4174,7 @@
         <w:spacing w:after="120" w:line="300"/>
       </w:pPr>
       <w:r>
-        <w:t xml:space="preserve">Es el promedio ponderado de las diez preguntas. Las preguntas que miden conducta o decisiones concretas (4, 5, 7, 9 y 10 del cuestionario) pesan el doble que las de percepción.</w:t>
+        <w:t>Es el promedio ponderado de las diez preguntas. Las preguntas que miden conducta o decisiones concretas (4, 5, 7, 9 y 10 del cuestionario) pesan el doble que las de percepción.</w:t>
       </w:r>
     </w:p>
     <w:p>
@@ -4192,7 +4190,7 @@
           <w:sz w:val="19"/>
           <w:szCs w:val="19"/>
         </w:rPr>
-        <w:t xml:space="preserve">Puntaje del perfil de riesgo = Σ (puntaje × peso) / Σ (peso)</w:t>
+        <w:t>Puntaje del perfil de riesgo = Σ (puntaje × peso) / Σ (peso)</w:t>
       </w:r>
     </w:p>
     <w:p>
@@ -4200,7 +4198,7 @@
         <w:spacing w:after="120" w:line="300"/>
       </w:pPr>
       <w:r>
-        <w:t xml:space="preserve">Solo se suman las preguntas respondidas; una pregunta en blanco o «No aplica» sale del numerador y del denominador. Con todas respondidas, la suma de pesos es 15.</w:t>
+        <w:t>Solo se suman las preguntas respondidas; una pregunta en blanco o «No aplica» sale del numerador y del denominador. Con todas respondidas, la suma de pesos es 15.</w:t>
       </w:r>
     </w:p>
     <w:p>
@@ -4208,7 +4206,7 @@
         <w:spacing w:after="120" w:line="300"/>
       </w:pPr>
       <w:r>
-        <w:t xml:space="preserve">La tolerancia (preguntas 1, 2, 3, 7 y 9) y el apetito (preguntas 4, 5, 6, 8 y 10) se calculan con la misma fórmula. Son los dos ejes del plano del perfil de riesgo: la tolerancia en el eje horizontal y el apetito en el vertical. Las franjas diagonales del plano son los cinco perfiles y salen de la misma fórmula del puntaje, por lo que la posición del cliente en el plano y su perfil siempre coinciden.</w:t>
+        <w:t>La tolerancia (preguntas 1, 2, 3, 7 y 9) y el apetito (preguntas 4, 5, 6, 8 y 10) se calculan con la misma fórmula. Son los dos ejes del plano del perfil de riesgo: la tolerancia en el eje horizontal y el apetito en el vertical. Las franjas diagonales del plano son los cinco perfiles y salen de la misma fórmula del puntaje, por lo que la posición del cliente en el plano y su perfil siempre coinciden.</w:t>
       </w:r>
     </w:p>
     <w:p>
@@ -4216,7 +4214,7 @@
         <w:pStyle w:val="Heading2"/>
       </w:pPr>
       <w:r>
-        <w:t xml:space="preserve">1.4 Los cinco perfiles</w:t>
+        <w:t>1.4 Los cinco perfiles</w:t>
       </w:r>
     </w:p>
     <w:p>
@@ -4224,7 +4222,7 @@
         <w:spacing w:after="120" w:line="300"/>
       </w:pPr>
       <w:r>
-        <w:t xml:space="preserve">La escala de 0 a 10 se divide en cinco tramos de igual amplitud:</w:t>
+        <w:t>La escala de 0 a 10 se divide en cinco tramos de igual amplitud:</w:t>
       </w:r>
     </w:p>
     <w:tbl>
@@ -4278,7 +4276,7 @@
                 <w:sz w:val="19"/>
                 <w:szCs w:val="19"/>
               </w:rPr>
-              <w:t xml:space="preserve">Puntaje</w:t>
+              <w:t>Puntaje</w:t>
             </w:r>
           </w:p>
         </w:tc>
@@ -4311,7 +4309,7 @@
                 <w:sz w:val="19"/>
                 <w:szCs w:val="19"/>
               </w:rPr>
-              <w:t xml:space="preserve">Perfil</w:t>
+              <w:t>Perfil</w:t>
             </w:r>
           </w:p>
         </w:tc>
@@ -4344,7 +4342,7 @@
                 <w:sz w:val="19"/>
                 <w:szCs w:val="19"/>
               </w:rPr>
-              <w:t xml:space="preserve">Rendimiento esperado</w:t>
+              <w:t>Rendimiento esperado</w:t>
             </w:r>
           </w:p>
         </w:tc>
@@ -4377,7 +4375,7 @@
                 <w:sz w:val="19"/>
                 <w:szCs w:val="19"/>
               </w:rPr>
-              <w:t xml:space="preserve">Renta variable · renta fija · efectivo</w:t>
+              <w:t>Renta variable · renta fija · efectivo</w:t>
             </w:r>
           </w:p>
         </w:tc>
@@ -4410,7 +4408,7 @@
                 <w:sz w:val="19"/>
                 <w:szCs w:val="19"/>
               </w:rPr>
-              <w:t xml:space="preserve">Menor que 2</w:t>
+              <w:t>Menor que 2</w:t>
             </w:r>
           </w:p>
         </w:tc>
@@ -4441,7 +4439,7 @@
                 <w:sz w:val="19"/>
                 <w:szCs w:val="19"/>
               </w:rPr>
-              <w:t xml:space="preserve">Conservador</w:t>
+              <w:t>Conservador</w:t>
             </w:r>
           </w:p>
         </w:tc>
@@ -4472,7 +4470,7 @@
                 <w:sz w:val="19"/>
                 <w:szCs w:val="19"/>
               </w:rPr>
-              <w:t xml:space="preserve">5,0%</w:t>
+              <w:t>5,0%</w:t>
             </w:r>
           </w:p>
         </w:tc>
@@ -4503,7 +4501,7 @@
                 <w:sz w:val="19"/>
                 <w:szCs w:val="19"/>
               </w:rPr>
-              <w:t xml:space="preserve">20% · 50% · 30%</w:t>
+              <w:t>20% · 50% · 30%</w:t>
             </w:r>
           </w:p>
         </w:tc>
@@ -4536,7 +4534,7 @@
                 <w:sz w:val="19"/>
                 <w:szCs w:val="19"/>
               </w:rPr>
-              <w:t xml:space="preserve">De 2 a menos de 4</w:t>
+              <w:t>De 2 a menos de 4</w:t>
             </w:r>
           </w:p>
         </w:tc>
@@ -4567,7 +4565,7 @@
                 <w:sz w:val="19"/>
                 <w:szCs w:val="19"/>
               </w:rPr>
-              <w:t xml:space="preserve">Moderado conservador</w:t>
+              <w:t>Moderado conservador</w:t>
             </w:r>
           </w:p>
         </w:tc>
@@ -4598,7 +4596,7 @@
                 <w:sz w:val="19"/>
                 <w:szCs w:val="19"/>
               </w:rPr>
-              <w:t xml:space="preserve">6,0%</w:t>
+              <w:t>6,0%</w:t>
             </w:r>
           </w:p>
         </w:tc>
@@ -4629,7 +4627,7 @@
                 <w:sz w:val="19"/>
                 <w:szCs w:val="19"/>
               </w:rPr>
-              <w:t xml:space="preserve">40% · 42,5% · 17,5%</w:t>
+              <w:t>40% · 42,5% · 17,5%</w:t>
             </w:r>
           </w:p>
         </w:tc>
@@ -4662,7 +4660,7 @@
                 <w:sz w:val="19"/>
                 <w:szCs w:val="19"/>
               </w:rPr>
-              <w:t xml:space="preserve">De 4 a menos de 6</w:t>
+              <w:t>De 4 a menos de 6</w:t>
             </w:r>
           </w:p>
         </w:tc>
@@ -4693,7 +4691,7 @@
                 <w:sz w:val="19"/>
                 <w:szCs w:val="19"/>
               </w:rPr>
-              <w:t xml:space="preserve">Moderado</w:t>
+              <w:t>Moderado</w:t>
             </w:r>
           </w:p>
         </w:tc>
@@ -4724,7 +4722,7 @@
                 <w:sz w:val="19"/>
                 <w:szCs w:val="19"/>
               </w:rPr>
-              <w:t xml:space="preserve">7,0%</w:t>
+              <w:t>7,0%</w:t>
             </w:r>
           </w:p>
         </w:tc>
@@ -4755,7 +4753,7 @@
                 <w:sz w:val="19"/>
                 <w:szCs w:val="19"/>
               </w:rPr>
-              <w:t xml:space="preserve">60% · 35% · 5%</w:t>
+              <w:t>60% · 35% · 5%</w:t>
             </w:r>
           </w:p>
         </w:tc>
@@ -4788,7 +4786,7 @@
                 <w:sz w:val="19"/>
                 <w:szCs w:val="19"/>
               </w:rPr>
-              <w:t xml:space="preserve">De 6 a menos de 8</w:t>
+              <w:t>De 6 a menos de 8</w:t>
             </w:r>
           </w:p>
         </w:tc>
@@ -4819,7 +4817,7 @@
                 <w:sz w:val="19"/>
                 <w:szCs w:val="19"/>
               </w:rPr>
-              <w:t xml:space="preserve">Moderado agresivo</w:t>
+              <w:t>Moderado agresivo</w:t>
             </w:r>
           </w:p>
         </w:tc>
@@ -4850,7 +4848,7 @@
                 <w:sz w:val="19"/>
                 <w:szCs w:val="19"/>
               </w:rPr>
-              <w:t xml:space="preserve">7,5%</w:t>
+              <w:t>7,5%</w:t>
             </w:r>
           </w:p>
         </w:tc>
@@ -4881,7 +4879,7 @@
                 <w:sz w:val="19"/>
                 <w:szCs w:val="19"/>
               </w:rPr>
-              <w:t xml:space="preserve">77,5% · 17,5% · 5%</w:t>
+              <w:t>77,5% · 17,5% · 5%</w:t>
             </w:r>
           </w:p>
         </w:tc>
@@ -4914,7 +4912,7 @@
                 <w:sz w:val="19"/>
                 <w:szCs w:val="19"/>
               </w:rPr>
-              <w:t xml:space="preserve">8 o más</w:t>
+              <w:t>8 o más</w:t>
             </w:r>
           </w:p>
         </w:tc>
@@ -4945,7 +4943,7 @@
                 <w:sz w:val="19"/>
                 <w:szCs w:val="19"/>
               </w:rPr>
-              <w:t xml:space="preserve">Agresivo</w:t>
+              <w:t>Agresivo</w:t>
             </w:r>
           </w:p>
         </w:tc>
@@ -4976,7 +4974,7 @@
                 <w:sz w:val="19"/>
                 <w:szCs w:val="19"/>
               </w:rPr>
-              <w:t xml:space="preserve">8,0%</w:t>
+              <w:t>8,0%</w:t>
             </w:r>
           </w:p>
         </w:tc>
@@ -5007,7 +5005,7 @@
                 <w:sz w:val="19"/>
                 <w:szCs w:val="19"/>
               </w:rPr>
-              <w:t xml:space="preserve">95% · 0% · 5%</w:t>
+              <w:t>95% · 0% · 5%</w:t>
             </w:r>
           </w:p>
         </w:tc>
@@ -5018,7 +5016,7 @@
         <w:spacing w:after="120" w:line="300"/>
       </w:pPr>
       <w:r>
-        <w:t xml:space="preserve">Si el puntaje del perfil de riesgo queda a menos de 0,4 puntos de un corte, el dashboard la marca como zona de frontera para confirmarla con el cliente. El perfil no cambia.</w:t>
+        <w:t>Si el puntaje del perfil de riesgo queda a menos de 0,4 puntos de un corte, el dashboard la marca como zona de frontera para confirmarla con el cliente. El perfil no cambia.</w:t>
       </w:r>
     </w:p>
     <w:p>
@@ -5026,7 +5024,7 @@
         <w:pStyle w:val="Heading2"/>
       </w:pPr>
       <w:r>
-        <w:t xml:space="preserve">1.5 Capacidad financiera</w:t>
+        <w:t>1.5 Capacidad financiera</w:t>
       </w:r>
     </w:p>
     <w:p>
@@ -5034,7 +5032,7 @@
         <w:spacing w:after="120" w:line="300"/>
       </w:pPr>
       <w:r>
-        <w:t xml:space="preserve">Mide cuánto riesgo puede soportar el cliente, con independencia de cuánto quiere asumir. Se calcula solo con datos del cuestionario de planificación, con los seis componentes que las directrices de idoneidad de MiFID II (ESMA, 2018) y el marco de la política de inversión del CFA Institute (Maginn y otros, 2007) señalan para evaluar la capacidad de soportar pérdidas:</w:t>
+        <w:t>Mide cuánto riesgo puede soportar el cliente, con independencia de cuánto quiere asumir. Se calcula con el flujo de los primeros cinco años de la proyección y con datos del cuestionario de planificación, en seis componentes que siguen la estructura de la hoja «Proyección»: ingresos, gastos, inversiones, desinversiones, tamaño del portafolio y horizonte. Cubren lo que las directrices de idoneidad de MiFID II piden evaluar: ingresos, activos, compromisos financieros regulares y capacidad de soportar pérdidas (ESMA, 2022, párrafos 37 y 80). También siguen la guía del CFA Institute (2018), que mide la capacidad con los recursos del cliente frente a sus necesidades de gasto:</w:t>
       </w:r>
     </w:p>
     <w:tbl>
@@ -5087,7 +5085,7 @@
                 <w:sz w:val="19"/>
                 <w:szCs w:val="19"/>
               </w:rPr>
-              <w:t xml:space="preserve">Componente</w:t>
+              <w:t>Componente</w:t>
             </w:r>
           </w:p>
         </w:tc>
@@ -5120,7 +5118,7 @@
                 <w:sz w:val="19"/>
                 <w:szCs w:val="19"/>
               </w:rPr>
-              <w:t xml:space="preserve">Dato de la planificación</w:t>
+              <w:t>Dato de la planificación</w:t>
             </w:r>
           </w:p>
         </w:tc>
@@ -5153,7 +5151,7 @@
                 <w:sz w:val="19"/>
                 <w:szCs w:val="19"/>
               </w:rPr>
-              <w:t xml:space="preserve">Fundamento</w:t>
+              <w:t>Fundamento</w:t>
             </w:r>
           </w:p>
         </w:tc>
@@ -5186,7 +5184,7 @@
                 <w:sz w:val="19"/>
                 <w:szCs w:val="19"/>
               </w:rPr>
-              <w:t xml:space="preserve">Horizonte</w:t>
+              <w:t>Ingresos totales</w:t>
             </w:r>
           </w:p>
         </w:tc>
@@ -5217,7 +5215,7 @@
                 <w:sz w:val="19"/>
                 <w:szCs w:val="19"/>
               </w:rPr>
-              <w:t xml:space="preserve">Años hasta que el portafolio empieza a financiar gastos, metas o retiros (primer año con desinversión)</w:t>
+              <w:t>Ingresos totales / gastos totales de los primeros cinco años, promediado con la predictibilidad del ingreso (pregunta 3)</w:t>
             </w:r>
           </w:p>
         </w:tc>
@@ -5248,7 +5246,7 @@
                 <w:sz w:val="19"/>
                 <w:szCs w:val="19"/>
               </w:rPr>
-              <w:t xml:space="preserve">Horizonte de inversión (ESMA, 2018; CFA Institute)</w:t>
+              <w:t>Ingresos regulares frente a los compromisos (ESMA, 2022); recursos propios para cubrir el gasto sin depender del portafolio (CFA Institute, 2018)</w:t>
             </w:r>
           </w:p>
         </w:tc>
@@ -5281,7 +5279,7 @@
                 <w:sz w:val="19"/>
                 <w:szCs w:val="19"/>
               </w:rPr>
-              <w:t xml:space="preserve">Estabilidad del ingreso</w:t>
+              <w:t>Gastos totales</w:t>
             </w:r>
           </w:p>
         </w:tc>
@@ -5312,7 +5310,7 @@
                 <w:sz w:val="19"/>
                 <w:szCs w:val="19"/>
               </w:rPr>
-              <w:t xml:space="preserve">Qué tan predecible es el ingreso total</w:t>
+              <w:t>Gastos comprometidos (cuotas de hipoteca y deudas y gastos de dependientes) / ingresos totales, cinco años</w:t>
             </w:r>
           </w:p>
         </w:tc>
@@ -5343,7 +5341,7 @@
                 <w:sz w:val="19"/>
                 <w:szCs w:val="19"/>
               </w:rPr>
-              <w:t xml:space="preserve">Capital humano: un ingreso estable se comporta como un bono y permite más riesgo en el portafolio (Ibbotson, Milevsky, Chen y Zhu, 2007)</w:t>
+              <w:t>Compromisos financieros regulares (ESMA, 2022); razón de servicio de deuda con límite habitual de 36% (Greninger y otros, 1996)</w:t>
             </w:r>
           </w:p>
         </w:tc>
@@ -5376,7 +5374,7 @@
                 <w:sz w:val="19"/>
                 <w:szCs w:val="19"/>
               </w:rPr>
-              <w:t xml:space="preserve">Holgura del flujo</w:t>
+              <w:t>Inversiones</w:t>
             </w:r>
           </w:p>
         </w:tc>
@@ -5407,7 +5405,7 @@
                 <w:sz w:val="19"/>
                 <w:szCs w:val="19"/>
               </w:rPr>
-              <w:t xml:space="preserve">(Ingresos ordinarios − gastos ordinarios − gastos extraordinarios) / ingresos ordinarios, primer año</w:t>
+              <w:t>Lo que entra al portafolio en cinco años (superávit invertido y ventas de activos) / capital inicial</w:t>
             </w:r>
           </w:p>
         </w:tc>
@@ -5438,7 +5436,7 @@
                 <w:sz w:val="19"/>
                 <w:szCs w:val="19"/>
               </w:rPr>
-              <w:t xml:space="preserve">Fuente y nivel de los ingresos regulares frente a los compromisos financieros (ESMA, 2018)</w:t>
+              <w:t>Aportes futuros que permiten recuperar una pérdida (CFA Institute, 2018)</w:t>
             </w:r>
           </w:p>
         </w:tc>
@@ -5471,7 +5469,7 @@
                 <w:sz w:val="19"/>
                 <w:szCs w:val="19"/>
               </w:rPr>
-              <w:t xml:space="preserve">Carga de deuda</w:t>
+              <w:t>Desinversiones</w:t>
             </w:r>
           </w:p>
         </w:tc>
@@ -5502,7 +5500,7 @@
                 <w:sz w:val="19"/>
                 <w:szCs w:val="19"/>
               </w:rPr>
-              <w:t xml:space="preserve">Cuotas de hipoteca y deudas / ingresos ordinarios, primer año</w:t>
+              <w:t>Retiros del portafolio de cinco años (déficit, metas y primer retiro) / capital inicial</w:t>
             </w:r>
           </w:p>
         </w:tc>
@@ -5533,7 +5531,7 @@
                 <w:sz w:val="19"/>
                 <w:szCs w:val="19"/>
               </w:rPr>
-              <w:t xml:space="preserve">Compromisos financieros regulares (ESMA, 2018); razón deuda-ingreso de uso bancario, con límite habitual de 36%</w:t>
+              <w:t>Restricción de liquidez (CFA Institute). Retirar 4% al año (Bengen, 1994) equivale a 20% en cinco años</w:t>
             </w:r>
           </w:p>
         </w:tc>
@@ -5566,7 +5564,7 @@
                 <w:sz w:val="19"/>
                 <w:szCs w:val="19"/>
               </w:rPr>
-              <w:t xml:space="preserve">Peso del portafolio</w:t>
+              <w:t>Tamaño del portafolio</w:t>
             </w:r>
           </w:p>
         </w:tc>
@@ -5597,7 +5595,7 @@
                 <w:sz w:val="19"/>
                 <w:szCs w:val="19"/>
               </w:rPr>
-              <w:t xml:space="preserve">Parte del patrimonio total que representa el portafolio</w:t>
+              <w:t>Portafolio actual / portafolio mínimo requerido con la cartera conservadora</w:t>
             </w:r>
           </w:p>
         </w:tc>
@@ -5628,7 +5626,7 @@
                 <w:sz w:val="19"/>
                 <w:szCs w:val="19"/>
               </w:rPr>
-              <w:t xml:space="preserve">Proporción de los activos totales que representa la inversión (ESMA, 2018)</w:t>
+              <w:t>Reserva frente a las necesidades: capacidad de soportar pérdidas sin comprometer el nivel de vida (ESMA, 2022; CFA Institute, 2018)</w:t>
             </w:r>
           </w:p>
         </w:tc>
@@ -5661,7 +5659,7 @@
                 <w:sz w:val="19"/>
                 <w:szCs w:val="19"/>
               </w:rPr>
-              <w:t xml:space="preserve">Liquidez requerida</w:t>
+              <w:t>Horizonte</w:t>
             </w:r>
           </w:p>
         </w:tc>
@@ -5692,7 +5690,7 @@
                 <w:sz w:val="19"/>
                 <w:szCs w:val="19"/>
               </w:rPr>
-              <w:t xml:space="preserve">Retiros del portafolio de los próximos cinco años / capital inicial</w:t>
+              <w:t>Años hasta que el portafolio empieza a financiar gastos, metas o retiros (primer año con desinversión)</w:t>
             </w:r>
           </w:p>
         </w:tc>
@@ -5723,7 +5721,7 @@
                 <w:sz w:val="19"/>
                 <w:szCs w:val="19"/>
               </w:rPr>
-              <w:t xml:space="preserve">Restricción de liquidez de la política de inversión (CFA Institute). Retirar 4% al año (Bengen, 1994) equivale a 20% en cinco años</w:t>
+              <w:t>Horizonte de inversión (ESMA, 2022; CFA Institute, 2018)</w:t>
             </w:r>
           </w:p>
         </w:tc>
@@ -5734,7 +5732,7 @@
         <w:spacing w:after="120" w:line="300"/>
       </w:pPr>
       <w:r>
-        <w:t xml:space="preserve">Cada componente se puntúa en cuatro tramos (0; 3,33; 6,67 y 10), igual que las respuestas del cuestionario:</w:t>
+        <w:t>Cada componente se puntúa en cuatro tramos (0; 3,33; 6,67 y 10), igual que las respuestas del cuestionario:</w:t>
       </w:r>
     </w:p>
     <w:tbl>
@@ -5789,7 +5787,7 @@
                 <w:sz w:val="19"/>
                 <w:szCs w:val="19"/>
               </w:rPr>
-              <w:t xml:space="preserve">Componente</w:t>
+              <w:t>Componente</w:t>
             </w:r>
           </w:p>
         </w:tc>
@@ -5822,7 +5820,7 @@
                 <w:sz w:val="19"/>
                 <w:szCs w:val="19"/>
               </w:rPr>
-              <w:t xml:space="preserve">0</w:t>
+              <w:t>0</w:t>
             </w:r>
           </w:p>
         </w:tc>
@@ -5855,7 +5853,7 @@
                 <w:sz w:val="19"/>
                 <w:szCs w:val="19"/>
               </w:rPr>
-              <w:t xml:space="preserve">3,33</w:t>
+              <w:t>3,33</w:t>
             </w:r>
           </w:p>
         </w:tc>
@@ -5888,7 +5886,7 @@
                 <w:sz w:val="19"/>
                 <w:szCs w:val="19"/>
               </w:rPr>
-              <w:t xml:space="preserve">6,67</w:t>
+              <w:t>6,67</w:t>
             </w:r>
           </w:p>
         </w:tc>
@@ -5921,7 +5919,7 @@
                 <w:sz w:val="19"/>
                 <w:szCs w:val="19"/>
               </w:rPr>
-              <w:t xml:space="preserve">10</w:t>
+              <w:t>10</w:t>
             </w:r>
           </w:p>
         </w:tc>
@@ -5954,7 +5952,7 @@
                 <w:sz w:val="19"/>
                 <w:szCs w:val="19"/>
               </w:rPr>
-              <w:t xml:space="preserve">Horizonte</w:t>
+              <w:t>Ingresos totales (cobertura)</w:t>
             </w:r>
           </w:p>
         </w:tc>
@@ -5985,7 +5983,7 @@
                 <w:sz w:val="19"/>
                 <w:szCs w:val="19"/>
               </w:rPr>
-              <w:t xml:space="preserve">Menos de 5 años</w:t>
+              <w:t>Menos de 50%</w:t>
             </w:r>
           </w:p>
         </w:tc>
@@ -6016,7 +6014,7 @@
                 <w:sz w:val="19"/>
                 <w:szCs w:val="19"/>
               </w:rPr>
-              <w:t xml:space="preserve">5 a 9 años</w:t>
+              <w:t>50% a 79,9%</w:t>
             </w:r>
           </w:p>
         </w:tc>
@@ -6047,7 +6045,7 @@
                 <w:sz w:val="19"/>
                 <w:szCs w:val="19"/>
               </w:rPr>
-              <w:t xml:space="preserve">10 a 14 años</w:t>
+              <w:t>80% a 99,9%</w:t>
             </w:r>
           </w:p>
         </w:tc>
@@ -6078,7 +6076,7 @@
                 <w:sz w:val="19"/>
                 <w:szCs w:val="19"/>
               </w:rPr>
-              <w:t xml:space="preserve">15 años o más</w:t>
+              <w:t>100% o más</w:t>
             </w:r>
           </w:p>
         </w:tc>
@@ -6111,7 +6109,7 @@
                 <w:sz w:val="19"/>
                 <w:szCs w:val="19"/>
               </w:rPr>
-              <w:t xml:space="preserve">Estabilidad del ingreso</w:t>
+              <w:t>Gastos totales (comprometidos)</w:t>
             </w:r>
           </w:p>
         </w:tc>
@@ -6142,7 +6140,7 @@
                 <w:sz w:val="19"/>
                 <w:szCs w:val="19"/>
               </w:rPr>
-              <w:t xml:space="preserve">Varía mucho</w:t>
+              <w:t>36% o más</w:t>
             </w:r>
           </w:p>
         </w:tc>
@@ -6173,7 +6171,7 @@
                 <w:sz w:val="19"/>
                 <w:szCs w:val="19"/>
               </w:rPr>
-              <w:t xml:space="preserve">Varía moderadamente</w:t>
+              <w:t>20% a 35,9%</w:t>
             </w:r>
           </w:p>
         </w:tc>
@@ -6204,7 +6202,7 @@
                 <w:sz w:val="19"/>
                 <w:szCs w:val="19"/>
               </w:rPr>
-              <w:t xml:space="preserve">Estable</w:t>
+              <w:t>10% a 19,9%</w:t>
             </w:r>
           </w:p>
         </w:tc>
@@ -6235,7 +6233,7 @@
                 <w:sz w:val="19"/>
                 <w:szCs w:val="19"/>
               </w:rPr>
-              <w:t xml:space="preserve">Fijo o rentas consolidadas</w:t>
+              <w:t>Menos de 10%</w:t>
             </w:r>
           </w:p>
         </w:tc>
@@ -6268,7 +6266,7 @@
                 <w:sz w:val="19"/>
                 <w:szCs w:val="19"/>
               </w:rPr>
-              <w:t xml:space="preserve">Holgura del flujo</w:t>
+              <w:t>Inversiones</w:t>
             </w:r>
           </w:p>
         </w:tc>
@@ -6299,7 +6297,7 @@
                 <w:sz w:val="19"/>
                 <w:szCs w:val="19"/>
               </w:rPr>
-              <w:t xml:space="preserve">Déficit</w:t>
+              <w:t>Sin entradas</w:t>
             </w:r>
           </w:p>
         </w:tc>
@@ -6330,7 +6328,7 @@
                 <w:sz w:val="19"/>
                 <w:szCs w:val="19"/>
               </w:rPr>
-              <w:t xml:space="preserve">0% a 9,9%</w:t>
+              <w:t>Hasta 9,9%</w:t>
             </w:r>
           </w:p>
         </w:tc>
@@ -6361,7 +6359,7 @@
                 <w:sz w:val="19"/>
                 <w:szCs w:val="19"/>
               </w:rPr>
-              <w:t xml:space="preserve">10% a 19,9%</w:t>
+              <w:t>10% a 24,9%</w:t>
             </w:r>
           </w:p>
         </w:tc>
@@ -6392,7 +6390,7 @@
                 <w:sz w:val="19"/>
                 <w:szCs w:val="19"/>
               </w:rPr>
-              <w:t xml:space="preserve">20% o más</w:t>
+              <w:t>25% o más</w:t>
             </w:r>
           </w:p>
         </w:tc>
@@ -6425,7 +6423,7 @@
                 <w:sz w:val="19"/>
                 <w:szCs w:val="19"/>
               </w:rPr>
-              <w:t xml:space="preserve">Carga de deuda</w:t>
+              <w:t>Desinversiones</w:t>
             </w:r>
           </w:p>
         </w:tc>
@@ -6456,7 +6454,7 @@
                 <w:sz w:val="19"/>
                 <w:szCs w:val="19"/>
               </w:rPr>
-              <w:t xml:space="preserve">36% o más</w:t>
+              <w:t>50% o más</w:t>
             </w:r>
           </w:p>
         </w:tc>
@@ -6487,7 +6485,7 @@
                 <w:sz w:val="19"/>
                 <w:szCs w:val="19"/>
               </w:rPr>
-              <w:t xml:space="preserve">20% a 35,9%</w:t>
+              <w:t>25% a 49,9%</w:t>
             </w:r>
           </w:p>
         </w:tc>
@@ -6518,7 +6516,7 @@
                 <w:sz w:val="19"/>
                 <w:szCs w:val="19"/>
               </w:rPr>
-              <w:t xml:space="preserve">10% a 19,9%</w:t>
+              <w:t>10% a 24,9%</w:t>
             </w:r>
           </w:p>
         </w:tc>
@@ -6549,7 +6547,7 @@
                 <w:sz w:val="19"/>
                 <w:szCs w:val="19"/>
               </w:rPr>
-              <w:t xml:space="preserve">Menos de 10%</w:t>
+              <w:t>Menos de 10%</w:t>
             </w:r>
           </w:p>
         </w:tc>
@@ -6582,7 +6580,7 @@
                 <w:sz w:val="19"/>
                 <w:szCs w:val="19"/>
               </w:rPr>
-              <w:t xml:space="preserve">Peso del portafolio</w:t>
+              <w:t>Tamaño del portafolio</w:t>
             </w:r>
           </w:p>
         </w:tc>
@@ -6613,7 +6611,7 @@
                 <w:sz w:val="19"/>
                 <w:szCs w:val="19"/>
               </w:rPr>
-              <w:t xml:space="preserve">75% o más</w:t>
+              <w:t>Menos de 1,00 vez</w:t>
             </w:r>
           </w:p>
         </w:tc>
@@ -6644,7 +6642,7 @@
                 <w:sz w:val="19"/>
                 <w:szCs w:val="19"/>
               </w:rPr>
-              <w:t xml:space="preserve">50% a 74,9%</w:t>
+              <w:t>1,00 a 1,24</w:t>
             </w:r>
           </w:p>
         </w:tc>
@@ -6675,7 +6673,7 @@
                 <w:sz w:val="19"/>
                 <w:szCs w:val="19"/>
               </w:rPr>
-              <w:t xml:space="preserve">25% a 49,9%</w:t>
+              <w:t>1,25 a 1,49</w:t>
             </w:r>
           </w:p>
         </w:tc>
@@ -6706,7 +6704,7 @@
                 <w:sz w:val="19"/>
                 <w:szCs w:val="19"/>
               </w:rPr>
-              <w:t xml:space="preserve">Menos de 25%</w:t>
+              <w:t>1,50 o más</w:t>
             </w:r>
           </w:p>
         </w:tc>
@@ -6739,7 +6737,7 @@
                 <w:sz w:val="19"/>
                 <w:szCs w:val="19"/>
               </w:rPr>
-              <w:t xml:space="preserve">Liquidez requerida</w:t>
+              <w:t>Horizonte</w:t>
             </w:r>
           </w:p>
         </w:tc>
@@ -6770,7 +6768,7 @@
                 <w:sz w:val="19"/>
                 <w:szCs w:val="19"/>
               </w:rPr>
-              <w:t xml:space="preserve">50% o más</w:t>
+              <w:t>Menos de 5 años</w:t>
             </w:r>
           </w:p>
         </w:tc>
@@ -6801,7 +6799,7 @@
                 <w:sz w:val="19"/>
                 <w:szCs w:val="19"/>
               </w:rPr>
-              <w:t xml:space="preserve">25% a 49,9%</w:t>
+              <w:t>5 a 9 años</w:t>
             </w:r>
           </w:p>
         </w:tc>
@@ -6832,7 +6830,7 @@
                 <w:sz w:val="19"/>
                 <w:szCs w:val="19"/>
               </w:rPr>
-              <w:t xml:space="preserve">10% a 24,9%</w:t>
+              <w:t>10 a 14 años</w:t>
             </w:r>
           </w:p>
         </w:tc>
@@ -6863,7 +6861,7 @@
                 <w:sz w:val="19"/>
                 <w:szCs w:val="19"/>
               </w:rPr>
-              <w:t xml:space="preserve">Menos de 10%</w:t>
+              <w:t>15 años o más</w:t>
             </w:r>
           </w:p>
         </w:tc>
@@ -6882,7 +6880,7 @@
           <w:sz w:val="19"/>
           <w:szCs w:val="19"/>
         </w:rPr>
-        <w:t xml:space="preserve">Capacidad financiera = promedio simple de los componentes con dato</w:t>
+        <w:t>Capacidad financiera = promedio simple de los componentes con dato (se necesitan al menos 4 de 6)</w:t>
       </w:r>
     </w:p>
     <w:p>
@@ -6890,7 +6888,7 @@
         <w:spacing w:after="120" w:line="300"/>
       </w:pPr>
       <w:r>
-        <w:t xml:space="preserve">Se usan pesos iguales porque no hay datos propios para estimar otros; los pesos iguales son más robustos que pesos fijados a criterio (Dawes, 1979). Los tramos son supuestos del analista y se recalibran cuando haya historial de clientes.</w:t>
+        <w:t>Se usan pesos iguales porque no hay datos propios para estimar otros; los pesos iguales son más robustos que pesos fijados a criterio (Dawes, 1979). Los tramos son supuestos del analista y se recalibran cuando haya historial de clientes.</w:t>
       </w:r>
     </w:p>
     <w:p>
@@ -6902,10 +6900,24 @@
           <w:b/>
           <w:bCs/>
         </w:rPr>
-        <w:t xml:space="preserve">Datos que no entran y por qué. </w:t>
+        <w:t>Datos faltantes. Cada componente se calcula solo si el cliente dio los datos que lo alimentan. Si no, queda «sin dato», se rotula así en el radar y en la ficha y no entra al promedio: no se supone ningún valor. Si menos de cuatro de los seis componentes tienen dato, la capacidad no se mide, el perfil financiero queda igual al perfil de riesgo y el dashboard pide completar el cuestionario antes de proponer una cartera, como piden las directrices de ESMA (2022, párrafo 53) para la información incompleta. Si la pensión está por estimar, el componente de ingresos se marca como parcial. Los flujos se proyectan sin rendimiento y el tamaño del portafolio se mide con la cartera conservadora, así que la capacidad no depende del perfil que se asigne. El peso del portafolio en el patrimonio (pregunta 13) se muestra como dato de control y no entra al cálculo.</w:t>
       </w:r>
+      <w:r/>
+    </w:p>
+    <w:p>
+      <w:pPr>
+        <w:spacing w:after="120" w:line="300"/>
+      </w:pPr>
       <w:r>
-        <w:t xml:space="preserve">El número de dependientes no entra por separado: su costo ya está en la holgura del flujo y en la liquidez requerida, y contarlo otra vez sería doble conteo. Los seguros protegen contra otros riesgos, pero no miden cuánta pérdida del portafolio soporta el cliente. Los flujos se proyectan sin rendimiento, así que la capacidad no depende del perfil que se asigne.</w:t>
+        <w:t>Instituciones: horizonte de inversión declarado, estabilidad de los ingresos, peso del portafolio en sus activos y liquidez requerida (retiros netos de los primeros cinco años sobre el capital inicial). En familias, los cuestionarios anteriores a octubre de 2026 no pedían deudas ni gastos de dependientes, por lo que en ellos el componente de gastos queda sin dato.</w:t>
+      </w:r>
+    </w:p>
+    <w:p>
+      <w:pPr>
+        <w:pStyle w:val="Heading2"/>
+      </w:pPr>
+      <w:r>
+        <w:t>1.6 Conocimiento</w:t>
       </w:r>
     </w:p>
     <w:p>
@@ -6913,23 +6925,7 @@
         <w:spacing w:after="120" w:line="300"/>
       </w:pPr>
       <w:r>
-        <w:t xml:space="preserve">Instituciones: horizonte de inversión declarado, estabilidad de los ingresos, peso del portafolio en sus activos y liquidez requerida (retiros netos de los primeros cinco años sobre el capital inicial). Los cuestionarios anteriores a octubre de 2026 no pedían cuotas de deuda, por lo que en ellos ese componente no se calcula.</w:t>
-      </w:r>
-    </w:p>
-    <w:p>
-      <w:pPr>
-        <w:pStyle w:val="Heading2"/>
-      </w:pPr>
-      <w:r>
-        <w:t xml:space="preserve">1.6 Conocimiento</w:t>
-      </w:r>
-    </w:p>
-    <w:p>
-      <w:pPr>
-        <w:spacing w:after="120" w:line="300"/>
-      </w:pPr>
-      <w:r>
-        <w:t xml:space="preserve">En familias, el conocimiento se mide con la pregunta 10 (alternativa única de inversión), que ya forma parte del perfil de riesgo; no se aplica otra vez. En instituciones se pregunta aparte y funciona como techo del perfil global:</w:t>
+        <w:t>En familias, el conocimiento se mide con la pregunta 10 (alternativa única de inversión), que ya forma parte del perfil de riesgo; no se aplica otra vez. En instituciones se pregunta aparte y funciona como techo del perfil financiero:</w:t>
       </w:r>
     </w:p>
     <w:tbl>
@@ -6981,7 +6977,7 @@
                 <w:sz w:val="19"/>
                 <w:szCs w:val="19"/>
               </w:rPr>
-              <w:t xml:space="preserve">Conocimiento declarado</w:t>
+              <w:t>Conocimiento declarado</w:t>
             </w:r>
           </w:p>
         </w:tc>
@@ -7014,7 +7010,7 @@
                 <w:sz w:val="19"/>
                 <w:szCs w:val="19"/>
               </w:rPr>
-              <w:t xml:space="preserve">Perfil máximo</w:t>
+              <w:t>Perfil máximo</w:t>
             </w:r>
           </w:p>
         </w:tc>
@@ -7047,7 +7043,7 @@
                 <w:sz w:val="19"/>
                 <w:szCs w:val="19"/>
               </w:rPr>
-              <w:t xml:space="preserve">Ninguno (0)</w:t>
+              <w:t>Ninguno (0)</w:t>
             </w:r>
           </w:p>
         </w:tc>
@@ -7078,7 +7074,7 @@
                 <w:sz w:val="19"/>
                 <w:szCs w:val="19"/>
               </w:rPr>
-              <w:t xml:space="preserve">Conservador</w:t>
+              <w:t>Conservador</w:t>
             </w:r>
           </w:p>
         </w:tc>
@@ -7111,7 +7107,7 @@
                 <w:sz w:val="19"/>
                 <w:szCs w:val="19"/>
               </w:rPr>
-              <w:t xml:space="preserve">Limitado (3,33)</w:t>
+              <w:t>Limitado (3,33)</w:t>
             </w:r>
           </w:p>
         </w:tc>
@@ -7142,7 +7138,7 @@
                 <w:sz w:val="19"/>
                 <w:szCs w:val="19"/>
               </w:rPr>
-              <w:t xml:space="preserve">Moderado</w:t>
+              <w:t>Moderado</w:t>
             </w:r>
           </w:p>
         </w:tc>
@@ -7175,7 +7171,7 @@
                 <w:sz w:val="19"/>
                 <w:szCs w:val="19"/>
               </w:rPr>
-              <w:t xml:space="preserve">Bueno o extenso (6,67 o 10)</w:t>
+              <w:t>Bueno o extenso (6,67 o 10)</w:t>
             </w:r>
           </w:p>
         </w:tc>
@@ -7206,7 +7202,7 @@
                 <w:sz w:val="19"/>
                 <w:szCs w:val="19"/>
               </w:rPr>
-              <w:t xml:space="preserve">Sin límite</w:t>
+              <w:t>Sin límite</w:t>
             </w:r>
           </w:p>
         </w:tc>
@@ -7217,7 +7213,7 @@
         <w:pStyle w:val="Heading2"/>
       </w:pPr>
       <w:r>
-        <w:t xml:space="preserve">1.7 Perfil global</w:t>
+        <w:t>1.7 Perfil financiero</w:t>
       </w:r>
     </w:p>
     <w:p>
@@ -7233,7 +7229,7 @@
           <w:sz w:val="19"/>
           <w:szCs w:val="19"/>
         </w:rPr>
-        <w:t xml:space="preserve">Puntaje global = mínimo { puntaje del perfil de riesgo ; capacidad financiera }</w:t>
+        <w:t>Puntaje financiero = mínimo { puntaje del perfil de riesgo ; capacidad financiera }</w:t>
       </w:r>
     </w:p>
     <w:p>
@@ -7249,7 +7245,7 @@
           <w:sz w:val="19"/>
           <w:szCs w:val="19"/>
         </w:rPr>
-        <w:t xml:space="preserve">Perfil global = tramo del puntaje global, con el techo de conocimiento si lo hay</w:t>
+        <w:t>Perfil financiero = tramo del puntaje financiero, con el techo de conocimiento si lo hay</w:t>
       </w:r>
     </w:p>
     <w:p>
@@ -7257,7 +7253,7 @@
         <w:spacing w:after="120" w:line="300"/>
       </w:pPr>
       <w:r>
-        <w:t xml:space="preserve">El perfil de riesgo y la capacidad usan la misma escala de 0 a 10 y los mismos cortes, para que se puedan comparar directamente. Si el techo de conocimiento es más bajo, el puntaje global queda en el límite superior del tramo que permite ese techo.</w:t>
+        <w:t>El perfil de riesgo y la capacidad usan la misma escala de 0 a 10 y los mismos cortes, para que se puedan comparar directamente. Si el techo de conocimiento es más bajo, el puntaje financiero queda en el límite superior del tramo que permite ese techo.</w:t>
       </w:r>
     </w:p>
     <w:p>
@@ -7272,7 +7268,7 @@
         <w:t xml:space="preserve">Ejemplo. </w:t>
       </w:r>
       <w:r>
-        <w:t xml:space="preserve">Perfil de riesgo 6,9 (moderado agresivo) y capacidad 5,0 (moderado): el puntaje global es 5,0 y el perfil global es moderado. La planificación bajó el perfil por la capacidad financiera.</w:t>
+        <w:t>Perfil de riesgo 6,9 (moderado agresivo) y capacidad 5,0 (moderado): el puntaje financiero es 5,0 y el perfil financiero es moderado. La planificación bajó el perfil por la capacidad financiera.</w:t>
       </w:r>
     </w:p>
     <w:p>
@@ -7280,7 +7276,7 @@
         <w:pStyle w:val="Heading2"/>
       </w:pPr>
       <w:r>
-        <w:t xml:space="preserve">1.8 Presentación de los resultados</w:t>
+        <w:t>1.8 Presentación de los resultados</w:t>
       </w:r>
     </w:p>
     <w:p>
@@ -7288,7 +7284,7 @@
         <w:spacing w:after="120" w:line="300"/>
       </w:pPr>
       <w:r>
-        <w:t xml:space="preserve">El dashboard, la ficha PDF y el Excel muestran las dos conclusiones por separado:</w:t>
+        <w:t>El dashboard, la ficha PDF y el Excel muestran las dos conclusiones por separado. El encabezado del dashboard y de la ficha resume el perfil del inversionista (perfil de riesgo, perfil financiero, rendimiento anual esperado y cartera modelo), el portafolio mínimo requerido, la tasa de retiro inicial y el portafolio final en dólares de hoy.</w:t>
       </w:r>
     </w:p>
     <w:p>
@@ -7308,7 +7304,7 @@
         <w:t xml:space="preserve">Perfil de riesgo: </w:t>
       </w:r>
       <w:r>
-        <w:t xml:space="preserve">plano de tolerancia y apetito, barras de ambos, puntaje del perfil de riesgo y perfil de riesgo.</w:t>
+        <w:t>plano de tolerancia y apetito, barras de ambos, puntaje del perfil de riesgo y perfil de riesgo.</w:t>
       </w:r>
     </w:p>
     <w:p>
@@ -7325,18 +7321,16 @@
           <w:b/>
           <w:bCs/>
         </w:rPr>
-        <w:t xml:space="preserve">Perfil global: </w:t>
+        <w:t>Perfil financiero: radar con el perfil de riesgo y los seis componentes de la capacidad (la línea punteada es la capacidad; los componentes sin dato se rotulan «Sin dato»), barras del perfil de riesgo, la capacidad y sus componentes, puntaje financiero y perfil financiero, con una frase que dice si la planificación confirmó o bajó el perfil.</w:t>
       </w:r>
-      <w:r>
-        <w:t xml:space="preserve">radar de los componentes de la capacidad (la línea punteada es su promedio), barras del perfil de riesgo, la capacidad y sus componentes, puntaje global y perfil global, con una frase que dice si la planificación confirmó o bajó el perfil.</w:t>
-      </w:r>
+      <w:r/>
     </w:p>
     <w:p>
       <w:pPr>
         <w:pStyle w:val="Heading2"/>
       </w:pPr>
       <w:r>
-        <w:t xml:space="preserve">1.9 Fundamento</w:t>
+        <w:t>1.9 Fundamento</w:t>
       </w:r>
     </w:p>
     <w:p>
@@ -7344,7 +7338,7 @@
         <w:spacing w:after="120" w:line="300"/>
       </w:pPr>
       <w:r>
-        <w:t xml:space="preserve">La tolerancia y el apetito miden la actitud ante el riesgo (Grable y Lytton, 1999). La capacidad financiera se mide aparte, con datos objetivos de la planificación, y solo puede bajar el perfil, como plantean Cordell (2001) y las directrices de idoneidad de MiFID II (ESMA, 2018): a un cliente no se le asigna más riesgo del que declara tolerar, aunque su patrimonio lo permita. Las preguntas no tienen opciones neutrales donde no aportan información, para evitar que respuestas indecisas lleven el promedio hacia el centro de la escala.</w:t>
+        <w:t>La tolerancia y el apetito miden la actitud ante el riesgo (Grable y Lytton, 1999). La capacidad financiera se mide aparte, con datos objetivos de la planificación, y solo puede bajar el perfil, como plantean Cordell (2001) y las directrices de idoneidad de MiFID II (ESMA, 2018): a un cliente no se le asigna más riesgo del que declara tolerar, aunque su patrimonio lo permita. Las preguntas no tienen opciones neutrales donde no aportan información, para evitar que respuestas indecisas lleven el promedio hacia el centro de la escala.</w:t>
       </w:r>
     </w:p>
     <w:p>
@@ -7356,18 +7350,16 @@
           <w:b/>
           <w:bCs/>
         </w:rPr>
-        <w:t xml:space="preserve">Referencias. </w:t>
+        <w:t>Referencias. Bengen, W. (1994), Determining withdrawal rates using historical data, Journal of Financial Planning. Cordell, D. (2001), RiskPACK: How to evaluate risk tolerance, Journal of Financial Planning. Dawes, R. (1979), The robust beauty of improper linear models, American Psychologist. ESMA (2018), Guidelines on certain aspects of the MiFID II suitability requirements, ESMA35-43-869. Grable, J. y Lytton, R. (1999), Financial risk tolerance revisited, Financial Services Review. Ibbotson, R., Milevsky, M., Chen, P. y Zhu, K. (2007), Lifetime Financial Advice: Human Capital, Asset Allocation, and Insurance, CFA Institute Research Foundation. Maginn, J., Tuttle, D., Pinto, J. y McLeavey, D. (2007), Managing Investment Portfolios, CFA Institute. CFA Institute (2018), Investment risk profiling: a guide for financial advisors. ESMA (2022), Guidelines on certain aspects of the MiFID II suitability requirements, ESMA35-43-3172. Greninger, S., Hampton, V., Kitt, K. y Achacoso, J. (1996), Ratios and benchmarks for measuring the financial well-being of families and individuals, Financial Services Review 5(1).</w:t>
       </w:r>
-      <w:r>
-        <w:t xml:space="preserve">Bengen, W. (1994), Determining withdrawal rates using historical data, Journal of Financial Planning. Cordell, D. (2001), RiskPACK: How to evaluate risk tolerance, Journal of Financial Planning. Dawes, R. (1979), The robust beauty of improper linear models, American Psychologist. ESMA (2018), Guidelines on certain aspects of the MiFID II suitability requirements, ESMA35-43-869. Grable, J. y Lytton, R. (1999), Financial risk tolerance revisited, Financial Services Review. Ibbotson, R., Milevsky, M., Chen, P. y Zhu, K. (2007), Lifetime Financial Advice: Human Capital, Asset Allocation, and Insurance, CFA Institute Research Foundation. Maginn, J., Tuttle, D., Pinto, J. y McLeavey, D. (2007), Managing Investment Portfolios, CFA Institute.</w:t>
-      </w:r>
+      <w:r/>
     </w:p>
     <w:p>
       <w:pPr>
         <w:pStyle w:val="Heading1"/>
       </w:pPr>
       <w:r>
-        <w:t xml:space="preserve">Parte 2. Metodología de la proyección</w:t>
+        <w:t>Parte 2. Metodología de la proyección</w:t>
       </w:r>
     </w:p>
     <w:p>
@@ -7375,7 +7367,7 @@
         <w:spacing w:after="120" w:line="300"/>
       </w:pPr>
       <w:r>
-        <w:t xml:space="preserve">La proyección es un flujo de caja anual en dólares: ingresos ordinarios, ingresos extraordinarios, gastos ordinarios y gastos extraordinarios. El resultado de cada año (flujo neto) se invierte en el portafolio si es positivo y se desinvierte si es negativo.</w:t>
+        <w:t>La proyección es un flujo de caja anual en dólares: ingresos ordinarios, ingresos extraordinarios, gastos ordinarios y gastos extraordinarios. El resultado de cada año (flujo neto) se invierte en el portafolio si es positivo y se desinvierte si es negativo.</w:t>
       </w:r>
     </w:p>
     <w:p>
@@ -7383,7 +7375,7 @@
         <w:pStyle w:val="Heading2"/>
       </w:pPr>
       <w:r>
-        <w:t xml:space="preserve">2.1 Manual de preguntas: qué alimenta cada una</w:t>
+        <w:t>2.1 Manual de preguntas: qué alimenta cada una</w:t>
       </w:r>
     </w:p>
     <w:p>
@@ -7391,7 +7383,7 @@
         <w:spacing w:after="120" w:line="300"/>
       </w:pPr>
       <w:r>
-        <w:t xml:space="preserve">El cuestionario de planificación sigue el orden de la hoja «Proyección»: ingresos ordinarios, ingresos extraordinarios, gastos ordinarios, gastos extraordinarios, inversiones y desinversiones; después, los retiros del portafolio. Las preguntas que intervienen en un cálculo son obligatorias y llevan asterisco; las descriptivas son opcionales. Las columnas son las de la hoja «Proyección».</w:t>
+        <w:t>El cuestionario de planificación sigue el orden de la hoja «Proyección»: ingresos ordinarios, ingresos extraordinarios, gastos ordinarios, gastos extraordinarios, inversiones y desinversiones; después, los retiros del portafolio. Las preguntas que intervienen en un cálculo son obligatorias y llevan asterisco; las descriptivas son opcionales. Las columnas son las de la hoja «Proyección».</w:t>
       </w:r>
     </w:p>
     <w:tbl>
@@ -7446,7 +7438,7 @@
                 <w:sz w:val="19"/>
                 <w:szCs w:val="19"/>
               </w:rPr>
-              <w:t xml:space="preserve">N.º</w:t>
+              <w:t>N.º</w:t>
             </w:r>
           </w:p>
         </w:tc>
@@ -7479,7 +7471,7 @@
                 <w:sz w:val="19"/>
                 <w:szCs w:val="19"/>
               </w:rPr>
-              <w:t xml:space="preserve">Pregunta</w:t>
+              <w:t>Pregunta</w:t>
             </w:r>
           </w:p>
         </w:tc>
@@ -7512,7 +7504,7 @@
                 <w:sz w:val="19"/>
                 <w:szCs w:val="19"/>
               </w:rPr>
-              <w:t xml:space="preserve">Oblig.</w:t>
+              <w:t>Oblig.</w:t>
             </w:r>
           </w:p>
         </w:tc>
@@ -7545,7 +7537,7 @@
                 <w:sz w:val="19"/>
                 <w:szCs w:val="19"/>
               </w:rPr>
-              <w:t xml:space="preserve">Bloque y columna del Excel</w:t>
+              <w:t>Bloque y columna del Excel</w:t>
             </w:r>
           </w:p>
         </w:tc>
@@ -7578,7 +7570,7 @@
                 <w:sz w:val="19"/>
                 <w:szCs w:val="19"/>
               </w:rPr>
-              <w:t xml:space="preserve">Cómo entra al cálculo</w:t>
+              <w:t>Cómo entra al cálculo</w:t>
             </w:r>
           </w:p>
         </w:tc>
@@ -7611,7 +7603,7 @@
                 <w:sz w:val="19"/>
                 <w:szCs w:val="19"/>
               </w:rPr>
-              <w:t xml:space="preserve">1</w:t>
+              <w:t>1</w:t>
             </w:r>
           </w:p>
         </w:tc>
@@ -7642,7 +7634,7 @@
                 <w:sz w:val="19"/>
                 <w:szCs w:val="19"/>
               </w:rPr>
-              <w:t xml:space="preserve">Edad de independencia financiera</w:t>
+              <w:t>Edad de independencia financiera</w:t>
             </w:r>
           </w:p>
         </w:tc>
@@ -7673,7 +7665,7 @@
                 <w:sz w:val="19"/>
                 <w:szCs w:val="19"/>
               </w:rPr>
-              <w:t xml:space="preserve">Sí</w:t>
+              <w:t>Sí</w:t>
             </w:r>
           </w:p>
         </w:tc>
@@ -7704,7 +7696,7 @@
                 <w:sz w:val="19"/>
                 <w:szCs w:val="19"/>
               </w:rPr>
-              <w:t xml:space="preserve">Horizonte · G7, E (fase)</w:t>
+              <w:t>Horizonte · G7, E (fase)</w:t>
             </w:r>
           </w:p>
         </w:tc>
@@ -7735,7 +7727,7 @@
                 <w:sz w:val="19"/>
                 <w:szCs w:val="19"/>
               </w:rPr>
-              <w:t xml:space="preserve">Separa acumulación y retiro: fin del ingreso por actividad y aplicación del gasto del retiro. Capacidad: horizonte.</w:t>
+              <w:t>Separa acumulación y retiro: fin del ingreso por actividad y aplicación del gasto del retiro. Capacidad: horizonte.</w:t>
             </w:r>
           </w:p>
         </w:tc>
@@ -7768,7 +7760,7 @@
                 <w:sz w:val="19"/>
                 <w:szCs w:val="19"/>
               </w:rPr>
-              <w:t xml:space="preserve">2</w:t>
+              <w:t>2</w:t>
             </w:r>
           </w:p>
         </w:tc>
@@ -7799,7 +7791,7 @@
                 <w:sz w:val="19"/>
                 <w:szCs w:val="19"/>
               </w:rPr>
-              <w:t xml:space="preserve">Planificación individual o conjunta</w:t>
+              <w:t>Planificación individual o conjunta</w:t>
             </w:r>
           </w:p>
         </w:tc>
@@ -7830,7 +7822,7 @@
                 <w:sz w:val="19"/>
                 <w:szCs w:val="19"/>
               </w:rPr>
-              <w:t xml:space="preserve">No</w:t>
+              <w:t>No</w:t>
             </w:r>
           </w:p>
         </w:tc>
@@ -7861,7 +7853,7 @@
                 <w:sz w:val="19"/>
                 <w:szCs w:val="19"/>
               </w:rPr>
-              <w:t xml:space="preserve">Descriptiva</w:t>
+              <w:t>Descriptiva</w:t>
             </w:r>
           </w:p>
         </w:tc>
@@ -7892,7 +7884,7 @@
                 <w:sz w:val="19"/>
                 <w:szCs w:val="19"/>
               </w:rPr>
-              <w:t xml:space="preserve">No interviene.</w:t>
+              <w:t>No interviene.</w:t>
             </w:r>
           </w:p>
         </w:tc>
@@ -7925,7 +7917,7 @@
                 <w:sz w:val="19"/>
                 <w:szCs w:val="19"/>
               </w:rPr>
-              <w:t xml:space="preserve">3</w:t>
+              <w:t>3</w:t>
             </w:r>
           </w:p>
         </w:tc>
@@ -7956,7 +7948,7 @@
                 <w:sz w:val="19"/>
                 <w:szCs w:val="19"/>
               </w:rPr>
-              <w:t xml:space="preserve">Personas que dependen del cliente</w:t>
+              <w:t>Ingreso total mensual, hasta qué edad, de dónde proviene (varias fuentes) y qué tan predecible es</w:t>
             </w:r>
           </w:p>
         </w:tc>
@@ -7987,7 +7979,7 @@
                 <w:sz w:val="19"/>
                 <w:szCs w:val="19"/>
               </w:rPr>
-              <w:t xml:space="preserve">No</w:t>
+              <w:t>Sí</w:t>
             </w:r>
           </w:p>
         </w:tc>
@@ -8018,7 +8010,7 @@
                 <w:sz w:val="19"/>
                 <w:szCs w:val="19"/>
               </w:rPr>
-              <w:t xml:space="preserve">Descriptiva</w:t>
+              <w:t>Ingresos ordinarios · F</w:t>
             </w:r>
           </w:p>
         </w:tc>
@@ -8049,7 +8041,13 @@
                 <w:sz w:val="19"/>
                 <w:szCs w:val="19"/>
               </w:rPr>
-              <w:t xml:space="preserve">Su costo entra por las preguntas 8 y 9; no se cuenta dos veces.</w:t>
+              <w:t>Ingreso mensual × 12 × índice mientras dure. Capacidad: estabilidad del ingreso, holgura del flujo y carga de deuda.</w:t>
+            </w:r>
+            <w:r>
+              <w:rPr>
+                <w:sz w:val="19"/>
+              </w:rPr>
+              <w:t xml:space="preserve"> Fuentes: salario, empresa propia y honorarios. Un pensionado sin otro ingreso escribe 0 y no marca fuente.</w:t>
             </w:r>
           </w:p>
         </w:tc>
@@ -8082,7 +8080,7 @@
                 <w:sz w:val="19"/>
                 <w:szCs w:val="19"/>
               </w:rPr>
-              <w:t xml:space="preserve">4</w:t>
+              <w:t>4</w:t>
             </w:r>
           </w:p>
         </w:tc>
@@ -8113,7 +8111,7 @@
                 <w:sz w:val="19"/>
                 <w:szCs w:val="19"/>
               </w:rPr>
-              <w:t xml:space="preserve">Ingreso total mensual, hasta qué edad y qué tan predecible es</w:t>
+              <w:t>Pensión y otros ingresos recurrentes adicionales a los del portafolio</w:t>
             </w:r>
           </w:p>
         </w:tc>
@@ -8144,7 +8142,7 @@
                 <w:sz w:val="19"/>
                 <w:szCs w:val="19"/>
               </w:rPr>
-              <w:t xml:space="preserve">Sí</w:t>
+              <w:t>Sí</w:t>
             </w:r>
           </w:p>
         </w:tc>
@@ -8175,7 +8173,7 @@
                 <w:sz w:val="19"/>
                 <w:szCs w:val="19"/>
               </w:rPr>
-              <w:t xml:space="preserve">Ingresos ordinarios · F</w:t>
+              <w:t>Ingresos ordinarios · I y G</w:t>
             </w:r>
           </w:p>
         </w:tc>
@@ -8206,7 +8204,19 @@
                 <w:sz w:val="19"/>
                 <w:szCs w:val="19"/>
               </w:rPr>
-              <w:t xml:space="preserve">Ingreso mensual × 12 × índice mientras dure. Capacidad: estabilidad del ingreso, holgura del flujo y carga de deuda.</w:t>
+              <w:t>Pensión desde su edad de inicio. Otros ingresos desde hoy o desde el año indicado.</w:t>
+            </w:r>
+            <w:r>
+              <w:rPr>
+                <w:sz w:val="19"/>
+              </w:rPr>
+              <w:t xml:space="preserve"> Si el cliente no conoce el monto de la pensión, lo estima el asesor; mientras tanto no entra en la proyección.</w:t>
+            </w:r>
+            <w:r>
+              <w:rPr>
+                <w:sz w:val="19"/>
+              </w:rPr>
+              <w:t xml:space="preserve"> Si el cliente ya recibe la pensión, se pide el monto que recibe hoy y la edad a la que se pensionó; la pensión entra desde el año 1.</w:t>
             </w:r>
           </w:p>
         </w:tc>
@@ -8239,7 +8249,7 @@
                 <w:sz w:val="19"/>
                 <w:szCs w:val="19"/>
               </w:rPr>
-              <w:t xml:space="preserve">5</w:t>
+              <w:t>5</w:t>
             </w:r>
           </w:p>
         </w:tc>
@@ -8270,7 +8280,7 @@
                 <w:sz w:val="19"/>
                 <w:szCs w:val="19"/>
               </w:rPr>
-              <w:t xml:space="preserve">Pensión y otros ingresos recurrentes</w:t>
+              <w:t>ROP, FCL y pensión voluntaria, con su operadora</w:t>
             </w:r>
           </w:p>
         </w:tc>
@@ -8301,7 +8311,7 @@
                 <w:sz w:val="19"/>
                 <w:szCs w:val="19"/>
               </w:rPr>
-              <w:t xml:space="preserve">Sí</w:t>
+              <w:t>Sí</w:t>
             </w:r>
           </w:p>
         </w:tc>
@@ -8332,7 +8342,7 @@
                 <w:sz w:val="19"/>
                 <w:szCs w:val="19"/>
               </w:rPr>
-              <w:t xml:space="preserve">Ingresos ordinarios · I y G</w:t>
+              <w:t>Ingresos ordinarios · J; ingresos extraordinarios · M</w:t>
             </w:r>
           </w:p>
         </w:tc>
@@ -8363,7 +8373,13 @@
                 <w:sz w:val="19"/>
                 <w:szCs w:val="19"/>
               </w:rPr>
-              <w:t xml:space="preserve">Pensión desde su edad de inicio. Otros ingresos desde hoy o desde el año indicado.</w:t>
+              <w:t>El ROP se recibe como pensión (J). El FCL y la voluntaria se trasladan al portafolio en su año (M). La operadora es descriptiva.</w:t>
+            </w:r>
+            <w:r>
+              <w:rPr>
+                <w:sz w:val="19"/>
+              </w:rPr>
+              <w:t xml:space="preserve"> Si ya recibe la pensión: el ROP que ya cobra se incluye en el monto de la pensión y no se proyecta aparte; el saldo del FCL se traslada en el año 1.</w:t>
             </w:r>
           </w:p>
         </w:tc>
@@ -8396,7 +8412,7 @@
                 <w:sz w:val="19"/>
                 <w:szCs w:val="19"/>
               </w:rPr>
-              <w:t xml:space="preserve">6</w:t>
+              <w:t>6</w:t>
             </w:r>
           </w:p>
         </w:tc>
@@ -8427,7 +8443,7 @@
                 <w:sz w:val="19"/>
                 <w:szCs w:val="19"/>
               </w:rPr>
-              <w:t xml:space="preserve">ROP, FCL y pensión voluntaria</w:t>
+              <w:t>Ingresos extraordinarios, numerados y con nombre</w:t>
             </w:r>
           </w:p>
         </w:tc>
@@ -8458,7 +8474,7 @@
                 <w:sz w:val="19"/>
                 <w:szCs w:val="19"/>
               </w:rPr>
-              <w:t xml:space="preserve">Sí</w:t>
+              <w:t>Sí</w:t>
             </w:r>
           </w:p>
         </w:tc>
@@ -8489,7 +8505,7 @@
                 <w:sz w:val="19"/>
                 <w:szCs w:val="19"/>
               </w:rPr>
-              <w:t xml:space="preserve">Ingresos ordinarios · J; ingresos extraordinarios · M</w:t>
+              <w:t>Ingresos extraordinarios · L</w:t>
             </w:r>
           </w:p>
         </w:tc>
@@ -8520,7 +8536,7 @@
                 <w:sz w:val="19"/>
                 <w:szCs w:val="19"/>
               </w:rPr>
-              <w:t xml:space="preserve">El ROP se recibe como pensión (J). El FCL y la voluntaria se trasladan al portafolio en su año (M). Detalle en la hoja «Fondos de pensión».</w:t>
+              <w:t>Monto × índice en el año indicado. En el Excel cada uno conserva su número y su nombre (tabla, filas 1 a 3).</w:t>
             </w:r>
           </w:p>
         </w:tc>
@@ -8553,7 +8569,7 @@
                 <w:sz w:val="19"/>
                 <w:szCs w:val="19"/>
               </w:rPr>
-              <w:t xml:space="preserve">7</w:t>
+              <w:t>7</w:t>
             </w:r>
           </w:p>
         </w:tc>
@@ -8584,7 +8600,13 @@
                 <w:sz w:val="19"/>
                 <w:szCs w:val="19"/>
               </w:rPr>
-              <w:t xml:space="preserve">Ingresos extraordinarios, por año</w:t>
+              <w:t>Gasto familiar mensual y porcentaje en el retiro</w:t>
+            </w:r>
+            <w:r>
+              <w:rPr>
+                <w:sz w:val="19"/>
+              </w:rPr>
+              <w:t xml:space="preserve"> y porcentaje pagado en dólares</w:t>
             </w:r>
           </w:p>
         </w:tc>
@@ -8615,7 +8637,7 @@
                 <w:sz w:val="19"/>
                 <w:szCs w:val="19"/>
               </w:rPr>
-              <w:t xml:space="preserve">Sí</w:t>
+              <w:t>Sí</w:t>
             </w:r>
           </w:p>
         </w:tc>
@@ -8646,7 +8668,7 @@
                 <w:sz w:val="19"/>
                 <w:szCs w:val="19"/>
               </w:rPr>
-              <w:t xml:space="preserve">Ingresos extraordinarios · L</w:t>
+              <w:t>Gastos ordinarios · P</w:t>
             </w:r>
           </w:p>
         </w:tc>
@@ -8677,7 +8699,19 @@
                 <w:sz w:val="19"/>
                 <w:szCs w:val="19"/>
               </w:rPr>
-              <w:t xml:space="preserve">Monto × índice en el año indicado.</w:t>
+              <w:t>Gasto × 12 × índice; desde la independencia, × el porcentaje declarado (J2). No incluye cuotas, donaciones ni los gastos de la pregunta 9.</w:t>
+            </w:r>
+            <w:r>
+              <w:rPr>
+                <w:sz w:val="19"/>
+              </w:rPr>
+              <w:t xml:space="preserve"> El porcentaje en dólares es informativo: mide la exposición al tipo de cambio.</w:t>
+            </w:r>
+            <w:r>
+              <w:rPr>
+                <w:sz w:val="19"/>
+              </w:rPr>
+              <w:t xml:space="preserve"> Si ya recibe la pensión, no se pide el porcentaje en el retiro y se toma 100%.</w:t>
             </w:r>
           </w:p>
         </w:tc>
@@ -8710,7 +8744,7 @@
                 <w:sz w:val="19"/>
                 <w:szCs w:val="19"/>
               </w:rPr>
-              <w:t xml:space="preserve">8</w:t>
+              <w:t>8</w:t>
             </w:r>
           </w:p>
         </w:tc>
@@ -8741,7 +8775,7 @@
                 <w:sz w:val="19"/>
                 <w:szCs w:val="19"/>
               </w:rPr>
-              <w:t xml:space="preserve">Gasto familiar mensual y porcentaje en el retiro</w:t>
+              <w:t>Personas que dependen del cliente (hijos y otros familiares)</w:t>
             </w:r>
           </w:p>
         </w:tc>
@@ -8772,7 +8806,7 @@
                 <w:sz w:val="19"/>
                 <w:szCs w:val="19"/>
               </w:rPr>
-              <w:t xml:space="preserve">Sí</w:t>
+              <w:t>No</w:t>
             </w:r>
           </w:p>
         </w:tc>
@@ -8803,7 +8837,7 @@
                 <w:sz w:val="19"/>
                 <w:szCs w:val="19"/>
               </w:rPr>
-              <w:t xml:space="preserve">Gastos ordinarios · P</w:t>
+              <w:t>Descriptiva</w:t>
             </w:r>
           </w:p>
         </w:tc>
@@ -8834,7 +8868,7 @@
                 <w:sz w:val="19"/>
                 <w:szCs w:val="19"/>
               </w:rPr>
-              <w:t xml:space="preserve">Gasto × 12 × índice; desde la independencia, × el porcentaje declarado (J2). No incluye cuotas ni los gastos de la pregunta 9.</w:t>
+              <w:t>Dato informativo: el costo de esas personas está en el gasto familiar (pregunta 7) o en la pregunta 9.</w:t>
             </w:r>
           </w:p>
         </w:tc>
@@ -8867,7 +8901,7 @@
                 <w:sz w:val="19"/>
                 <w:szCs w:val="19"/>
               </w:rPr>
-              <w:t xml:space="preserve">9</w:t>
+              <w:t>9</w:t>
             </w:r>
           </w:p>
         </w:tc>
@@ -8898,7 +8932,7 @@
                 <w:sz w:val="19"/>
                 <w:szCs w:val="19"/>
               </w:rPr>
-              <w:t xml:space="preserve">Gastos de dependientes no incluidos en el gasto familiar</w:t>
+              <w:t>Gastos de dependientes no incluidos en el gasto familiar</w:t>
             </w:r>
           </w:p>
         </w:tc>
@@ -8929,7 +8963,7 @@
                 <w:sz w:val="19"/>
                 <w:szCs w:val="19"/>
               </w:rPr>
-              <w:t xml:space="preserve">Sí</w:t>
+              <w:t>Sí</w:t>
             </w:r>
           </w:p>
         </w:tc>
@@ -8960,7 +8994,7 @@
                 <w:sz w:val="19"/>
                 <w:szCs w:val="19"/>
               </w:rPr>
-              <w:t xml:space="preserve">Gastos ordinarios · Q</w:t>
+              <w:t>Gastos ordinarios · Q</w:t>
             </w:r>
           </w:p>
         </w:tc>
@@ -8991,7 +9025,13 @@
                 <w:sz w:val="19"/>
                 <w:szCs w:val="19"/>
               </w:rPr>
-              <w:t xml:space="preserve">Monto anual × índice durante los años indicados.</w:t>
+              <w:t>Monto anual × índice durante los años indicados.</w:t>
+            </w:r>
+            <w:r>
+              <w:rPr>
+                <w:sz w:val="19"/>
+              </w:rPr>
+              <w:t xml:space="preserve"> Parentesco: hijo o hija, padre o madre, otro familiar u otro.</w:t>
             </w:r>
           </w:p>
         </w:tc>
@@ -9024,7 +9064,7 @@
                 <w:sz w:val="19"/>
                 <w:szCs w:val="19"/>
               </w:rPr>
-              <w:t xml:space="preserve">10</w:t>
+              <w:t>10</w:t>
             </w:r>
           </w:p>
         </w:tc>
@@ -9055,7 +9095,7 @@
                 <w:sz w:val="19"/>
                 <w:szCs w:val="19"/>
               </w:rPr>
-              <w:t xml:space="preserve">Deudas distintas de la hipoteca</w:t>
+              <w:t>Donaciones al año</w:t>
             </w:r>
           </w:p>
         </w:tc>
@@ -9086,7 +9126,7 @@
                 <w:sz w:val="19"/>
                 <w:szCs w:val="19"/>
               </w:rPr>
-              <w:t xml:space="preserve">Sí</w:t>
+              <w:t>Sí</w:t>
             </w:r>
           </w:p>
         </w:tc>
@@ -9117,7 +9157,7 @@
                 <w:sz w:val="19"/>
                 <w:szCs w:val="19"/>
               </w:rPr>
-              <w:t xml:space="preserve">Gastos ordinarios · R</w:t>
+              <w:t>Gastos ordinarios · R</w:t>
             </w:r>
           </w:p>
         </w:tc>
@@ -9148,7 +9188,7 @@
                 <w:sz w:val="19"/>
                 <w:szCs w:val="19"/>
               </w:rPr>
-              <w:t xml:space="preserve">Cuota × 12 mientras dure el plazo, sin indexar. Capacidad: carga de deuda.</w:t>
+              <w:t>Monto anual (J3) × índice, todos los años.</w:t>
             </w:r>
           </w:p>
         </w:tc>
@@ -9181,7 +9221,7 @@
                 <w:sz w:val="19"/>
                 <w:szCs w:val="19"/>
               </w:rPr>
-              <w:t xml:space="preserve">11</w:t>
+              <w:t>11</w:t>
             </w:r>
           </w:p>
         </w:tc>
@@ -9212,7 +9252,7 @@
                 <w:sz w:val="19"/>
                 <w:szCs w:val="19"/>
               </w:rPr>
-              <w:t xml:space="preserve">Gastos extraordinarios al año</w:t>
+              <w:t>Deudas o pasivos, una por una</w:t>
             </w:r>
           </w:p>
         </w:tc>
@@ -9243,7 +9283,7 @@
                 <w:sz w:val="19"/>
                 <w:szCs w:val="19"/>
               </w:rPr>
-              <w:t xml:space="preserve">Sí</w:t>
+              <w:t>Sí</w:t>
             </w:r>
           </w:p>
         </w:tc>
@@ -9274,7 +9314,7 @@
                 <w:sz w:val="19"/>
                 <w:szCs w:val="19"/>
               </w:rPr>
-              <w:t xml:space="preserve">Gastos extraordinarios · T</w:t>
+              <w:t>Gastos ordinarios · S</w:t>
             </w:r>
           </w:p>
         </w:tc>
@@ -9305,7 +9345,7 @@
                 <w:sz w:val="19"/>
                 <w:szCs w:val="19"/>
               </w:rPr>
-              <w:t xml:space="preserve">Monto anual × índice.</w:t>
+              <w:t>Cuota mensual × 12 de cada deuda hasta el año en que termina, sin indexar (tabla, filas 20 a 24). Capacidad: carga de deuda.</w:t>
             </w:r>
           </w:p>
         </w:tc>
@@ -9338,7 +9378,7 @@
                 <w:sz w:val="19"/>
                 <w:szCs w:val="19"/>
               </w:rPr>
-              <w:t xml:space="preserve">12</w:t>
+              <w:t>12</w:t>
             </w:r>
           </w:p>
         </w:tc>
@@ -9369,7 +9409,7 @@
                 <w:sz w:val="19"/>
                 <w:szCs w:val="19"/>
               </w:rPr>
-              <w:t xml:space="preserve">Monto del portafolio y porcentaje del patrimonio</w:t>
+              <w:t>Gastos extraordinarios, numerados, con nombre, año y frecuencia</w:t>
             </w:r>
           </w:p>
         </w:tc>
@@ -9400,7 +9440,7 @@
                 <w:sz w:val="19"/>
                 <w:szCs w:val="19"/>
               </w:rPr>
-              <w:t xml:space="preserve">Sí</w:t>
+              <w:t>Sí</w:t>
             </w:r>
           </w:p>
         </w:tc>
@@ -9431,7 +9471,7 @@
                 <w:sz w:val="19"/>
                 <w:szCs w:val="19"/>
               </w:rPr>
-              <w:t xml:space="preserve">Portafolio · AG (año 1)</w:t>
+              <w:t>Gastos extraordinarios · U</w:t>
             </w:r>
           </w:p>
         </w:tc>
@@ -9462,7 +9502,7 @@
                 <w:sz w:val="19"/>
                 <w:szCs w:val="19"/>
               </w:rPr>
-              <w:t xml:space="preserve">Capital inicial. Capacidad: peso del portafolio y liquidez requerida. Patrimonio total.</w:t>
+              <w:t>Monto × índice en su año, o cada año desde ese año (tabla, filas 16 a 19).</w:t>
             </w:r>
           </w:p>
         </w:tc>
@@ -9495,7 +9535,7 @@
                 <w:sz w:val="19"/>
                 <w:szCs w:val="19"/>
               </w:rPr>
-              <w:t xml:space="preserve">13</w:t>
+              <w:t>13</w:t>
             </w:r>
           </w:p>
         </w:tc>
@@ -9526,7 +9566,7 @@
                 <w:sz w:val="19"/>
                 <w:szCs w:val="19"/>
               </w:rPr>
-              <w:t xml:space="preserve">Vivienda e inmuebles de inversión</w:t>
+              <w:t>Monto del portafolio y porcentaje del patrimonio</w:t>
             </w:r>
           </w:p>
         </w:tc>
@@ -9557,7 +9597,7 @@
                 <w:sz w:val="19"/>
                 <w:szCs w:val="19"/>
               </w:rPr>
-              <w:t xml:space="preserve">Sí</w:t>
+              <w:t>Sí</w:t>
             </w:r>
           </w:p>
         </w:tc>
@@ -9588,7 +9628,7 @@
                 <w:sz w:val="19"/>
                 <w:szCs w:val="19"/>
               </w:rPr>
-              <w:t xml:space="preserve">Ingresos ordinarios · H; gastos ordinarios · R; desinversiones · Y</w:t>
+              <w:t>Portafolio · AH (año 1)</w:t>
             </w:r>
           </w:p>
         </w:tc>
@@ -9619,7 +9659,13 @@
                 <w:sz w:val="19"/>
                 <w:szCs w:val="19"/>
               </w:rPr>
-              <w:t xml:space="preserve">Alquiler hasta el año anterior a la venta; cuota de la hipoteca mientras dure el plazo; (valor − deuda) × porcentaje que invierte, en el año de la venta. «Sujeto a análisis» no se proyecta. Patrimonio total.</w:t>
+              <w:t>Capital inicial. Capacidad: peso del portafolio y liquidez requerida. Patrimonio total.</w:t>
+            </w:r>
+            <w:r>
+              <w:rPr>
+                <w:sz w:val="19"/>
+              </w:rPr>
+              <w:t xml:space="preserve"> El dashboard calcula además el peso del portafolio con los activos declarados, como dato de control; no interviene en la proyección.</w:t>
             </w:r>
           </w:p>
         </w:tc>
@@ -9652,7 +9698,7 @@
                 <w:sz w:val="19"/>
                 <w:szCs w:val="19"/>
               </w:rPr>
-              <w:t xml:space="preserve">14</w:t>
+              <w:t>14</w:t>
             </w:r>
           </w:p>
         </w:tc>
@@ -9683,7 +9729,7 @@
                 <w:sz w:val="19"/>
                 <w:szCs w:val="19"/>
               </w:rPr>
-              <w:t xml:space="preserve">Empresa propia y su participación</w:t>
+              <w:t>Vivienda e inmuebles de inversión</w:t>
             </w:r>
           </w:p>
         </w:tc>
@@ -9714,7 +9760,7 @@
                 <w:sz w:val="19"/>
                 <w:szCs w:val="19"/>
               </w:rPr>
-              <w:t xml:space="preserve">Sí</w:t>
+              <w:t>Sí</w:t>
             </w:r>
           </w:p>
         </w:tc>
@@ -9745,7 +9791,7 @@
                 <w:sz w:val="19"/>
                 <w:szCs w:val="19"/>
               </w:rPr>
-              <w:t xml:space="preserve">Desinversiones · Z</w:t>
+              <w:t>Ingresos ordinarios · H; gastos ordinarios · S; desinversiones · Z</w:t>
             </w:r>
           </w:p>
         </w:tc>
@@ -9776,7 +9822,7 @@
                 <w:sz w:val="19"/>
                 <w:szCs w:val="19"/>
               </w:rPr>
-              <w:t xml:space="preserve">Valor × participación × porcentaje que invierte, en el año de la venta. Patrimonio total.</w:t>
+              <w:t>Alquiler hasta el año anterior a la venta; cuota de la hipoteca mientras dure el plazo; (valor − deuda) × porcentaje que invierte, en el año de la venta. «Sujeto a análisis» no se proyecta.</w:t>
             </w:r>
           </w:p>
         </w:tc>
@@ -9809,7 +9855,7 @@
                 <w:sz w:val="19"/>
                 <w:szCs w:val="19"/>
               </w:rPr>
-              <w:t xml:space="preserve">15</w:t>
+              <w:t>15</w:t>
             </w:r>
           </w:p>
         </w:tc>
@@ -9840,7 +9886,7 @@
                 <w:sz w:val="19"/>
                 <w:szCs w:val="19"/>
               </w:rPr>
-              <w:t xml:space="preserve">Capital privado</w:t>
+              <w:t>Empresa propia y su participación</w:t>
             </w:r>
           </w:p>
         </w:tc>
@@ -9871,7 +9917,7 @@
                 <w:sz w:val="19"/>
                 <w:szCs w:val="19"/>
               </w:rPr>
-              <w:t xml:space="preserve">No</w:t>
+              <w:t>Sí</w:t>
             </w:r>
           </w:p>
         </w:tc>
@@ -9902,7 +9948,7 @@
                 <w:sz w:val="19"/>
                 <w:szCs w:val="19"/>
               </w:rPr>
-              <w:t xml:space="preserve">Patrimonio total</w:t>
+              <w:t>Desinversiones · AA</w:t>
             </w:r>
           </w:p>
         </w:tc>
@@ -9933,7 +9979,7 @@
                 <w:sz w:val="19"/>
                 <w:szCs w:val="19"/>
               </w:rPr>
-              <w:t xml:space="preserve">No interviene en la proyección.</w:t>
+              <w:t>Valor × participación × porcentaje que invierte, en el año de la venta. Patrimonio total.</w:t>
             </w:r>
           </w:p>
         </w:tc>
@@ -9966,7 +10012,7 @@
                 <w:sz w:val="19"/>
                 <w:szCs w:val="19"/>
               </w:rPr>
-              <w:t xml:space="preserve">16</w:t>
+              <w:t>16</w:t>
             </w:r>
           </w:p>
         </w:tc>
@@ -9997,7 +10043,7 @@
                 <w:sz w:val="19"/>
                 <w:szCs w:val="19"/>
               </w:rPr>
-              <w:t xml:space="preserve">Venta de otros activos</w:t>
+              <w:t>Capital privado y porcentaje de participación</w:t>
             </w:r>
           </w:p>
         </w:tc>
@@ -10028,7 +10074,7 @@
                 <w:sz w:val="19"/>
                 <w:szCs w:val="19"/>
               </w:rPr>
-              <w:t xml:space="preserve">Sí</w:t>
+              <w:t>No</w:t>
             </w:r>
           </w:p>
         </w:tc>
@@ -10059,7 +10105,7 @@
                 <w:sz w:val="19"/>
                 <w:szCs w:val="19"/>
               </w:rPr>
-              <w:t xml:space="preserve">Desinversiones · AA</w:t>
+              <w:t>Patrimonio total</w:t>
             </w:r>
           </w:p>
         </w:tc>
@@ -10090,7 +10136,7 @@
                 <w:sz w:val="19"/>
                 <w:szCs w:val="19"/>
               </w:rPr>
-              <w:t xml:space="preserve">Monto × índice en el año de la venta.</w:t>
+              <w:t>Valor × participación. No interviene en la proyección.</w:t>
             </w:r>
           </w:p>
         </w:tc>
@@ -10123,7 +10169,7 @@
                 <w:sz w:val="19"/>
                 <w:szCs w:val="19"/>
               </w:rPr>
-              <w:t xml:space="preserve">17</w:t>
+              <w:t>17</w:t>
             </w:r>
           </w:p>
         </w:tc>
@@ -10154,7 +10200,7 @@
                 <w:sz w:val="19"/>
                 <w:szCs w:val="19"/>
               </w:rPr>
-              <w:t xml:space="preserve">Retiro del portafolio distinto de las metas</w:t>
+              <w:t>Venta de otros activos</w:t>
             </w:r>
           </w:p>
         </w:tc>
@@ -10185,7 +10231,7 @@
                 <w:sz w:val="19"/>
                 <w:szCs w:val="19"/>
               </w:rPr>
-              <w:t xml:space="preserve">Sí</w:t>
+              <w:t>Sí</w:t>
             </w:r>
           </w:p>
         </w:tc>
@@ -10216,7 +10262,7 @@
                 <w:sz w:val="19"/>
                 <w:szCs w:val="19"/>
               </w:rPr>
-              <w:t xml:space="preserve">Retiros del portafolio · AE</w:t>
+              <w:t>Desinversiones · AB</w:t>
             </w:r>
           </w:p>
         </w:tc>
@@ -10247,7 +10293,13 @@
                 <w:sz w:val="19"/>
                 <w:szCs w:val="19"/>
               </w:rPr>
-              <w:t xml:space="preserve">−monto × índice en su año. Capacidad: horizonte y liquidez requerida.</w:t>
+              <w:t>Monto × índice en el año de la venta.</w:t>
+            </w:r>
+            <w:r>
+              <w:rPr>
+                <w:sz w:val="19"/>
+              </w:rPr>
+              <w:t xml:space="preserve"> No incluye el capital privado de la pregunta 16.</w:t>
             </w:r>
           </w:p>
         </w:tc>
@@ -10280,7 +10332,7 @@
                 <w:sz w:val="19"/>
                 <w:szCs w:val="19"/>
               </w:rPr>
-              <w:t xml:space="preserve">18</w:t>
+              <w:t>18</w:t>
             </w:r>
           </w:p>
         </w:tc>
@@ -10311,7 +10363,7 @@
                 <w:sz w:val="19"/>
                 <w:szCs w:val="19"/>
               </w:rPr>
-              <w:t xml:space="preserve">Metas y cómo se financian</w:t>
+              <w:t>Retiro del portafolio distinto de las metas</w:t>
             </w:r>
           </w:p>
         </w:tc>
@@ -10342,7 +10394,7 @@
                 <w:sz w:val="19"/>
                 <w:szCs w:val="19"/>
               </w:rPr>
-              <w:t xml:space="preserve">Sí</w:t>
+              <w:t>Sí</w:t>
             </w:r>
           </w:p>
         </w:tc>
@@ -10373,7 +10425,7 @@
                 <w:sz w:val="19"/>
                 <w:szCs w:val="19"/>
               </w:rPr>
-              <w:t xml:space="preserve">Retiros del portafolio · AD</w:t>
+              <w:t>Retiros del portafolio · AF</w:t>
             </w:r>
           </w:p>
         </w:tc>
@@ -10404,7 +10456,7 @@
                 <w:sz w:val="19"/>
                 <w:szCs w:val="19"/>
               </w:rPr>
-              <w:t xml:space="preserve">Solo las metas pagadas con una salida del portafolio. Las financiadas con crédito no se restan; su cuota va en la pregunta 10.</w:t>
+              <w:t>−monto × índice en su año. Capacidad: horizonte y liquidez requerida.</w:t>
             </w:r>
           </w:p>
         </w:tc>
@@ -10437,7 +10489,7 @@
                 <w:sz w:val="19"/>
                 <w:szCs w:val="19"/>
               </w:rPr>
-              <w:t xml:space="preserve">19</w:t>
+              <w:t>19</w:t>
             </w:r>
           </w:p>
         </w:tc>
@@ -10468,7 +10520,7 @@
                 <w:sz w:val="19"/>
                 <w:szCs w:val="19"/>
               </w:rPr>
-              <w:t xml:space="preserve">Destino del patrimonio</w:t>
+              <w:t>Metas y cómo se financian</w:t>
             </w:r>
           </w:p>
         </w:tc>
@@ -10499,7 +10551,7 @@
                 <w:sz w:val="19"/>
                 <w:szCs w:val="19"/>
               </w:rPr>
-              <w:t xml:space="preserve">Sí</w:t>
+              <w:t>Sí</w:t>
             </w:r>
           </w:p>
         </w:tc>
@@ -10530,7 +10582,7 @@
                 <w:sz w:val="19"/>
                 <w:szCs w:val="19"/>
               </w:rPr>
-              <w:t xml:space="preserve">Resultado</w:t>
+              <w:t>Retiros del portafolio · AE</w:t>
             </w:r>
           </w:p>
         </w:tc>
@@ -10561,7 +10613,7 @@
                 <w:sz w:val="19"/>
                 <w:szCs w:val="19"/>
               </w:rPr>
-              <w:t xml:space="preserve">La herencia, en dólares de hoy, es el saldo mínimo del rendimiento de equilibrio y de «¿alcanza el plan?».</w:t>
+              <w:t>Solo las metas pagadas con una salida del portafolio. Las financiadas con crédito no se restan; su cuota va en la pregunta 11.</w:t>
             </w:r>
           </w:p>
         </w:tc>
@@ -10594,7 +10646,7 @@
                 <w:sz w:val="19"/>
                 <w:szCs w:val="19"/>
               </w:rPr>
-              <w:t xml:space="preserve">20</w:t>
+              <w:t>20</w:t>
             </w:r>
           </w:p>
         </w:tc>
@@ -10625,7 +10677,7 @@
                 <w:sz w:val="19"/>
                 <w:szCs w:val="19"/>
               </w:rPr>
-              <w:t xml:space="preserve">Seguros vigentes</w:t>
+              <w:t>Destino del patrimonio</w:t>
             </w:r>
           </w:p>
         </w:tc>
@@ -10656,7 +10708,7 @@
                 <w:sz w:val="19"/>
                 <w:szCs w:val="19"/>
               </w:rPr>
-              <w:t xml:space="preserve">No</w:t>
+              <w:t>Sí</w:t>
             </w:r>
           </w:p>
         </w:tc>
@@ -10687,7 +10739,7 @@
                 <w:sz w:val="19"/>
                 <w:szCs w:val="19"/>
               </w:rPr>
-              <w:t xml:space="preserve">Descriptiva</w:t>
+              <w:t>Resultado</w:t>
             </w:r>
           </w:p>
         </w:tc>
@@ -10718,7 +10770,7 @@
                 <w:sz w:val="19"/>
                 <w:szCs w:val="19"/>
               </w:rPr>
-              <w:t xml:space="preserve">No interviene.</w:t>
+              <w:t>La herencia, en dólares de hoy, es el saldo mínimo del rendimiento de equilibrio y de «¿alcanza el plan?».</w:t>
             </w:r>
           </w:p>
         </w:tc>
@@ -10751,7 +10803,7 @@
                 <w:sz w:val="19"/>
                 <w:szCs w:val="19"/>
               </w:rPr>
-              <w:t xml:space="preserve">21</w:t>
+              <w:t>21</w:t>
             </w:r>
           </w:p>
         </w:tc>
@@ -10782,7 +10834,7 @@
                 <w:sz w:val="19"/>
                 <w:szCs w:val="19"/>
               </w:rPr>
-              <w:t xml:space="preserve">Proporción en dólares y colones</w:t>
+              <w:t>Seguros vigentes</w:t>
             </w:r>
           </w:p>
         </w:tc>
@@ -10813,7 +10865,7 @@
                 <w:sz w:val="19"/>
                 <w:szCs w:val="19"/>
               </w:rPr>
-              <w:t xml:space="preserve">No</w:t>
+              <w:t>No</w:t>
             </w:r>
           </w:p>
         </w:tc>
@@ -10844,7 +10896,7 @@
                 <w:sz w:val="19"/>
                 <w:szCs w:val="19"/>
               </w:rPr>
-              <w:t xml:space="preserve">Descriptiva</w:t>
+              <w:t>Descriptiva</w:t>
             </w:r>
           </w:p>
         </w:tc>
@@ -10875,7 +10927,7 @@
                 <w:sz w:val="19"/>
                 <w:szCs w:val="19"/>
               </w:rPr>
-              <w:t xml:space="preserve">No interviene.</w:t>
+              <w:t>No interviene.</w:t>
             </w:r>
           </w:p>
         </w:tc>
@@ -10908,7 +10960,7 @@
                 <w:sz w:val="19"/>
                 <w:szCs w:val="19"/>
               </w:rPr>
-              <w:t xml:space="preserve">22</w:t>
+              <w:t>22</w:t>
             </w:r>
           </w:p>
         </w:tc>
@@ -10939,7 +10991,7 @@
                 <w:sz w:val="19"/>
                 <w:szCs w:val="19"/>
               </w:rPr>
-              <w:t xml:space="preserve">Estructuras jurídicas</w:t>
+              <w:t>Proporción en dólares y colones</w:t>
             </w:r>
           </w:p>
         </w:tc>
@@ -10970,7 +11022,7 @@
                 <w:sz w:val="19"/>
                 <w:szCs w:val="19"/>
               </w:rPr>
-              <w:t xml:space="preserve">No</w:t>
+              <w:t>No</w:t>
             </w:r>
           </w:p>
         </w:tc>
@@ -11001,7 +11053,7 @@
                 <w:sz w:val="19"/>
                 <w:szCs w:val="19"/>
               </w:rPr>
-              <w:t xml:space="preserve">Diagnóstico operativo y fiscal</w:t>
+              <w:t>Descriptiva</w:t>
             </w:r>
           </w:p>
         </w:tc>
@@ -11032,7 +11084,7 @@
                 <w:sz w:val="19"/>
                 <w:szCs w:val="19"/>
               </w:rPr>
-              <w:t xml:space="preserve">No interviene: permite evaluar si la estructura actual es la adecuada.</w:t>
+              <w:t>No interviene.</w:t>
             </w:r>
           </w:p>
         </w:tc>
@@ -11065,7 +11117,7 @@
                 <w:sz w:val="19"/>
                 <w:szCs w:val="19"/>
               </w:rPr>
-              <w:t xml:space="preserve">23</w:t>
+              <w:t>23</w:t>
             </w:r>
           </w:p>
         </w:tc>
@@ -11096,7 +11148,7 @@
                 <w:sz w:val="19"/>
                 <w:szCs w:val="19"/>
               </w:rPr>
-              <w:t xml:space="preserve">Comentarios</w:t>
+              <w:t>Estructuras jurídicas</w:t>
             </w:r>
           </w:p>
         </w:tc>
@@ -11127,7 +11179,7 @@
                 <w:sz w:val="19"/>
                 <w:szCs w:val="19"/>
               </w:rPr>
-              <w:t xml:space="preserve">No</w:t>
+              <w:t>No</w:t>
             </w:r>
           </w:p>
         </w:tc>
@@ -11158,7 +11210,7 @@
                 <w:sz w:val="19"/>
                 <w:szCs w:val="19"/>
               </w:rPr>
-              <w:t xml:space="preserve">Descriptiva</w:t>
+              <w:t>Diagnóstico operativo y fiscal</w:t>
             </w:r>
           </w:p>
         </w:tc>
@@ -11189,7 +11241,164 @@
                 <w:sz w:val="19"/>
                 <w:szCs w:val="19"/>
               </w:rPr>
-              <w:t xml:space="preserve">No interviene.</w:t>
+              <w:t>No interviene.</w:t>
+            </w:r>
+          </w:p>
+        </w:tc>
+      </w:tr>
+      <w:tr>
+        <w:tc>
+          <w:tcPr>
+            <w:tcW w:type="dxa" w:w="500"/>
+            <w:tcBorders>
+              <w:top w:val="single" w:color="C6CCB4" w:sz="4"/>
+              <w:left w:val="single" w:color="C6CCB4" w:sz="4"/>
+              <w:bottom w:val="single" w:color="C6CCB4" w:sz="4"/>
+              <w:right w:val="single" w:color="C6CCB4" w:sz="4"/>
+            </w:tcBorders>
+            <w:tcMar>
+              <w:top w:type="dxa" w:w="60"/>
+              <w:left w:type="dxa" w:w="100"/>
+              <w:bottom w:type="dxa" w:w="60"/>
+              <w:right w:type="dxa" w:w="100"/>
+            </w:tcMar>
+          </w:tcPr>
+          <w:p>
+            <w:pPr>
+              <w:spacing w:after="0" w:line="260"/>
+            </w:pPr>
+            <w:r>
+              <w:rPr>
+                <w:b w:val="false"/>
+                <w:bCs w:val="false"/>
+                <w:sz w:val="19"/>
+                <w:szCs w:val="19"/>
+              </w:rPr>
+              <w:t>24</w:t>
+            </w:r>
+          </w:p>
+        </w:tc>
+        <w:tc>
+          <w:tcPr>
+            <w:tcW w:type="dxa" w:w="2300"/>
+            <w:tcBorders>
+              <w:top w:val="single" w:color="C6CCB4" w:sz="4"/>
+              <w:left w:val="single" w:color="C6CCB4" w:sz="4"/>
+              <w:bottom w:val="single" w:color="C6CCB4" w:sz="4"/>
+              <w:right w:val="single" w:color="C6CCB4" w:sz="4"/>
+            </w:tcBorders>
+            <w:tcMar>
+              <w:top w:type="dxa" w:w="60"/>
+              <w:left w:type="dxa" w:w="100"/>
+              <w:bottom w:type="dxa" w:w="60"/>
+              <w:right w:type="dxa" w:w="100"/>
+            </w:tcMar>
+          </w:tcPr>
+          <w:p>
+            <w:pPr>
+              <w:spacing w:after="0" w:line="260"/>
+            </w:pPr>
+            <w:r>
+              <w:rPr>
+                <w:b w:val="false"/>
+                <w:bCs w:val="false"/>
+                <w:sz w:val="19"/>
+                <w:szCs w:val="19"/>
+              </w:rPr>
+              <w:t>Comentarios</w:t>
+            </w:r>
+          </w:p>
+        </w:tc>
+        <w:tc>
+          <w:tcPr>
+            <w:tcW w:type="dxa" w:w="650"/>
+            <w:tcBorders>
+              <w:top w:val="single" w:color="C6CCB4" w:sz="4"/>
+              <w:left w:val="single" w:color="C6CCB4" w:sz="4"/>
+              <w:bottom w:val="single" w:color="C6CCB4" w:sz="4"/>
+              <w:right w:val="single" w:color="C6CCB4" w:sz="4"/>
+            </w:tcBorders>
+            <w:tcMar>
+              <w:top w:type="dxa" w:w="60"/>
+              <w:left w:type="dxa" w:w="100"/>
+              <w:bottom w:type="dxa" w:w="60"/>
+              <w:right w:type="dxa" w:w="100"/>
+            </w:tcMar>
+          </w:tcPr>
+          <w:p>
+            <w:pPr>
+              <w:spacing w:after="0" w:line="260"/>
+            </w:pPr>
+            <w:r>
+              <w:rPr>
+                <w:b w:val="false"/>
+                <w:bCs w:val="false"/>
+                <w:sz w:val="19"/>
+                <w:szCs w:val="19"/>
+              </w:rPr>
+              <w:t>No</w:t>
+            </w:r>
+          </w:p>
+        </w:tc>
+        <w:tc>
+          <w:tcPr>
+            <w:tcW w:type="dxa" w:w="2300"/>
+            <w:tcBorders>
+              <w:top w:val="single" w:color="C6CCB4" w:sz="4"/>
+              <w:left w:val="single" w:color="C6CCB4" w:sz="4"/>
+              <w:bottom w:val="single" w:color="C6CCB4" w:sz="4"/>
+              <w:right w:val="single" w:color="C6CCB4" w:sz="4"/>
+            </w:tcBorders>
+            <w:tcMar>
+              <w:top w:type="dxa" w:w="60"/>
+              <w:left w:type="dxa" w:w="100"/>
+              <w:bottom w:type="dxa" w:w="60"/>
+              <w:right w:type="dxa" w:w="100"/>
+            </w:tcMar>
+          </w:tcPr>
+          <w:p>
+            <w:pPr>
+              <w:spacing w:after="0" w:line="260"/>
+            </w:pPr>
+            <w:r>
+              <w:rPr>
+                <w:b w:val="false"/>
+                <w:bCs w:val="false"/>
+                <w:sz w:val="19"/>
+                <w:szCs w:val="19"/>
+              </w:rPr>
+              <w:t>Descriptiva</w:t>
+            </w:r>
+          </w:p>
+        </w:tc>
+        <w:tc>
+          <w:tcPr>
+            <w:tcW w:type="dxa" w:w="3276"/>
+            <w:tcBorders>
+              <w:top w:val="single" w:color="C6CCB4" w:sz="4"/>
+              <w:left w:val="single" w:color="C6CCB4" w:sz="4"/>
+              <w:bottom w:val="single" w:color="C6CCB4" w:sz="4"/>
+              <w:right w:val="single" w:color="C6CCB4" w:sz="4"/>
+            </w:tcBorders>
+            <w:tcMar>
+              <w:top w:type="dxa" w:w="60"/>
+              <w:left w:type="dxa" w:w="100"/>
+              <w:bottom w:type="dxa" w:w="60"/>
+              <w:right w:type="dxa" w:w="100"/>
+            </w:tcMar>
+          </w:tcPr>
+          <w:p>
+            <w:pPr>
+              <w:spacing w:after="0" w:line="260"/>
+            </w:pPr>
+            <w:r>
+              <w:rPr>
+                <w:b w:val="false"/>
+                <w:bCs w:val="false"/>
+                <w:sz w:val="19"/>
+                <w:szCs w:val="19"/>
+              </w:rPr>
+              <w:t>No interviene.</w:t>
             </w:r>
           </w:p>
         </w:tc>
@@ -11207,7 +11416,7 @@
         <w:t xml:space="preserve">Cómo se unen las preguntas de un mismo bloque. </w:t>
       </w:r>
       <w:r>
-        <w:t xml:space="preserve">Cada pregunta alimenta una sola columna, y ninguna cifra se pide dos veces:</w:t>
+        <w:t>Cada pregunta alimenta una sola columna, y ninguna cifra se pide dos veces:</w:t>
       </w:r>
     </w:p>
     <w:p>
@@ -11227,7 +11436,7 @@
         <w:t xml:space="preserve">Ingresos totales (O) = </w:t>
       </w:r>
       <w:r>
-        <w:t xml:space="preserve">ingresos ordinarios (K = F + G + H + I + J) + ingresos extraordinarios (N = L + M).</w:t>
+        <w:t>ingresos ordinarios (K = F + G + H + I + J) + ingresos extraordinarios (N = L + M).</w:t>
       </w:r>
     </w:p>
     <w:p>
@@ -11244,10 +11453,10 @@
           <w:b/>
           <w:bCs/>
         </w:rPr>
-        <w:t xml:space="preserve">Gastos totales (U) = </w:t>
+        <w:t xml:space="preserve">Gastos totales (V) = </w:t>
       </w:r>
       <w:r>
-        <w:t xml:space="preserve">gastos ordinarios (S = P + Q + R) + gastos extraordinarios (T). El gasto familiar excluye las cuotas y los gastos de dependientes de la pregunta 9, que se suman aparte.</w:t>
+        <w:t>gastos ordinarios (T = P + Q + R + S) + gastos extraordinarios (U). El gasto familiar excluye las cuotas, las donaciones y los gastos de dependientes de la pregunta 9, que se suman aparte.</w:t>
       </w:r>
     </w:p>
     <w:p>
@@ -11264,10 +11473,10 @@
           <w:b/>
           <w:bCs/>
         </w:rPr>
-        <w:t xml:space="preserve">Flujo neto (V) = </w:t>
+        <w:t xml:space="preserve">Flujo neto (W) = </w:t>
       </w:r>
       <w:r>
-        <w:t xml:space="preserve">O − U. El superávit es la inversión del año (W y su total X); el déficit se retira del portafolio (AC).</w:t>
+        <w:t>O − V. El superávit es la inversión del año (X y su total Y); el déficit se retira del portafolio (AD).</w:t>
       </w:r>
     </w:p>
     <w:p>
@@ -11284,10 +11493,10 @@
           <w:b/>
           <w:bCs/>
         </w:rPr>
-        <w:t xml:space="preserve">Desinversiones (AB) = </w:t>
+        <w:t xml:space="preserve">Desinversiones (AC) = </w:t>
       </w:r>
       <w:r>
-        <w:t xml:space="preserve">Y + Z + AA: el dinero de la venta de activos que entra al portafolio.</w:t>
+        <w:t>Z + AA + AB: el dinero de la venta de activos que entra al portafolio.</w:t>
       </w:r>
     </w:p>
     <w:p>
@@ -11304,10 +11513,10 @@
           <w:b/>
           <w:bCs/>
         </w:rPr>
-        <w:t xml:space="preserve">Retiros del portafolio (AF) = </w:t>
+        <w:t xml:space="preserve">Retiros del portafolio (AG) = </w:t>
       </w:r>
       <w:r>
-        <w:t xml:space="preserve">AC + AD + AE.</w:t>
+        <w:t>AD + AE + AF.</w:t>
       </w:r>
     </w:p>
     <w:p>
@@ -11315,7 +11524,7 @@
         <w:spacing w:after="120" w:line="300"/>
       </w:pPr>
       <w:r>
-        <w:t xml:space="preserve">Los cuestionarios llenados antes de octubre de 2026 no pedían alquileres, cuotas con plazo, gastos extraordinarios ni el primer retiro como monto proyectable: para ellos esas líneas quedan en cero hasta que se editen.</w:t>
+        <w:t>Los cuestionarios llenados antes de octubre de 2026 no pedían alquileres, cuotas con plazo, gastos extraordinarios ni el primer retiro como monto proyectable: para ellos esas líneas quedan en cero hasta que se editen.</w:t>
       </w:r>
     </w:p>
     <w:p>
@@ -11323,7 +11532,7 @@
         <w:pStyle w:val="Heading2"/>
       </w:pPr>
       <w:r>
-        <w:t xml:space="preserve">2.2 Estructura del Excel</w:t>
+        <w:t>2.2 Estructura del Excel</w:t>
       </w:r>
     </w:p>
     <w:p>
@@ -11343,7 +11552,7 @@
         <w:t xml:space="preserve">Cliente: </w:t>
       </w:r>
       <w:r>
-        <w:t xml:space="preserve">respuestas del cuestionario, perfil de riesgo, perfil global y patrimonio total.</w:t>
+        <w:t>respuestas del cuestionario, perfil de riesgo, perfil financiero y patrimonio total.</w:t>
       </w:r>
     </w:p>
     <w:p>
@@ -11363,7 +11572,7 @@
         <w:t xml:space="preserve">Proyección: </w:t>
       </w:r>
       <w:r>
-        <w:t xml:space="preserve">insumos en las filas 1 a 14 (supuestos, ingresos, gastos y tablas de montos por año) y una fila por año desde la fila 17.</w:t>
+        <w:t>insumos en las filas 1 a 24 (supuestos, ingresos, gastos y tablas de montos por año, numerados como en el cuestionario) y una fila por año desde la fila 28.</w:t>
       </w:r>
     </w:p>
     <w:p>
@@ -11383,7 +11592,7 @@
         <w:t xml:space="preserve">Fondos de pensión: </w:t>
       </w:r>
       <w:r>
-        <w:t xml:space="preserve">evolución del ROP, el FCL y la pensión voluntaria.</w:t>
+        <w:t>evolución del ROP, el FCL y la pensión voluntaria.</w:t>
       </w:r>
     </w:p>
     <w:p>
@@ -11403,7 +11612,7 @@
         <w:t xml:space="preserve">Datos: </w:t>
       </w:r>
       <w:r>
-        <w:t xml:space="preserve">insumos de los gráficos (perfil de riesgo, capacidad financiera, carteras y equilibrio).</w:t>
+        <w:t>insumos de los gráficos (perfil de riesgo, capacidad financiera, carteras y equilibrio).</w:t>
       </w:r>
     </w:p>
     <w:p>
@@ -11411,7 +11620,7 @@
         <w:spacing w:after="120" w:line="300"/>
       </w:pPr>
       <w:r>
-        <w:t xml:space="preserve">Los montos se declaran en dólares de hoy y se llevan al año t con el índice (1 + inflación)^(t − 1). Los montos en colones se dividen entre el tipo de cambio (D1).</w:t>
+        <w:t>Los montos se declaran en dólares de hoy y se llevan al año t con el índice (1 + inflación)^(t − 1). Los montos en colones se dividen entre el tipo de cambio (D1).</w:t>
       </w:r>
     </w:p>
     <w:p>
@@ -11426,7 +11635,7 @@
         <w:t xml:space="preserve">Patrimonio total. </w:t>
       </w:r>
       <w:r>
-        <w:t xml:space="preserve">Inversiones líquidas (este portafolio) + fondos de pensión + inmuebles de inversión + empresa (según la participación) + capital privado, menos la hipoteca, la deuda de los inmuebles y las otras deudas. No incluye la vivienda principal, cuyo valor no se pide.</w:t>
+        <w:t>Inversiones líquidas (este portafolio) + fondos de pensión + inmuebles de inversión + empresa (según la participación) + capital privado, menos la hipoteca, la deuda de los inmuebles y las otras deudas. No incluye la vivienda principal, cuyo valor no se pide.</w:t>
       </w:r>
     </w:p>
     <w:p>
@@ -11434,7 +11643,7 @@
         <w:pStyle w:val="Heading2"/>
       </w:pPr>
       <w:r>
-        <w:t xml:space="preserve">2.3 Columnas y fórmulas de la hoja «Proyección»</w:t>
+        <w:t>2.3 Columnas y fórmulas de la hoja «Proyección»</w:t>
       </w:r>
     </w:p>
     <w:tbl>
@@ -11487,7 +11696,7 @@
                 <w:sz w:val="19"/>
                 <w:szCs w:val="19"/>
               </w:rPr>
-              <w:t xml:space="preserve">Bloque</w:t>
+              <w:t>Bloque</w:t>
             </w:r>
           </w:p>
         </w:tc>
@@ -11520,7 +11729,7 @@
                 <w:sz w:val="19"/>
                 <w:szCs w:val="19"/>
               </w:rPr>
-              <w:t xml:space="preserve">Columna</w:t>
+              <w:t>Columna</w:t>
             </w:r>
           </w:p>
         </w:tc>
@@ -11553,7 +11762,7 @@
                 <w:sz w:val="19"/>
                 <w:szCs w:val="19"/>
               </w:rPr>
-              <w:t xml:space="preserve">Fórmula del año t</w:t>
+              <w:t>Fórmula del año t</w:t>
             </w:r>
           </w:p>
         </w:tc>
@@ -11586,7 +11795,7 @@
                 <w:sz w:val="19"/>
                 <w:szCs w:val="19"/>
               </w:rPr>
-              <w:t xml:space="preserve">Ingresos ordinarios</w:t>
+              <w:t>Ingresos ordinarios</w:t>
             </w:r>
           </w:p>
         </w:tc>
@@ -11617,7 +11826,7 @@
                 <w:sz w:val="19"/>
                 <w:szCs w:val="19"/>
               </w:rPr>
-              <w:t xml:space="preserve">F Ingreso total</w:t>
+              <w:t>F Ingreso total</w:t>
             </w:r>
           </w:p>
         </w:tc>
@@ -11648,7 +11857,7 @@
                 <w:sz w:val="19"/>
                 <w:szCs w:val="19"/>
               </w:rPr>
-              <w:t xml:space="preserve">Ingreso mensual × 12 × índice, mientras dure</w:t>
+              <w:t>Ingreso mensual × 12 × índice, mientras dure</w:t>
             </w:r>
           </w:p>
         </w:tc>
@@ -11681,7 +11890,6 @@
                 <w:sz w:val="19"/>
                 <w:szCs w:val="19"/>
               </w:rPr>
-              <w:t xml:space="preserve"/>
             </w:r>
           </w:p>
         </w:tc>
@@ -11712,7 +11920,7 @@
                 <w:sz w:val="19"/>
                 <w:szCs w:val="19"/>
               </w:rPr>
-              <w:t xml:space="preserve">G Otros ingresos recurrentes</w:t>
+              <w:t>G Otros ingresos recurrentes</w:t>
             </w:r>
           </w:p>
         </w:tc>
@@ -11743,7 +11951,7 @@
                 <w:sz w:val="19"/>
                 <w:szCs w:val="19"/>
               </w:rPr>
-              <w:t xml:space="preserve">Monto mensual × 12 × índice, desde su período de inicio</w:t>
+              <w:t>Monto mensual × 12 × índice, desde su período de inicio</w:t>
             </w:r>
           </w:p>
         </w:tc>
@@ -11776,7 +11984,6 @@
                 <w:sz w:val="19"/>
                 <w:szCs w:val="19"/>
               </w:rPr>
-              <w:t xml:space="preserve"/>
             </w:r>
           </w:p>
         </w:tc>
@@ -11807,7 +12014,7 @@
                 <w:sz w:val="19"/>
                 <w:szCs w:val="19"/>
               </w:rPr>
-              <w:t xml:space="preserve">H Alquileres</w:t>
+              <w:t>H Alquileres</w:t>
             </w:r>
           </w:p>
         </w:tc>
@@ -11838,7 +12045,7 @@
                 <w:sz w:val="19"/>
                 <w:szCs w:val="19"/>
               </w:rPr>
-              <w:t xml:space="preserve">Alquiler mensual × 12 × índice, hasta el año anterior a la venta</w:t>
+              <w:t>Alquiler mensual × 12 × índice, hasta el año anterior a la venta</w:t>
             </w:r>
           </w:p>
         </w:tc>
@@ -11871,7 +12078,6 @@
                 <w:sz w:val="19"/>
                 <w:szCs w:val="19"/>
               </w:rPr>
-              <w:t xml:space="preserve"/>
             </w:r>
           </w:p>
         </w:tc>
@@ -11902,7 +12108,7 @@
                 <w:sz w:val="19"/>
                 <w:szCs w:val="19"/>
               </w:rPr>
-              <w:t xml:space="preserve">I Pensión</w:t>
+              <w:t>I Pensión</w:t>
             </w:r>
           </w:p>
         </w:tc>
@@ -11933,7 +12139,7 @@
                 <w:sz w:val="19"/>
                 <w:szCs w:val="19"/>
               </w:rPr>
-              <w:t xml:space="preserve">Pensión × 12, con inflación general hasta el primer pago y con inflación de pensión después</w:t>
+              <w:t>Pensión × 12, con inflación general hasta el primer pago y con inflación de pensión después</w:t>
             </w:r>
           </w:p>
         </w:tc>
@@ -11966,7 +12172,6 @@
                 <w:sz w:val="19"/>
                 <w:szCs w:val="19"/>
               </w:rPr>
-              <w:t xml:space="preserve"/>
             </w:r>
           </w:p>
         </w:tc>
@@ -11997,7 +12202,7 @@
                 <w:sz w:val="19"/>
                 <w:szCs w:val="19"/>
               </w:rPr>
-              <w:t xml:space="preserve">J Pensión del ROP</w:t>
+              <w:t>J Pensión del ROP</w:t>
             </w:r>
           </w:p>
         </w:tc>
@@ -12028,7 +12233,7 @@
                 <w:sz w:val="19"/>
                 <w:szCs w:val="19"/>
               </w:rPr>
-              <w:t xml:space="preserve">Hoja «Fondos de pensión»</w:t>
+              <w:t>Hoja «Fondos de pensión»</w:t>
             </w:r>
           </w:p>
         </w:tc>
@@ -12061,7 +12266,6 @@
                 <w:sz w:val="19"/>
                 <w:szCs w:val="19"/>
               </w:rPr>
-              <w:t xml:space="preserve"/>
             </w:r>
           </w:p>
         </w:tc>
@@ -12092,7 +12296,7 @@
                 <w:sz w:val="19"/>
                 <w:szCs w:val="19"/>
               </w:rPr>
-              <w:t xml:space="preserve">K Total</w:t>
+              <w:t>K Total</w:t>
             </w:r>
           </w:p>
         </w:tc>
@@ -12123,7 +12327,7 @@
                 <w:sz w:val="19"/>
                 <w:szCs w:val="19"/>
               </w:rPr>
-              <w:t xml:space="preserve">F + G + H + I + J</w:t>
+              <w:t>F + G + H + I + J</w:t>
             </w:r>
           </w:p>
         </w:tc>
@@ -12156,7 +12360,7 @@
                 <w:sz w:val="19"/>
                 <w:szCs w:val="19"/>
               </w:rPr>
-              <w:t xml:space="preserve">Ingresos extraordinarios</w:t>
+              <w:t>Ingresos extraordinarios</w:t>
             </w:r>
           </w:p>
         </w:tc>
@@ -12187,7 +12391,7 @@
                 <w:sz w:val="19"/>
                 <w:szCs w:val="19"/>
               </w:rPr>
-              <w:t xml:space="preserve">L Ingresos extraordinarios · M Traslados</w:t>
+              <w:t>L Ingresos extraordinarios · M Traslados</w:t>
             </w:r>
           </w:p>
         </w:tc>
@@ -12218,7 +12422,7 @@
                 <w:sz w:val="19"/>
                 <w:szCs w:val="19"/>
               </w:rPr>
-              <w:t xml:space="preserve">Monto × índice en su año · hoja «Fondos de pensión»</w:t>
+              <w:t>Monto × índice en su año · hoja «Fondos de pensión»</w:t>
             </w:r>
           </w:p>
         </w:tc>
@@ -12251,7 +12455,6 @@
                 <w:sz w:val="19"/>
                 <w:szCs w:val="19"/>
               </w:rPr>
-              <w:t xml:space="preserve"/>
             </w:r>
           </w:p>
         </w:tc>
@@ -12282,7 +12485,7 @@
                 <w:sz w:val="19"/>
                 <w:szCs w:val="19"/>
               </w:rPr>
-              <w:t xml:space="preserve">N Total</w:t>
+              <w:t>N Total</w:t>
             </w:r>
           </w:p>
         </w:tc>
@@ -12313,7 +12516,7 @@
                 <w:sz w:val="19"/>
                 <w:szCs w:val="19"/>
               </w:rPr>
-              <w:t xml:space="preserve">L + M</w:t>
+              <w:t>L + M</w:t>
             </w:r>
           </w:p>
         </w:tc>
@@ -12346,7 +12549,7 @@
                 <w:sz w:val="19"/>
                 <w:szCs w:val="19"/>
               </w:rPr>
-              <w:t xml:space="preserve">Ingresos totales</w:t>
+              <w:t>Ingresos totales</w:t>
             </w:r>
           </w:p>
         </w:tc>
@@ -12377,7 +12580,7 @@
                 <w:sz w:val="19"/>
                 <w:szCs w:val="19"/>
               </w:rPr>
-              <w:t xml:space="preserve">O</w:t>
+              <w:t>O</w:t>
             </w:r>
           </w:p>
         </w:tc>
@@ -12408,7 +12611,7 @@
                 <w:sz w:val="19"/>
                 <w:szCs w:val="19"/>
               </w:rPr>
-              <w:t xml:space="preserve">K + N</w:t>
+              <w:t>K + N</w:t>
             </w:r>
           </w:p>
         </w:tc>
@@ -12441,7 +12644,7 @@
                 <w:sz w:val="19"/>
                 <w:szCs w:val="19"/>
               </w:rPr>
-              <w:t xml:space="preserve">Gastos ordinarios</w:t>
+              <w:t>Gastos ordinarios</w:t>
             </w:r>
           </w:p>
         </w:tc>
@@ -12472,7 +12675,7 @@
                 <w:sz w:val="19"/>
                 <w:szCs w:val="19"/>
               </w:rPr>
-              <w:t xml:space="preserve">P Gasto familiar</w:t>
+              <w:t>P Gasto familiar</w:t>
             </w:r>
           </w:p>
         </w:tc>
@@ -12503,7 +12706,7 @@
                 <w:sz w:val="19"/>
                 <w:szCs w:val="19"/>
               </w:rPr>
-              <w:t xml:space="preserve">Gasto mensual × 12 × índice; en el retiro × porcentaje (J2)</w:t>
+              <w:t>Gasto mensual × 12 × índice; en el retiro × porcentaje (J2)</w:t>
             </w:r>
           </w:p>
         </w:tc>
@@ -12536,7 +12739,6 @@
                 <w:sz w:val="19"/>
                 <w:szCs w:val="19"/>
               </w:rPr>
-              <w:t xml:space="preserve"/>
             </w:r>
           </w:p>
         </w:tc>
@@ -12567,7 +12769,7 @@
                 <w:sz w:val="19"/>
                 <w:szCs w:val="19"/>
               </w:rPr>
-              <w:t xml:space="preserve">Q Dependientes</w:t>
+              <w:t>Q Dependientes</w:t>
             </w:r>
           </w:p>
         </w:tc>
@@ -12598,7 +12800,7 @@
                 <w:sz w:val="19"/>
                 <w:szCs w:val="19"/>
               </w:rPr>
-              <w:t xml:space="preserve">Gasto anual × índice en los años indicados</w:t>
+              <w:t>Gasto anual × índice en los años indicados</w:t>
             </w:r>
           </w:p>
         </w:tc>
@@ -12631,7 +12833,6 @@
                 <w:sz w:val="19"/>
                 <w:szCs w:val="19"/>
               </w:rPr>
-              <w:t xml:space="preserve"/>
             </w:r>
           </w:p>
         </w:tc>
@@ -12662,7 +12863,7 @@
                 <w:sz w:val="19"/>
                 <w:szCs w:val="19"/>
               </w:rPr>
-              <w:t xml:space="preserve">R Cuotas</w:t>
+              <w:t>R Donaciones</w:t>
             </w:r>
           </w:p>
         </w:tc>
@@ -12693,7 +12894,7 @@
                 <w:sz w:val="19"/>
                 <w:szCs w:val="19"/>
               </w:rPr>
-              <w:t xml:space="preserve">Cuota mensual × 12 mientras dure el plazo</w:t>
+              <w:t>Monto anual (J3) × índice</w:t>
             </w:r>
           </w:p>
         </w:tc>
@@ -12726,7 +12927,6 @@
                 <w:sz w:val="19"/>
                 <w:szCs w:val="19"/>
               </w:rPr>
-              <w:t xml:space="preserve"/>
             </w:r>
           </w:p>
         </w:tc>
@@ -12757,7 +12957,7 @@
                 <w:sz w:val="19"/>
                 <w:szCs w:val="19"/>
               </w:rPr>
-              <w:t xml:space="preserve">S Total</w:t>
+              <w:t>S Cuotas</w:t>
             </w:r>
           </w:p>
         </w:tc>
@@ -12788,7 +12988,7 @@
                 <w:sz w:val="19"/>
                 <w:szCs w:val="19"/>
               </w:rPr>
-              <w:t xml:space="preserve">P + Q + R</w:t>
+              <w:t>Hipoteca y cada deuda: cuota mensual × 12 hasta que termina</w:t>
             </w:r>
           </w:p>
         </w:tc>
@@ -12821,7 +13021,6 @@
                 <w:sz w:val="19"/>
                 <w:szCs w:val="19"/>
               </w:rPr>
-              <w:t xml:space="preserve">Gastos extraordinarios</w:t>
             </w:r>
           </w:p>
         </w:tc>
@@ -12852,7 +13051,7 @@
                 <w:sz w:val="19"/>
                 <w:szCs w:val="19"/>
               </w:rPr>
-              <w:t xml:space="preserve">T Total</w:t>
+              <w:t>T Total</w:t>
             </w:r>
           </w:p>
         </w:tc>
@@ -12883,7 +13082,7 @@
                 <w:sz w:val="19"/>
                 <w:szCs w:val="19"/>
               </w:rPr>
-              <w:t xml:space="preserve">Gasto extraordinario anual × índice</w:t>
+              <w:t>P + Q + R + S</w:t>
             </w:r>
           </w:p>
         </w:tc>
@@ -12916,7 +13115,7 @@
                 <w:sz w:val="19"/>
                 <w:szCs w:val="19"/>
               </w:rPr>
-              <w:t xml:space="preserve">Gastos totales</w:t>
+              <w:t>Gastos extraordinarios</w:t>
             </w:r>
           </w:p>
         </w:tc>
@@ -12947,7 +13146,7 @@
                 <w:sz w:val="19"/>
                 <w:szCs w:val="19"/>
               </w:rPr>
-              <w:t xml:space="preserve">U</w:t>
+              <w:t>U Total</w:t>
             </w:r>
           </w:p>
         </w:tc>
@@ -12978,7 +13177,7 @@
                 <w:sz w:val="19"/>
                 <w:szCs w:val="19"/>
               </w:rPr>
-              <w:t xml:space="preserve">S + T</w:t>
+              <w:t>Cada gasto × índice en su año, o cada año desde ese año</w:t>
             </w:r>
           </w:p>
         </w:tc>
@@ -13011,7 +13210,7 @@
                 <w:sz w:val="19"/>
                 <w:szCs w:val="19"/>
               </w:rPr>
-              <w:t xml:space="preserve">Flujo neto</w:t>
+              <w:t>Gastos totales</w:t>
             </w:r>
           </w:p>
         </w:tc>
@@ -13042,7 +13241,7 @@
                 <w:sz w:val="19"/>
                 <w:szCs w:val="19"/>
               </w:rPr>
-              <w:t xml:space="preserve">V</w:t>
+              <w:t>V</w:t>
             </w:r>
           </w:p>
         </w:tc>
@@ -13073,7 +13272,7 @@
                 <w:sz w:val="19"/>
                 <w:szCs w:val="19"/>
               </w:rPr>
-              <w:t xml:space="preserve">O − U</w:t>
+              <w:t>T + U</w:t>
             </w:r>
           </w:p>
         </w:tc>
@@ -13106,7 +13305,7 @@
                 <w:sz w:val="19"/>
                 <w:szCs w:val="19"/>
               </w:rPr>
-              <w:t xml:space="preserve">Inversiones</w:t>
+              <w:t>Flujo neto</w:t>
             </w:r>
           </w:p>
         </w:tc>
@@ -13137,7 +13336,7 @@
                 <w:sz w:val="19"/>
                 <w:szCs w:val="19"/>
               </w:rPr>
-              <w:t xml:space="preserve">W Superávit invertido · X Total</w:t>
+              <w:t>W</w:t>
             </w:r>
           </w:p>
         </w:tc>
@@ -13168,7 +13367,7 @@
                 <w:sz w:val="19"/>
                 <w:szCs w:val="19"/>
               </w:rPr>
-              <w:t xml:space="preserve">MÁX(0, V) · W</w:t>
+              <w:t>O − V</w:t>
             </w:r>
           </w:p>
         </w:tc>
@@ -13201,7 +13400,7 @@
                 <w:sz w:val="19"/>
                 <w:szCs w:val="19"/>
               </w:rPr>
-              <w:t xml:space="preserve">Desinversiones</w:t>
+              <w:t>Inversiones</w:t>
             </w:r>
           </w:p>
         </w:tc>
@@ -13232,7 +13431,7 @@
                 <w:sz w:val="19"/>
                 <w:szCs w:val="19"/>
               </w:rPr>
-              <w:t xml:space="preserve">Y Inmuebles · Z Empresa · AA Otros</w:t>
+              <w:t>X Superávit invertido · Y Total</w:t>
             </w:r>
           </w:p>
         </w:tc>
@@ -13263,7 +13462,7 @@
                 <w:sz w:val="19"/>
                 <w:szCs w:val="19"/>
               </w:rPr>
-              <w:t xml:space="preserve">Monto que entra al portafolio × índice en el año de la venta</w:t>
+              <w:t>MÁX(0, W) · X</w:t>
             </w:r>
           </w:p>
         </w:tc>
@@ -13296,7 +13495,7 @@
                 <w:sz w:val="19"/>
                 <w:szCs w:val="19"/>
               </w:rPr>
-              <w:t xml:space="preserve"/>
+              <w:t>Desinversiones</w:t>
             </w:r>
           </w:p>
         </w:tc>
@@ -13327,7 +13526,7 @@
                 <w:sz w:val="19"/>
                 <w:szCs w:val="19"/>
               </w:rPr>
-              <w:t xml:space="preserve">AB Total</w:t>
+              <w:t>Z Inmuebles · AA Empresa · AB Otros</w:t>
             </w:r>
           </w:p>
         </w:tc>
@@ -13358,7 +13557,7 @@
                 <w:sz w:val="19"/>
                 <w:szCs w:val="19"/>
               </w:rPr>
-              <w:t xml:space="preserve">Y + Z + AA</w:t>
+              <w:t>Monto que entra al portafolio × índice en el año de la venta</w:t>
             </w:r>
           </w:p>
         </w:tc>
@@ -13391,7 +13590,6 @@
                 <w:sz w:val="19"/>
                 <w:szCs w:val="19"/>
               </w:rPr>
-              <w:t xml:space="preserve">Retiros del portafolio</w:t>
             </w:r>
           </w:p>
         </w:tc>
@@ -13422,7 +13620,7 @@
                 <w:sz w:val="19"/>
                 <w:szCs w:val="19"/>
               </w:rPr>
-              <w:t xml:space="preserve">AC Déficit</w:t>
+              <w:t>AC Total</w:t>
             </w:r>
           </w:p>
         </w:tc>
@@ -13453,7 +13651,7 @@
                 <w:sz w:val="19"/>
                 <w:szCs w:val="19"/>
               </w:rPr>
-              <w:t xml:space="preserve">MÍN(0, V)</w:t>
+              <w:t>Z + AA + AB</w:t>
             </w:r>
           </w:p>
         </w:tc>
@@ -13486,7 +13684,7 @@
                 <w:sz w:val="19"/>
                 <w:szCs w:val="19"/>
               </w:rPr>
-              <w:t xml:space="preserve"/>
+              <w:t>Retiros del portafolio</w:t>
             </w:r>
           </w:p>
         </w:tc>
@@ -13517,7 +13715,7 @@
                 <w:sz w:val="19"/>
                 <w:szCs w:val="19"/>
               </w:rPr>
-              <w:t xml:space="preserve">AD Metas · AE Primer retiro</w:t>
+              <w:t>AD Déficit</w:t>
             </w:r>
           </w:p>
         </w:tc>
@@ -13548,7 +13746,7 @@
                 <w:sz w:val="19"/>
                 <w:szCs w:val="19"/>
               </w:rPr>
-              <w:t xml:space="preserve">−monto × índice en su año</w:t>
+              <w:t>MÍN(0, W)</w:t>
             </w:r>
           </w:p>
         </w:tc>
@@ -13581,7 +13779,6 @@
                 <w:sz w:val="19"/>
                 <w:szCs w:val="19"/>
               </w:rPr>
-              <w:t xml:space="preserve"/>
             </w:r>
           </w:p>
         </w:tc>
@@ -13612,7 +13809,7 @@
                 <w:sz w:val="19"/>
                 <w:szCs w:val="19"/>
               </w:rPr>
-              <w:t xml:space="preserve">AF Total</w:t>
+              <w:t>AE Metas · AF Primer retiro</w:t>
             </w:r>
           </w:p>
         </w:tc>
@@ -13643,7 +13840,7 @@
                 <w:sz w:val="19"/>
                 <w:szCs w:val="19"/>
               </w:rPr>
-              <w:t xml:space="preserve">AC + AD + AE</w:t>
+              <w:t>−monto × índice en su año</w:t>
             </w:r>
           </w:p>
         </w:tc>
@@ -13676,7 +13873,6 @@
                 <w:sz w:val="19"/>
                 <w:szCs w:val="19"/>
               </w:rPr>
-              <w:t xml:space="preserve">Portafolio</w:t>
             </w:r>
           </w:p>
         </w:tc>
@@ -13707,7 +13903,7 @@
                 <w:sz w:val="19"/>
                 <w:szCs w:val="19"/>
               </w:rPr>
-              <w:t xml:space="preserve">AG Inicial</w:t>
+              <w:t>AG Total</w:t>
             </w:r>
           </w:p>
         </w:tc>
@@ -13738,7 +13934,7 @@
                 <w:sz w:val="19"/>
                 <w:szCs w:val="19"/>
               </w:rPr>
-              <w:t xml:space="preserve">Año 1: capital; luego, saldo final del año anterior</w:t>
+              <w:t>AD + AE + AF</w:t>
             </w:r>
           </w:p>
         </w:tc>
@@ -13771,7 +13967,7 @@
                 <w:sz w:val="19"/>
                 <w:szCs w:val="19"/>
               </w:rPr>
-              <w:t xml:space="preserve"/>
+              <w:t>Portafolio</w:t>
             </w:r>
           </w:p>
         </w:tc>
@@ -13802,7 +13998,7 @@
                 <w:sz w:val="19"/>
                 <w:szCs w:val="19"/>
               </w:rPr>
-              <w:t xml:space="preserve">AH Rendimiento</w:t>
+              <w:t>AH Inicial</w:t>
             </w:r>
           </w:p>
         </w:tc>
@@ -13833,7 +14029,7 @@
                 <w:sz w:val="19"/>
                 <w:szCs w:val="19"/>
               </w:rPr>
-              <w:t xml:space="preserve">AG × rendimiento del perfil global (D7)</w:t>
+              <w:t>Año 1: capital; luego, saldo final del año anterior</w:t>
             </w:r>
           </w:p>
         </w:tc>
@@ -13866,7 +14062,6 @@
                 <w:sz w:val="19"/>
                 <w:szCs w:val="19"/>
               </w:rPr>
-              <w:t xml:space="preserve"/>
             </w:r>
           </w:p>
         </w:tc>
@@ -13897,7 +14092,7 @@
                 <w:sz w:val="19"/>
                 <w:szCs w:val="19"/>
               </w:rPr>
-              <w:t xml:space="preserve">AI Gasto no cubierto</w:t>
+              <w:t>AI Rendimiento</w:t>
             </w:r>
           </w:p>
         </w:tc>
@@ -13928,7 +14123,7 @@
                 <w:sz w:val="19"/>
                 <w:szCs w:val="19"/>
               </w:rPr>
-              <w:t xml:space="preserve">MÁX(0, −(AG + AH + X + AB + AF))</w:t>
+              <w:t>AH × rendimiento del perfil financiero (D7)</w:t>
             </w:r>
           </w:p>
         </w:tc>
@@ -13961,7 +14156,6 @@
                 <w:sz w:val="19"/>
                 <w:szCs w:val="19"/>
               </w:rPr>
-              <w:t xml:space="preserve"/>
             </w:r>
           </w:p>
         </w:tc>
@@ -13992,7 +14186,7 @@
                 <w:sz w:val="19"/>
                 <w:szCs w:val="19"/>
               </w:rPr>
-              <w:t xml:space="preserve">AJ Final nominal</w:t>
+              <w:t>AJ Gasto no cubierto</w:t>
             </w:r>
           </w:p>
         </w:tc>
@@ -14023,7 +14217,7 @@
                 <w:sz w:val="19"/>
                 <w:szCs w:val="19"/>
               </w:rPr>
-              <w:t xml:space="preserve">AG + AH + X + AB + AF + AI</w:t>
+              <w:t>MÁX(0, −(AH + AI + Y + AC + AG))</w:t>
             </w:r>
           </w:p>
         </w:tc>
@@ -14056,7 +14250,6 @@
                 <w:sz w:val="19"/>
                 <w:szCs w:val="19"/>
               </w:rPr>
-              <w:t xml:space="preserve"/>
             </w:r>
           </w:p>
         </w:tc>
@@ -14087,7 +14280,7 @@
                 <w:sz w:val="19"/>
                 <w:szCs w:val="19"/>
               </w:rPr>
-              <w:t xml:space="preserve">AK Real · AL Tasa de retiro</w:t>
+              <w:t>AK Final nominal</w:t>
             </w:r>
           </w:p>
         </w:tc>
@@ -14118,7 +14311,101 @@
                 <w:sz w:val="19"/>
                 <w:szCs w:val="19"/>
               </w:rPr>
-              <w:t xml:space="preserve">AJ / (1 + inflación)^t · −AF / AG</w:t>
+              <w:t>AH + AI + Y + AC + AG + AJ</w:t>
+            </w:r>
+          </w:p>
+        </w:tc>
+      </w:tr>
+      <w:tr>
+        <w:tc>
+          <w:tcPr>
+            <w:tcW w:type="dxa" w:w="2300"/>
+            <w:tcBorders>
+              <w:top w:val="single" w:color="C6CCB4" w:sz="4"/>
+              <w:left w:val="single" w:color="C6CCB4" w:sz="4"/>
+              <w:bottom w:val="single" w:color="C6CCB4" w:sz="4"/>
+              <w:right w:val="single" w:color="C6CCB4" w:sz="4"/>
+            </w:tcBorders>
+            <w:tcMar>
+              <w:top w:type="dxa" w:w="60"/>
+              <w:left w:type="dxa" w:w="100"/>
+              <w:bottom w:type="dxa" w:w="60"/>
+              <w:right w:type="dxa" w:w="100"/>
+            </w:tcMar>
+          </w:tcPr>
+          <w:p>
+            <w:pPr>
+              <w:spacing w:after="0" w:line="260"/>
+            </w:pPr>
+            <w:r>
+              <w:rPr>
+                <w:b w:val="false"/>
+                <w:bCs w:val="false"/>
+                <w:sz w:val="19"/>
+                <w:szCs w:val="19"/>
+              </w:rPr>
+            </w:r>
+          </w:p>
+        </w:tc>
+        <w:tc>
+          <w:tcPr>
+            <w:tcW w:type="dxa" w:w="2600"/>
+            <w:tcBorders>
+              <w:top w:val="single" w:color="C6CCB4" w:sz="4"/>
+              <w:left w:val="single" w:color="C6CCB4" w:sz="4"/>
+              <w:bottom w:val="single" w:color="C6CCB4" w:sz="4"/>
+              <w:right w:val="single" w:color="C6CCB4" w:sz="4"/>
+            </w:tcBorders>
+            <w:tcMar>
+              <w:top w:type="dxa" w:w="60"/>
+              <w:left w:type="dxa" w:w="100"/>
+              <w:bottom w:type="dxa" w:w="60"/>
+              <w:right w:type="dxa" w:w="100"/>
+            </w:tcMar>
+          </w:tcPr>
+          <w:p>
+            <w:pPr>
+              <w:spacing w:after="0" w:line="260"/>
+            </w:pPr>
+            <w:r>
+              <w:rPr>
+                <w:b w:val="false"/>
+                <w:bCs w:val="false"/>
+                <w:sz w:val="19"/>
+                <w:szCs w:val="19"/>
+              </w:rPr>
+              <w:t>AL Real · AM Tasa de retiro</w:t>
+            </w:r>
+          </w:p>
+        </w:tc>
+        <w:tc>
+          <w:tcPr>
+            <w:tcW w:type="dxa" w:w="4126"/>
+            <w:tcBorders>
+              <w:top w:val="single" w:color="C6CCB4" w:sz="4"/>
+              <w:left w:val="single" w:color="C6CCB4" w:sz="4"/>
+              <w:bottom w:val="single" w:color="C6CCB4" w:sz="4"/>
+              <w:right w:val="single" w:color="C6CCB4" w:sz="4"/>
+            </w:tcBorders>
+            <w:tcMar>
+              <w:top w:type="dxa" w:w="60"/>
+              <w:left w:type="dxa" w:w="100"/>
+              <w:bottom w:type="dxa" w:w="60"/>
+              <w:right w:type="dxa" w:w="100"/>
+            </w:tcMar>
+          </w:tcPr>
+          <w:p>
+            <w:pPr>
+              <w:spacing w:after="0" w:line="260"/>
+            </w:pPr>
+            <w:r>
+              <w:rPr>
+                <w:b w:val="false"/>
+                <w:bCs w:val="false"/>
+                <w:sz w:val="19"/>
+                <w:szCs w:val="19"/>
+              </w:rPr>
+              <w:t>AK / (1 + inflación)^t · −AG / AH</w:t>
             </w:r>
           </w:p>
         </w:tc>
@@ -14129,7 +14416,7 @@
         <w:spacing w:after="120" w:line="300"/>
       </w:pPr>
       <w:r>
-        <w:t xml:space="preserve">El portafolio nunca baja de cero: si los retiros superan el saldo, el faltante se registra como gasto no cubierto. El dashboard muestra exactamente estas columnas y cifras.</w:t>
+        <w:t>El portafolio nunca baja de cero: si los retiros superan el saldo, el faltante se registra como gasto no cubierto. El dashboard muestra exactamente estas columnas y cifras.</w:t>
       </w:r>
     </w:p>
     <w:p>
@@ -14137,7 +14424,7 @@
         <w:pStyle w:val="Heading2"/>
       </w:pPr>
       <w:r>
-        <w:t xml:space="preserve">2.4 Fondos de pensión (Ley 7983)</w:t>
+        <w:t>2.4 Fondos de pensión (Ley 7983)</w:t>
       </w:r>
     </w:p>
     <w:p>
@@ -14145,7 +14432,7 @@
         <w:spacing w:after="120" w:line="300"/>
       </w:pPr>
       <w:r>
-        <w:t xml:space="preserve">Cada fondo crece con sus aportes y su rendimiento: saldo final = saldo inicial + aportes + rendimiento − salidas. Los aportes se pagan hasta la independencia y crecen con la inflación. Si el cliente no conoce su aporte, se estima como un porcentaje del salario.</w:t>
+        <w:t>Cada fondo crece con sus aportes y su rendimiento: saldo final = saldo inicial + aportes + rendimiento − salidas. Los aportes se pagan hasta la independencia y crecen con la inflación. Si el cliente no conoce su aporte, se estima como un porcentaje del salario.</w:t>
       </w:r>
     </w:p>
     <w:tbl>
@@ -14198,7 +14485,7 @@
                 <w:sz w:val="19"/>
                 <w:szCs w:val="19"/>
               </w:rPr>
-              <w:t xml:space="preserve">Fondo</w:t>
+              <w:t>Fondo</w:t>
             </w:r>
           </w:p>
         </w:tc>
@@ -14231,7 +14518,7 @@
                 <w:sz w:val="19"/>
                 <w:szCs w:val="19"/>
               </w:rPr>
-              <w:t xml:space="preserve">Regla</w:t>
+              <w:t>Regla</w:t>
             </w:r>
           </w:p>
         </w:tc>
@@ -14264,7 +14551,7 @@
                 <w:sz w:val="19"/>
                 <w:szCs w:val="19"/>
               </w:rPr>
-              <w:t xml:space="preserve">Fórmula del pago o traslado</w:t>
+              <w:t>Fórmula del pago o traslado</w:t>
             </w:r>
           </w:p>
         </w:tc>
@@ -14297,7 +14584,7 @@
                 <w:sz w:val="19"/>
                 <w:szCs w:val="19"/>
               </w:rPr>
-              <w:t xml:space="preserve">ROP</w:t>
+              <w:t>ROP</w:t>
             </w:r>
           </w:p>
         </w:tc>
@@ -14328,7 +14615,7 @@
                 <w:sz w:val="19"/>
                 <w:szCs w:val="19"/>
               </w:rPr>
-              <w:t xml:space="preserve">No se traslada al portafolio. Se recibe como pensión desde la edad de pensión.</w:t>
+              <w:t>No se traslada al portafolio. Se recibe como pensión desde la edad de pensión.</w:t>
             </w:r>
           </w:p>
         </w:tc>
@@ -14359,7 +14646,7 @@
                 <w:sz w:val="19"/>
                 <w:szCs w:val="19"/>
               </w:rPr>
-              <w:t xml:space="preserve">Renta permanente: saldo × r. Renta temporal o retiro programado: saldo × r / (1 − (1+r)^−n), con n = edad final − edad actual + 1 (87 años en la temporal, 100 en el programado). Sin pensión de un régimen básico: un solo pago a los 65 años, que entra al portafolio.</w:t>
+              <w:t>Renta permanente: saldo × r. Renta temporal o retiro programado: saldo × r / (1 − (1+r)^−n), con n = edad final − edad actual + 1 (87 años en la temporal, 100 en el programado). Sin pensión de un régimen básico: un solo pago a los 65 años, que entra al portafolio.</w:t>
             </w:r>
           </w:p>
         </w:tc>
@@ -14392,7 +14679,7 @@
                 <w:sz w:val="19"/>
                 <w:szCs w:val="19"/>
               </w:rPr>
-              <w:t xml:space="preserve">FCL</w:t>
+              <w:t>FCL</w:t>
             </w:r>
           </w:p>
         </w:tc>
@@ -14423,7 +14710,7 @@
                 <w:sz w:val="19"/>
                 <w:szCs w:val="19"/>
               </w:rPr>
-              <w:t xml:space="preserve">Se traslada en cada quinquenio mientras trabaja y al terminar la relación laboral.</w:t>
+              <w:t>Se traslada en cada quinquenio mientras trabaja y al terminar la relación laboral.</w:t>
             </w:r>
           </w:p>
         </w:tc>
@@ -14454,7 +14741,7 @@
                 <w:sz w:val="19"/>
                 <w:szCs w:val="19"/>
               </w:rPr>
-              <w:t xml:space="preserve">Traslado = saldo inicial + aportes + rendimiento del año del traslado.</w:t>
+              <w:t>Traslado = saldo inicial + aportes + rendimiento del año del traslado.</w:t>
             </w:r>
           </w:p>
         </w:tc>
@@ -14487,7 +14774,7 @@
                 <w:sz w:val="19"/>
                 <w:szCs w:val="19"/>
               </w:rPr>
-              <w:t xml:space="preserve">Pensión voluntaria</w:t>
+              <w:t>Pensión voluntaria</w:t>
             </w:r>
           </w:p>
         </w:tc>
@@ -14518,7 +14805,7 @@
                 <w:sz w:val="19"/>
                 <w:szCs w:val="19"/>
               </w:rPr>
-              <w:t xml:space="preserve">Se retira desde los 57 años.</w:t>
+              <w:t>Se retira desde los 57 años.</w:t>
             </w:r>
           </w:p>
         </w:tc>
@@ -14549,7 +14836,7 @@
                 <w:sz w:val="19"/>
                 <w:szCs w:val="19"/>
               </w:rPr>
-              <w:t xml:space="preserve">Traslado en el año pedido por el cliente, o a los 57 si lo pidió antes.</w:t>
+              <w:t>Traslado en el año pedido por el cliente, o a los 57 si lo pidió antes.</w:t>
             </w:r>
           </w:p>
         </w:tc>
@@ -14560,7 +14847,7 @@
         <w:spacing w:after="120" w:line="300"/>
       </w:pPr>
       <w:r>
-        <w:t xml:space="preserve">r es el rendimiento anual de los fondos. La pensión del ROP entra como ingreso ordinario (columna J) y lo trasladado del FCL y la pensión voluntaria como ingreso extraordinario (columna N).</w:t>
+        <w:t>r es el rendimiento anual de los fondos. La pensión del ROP entra como ingreso ordinario (columna J) y lo trasladado del FCL y la pensión voluntaria como ingreso extraordinario (columna M).</w:t>
       </w:r>
     </w:p>
     <w:p>
@@ -14568,7 +14855,7 @@
         <w:pStyle w:val="Heading2"/>
       </w:pPr>
       <w:r>
-        <w:t xml:space="preserve">2.5 Resultado: ¿alcanza el plan?</w:t>
+        <w:t>2.5 Resultado: ¿alcanza el plan?</w:t>
       </w:r>
     </w:p>
     <w:p>
@@ -14584,7 +14871,7 @@
           <w:sz w:val="19"/>
           <w:szCs w:val="19"/>
         </w:rPr>
-        <w:t xml:space="preserve">Alcanza = (gasto no cubierto total = 0) y (saldo final en dólares de hoy ≥ herencia deseada)</w:t>
+        <w:t>Alcanza = (gasto no cubierto total = 0) y (saldo final en dólares de hoy ≥ herencia deseada)</w:t>
       </w:r>
     </w:p>
     <w:p>
@@ -14599,7 +14886,7 @@
         <w:t xml:space="preserve">Rendimiento de equilibrio: </w:t>
       </w:r>
       <w:r>
-        <w:t xml:space="preserve">el menor rendimiento anual con el que el plan alcanza. Se compara con el rendimiento del perfil global y se ubica en la frontera de las cinco carteras para indicar qué perfil sería necesario.</w:t>
+        <w:t>el menor rendimiento anual con el que el plan alcanza. Se compara con el rendimiento del perfil financiero y se ubica en la frontera de las cinco carteras para indicar qué perfil sería necesario.</w:t>
       </w:r>
     </w:p>
     <w:p>
@@ -14611,18 +14898,16 @@
           <w:b/>
           <w:bCs/>
         </w:rPr>
-        <w:t xml:space="preserve">Edad a la que se agota: </w:t>
+        <w:t>Edad a la que se agota: primera edad con gasto no cubierto. Portafolio mínimo requerido: el menor capital inicial con el que, al rendimiento del perfil financiero, no hay gasto no cubierto y el saldo final cubre la herencia. Tasa de retiro inicial: retiro neto del primer año de retiro (gastos menos ingresos, más metas y retiros directos) sobre el portafolio inicial de ese año. Es menor que el gasto total sobre el portafolio cuando el cliente recibe pensión, alquileres u otros ingresos.</w:t>
       </w:r>
-      <w:r>
-        <w:t xml:space="preserve">primera edad con gasto no cubierto.</w:t>
-      </w:r>
+      <w:r/>
     </w:p>
     <w:p>
       <w:pPr>
         <w:pStyle w:val="Heading2"/>
       </w:pPr>
       <w:r>
-        <w:t xml:space="preserve">2.6 Supuestos del analista</w:t>
+        <w:t>2.6 Supuestos del analista</w:t>
       </w:r>
     </w:p>
     <w:p>
@@ -14630,7 +14915,7 @@
         <w:spacing w:after="120" w:line="300"/>
       </w:pPr>
       <w:r>
-        <w:t xml:space="preserve">Se fijan para cada cliente antes de calcular su proyección; los valores de la firma son el punto de partida.</w:t>
+        <w:t>Se fijan para cada cliente antes de calcular su proyección; los valores de la firma son el punto de partida. Un supuesto puede marcarse N/A solo si ninguna respuesta del cliente lo usa; por ejemplo, el ajuste de alquileres de un cliente sin inmuebles alquilados. Si el cliente respondió la pregunta que lo alimenta, el supuesto es obligatorio y la casilla N/A queda bloqueada. En el Excel y en la ficha, el supuesto aparece como N/A.</w:t>
       </w:r>
     </w:p>
     <w:tbl>
@@ -14683,7 +14968,7 @@
                 <w:sz w:val="19"/>
                 <w:szCs w:val="19"/>
               </w:rPr>
-              <w:t xml:space="preserve">Supuesto</w:t>
+              <w:t>Supuesto</w:t>
             </w:r>
           </w:p>
         </w:tc>
@@ -14716,7 +15001,7 @@
                 <w:sz w:val="19"/>
                 <w:szCs w:val="19"/>
               </w:rPr>
-              <w:t xml:space="preserve">Valor actual</w:t>
+              <w:t>Valor actual</w:t>
             </w:r>
           </w:p>
         </w:tc>
@@ -14749,7 +15034,7 @@
                 <w:sz w:val="19"/>
                 <w:szCs w:val="19"/>
               </w:rPr>
-              <w:t xml:space="preserve">Qué hace en el cálculo</w:t>
+              <w:t>Qué hace en el cálculo</w:t>
             </w:r>
           </w:p>
         </w:tc>
@@ -14782,7 +15067,7 @@
                 <w:sz w:val="19"/>
                 <w:szCs w:val="19"/>
               </w:rPr>
-              <w:t xml:space="preserve">Tipo de cambio</w:t>
+              <w:t>Tipo de cambio</w:t>
             </w:r>
           </w:p>
         </w:tc>
@@ -14813,7 +15098,7 @@
                 <w:sz w:val="19"/>
                 <w:szCs w:val="19"/>
               </w:rPr>
-              <w:t xml:space="preserve">450</w:t>
+              <w:t>450</w:t>
             </w:r>
           </w:p>
         </w:tc>
@@ -14844,7 +15129,7 @@
                 <w:sz w:val="19"/>
                 <w:szCs w:val="19"/>
               </w:rPr>
-              <w:t xml:space="preserve">Convierte colones a dólares (D1)</w:t>
+              <w:t>Convierte colones a dólares (D1)</w:t>
             </w:r>
           </w:p>
         </w:tc>
@@ -14877,7 +15162,7 @@
                 <w:sz w:val="19"/>
                 <w:szCs w:val="19"/>
               </w:rPr>
-              <w:t xml:space="preserve">Inflación</w:t>
+              <w:t>Inflación</w:t>
             </w:r>
           </w:p>
         </w:tc>
@@ -14908,7 +15193,7 @@
                 <w:sz w:val="19"/>
                 <w:szCs w:val="19"/>
               </w:rPr>
-              <w:t xml:space="preserve">3,9%</w:t>
+              <w:t>3,9%</w:t>
             </w:r>
           </w:p>
         </w:tc>
@@ -14939,7 +15224,7 @@
                 <w:sz w:val="19"/>
                 <w:szCs w:val="19"/>
               </w:rPr>
-              <w:t xml:space="preserve">Indexa gasto, salario y montos en dólares de hoy; deflacta a términos reales (D3)</w:t>
+              <w:t>Indexa gasto, salario y montos en dólares de hoy; deflacta a términos reales (D3)</w:t>
             </w:r>
           </w:p>
         </w:tc>
@@ -14972,7 +15257,7 @@
                 <w:sz w:val="19"/>
                 <w:szCs w:val="19"/>
               </w:rPr>
-              <w:t xml:space="preserve">Inflación de la pensión</w:t>
+              <w:t>Inflación de la pensión</w:t>
             </w:r>
           </w:p>
         </w:tc>
@@ -15003,7 +15288,7 @@
                 <w:sz w:val="19"/>
                 <w:szCs w:val="19"/>
               </w:rPr>
-              <w:t xml:space="preserve">1%</w:t>
+              <w:t>1%</w:t>
             </w:r>
           </w:p>
         </w:tc>
@@ -15034,7 +15319,7 @@
                 <w:sz w:val="19"/>
                 <w:szCs w:val="19"/>
               </w:rPr>
-              <w:t xml:space="preserve">Ajuste anual de la pensión después del primer pago (D4)</w:t>
+              <w:t>Ajuste anual de la pensión después del primer pago (D4)</w:t>
             </w:r>
           </w:p>
         </w:tc>
@@ -15067,7 +15352,7 @@
                 <w:sz w:val="19"/>
                 <w:szCs w:val="19"/>
               </w:rPr>
-              <w:t xml:space="preserve">Inflación de ingresos, salud y ajuste de alquileres</w:t>
+              <w:t>Inflación de ingresos, salud y ajuste de alquileres</w:t>
             </w:r>
           </w:p>
         </w:tc>
@@ -15098,7 +15383,7 @@
                 <w:sz w:val="19"/>
                 <w:szCs w:val="19"/>
               </w:rPr>
-              <w:t xml:space="preserve">1% · 8% · 0%</w:t>
+              <w:t>1% · 8% · 0%</w:t>
             </w:r>
           </w:p>
         </w:tc>
@@ -15129,7 +15414,7 @@
                 <w:sz w:val="19"/>
                 <w:szCs w:val="19"/>
               </w:rPr>
-              <w:t xml:space="preserve">Referenciales; no entran a las fórmulas</w:t>
+              <w:t>Referenciales; no entran a las fórmulas</w:t>
             </w:r>
           </w:p>
         </w:tc>
@@ -15162,7 +15447,7 @@
                 <w:sz w:val="19"/>
                 <w:szCs w:val="19"/>
               </w:rPr>
-              <w:t xml:space="preserve">Año inicial</w:t>
+              <w:t>Año inicial</w:t>
             </w:r>
           </w:p>
         </w:tc>
@@ -15193,7 +15478,7 @@
                 <w:sz w:val="19"/>
                 <w:szCs w:val="19"/>
               </w:rPr>
-              <w:t xml:space="preserve">Año en curso</w:t>
+              <w:t>Año en curso</w:t>
             </w:r>
           </w:p>
         </w:tc>
@@ -15224,7 +15509,7 @@
                 <w:sz w:val="19"/>
                 <w:szCs w:val="19"/>
               </w:rPr>
-              <w:t xml:space="preserve">Primer año de la proyección</w:t>
+              <w:t>Primer año de la proyección</w:t>
             </w:r>
           </w:p>
         </w:tc>
@@ -15257,7 +15542,7 @@
                 <w:sz w:val="19"/>
                 <w:szCs w:val="19"/>
               </w:rPr>
-              <w:t xml:space="preserve">Edad final</w:t>
+              <w:t>Edad final</w:t>
             </w:r>
           </w:p>
         </w:tc>
@@ -15288,7 +15573,7 @@
                 <w:sz w:val="19"/>
                 <w:szCs w:val="19"/>
               </w:rPr>
-              <w:t xml:space="preserve">95</w:t>
+              <w:t>95</w:t>
             </w:r>
           </w:p>
         </w:tc>
@@ -15319,7 +15604,7 @@
                 <w:sz w:val="19"/>
                 <w:szCs w:val="19"/>
               </w:rPr>
-              <w:t xml:space="preserve">Último año proyectado</w:t>
+              <w:t>Último año proyectado</w:t>
             </w:r>
           </w:p>
         </w:tc>
@@ -15352,7 +15637,7 @@
                 <w:sz w:val="19"/>
                 <w:szCs w:val="19"/>
               </w:rPr>
-              <w:t xml:space="preserve">Factor de gasto en el retiro</w:t>
+              <w:t>Factor de gasto en el retiro</w:t>
             </w:r>
           </w:p>
         </w:tc>
@@ -15383,7 +15668,7 @@
                 <w:sz w:val="19"/>
                 <w:szCs w:val="19"/>
               </w:rPr>
-              <w:t xml:space="preserve">80% menor · 110% mayor</w:t>
+              <w:t>80% menor · 110% mayor</w:t>
             </w:r>
           </w:p>
         </w:tc>
@@ -15414,7 +15699,7 @@
                 <w:sz w:val="19"/>
                 <w:szCs w:val="19"/>
               </w:rPr>
-              <w:t xml:space="preserve">Gasto del retiro respecto del actual, según lo que declare el cliente</w:t>
+              <w:t>Gasto del retiro respecto del actual, según lo que declare el cliente</w:t>
             </w:r>
           </w:p>
         </w:tc>
@@ -15447,7 +15732,7 @@
                 <w:sz w:val="19"/>
                 <w:szCs w:val="19"/>
               </w:rPr>
-              <w:t xml:space="preserve">Rendimiento de los fondos</w:t>
+              <w:t>Rendimiento de los fondos</w:t>
             </w:r>
           </w:p>
         </w:tc>
@@ -15478,7 +15763,7 @@
                 <w:sz w:val="19"/>
                 <w:szCs w:val="19"/>
               </w:rPr>
-              <w:t xml:space="preserve">6%</w:t>
+              <w:t>6%</w:t>
             </w:r>
           </w:p>
         </w:tc>
@@ -15509,7 +15794,7 @@
                 <w:sz w:val="19"/>
                 <w:szCs w:val="19"/>
               </w:rPr>
-              <w:t xml:space="preserve">Rendimiento anual del ROP, el FCL y la pensión voluntaria</w:t>
+              <w:t>Rendimiento anual del ROP, el FCL y la pensión voluntaria</w:t>
             </w:r>
           </w:p>
         </w:tc>
@@ -15542,7 +15827,7 @@
                 <w:sz w:val="19"/>
                 <w:szCs w:val="19"/>
               </w:rPr>
-              <w:t xml:space="preserve">Aporte estimado al ROP y al FCL</w:t>
+              <w:t>Aporte estimado al ROP y al FCL</w:t>
             </w:r>
           </w:p>
         </w:tc>
@@ -15573,7 +15858,7 @@
                 <w:sz w:val="19"/>
                 <w:szCs w:val="19"/>
               </w:rPr>
-              <w:t xml:space="preserve">4,25% · 1,5% del salario</w:t>
+              <w:t>4,25% · 1,5% del salario</w:t>
             </w:r>
           </w:p>
         </w:tc>
@@ -15604,7 +15889,7 @@
                 <w:sz w:val="19"/>
                 <w:szCs w:val="19"/>
               </w:rPr>
-              <w:t xml:space="preserve">Aporte mensual cuando el cliente no lo conoce</w:t>
+              <w:t>Aporte mensual cuando el cliente no lo conoce</w:t>
             </w:r>
           </w:p>
         </w:tc>
@@ -15637,7 +15922,7 @@
                 <w:sz w:val="19"/>
                 <w:szCs w:val="19"/>
               </w:rPr>
-              <w:t xml:space="preserve">Edad de pensión</w:t>
+              <w:t>Edad de pensión</w:t>
             </w:r>
           </w:p>
         </w:tc>
@@ -15668,7 +15953,7 @@
                 <w:sz w:val="19"/>
                 <w:szCs w:val="19"/>
               </w:rPr>
-              <w:t xml:space="preserve">65</w:t>
+              <w:t>65</w:t>
             </w:r>
           </w:p>
         </w:tc>
@@ -15699,7 +15984,7 @@
                 <w:sz w:val="19"/>
                 <w:szCs w:val="19"/>
               </w:rPr>
-              <w:t xml:space="preserve">Inicio de la pensión y del ROP cuando el cliente no indica edad</w:t>
+              <w:t>Inicio de la pensión y del ROP cuando el cliente no indica edad</w:t>
             </w:r>
           </w:p>
         </w:tc>
@@ -15732,7 +16017,7 @@
                 <w:sz w:val="19"/>
                 <w:szCs w:val="19"/>
               </w:rPr>
-              <w:t xml:space="preserve">Modalidad del ROP</w:t>
+              <w:t>Modalidad del ROP</w:t>
             </w:r>
           </w:p>
         </w:tc>
@@ -15763,7 +16048,7 @@
                 <w:sz w:val="19"/>
                 <w:szCs w:val="19"/>
               </w:rPr>
-              <w:t xml:space="preserve">Renta permanente</w:t>
+              <w:t>Renta permanente</w:t>
             </w:r>
           </w:p>
         </w:tc>
@@ -15794,7 +16079,7 @@
                 <w:sz w:val="19"/>
                 <w:szCs w:val="19"/>
               </w:rPr>
-              <w:t xml:space="preserve">Modalidad cuando el cliente no la elige</w:t>
+              <w:t>Modalidad cuando el cliente no la elige</w:t>
             </w:r>
           </w:p>
         </w:tc>
@@ -15827,7 +16112,7 @@
                 <w:sz w:val="19"/>
                 <w:szCs w:val="19"/>
               </w:rPr>
-              <w:t xml:space="preserve">Expectativa de vida (renta temporal)</w:t>
+              <w:t>Expectativa de vida (renta temporal)</w:t>
             </w:r>
           </w:p>
         </w:tc>
@@ -15858,7 +16143,7 @@
                 <w:sz w:val="19"/>
                 <w:szCs w:val="19"/>
               </w:rPr>
-              <w:t xml:space="preserve">87</w:t>
+              <w:t>87</w:t>
             </w:r>
           </w:p>
         </w:tc>
@@ -15889,7 +16174,7 @@
                 <w:sz w:val="19"/>
                 <w:szCs w:val="19"/>
               </w:rPr>
-              <w:t xml:space="preserve">Edad hasta la que se distribuye el ROP en renta temporal</w:t>
+              <w:t>Edad hasta la que se distribuye el ROP en renta temporal</w:t>
             </w:r>
           </w:p>
         </w:tc>
@@ -15922,7 +16207,7 @@
                 <w:sz w:val="19"/>
                 <w:szCs w:val="19"/>
               </w:rPr>
-              <w:t xml:space="preserve">Edad final del retiro programado</w:t>
+              <w:t>Edad final del retiro programado</w:t>
             </w:r>
           </w:p>
         </w:tc>
@@ -15953,7 +16238,7 @@
                 <w:sz w:val="19"/>
                 <w:szCs w:val="19"/>
               </w:rPr>
-              <w:t xml:space="preserve">100</w:t>
+              <w:t>100</w:t>
             </w:r>
           </w:p>
         </w:tc>
@@ -15984,7 +16269,7 @@
                 <w:sz w:val="19"/>
                 <w:szCs w:val="19"/>
               </w:rPr>
-              <w:t xml:space="preserve">Edad hasta la que se distribuye el ROP en retiro programado</w:t>
+              <w:t>Edad hasta la que se distribuye el ROP en retiro programado</w:t>
             </w:r>
           </w:p>
         </w:tc>
@@ -16017,7 +16302,7 @@
                 <w:sz w:val="19"/>
                 <w:szCs w:val="19"/>
               </w:rPr>
-              <w:t xml:space="preserve">Carteras por perfil</w:t>
+              <w:t>Carteras por perfil</w:t>
             </w:r>
           </w:p>
         </w:tc>
@@ -16048,7 +16333,7 @@
                 <w:sz w:val="19"/>
                 <w:szCs w:val="19"/>
               </w:rPr>
-              <w:t xml:space="preserve">Tabla de la sección 1.4</w:t>
+              <w:t>Tabla de la sección 1.4</w:t>
             </w:r>
           </w:p>
         </w:tc>
@@ -16079,7 +16364,7 @@
                 <w:sz w:val="19"/>
                 <w:szCs w:val="19"/>
               </w:rPr>
-              <w:t xml:space="preserve">Rendimiento esperado que usa la proyección (celda D7)</w:t>
+              <w:t>Rendimiento esperado que usa la proyección (celda D7)</w:t>
             </w:r>
           </w:p>
         </w:tc>

--- a/Metodologia_perfil_riesgo_y_proyeccion.docx
+++ b/Metodologia_perfil_riesgo_y_proyeccion.docx
@@ -25,7 +25,7 @@
         <w:rPr>
           <w:color w:val="5A5E44"/>
         </w:rPr>
-        <w:t>Chotocruz &amp; Co. · documento interno · versión 5.0 · octubre de 2026</w:t>
+        <w:t>Chotocruz &amp; Co. · documento interno · versión 5.1 · octubre de 2026</w:t>
       </w:r>
     </w:p>
     <w:p>
@@ -7696,7 +7696,7 @@
                 <w:sz w:val="19"/>
                 <w:szCs w:val="19"/>
               </w:rPr>
-              <w:t>Horizonte · G7, E (fase)</w:t>
+              <w:t>Horizonte · K12, E (fase)</w:t>
             </w:r>
           </w:p>
         </w:tc>
@@ -8041,13 +8041,12 @@
                 <w:sz w:val="19"/>
                 <w:szCs w:val="19"/>
               </w:rPr>
-              <w:t>Ingreso mensual × 12 × índice mientras dure. Capacidad: estabilidad del ingreso, holgura del flujo y carga de deuda.</w:t>
-            </w:r>
-            <w:r>
-              <w:rPr>
-                <w:sz w:val="19"/>
-              </w:rPr>
-              <w:t xml:space="preserve"> Fuentes: salario, empresa propia y honorarios. Un pensionado sin otro ingreso escribe 0 y no marca fuente.</w:t>
+              <w:t>Ingreso mensual × 12 × índice mientras dure. Perfil financiero: ingresos totales (con la predictibilidad) y gastos totales. Fuentes: salario, empresa propia y honorarios. Un pensionado sin otro ingreso escribe 0 y no marca fuente.</w:t>
+            </w:r>
+            <w:r>
+              <w:rPr>
+                <w:sz w:val="19"/>
+              </w:rPr>
             </w:r>
           </w:p>
         </w:tc>
@@ -8536,7 +8535,7 @@
                 <w:sz w:val="19"/>
                 <w:szCs w:val="19"/>
               </w:rPr>
-              <w:t>Monto × índice en el año indicado. En el Excel cada uno conserva su número y su nombre (tabla, filas 1 a 3).</w:t>
+              <w:t>Monto × índice en el año indicado. En el Excel cada uno conserva su número y su nombre (tabla, filas 8 a 10).</w:t>
             </w:r>
           </w:p>
         </w:tc>
@@ -8699,19 +8698,17 @@
                 <w:sz w:val="19"/>
                 <w:szCs w:val="19"/>
               </w:rPr>
-              <w:t>Gasto × 12 × índice; desde la independencia, × el porcentaje declarado (J2). No incluye cuotas, donaciones ni los gastos de la pregunta 9.</w:t>
-            </w:r>
-            <w:r>
-              <w:rPr>
-                <w:sz w:val="19"/>
-              </w:rPr>
-              <w:t xml:space="preserve"> El porcentaje en dólares es informativo: mide la exposición al tipo de cambio.</w:t>
-            </w:r>
-            <w:r>
-              <w:rPr>
-                <w:sz w:val="19"/>
-              </w:rPr>
-              <w:t xml:space="preserve"> Si ya recibe la pensión, no se pide el porcentaje en el retiro y se toma 100%.</w:t>
+              <w:t>Gasto × 12 × índice; desde la independencia, × el porcentaje declarado (P7). No incluye cuotas, donaciones ni los gastos de la pregunta 9. El porcentaje en dólares es informativo: mide la exposición al tipo de cambio. Si ya recibe la pensión, no se pide el porcentaje en el retiro y se toma 100%.</w:t>
+            </w:r>
+            <w:r>
+              <w:rPr>
+                <w:sz w:val="19"/>
+              </w:rPr>
+            </w:r>
+            <w:r>
+              <w:rPr>
+                <w:sz w:val="19"/>
+              </w:rPr>
             </w:r>
           </w:p>
         </w:tc>
@@ -9188,7 +9185,7 @@
                 <w:sz w:val="19"/>
                 <w:szCs w:val="19"/>
               </w:rPr>
-              <w:t>Monto anual (J3) × índice, todos los años.</w:t>
+              <w:t>Monto anual (P8) × índice, todos los años.</w:t>
             </w:r>
           </w:p>
         </w:tc>
@@ -9345,7 +9342,7 @@
                 <w:sz w:val="19"/>
                 <w:szCs w:val="19"/>
               </w:rPr>
-              <w:t>Cuota mensual × 12 de cada deuda hasta el año en que termina, sin indexar (tabla, filas 20 a 24). Capacidad: carga de deuda.</w:t>
+              <w:t>Cuota mensual × 12 de cada deuda hasta el año en que termina, sin indexar (tabla, filas 34 a 38). Perfil financiero: gastos totales.</w:t>
             </w:r>
           </w:p>
         </w:tc>
@@ -9502,7 +9499,7 @@
                 <w:sz w:val="19"/>
                 <w:szCs w:val="19"/>
               </w:rPr>
-              <w:t>Monto × índice en su año, o cada año desde ese año (tabla, filas 16 a 19).</w:t>
+              <w:t>Monto × índice en su año, o cada año desde ese año (tabla, filas 29 a 32).</w:t>
             </w:r>
           </w:p>
         </w:tc>
@@ -9659,13 +9656,12 @@
                 <w:sz w:val="19"/>
                 <w:szCs w:val="19"/>
               </w:rPr>
-              <w:t>Capital inicial. Capacidad: peso del portafolio y liquidez requerida. Patrimonio total.</w:t>
-            </w:r>
-            <w:r>
-              <w:rPr>
-                <w:sz w:val="19"/>
-              </w:rPr>
-              <w:t xml:space="preserve"> El dashboard calcula además el peso del portafolio con los activos declarados, como dato de control; no interviene en la proyección.</w:t>
+              <w:t>Capital inicial. Perfil financiero: tamaño del portafolio, inversiones y desinversiones. Patrimonio total. El dashboard calcula además el peso del portafolio con los activos declarados, como dato de control; no interviene en la proyección.</w:t>
+            </w:r>
+            <w:r>
+              <w:rPr>
+                <w:sz w:val="19"/>
+              </w:rPr>
             </w:r>
           </w:p>
         </w:tc>
@@ -10456,7 +10452,7 @@
                 <w:sz w:val="19"/>
                 <w:szCs w:val="19"/>
               </w:rPr>
-              <w:t>−monto × índice en su año. Capacidad: horizonte y liquidez requerida.</w:t>
+              <w:t>−monto × índice en su año. Perfil financiero: horizonte y desinversiones.</w:t>
             </w:r>
           </w:p>
         </w:tc>
@@ -11569,11 +11565,9 @@
           <w:b/>
           <w:bCs/>
         </w:rPr>
-        <w:t xml:space="preserve">Proyección: </w:t>
+        <w:t>Proyección: título y nota en las filas 1 y 2; insumos editables (celdas color crema) en cuatro bloques con su título desde la fila 4: supuestos (B:F), ingresos (H:K), gastos (M:P) y tablas por año (R:AD, un elemento por columna, numerados como en el cuestionario). Debajo, separada por filas en blanco, la proyección anual: banda de bloques en la fila 45, encabezados en la 46 y una fila por año desde la 47. Al final, el resumen del plan.</w:t>
       </w:r>
-      <w:r>
-        <w:t>insumos en las filas 1 a 24 (supuestos, ingresos, gastos y tablas de montos por año, numerados como en el cuestionario) y una fila por año desde la fila 28.</w:t>
-      </w:r>
+      <w:r/>
     </w:p>
     <w:p>
       <w:pPr>
@@ -11620,7 +11614,7 @@
         <w:spacing w:after="120" w:line="300"/>
       </w:pPr>
       <w:r>
-        <w:t>Los montos se declaran en dólares de hoy y se llevan al año t con el índice (1 + inflación)^(t − 1). Los montos en colones se dividen entre el tipo de cambio (D1).</w:t>
+        <w:t>Los montos se declaran en dólares de hoy y se llevan al año t con el índice (1 + inflación)^(t − 1). Los montos en colones se dividen entre el tipo de cambio (F6).</w:t>
       </w:r>
     </w:p>
     <w:p>
@@ -12706,7 +12700,7 @@
                 <w:sz w:val="19"/>
                 <w:szCs w:val="19"/>
               </w:rPr>
-              <w:t>Gasto mensual × 12 × índice; en el retiro × porcentaje (J2)</w:t>
+              <w:t>Gasto mensual × 12 × índice; en el retiro × porcentaje (P7)</w:t>
             </w:r>
           </w:p>
         </w:tc>
@@ -12894,7 +12888,7 @@
                 <w:sz w:val="19"/>
                 <w:szCs w:val="19"/>
               </w:rPr>
-              <w:t>Monto anual (J3) × índice</w:t>
+              <w:t>Monto anual (P8) × índice</w:t>
             </w:r>
           </w:p>
         </w:tc>
@@ -14123,7 +14117,7 @@
                 <w:sz w:val="19"/>
                 <w:szCs w:val="19"/>
               </w:rPr>
-              <w:t>AH × rendimiento del perfil financiero (D7)</w:t>
+              <w:t>AH × rendimiento del perfil financiero (F12)</w:t>
             </w:r>
           </w:p>
         </w:tc>
@@ -15129,7 +15123,7 @@
                 <w:sz w:val="19"/>
                 <w:szCs w:val="19"/>
               </w:rPr>
-              <w:t>Convierte colones a dólares (D1)</w:t>
+              <w:t>Convierte colones a dólares (F6)</w:t>
             </w:r>
           </w:p>
         </w:tc>
@@ -15224,7 +15218,7 @@
                 <w:sz w:val="19"/>
                 <w:szCs w:val="19"/>
               </w:rPr>
-              <w:t>Indexa gasto, salario y montos en dólares de hoy; deflacta a términos reales (D3)</w:t>
+              <w:t>Indexa gasto, salario y montos en dólares de hoy; deflacta a términos reales (F8)</w:t>
             </w:r>
           </w:p>
         </w:tc>
@@ -15319,7 +15313,7 @@
                 <w:sz w:val="19"/>
                 <w:szCs w:val="19"/>
               </w:rPr>
-              <w:t>Ajuste anual de la pensión después del primer pago (D4)</w:t>
+              <w:t>Ajuste anual de la pensión después del primer pago (F9)</w:t>
             </w:r>
           </w:p>
         </w:tc>
@@ -16364,7 +16358,7 @@
                 <w:sz w:val="19"/>
                 <w:szCs w:val="19"/>
               </w:rPr>
-              <w:t>Rendimiento esperado que usa la proyección (celda D7)</w:t>
+              <w:t>Rendimiento esperado que usa la proyección (celda F12)</w:t>
             </w:r>
           </w:p>
         </w:tc>

--- a/Metodologia_perfil_riesgo_y_proyeccion.docx
+++ b/Metodologia_perfil_riesgo_y_proyeccion.docx
@@ -25,7 +25,7 @@
         <w:rPr>
           <w:color w:val="5A5E44"/>
         </w:rPr>
-        <w:t>Chotocruz &amp; Co. · documento interno · versión 5.1 · octubre de 2026</w:t>
+        <w:t>Chotocruz &amp; Co. · documento interno · versión 5.5 · octubre de 2026</w:t>
       </w:r>
     </w:p>
     <w:p>
@@ -5032,7 +5032,7 @@
         <w:spacing w:after="120" w:line="300"/>
       </w:pPr>
       <w:r>
-        <w:t>Mide cuánto riesgo puede soportar el cliente, con independencia de cuánto quiere asumir. Se calcula con el flujo de los primeros cinco años de la proyección y con datos del cuestionario de planificación, en seis componentes que siguen la estructura de la hoja «Proyección»: ingresos, gastos, inversiones, desinversiones, tamaño del portafolio y horizonte. Cubren lo que las directrices de idoneidad de MiFID II piden evaluar: ingresos, activos, compromisos financieros regulares y capacidad de soportar pérdidas (ESMA, 2022, párrafos 37 y 80). También siguen la guía del CFA Institute (2018), que mide la capacidad con los recursos del cliente frente a sus necesidades de gasto:</w:t>
+        <w:t>Mide cuánto riesgo puede soportar el cliente, con independencia de cuánto quiere asumir. Se calcula con el flujo de los primeros cinco años de la proyección y con datos del cuestionario de planificación, en siete componentes que siguen la estructura de la hoja «Proyección»: ingresos, gastos, inversiones, desinversiones, tamaño del portafolio, reserva de liquidez y horizonte. Cubren lo que las directrices de idoneidad de MiFID II piden evaluar: ingresos, activos, compromisos financieros regulares y capacidad de soportar pérdidas (ESMA, 2022, párrafos 37 y 80). También siguen la guía del CFA Institute (2018), que mide la capacidad con los recursos del cliente frente a sus necesidades de gasto:</w:t>
       </w:r>
     </w:p>
     <w:tbl>
@@ -5215,7 +5215,7 @@
                 <w:sz w:val="19"/>
                 <w:szCs w:val="19"/>
               </w:rPr>
-              <w:t>Ingresos totales / gastos totales de los primeros cinco años, promediado con la predictibilidad del ingreso (pregunta 3)</w:t>
+              <w:t>Ingresos totales / gastos totales de los primeros cinco años, promediado con la predictibilidad del ingreso (pregunta 2)</w:t>
             </w:r>
           </w:p>
         </w:tc>
@@ -5627,6 +5627,101 @@
                 <w:szCs w:val="19"/>
               </w:rPr>
               <w:t>Reserva frente a las necesidades: capacidad de soportar pérdidas sin comprometer el nivel de vida (ESMA, 2022; CFA Institute, 2018)</w:t>
+            </w:r>
+          </w:p>
+        </w:tc>
+      </w:tr>
+      <w:tr>
+        <w:tc>
+          <w:tcPr>
+            <w:tcW w:type="dxa" w:w="1900"/>
+            <w:tcBorders>
+              <w:top w:val="single" w:color="C6CCB4" w:sz="4"/>
+              <w:left w:val="single" w:color="C6CCB4" w:sz="4"/>
+              <w:bottom w:val="single" w:color="C6CCB4" w:sz="4"/>
+              <w:right w:val="single" w:color="C6CCB4" w:sz="4"/>
+            </w:tcBorders>
+            <w:tcMar>
+              <w:top w:type="dxa" w:w="60"/>
+              <w:left w:type="dxa" w:w="100"/>
+              <w:bottom w:type="dxa" w:w="60"/>
+              <w:right w:type="dxa" w:w="100"/>
+            </w:tcMar>
+          </w:tcPr>
+          <w:p>
+            <w:pPr>
+              <w:spacing w:after="0" w:line="260"/>
+            </w:pPr>
+            <w:r>
+              <w:rPr>
+                <w:b w:val="false"/>
+                <w:bCs w:val="false"/>
+                <w:sz w:val="19"/>
+                <w:szCs w:val="19"/>
+              </w:rPr>
+              <w:t>Reserva de liquidez</w:t>
+            </w:r>
+          </w:p>
+        </w:tc>
+        <w:tc>
+          <w:tcPr>
+            <w:tcW w:type="dxa" w:w="3700"/>
+            <w:tcBorders>
+              <w:top w:val="single" w:color="C6CCB4" w:sz="4"/>
+              <w:left w:val="single" w:color="C6CCB4" w:sz="4"/>
+              <w:bottom w:val="single" w:color="C6CCB4" w:sz="4"/>
+              <w:right w:val="single" w:color="C6CCB4" w:sz="4"/>
+            </w:tcBorders>
+            <w:tcMar>
+              <w:top w:type="dxa" w:w="60"/>
+              <w:left w:type="dxa" w:w="100"/>
+              <w:bottom w:type="dxa" w:w="60"/>
+              <w:right w:type="dxa" w:w="100"/>
+            </w:tcMar>
+          </w:tcPr>
+          <w:p>
+            <w:pPr>
+              <w:spacing w:after="0" w:line="260"/>
+            </w:pPr>
+            <w:r>
+              <w:rPr>
+                <w:b w:val="false"/>
+                <w:bCs w:val="false"/>
+                <w:sz w:val="19"/>
+                <w:szCs w:val="19"/>
+              </w:rPr>
+              <w:t>Meses de gasto que cubre la reserva de liquidez declarada (pregunta 11). No entra al flujo de caja</w:t>
+            </w:r>
+          </w:p>
+        </w:tc>
+        <w:tc>
+          <w:tcPr>
+            <w:tcW w:type="dxa" w:w="3426"/>
+            <w:tcBorders>
+              <w:top w:val="single" w:color="C6CCB4" w:sz="4"/>
+              <w:left w:val="single" w:color="C6CCB4" w:sz="4"/>
+              <w:bottom w:val="single" w:color="C6CCB4" w:sz="4"/>
+              <w:right w:val="single" w:color="C6CCB4" w:sz="4"/>
+            </w:tcBorders>
+            <w:tcMar>
+              <w:top w:type="dxa" w:w="60"/>
+              <w:left w:type="dxa" w:w="100"/>
+              <w:bottom w:type="dxa" w:w="60"/>
+              <w:right w:type="dxa" w:w="100"/>
+            </w:tcMar>
+          </w:tcPr>
+          <w:p>
+            <w:pPr>
+              <w:spacing w:after="0" w:line="260"/>
+            </w:pPr>
+            <w:r>
+              <w:rPr>
+                <w:b w:val="false"/>
+                <w:bCs w:val="false"/>
+                <w:sz w:val="19"/>
+                <w:szCs w:val="19"/>
+              </w:rPr>
+              <w:t>Liquidez para imprevistos sin vender el portafolio en un mal momento: reserva de 3 a 6 meses de gasto (Greninger y otros, 1996; CFA Institute, 2018)</w:t>
             </w:r>
           </w:p>
         </w:tc>
@@ -6737,6 +6832,163 @@
                 <w:sz w:val="19"/>
                 <w:szCs w:val="19"/>
               </w:rPr>
+              <w:t>Reserva de liquidez</w:t>
+            </w:r>
+          </w:p>
+        </w:tc>
+        <w:tc>
+          <w:tcPr>
+            <w:tcW w:type="dxa" w:w="1750"/>
+            <w:tcBorders>
+              <w:top w:val="single" w:color="C6CCB4" w:sz="4"/>
+              <w:left w:val="single" w:color="C6CCB4" w:sz="4"/>
+              <w:bottom w:val="single" w:color="C6CCB4" w:sz="4"/>
+              <w:right w:val="single" w:color="C6CCB4" w:sz="4"/>
+            </w:tcBorders>
+            <w:tcMar>
+              <w:top w:type="dxa" w:w="60"/>
+              <w:left w:type="dxa" w:w="100"/>
+              <w:bottom w:type="dxa" w:w="60"/>
+              <w:right w:type="dxa" w:w="100"/>
+            </w:tcMar>
+          </w:tcPr>
+          <w:p>
+            <w:pPr>
+              <w:spacing w:after="0" w:line="260"/>
+            </w:pPr>
+            <w:r>
+              <w:rPr>
+                <w:b w:val="false"/>
+                <w:bCs w:val="false"/>
+                <w:sz w:val="19"/>
+                <w:szCs w:val="19"/>
+              </w:rPr>
+              <w:t>Sin reserva</w:t>
+            </w:r>
+          </w:p>
+        </w:tc>
+        <w:tc>
+          <w:tcPr>
+            <w:tcW w:type="dxa" w:w="1750"/>
+            <w:tcBorders>
+              <w:top w:val="single" w:color="C6CCB4" w:sz="4"/>
+              <w:left w:val="single" w:color="C6CCB4" w:sz="4"/>
+              <w:bottom w:val="single" w:color="C6CCB4" w:sz="4"/>
+              <w:right w:val="single" w:color="C6CCB4" w:sz="4"/>
+            </w:tcBorders>
+            <w:tcMar>
+              <w:top w:type="dxa" w:w="60"/>
+              <w:left w:type="dxa" w:w="100"/>
+              <w:bottom w:type="dxa" w:w="60"/>
+              <w:right w:type="dxa" w:w="100"/>
+            </w:tcMar>
+          </w:tcPr>
+          <w:p>
+            <w:pPr>
+              <w:spacing w:after="0" w:line="260"/>
+            </w:pPr>
+            <w:r>
+              <w:rPr>
+                <w:b w:val="false"/>
+                <w:bCs w:val="false"/>
+                <w:sz w:val="19"/>
+                <w:szCs w:val="19"/>
+              </w:rPr>
+              <w:t>Menos de 3 meses</w:t>
+            </w:r>
+          </w:p>
+        </w:tc>
+        <w:tc>
+          <w:tcPr>
+            <w:tcW w:type="dxa" w:w="1750"/>
+            <w:tcBorders>
+              <w:top w:val="single" w:color="C6CCB4" w:sz="4"/>
+              <w:left w:val="single" w:color="C6CCB4" w:sz="4"/>
+              <w:bottom w:val="single" w:color="C6CCB4" w:sz="4"/>
+              <w:right w:val="single" w:color="C6CCB4" w:sz="4"/>
+            </w:tcBorders>
+            <w:tcMar>
+              <w:top w:type="dxa" w:w="60"/>
+              <w:left w:type="dxa" w:w="100"/>
+              <w:bottom w:type="dxa" w:w="60"/>
+              <w:right w:type="dxa" w:w="100"/>
+            </w:tcMar>
+          </w:tcPr>
+          <w:p>
+            <w:pPr>
+              <w:spacing w:after="0" w:line="260"/>
+            </w:pPr>
+            <w:r>
+              <w:rPr>
+                <w:b w:val="false"/>
+                <w:bCs w:val="false"/>
+                <w:sz w:val="19"/>
+                <w:szCs w:val="19"/>
+              </w:rPr>
+              <w:t>3 a 6 meses</w:t>
+            </w:r>
+          </w:p>
+        </w:tc>
+        <w:tc>
+          <w:tcPr>
+            <w:tcW w:type="dxa" w:w="1750"/>
+            <w:tcBorders>
+              <w:top w:val="single" w:color="C6CCB4" w:sz="4"/>
+              <w:left w:val="single" w:color="C6CCB4" w:sz="4"/>
+              <w:bottom w:val="single" w:color="C6CCB4" w:sz="4"/>
+              <w:right w:val="single" w:color="C6CCB4" w:sz="4"/>
+            </w:tcBorders>
+            <w:tcMar>
+              <w:top w:type="dxa" w:w="60"/>
+              <w:left w:type="dxa" w:w="100"/>
+              <w:bottom w:type="dxa" w:w="60"/>
+              <w:right w:type="dxa" w:w="100"/>
+            </w:tcMar>
+          </w:tcPr>
+          <w:p>
+            <w:pPr>
+              <w:spacing w:after="0" w:line="260"/>
+            </w:pPr>
+            <w:r>
+              <w:rPr>
+                <w:b w:val="false"/>
+                <w:bCs w:val="false"/>
+                <w:sz w:val="19"/>
+                <w:szCs w:val="19"/>
+              </w:rPr>
+              <w:t>Más de 6 meses</w:t>
+            </w:r>
+          </w:p>
+        </w:tc>
+      </w:tr>
+      <w:tr>
+        <w:tc>
+          <w:tcPr>
+            <w:tcW w:type="dxa" w:w="2026"/>
+            <w:tcBorders>
+              <w:top w:val="single" w:color="C6CCB4" w:sz="4"/>
+              <w:left w:val="single" w:color="C6CCB4" w:sz="4"/>
+              <w:bottom w:val="single" w:color="C6CCB4" w:sz="4"/>
+              <w:right w:val="single" w:color="C6CCB4" w:sz="4"/>
+            </w:tcBorders>
+            <w:tcMar>
+              <w:top w:type="dxa" w:w="60"/>
+              <w:left w:type="dxa" w:w="100"/>
+              <w:bottom w:type="dxa" w:w="60"/>
+              <w:right w:type="dxa" w:w="100"/>
+            </w:tcMar>
+          </w:tcPr>
+          <w:p>
+            <w:pPr>
+              <w:spacing w:after="0" w:line="260"/>
+            </w:pPr>
+            <w:r>
+              <w:rPr>
+                <w:b w:val="false"/>
+                <w:bCs w:val="false"/>
+                <w:sz w:val="19"/>
+                <w:szCs w:val="19"/>
+              </w:rPr>
               <w:t>Horizonte</w:t>
             </w:r>
           </w:p>
@@ -6880,7 +7132,7 @@
           <w:sz w:val="19"/>
           <w:szCs w:val="19"/>
         </w:rPr>
-        <w:t>Capacidad financiera = promedio simple de los componentes con dato (se necesitan al menos 4 de 6)</w:t>
+        <w:t>Capacidad financiera = promedio simple de los componentes con dato (se necesitan al menos dos tercios de los componentes: 5 de 7)</w:t>
       </w:r>
     </w:p>
     <w:p>
@@ -6900,7 +7152,7 @@
           <w:b/>
           <w:bCs/>
         </w:rPr>
-        <w:t>Datos faltantes. Cada componente se calcula solo si el cliente dio los datos que lo alimentan. Si no, queda «sin dato», se rotula así en el radar y en la ficha y no entra al promedio: no se supone ningún valor. Si menos de cuatro de los seis componentes tienen dato, la capacidad no se mide, el perfil financiero queda igual al perfil de riesgo y el dashboard pide completar el cuestionario antes de proponer una cartera, como piden las directrices de ESMA (2022, párrafo 53) para la información incompleta. Si la pensión está por estimar, el componente de ingresos se marca como parcial. Los flujos se proyectan sin rendimiento y el tamaño del portafolio se mide con la cartera conservadora, así que la capacidad no depende del perfil que se asigne. El peso del portafolio en el patrimonio (pregunta 13) se muestra como dato de control y no entra al cálculo.</w:t>
+        <w:t>Datos faltantes. Cada componente se calcula solo si el cliente dio los datos que lo alimentan. Si no, queda «sin dato», se rotula así en el radar y en la ficha y no entra al promedio: no se supone ningún valor. Si menos de cinco de los siete componentes tienen dato, la capacidad no se mide, el perfil financiero queda igual al perfil de riesgo y el dashboard pide completar el cuestionario antes de proponer una cartera, como piden las directrices de ESMA (2022, párrafo 53) para la información incompleta. Si la pensión está por estimar, el componente de ingresos se marca como parcial. Los flujos se proyectan sin rendimiento y el tamaño del portafolio se mide con la cartera conservadora, así que la capacidad no depende del perfil que se asigne. El peso del portafolio en el patrimonio (pregunta 13) se muestra como dato de control y no entra al cálculo.</w:t>
       </w:r>
       <w:r/>
     </w:p>
@@ -7284,7 +7536,7 @@
         <w:spacing w:after="120" w:line="300"/>
       </w:pPr>
       <w:r>
-        <w:t>El dashboard, la ficha PDF y el Excel muestran las dos conclusiones por separado. El encabezado del dashboard y de la ficha resume el perfil del inversionista (perfil de riesgo, perfil financiero, rendimiento anual esperado y cartera modelo), el portafolio mínimo requerido, la tasa de retiro inicial y el portafolio final en dólares de hoy.</w:t>
+        <w:t>El dashboard, la ficha PDF y el Excel muestran las dos conclusiones por separado. El encabezado del dashboard tiene seis cuadros con la misma estructura (título, cifra y una línea de contexto): perfil de riesgo, perfil financiero, rendimiento esperado con su cartera modelo, portafolio mínimo requerido, tasa de retiro inicial y portafolio final en dólares de hoy.</w:t>
       </w:r>
     </w:p>
     <w:p>
@@ -7321,7 +7573,7 @@
           <w:b/>
           <w:bCs/>
         </w:rPr>
-        <w:t>Perfil financiero: radar con el perfil de riesgo y los seis componentes de la capacidad (la línea punteada es la capacidad; los componentes sin dato se rotulan «Sin dato»), barras del perfil de riesgo, la capacidad y sus componentes, puntaje financiero y perfil financiero, con una frase que dice si la planificación confirmó o bajó el perfil.</w:t>
+        <w:t>Perfil financiero: radar con el perfil de riesgo y los siete componentes de la capacidad (la línea punteada es la capacidad; los componentes sin dato se rotulan «Sin dato»), barras del perfil de riesgo, la capacidad y sus componentes, puntaje financiero y perfil financiero, con una frase que dice si la planificación confirmó o bajó el perfil.</w:t>
       </w:r>
       <w:r/>
     </w:p>
@@ -7696,7 +7948,7 @@
                 <w:sz w:val="19"/>
                 <w:szCs w:val="19"/>
               </w:rPr>
-              <w:t>Horizonte · K12, E (fase)</w:t>
+              <w:t>Horizonte · F15, E (fase)</w:t>
             </w:r>
           </w:p>
         </w:tc>
@@ -7791,7 +8043,7 @@
                 <w:sz w:val="19"/>
                 <w:szCs w:val="19"/>
               </w:rPr>
-              <w:t>Planificación individual o conjunta</w:t>
+              <w:t>Ingreso total mensual, hasta qué edad, de dónde proviene (varias fuentes) y qué tan predecible es</w:t>
             </w:r>
           </w:p>
         </w:tc>
@@ -7822,7 +8074,7 @@
                 <w:sz w:val="19"/>
                 <w:szCs w:val="19"/>
               </w:rPr>
-              <w:t>No</w:t>
+              <w:t>Sí</w:t>
             </w:r>
           </w:p>
         </w:tc>
@@ -7853,7 +8105,7 @@
                 <w:sz w:val="19"/>
                 <w:szCs w:val="19"/>
               </w:rPr>
-              <w:t>Descriptiva</w:t>
+              <w:t>Ingresos ordinarios · F</w:t>
             </w:r>
           </w:p>
         </w:tc>
@@ -7884,7 +8136,7 @@
                 <w:sz w:val="19"/>
                 <w:szCs w:val="19"/>
               </w:rPr>
-              <w:t>No interviene.</w:t>
+              <w:t>Ingreso mensual × 12 × índice mientras dure. No incluye el ingreso de la pareja, la pensión ni otros ingresos recurrentes. Perfil financiero: ingresos totales (con la predictibilidad) y gastos totales. Fuentes: salario, empresa propia y honorarios. Un pensionado sin otro ingreso escribe 0 y no marca fuente.</w:t>
             </w:r>
           </w:p>
         </w:tc>
@@ -7948,7 +8200,7 @@
                 <w:sz w:val="19"/>
                 <w:szCs w:val="19"/>
               </w:rPr>
-              <w:t>Ingreso total mensual, hasta qué edad, de dónde proviene (varias fuentes) y qué tan predecible es</w:t>
+              <w:t>Planificación individual o conjunta; si es conjunta, edad e ingreso de la pareja y hasta qué edad lo recibirá</w:t>
             </w:r>
           </w:p>
         </w:tc>
@@ -8010,7 +8262,7 @@
                 <w:sz w:val="19"/>
                 <w:szCs w:val="19"/>
               </w:rPr>
-              <w:t>Ingresos ordinarios · F</w:t>
+              <w:t>Ingresos ordinarios · G; horizonte · M8, O8</w:t>
             </w:r>
           </w:p>
         </w:tc>
@@ -8041,7 +8293,7 @@
                 <w:sz w:val="19"/>
                 <w:szCs w:val="19"/>
               </w:rPr>
-              <w:t>Ingreso mensual × 12 × índice mientras dure. Perfil financiero: ingresos totales (con la predictibilidad) y gastos totales. Fuentes: salario, empresa propia y honorarios. Un pensionado sin otro ingreso escribe 0 y no marca fuente.</w:t>
+              <w:t>Ingreso mensual de la pareja × 12 × índice hasta la edad indicada (si no la indica, hasta la independencia del cliente); se suma a los ingresos ordinarios. En la planificación conjunta el horizonte llega hasta la edad final del menor de los dos.</w:t>
             </w:r>
             <w:r>
               <w:rPr>
@@ -8110,7 +8362,7 @@
                 <w:sz w:val="19"/>
                 <w:szCs w:val="19"/>
               </w:rPr>
-              <w:t>Pensión y otros ingresos recurrentes adicionales a los del portafolio</w:t>
+              <w:t>Pensión y otros ingresos recurrentes adicionales a los del portafolio, con año de inicio y de fin</w:t>
             </w:r>
           </w:p>
         </w:tc>
@@ -8172,7 +8424,7 @@
                 <w:sz w:val="19"/>
                 <w:szCs w:val="19"/>
               </w:rPr>
-              <w:t>Ingresos ordinarios · I y G</w:t>
+              <w:t>Ingresos ordinarios · J y H</w:t>
             </w:r>
           </w:p>
         </w:tc>
@@ -8203,19 +8455,17 @@
                 <w:sz w:val="19"/>
                 <w:szCs w:val="19"/>
               </w:rPr>
-              <w:t>Pensión desde su edad de inicio. Otros ingresos desde hoy o desde el año indicado.</w:t>
-            </w:r>
-            <w:r>
-              <w:rPr>
-                <w:sz w:val="19"/>
-              </w:rPr>
-              <w:t xml:space="preserve"> Si el cliente no conoce el monto de la pensión, lo estima el asesor; mientras tanto no entra en la proyección.</w:t>
-            </w:r>
-            <w:r>
-              <w:rPr>
-                <w:sz w:val="19"/>
-              </w:rPr>
-              <w:t xml:space="preserve"> Si el cliente ya recibe la pensión, se pide el monto que recibe hoy y la edad a la que se pensionó; la pensión entra desde el año 1.</w:t>
+              <w:t>Pensión desde su edad de inicio. Otros ingresos desde hoy o desde el año indicado, hasta el año de fin que indique el cliente o durante todo el horizonte (O9). Si el cliente no conoce el monto de la pensión, lo estima el asesor; mientras tanto no entra en la proyección. Si el cliente ya recibe la pensión, se pide el monto que recibe hoy y la edad a la que se pensionó; la pensión entra desde el año 1.</w:t>
+            </w:r>
+            <w:r>
+              <w:rPr>
+                <w:sz w:val="19"/>
+              </w:rPr>
+            </w:r>
+            <w:r>
+              <w:rPr>
+                <w:sz w:val="19"/>
+              </w:rPr>
             </w:r>
           </w:p>
         </w:tc>
@@ -8341,7 +8591,7 @@
                 <w:sz w:val="19"/>
                 <w:szCs w:val="19"/>
               </w:rPr>
-              <w:t>Ingresos ordinarios · J; ingresos extraordinarios · M</w:t>
+              <w:t>Ingresos ordinarios · K; ingresos extraordinarios · N</w:t>
             </w:r>
           </w:p>
         </w:tc>
@@ -8372,13 +8622,12 @@
                 <w:sz w:val="19"/>
                 <w:szCs w:val="19"/>
               </w:rPr>
-              <w:t>El ROP se recibe como pensión (J). El FCL y la voluntaria se trasladan al portafolio en su año (M). La operadora es descriptiva.</w:t>
-            </w:r>
-            <w:r>
-              <w:rPr>
-                <w:sz w:val="19"/>
-              </w:rPr>
-              <w:t xml:space="preserve"> Si ya recibe la pensión: el ROP que ya cobra se incluye en el monto de la pensión y no se proyecta aparte; el saldo del FCL se traslada en el año 1.</w:t>
+              <w:t>El ROP se recibe como pensión (K). El FCL y la voluntaria se trasladan al portafolio en su año (N). La operadora es descriptiva. Si ya recibe la pensión: el ROP que ya cobra se incluye en el monto de la pensión y no se proyecta aparte; el saldo del FCL se traslada en el año 1.</w:t>
+            </w:r>
+            <w:r>
+              <w:rPr>
+                <w:sz w:val="19"/>
+              </w:rPr>
             </w:r>
           </w:p>
         </w:tc>
@@ -8504,7 +8753,7 @@
                 <w:sz w:val="19"/>
                 <w:szCs w:val="19"/>
               </w:rPr>
-              <w:t>Ingresos extraordinarios · L</w:t>
+              <w:t>Ingresos extraordinarios · M</w:t>
             </w:r>
           </w:p>
         </w:tc>
@@ -8535,7 +8784,7 @@
                 <w:sz w:val="19"/>
                 <w:szCs w:val="19"/>
               </w:rPr>
-              <w:t>Monto × índice en el año indicado. En el Excel cada uno conserva su número y su nombre (tabla, filas 8 a 10).</w:t>
+              <w:t>Monto × índice en el año indicado. En el Excel cada uno conserva su número y su nombre (tabla «Ingresos extraordinarios», debajo de la proyección). Sin límite de cantidad.</w:t>
             </w:r>
           </w:p>
         </w:tc>
@@ -8667,7 +8916,7 @@
                 <w:sz w:val="19"/>
                 <w:szCs w:val="19"/>
               </w:rPr>
-              <w:t>Gastos ordinarios · P</w:t>
+              <w:t>Gastos ordinarios · Q</w:t>
             </w:r>
           </w:p>
         </w:tc>
@@ -8698,7 +8947,7 @@
                 <w:sz w:val="19"/>
                 <w:szCs w:val="19"/>
               </w:rPr>
-              <w:t>Gasto × 12 × índice; desde la independencia, × el porcentaje declarado (P7). No incluye cuotas, donaciones ni los gastos de la pregunta 9. El porcentaje en dólares es informativo: mide la exposición al tipo de cambio. Si ya recibe la pensión, no se pide el porcentaje en el retiro y se toma 100%.</w:t>
+              <w:t>Gasto × 12 × índice; desde la independencia, × el porcentaje declarado (V8). No incluye cuotas, donaciones ni los gastos de la pregunta 9. El porcentaje en dólares es informativo: mide la exposición al tipo de cambio. Si ya recibe la pensión, no se pide el porcentaje en el retiro y se toma 100%.</w:t>
             </w:r>
             <w:r>
               <w:rPr>
@@ -8991,7 +9240,7 @@
                 <w:sz w:val="19"/>
                 <w:szCs w:val="19"/>
               </w:rPr>
-              <w:t>Gastos ordinarios · Q</w:t>
+              <w:t>Gastos ordinarios · R</w:t>
             </w:r>
           </w:p>
         </w:tc>
@@ -9022,13 +9271,12 @@
                 <w:sz w:val="19"/>
                 <w:szCs w:val="19"/>
               </w:rPr>
-              <w:t>Monto anual × índice durante los años indicados.</w:t>
-            </w:r>
-            <w:r>
-              <w:rPr>
-                <w:sz w:val="19"/>
-              </w:rPr>
-              <w:t xml:space="preserve"> Parentesco: hijo o hija, padre o madre, otro familiar u otro.</w:t>
+              <w:t>Monto anual × índice durante los años indicados. Parentesco: hijo o hija, padre o madre, otro familiar u otro. Sin límite de cantidad.</w:t>
+            </w:r>
+            <w:r>
+              <w:rPr>
+                <w:sz w:val="19"/>
+              </w:rPr>
             </w:r>
           </w:p>
         </w:tc>
@@ -9154,7 +9402,7 @@
                 <w:sz w:val="19"/>
                 <w:szCs w:val="19"/>
               </w:rPr>
-              <w:t>Gastos ordinarios · R</w:t>
+              <w:t>Gastos ordinarios · S</w:t>
             </w:r>
           </w:p>
         </w:tc>
@@ -9185,7 +9433,7 @@
                 <w:sz w:val="19"/>
                 <w:szCs w:val="19"/>
               </w:rPr>
-              <w:t>Monto anual (P8) × índice, todos los años.</w:t>
+              <w:t>Monto anual (V10) × índice, todos los años.</w:t>
             </w:r>
           </w:p>
         </w:tc>
@@ -9249,7 +9497,7 @@
                 <w:sz w:val="19"/>
                 <w:szCs w:val="19"/>
               </w:rPr>
-              <w:t>Deudas o pasivos, una por una</w:t>
+              <w:t>Deudas o pasivos, una por una, y reserva de liquidez</w:t>
             </w:r>
           </w:p>
         </w:tc>
@@ -9311,7 +9559,7 @@
                 <w:sz w:val="19"/>
                 <w:szCs w:val="19"/>
               </w:rPr>
-              <w:t>Gastos ordinarios · S</w:t>
+              <w:t>Gastos ordinarios · T</w:t>
             </w:r>
           </w:p>
         </w:tc>
@@ -9342,7 +9590,7 @@
                 <w:sz w:val="19"/>
                 <w:szCs w:val="19"/>
               </w:rPr>
-              <w:t>Cuota mensual × 12 de cada deuda hasta el año en que termina, sin indexar (tabla, filas 34 a 38). Perfil financiero: gastos totales.</w:t>
+              <w:t>Cuota mensual × 12 de cada deuda hasta el año en que termina, sin indexar (tabla «Deudas»). Sin límite de cantidad. Perfil financiero: gastos totales. La reserva de liquidez no entra al flujo; es un componente de la capacidad financiera (reserva de liquidez).</w:t>
             </w:r>
           </w:p>
         </w:tc>
@@ -9468,7 +9716,7 @@
                 <w:sz w:val="19"/>
                 <w:szCs w:val="19"/>
               </w:rPr>
-              <w:t>Gastos extraordinarios · U</w:t>
+              <w:t>Gastos extraordinarios · V</w:t>
             </w:r>
           </w:p>
         </w:tc>
@@ -9499,7 +9747,7 @@
                 <w:sz w:val="19"/>
                 <w:szCs w:val="19"/>
               </w:rPr>
-              <w:t>Monto × índice en su año, o cada año desde ese año (tabla, filas 29 a 32).</w:t>
+              <w:t>Monto × índice en su año, o cada año desde ese año (tabla «Gastos extraordinarios»). Sin límite de cantidad.</w:t>
             </w:r>
           </w:p>
         </w:tc>
@@ -9625,7 +9873,7 @@
                 <w:sz w:val="19"/>
                 <w:szCs w:val="19"/>
               </w:rPr>
-              <w:t>Portafolio · AH (año 1)</w:t>
+              <w:t>Inversiones · AD7 (capital inicial); portafolio · AI (año 1)</w:t>
             </w:r>
           </w:p>
         </w:tc>
@@ -9787,7 +10035,7 @@
                 <w:sz w:val="19"/>
                 <w:szCs w:val="19"/>
               </w:rPr>
-              <w:t>Ingresos ordinarios · H; gastos ordinarios · S; desinversiones · Z</w:t>
+              <w:t>Ingresos ordinarios · I; gastos ordinarios · T; desinversiones · AA</w:t>
             </w:r>
           </w:p>
         </w:tc>
@@ -9818,7 +10066,7 @@
                 <w:sz w:val="19"/>
                 <w:szCs w:val="19"/>
               </w:rPr>
-              <w:t>Alquiler hasta el año anterior a la venta; cuota de la hipoteca mientras dure el plazo; (valor − deuda) × porcentaje que invierte, en el año de la venta. «Sujeto a análisis» no se proyecta.</w:t>
+              <w:t>Alquiler hasta el año anterior a la venta; cuota de la hipoteca mientras dure el plazo; (valor − deuda) × porcentaje que invierte, en el año de la venta. «Sujeto a análisis» no se proyecta. Sin límite de cantidad de inmuebles.</w:t>
             </w:r>
           </w:p>
         </w:tc>
@@ -9944,7 +10192,7 @@
                 <w:sz w:val="19"/>
                 <w:szCs w:val="19"/>
               </w:rPr>
-              <w:t>Desinversiones · AA</w:t>
+              <w:t>Desinversiones · AB</w:t>
             </w:r>
           </w:p>
         </w:tc>
@@ -10258,7 +10506,7 @@
                 <w:sz w:val="19"/>
                 <w:szCs w:val="19"/>
               </w:rPr>
-              <w:t>Desinversiones · AB</w:t>
+              <w:t>Desinversiones · AC</w:t>
             </w:r>
           </w:p>
         </w:tc>
@@ -10289,13 +10537,12 @@
                 <w:sz w:val="19"/>
                 <w:szCs w:val="19"/>
               </w:rPr>
-              <w:t>Monto × índice en el año de la venta.</w:t>
-            </w:r>
-            <w:r>
-              <w:rPr>
-                <w:sz w:val="19"/>
-              </w:rPr>
-              <w:t xml:space="preserve"> No incluye el capital privado de la pregunta 16.</w:t>
+              <w:t>Monto × índice en el año de la venta. No incluye el capital privado de la pregunta 16. Sin límite de cantidad.</w:t>
+            </w:r>
+            <w:r>
+              <w:rPr>
+                <w:sz w:val="19"/>
+              </w:rPr>
             </w:r>
           </w:p>
         </w:tc>
@@ -10421,7 +10668,7 @@
                 <w:sz w:val="19"/>
                 <w:szCs w:val="19"/>
               </w:rPr>
-              <w:t>Retiros del portafolio · AF</w:t>
+              <w:t>Retiros del portafolio · AG</w:t>
             </w:r>
           </w:p>
         </w:tc>
@@ -10578,7 +10825,7 @@
                 <w:sz w:val="19"/>
                 <w:szCs w:val="19"/>
               </w:rPr>
-              <w:t>Retiros del portafolio · AE</w:t>
+              <w:t>Retiros del portafolio · AF</w:t>
             </w:r>
           </w:p>
         </w:tc>
@@ -10609,7 +10856,7 @@
                 <w:sz w:val="19"/>
                 <w:szCs w:val="19"/>
               </w:rPr>
-              <w:t>Solo las metas pagadas con una salida del portafolio. Las financiadas con crédito no se restan; su cuota va en la pregunta 11.</w:t>
+              <w:t>Solo las metas pagadas con una salida del portafolio. Las financiadas con crédito no se restan; su cuota va en la pregunta 11. Sin límite de cantidad.</w:t>
             </w:r>
           </w:p>
         </w:tc>
@@ -11429,11 +11676,9 @@
           <w:b/>
           <w:bCs/>
         </w:rPr>
-        <w:t xml:space="preserve">Ingresos totales (O) = </w:t>
+        <w:t>Ingresos totales (P) = ingresos ordinarios (L = F + G + H + I + J + K) + ingresos extraordinarios (O = M + N). G es el ingreso de la pareja, cuando la planificación es conjunta; el ingreso total del cliente (F) no lo incluye.</w:t>
       </w:r>
-      <w:r>
-        <w:t>ingresos ordinarios (K = F + G + H + I + J) + ingresos extraordinarios (N = L + M).</w:t>
-      </w:r>
+      <w:r/>
     </w:p>
     <w:p>
       <w:pPr>
@@ -11449,11 +11694,9 @@
           <w:b/>
           <w:bCs/>
         </w:rPr>
-        <w:t xml:space="preserve">Gastos totales (V) = </w:t>
+        <w:t>Gastos totales (W) = gastos ordinarios (U = Q + R + S + T) + gastos extraordinarios (V). El gasto familiar excluye las cuotas, las donaciones y los gastos de dependientes de la pregunta 9, que se suman aparte.</w:t>
       </w:r>
-      <w:r>
-        <w:t>gastos ordinarios (T = P + Q + R + S) + gastos extraordinarios (U). El gasto familiar excluye las cuotas, las donaciones y los gastos de dependientes de la pregunta 9, que se suman aparte.</w:t>
-      </w:r>
+      <w:r/>
     </w:p>
     <w:p>
       <w:pPr>
@@ -11469,11 +11712,9 @@
           <w:b/>
           <w:bCs/>
         </w:rPr>
-        <w:t xml:space="preserve">Flujo neto (W) = </w:t>
+        <w:t>Flujo neto (X) = P − W. El superávit es la inversión del año (Y y su total Z); el déficit se retira del portafolio (AE).</w:t>
       </w:r>
-      <w:r>
-        <w:t>O − V. El superávit es la inversión del año (X y su total Y); el déficit se retira del portafolio (AD).</w:t>
-      </w:r>
+      <w:r/>
     </w:p>
     <w:p>
       <w:pPr>
@@ -11489,11 +11730,9 @@
           <w:b/>
           <w:bCs/>
         </w:rPr>
-        <w:t xml:space="preserve">Desinversiones (AC) = </w:t>
+        <w:t>Desinversiones (AD) = AA + AB + AC: el dinero de la venta de activos que entra al portafolio.</w:t>
       </w:r>
-      <w:r>
-        <w:t>Z + AA + AB: el dinero de la venta de activos que entra al portafolio.</w:t>
-      </w:r>
+      <w:r/>
     </w:p>
     <w:p>
       <w:pPr>
@@ -11509,11 +11748,9 @@
           <w:b/>
           <w:bCs/>
         </w:rPr>
-        <w:t xml:space="preserve">Retiros del portafolio (AG) = </w:t>
+        <w:t>Retiros del portafolio (AH) = AE + AF + AG.</w:t>
       </w:r>
-      <w:r>
-        <w:t>AD + AE + AF.</w:t>
-      </w:r>
+      <w:r/>
     </w:p>
     <w:p>
       <w:pPr>
@@ -11545,27 +11782,7 @@
           <w:b/>
           <w:bCs/>
         </w:rPr>
-        <w:t xml:space="preserve">Cliente: </w:t>
-      </w:r>
-      <w:r>
-        <w:t>respuestas del cuestionario, perfil de riesgo, perfil financiero y patrimonio total.</w:t>
-      </w:r>
-    </w:p>
-    <w:p>
-      <w:pPr>
-        <w:pStyle w:val="ListParagraph"/>
-        <w:numPr>
-          <w:ilvl w:val="0"/>
-          <w:numId w:val="2"/>
-        </w:numPr>
-        <w:spacing w:after="60" w:line="290"/>
-      </w:pPr>
-      <w:r>
-        <w:rPr>
-          <w:b/>
-          <w:bCs/>
-        </w:rPr>
-        <w:t>Proyección: título y nota en las filas 1 y 2; insumos editables (celdas color crema) en cuatro bloques con su título desde la fila 4: supuestos (B:F), ingresos (H:K), gastos (M:P) y tablas por año (R:AD, un elemento por columna, numerados como en el cuestionario). Debajo, separada por filas en blanco, la proyección anual: banda de bloques en la fila 45, encabezados en la 46 y una fila por año desde la 47. Al final, el resumen del plan.</w:t>
+        <w:t>Cliente: en las columnas B a E, el perfil de riesgo, el perfil financiero, las carteras asignada y de equilibrio y los resultados de la proyección, seguidos de los datos declarados, el patrimonio total y los supuestos; desde la columna G, los gráficos, separados de los datos.</w:t>
       </w:r>
       <w:r/>
     </w:p>
@@ -11583,11 +11800,27 @@
           <w:b/>
           <w:bCs/>
         </w:rPr>
-        <w:t xml:space="preserve">Fondos de pensión: </w:t>
+        <w:t>Proyección: título y nota en las filas 1 y 2. Desde la fila 4, cinco bloques con su título: supuestos (B:F, con los supuestos de la firma y los datos del cliente), ingresos ordinarios y extraordinarios (H:O), gastos ordinarios y extraordinarios (Q:W), inversiones, desinversiones y retiros (Y:AD) y el resumen del plan (AF:AN). Las celdas color crema son insumos editables; las líneas de los elementos con detalle por año muestran la suma de su tabla. Desde la fila 18, la proyección anual: banda, bloques y encabezados, y una fila por año desde la 21. Debajo, las tablas por año, con un elemento por columna desde la F, numerados como en el cuestionario; hay tantas columnas como la lista más larga, al menos diez, porque el cuestionario no limita la cantidad de elementos.</w:t>
       </w:r>
+      <w:r/>
+    </w:p>
+    <w:p>
+      <w:pPr>
+        <w:pStyle w:val="ListParagraph"/>
+        <w:numPr>
+          <w:ilvl w:val="0"/>
+          <w:numId w:val="2"/>
+        </w:numPr>
+        <w:spacing w:after="60" w:line="290"/>
+      </w:pPr>
       <w:r>
-        <w:t>evolución del ROP, el FCL y la pensión voluntaria.</w:t>
+        <w:rPr>
+          <w:b/>
+          <w:bCs/>
+        </w:rPr>
+        <w:t>Fondos de pensión: evolución del ROP, el FCL y la pensión voluntaria; quedan fijas las columnas de período y año, y las filas se desplazan libremente.</w:t>
       </w:r>
+      <w:r/>
     </w:p>
     <w:p>
       <w:pPr>
@@ -11614,7 +11847,7 @@
         <w:spacing w:after="120" w:line="300"/>
       </w:pPr>
       <w:r>
-        <w:t>Los montos se declaran en dólares de hoy y se llevan al año t con el índice (1 + inflación)^(t − 1). Los montos en colones se dividen entre el tipo de cambio (F6).</w:t>
+        <w:t>Los montos se declaran en valor de hoy y se llevan al año t con el índice (1 + inflación)^(t − 1). Cada monto se declara con su moneda (USD o CRC). El Excel registra el monto declarado y su moneda y, a la par, el monto en dólares con la fórmula monto / tipo de cambio (F7) cuando es en colones; la proyección usa el monto en dólares.</w:t>
       </w:r>
     </w:p>
     <w:p>
@@ -11914,7 +12147,7 @@
                 <w:sz w:val="19"/>
                 <w:szCs w:val="19"/>
               </w:rPr>
-              <w:t>G Otros ingresos recurrentes</w:t>
+              <w:t>G Ingreso de la pareja</w:t>
             </w:r>
           </w:p>
         </w:tc>
@@ -11945,7 +12178,7 @@
                 <w:sz w:val="19"/>
                 <w:szCs w:val="19"/>
               </w:rPr>
-              <w:t>Monto mensual × 12 × índice, desde su período de inicio</w:t>
+              <w:t>Ingreso mensual de la pareja × 12 × índice, hasta la edad indicada (solo en la planificación conjunta)</w:t>
             </w:r>
           </w:p>
         </w:tc>
@@ -12008,7 +12241,7 @@
                 <w:sz w:val="19"/>
                 <w:szCs w:val="19"/>
               </w:rPr>
-              <w:t>H Alquileres</w:t>
+              <w:t>H Otros ingresos recurrentes</w:t>
             </w:r>
           </w:p>
         </w:tc>
@@ -12039,7 +12272,7 @@
                 <w:sz w:val="19"/>
                 <w:szCs w:val="19"/>
               </w:rPr>
-              <w:t>Alquiler mensual × 12 × índice, hasta el año anterior a la venta</w:t>
+              <w:t>Monto mensual × 12 × índice, desde su período de inicio hasta su período de fin</w:t>
             </w:r>
           </w:p>
         </w:tc>
@@ -12102,7 +12335,7 @@
                 <w:sz w:val="19"/>
                 <w:szCs w:val="19"/>
               </w:rPr>
-              <w:t>I Pensión</w:t>
+              <w:t>I Alquileres</w:t>
             </w:r>
           </w:p>
         </w:tc>
@@ -12133,7 +12366,7 @@
                 <w:sz w:val="19"/>
                 <w:szCs w:val="19"/>
               </w:rPr>
-              <w:t>Pensión × 12, con inflación general hasta el primer pago y con inflación de pensión después</w:t>
+              <w:t>Alquiler mensual × 12 × índice, hasta el año anterior a la venta</w:t>
             </w:r>
           </w:p>
         </w:tc>
@@ -12196,7 +12429,7 @@
                 <w:sz w:val="19"/>
                 <w:szCs w:val="19"/>
               </w:rPr>
-              <w:t>J Pensión del ROP</w:t>
+              <w:t>J Pensión</w:t>
             </w:r>
           </w:p>
         </w:tc>
@@ -12227,7 +12460,7 @@
                 <w:sz w:val="19"/>
                 <w:szCs w:val="19"/>
               </w:rPr>
-              <w:t>Hoja «Fondos de pensión»</w:t>
+              <w:t>Pensión × 12, con inflación general hasta el primer pago y con inflación de pensión después</w:t>
             </w:r>
           </w:p>
         </w:tc>
@@ -12290,7 +12523,7 @@
                 <w:sz w:val="19"/>
                 <w:szCs w:val="19"/>
               </w:rPr>
-              <w:t>K Total</w:t>
+              <w:t>K Pensión del ROP</w:t>
             </w:r>
           </w:p>
         </w:tc>
@@ -12321,7 +12554,7 @@
                 <w:sz w:val="19"/>
                 <w:szCs w:val="19"/>
               </w:rPr>
-              <w:t>F + G + H + I + J</w:t>
+              <w:t>Hoja «Fondos de pensión»</w:t>
             </w:r>
           </w:p>
         </w:tc>
@@ -12354,7 +12587,6 @@
                 <w:sz w:val="19"/>
                 <w:szCs w:val="19"/>
               </w:rPr>
-              <w:t>Ingresos extraordinarios</w:t>
             </w:r>
           </w:p>
         </w:tc>
@@ -12385,7 +12617,7 @@
                 <w:sz w:val="19"/>
                 <w:szCs w:val="19"/>
               </w:rPr>
-              <w:t>L Ingresos extraordinarios · M Traslados</w:t>
+              <w:t>L Total</w:t>
             </w:r>
           </w:p>
         </w:tc>
@@ -12416,7 +12648,7 @@
                 <w:sz w:val="19"/>
                 <w:szCs w:val="19"/>
               </w:rPr>
-              <w:t>Monto × índice en su año · hoja «Fondos de pensión»</w:t>
+              <w:t>F + G + H + I + J + K</w:t>
             </w:r>
           </w:p>
         </w:tc>
@@ -12449,6 +12681,7 @@
                 <w:sz w:val="19"/>
                 <w:szCs w:val="19"/>
               </w:rPr>
+              <w:t>Ingresos extraordinarios</w:t>
             </w:r>
           </w:p>
         </w:tc>
@@ -12479,7 +12712,7 @@
                 <w:sz w:val="19"/>
                 <w:szCs w:val="19"/>
               </w:rPr>
-              <w:t>N Total</w:t>
+              <w:t>M Ingresos extraordinarios · N Traslados</w:t>
             </w:r>
           </w:p>
         </w:tc>
@@ -12510,7 +12743,7 @@
                 <w:sz w:val="19"/>
                 <w:szCs w:val="19"/>
               </w:rPr>
-              <w:t>L + M</w:t>
+              <w:t>Monto × índice en su año · hoja «Fondos de pensión»</w:t>
             </w:r>
           </w:p>
         </w:tc>
@@ -12543,7 +12776,6 @@
                 <w:sz w:val="19"/>
                 <w:szCs w:val="19"/>
               </w:rPr>
-              <w:t>Ingresos totales</w:t>
             </w:r>
           </w:p>
         </w:tc>
@@ -12574,7 +12806,7 @@
                 <w:sz w:val="19"/>
                 <w:szCs w:val="19"/>
               </w:rPr>
-              <w:t>O</w:t>
+              <w:t>O Total</w:t>
             </w:r>
           </w:p>
         </w:tc>
@@ -12605,7 +12837,7 @@
                 <w:sz w:val="19"/>
                 <w:szCs w:val="19"/>
               </w:rPr>
-              <w:t>K + N</w:t>
+              <w:t>M + N</w:t>
             </w:r>
           </w:p>
         </w:tc>
@@ -12638,7 +12870,7 @@
                 <w:sz w:val="19"/>
                 <w:szCs w:val="19"/>
               </w:rPr>
-              <w:t>Gastos ordinarios</w:t>
+              <w:t>Ingresos totales</w:t>
             </w:r>
           </w:p>
         </w:tc>
@@ -12669,7 +12901,7 @@
                 <w:sz w:val="19"/>
                 <w:szCs w:val="19"/>
               </w:rPr>
-              <w:t>P Gasto familiar</w:t>
+              <w:t>P</w:t>
             </w:r>
           </w:p>
         </w:tc>
@@ -12700,7 +12932,7 @@
                 <w:sz w:val="19"/>
                 <w:szCs w:val="19"/>
               </w:rPr>
-              <w:t>Gasto mensual × 12 × índice; en el retiro × porcentaje (P7)</w:t>
+              <w:t>L + O</w:t>
             </w:r>
           </w:p>
         </w:tc>
@@ -12733,6 +12965,7 @@
                 <w:sz w:val="19"/>
                 <w:szCs w:val="19"/>
               </w:rPr>
+              <w:t>Gastos ordinarios</w:t>
             </w:r>
           </w:p>
         </w:tc>
@@ -12763,7 +12996,7 @@
                 <w:sz w:val="19"/>
                 <w:szCs w:val="19"/>
               </w:rPr>
-              <w:t>Q Dependientes</w:t>
+              <w:t>Q Gasto familiar</w:t>
             </w:r>
           </w:p>
         </w:tc>
@@ -12794,7 +13027,7 @@
                 <w:sz w:val="19"/>
                 <w:szCs w:val="19"/>
               </w:rPr>
-              <w:t>Gasto anual × índice en los años indicados</w:t>
+              <w:t>Gasto mensual × 12 × índice; en el retiro × porcentaje (V8)</w:t>
             </w:r>
           </w:p>
         </w:tc>
@@ -12857,7 +13090,7 @@
                 <w:sz w:val="19"/>
                 <w:szCs w:val="19"/>
               </w:rPr>
-              <w:t>R Donaciones</w:t>
+              <w:t>R Dependientes</w:t>
             </w:r>
           </w:p>
         </w:tc>
@@ -12888,7 +13121,7 @@
                 <w:sz w:val="19"/>
                 <w:szCs w:val="19"/>
               </w:rPr>
-              <w:t>Monto anual (P8) × índice</w:t>
+              <w:t>Gasto anual × índice en los años indicados</w:t>
             </w:r>
           </w:p>
         </w:tc>
@@ -12951,7 +13184,7 @@
                 <w:sz w:val="19"/>
                 <w:szCs w:val="19"/>
               </w:rPr>
-              <w:t>S Cuotas</w:t>
+              <w:t>S Donaciones</w:t>
             </w:r>
           </w:p>
         </w:tc>
@@ -12982,7 +13215,7 @@
                 <w:sz w:val="19"/>
                 <w:szCs w:val="19"/>
               </w:rPr>
-              <w:t>Hipoteca y cada deuda: cuota mensual × 12 hasta que termina</w:t>
+              <w:t>Monto anual (V10) × índice</w:t>
             </w:r>
           </w:p>
         </w:tc>
@@ -13045,7 +13278,7 @@
                 <w:sz w:val="19"/>
                 <w:szCs w:val="19"/>
               </w:rPr>
-              <w:t>T Total</w:t>
+              <w:t>T Cuotas</w:t>
             </w:r>
           </w:p>
         </w:tc>
@@ -13076,7 +13309,7 @@
                 <w:sz w:val="19"/>
                 <w:szCs w:val="19"/>
               </w:rPr>
-              <w:t>P + Q + R + S</w:t>
+              <w:t>Hipoteca y cada deuda: cuota mensual × 12 hasta que termina</w:t>
             </w:r>
           </w:p>
         </w:tc>
@@ -13109,7 +13342,6 @@
                 <w:sz w:val="19"/>
                 <w:szCs w:val="19"/>
               </w:rPr>
-              <w:t>Gastos extraordinarios</w:t>
             </w:r>
           </w:p>
         </w:tc>
@@ -13171,7 +13403,7 @@
                 <w:sz w:val="19"/>
                 <w:szCs w:val="19"/>
               </w:rPr>
-              <w:t>Cada gasto × índice en su año, o cada año desde ese año</w:t>
+              <w:t>Q + R + S + T</w:t>
             </w:r>
           </w:p>
         </w:tc>
@@ -13204,7 +13436,7 @@
                 <w:sz w:val="19"/>
                 <w:szCs w:val="19"/>
               </w:rPr>
-              <w:t>Gastos totales</w:t>
+              <w:t>Gastos extraordinarios</w:t>
             </w:r>
           </w:p>
         </w:tc>
@@ -13235,7 +13467,7 @@
                 <w:sz w:val="19"/>
                 <w:szCs w:val="19"/>
               </w:rPr>
-              <w:t>V</w:t>
+              <w:t>V Total</w:t>
             </w:r>
           </w:p>
         </w:tc>
@@ -13266,7 +13498,7 @@
                 <w:sz w:val="19"/>
                 <w:szCs w:val="19"/>
               </w:rPr>
-              <w:t>T + U</w:t>
+              <w:t>Cada gasto × índice en su año, o cada año desde ese año</w:t>
             </w:r>
           </w:p>
         </w:tc>
@@ -13299,7 +13531,7 @@
                 <w:sz w:val="19"/>
                 <w:szCs w:val="19"/>
               </w:rPr>
-              <w:t>Flujo neto</w:t>
+              <w:t>Gastos totales</w:t>
             </w:r>
           </w:p>
         </w:tc>
@@ -13361,7 +13593,7 @@
                 <w:sz w:val="19"/>
                 <w:szCs w:val="19"/>
               </w:rPr>
-              <w:t>O − V</w:t>
+              <w:t>U + V</w:t>
             </w:r>
           </w:p>
         </w:tc>
@@ -13394,7 +13626,7 @@
                 <w:sz w:val="19"/>
                 <w:szCs w:val="19"/>
               </w:rPr>
-              <w:t>Inversiones</w:t>
+              <w:t>Flujo neto</w:t>
             </w:r>
           </w:p>
         </w:tc>
@@ -13425,7 +13657,7 @@
                 <w:sz w:val="19"/>
                 <w:szCs w:val="19"/>
               </w:rPr>
-              <w:t>X Superávit invertido · Y Total</w:t>
+              <w:t>X</w:t>
             </w:r>
           </w:p>
         </w:tc>
@@ -13456,7 +13688,7 @@
                 <w:sz w:val="19"/>
                 <w:szCs w:val="19"/>
               </w:rPr>
-              <w:t>MÁX(0, W) · X</w:t>
+              <w:t>P − W</w:t>
             </w:r>
           </w:p>
         </w:tc>
@@ -13489,7 +13721,7 @@
                 <w:sz w:val="19"/>
                 <w:szCs w:val="19"/>
               </w:rPr>
-              <w:t>Desinversiones</w:t>
+              <w:t>Inversiones</w:t>
             </w:r>
           </w:p>
         </w:tc>
@@ -13520,7 +13752,7 @@
                 <w:sz w:val="19"/>
                 <w:szCs w:val="19"/>
               </w:rPr>
-              <w:t>Z Inmuebles · AA Empresa · AB Otros</w:t>
+              <w:t>Y Superávit invertido · Z Total</w:t>
             </w:r>
           </w:p>
         </w:tc>
@@ -13551,7 +13783,7 @@
                 <w:sz w:val="19"/>
                 <w:szCs w:val="19"/>
               </w:rPr>
-              <w:t>Monto que entra al portafolio × índice en el año de la venta</w:t>
+              <w:t>MÁX(0, X) · Y</w:t>
             </w:r>
           </w:p>
         </w:tc>
@@ -13584,6 +13816,7 @@
                 <w:sz w:val="19"/>
                 <w:szCs w:val="19"/>
               </w:rPr>
+              <w:t>Desinversiones</w:t>
             </w:r>
           </w:p>
         </w:tc>
@@ -13614,7 +13847,7 @@
                 <w:sz w:val="19"/>
                 <w:szCs w:val="19"/>
               </w:rPr>
-              <w:t>AC Total</w:t>
+              <w:t>AA Inmuebles · AB Empresa · AC Otros</w:t>
             </w:r>
           </w:p>
         </w:tc>
@@ -13645,7 +13878,7 @@
                 <w:sz w:val="19"/>
                 <w:szCs w:val="19"/>
               </w:rPr>
-              <w:t>Z + AA + AB</w:t>
+              <w:t>Monto que entra al portafolio × índice en el año de la venta</w:t>
             </w:r>
           </w:p>
         </w:tc>
@@ -13678,7 +13911,6 @@
                 <w:sz w:val="19"/>
                 <w:szCs w:val="19"/>
               </w:rPr>
-              <w:t>Retiros del portafolio</w:t>
             </w:r>
           </w:p>
         </w:tc>
@@ -13709,7 +13941,7 @@
                 <w:sz w:val="19"/>
                 <w:szCs w:val="19"/>
               </w:rPr>
-              <w:t>AD Déficit</w:t>
+              <w:t>AD Total</w:t>
             </w:r>
           </w:p>
         </w:tc>
@@ -13740,7 +13972,7 @@
                 <w:sz w:val="19"/>
                 <w:szCs w:val="19"/>
               </w:rPr>
-              <w:t>MÍN(0, W)</w:t>
+              <w:t>AA + AB + AC</w:t>
             </w:r>
           </w:p>
         </w:tc>
@@ -13773,6 +14005,7 @@
                 <w:sz w:val="19"/>
                 <w:szCs w:val="19"/>
               </w:rPr>
+              <w:t>Retiros del portafolio</w:t>
             </w:r>
           </w:p>
         </w:tc>
@@ -13803,7 +14036,7 @@
                 <w:sz w:val="19"/>
                 <w:szCs w:val="19"/>
               </w:rPr>
-              <w:t>AE Metas · AF Primer retiro</w:t>
+              <w:t>AE Déficit</w:t>
             </w:r>
           </w:p>
         </w:tc>
@@ -13834,7 +14067,7 @@
                 <w:sz w:val="19"/>
                 <w:szCs w:val="19"/>
               </w:rPr>
-              <w:t>−monto × índice en su año</w:t>
+              <w:t>MÍN(0, X)</w:t>
             </w:r>
           </w:p>
         </w:tc>
@@ -13897,7 +14130,7 @@
                 <w:sz w:val="19"/>
                 <w:szCs w:val="19"/>
               </w:rPr>
-              <w:t>AG Total</w:t>
+              <w:t>AF Metas · AG Primer retiro</w:t>
             </w:r>
           </w:p>
         </w:tc>
@@ -13928,7 +14161,7 @@
                 <w:sz w:val="19"/>
                 <w:szCs w:val="19"/>
               </w:rPr>
-              <w:t>AD + AE + AF</w:t>
+              <w:t>−monto × índice en su año</w:t>
             </w:r>
           </w:p>
         </w:tc>
@@ -13961,7 +14194,6 @@
                 <w:sz w:val="19"/>
                 <w:szCs w:val="19"/>
               </w:rPr>
-              <w:t>Portafolio</w:t>
             </w:r>
           </w:p>
         </w:tc>
@@ -13992,7 +14224,7 @@
                 <w:sz w:val="19"/>
                 <w:szCs w:val="19"/>
               </w:rPr>
-              <w:t>AH Inicial</w:t>
+              <w:t>AH Total</w:t>
             </w:r>
           </w:p>
         </w:tc>
@@ -14023,7 +14255,7 @@
                 <w:sz w:val="19"/>
                 <w:szCs w:val="19"/>
               </w:rPr>
-              <w:t>Año 1: capital; luego, saldo final del año anterior</w:t>
+              <w:t>AE + AF + AG</w:t>
             </w:r>
           </w:p>
         </w:tc>
@@ -14056,6 +14288,7 @@
                 <w:sz w:val="19"/>
                 <w:szCs w:val="19"/>
               </w:rPr>
+              <w:t>Portafolio</w:t>
             </w:r>
           </w:p>
         </w:tc>
@@ -14086,7 +14319,7 @@
                 <w:sz w:val="19"/>
                 <w:szCs w:val="19"/>
               </w:rPr>
-              <w:t>AI Rendimiento</w:t>
+              <w:t>AI Inicial</w:t>
             </w:r>
           </w:p>
         </w:tc>
@@ -14117,7 +14350,7 @@
                 <w:sz w:val="19"/>
                 <w:szCs w:val="19"/>
               </w:rPr>
-              <w:t>AH × rendimiento del perfil financiero (F12)</w:t>
+              <w:t>Año 1: capital; luego, saldo final del año anterior</w:t>
             </w:r>
           </w:p>
         </w:tc>
@@ -14180,7 +14413,7 @@
                 <w:sz w:val="19"/>
                 <w:szCs w:val="19"/>
               </w:rPr>
-              <w:t>AJ Gasto no cubierto</w:t>
+              <w:t>AJ Rendimiento</w:t>
             </w:r>
           </w:p>
         </w:tc>
@@ -14211,7 +14444,7 @@
                 <w:sz w:val="19"/>
                 <w:szCs w:val="19"/>
               </w:rPr>
-              <w:t>MÁX(0, −(AH + AI + Y + AC + AG))</w:t>
+              <w:t>AI × rendimiento del perfil financiero (F10)</w:t>
             </w:r>
           </w:p>
         </w:tc>
@@ -14274,7 +14507,7 @@
                 <w:sz w:val="19"/>
                 <w:szCs w:val="19"/>
               </w:rPr>
-              <w:t>AK Final nominal</w:t>
+              <w:t>AK Gasto no cubierto</w:t>
             </w:r>
           </w:p>
         </w:tc>
@@ -14305,7 +14538,7 @@
                 <w:sz w:val="19"/>
                 <w:szCs w:val="19"/>
               </w:rPr>
-              <w:t>AH + AI + Y + AC + AG + AJ</w:t>
+              <w:t>MÁX(0, −(AI + AJ + Z + AD + AH))</w:t>
             </w:r>
           </w:p>
         </w:tc>
@@ -14368,7 +14601,7 @@
                 <w:sz w:val="19"/>
                 <w:szCs w:val="19"/>
               </w:rPr>
-              <w:t>AL Real · AM Tasa de retiro</w:t>
+              <w:t>AL Final nominal</w:t>
             </w:r>
           </w:p>
         </w:tc>
@@ -14399,7 +14632,101 @@
                 <w:sz w:val="19"/>
                 <w:szCs w:val="19"/>
               </w:rPr>
-              <w:t>AK / (1 + inflación)^t · −AG / AH</w:t>
+              <w:t>AI + AJ + Z + AD + AH + AK</w:t>
+            </w:r>
+          </w:p>
+        </w:tc>
+      </w:tr>
+      <w:tr>
+        <w:tc>
+          <w:tcPr>
+            <w:tcW w:type="dxa" w:w="2300"/>
+            <w:tcBorders>
+              <w:top w:val="single" w:color="C6CCB4" w:sz="4"/>
+              <w:left w:val="single" w:color="C6CCB4" w:sz="4"/>
+              <w:bottom w:val="single" w:color="C6CCB4" w:sz="4"/>
+              <w:right w:val="single" w:color="C6CCB4" w:sz="4"/>
+            </w:tcBorders>
+            <w:tcMar>
+              <w:top w:type="dxa" w:w="60"/>
+              <w:left w:type="dxa" w:w="100"/>
+              <w:bottom w:type="dxa" w:w="60"/>
+              <w:right w:type="dxa" w:w="100"/>
+            </w:tcMar>
+          </w:tcPr>
+          <w:p>
+            <w:pPr>
+              <w:spacing w:after="0" w:line="260"/>
+            </w:pPr>
+            <w:r>
+              <w:rPr>
+                <w:b w:val="false"/>
+                <w:bCs w:val="false"/>
+                <w:sz w:val="19"/>
+                <w:szCs w:val="19"/>
+              </w:rPr>
+            </w:r>
+          </w:p>
+        </w:tc>
+        <w:tc>
+          <w:tcPr>
+            <w:tcW w:type="dxa" w:w="2600"/>
+            <w:tcBorders>
+              <w:top w:val="single" w:color="C6CCB4" w:sz="4"/>
+              <w:left w:val="single" w:color="C6CCB4" w:sz="4"/>
+              <w:bottom w:val="single" w:color="C6CCB4" w:sz="4"/>
+              <w:right w:val="single" w:color="C6CCB4" w:sz="4"/>
+            </w:tcBorders>
+            <w:tcMar>
+              <w:top w:type="dxa" w:w="60"/>
+              <w:left w:type="dxa" w:w="100"/>
+              <w:bottom w:type="dxa" w:w="60"/>
+              <w:right w:type="dxa" w:w="100"/>
+            </w:tcMar>
+          </w:tcPr>
+          <w:p>
+            <w:pPr>
+              <w:spacing w:after="0" w:line="260"/>
+            </w:pPr>
+            <w:r>
+              <w:rPr>
+                <w:b w:val="false"/>
+                <w:bCs w:val="false"/>
+                <w:sz w:val="19"/>
+                <w:szCs w:val="19"/>
+              </w:rPr>
+              <w:t>AM Real · AN Tasa de retiro</w:t>
+            </w:r>
+          </w:p>
+        </w:tc>
+        <w:tc>
+          <w:tcPr>
+            <w:tcW w:type="dxa" w:w="4126"/>
+            <w:tcBorders>
+              <w:top w:val="single" w:color="C6CCB4" w:sz="4"/>
+              <w:left w:val="single" w:color="C6CCB4" w:sz="4"/>
+              <w:bottom w:val="single" w:color="C6CCB4" w:sz="4"/>
+              <w:right w:val="single" w:color="C6CCB4" w:sz="4"/>
+            </w:tcBorders>
+            <w:tcMar>
+              <w:top w:type="dxa" w:w="60"/>
+              <w:left w:type="dxa" w:w="100"/>
+              <w:bottom w:type="dxa" w:w="60"/>
+              <w:right w:type="dxa" w:w="100"/>
+            </w:tcMar>
+          </w:tcPr>
+          <w:p>
+            <w:pPr>
+              <w:spacing w:after="0" w:line="260"/>
+            </w:pPr>
+            <w:r>
+              <w:rPr>
+                <w:b w:val="false"/>
+                <w:bCs w:val="false"/>
+                <w:sz w:val="19"/>
+                <w:szCs w:val="19"/>
+              </w:rPr>
+              <w:t>AL / (1 + inflación)^t · −AH / AI</w:t>
             </w:r>
           </w:p>
         </w:tc>
@@ -14841,7 +15168,7 @@
         <w:spacing w:after="120" w:line="300"/>
       </w:pPr>
       <w:r>
-        <w:t>r es el rendimiento anual de los fondos. La pensión del ROP entra como ingreso ordinario (columna J) y lo trasladado del FCL y la pensión voluntaria como ingreso extraordinario (columna M).</w:t>
+        <w:t>r es el rendimiento anual de los fondos. La pensión del ROP entra como ingreso ordinario (columna K) y lo trasladado del FCL y la pensión voluntaria como ingreso extraordinario (columna N).</w:t>
       </w:r>
     </w:p>
     <w:p>
@@ -14898,6 +15225,32 @@
     </w:p>
     <w:p>
       <w:pPr>
+        <w:spacing w:after="120" w:line="300"/>
+      </w:pPr>
+      <w:r>
+        <w:rPr>
+          <w:b/>
+          <w:bCs/>
+        </w:rPr>
+        <w:t>Caminos para alcanzar el objetivo. Si el plan no alcanza, el dashboard, la ficha y el Excel (hoja Cliente) muestran, para cada variable, el cambio que por sí solo y con todo lo demás igual permite cumplir el objetivo, calculado por búsqueda binaria sobre la misma proyección: mayor rendimiento (el rendimiento de equilibrio y la cartera que lo da; no es un camino válido si exige un perfil por encima del perfil financiero), mayor capital inicial (el portafolio mínimo requerido), aporte anual adicional al portafolio durante la acumulación (en dólares de hoy, indexado), menor gasto familiar (porcentaje de reducción en todos los años), menores gastos extraordinarios, aporte mensual adicional a la pensión voluntaria (crece al rendimiento de los fondos y se traslada al portafolio a los 57 años o en la independencia, lo que ocurra después, según la Ley 7983), postergar la independencia financiera (más años de ingreso por actividad y de aportes) y menor herencia. Se indica cuántos caminos alcanzan por sí solos; también pueden combinarse, y combinados cada uno exige un ajuste menor.</w:t>
+      </w:r>
+      <w:r/>
+    </w:p>
+    <w:p>
+      <w:pPr>
+        <w:spacing w:after="120" w:line="300"/>
+      </w:pPr>
+      <w:r>
+        <w:rPr>
+          <w:b/>
+          <w:bCs/>
+        </w:rPr>
+        <w:t>Margen del plan. Si el plan ya alcanza, el mismo cálculo muestra hasta dónde puede moverse cada variable sin que el plan deje de alcanzar: rendimiento mínimo, capital inicial mínimo, aumento máximo del gasto familiar, independencia más temprana posible y saldo final disponible frente a la herencia.</w:t>
+      </w:r>
+      <w:r/>
+    </w:p>
+    <w:p>
+      <w:pPr>
         <w:pStyle w:val="Heading2"/>
       </w:pPr>
       <w:r>
@@ -14909,7 +15262,7 @@
         <w:spacing w:after="120" w:line="300"/>
       </w:pPr>
       <w:r>
-        <w:t>Se fijan para cada cliente antes de calcular su proyección; los valores de la firma son el punto de partida. Un supuesto puede marcarse N/A solo si ninguna respuesta del cliente lo usa; por ejemplo, el ajuste de alquileres de un cliente sin inmuebles alquilados. Si el cliente respondió la pregunta que lo alimenta, el supuesto es obligatorio y la casilla N/A queda bloqueada. En el Excel y en la ficha, el supuesto aparece como N/A.</w:t>
+        <w:t>Se fijan para cada cliente antes de calcular su proyección; los valores de la firma son el punto de partida. El panel solo muestra los supuestos que usa la proyección del cliente y que el cliente no respondió: si indicó en el cuestionario la edad de inicio de su pensión, la modalidad del ROP, sus aportes o el porcentaje de gasto en el retiro, esos datos se muestran como datos del cliente y no se vuelven a pedir. Los supuestos que no aplican (por ejemplo, el tipo de cambio de un cliente sin montos en colones o la inflación de la pensión de un cliente sin pensión ni ROP) quedan en N/A de forma automática, con su motivo; no entran a ninguna fórmula, así que el N/A no puede alterar la proyección. Un supuesto que el cliente sí usa nunca queda en N/A. La inflación de ingresos, la de salud y el ajuste de alquileres eran referenciales (no entraban a ninguna fórmula) y se retiraron del panel, del Excel y de la ficha.</w:t>
       </w:r>
     </w:p>
     <w:tbl>
@@ -15123,7 +15476,7 @@
                 <w:sz w:val="19"/>
                 <w:szCs w:val="19"/>
               </w:rPr>
-              <w:t>Convierte colones a dólares (F6)</w:t>
+              <w:t>Convierte colones a dólares (F7)</w:t>
             </w:r>
           </w:p>
         </w:tc>
@@ -15346,7 +15699,7 @@
                 <w:sz w:val="19"/>
                 <w:szCs w:val="19"/>
               </w:rPr>
-              <w:t>Inflación de ingresos, salud y ajuste de alquileres</w:t>
+              <w:t>Año inicial</w:t>
             </w:r>
           </w:p>
         </w:tc>
@@ -15377,7 +15730,7 @@
                 <w:sz w:val="19"/>
                 <w:szCs w:val="19"/>
               </w:rPr>
-              <w:t>1% · 8% · 0%</w:t>
+              <w:t>Año en curso</w:t>
             </w:r>
           </w:p>
         </w:tc>
@@ -15408,7 +15761,7 @@
                 <w:sz w:val="19"/>
                 <w:szCs w:val="19"/>
               </w:rPr>
-              <w:t>Referenciales; no entran a las fórmulas</w:t>
+              <w:t>Primer año de la proyección</w:t>
             </w:r>
           </w:p>
         </w:tc>
@@ -15441,7 +15794,7 @@
                 <w:sz w:val="19"/>
                 <w:szCs w:val="19"/>
               </w:rPr>
-              <w:t>Año inicial</w:t>
+              <w:t>Edad final</w:t>
             </w:r>
           </w:p>
         </w:tc>
@@ -15472,7 +15825,7 @@
                 <w:sz w:val="19"/>
                 <w:szCs w:val="19"/>
               </w:rPr>
-              <w:t>Año en curso</w:t>
+              <w:t>95</w:t>
             </w:r>
           </w:p>
         </w:tc>
@@ -15503,7 +15856,7 @@
                 <w:sz w:val="19"/>
                 <w:szCs w:val="19"/>
               </w:rPr>
-              <w:t>Primer año de la proyección</w:t>
+              <w:t>Último año proyectado: edad final del cliente o, si la planificación es conjunta, del menor de los dos</w:t>
             </w:r>
           </w:p>
         </w:tc>
@@ -15536,7 +15889,7 @@
                 <w:sz w:val="19"/>
                 <w:szCs w:val="19"/>
               </w:rPr>
-              <w:t>Edad final</w:t>
+              <w:t>Factor de gasto en el retiro</w:t>
             </w:r>
           </w:p>
         </w:tc>
@@ -15567,7 +15920,7 @@
                 <w:sz w:val="19"/>
                 <w:szCs w:val="19"/>
               </w:rPr>
-              <w:t>95</w:t>
+              <w:t>80% menor · 110% mayor</w:t>
             </w:r>
           </w:p>
         </w:tc>
@@ -15598,7 +15951,7 @@
                 <w:sz w:val="19"/>
                 <w:szCs w:val="19"/>
               </w:rPr>
-              <w:t>Último año proyectado</w:t>
+              <w:t>Gasto del retiro respecto del actual, según lo que declare el cliente</w:t>
             </w:r>
           </w:p>
         </w:tc>
@@ -15631,7 +15984,7 @@
                 <w:sz w:val="19"/>
                 <w:szCs w:val="19"/>
               </w:rPr>
-              <w:t>Factor de gasto en el retiro</w:t>
+              <w:t>Rendimiento de los fondos</w:t>
             </w:r>
           </w:p>
         </w:tc>
@@ -15662,7 +16015,7 @@
                 <w:sz w:val="19"/>
                 <w:szCs w:val="19"/>
               </w:rPr>
-              <w:t>80% menor · 110% mayor</w:t>
+              <w:t>6%</w:t>
             </w:r>
           </w:p>
         </w:tc>
@@ -15693,7 +16046,7 @@
                 <w:sz w:val="19"/>
                 <w:szCs w:val="19"/>
               </w:rPr>
-              <w:t>Gasto del retiro respecto del actual, según lo que declare el cliente</w:t>
+              <w:t>Rendimiento anual del ROP, el FCL y la pensión voluntaria</w:t>
             </w:r>
           </w:p>
         </w:tc>
@@ -15726,7 +16079,7 @@
                 <w:sz w:val="19"/>
                 <w:szCs w:val="19"/>
               </w:rPr>
-              <w:t>Rendimiento de los fondos</w:t>
+              <w:t>Aporte estimado al ROP y al FCL</w:t>
             </w:r>
           </w:p>
         </w:tc>
@@ -15757,7 +16110,7 @@
                 <w:sz w:val="19"/>
                 <w:szCs w:val="19"/>
               </w:rPr>
-              <w:t>6%</w:t>
+              <w:t>4,25% · 1,5% del salario</w:t>
             </w:r>
           </w:p>
         </w:tc>
@@ -15788,7 +16141,7 @@
                 <w:sz w:val="19"/>
                 <w:szCs w:val="19"/>
               </w:rPr>
-              <w:t>Rendimiento anual del ROP, el FCL y la pensión voluntaria</w:t>
+              <w:t>Aporte mensual cuando el cliente no lo conoce</w:t>
             </w:r>
           </w:p>
         </w:tc>
@@ -15821,7 +16174,7 @@
                 <w:sz w:val="19"/>
                 <w:szCs w:val="19"/>
               </w:rPr>
-              <w:t>Aporte estimado al ROP y al FCL</w:t>
+              <w:t>Edad de pensión</w:t>
             </w:r>
           </w:p>
         </w:tc>
@@ -15852,7 +16205,7 @@
                 <w:sz w:val="19"/>
                 <w:szCs w:val="19"/>
               </w:rPr>
-              <w:t>4,25% · 1,5% del salario</w:t>
+              <w:t>65</w:t>
             </w:r>
           </w:p>
         </w:tc>
@@ -15883,7 +16236,7 @@
                 <w:sz w:val="19"/>
                 <w:szCs w:val="19"/>
               </w:rPr>
-              <w:t>Aporte mensual cuando el cliente no lo conoce</w:t>
+              <w:t>Inicio de la pensión y del ROP cuando el cliente no indica edad</w:t>
             </w:r>
           </w:p>
         </w:tc>
@@ -15916,7 +16269,7 @@
                 <w:sz w:val="19"/>
                 <w:szCs w:val="19"/>
               </w:rPr>
-              <w:t>Edad de pensión</w:t>
+              <w:t>Modalidad del ROP</w:t>
             </w:r>
           </w:p>
         </w:tc>
@@ -15947,7 +16300,7 @@
                 <w:sz w:val="19"/>
                 <w:szCs w:val="19"/>
               </w:rPr>
-              <w:t>65</w:t>
+              <w:t>Renta permanente</w:t>
             </w:r>
           </w:p>
         </w:tc>
@@ -15978,7 +16331,7 @@
                 <w:sz w:val="19"/>
                 <w:szCs w:val="19"/>
               </w:rPr>
-              <w:t>Inicio de la pensión y del ROP cuando el cliente no indica edad</w:t>
+              <w:t>Modalidad cuando el cliente no la elige</w:t>
             </w:r>
           </w:p>
         </w:tc>
@@ -16011,7 +16364,7 @@
                 <w:sz w:val="19"/>
                 <w:szCs w:val="19"/>
               </w:rPr>
-              <w:t>Modalidad del ROP</w:t>
+              <w:t>Expectativa de vida (renta temporal)</w:t>
             </w:r>
           </w:p>
         </w:tc>
@@ -16042,7 +16395,7 @@
                 <w:sz w:val="19"/>
                 <w:szCs w:val="19"/>
               </w:rPr>
-              <w:t>Renta permanente</w:t>
+              <w:t>87</w:t>
             </w:r>
           </w:p>
         </w:tc>
@@ -16073,7 +16426,7 @@
                 <w:sz w:val="19"/>
                 <w:szCs w:val="19"/>
               </w:rPr>
-              <w:t>Modalidad cuando el cliente no la elige</w:t>
+              <w:t>Edad hasta la que se distribuye el ROP en renta temporal</w:t>
             </w:r>
           </w:p>
         </w:tc>
@@ -16106,7 +16459,7 @@
                 <w:sz w:val="19"/>
                 <w:szCs w:val="19"/>
               </w:rPr>
-              <w:t>Expectativa de vida (renta temporal)</w:t>
+              <w:t>Edad final del retiro programado</w:t>
             </w:r>
           </w:p>
         </w:tc>
@@ -16137,7 +16490,7 @@
                 <w:sz w:val="19"/>
                 <w:szCs w:val="19"/>
               </w:rPr>
-              <w:t>87</w:t>
+              <w:t>100</w:t>
             </w:r>
           </w:p>
         </w:tc>
@@ -16168,7 +16521,7 @@
                 <w:sz w:val="19"/>
                 <w:szCs w:val="19"/>
               </w:rPr>
-              <w:t>Edad hasta la que se distribuye el ROP en renta temporal</w:t>
+              <w:t>Edad hasta la que se distribuye el ROP en retiro programado</w:t>
             </w:r>
           </w:p>
         </w:tc>
@@ -16201,7 +16554,7 @@
                 <w:sz w:val="19"/>
                 <w:szCs w:val="19"/>
               </w:rPr>
-              <w:t>Edad final del retiro programado</w:t>
+              <w:t>Carteras por perfil</w:t>
             </w:r>
           </w:p>
         </w:tc>
@@ -16232,7 +16585,7 @@
                 <w:sz w:val="19"/>
                 <w:szCs w:val="19"/>
               </w:rPr>
-              <w:t>100</w:t>
+              <w:t>Tabla de la sección 1.4</w:t>
             </w:r>
           </w:p>
         </w:tc>
@@ -16263,102 +16616,7 @@
                 <w:sz w:val="19"/>
                 <w:szCs w:val="19"/>
               </w:rPr>
-              <w:t>Edad hasta la que se distribuye el ROP en retiro programado</w:t>
-            </w:r>
-          </w:p>
-        </w:tc>
-      </w:tr>
-      <w:tr>
-        <w:tc>
-          <w:tcPr>
-            <w:tcW w:type="dxa" w:w="3000"/>
-            <w:tcBorders>
-              <w:top w:val="single" w:color="C6CCB4" w:sz="4"/>
-              <w:left w:val="single" w:color="C6CCB4" w:sz="4"/>
-              <w:bottom w:val="single" w:color="C6CCB4" w:sz="4"/>
-              <w:right w:val="single" w:color="C6CCB4" w:sz="4"/>
-            </w:tcBorders>
-            <w:tcMar>
-              <w:top w:type="dxa" w:w="60"/>
-              <w:left w:type="dxa" w:w="100"/>
-              <w:bottom w:type="dxa" w:w="60"/>
-              <w:right w:type="dxa" w:w="100"/>
-            </w:tcMar>
-          </w:tcPr>
-          <w:p>
-            <w:pPr>
-              <w:spacing w:after="0" w:line="260"/>
-            </w:pPr>
-            <w:r>
-              <w:rPr>
-                <w:b w:val="false"/>
-                <w:bCs w:val="false"/>
-                <w:sz w:val="19"/>
-                <w:szCs w:val="19"/>
-              </w:rPr>
-              <w:t>Carteras por perfil</w:t>
-            </w:r>
-          </w:p>
-        </w:tc>
-        <w:tc>
-          <w:tcPr>
-            <w:tcW w:type="dxa" w:w="2100"/>
-            <w:tcBorders>
-              <w:top w:val="single" w:color="C6CCB4" w:sz="4"/>
-              <w:left w:val="single" w:color="C6CCB4" w:sz="4"/>
-              <w:bottom w:val="single" w:color="C6CCB4" w:sz="4"/>
-              <w:right w:val="single" w:color="C6CCB4" w:sz="4"/>
-            </w:tcBorders>
-            <w:tcMar>
-              <w:top w:type="dxa" w:w="60"/>
-              <w:left w:type="dxa" w:w="100"/>
-              <w:bottom w:type="dxa" w:w="60"/>
-              <w:right w:type="dxa" w:w="100"/>
-            </w:tcMar>
-          </w:tcPr>
-          <w:p>
-            <w:pPr>
-              <w:spacing w:after="0" w:line="260"/>
-            </w:pPr>
-            <w:r>
-              <w:rPr>
-                <w:b w:val="false"/>
-                <w:bCs w:val="false"/>
-                <w:sz w:val="19"/>
-                <w:szCs w:val="19"/>
-              </w:rPr>
-              <w:t>Tabla de la sección 1.4</w:t>
-            </w:r>
-          </w:p>
-        </w:tc>
-        <w:tc>
-          <w:tcPr>
-            <w:tcW w:type="dxa" w:w="3926"/>
-            <w:tcBorders>
-              <w:top w:val="single" w:color="C6CCB4" w:sz="4"/>
-              <w:left w:val="single" w:color="C6CCB4" w:sz="4"/>
-              <w:bottom w:val="single" w:color="C6CCB4" w:sz="4"/>
-              <w:right w:val="single" w:color="C6CCB4" w:sz="4"/>
-            </w:tcBorders>
-            <w:tcMar>
-              <w:top w:type="dxa" w:w="60"/>
-              <w:left w:type="dxa" w:w="100"/>
-              <w:bottom w:type="dxa" w:w="60"/>
-              <w:right w:type="dxa" w:w="100"/>
-            </w:tcMar>
-          </w:tcPr>
-          <w:p>
-            <w:pPr>
-              <w:spacing w:after="0" w:line="260"/>
-            </w:pPr>
-            <w:r>
-              <w:rPr>
-                <w:b w:val="false"/>
-                <w:bCs w:val="false"/>
-                <w:sz w:val="19"/>
-                <w:szCs w:val="19"/>
-              </w:rPr>
-              <w:t>Rendimiento esperado que usa la proyección (celda F12)</w:t>
+              <w:t>Rendimiento esperado que usa la proyección (celda F10)</w:t>
             </w:r>
           </w:p>
         </w:tc>

--- a/Metodologia_perfil_riesgo_y_proyeccion.docx
+++ b/Metodologia_perfil_riesgo_y_proyeccion.docx
@@ -25,7 +25,7 @@
         <w:rPr>
           <w:color w:val="5A5E44"/>
         </w:rPr>
-        <w:t>Chotocruz &amp; Co. · documento interno · versión 5.5 · octubre de 2026</w:t>
+        <w:t>Chotocruz &amp; Co. · documento interno · versión 5.9 · octubre de 2026</w:t>
       </w:r>
     </w:p>
     <w:p>
@@ -2026,7 +2026,7 @@
         <w:pStyle w:val="Heading3"/>
       </w:pPr>
       <w:r>
-        <w:t>Pregunta 6. Aportes frente a riesgo</w:t>
+        <w:t>Pregunta 6. Aportes o retiros frente a riesgo</w:t>
       </w:r>
     </w:p>
     <w:p>
@@ -2038,7 +2038,7 @@
           <w:i/>
           <w:iCs/>
         </w:rPr>
-        <w:t>Para alcanzar sus metas financieras, puede depender más de sus aportes o asumir más riesgo buscando un mayor rendimiento del portafolio. ¿Qué prefiere?</w:t>
+        <w:t>Primero el cliente indica si hoy aporta a sus inversiones o vive de ellas; según la respuesta ve una de dos versiones, con los mismos puntajes. Aporta: «Para alcanzar sus metas financieras, ¿qué prefiere?». Vive de ellas: «Para que su portafolio sostenga sus retiros, ¿qué prefiere?». Así la pregunta también aplica a quien ya no puede aportar, porque su palanca equivalente es retirar menos.</w:t>
       </w:r>
     </w:p>
     <w:tbl>
@@ -2156,7 +2156,7 @@
                 <w:sz w:val="19"/>
                 <w:szCs w:val="19"/>
               </w:rPr>
-              <w:t>Prefiero aumentar mis aportes y asumir un nivel bajo de riesgo en el portafolio</w:t>
+              <w:t>Aporta: Aumentar mis aportes y mantener un riesgo bajo · Vive del portafolio: Reducir mis retiros y mantener un riesgo bajo</w:t>
             </w:r>
           </w:p>
         </w:tc>
@@ -2220,7 +2220,7 @@
                 <w:sz w:val="19"/>
                 <w:szCs w:val="19"/>
               </w:rPr>
-              <w:t>Prefiero aportar un poco más y mantener un nivel moderado de riesgo</w:t>
+              <w:t>Aporta: Aportar un poco más con un riesgo moderado · Vive del portafolio: Reducir un poco mis retiros con un riesgo moderado</w:t>
             </w:r>
           </w:p>
         </w:tc>
@@ -2284,7 +2284,7 @@
                 <w:sz w:val="19"/>
                 <w:szCs w:val="19"/>
               </w:rPr>
-              <w:t>Prefiero mantener mis aportes previstos y aceptar un mayor nivel de riesgo para buscar más rendimiento</w:t>
+              <w:t>Aporta: Mantener mis aportes y aceptar más riesgo · Vive del portafolio: Mantener mis retiros y aceptar más riesgo</w:t>
             </w:r>
           </w:p>
         </w:tc>
@@ -2348,7 +2348,7 @@
                 <w:sz w:val="19"/>
                 <w:szCs w:val="19"/>
               </w:rPr>
-              <w:t>Prefiero depender más del rendimiento del portafolio, aun si eso implica asumir fluctuaciones mayores</w:t>
+              <w:t>Aporta: Depender sobre todo del rendimiento, aun con fluctuaciones mayores · Vive del portafolio: Mantener o aumentar mis retiros apoyándome en el rendimiento, aun con fluctuaciones mayores</w:t>
             </w:r>
           </w:p>
         </w:tc>
@@ -7948,7 +7948,7 @@
                 <w:sz w:val="19"/>
                 <w:szCs w:val="19"/>
               </w:rPr>
-              <w:t>Horizonte · F15, E (fase)</w:t>
+              <w:t>Horizonte · F19, E (fase)</w:t>
             </w:r>
           </w:p>
         </w:tc>
@@ -7979,7 +7979,7 @@
                 <w:sz w:val="19"/>
                 <w:szCs w:val="19"/>
               </w:rPr>
-              <w:t>Separa acumulación y retiro: fin del ingreso por actividad y aplicación del gasto del retiro. Capacidad: horizonte.</w:t>
+              <w:t>Separa acumulación y retiro: fin del ingreso por actividad y aplicación del gasto del retiro. No cambia el inicio de la pensión. Capacidad: horizonte.</w:t>
             </w:r>
           </w:p>
         </w:tc>
@@ -8424,7 +8424,7 @@
                 <w:sz w:val="19"/>
                 <w:szCs w:val="19"/>
               </w:rPr>
-              <w:t>Ingresos ordinarios · J y H</w:t>
+              <w:t>Ingresos ordinarios · J y H; F20 y F21</w:t>
             </w:r>
           </w:p>
         </w:tc>
@@ -8455,7 +8455,7 @@
                 <w:sz w:val="19"/>
                 <w:szCs w:val="19"/>
               </w:rPr>
-              <w:t>Pensión desde su edad de inicio. Otros ingresos desde hoy o desde el año indicado, hasta el año de fin que indique el cliente o durante todo el horizonte (O9). Si el cliente no conoce el monto de la pensión, lo estima el asesor; mientras tanto no entra en la proyección. Si el cliente ya recibe la pensión, se pide el monto que recibe hoy y la edad a la que se pensionó; la pensión entra desde el año 1.</w:t>
+              <w:t>Pensión desde el año en que cumple su edad de inicio (F20), sin importar la independencia; ese año, los meses después del cumpleaños (F21). Otros ingresos desde hoy o desde el año indicado, hasta el año de fin que indique el cliente.</w:t>
             </w:r>
             <w:r>
               <w:rPr>
@@ -8591,7 +8591,7 @@
                 <w:sz w:val="19"/>
                 <w:szCs w:val="19"/>
               </w:rPr>
-              <w:t>Ingresos ordinarios · K; ingresos extraordinarios · N</w:t>
+              <w:t>Ingresos ordinarios · K y L; ingresos extraordinarios · O</w:t>
             </w:r>
           </w:p>
         </w:tc>
@@ -8622,7 +8622,7 @@
                 <w:sz w:val="19"/>
                 <w:szCs w:val="19"/>
               </w:rPr>
-              <w:t>El ROP se recibe como pensión (K). El FCL y la voluntaria se trasladan al portafolio en su año (N). La operadora es descriptiva. Si ya recibe la pensión: el ROP que ya cobra se incluye en el monto de la pensión y no se proyecta aparte; el saldo del FCL se traslada en el año 1.</w:t>
+              <w:t>El ROP (K) y la pensión voluntaria (L) se reciben como pensión desde la edad de pensión. El FCL se traslada al portafolio en su año (O). La operadora es descriptiva.</w:t>
             </w:r>
             <w:r>
               <w:rPr>
@@ -8753,7 +8753,7 @@
                 <w:sz w:val="19"/>
                 <w:szCs w:val="19"/>
               </w:rPr>
-              <w:t>Ingresos extraordinarios · M</w:t>
+              <w:t>Ingresos extraordinarios · N</w:t>
             </w:r>
           </w:p>
         </w:tc>
@@ -8916,7 +8916,7 @@
                 <w:sz w:val="19"/>
                 <w:szCs w:val="19"/>
               </w:rPr>
-              <w:t>Gastos ordinarios · Q</w:t>
+              <w:t>Gastos ordinarios · R</w:t>
             </w:r>
           </w:p>
         </w:tc>
@@ -8947,7 +8947,7 @@
                 <w:sz w:val="19"/>
                 <w:szCs w:val="19"/>
               </w:rPr>
-              <w:t>Gasto × 12 × índice; desde la independencia, × el porcentaje declarado (V8). No incluye cuotas, donaciones ni los gastos de la pregunta 9. El porcentaje en dólares es informativo: mide la exposición al tipo de cambio. Si ya recibe la pensión, no se pide el porcentaje en el retiro y se toma 100%.</w:t>
+              <w:t>Gasto × 12 × índice; desde la independencia, × el porcentaje declarado (F18). No incluye la cuota de la hipoteca, donaciones ni los gastos de la pregunta 9; las cuotas de deudas, según la pregunta 11. El porcentaje en dólares es informativo. Si ya recibe la pensión, no se pide el porcentaje en el retiro y se toma 100%.</w:t>
             </w:r>
             <w:r>
               <w:rPr>
@@ -9240,7 +9240,7 @@
                 <w:sz w:val="19"/>
                 <w:szCs w:val="19"/>
               </w:rPr>
-              <w:t>Gastos ordinarios · R</w:t>
+              <w:t>Gastos ordinarios · S</w:t>
             </w:r>
           </w:p>
         </w:tc>
@@ -9402,7 +9402,7 @@
                 <w:sz w:val="19"/>
                 <w:szCs w:val="19"/>
               </w:rPr>
-              <w:t>Gastos ordinarios · S</w:t>
+              <w:t>Gastos ordinarios · T</w:t>
             </w:r>
           </w:p>
         </w:tc>
@@ -9559,7 +9559,7 @@
                 <w:sz w:val="19"/>
                 <w:szCs w:val="19"/>
               </w:rPr>
-              <w:t>Gastos ordinarios · T</w:t>
+              <w:t>Gastos ordinarios · U</w:t>
             </w:r>
           </w:p>
         </w:tc>
@@ -9590,7 +9590,7 @@
                 <w:sz w:val="19"/>
                 <w:szCs w:val="19"/>
               </w:rPr>
-              <w:t>Cuota mensual × 12 de cada deuda hasta el año en que termina, sin indexar (tabla «Deudas»). Sin límite de cantidad. Perfil financiero: gastos totales. La reserva de liquidez no entra al flujo; es un componente de la capacidad financiera (reserva de liquidez).</w:t>
+              <w:t>Cuota mensual × 12 de cada deuda hasta el año en que termina, sin indexar (hoja «Gastos»). El cliente indica si esas cuotas ya están en su gasto familiar: si es así, no se suman de nuevo. Sin límite de cantidad. Perfil financiero: gastos totales; la reserva de liquidez es un componente aparte.</w:t>
             </w:r>
           </w:p>
         </w:tc>
@@ -9716,7 +9716,7 @@
                 <w:sz w:val="19"/>
                 <w:szCs w:val="19"/>
               </w:rPr>
-              <w:t>Gastos extraordinarios · V</w:t>
+              <w:t>Gastos extraordinarios · W</w:t>
             </w:r>
           </w:p>
         </w:tc>
@@ -9873,7 +9873,7 @@
                 <w:sz w:val="19"/>
                 <w:szCs w:val="19"/>
               </w:rPr>
-              <w:t>Inversiones · AD7 (capital inicial); portafolio · AI (año 1)</w:t>
+              <w:t>Inversiones · AD7 (capital inicial); portafolio · AH (año 1)</w:t>
             </w:r>
           </w:p>
         </w:tc>
@@ -10035,7 +10035,7 @@
                 <w:sz w:val="19"/>
                 <w:szCs w:val="19"/>
               </w:rPr>
-              <w:t>Ingresos ordinarios · I; gastos ordinarios · T; desinversiones · AA</w:t>
+              <w:t>Ingresos ordinarios · I; gastos ordinarios · U; desinversiones · AB</w:t>
             </w:r>
           </w:p>
         </w:tc>
@@ -10192,7 +10192,7 @@
                 <w:sz w:val="19"/>
                 <w:szCs w:val="19"/>
               </w:rPr>
-              <w:t>Desinversiones · AB</w:t>
+              <w:t>Desinversiones · AC</w:t>
             </w:r>
           </w:p>
         </w:tc>
@@ -10506,7 +10506,7 @@
                 <w:sz w:val="19"/>
                 <w:szCs w:val="19"/>
               </w:rPr>
-              <w:t>Desinversiones · AC</w:t>
+              <w:t>Desinversiones · AD</w:t>
             </w:r>
           </w:p>
         </w:tc>
@@ -10637,7 +10637,7 @@
                 <w:sz w:val="19"/>
                 <w:szCs w:val="19"/>
               </w:rPr>
-              <w:t>Sí</w:t>
+              <w:t>No</w:t>
             </w:r>
           </w:p>
         </w:tc>
@@ -10668,7 +10668,7 @@
                 <w:sz w:val="19"/>
                 <w:szCs w:val="19"/>
               </w:rPr>
-              <w:t>Retiros del portafolio · AG</w:t>
+              <w:t>Descriptiva (horizonte)</w:t>
             </w:r>
           </w:p>
         </w:tc>
@@ -10699,7 +10699,7 @@
                 <w:sz w:val="19"/>
                 <w:szCs w:val="19"/>
               </w:rPr>
-              <w:t>−monto × índice en su año. Perfil financiero: horizonte y desinversiones.</w:t>
+              <w:t>No entra al flujo: el dinero que sale del portafolio ya está en los gastos y las metas. Perfil financiero: horizonte.</w:t>
             </w:r>
           </w:p>
         </w:tc>
@@ -10825,7 +10825,7 @@
                 <w:sz w:val="19"/>
                 <w:szCs w:val="19"/>
               </w:rPr>
-              <w:t>Retiros del portafolio · AF</w:t>
+              <w:t>Gastos extraordinarios · X</w:t>
             </w:r>
           </w:p>
         </w:tc>
@@ -10856,7 +10856,7 @@
                 <w:sz w:val="19"/>
                 <w:szCs w:val="19"/>
               </w:rPr>
-              <w:t>Solo las metas pagadas con una salida del portafolio. Las financiadas con crédito no se restan; su cuota va en la pregunta 11. Sin límite de cantidad.</w:t>
+              <w:t>Solo las metas pagadas con una salida del portafolio, como gasto extraordinario de su año. Las financiadas con crédito no se restan; su cuota va en la pregunta 11.</w:t>
             </w:r>
           </w:p>
         </w:tc>
@@ -11712,7 +11712,7 @@
           <w:b/>
           <w:bCs/>
         </w:rPr>
-        <w:t>Flujo neto (X) = P − W. El superávit es la inversión del año (Y y su total Z); el déficit se retira del portafolio (AE).</w:t>
+        <w:t>Flujo neto (AA) = Q − Z: ingresos menos gastos. Las metas pagadas con el portafolio son gastos extraordinarios (X), en el año de cada meta.</w:t>
       </w:r>
       <w:r/>
     </w:p>
@@ -11730,7 +11730,7 @@
           <w:b/>
           <w:bCs/>
         </w:rPr>
-        <w:t>Desinversiones (AD) = AA + AB + AC: el dinero de la venta de activos que entra al portafolio.</w:t>
+        <w:t>Flujo neto de inversiones (AF) = desinversiones (AE = AB + AC + AD): el dinero de la venta de activos que entra al portafolio. Flujo neto total (AG) = AA + AF: entra al portafolio si es positivo y sale de él si es negativo.</w:t>
       </w:r>
       <w:r/>
     </w:p>
@@ -11748,7 +11748,7 @@
           <w:b/>
           <w:bCs/>
         </w:rPr>
-        <w:t>Retiros del portafolio (AH) = AE + AF + AG.</w:t>
+        <w:t>El primer retiro del portafolio (pregunta 18) no entra al flujo: es un dato del horizonte de la inversión. El dinero que sale del portafolio ya está en los gastos y en las metas; sumarlo lo contaría dos veces. Por la misma razón, si el cliente indica que las cuotas de sus deudas ya están en el gasto familiar, no se suman de nuevo.</w:t>
       </w:r>
       <w:r/>
     </w:p>
@@ -11757,7 +11757,7 @@
         <w:spacing w:after="120" w:line="300"/>
       </w:pPr>
       <w:r>
-        <w:t>Los cuestionarios llenados antes de octubre de 2026 no pedían alquileres, cuotas con plazo, gastos extraordinarios ni el primer retiro como monto proyectable: para ellos esas líneas quedan en cero hasta que se editen.</w:t>
+        <w:t>Pensiones. La pensión del régimen básico (IVM u otro), la del ROP y la pensión voluntaria empiezan en el año en que el cliente cumple la edad de pensión (la que indicó o, si no la indicó, la del asesor), sin importar la edad de independencia financiera: la independencia puede ser posterior porque el cliente tiene otros ingresos. Ese primer año se pagan solo los meses que siguen al cumpleaños: (12 − mes de nacimiento) / 12 del monto anual. La edad de cada año de la proyección es la que el cliente cumple ese año (año − año de nacimiento). Los cuestionarios llenados antes de octubre de 2026 no pedían alquileres, cuotas con plazo ni gastos extraordinarios: para ellos esas líneas quedan en cero hasta que se editen.</w:t>
       </w:r>
     </w:p>
     <w:p>
@@ -11800,7 +11800,7 @@
           <w:b/>
           <w:bCs/>
         </w:rPr>
-        <w:t>Proyección: título y nota en las filas 1 y 2. Desde la fila 4, cinco bloques con su título: supuestos (B:F, con los supuestos de la firma y los datos del cliente), ingresos ordinarios y extraordinarios (H:O), gastos ordinarios y extraordinarios (Q:W), inversiones, desinversiones y retiros (Y:AD) y el resumen del plan (AF:AN). Las celdas color crema son insumos editables; las líneas de los elementos con detalle por año muestran la suma de su tabla. Desde la fila 18, la proyección anual: banda, bloques y encabezados, y una fila por año desde la 21. Debajo, las tablas por año, con un elemento por columna desde la F, numerados como en el cuestionario; hay tantas columnas como la lista más larga, al menos diez, porque el cuestionario no limita la cantidad de elementos.</w:t>
+        <w:t>Proyección: título y nota en las filas 1 y 2. Desde la fila 4, cinco bloques con su título: supuestos (B:G; en la columna F el valor que usa la proyección y en la G su origen: asesor, perfil de riesgo, cuestionario o no aplica), ingresos ordinarios y extraordinarios (H:O), gastos ordinarios y extraordinarios (Q:W), inversiones, desinversiones y retiros (Y:AD) y el resumen del plan (AF:AN). Los bloques de ingresos, gastos, inversiones y desinversiones enlazan las hojas de detalle. Las celdas color crema son insumos editables. Desde la fila 22, la proyección anual: banda, bloques y encabezados, y una fila por año desde la 25.</w:t>
       </w:r>
       <w:r/>
     </w:p>
@@ -11818,7 +11818,43 @@
           <w:b/>
           <w:bCs/>
         </w:rPr>
-        <w:t>Fondos de pensión: evolución del ROP, el FCL y la pensión voluntaria; quedan fijas las columnas de período y año, y las filas se desplazan libremente.</w:t>
+        <w:t>Ingresos, Gastos, Inversiones y Desinversiones: una fila por elemento, como lo declaró el cliente: monto declarado, moneda, tipo de cambio aplicado (el de la celda F7 de la hoja Proyección para los colones y 1 para los dólares) y monto en dólares = monto declarado / tipo de cambio. Así se ve cómo se dolariza cada monto antes de entrar a la proyección. Cada lista termina con filas libres para agregar elementos, el total de la sección y los totales de la proyección en dólares nominales. Las ventas de inmuebles con valor y deuda en monedas distintas tienen su detalle: valor y deuda en dólares, porcentaje que se invierte y monto que entra. Las demás inversiones del patrimonio (inmuebles, empresa, capital privado y fondos de pensión) se muestran como información y no entran a la proyección.</w:t>
+      </w:r>
+      <w:r/>
+    </w:p>
+    <w:p>
+      <w:pPr>
+        <w:pStyle w:val="ListParagraph"/>
+        <w:numPr>
+          <w:ilvl w:val="0"/>
+          <w:numId w:val="2"/>
+        </w:numPr>
+        <w:spacing w:after="60" w:line="290"/>
+      </w:pPr>
+      <w:r>
+        <w:rPr>
+          <w:b/>
+          <w:bCs/>
+        </w:rPr>
+        <w:t>Supuestos: la columna F lleva exactamente los valores que fijó el asesor en el dashboard y los que dio el cliente en el cuestionario, sin valores agregados: tipo de cambio e inflaciones (F7 a F12), rendimiento esperado del perfil (F13), rendimiento de los fondos de pensión (F14), aporte estimado al ROP y al FCL (F15 y F16), gasto en el retiro (F18), años hasta la independencia (F19) y edad de inicio de la pensión (F20). Ninguna fórmula lleva un supuesto escrito como número fijo: todas leen estas celdas, también la hoja Fondos de pensión, de modo que al cambiar un supuesto el Excel se recalcula completo. Un supuesto que no aplica al cliente aparece como N/A y no entra a ningún cálculo.</w:t>
+      </w:r>
+      <w:r/>
+    </w:p>
+    <w:p>
+      <w:pPr>
+        <w:pStyle w:val="ListParagraph"/>
+        <w:numPr>
+          <w:ilvl w:val="0"/>
+          <w:numId w:val="2"/>
+        </w:numPr>
+        <w:spacing w:after="60" w:line="290"/>
+      </w:pPr>
+      <w:r>
+        <w:rPr>
+          <w:b/>
+          <w:bCs/>
+        </w:rPr>
+        <w:t>Fondos de pensión: evolución del ROP, el FCL y la pensión voluntaria; su rendimiento (E5), el crecimiento de los aportes (E6 y E10) y los años de aportes (E7) se enlazan con la hoja Proyección; quedan fijas las columnas de período y año, y las filas se desplazan libremente.</w:t>
       </w:r>
       <w:r/>
     </w:p>
@@ -11847,7 +11883,7 @@
         <w:spacing w:after="120" w:line="300"/>
       </w:pPr>
       <w:r>
-        <w:t>Los montos se declaran en valor de hoy y se llevan al año t con el índice (1 + inflación)^(t − 1). Cada monto se declara con su moneda (USD o CRC). El Excel registra el monto declarado y su moneda y, a la par, el monto en dólares con la fórmula monto / tipo de cambio (F7) cuando es en colones; la proyección usa el monto en dólares.</w:t>
+        <w:t>Los montos se declaran en valor de hoy y se llevan al año t con el índice (1 + inflación)^(t − 1), usando la inflación de la moneda en que se declaró cada monto: la inflación local (Costa Rica) para los montos en colones y la internacional (EE. UU.) para los montos en dólares. Los términos reales del portafolio se calculan con la inflación internacional, porque el portafolio está en dólares. Cada monto se declara con su moneda (USD o CRC). El Excel registra el monto declarado y su moneda y, a la par, el monto en dólares con la fórmula monto / tipo de cambio (F7) cuando es en colones. El tipo de cambio se mantiene constante en el horizonte.</w:t>
       </w:r>
     </w:p>
     <w:p>
@@ -12429,7 +12465,7 @@
                 <w:sz w:val="19"/>
                 <w:szCs w:val="19"/>
               </w:rPr>
-              <w:t>J Pensión</w:t>
+              <w:t>J Pensión IVM (o del régimen del cliente)</w:t>
             </w:r>
           </w:p>
         </w:tc>
@@ -12460,7 +12496,7 @@
                 <w:sz w:val="19"/>
                 <w:szCs w:val="19"/>
               </w:rPr>
-              <w:t>Pensión × 12, con inflación general hasta el primer pago y con inflación de pensión después</w:t>
+              <w:t>Pensión × 12 desde el año en que el cliente cumple la edad de pensión (F20); ese año × (12 − F21) / 12. Inflación de su moneda hasta el primer pago y de la pensión del IVM después</w:t>
             </w:r>
           </w:p>
         </w:tc>
@@ -12523,7 +12559,7 @@
                 <w:sz w:val="19"/>
                 <w:szCs w:val="19"/>
               </w:rPr>
-              <w:t>K Pensión del ROP</w:t>
+              <w:t>K Pensión del ROP · L Pensión voluntaria</w:t>
             </w:r>
           </w:p>
         </w:tc>
@@ -12554,7 +12590,7 @@
                 <w:sz w:val="19"/>
                 <w:szCs w:val="19"/>
               </w:rPr>
-              <w:t>Hoja «Fondos de pensión»</w:t>
+              <w:t>Hoja «Fondos de pensión», desde la edad de pensión</w:t>
             </w:r>
           </w:p>
         </w:tc>
@@ -12617,7 +12653,7 @@
                 <w:sz w:val="19"/>
                 <w:szCs w:val="19"/>
               </w:rPr>
-              <w:t>L Total</w:t>
+              <w:t>M Total</w:t>
             </w:r>
           </w:p>
         </w:tc>
@@ -12648,7 +12684,7 @@
                 <w:sz w:val="19"/>
                 <w:szCs w:val="19"/>
               </w:rPr>
-              <w:t>F + G + H + I + J + K</w:t>
+              <w:t>F + G + H + I + J + K + L</w:t>
             </w:r>
           </w:p>
         </w:tc>
@@ -12712,7 +12748,7 @@
                 <w:sz w:val="19"/>
                 <w:szCs w:val="19"/>
               </w:rPr>
-              <w:t>M Ingresos extraordinarios · N Traslados</w:t>
+              <w:t>N Ingresos extraordinarios · O Traslado del FCL</w:t>
             </w:r>
           </w:p>
         </w:tc>
@@ -12806,7 +12842,7 @@
                 <w:sz w:val="19"/>
                 <w:szCs w:val="19"/>
               </w:rPr>
-              <w:t>O Total</w:t>
+              <w:t>P Total</w:t>
             </w:r>
           </w:p>
         </w:tc>
@@ -12837,7 +12873,7 @@
                 <w:sz w:val="19"/>
                 <w:szCs w:val="19"/>
               </w:rPr>
-              <w:t>M + N</w:t>
+              <w:t>N + O</w:t>
             </w:r>
           </w:p>
         </w:tc>
@@ -12901,7 +12937,7 @@
                 <w:sz w:val="19"/>
                 <w:szCs w:val="19"/>
               </w:rPr>
-              <w:t>P</w:t>
+              <w:t>Q</w:t>
             </w:r>
           </w:p>
         </w:tc>
@@ -12932,7 +12968,7 @@
                 <w:sz w:val="19"/>
                 <w:szCs w:val="19"/>
               </w:rPr>
-              <w:t>L + O</w:t>
+              <w:t>M + P</w:t>
             </w:r>
           </w:p>
         </w:tc>
@@ -12996,7 +13032,7 @@
                 <w:sz w:val="19"/>
                 <w:szCs w:val="19"/>
               </w:rPr>
-              <w:t>Q Gasto familiar</w:t>
+              <w:t>R Gasto familiar</w:t>
             </w:r>
           </w:p>
         </w:tc>
@@ -13027,7 +13063,7 @@
                 <w:sz w:val="19"/>
                 <w:szCs w:val="19"/>
               </w:rPr>
-              <w:t>Gasto mensual × 12 × índice; en el retiro × porcentaje (V8)</w:t>
+              <w:t>Gasto mensual × 12 × índice; en el retiro × porcentaje (F18)</w:t>
             </w:r>
           </w:p>
         </w:tc>
@@ -13090,7 +13126,7 @@
                 <w:sz w:val="19"/>
                 <w:szCs w:val="19"/>
               </w:rPr>
-              <w:t>R Dependientes</w:t>
+              <w:t>S Dependientes</w:t>
             </w:r>
           </w:p>
         </w:tc>
@@ -13184,7 +13220,7 @@
                 <w:sz w:val="19"/>
                 <w:szCs w:val="19"/>
               </w:rPr>
-              <w:t>S Donaciones</w:t>
+              <w:t>T Donaciones</w:t>
             </w:r>
           </w:p>
         </w:tc>
@@ -13215,7 +13251,7 @@
                 <w:sz w:val="19"/>
                 <w:szCs w:val="19"/>
               </w:rPr>
-              <w:t>Monto anual (V10) × índice</w:t>
+              <w:t>Monto anual × índice</w:t>
             </w:r>
           </w:p>
         </w:tc>
@@ -13278,7 +13314,7 @@
                 <w:sz w:val="19"/>
                 <w:szCs w:val="19"/>
               </w:rPr>
-              <w:t>T Cuotas</w:t>
+              <w:t>U Cuotas</w:t>
             </w:r>
           </w:p>
         </w:tc>
@@ -13309,7 +13345,7 @@
                 <w:sz w:val="19"/>
                 <w:szCs w:val="19"/>
               </w:rPr>
-              <w:t>Hipoteca y cada deuda: cuota mensual × 12 hasta que termina</w:t>
+              <w:t>Hipoteca y cada deuda: cuota mensual × 12 hasta que termina (las de deudas, solo si no están ya en el gasto familiar)</w:t>
             </w:r>
           </w:p>
         </w:tc>
@@ -13372,7 +13408,7 @@
                 <w:sz w:val="19"/>
                 <w:szCs w:val="19"/>
               </w:rPr>
-              <w:t>U Total</w:t>
+              <w:t>V Total</w:t>
             </w:r>
           </w:p>
         </w:tc>
@@ -13403,7 +13439,7 @@
                 <w:sz w:val="19"/>
                 <w:szCs w:val="19"/>
               </w:rPr>
-              <w:t>Q + R + S + T</w:t>
+              <w:t>R + S + T + U</w:t>
             </w:r>
           </w:p>
         </w:tc>
@@ -13467,7 +13503,7 @@
                 <w:sz w:val="19"/>
                 <w:szCs w:val="19"/>
               </w:rPr>
-              <w:t>V Total</w:t>
+              <w:t>W Gastos extraordinarios · X Metas</w:t>
             </w:r>
           </w:p>
         </w:tc>
@@ -13498,7 +13534,7 @@
                 <w:sz w:val="19"/>
                 <w:szCs w:val="19"/>
               </w:rPr>
-              <w:t>Cada gasto × índice en su año, o cada año desde ese año</w:t>
+              <w:t>Cada gasto × índice en su año, o cada año desde ese año · cada meta pagada con el portafolio × índice en su año</w:t>
             </w:r>
           </w:p>
         </w:tc>
@@ -13531,7 +13567,6 @@
                 <w:sz w:val="19"/>
                 <w:szCs w:val="19"/>
               </w:rPr>
-              <w:t>Gastos totales</w:t>
             </w:r>
           </w:p>
         </w:tc>
@@ -13562,7 +13597,7 @@
                 <w:sz w:val="19"/>
                 <w:szCs w:val="19"/>
               </w:rPr>
-              <w:t>W</w:t>
+              <w:t>Y Total</w:t>
             </w:r>
           </w:p>
         </w:tc>
@@ -13593,7 +13628,7 @@
                 <w:sz w:val="19"/>
                 <w:szCs w:val="19"/>
               </w:rPr>
-              <w:t>U + V</w:t>
+              <w:t>W + X</w:t>
             </w:r>
           </w:p>
         </w:tc>
@@ -13626,7 +13661,7 @@
                 <w:sz w:val="19"/>
                 <w:szCs w:val="19"/>
               </w:rPr>
-              <w:t>Flujo neto</w:t>
+              <w:t>Gastos totales</w:t>
             </w:r>
           </w:p>
         </w:tc>
@@ -13657,7 +13692,7 @@
                 <w:sz w:val="19"/>
                 <w:szCs w:val="19"/>
               </w:rPr>
-              <w:t>X</w:t>
+              <w:t>Z</w:t>
             </w:r>
           </w:p>
         </w:tc>
@@ -13688,7 +13723,7 @@
                 <w:sz w:val="19"/>
                 <w:szCs w:val="19"/>
               </w:rPr>
-              <w:t>P − W</w:t>
+              <w:t>V + Y</w:t>
             </w:r>
           </w:p>
         </w:tc>
@@ -13721,7 +13756,7 @@
                 <w:sz w:val="19"/>
                 <w:szCs w:val="19"/>
               </w:rPr>
-              <w:t>Inversiones</w:t>
+              <w:t>Flujo neto</w:t>
             </w:r>
           </w:p>
         </w:tc>
@@ -13752,7 +13787,7 @@
                 <w:sz w:val="19"/>
                 <w:szCs w:val="19"/>
               </w:rPr>
-              <w:t>Y Superávit invertido · Z Total</w:t>
+              <w:t>AA</w:t>
             </w:r>
           </w:p>
         </w:tc>
@@ -13783,7 +13818,7 @@
                 <w:sz w:val="19"/>
                 <w:szCs w:val="19"/>
               </w:rPr>
-              <w:t>MÁX(0, X) · Y</w:t>
+              <w:t>Q − Z</w:t>
             </w:r>
           </w:p>
         </w:tc>
@@ -13847,7 +13882,7 @@
                 <w:sz w:val="19"/>
                 <w:szCs w:val="19"/>
               </w:rPr>
-              <w:t>AA Inmuebles · AB Empresa · AC Otros</w:t>
+              <w:t>AB Inmuebles · AC Empresa · AD Otros</w:t>
             </w:r>
           </w:p>
         </w:tc>
@@ -13941,7 +13976,7 @@
                 <w:sz w:val="19"/>
                 <w:szCs w:val="19"/>
               </w:rPr>
-              <w:t>AD Total</w:t>
+              <w:t>AE Total</w:t>
             </w:r>
           </w:p>
         </w:tc>
@@ -13972,7 +14007,7 @@
                 <w:sz w:val="19"/>
                 <w:szCs w:val="19"/>
               </w:rPr>
-              <w:t>AA + AB + AC</w:t>
+              <w:t>AB + AC + AD</w:t>
             </w:r>
           </w:p>
         </w:tc>
@@ -14005,7 +14040,7 @@
                 <w:sz w:val="19"/>
                 <w:szCs w:val="19"/>
               </w:rPr>
-              <w:t>Retiros del portafolio</w:t>
+              <w:t>Flujo neto de inversiones</w:t>
             </w:r>
           </w:p>
         </w:tc>
@@ -14036,7 +14071,7 @@
                 <w:sz w:val="19"/>
                 <w:szCs w:val="19"/>
               </w:rPr>
-              <w:t>AE Déficit</w:t>
+              <w:t>AF</w:t>
             </w:r>
           </w:p>
         </w:tc>
@@ -14067,7 +14102,7 @@
                 <w:sz w:val="19"/>
                 <w:szCs w:val="19"/>
               </w:rPr>
-              <w:t>MÍN(0, X)</w:t>
+              <w:t>AE</w:t>
             </w:r>
           </w:p>
         </w:tc>
@@ -14100,6 +14135,7 @@
                 <w:sz w:val="19"/>
                 <w:szCs w:val="19"/>
               </w:rPr>
+              <w:t>Flujo neto total</w:t>
             </w:r>
           </w:p>
         </w:tc>
@@ -14130,7 +14166,7 @@
                 <w:sz w:val="19"/>
                 <w:szCs w:val="19"/>
               </w:rPr>
-              <w:t>AF Metas · AG Primer retiro</w:t>
+              <w:t>AG</w:t>
             </w:r>
           </w:p>
         </w:tc>
@@ -14161,7 +14197,7 @@
                 <w:sz w:val="19"/>
                 <w:szCs w:val="19"/>
               </w:rPr>
-              <w:t>−monto × índice en su año</w:t>
+              <w:t>AA + AF</w:t>
             </w:r>
           </w:p>
         </w:tc>
@@ -14194,6 +14230,7 @@
                 <w:sz w:val="19"/>
                 <w:szCs w:val="19"/>
               </w:rPr>
+              <w:t>Portafolio</w:t>
             </w:r>
           </w:p>
         </w:tc>
@@ -14224,7 +14261,7 @@
                 <w:sz w:val="19"/>
                 <w:szCs w:val="19"/>
               </w:rPr>
-              <w:t>AH Total</w:t>
+              <w:t>AH Inicial</w:t>
             </w:r>
           </w:p>
         </w:tc>
@@ -14255,7 +14292,7 @@
                 <w:sz w:val="19"/>
                 <w:szCs w:val="19"/>
               </w:rPr>
-              <w:t>AE + AF + AG</w:t>
+              <w:t>Año 1: capital; luego, saldo final del año anterior</w:t>
             </w:r>
           </w:p>
         </w:tc>
@@ -14288,7 +14325,6 @@
                 <w:sz w:val="19"/>
                 <w:szCs w:val="19"/>
               </w:rPr>
-              <w:t>Portafolio</w:t>
             </w:r>
           </w:p>
         </w:tc>
@@ -14319,7 +14355,7 @@
                 <w:sz w:val="19"/>
                 <w:szCs w:val="19"/>
               </w:rPr>
-              <w:t>AI Inicial</w:t>
+              <w:t>AI Rendimiento</w:t>
             </w:r>
           </w:p>
         </w:tc>
@@ -14350,7 +14386,7 @@
                 <w:sz w:val="19"/>
                 <w:szCs w:val="19"/>
               </w:rPr>
-              <w:t>Año 1: capital; luego, saldo final del año anterior</w:t>
+              <w:t>AH × rendimiento del perfil financiero (F13)</w:t>
             </w:r>
           </w:p>
         </w:tc>
@@ -14413,7 +14449,7 @@
                 <w:sz w:val="19"/>
                 <w:szCs w:val="19"/>
               </w:rPr>
-              <w:t>AJ Rendimiento</w:t>
+              <w:t>AJ Gasto no cubierto</w:t>
             </w:r>
           </w:p>
         </w:tc>
@@ -14444,7 +14480,7 @@
                 <w:sz w:val="19"/>
                 <w:szCs w:val="19"/>
               </w:rPr>
-              <w:t>AI × rendimiento del perfil financiero (F10)</w:t>
+              <w:t>MÁX(0, −(AH + AI + AG))</w:t>
             </w:r>
           </w:p>
         </w:tc>
@@ -14507,7 +14543,7 @@
                 <w:sz w:val="19"/>
                 <w:szCs w:val="19"/>
               </w:rPr>
-              <w:t>AK Gasto no cubierto</w:t>
+              <w:t>AK Final nominal</w:t>
             </w:r>
           </w:p>
         </w:tc>
@@ -14538,7 +14574,7 @@
                 <w:sz w:val="19"/>
                 <w:szCs w:val="19"/>
               </w:rPr>
-              <w:t>MÁX(0, −(AI + AJ + Z + AD + AH))</w:t>
+              <w:t>AH + AI + AG + AJ</w:t>
             </w:r>
           </w:p>
         </w:tc>
@@ -14601,7 +14637,7 @@
                 <w:sz w:val="19"/>
                 <w:szCs w:val="19"/>
               </w:rPr>
-              <w:t>AL Final nominal</w:t>
+              <w:t>AL Real · AM Tasa de retiro</w:t>
             </w:r>
           </w:p>
         </w:tc>
@@ -14632,101 +14668,7 @@
                 <w:sz w:val="19"/>
                 <w:szCs w:val="19"/>
               </w:rPr>
-              <w:t>AI + AJ + Z + AD + AH + AK</w:t>
-            </w:r>
-          </w:p>
-        </w:tc>
-      </w:tr>
-      <w:tr>
-        <w:tc>
-          <w:tcPr>
-            <w:tcW w:type="dxa" w:w="2300"/>
-            <w:tcBorders>
-              <w:top w:val="single" w:color="C6CCB4" w:sz="4"/>
-              <w:left w:val="single" w:color="C6CCB4" w:sz="4"/>
-              <w:bottom w:val="single" w:color="C6CCB4" w:sz="4"/>
-              <w:right w:val="single" w:color="C6CCB4" w:sz="4"/>
-            </w:tcBorders>
-            <w:tcMar>
-              <w:top w:type="dxa" w:w="60"/>
-              <w:left w:type="dxa" w:w="100"/>
-              <w:bottom w:type="dxa" w:w="60"/>
-              <w:right w:type="dxa" w:w="100"/>
-            </w:tcMar>
-          </w:tcPr>
-          <w:p>
-            <w:pPr>
-              <w:spacing w:after="0" w:line="260"/>
-            </w:pPr>
-            <w:r>
-              <w:rPr>
-                <w:b w:val="false"/>
-                <w:bCs w:val="false"/>
-                <w:sz w:val="19"/>
-                <w:szCs w:val="19"/>
-              </w:rPr>
-            </w:r>
-          </w:p>
-        </w:tc>
-        <w:tc>
-          <w:tcPr>
-            <w:tcW w:type="dxa" w:w="2600"/>
-            <w:tcBorders>
-              <w:top w:val="single" w:color="C6CCB4" w:sz="4"/>
-              <w:left w:val="single" w:color="C6CCB4" w:sz="4"/>
-              <w:bottom w:val="single" w:color="C6CCB4" w:sz="4"/>
-              <w:right w:val="single" w:color="C6CCB4" w:sz="4"/>
-            </w:tcBorders>
-            <w:tcMar>
-              <w:top w:type="dxa" w:w="60"/>
-              <w:left w:type="dxa" w:w="100"/>
-              <w:bottom w:type="dxa" w:w="60"/>
-              <w:right w:type="dxa" w:w="100"/>
-            </w:tcMar>
-          </w:tcPr>
-          <w:p>
-            <w:pPr>
-              <w:spacing w:after="0" w:line="260"/>
-            </w:pPr>
-            <w:r>
-              <w:rPr>
-                <w:b w:val="false"/>
-                <w:bCs w:val="false"/>
-                <w:sz w:val="19"/>
-                <w:szCs w:val="19"/>
-              </w:rPr>
-              <w:t>AM Real · AN Tasa de retiro</w:t>
-            </w:r>
-          </w:p>
-        </w:tc>
-        <w:tc>
-          <w:tcPr>
-            <w:tcW w:type="dxa" w:w="4126"/>
-            <w:tcBorders>
-              <w:top w:val="single" w:color="C6CCB4" w:sz="4"/>
-              <w:left w:val="single" w:color="C6CCB4" w:sz="4"/>
-              <w:bottom w:val="single" w:color="C6CCB4" w:sz="4"/>
-              <w:right w:val="single" w:color="C6CCB4" w:sz="4"/>
-            </w:tcBorders>
-            <w:tcMar>
-              <w:top w:type="dxa" w:w="60"/>
-              <w:left w:type="dxa" w:w="100"/>
-              <w:bottom w:type="dxa" w:w="60"/>
-              <w:right w:type="dxa" w:w="100"/>
-            </w:tcMar>
-          </w:tcPr>
-          <w:p>
-            <w:pPr>
-              <w:spacing w:after="0" w:line="260"/>
-            </w:pPr>
-            <w:r>
-              <w:rPr>
-                <w:b w:val="false"/>
-                <w:bCs w:val="false"/>
-                <w:sz w:val="19"/>
-                <w:szCs w:val="19"/>
-              </w:rPr>
-              <w:t>AL / (1 + inflación)^t · −AH / AI</w:t>
+              <w:t>AK / (1 + inflación)^t · MÁX(0, −AG) / AH</w:t>
             </w:r>
           </w:p>
         </w:tc>
@@ -14753,7 +14695,7 @@
         <w:spacing w:after="120" w:line="300"/>
       </w:pPr>
       <w:r>
-        <w:t>Cada fondo crece con sus aportes y su rendimiento: saldo final = saldo inicial + aportes + rendimiento − salidas. Los aportes se pagan hasta la independencia y crecen con la inflación. Si el cliente no conoce su aporte, se estima como un porcentaje del salario.</w:t>
+        <w:t>Cada fondo crece con sus aportes y su rendimiento: saldo final = saldo inicial + aportes + rendimiento − salidas. Los aportes se pagan hasta la independencia o hasta que empieza la pensión del fondo, lo que ocurra antes, y crecen con la inflación. Si el cliente no conoce su aporte, se estima como un porcentaje del salario.</w:t>
       </w:r>
     </w:p>
     <w:tbl>
@@ -14936,7 +14878,7 @@
                 <w:sz w:val="19"/>
                 <w:szCs w:val="19"/>
               </w:rPr>
-              <w:t>No se traslada al portafolio. Se recibe como pensión desde la edad de pensión.</w:t>
+              <w:t>No se traslada al portafolio. Se recibe como pensión desde el año en que el cliente cumple la edad de pensión; ese año, solo los meses después del cumpleaños.</w:t>
             </w:r>
           </w:p>
         </w:tc>
@@ -15126,7 +15068,7 @@
                 <w:sz w:val="19"/>
                 <w:szCs w:val="19"/>
               </w:rPr>
-              <w:t>Se retira desde los 57 años.</w:t>
+              <w:t>Ingreso ordinario: pensión mensual desde la edad de pensión, como el ROP (la ley permite recibirla desde los 57 años; la proyección la toma desde la edad de pensión).</w:t>
             </w:r>
           </w:p>
         </w:tc>
@@ -15157,7 +15099,7 @@
                 <w:sz w:val="19"/>
                 <w:szCs w:val="19"/>
               </w:rPr>
-              <w:t>Traslado en el año pedido por el cliente, o a los 57 si lo pidió antes.</w:t>
+              <w:t>Con la modalidad que el cliente eligió para el ROP (o la del asesor): renta permanente, saldo × r; renta temporal o retiro programado, saldo × r / (1 − (1+r)^−n). El primer año, × (12 − mes de nacimiento) / 12.</w:t>
             </w:r>
           </w:p>
         </w:tc>
@@ -15168,7 +15110,7 @@
         <w:spacing w:after="120" w:line="300"/>
       </w:pPr>
       <w:r>
-        <w:t>r es el rendimiento anual de los fondos. La pensión del ROP entra como ingreso ordinario (columna K) y lo trasladado del FCL y la pensión voluntaria como ingreso extraordinario (columna N).</w:t>
+        <w:t>r es el rendimiento anual de los fondos. La pensión del ROP (columna K) y la pensión voluntaria (columna L) entran como ingresos ordinarios desde la edad de pensión, con los meses que siguen al cumpleaños el primer año; la voluntaria usa la modalidad que el cliente eligió para el ROP. Lo trasladado del FCL entra como ingreso extraordinario (columna O).</w:t>
       </w:r>
     </w:p>
     <w:p>
@@ -15262,7 +15204,7 @@
         <w:spacing w:after="120" w:line="300"/>
       </w:pPr>
       <w:r>
-        <w:t>Se fijan para cada cliente antes de calcular su proyección; los valores de la firma son el punto de partida. El panel solo muestra los supuestos que usa la proyección del cliente y que el cliente no respondió: si indicó en el cuestionario la edad de inicio de su pensión, la modalidad del ROP, sus aportes o el porcentaje de gasto en el retiro, esos datos se muestran como datos del cliente y no se vuelven a pedir. Los supuestos que no aplican (por ejemplo, el tipo de cambio de un cliente sin montos en colones o la inflación de la pensión de un cliente sin pensión ni ROP) quedan en N/A de forma automática, con su motivo; no entran a ninguna fórmula, así que el N/A no puede alterar la proyección. Un supuesto que el cliente sí usa nunca queda en N/A. La inflación de ingresos, la de salud y el ajuste de alquileres eran referenciales (no entraban a ninguna fórmula) y se retiraron del panel, del Excel y de la ficha.</w:t>
+        <w:t>Se fijan para cada cliente antes de calcular su proyección; los valores de la firma son el punto de partida. El panel solo muestra los supuestos que usa la proyección del cliente y que el cliente no respondió: si indicó en el cuestionario la edad de inicio de su pensión, la modalidad del ROP, sus aportes o el porcentaje de gasto en el retiro, esos datos se muestran como datos del cliente y no se vuelven a pedir. Los supuestos que no aplican (por ejemplo, el tipo de cambio de un cliente sin montos en colones o la inflación de la pensión de un cliente sin pensión ni ROP) quedan en N/A de forma automática, con su motivo; no entran a ninguna fórmula, así que el N/A no puede alterar la proyección. Un supuesto que el cliente sí usa nunca queda en N/A. La inflación de ingresos, la de salud y el ajuste de alquileres eran referenciales (no entraban a ninguna fórmula) y se retiraron del panel, del Excel y de la ficha. En el panel, los supuestos se agrupan como en el Excel (mercado, pensiones y fondos de pensión, retiro de familias y personas, horizonte). Debajo, en un recuadro con los mismos grupos, aparecen los datos que ya resolvió el cuestionario, con la marca «Cuestionario», y los supuestos que no aplican, con una leyenda que explica por qué. La hoja Cliente del Excel lista los mismos supuestos y los datos del cuestionario que hacen de supuesto.</w:t>
       </w:r>
     </w:p>
     <w:tbl>
@@ -15509,7 +15451,7 @@
                 <w:sz w:val="19"/>
                 <w:szCs w:val="19"/>
               </w:rPr>
-              <w:t>Inflación</w:t>
+              <w:t>Inflación local (Costa Rica)</w:t>
             </w:r>
           </w:p>
         </w:tc>
@@ -15571,7 +15513,7 @@
                 <w:sz w:val="19"/>
                 <w:szCs w:val="19"/>
               </w:rPr>
-              <w:t>Indexa gasto, salario y montos en dólares de hoy; deflacta a términos reales (F8)</w:t>
+              <w:t>Indexa los montos en colones (F8)</w:t>
             </w:r>
           </w:p>
         </w:tc>
@@ -15604,7 +15546,7 @@
                 <w:sz w:val="19"/>
                 <w:szCs w:val="19"/>
               </w:rPr>
-              <w:t>Inflación de la pensión</w:t>
+              <w:t>Inflación internacional (EE. UU.)</w:t>
             </w:r>
           </w:p>
         </w:tc>
@@ -15635,7 +15577,7 @@
                 <w:sz w:val="19"/>
                 <w:szCs w:val="19"/>
               </w:rPr>
-              <w:t>1%</w:t>
+              <w:t>3,9%</w:t>
             </w:r>
           </w:p>
         </w:tc>
@@ -15666,7 +15608,7 @@
                 <w:sz w:val="19"/>
                 <w:szCs w:val="19"/>
               </w:rPr>
-              <w:t>Ajuste anual de la pensión después del primer pago (F9)</w:t>
+              <w:t>Indexa los montos en dólares y deflacta a términos reales (F9)</w:t>
             </w:r>
           </w:p>
         </w:tc>
@@ -15699,7 +15641,7 @@
                 <w:sz w:val="19"/>
                 <w:szCs w:val="19"/>
               </w:rPr>
-              <w:t>Año inicial</w:t>
+              <w:t>Inflación de la pensión del IVM</w:t>
             </w:r>
           </w:p>
         </w:tc>
@@ -15730,7 +15672,7 @@
                 <w:sz w:val="19"/>
                 <w:szCs w:val="19"/>
               </w:rPr>
-              <w:t>Año en curso</w:t>
+              <w:t>1%</w:t>
             </w:r>
           </w:p>
         </w:tc>
@@ -15761,7 +15703,7 @@
                 <w:sz w:val="19"/>
                 <w:szCs w:val="19"/>
               </w:rPr>
-              <w:t>Primer año de la proyección</w:t>
+              <w:t>Ajuste anual de la pensión del régimen básico después del primer pago (F10)</w:t>
             </w:r>
           </w:p>
         </w:tc>
@@ -15794,7 +15736,7 @@
                 <w:sz w:val="19"/>
                 <w:szCs w:val="19"/>
               </w:rPr>
-              <w:t>Edad final</w:t>
+              <w:t>Inflación del ROP</w:t>
             </w:r>
           </w:p>
         </w:tc>
@@ -15825,7 +15767,7 @@
                 <w:sz w:val="19"/>
                 <w:szCs w:val="19"/>
               </w:rPr>
-              <w:t>95</w:t>
+              <w:t>3,9%</w:t>
             </w:r>
           </w:p>
         </w:tc>
@@ -15856,7 +15798,7 @@
                 <w:sz w:val="19"/>
                 <w:szCs w:val="19"/>
               </w:rPr>
-              <w:t>Último año proyectado: edad final del cliente o, si la planificación es conjunta, del menor de los dos</w:t>
+              <w:t>Crecimiento anual de los aportes al ROP y al FCL (F11; hoja Fondos, E6)</w:t>
             </w:r>
           </w:p>
         </w:tc>
@@ -15889,7 +15831,7 @@
                 <w:sz w:val="19"/>
                 <w:szCs w:val="19"/>
               </w:rPr>
-              <w:t>Factor de gasto en el retiro</w:t>
+              <w:t>Inflación de la pensión voluntaria</w:t>
             </w:r>
           </w:p>
         </w:tc>
@@ -15920,7 +15862,7 @@
                 <w:sz w:val="19"/>
                 <w:szCs w:val="19"/>
               </w:rPr>
-              <w:t>80% menor · 110% mayor</w:t>
+              <w:t>3,9%</w:t>
             </w:r>
           </w:p>
         </w:tc>
@@ -15951,7 +15893,7 @@
                 <w:sz w:val="19"/>
                 <w:szCs w:val="19"/>
               </w:rPr>
-              <w:t>Gasto del retiro respecto del actual, según lo que declare el cliente</w:t>
+              <w:t>Crecimiento anual de los aportes a la pensión voluntaria (F12; hoja Fondos, E10)</w:t>
             </w:r>
           </w:p>
         </w:tc>
@@ -15984,7 +15926,7 @@
                 <w:sz w:val="19"/>
                 <w:szCs w:val="19"/>
               </w:rPr>
-              <w:t>Rendimiento de los fondos</w:t>
+              <w:t>Año inicial</w:t>
             </w:r>
           </w:p>
         </w:tc>
@@ -16015,7 +15957,7 @@
                 <w:sz w:val="19"/>
                 <w:szCs w:val="19"/>
               </w:rPr>
-              <w:t>6%</w:t>
+              <w:t>Año en curso</w:t>
             </w:r>
           </w:p>
         </w:tc>
@@ -16046,7 +15988,7 @@
                 <w:sz w:val="19"/>
                 <w:szCs w:val="19"/>
               </w:rPr>
-              <w:t>Rendimiento anual del ROP, el FCL y la pensión voluntaria</w:t>
+              <w:t>Primer año de la proyección (B25)</w:t>
             </w:r>
           </w:p>
         </w:tc>
@@ -16079,7 +16021,7 @@
                 <w:sz w:val="19"/>
                 <w:szCs w:val="19"/>
               </w:rPr>
-              <w:t>Aporte estimado al ROP y al FCL</w:t>
+              <w:t>Edad final</w:t>
             </w:r>
           </w:p>
         </w:tc>
@@ -16110,7 +16052,7 @@
                 <w:sz w:val="19"/>
                 <w:szCs w:val="19"/>
               </w:rPr>
-              <w:t>4,25% · 1,5% del salario</w:t>
+              <w:t>95</w:t>
             </w:r>
           </w:p>
         </w:tc>
@@ -16141,7 +16083,7 @@
                 <w:sz w:val="19"/>
                 <w:szCs w:val="19"/>
               </w:rPr>
-              <w:t>Aporte mensual cuando el cliente no lo conoce</w:t>
+              <w:t>Último año proyectado: edad final del cliente o, si la planificación es conjunta, del menor de los dos</w:t>
             </w:r>
           </w:p>
         </w:tc>
@@ -16174,7 +16116,7 @@
                 <w:sz w:val="19"/>
                 <w:szCs w:val="19"/>
               </w:rPr>
-              <w:t>Edad de pensión</w:t>
+              <w:t>Factor de gasto en el retiro</w:t>
             </w:r>
           </w:p>
         </w:tc>
@@ -16205,7 +16147,7 @@
                 <w:sz w:val="19"/>
                 <w:szCs w:val="19"/>
               </w:rPr>
-              <w:t>65</w:t>
+              <w:t>80% menor · 110% mayor</w:t>
             </w:r>
           </w:p>
         </w:tc>
@@ -16236,7 +16178,7 @@
                 <w:sz w:val="19"/>
                 <w:szCs w:val="19"/>
               </w:rPr>
-              <w:t>Inicio de la pensión y del ROP cuando el cliente no indica edad</w:t>
+              <w:t>Gasto del retiro respecto del actual, según lo que declare el cliente (F18)</w:t>
             </w:r>
           </w:p>
         </w:tc>
@@ -16269,7 +16211,7 @@
                 <w:sz w:val="19"/>
                 <w:szCs w:val="19"/>
               </w:rPr>
-              <w:t>Modalidad del ROP</w:t>
+              <w:t>Rendimiento de los fondos</w:t>
             </w:r>
           </w:p>
         </w:tc>
@@ -16300,7 +16242,7 @@
                 <w:sz w:val="19"/>
                 <w:szCs w:val="19"/>
               </w:rPr>
-              <w:t>Renta permanente</w:t>
+              <w:t>6%</w:t>
             </w:r>
           </w:p>
         </w:tc>
@@ -16331,7 +16273,7 @@
                 <w:sz w:val="19"/>
                 <w:szCs w:val="19"/>
               </w:rPr>
-              <w:t>Modalidad cuando el cliente no la elige</w:t>
+              <w:t>Rendimiento anual del ROP, el FCL y la pensión voluntaria (F14)</w:t>
             </w:r>
           </w:p>
         </w:tc>
@@ -16364,7 +16306,7 @@
                 <w:sz w:val="19"/>
                 <w:szCs w:val="19"/>
               </w:rPr>
-              <w:t>Expectativa de vida (renta temporal)</w:t>
+              <w:t>Aporte estimado al ROP y al FCL</w:t>
             </w:r>
           </w:p>
         </w:tc>
@@ -16395,7 +16337,7 @@
                 <w:sz w:val="19"/>
                 <w:szCs w:val="19"/>
               </w:rPr>
-              <w:t>87</w:t>
+              <w:t>4,25% · 1,5% del salario</w:t>
             </w:r>
           </w:p>
         </w:tc>
@@ -16426,7 +16368,7 @@
                 <w:sz w:val="19"/>
                 <w:szCs w:val="19"/>
               </w:rPr>
-              <w:t>Edad hasta la que se distribuye el ROP en renta temporal</w:t>
+              <w:t>Aporte mensual cuando el cliente no lo conoce (F15 y F16)</w:t>
             </w:r>
           </w:p>
         </w:tc>
@@ -16459,7 +16401,7 @@
                 <w:sz w:val="19"/>
                 <w:szCs w:val="19"/>
               </w:rPr>
-              <w:t>Edad final del retiro programado</w:t>
+              <w:t>Edad de pensión</w:t>
             </w:r>
           </w:p>
         </w:tc>
@@ -16490,7 +16432,7 @@
                 <w:sz w:val="19"/>
                 <w:szCs w:val="19"/>
               </w:rPr>
-              <w:t>100</w:t>
+              <w:t>65</w:t>
             </w:r>
           </w:p>
         </w:tc>
@@ -16521,7 +16463,7 @@
                 <w:sz w:val="19"/>
                 <w:szCs w:val="19"/>
               </w:rPr>
-              <w:t>Edad hasta la que se distribuye el ROP en retiro programado</w:t>
+              <w:t>Inicio de la pensión y del ROP cuando el cliente no indica edad (F20)</w:t>
             </w:r>
           </w:p>
         </w:tc>
@@ -16554,6 +16496,291 @@
                 <w:sz w:val="19"/>
                 <w:szCs w:val="19"/>
               </w:rPr>
+              <w:t>Modalidad del ROP</w:t>
+            </w:r>
+          </w:p>
+        </w:tc>
+        <w:tc>
+          <w:tcPr>
+            <w:tcW w:type="dxa" w:w="2100"/>
+            <w:tcBorders>
+              <w:top w:val="single" w:color="C6CCB4" w:sz="4"/>
+              <w:left w:val="single" w:color="C6CCB4" w:sz="4"/>
+              <w:bottom w:val="single" w:color="C6CCB4" w:sz="4"/>
+              <w:right w:val="single" w:color="C6CCB4" w:sz="4"/>
+            </w:tcBorders>
+            <w:tcMar>
+              <w:top w:type="dxa" w:w="60"/>
+              <w:left w:type="dxa" w:w="100"/>
+              <w:bottom w:type="dxa" w:w="60"/>
+              <w:right w:type="dxa" w:w="100"/>
+            </w:tcMar>
+          </w:tcPr>
+          <w:p>
+            <w:pPr>
+              <w:spacing w:after="0" w:line="260"/>
+            </w:pPr>
+            <w:r>
+              <w:rPr>
+                <w:b w:val="false"/>
+                <w:bCs w:val="false"/>
+                <w:sz w:val="19"/>
+                <w:szCs w:val="19"/>
+              </w:rPr>
+              <w:t>Renta permanente</w:t>
+            </w:r>
+          </w:p>
+        </w:tc>
+        <w:tc>
+          <w:tcPr>
+            <w:tcW w:type="dxa" w:w="3926"/>
+            <w:tcBorders>
+              <w:top w:val="single" w:color="C6CCB4" w:sz="4"/>
+              <w:left w:val="single" w:color="C6CCB4" w:sz="4"/>
+              <w:bottom w:val="single" w:color="C6CCB4" w:sz="4"/>
+              <w:right w:val="single" w:color="C6CCB4" w:sz="4"/>
+            </w:tcBorders>
+            <w:tcMar>
+              <w:top w:type="dxa" w:w="60"/>
+              <w:left w:type="dxa" w:w="100"/>
+              <w:bottom w:type="dxa" w:w="60"/>
+              <w:right w:type="dxa" w:w="100"/>
+            </w:tcMar>
+          </w:tcPr>
+          <w:p>
+            <w:pPr>
+              <w:spacing w:after="0" w:line="260"/>
+            </w:pPr>
+            <w:r>
+              <w:rPr>
+                <w:b w:val="false"/>
+                <w:bCs w:val="false"/>
+                <w:sz w:val="19"/>
+                <w:szCs w:val="19"/>
+              </w:rPr>
+              <w:t>Modalidad cuando el cliente no la elige</w:t>
+            </w:r>
+          </w:p>
+        </w:tc>
+      </w:tr>
+      <w:tr>
+        <w:tc>
+          <w:tcPr>
+            <w:tcW w:type="dxa" w:w="3000"/>
+            <w:tcBorders>
+              <w:top w:val="single" w:color="C6CCB4" w:sz="4"/>
+              <w:left w:val="single" w:color="C6CCB4" w:sz="4"/>
+              <w:bottom w:val="single" w:color="C6CCB4" w:sz="4"/>
+              <w:right w:val="single" w:color="C6CCB4" w:sz="4"/>
+            </w:tcBorders>
+            <w:tcMar>
+              <w:top w:type="dxa" w:w="60"/>
+              <w:left w:type="dxa" w:w="100"/>
+              <w:bottom w:type="dxa" w:w="60"/>
+              <w:right w:type="dxa" w:w="100"/>
+            </w:tcMar>
+          </w:tcPr>
+          <w:p>
+            <w:pPr>
+              <w:spacing w:after="0" w:line="260"/>
+            </w:pPr>
+            <w:r>
+              <w:rPr>
+                <w:b w:val="false"/>
+                <w:bCs w:val="false"/>
+                <w:sz w:val="19"/>
+                <w:szCs w:val="19"/>
+              </w:rPr>
+              <w:t>Expectativa de vida (renta temporal)</w:t>
+            </w:r>
+          </w:p>
+        </w:tc>
+        <w:tc>
+          <w:tcPr>
+            <w:tcW w:type="dxa" w:w="2100"/>
+            <w:tcBorders>
+              <w:top w:val="single" w:color="C6CCB4" w:sz="4"/>
+              <w:left w:val="single" w:color="C6CCB4" w:sz="4"/>
+              <w:bottom w:val="single" w:color="C6CCB4" w:sz="4"/>
+              <w:right w:val="single" w:color="C6CCB4" w:sz="4"/>
+            </w:tcBorders>
+            <w:tcMar>
+              <w:top w:type="dxa" w:w="60"/>
+              <w:left w:type="dxa" w:w="100"/>
+              <w:bottom w:type="dxa" w:w="60"/>
+              <w:right w:type="dxa" w:w="100"/>
+            </w:tcMar>
+          </w:tcPr>
+          <w:p>
+            <w:pPr>
+              <w:spacing w:after="0" w:line="260"/>
+            </w:pPr>
+            <w:r>
+              <w:rPr>
+                <w:b w:val="false"/>
+                <w:bCs w:val="false"/>
+                <w:sz w:val="19"/>
+                <w:szCs w:val="19"/>
+              </w:rPr>
+              <w:t>87</w:t>
+            </w:r>
+          </w:p>
+        </w:tc>
+        <w:tc>
+          <w:tcPr>
+            <w:tcW w:type="dxa" w:w="3926"/>
+            <w:tcBorders>
+              <w:top w:val="single" w:color="C6CCB4" w:sz="4"/>
+              <w:left w:val="single" w:color="C6CCB4" w:sz="4"/>
+              <w:bottom w:val="single" w:color="C6CCB4" w:sz="4"/>
+              <w:right w:val="single" w:color="C6CCB4" w:sz="4"/>
+            </w:tcBorders>
+            <w:tcMar>
+              <w:top w:type="dxa" w:w="60"/>
+              <w:left w:type="dxa" w:w="100"/>
+              <w:bottom w:type="dxa" w:w="60"/>
+              <w:right w:type="dxa" w:w="100"/>
+            </w:tcMar>
+          </w:tcPr>
+          <w:p>
+            <w:pPr>
+              <w:spacing w:after="0" w:line="260"/>
+            </w:pPr>
+            <w:r>
+              <w:rPr>
+                <w:b w:val="false"/>
+                <w:bCs w:val="false"/>
+                <w:sz w:val="19"/>
+                <w:szCs w:val="19"/>
+              </w:rPr>
+              <w:t>Edad hasta la que se distribuye el ROP en renta temporal</w:t>
+            </w:r>
+          </w:p>
+        </w:tc>
+      </w:tr>
+      <w:tr>
+        <w:tc>
+          <w:tcPr>
+            <w:tcW w:type="dxa" w:w="3000"/>
+            <w:tcBorders>
+              <w:top w:val="single" w:color="C6CCB4" w:sz="4"/>
+              <w:left w:val="single" w:color="C6CCB4" w:sz="4"/>
+              <w:bottom w:val="single" w:color="C6CCB4" w:sz="4"/>
+              <w:right w:val="single" w:color="C6CCB4" w:sz="4"/>
+            </w:tcBorders>
+            <w:tcMar>
+              <w:top w:type="dxa" w:w="60"/>
+              <w:left w:type="dxa" w:w="100"/>
+              <w:bottom w:type="dxa" w:w="60"/>
+              <w:right w:type="dxa" w:w="100"/>
+            </w:tcMar>
+          </w:tcPr>
+          <w:p>
+            <w:pPr>
+              <w:spacing w:after="0" w:line="260"/>
+            </w:pPr>
+            <w:r>
+              <w:rPr>
+                <w:b w:val="false"/>
+                <w:bCs w:val="false"/>
+                <w:sz w:val="19"/>
+                <w:szCs w:val="19"/>
+              </w:rPr>
+              <w:t>Edad final del retiro programado</w:t>
+            </w:r>
+          </w:p>
+        </w:tc>
+        <w:tc>
+          <w:tcPr>
+            <w:tcW w:type="dxa" w:w="2100"/>
+            <w:tcBorders>
+              <w:top w:val="single" w:color="C6CCB4" w:sz="4"/>
+              <w:left w:val="single" w:color="C6CCB4" w:sz="4"/>
+              <w:bottom w:val="single" w:color="C6CCB4" w:sz="4"/>
+              <w:right w:val="single" w:color="C6CCB4" w:sz="4"/>
+            </w:tcBorders>
+            <w:tcMar>
+              <w:top w:type="dxa" w:w="60"/>
+              <w:left w:type="dxa" w:w="100"/>
+              <w:bottom w:type="dxa" w:w="60"/>
+              <w:right w:type="dxa" w:w="100"/>
+            </w:tcMar>
+          </w:tcPr>
+          <w:p>
+            <w:pPr>
+              <w:spacing w:after="0" w:line="260"/>
+            </w:pPr>
+            <w:r>
+              <w:rPr>
+                <w:b w:val="false"/>
+                <w:bCs w:val="false"/>
+                <w:sz w:val="19"/>
+                <w:szCs w:val="19"/>
+              </w:rPr>
+              <w:t>100</w:t>
+            </w:r>
+          </w:p>
+        </w:tc>
+        <w:tc>
+          <w:tcPr>
+            <w:tcW w:type="dxa" w:w="3926"/>
+            <w:tcBorders>
+              <w:top w:val="single" w:color="C6CCB4" w:sz="4"/>
+              <w:left w:val="single" w:color="C6CCB4" w:sz="4"/>
+              <w:bottom w:val="single" w:color="C6CCB4" w:sz="4"/>
+              <w:right w:val="single" w:color="C6CCB4" w:sz="4"/>
+            </w:tcBorders>
+            <w:tcMar>
+              <w:top w:type="dxa" w:w="60"/>
+              <w:left w:type="dxa" w:w="100"/>
+              <w:bottom w:type="dxa" w:w="60"/>
+              <w:right w:type="dxa" w:w="100"/>
+            </w:tcMar>
+          </w:tcPr>
+          <w:p>
+            <w:pPr>
+              <w:spacing w:after="0" w:line="260"/>
+            </w:pPr>
+            <w:r>
+              <w:rPr>
+                <w:b w:val="false"/>
+                <w:bCs w:val="false"/>
+                <w:sz w:val="19"/>
+                <w:szCs w:val="19"/>
+              </w:rPr>
+              <w:t>Edad hasta la que se distribuye el ROP en retiro programado</w:t>
+            </w:r>
+          </w:p>
+        </w:tc>
+      </w:tr>
+      <w:tr>
+        <w:tc>
+          <w:tcPr>
+            <w:tcW w:type="dxa" w:w="3000"/>
+            <w:tcBorders>
+              <w:top w:val="single" w:color="C6CCB4" w:sz="4"/>
+              <w:left w:val="single" w:color="C6CCB4" w:sz="4"/>
+              <w:bottom w:val="single" w:color="C6CCB4" w:sz="4"/>
+              <w:right w:val="single" w:color="C6CCB4" w:sz="4"/>
+            </w:tcBorders>
+            <w:tcMar>
+              <w:top w:type="dxa" w:w="60"/>
+              <w:left w:type="dxa" w:w="100"/>
+              <w:bottom w:type="dxa" w:w="60"/>
+              <w:right w:type="dxa" w:w="100"/>
+            </w:tcMar>
+          </w:tcPr>
+          <w:p>
+            <w:pPr>
+              <w:spacing w:after="0" w:line="260"/>
+            </w:pPr>
+            <w:r>
+              <w:rPr>
+                <w:b w:val="false"/>
+                <w:bCs w:val="false"/>
+                <w:sz w:val="19"/>
+                <w:szCs w:val="19"/>
+              </w:rPr>
               <w:t>Carteras por perfil</w:t>
             </w:r>
           </w:p>
@@ -16616,7 +16843,7 @@
                 <w:sz w:val="19"/>
                 <w:szCs w:val="19"/>
               </w:rPr>
-              <w:t>Rendimiento esperado que usa la proyección (celda F10)</w:t>
+              <w:t>Rendimiento esperado que usa la proyección (celda F13)</w:t>
             </w:r>
           </w:p>
         </w:tc>

--- a/Metodologia_perfil_riesgo_y_proyeccion.docx
+++ b/Metodologia_perfil_riesgo_y_proyeccion.docx
@@ -25,7 +25,7 @@
         <w:rPr>
           <w:color w:val="5A5E44"/>
         </w:rPr>
-        <w:t>Chotocruz &amp; Co. · documento interno · versión 5.9 · octubre de 2026</w:t>
+        <w:t>Chotocruz &amp; Co. · documento interno · versión 5.12 · octubre de 2026</w:t>
       </w:r>
     </w:p>
     <w:p>
@@ -7536,7 +7536,7 @@
         <w:spacing w:after="120" w:line="300"/>
       </w:pPr>
       <w:r>
-        <w:t>El dashboard, la ficha PDF y el Excel muestran las dos conclusiones por separado. El encabezado del dashboard tiene seis cuadros con la misma estructura (título, cifra y una línea de contexto): perfil de riesgo, perfil financiero, rendimiento esperado con su cartera modelo, portafolio mínimo requerido, tasa de retiro inicial y portafolio final en dólares de hoy.</w:t>
+        <w:t>El dashboard, la ficha PDF, la presentación de PowerPoint y el Excel muestran las dos conclusiones por separado. El encabezado del dashboard tiene seis cuadros con la misma estructura (título, cifra y una línea de contexto): perfil de riesgo, perfil financiero, rendimiento esperado con su cartera modelo, portafolio mínimo requerido, tasa de retiro inicial y portafolio final en dólares de hoy.</w:t>
       </w:r>
     </w:p>
     <w:p>
@@ -8947,7 +8947,7 @@
                 <w:sz w:val="19"/>
                 <w:szCs w:val="19"/>
               </w:rPr>
-              <w:t>Gasto × 12 × índice; desde la independencia, × el porcentaje declarado (F18). No incluye la cuota de la hipoteca, donaciones ni los gastos de la pregunta 9; las cuotas de deudas, según la pregunta 11. El porcentaje en dólares es informativo. Si ya recibe la pensión, no se pide el porcentaje en el retiro y se toma 100%.</w:t>
+              <w:t>Gasto × 12 × (parte en dólares × índice en dólares + parte en colones × índice en colones); desde la independencia, × el porcentaje declarado (F18). El cliente indica qué porcentaje paga en dólares y el cuestionario muestra el resto en colones: la parte en dólares crece con la inflación internacional y la de colones con la local, así que la inflación local se usa siempre que haya gasto en colones. No incluye la cuota de la hipoteca, donaciones ni los gastos de la pregunta 9; las cuotas de deudas, según la pregunta 11.</w:t>
             </w:r>
             <w:r>
               <w:rPr>
@@ -9873,7 +9873,7 @@
                 <w:sz w:val="19"/>
                 <w:szCs w:val="19"/>
               </w:rPr>
-              <w:t>Inversiones · AD7 (capital inicial); portafolio · AH (año 1)</w:t>
+              <w:t>Inversiones · AE7 (capital inicial); portafolio · AG (año 1)</w:t>
             </w:r>
           </w:p>
         </w:tc>
@@ -10825,7 +10825,7 @@
                 <w:sz w:val="19"/>
                 <w:szCs w:val="19"/>
               </w:rPr>
-              <w:t>Gastos extraordinarios · X</w:t>
+              <w:t>Inversiones (gastos extraordinarios) · X</w:t>
             </w:r>
           </w:p>
         </w:tc>
@@ -11712,7 +11712,7 @@
           <w:b/>
           <w:bCs/>
         </w:rPr>
-        <w:t>Flujo neto (AA) = Q − Z: ingresos menos gastos. Las metas pagadas con el portafolio son gastos extraordinarios (X), en el año de cada meta.</w:t>
+        <w:t>Flujo neto (AA) = Q − Z: ingresos menos gastos. Las metas pagadas con el portafolio van en la columna Inversiones (X) y suman en el total de salidas (Y), en el año de cada meta.</w:t>
       </w:r>
       <w:r/>
     </w:p>
@@ -11730,7 +11730,7 @@
           <w:b/>
           <w:bCs/>
         </w:rPr>
-        <w:t>Flujo neto de inversiones (AF) = desinversiones (AE = AB + AC + AD): el dinero de la venta de activos que entra al portafolio. Flujo neto total (AG) = AA + AF: entra al portafolio si es positivo y sale de él si es negativo.</w:t>
+        <w:t>Flujo neto de inversiones (AF) = desinversiones (AE = AB + AC + AD): el dinero de la venta de activos que entra al portafolio. En el bloque Portafolio, el flujo neto (AI) = AA + AF: entra al portafolio si es positivo y sale de él si es negativo. Portafolio final (AJ) = inicial + rendimiento + flujo neto + gasto no cubierto (AN, última columna): el portafolio no baja de cero y el gasto no cubierto es lo que ya no alcanza a pagar.</w:t>
       </w:r>
       <w:r/>
     </w:p>
@@ -11800,7 +11800,7 @@
           <w:b/>
           <w:bCs/>
         </w:rPr>
-        <w:t>Proyección: título y nota en las filas 1 y 2. Desde la fila 4, cinco bloques con su título: supuestos (B:G; en la columna F el valor que usa la proyección y en la G su origen: asesor, perfil de riesgo, cuestionario o no aplica), ingresos ordinarios y extraordinarios (H:O), gastos ordinarios y extraordinarios (Q:W), inversiones, desinversiones y retiros (Y:AD) y el resumen del plan (AF:AN). Los bloques de ingresos, gastos, inversiones y desinversiones enlazan las hojas de detalle. Las celdas color crema son insumos editables. Desde la fila 22, la proyección anual: banda, bloques y encabezados, y una fila por año desde la 25.</w:t>
+        <w:t>Proyección: título y nota en las filas 1 y 2. Desde la fila 4, cinco bloques con su título, separados por una columna en blanco: supuestos (B:G; en la columna F el valor que usa la proyección y en la G su origen: asesor, perfil de riesgo, cuestionario o no aplica), ingresos ordinarios y extraordinarios (I:P), gastos ordinarios y extraordinarios (R:X), inversiones y desinversiones (Z:AE) y el resumen del plan (AG:AO). Los bloques de ingresos, gastos, inversiones y desinversiones enlazan las hojas de detalle. Las celdas color crema son insumos editables. Después de los supuestos quedan dos filas en blanco; desde la fila 26, la proyección anual: banda, bloques y encabezados, y una fila por año desde la 29.</w:t>
       </w:r>
       <w:r/>
     </w:p>
@@ -11836,7 +11836,7 @@
           <w:b/>
           <w:bCs/>
         </w:rPr>
-        <w:t>Supuestos: la columna F lleva exactamente los valores que fijó el asesor en el dashboard y los que dio el cliente en el cuestionario, sin valores agregados: tipo de cambio e inflaciones (F7 a F12), rendimiento esperado del perfil (F13), rendimiento de los fondos de pensión (F14), aporte estimado al ROP y al FCL (F15 y F16), gasto en el retiro (F18), años hasta la independencia (F19) y edad de inicio de la pensión (F20). Ninguna fórmula lleva un supuesto escrito como número fijo: todas leen estas celdas, también la hoja Fondos de pensión, de modo que al cambiar un supuesto el Excel se recalcula completo. Un supuesto que no aplica al cliente aparece como N/A y no entra a ningún cálculo.</w:t>
+        <w:t>Supuestos: la columna F lleva exactamente los valores que fijó el asesor en el dashboard y los que dio el cliente en el cuestionario, sin valores agregados: tipo de cambio e inflaciones (F7 a F12), rendimiento esperado del perfil (F13), rendimiento de los fondos de pensión (F14), aporte estimado al ROP y al FCL (F15 y F16), gasto en el retiro (F18), años hasta la independencia (F19) y edad de inicio de la pensión (F20), mes de nacimiento (F21) y la parte del gasto familiar pagada en dólares (F22) y en colones (F23 = 100% − F22). Ninguna fórmula lleva un supuesto escrito como número fijo: todas leen estas celdas, también la hoja Fondos de pensión, de modo que al cambiar un supuesto el Excel se recalcula completo. Un supuesto que no aplica al cliente aparece como N/A y no entra a ningún cálculo.</w:t>
       </w:r>
       <w:r/>
     </w:p>
@@ -13063,7 +13063,7 @@
                 <w:sz w:val="19"/>
                 <w:szCs w:val="19"/>
               </w:rPr>
-              <w:t>Gasto mensual × 12 × índice; en el retiro × porcentaje (F18)</w:t>
+              <w:t>Gasto mensual × 12 × (F22 × índice en dólares + F23 × índice en colones); en el retiro × porcentaje (F18)</w:t>
             </w:r>
           </w:p>
         </w:tc>
@@ -13503,7 +13503,7 @@
                 <w:sz w:val="19"/>
                 <w:szCs w:val="19"/>
               </w:rPr>
-              <w:t>W Gastos extraordinarios · X Metas</w:t>
+              <w:t>W Gastos extraordinarios · X Inversiones</w:t>
             </w:r>
           </w:p>
         </w:tc>
@@ -13597,7 +13597,7 @@
                 <w:sz w:val="19"/>
                 <w:szCs w:val="19"/>
               </w:rPr>
-              <w:t>Y Total</w:t>
+              <w:t>Y Total salidas</w:t>
             </w:r>
           </w:p>
         </w:tc>
@@ -14135,7 +14135,7 @@
                 <w:sz w:val="19"/>
                 <w:szCs w:val="19"/>
               </w:rPr>
-              <w:t>Flujo neto total</w:t>
+              <w:t>Portafolio</w:t>
             </w:r>
           </w:p>
         </w:tc>
@@ -14166,7 +14166,7 @@
                 <w:sz w:val="19"/>
                 <w:szCs w:val="19"/>
               </w:rPr>
-              <w:t>AG</w:t>
+              <w:t>AG Inicial</w:t>
             </w:r>
           </w:p>
         </w:tc>
@@ -14197,7 +14197,7 @@
                 <w:sz w:val="19"/>
                 <w:szCs w:val="19"/>
               </w:rPr>
-              <w:t>AA + AF</w:t>
+              <w:t>Año 1: capital; luego, saldo final del año anterior</w:t>
             </w:r>
           </w:p>
         </w:tc>
@@ -14230,7 +14230,6 @@
                 <w:sz w:val="19"/>
                 <w:szCs w:val="19"/>
               </w:rPr>
-              <w:t>Portafolio</w:t>
             </w:r>
           </w:p>
         </w:tc>
@@ -14261,7 +14260,7 @@
                 <w:sz w:val="19"/>
                 <w:szCs w:val="19"/>
               </w:rPr>
-              <w:t>AH Inicial</w:t>
+              <w:t>AH Rendimiento</w:t>
             </w:r>
           </w:p>
         </w:tc>
@@ -14292,7 +14291,7 @@
                 <w:sz w:val="19"/>
                 <w:szCs w:val="19"/>
               </w:rPr>
-              <w:t>Año 1: capital; luego, saldo final del año anterior</w:t>
+              <w:t>AG × rendimiento del perfil financiero (F13)</w:t>
             </w:r>
           </w:p>
         </w:tc>
@@ -14355,7 +14354,7 @@
                 <w:sz w:val="19"/>
                 <w:szCs w:val="19"/>
               </w:rPr>
-              <w:t>AI Rendimiento</w:t>
+              <w:t>AI Flujo neto</w:t>
             </w:r>
           </w:p>
         </w:tc>
@@ -14386,7 +14385,7 @@
                 <w:sz w:val="19"/>
                 <w:szCs w:val="19"/>
               </w:rPr>
-              <w:t>AH × rendimiento del perfil financiero (F13)</w:t>
+              <w:t>AA + AF</w:t>
             </w:r>
           </w:p>
         </w:tc>
@@ -14449,7 +14448,7 @@
                 <w:sz w:val="19"/>
                 <w:szCs w:val="19"/>
               </w:rPr>
-              <w:t>AJ Gasto no cubierto</w:t>
+              <w:t>AJ Final nominal</w:t>
             </w:r>
           </w:p>
         </w:tc>
@@ -14480,7 +14479,7 @@
                 <w:sz w:val="19"/>
                 <w:szCs w:val="19"/>
               </w:rPr>
-              <w:t>MÁX(0, −(AH + AI + AG))</w:t>
+              <w:t>AG + AH + AI + AN</w:t>
             </w:r>
           </w:p>
         </w:tc>
@@ -14543,7 +14542,7 @@
                 <w:sz w:val="19"/>
                 <w:szCs w:val="19"/>
               </w:rPr>
-              <w:t>AK Final nominal</w:t>
+              <w:t>AK Real · AL Tasa de retiro</w:t>
             </w:r>
           </w:p>
         </w:tc>
@@ -14574,7 +14573,7 @@
                 <w:sz w:val="19"/>
                 <w:szCs w:val="19"/>
               </w:rPr>
-              <w:t>AH + AI + AG + AJ</w:t>
+              <w:t>AJ / (1 + inflación)^t · MÁX(0, −AI) / AG</w:t>
             </w:r>
           </w:p>
         </w:tc>
@@ -14637,7 +14636,7 @@
                 <w:sz w:val="19"/>
                 <w:szCs w:val="19"/>
               </w:rPr>
-              <w:t>AL Real · AM Tasa de retiro</w:t>
+              <w:t>AN Gasto no cubierto</w:t>
             </w:r>
           </w:p>
         </w:tc>
@@ -14668,7 +14667,7 @@
                 <w:sz w:val="19"/>
                 <w:szCs w:val="19"/>
               </w:rPr>
-              <w:t>AK / (1 + inflación)^t · MÁX(0, −AG) / AH</w:t>
+              <w:t>MÁX(0, −(AG + AH + AI))</w:t>
             </w:r>
           </w:p>
         </w:tc>

--- a/Metodologia_perfil_riesgo_y_proyeccion.docx
+++ b/Metodologia_perfil_riesgo_y_proyeccion.docx
@@ -25,7 +25,7 @@
         <w:rPr>
           <w:color w:val="5A5E44"/>
         </w:rPr>
-        <w:t>Chotocruz &amp; Co. · documento interno · versión 5.12 · octubre de 2026</w:t>
+        <w:t>Chotocruz &amp; Co. · documento interno · versión 5.15 · octubre de 2026</w:t>
       </w:r>
     </w:p>
     <w:p>
@@ -7576,6 +7576,23 @@
         <w:t>Perfil financiero: radar con el perfil de riesgo y los siete componentes de la capacidad (la línea punteada es la capacidad; los componentes sin dato se rotulan «Sin dato»), barras del perfil de riesgo, la capacidad y sus componentes, puntaje financiero y perfil financiero, con una frase que dice si la planificación confirmó o bajó el perfil.</w:t>
       </w:r>
       <w:r/>
+    </w:p>
+    <w:p>
+      <w:pPr>
+        <w:pStyle w:val="ListParagraph"/>
+        <w:numPr>
+          <w:ilvl w:val="0"/>
+          <w:numId w:val="2"/>
+        </w:numPr>
+        <w:spacing w:after="60" w:line="290"/>
+      </w:pPr>
+      <w:r>
+        <w:rPr>
+          <w:b/>
+          <w:bCs/>
+        </w:rPr>
+        <w:t>Presentación de PowerPoint (botón «Descargar PPT» del dashboard). Sigue este orden: (1) objetivos del cliente: independencia financiera, gasto familiar, destino del patrimonio, horizonte y las metas y compromisos que el plan debe cubrir; (2) perfil del cliente: plano de tolerancia y apetito y radar del perfil financiero, con sus puntajes; (3) perfil del cliente: cifras clave y componentes de la capacidad financiera; (4) ingresos y gastos después del retiro, año por año, con sus promedios y la cobertura de los gastos; (5) ingresos y gastos por moneda: qué parte se recibe y se paga en dólares y en colones, y la exposición al tipo de cambio; (6) proyección del portafolio en términos nominales y reales; (7) escenarios. Siguen el rendimiento de equilibrio, las carteras, los caminos o el margen del plan y los supuestos. En instituciones no se incluyen las diapositivas 4, 5 y 7. La ficha PDF tiene el mismo contenido y el mismo orden que la presentación. El dashboard conserva su estructura y agrega, al final de la página 2 (debajo de la tabla de la proyección), los objetivos del cliente, los ingresos y gastos después del retiro y los ingresos y gastos por moneda; los escenarios están en la misma página, después de la proyección.</w:t>
+      </w:r>
     </w:p>
     <w:p>
       <w:pPr>
@@ -15189,6 +15206,18 @@
         <w:t>Margen del plan. Si el plan ya alcanza, el mismo cálculo muestra hasta dónde puede moverse cada variable sin que el plan deje de alcanzar: rendimiento mínimo, capital inicial mínimo, aumento máximo del gasto familiar, independencia más temprana posible y saldo final disponible frente a la herencia.</w:t>
       </w:r>
       <w:r/>
+    </w:p>
+    <w:p>
+      <w:pPr>
+        <w:spacing w:after="120" w:line="300"/>
+      </w:pPr>
+      <w:r>
+        <w:rPr>
+          <w:b/>
+          <w:bCs/>
+        </w:rPr>
+        <w:t>Escenarios. El dashboard (página 2) y la presentación comparan el plan actual con la independencia financiera hoy y dentro de 10, 15 y 20 años (solo las edades dentro del horizonte), con todo lo demás igual: el ingreso por actividad que terminaba con la independencia termina a la nueva edad y el gasto del retiro empieza en ella; el ingreso que el cliente declaró más allá de su independencia (por ejemplo, de su empresa) no cambia. Para cada escenario se muestran el portafolio al retiro (dólares nominales), el saldo final en dólares de hoy, la edad a la que se agota, su rendimiento de equilibrio y si alcanza, con un gráfico del portafolio en dólares de hoy por edad. Si el cliente ya es independiente, solo se muestra el plan actual. Al lado se comparan tres rendimientos: el que cubre los gastos hasta el final del horizonte sin dejar herencia, el de equilibrio (cubre los gastos y deja la herencia deseada, si se invierte hoy) y el de la cartera asignada. Los dos primeros se calculan por búsqueda binaria entre 0% y 30% sobre la misma proyección.</w:t>
+      </w:r>
     </w:p>
     <w:p>
       <w:pPr>

--- a/Metodologia_perfil_riesgo_y_proyeccion.docx
+++ b/Metodologia_perfil_riesgo_y_proyeccion.docx
@@ -25,7 +25,7 @@
         <w:rPr>
           <w:color w:val="5A5E44"/>
         </w:rPr>
-        <w:t>Chotocruz &amp; Co. · documento interno · versión 5.15 · octubre de 2026</w:t>
+        <w:t>Chotocruz &amp; Co. · documento interno · versión 5.16 · octubre de 2026</w:t>
       </w:r>
     </w:p>
     <w:p>
@@ -7591,7 +7591,7 @@
           <w:b/>
           <w:bCs/>
         </w:rPr>
-        <w:t>Presentación de PowerPoint (botón «Descargar PPT» del dashboard). Sigue este orden: (1) objetivos del cliente: independencia financiera, gasto familiar, destino del patrimonio, horizonte y las metas y compromisos que el plan debe cubrir; (2) perfil del cliente: plano de tolerancia y apetito y radar del perfil financiero, con sus puntajes; (3) perfil del cliente: cifras clave y componentes de la capacidad financiera; (4) ingresos y gastos después del retiro, año por año, con sus promedios y la cobertura de los gastos; (5) ingresos y gastos por moneda: qué parte se recibe y se paga en dólares y en colones, y la exposición al tipo de cambio; (6) proyección del portafolio en términos nominales y reales; (7) escenarios. Siguen el rendimiento de equilibrio, las carteras, los caminos o el margen del plan y los supuestos. En instituciones no se incluyen las diapositivas 4, 5 y 7. La ficha PDF tiene el mismo contenido y el mismo orden que la presentación. El dashboard conserva su estructura y agrega, al final de la página 2 (debajo de la tabla de la proyección), los objetivos del cliente, los ingresos y gastos después del retiro y los ingresos y gastos por moneda; los escenarios están en la misma página, después de la proyección.</w:t>
+        <w:t>Presentación de PowerPoint (botón «Descargar PPT» del dashboard). Sigue este orden: (1) objetivos del cliente: independencia financiera, gasto familiar, destino del patrimonio, horizonte y las metas y compromisos que el plan debe cubrir; (2) perfil del cliente: plano de tolerancia y apetito y radar del perfil financiero, con sus puntajes; (3) perfil del cliente: cifras clave y componentes de la capacidad financiera; (4) ingresos y gastos después del retiro, año por año, con sus promedios y la cobertura de los gastos; (5) ingresos y gastos por moneda: qué parte se recibe y se paga en dólares y en colones, y la exposición al tipo de cambio; (6) proyección del portafolio en términos nominales y reales; (7) escenarios. Siguen el rendimiento de equilibrio, las carteras, los caminos o el margen del plan y los supuestos. En instituciones no se incluyen las diapositivas 4, 5 y 7. La ficha PDF tiene el mismo contenido y el mismo orden que la presentación. El dashboard sigue el mismo orden: los objetivos del cliente abren la página 1, antes del perfil; en la página 2, después de las carteras, van los ingresos y gastos después del retiro, los ingresos y gastos por moneda, la proyección y los escenarios. Las metas y compromisos se agrupan en metas, gastos extraordinarios, apoyo a dependientes y entradas al portafolio.</w:t>
       </w:r>
     </w:p>
     <w:p>

--- a/Metodologia_perfil_riesgo_y_proyeccion.docx
+++ b/Metodologia_perfil_riesgo_y_proyeccion.docx
@@ -25,7 +25,7 @@
         <w:rPr>
           <w:color w:val="5A5E44"/>
         </w:rPr>
-        <w:t>Chotocruz &amp; Co. · documento interno · versión 5.16 · octubre de 2026</w:t>
+        <w:t>Chotocruz &amp; Co. · documento interno · versión 5.18 · octubre de 2026</w:t>
       </w:r>
     </w:p>
     <w:p>
@@ -1703,7 +1703,7 @@
                 <w:sz w:val="19"/>
                 <w:szCs w:val="19"/>
               </w:rPr>
-              <w:t>Rendimiento esperado anual de 5% a 5,5% · pérdida anual esperada de −5%</w:t>
+              <w:t>Rendimiento esperado anual de 5% a 5,5% · posible pérdida en un año desfavorable de hasta −5%</w:t>
             </w:r>
           </w:p>
         </w:tc>
@@ -1767,7 +1767,7 @@
                 <w:sz w:val="19"/>
                 <w:szCs w:val="19"/>
               </w:rPr>
-              <w:t>Rendimiento esperado anual de 6% a 6,5% · pérdida anual esperada de −7%</w:t>
+              <w:t>Rendimiento esperado anual de 6% a 6,5% · posible pérdida en un año desfavorable de hasta −7%</w:t>
             </w:r>
           </w:p>
         </w:tc>
@@ -1831,7 +1831,7 @@
                 <w:sz w:val="19"/>
                 <w:szCs w:val="19"/>
               </w:rPr>
-              <w:t>Rendimiento esperado anual de 7% a 7,5% · pérdida anual esperada de −9%</w:t>
+              <w:t>Rendimiento esperado anual de 7% a 7,5% · posible pérdida en un año desfavorable de hasta −9%</w:t>
             </w:r>
           </w:p>
         </w:tc>
@@ -1895,7 +1895,7 @@
                 <w:sz w:val="19"/>
                 <w:szCs w:val="19"/>
               </w:rPr>
-              <w:t>Rendimiento esperado anual de 8% a 8,5% · pérdida anual esperada de −12%</w:t>
+              <w:t>Rendimiento esperado anual de 8% a 8,5% · posible pérdida en un año desfavorable de hasta −12%</w:t>
             </w:r>
           </w:p>
         </w:tc>
@@ -1959,7 +1959,7 @@
                 <w:sz w:val="19"/>
                 <w:szCs w:val="19"/>
               </w:rPr>
-              <w:t>Rendimiento esperado anual de 9% a 9,5% · pérdida anual esperada de −16%</w:t>
+              <w:t>Rendimiento esperado anual de 9% a 9,5% · posible pérdida en un año desfavorable de hasta −16%</w:t>
             </w:r>
           </w:p>
         </w:tc>
@@ -7591,7 +7591,7 @@
           <w:b/>
           <w:bCs/>
         </w:rPr>
-        <w:t>Presentación de PowerPoint (botón «Descargar PPT» del dashboard). Sigue este orden: (1) objetivos del cliente: independencia financiera, gasto familiar, destino del patrimonio, horizonte y las metas y compromisos que el plan debe cubrir; (2) perfil del cliente: plano de tolerancia y apetito y radar del perfil financiero, con sus puntajes; (3) perfil del cliente: cifras clave y componentes de la capacidad financiera; (4) ingresos y gastos después del retiro, año por año, con sus promedios y la cobertura de los gastos; (5) ingresos y gastos por moneda: qué parte se recibe y se paga en dólares y en colones, y la exposición al tipo de cambio; (6) proyección del portafolio en términos nominales y reales; (7) escenarios. Siguen el rendimiento de equilibrio, las carteras, los caminos o el margen del plan y los supuestos. En instituciones no se incluyen las diapositivas 4, 5 y 7. La ficha PDF tiene el mismo contenido y el mismo orden que la presentación. El dashboard sigue el mismo orden: los objetivos del cliente abren la página 1, antes del perfil; en la página 2, después de las carteras, van los ingresos y gastos después del retiro, los ingresos y gastos por moneda, la proyección y los escenarios. Las metas y compromisos se agrupan en metas, gastos extraordinarios, apoyo a dependientes y entradas al portafolio.</w:t>
+        <w:t>Presentación de PowerPoint (botón «Descargar PPT» del dashboard). Abre con una portada (nombre del cliente, fecha y carácter confidencial) y una introducción (propósito del documento, contenido y alcance de las cifras); la ficha PDF incluye la misma introducción en su primera página. Sigue este orden: (1) objetivos del cliente: independencia financiera, gasto familiar, destino del patrimonio, horizonte y las metas y compromisos que el plan debe cubrir; (2) perfil del cliente: plano de tolerancia y apetito y radar del perfil financiero, con sus puntajes; (3) perfil del cliente: cifras clave y componentes de la capacidad financiera, cada uno con su dato y sus montos en dólares (ingresos y gastos, aportes, ventas y retiros de los primeros cinco años, capital frente al mínimo, reserva de liquidez y primer retiro) en lugar del puntaje; (4) ingresos y gastos después del retiro, año por año, con sus promedios y la cobertura de los gastos; (5) ingresos y gastos por moneda: cada monto en la moneda en que el cliente lo declaró, en tres columnas (colones, colones en dólares al tipo de cambio del cliente y dólares), separado en ingresos y gastos recurrentes al año y en montos puntuales del horizonte (ingresos extraordinarios, ventas de activos, gastos de una vez y metas), con la exposición al tipo de cambio; (6) proyección del portafolio en términos nominales y reales; (7) escenarios. Siguen el rendimiento de equilibrio, las carteras, los caminos o el margen del plan y los supuestos. En instituciones no se incluyen las diapositivas 4, 5 y 7. La ficha PDF tiene el mismo contenido y el mismo orden que la presentación. El dashboard sigue el mismo orden: los objetivos del cliente abren la página 1, antes del perfil; en la página 2, después de las carteras, van los ingresos y gastos después del retiro, los ingresos y gastos por moneda, la proyección y los escenarios. Las metas y compromisos se agrupan en metas, gastos extraordinarios, apoyo a dependientes y entradas al portafolio.</w:t>
       </w:r>
     </w:p>
     <w:p>
@@ -10147,7 +10147,7 @@
                 <w:sz w:val="19"/>
                 <w:szCs w:val="19"/>
               </w:rPr>
-              <w:t>Empresa propia y su participación</w:t>
+              <w:t>Empresas propias: cantidad y, por cada una, nombre, participación, valor estimado, plan de venta o traspaso y destino de la venta</w:t>
             </w:r>
           </w:p>
         </w:tc>
@@ -10240,7 +10240,7 @@
                 <w:sz w:val="19"/>
                 <w:szCs w:val="19"/>
               </w:rPr>
-              <w:t>Valor × participación × porcentaje que invierte, en el año de la venta. Patrimonio total.</w:t>
+              <w:t>Valor × participación × porcentaje que invierte, en el año de la venta de cada empresa. Todas las empresas entran al patrimonio total.</w:t>
             </w:r>
           </w:p>
         </w:tc>
@@ -10623,7 +10623,7 @@
                 <w:sz w:val="19"/>
                 <w:szCs w:val="19"/>
               </w:rPr>
-              <w:t>Retiro del portafolio distinto de las metas</w:t>
+              <w:t>Metas y cómo se financian (si es «Otra», el nombre de la meta; si es con crédito, la tasa y el plazo)</w:t>
             </w:r>
           </w:p>
         </w:tc>
@@ -10654,7 +10654,7 @@
                 <w:sz w:val="19"/>
                 <w:szCs w:val="19"/>
               </w:rPr>
-              <w:t>No</w:t>
+              <w:t>Sí</w:t>
             </w:r>
           </w:p>
         </w:tc>
@@ -10685,7 +10685,7 @@
                 <w:sz w:val="19"/>
                 <w:szCs w:val="19"/>
               </w:rPr>
-              <w:t>Descriptiva (horizonte)</w:t>
+              <w:t>Inversiones (gastos extraordinarios) · X; cuotas de crédito · U</w:t>
             </w:r>
           </w:p>
         </w:tc>
@@ -10716,7 +10716,7 @@
                 <w:sz w:val="19"/>
                 <w:szCs w:val="19"/>
               </w:rPr>
-              <w:t>No entra al flujo: el dinero que sale del portafolio ya está en los gastos y las metas. Perfil financiero: horizonte.</w:t>
+              <w:t>Las metas pagadas con una salida del portafolio son gastos extraordinarios de su año. Las financiadas con crédito no salen del portafolio: su cuota anual, PAGO(tasa; plazo; −monto de la meta en su año), es un gasto ordinario desde el año de la meta y durante el plazo.</w:t>
             </w:r>
           </w:p>
         </w:tc>
@@ -10780,7 +10780,7 @@
                 <w:sz w:val="19"/>
                 <w:szCs w:val="19"/>
               </w:rPr>
-              <w:t>Metas y cómo se financian</w:t>
+              <w:t>Retiro adicional del portafolio, distinto de las metas de la pregunta 18</w:t>
             </w:r>
           </w:p>
         </w:tc>
@@ -10811,7 +10811,7 @@
                 <w:sz w:val="19"/>
                 <w:szCs w:val="19"/>
               </w:rPr>
-              <w:t>Sí</w:t>
+              <w:t>No</w:t>
             </w:r>
           </w:p>
         </w:tc>
@@ -10842,7 +10842,7 @@
                 <w:sz w:val="19"/>
                 <w:szCs w:val="19"/>
               </w:rPr>
-              <w:t>Inversiones (gastos extraordinarios) · X</w:t>
+              <w:t>Descriptiva (horizonte)</w:t>
             </w:r>
           </w:p>
         </w:tc>
@@ -10873,7 +10873,7 @@
                 <w:sz w:val="19"/>
                 <w:szCs w:val="19"/>
               </w:rPr>
-              <w:t>Solo las metas pagadas con una salida del portafolio, como gasto extraordinario de su año. Las financiadas con crédito no se restan; su cuota va en la pregunta 11.</w:t>
+              <w:t>No entra al flujo: el dinero que sale del portafolio ya está en los gastos y las metas. Perfil financiero: horizonte.</w:t>
             </w:r>
           </w:p>
         </w:tc>
@@ -11408,7 +11408,7 @@
                 <w:sz w:val="19"/>
                 <w:szCs w:val="19"/>
               </w:rPr>
-              <w:t>Estructuras jurídicas</w:t>
+              <w:t>Estructuras jurídicas que posee y si este portafolio está en alguna de ellas</w:t>
             </w:r>
           </w:p>
         </w:tc>
@@ -11470,7 +11470,7 @@
                 <w:sz w:val="19"/>
                 <w:szCs w:val="19"/>
               </w:rPr>
-              <w:t>Diagnóstico operativo y fiscal</w:t>
+              <w:t>Diagnóstico operativo y fiscal; identifica dónde se encuentra el portafolio</w:t>
             </w:r>
           </w:p>
         </w:tc>
@@ -11729,7 +11729,7 @@
           <w:b/>
           <w:bCs/>
         </w:rPr>
-        <w:t>Flujo neto (AA) = Q − Z: ingresos menos gastos. Las metas pagadas con el portafolio van en la columna Inversiones (X) y suman en el total de salidas (Y), en el año de cada meta.</w:t>
+        <w:t>Flujo neto (AA) = Q − Z: ingresos menos gastos. Las metas pagadas con el portafolio van en la columna Inversiones (X) y suman en el total de salidas (Y), en el año de cada meta. Las metas financiadas con crédito (pregunta 18) no salen del portafolio: su cuota anual, con la tasa y el plazo que indicó el cliente sobre el monto de la meta en su año, se suma a las cuotas (U) desde el año de la meta y durante el plazo.</w:t>
       </w:r>
       <w:r/>
     </w:p>
@@ -11765,7 +11765,7 @@
           <w:b/>
           <w:bCs/>
         </w:rPr>
-        <w:t>El primer retiro del portafolio (pregunta 18) no entra al flujo: es un dato del horizonte de la inversión. El dinero que sale del portafolio ya está en los gastos y en las metas; sumarlo lo contaría dos veces. Por la misma razón, si el cliente indica que las cuotas de sus deudas ya están en el gasto familiar, no se suman de nuevo.</w:t>
+        <w:t>El primer retiro del portafolio (pregunta 19) no entra al flujo: es un dato del horizonte de la inversión. El dinero que sale del portafolio ya está en los gastos y en las metas; sumarlo lo contaría dos veces. Por la misma razón, si el cliente indica que las cuotas de sus deudas ya están en el gasto familiar, no se suman de nuevo.</w:t>
       </w:r>
       <w:r/>
     </w:p>

--- a/Metodologia_perfil_riesgo_y_proyeccion.docx
+++ b/Metodologia_perfil_riesgo_y_proyeccion.docx
@@ -25,7 +25,7 @@
         <w:rPr>
           <w:color w:val="5A5E44"/>
         </w:rPr>
-        <w:t>Chotocruz &amp; Co. · documento interno · versión 5.18 · octubre de 2026</w:t>
+        <w:t>Chotocruz &amp; Co. · documento interno · versión 5.16 · octubre de 2026</w:t>
       </w:r>
     </w:p>
     <w:p>
@@ -1703,7 +1703,7 @@
                 <w:sz w:val="19"/>
                 <w:szCs w:val="19"/>
               </w:rPr>
-              <w:t>Rendimiento esperado anual de 5% a 5,5% · posible pérdida en un año desfavorable de hasta −5%</w:t>
+              <w:t>Rendimiento esperado anual de 5% a 5,5% · pérdida anual esperada de −5%</w:t>
             </w:r>
           </w:p>
         </w:tc>
@@ -1767,7 +1767,7 @@
                 <w:sz w:val="19"/>
                 <w:szCs w:val="19"/>
               </w:rPr>
-              <w:t>Rendimiento esperado anual de 6% a 6,5% · posible pérdida en un año desfavorable de hasta −7%</w:t>
+              <w:t>Rendimiento esperado anual de 6% a 6,5% · pérdida anual esperada de −7%</w:t>
             </w:r>
           </w:p>
         </w:tc>
@@ -1831,7 +1831,7 @@
                 <w:sz w:val="19"/>
                 <w:szCs w:val="19"/>
               </w:rPr>
-              <w:t>Rendimiento esperado anual de 7% a 7,5% · posible pérdida en un año desfavorable de hasta −9%</w:t>
+              <w:t>Rendimiento esperado anual de 7% a 7,5% · pérdida anual esperada de −9%</w:t>
             </w:r>
           </w:p>
         </w:tc>
@@ -1895,7 +1895,7 @@
                 <w:sz w:val="19"/>
                 <w:szCs w:val="19"/>
               </w:rPr>
-              <w:t>Rendimiento esperado anual de 8% a 8,5% · posible pérdida en un año desfavorable de hasta −12%</w:t>
+              <w:t>Rendimiento esperado anual de 8% a 8,5% · pérdida anual esperada de −12%</w:t>
             </w:r>
           </w:p>
         </w:tc>
@@ -1959,7 +1959,7 @@
                 <w:sz w:val="19"/>
                 <w:szCs w:val="19"/>
               </w:rPr>
-              <w:t>Rendimiento esperado anual de 9% a 9,5% · posible pérdida en un año desfavorable de hasta −16%</w:t>
+              <w:t>Rendimiento esperado anual de 9% a 9,5% · pérdida anual esperada de −16%</w:t>
             </w:r>
           </w:p>
         </w:tc>
@@ -7591,7 +7591,7 @@
           <w:b/>
           <w:bCs/>
         </w:rPr>
-        <w:t>Presentación de PowerPoint (botón «Descargar PPT» del dashboard). Abre con una portada (nombre del cliente, fecha y carácter confidencial) y una introducción (propósito del documento, contenido y alcance de las cifras); la ficha PDF incluye la misma introducción en su primera página. Sigue este orden: (1) objetivos del cliente: independencia financiera, gasto familiar, destino del patrimonio, horizonte y las metas y compromisos que el plan debe cubrir; (2) perfil del cliente: plano de tolerancia y apetito y radar del perfil financiero, con sus puntajes; (3) perfil del cliente: cifras clave y componentes de la capacidad financiera, cada uno con su dato y sus montos en dólares (ingresos y gastos, aportes, ventas y retiros de los primeros cinco años, capital frente al mínimo, reserva de liquidez y primer retiro) en lugar del puntaje; (4) ingresos y gastos después del retiro, año por año, con sus promedios y la cobertura de los gastos; (5) ingresos y gastos por moneda: cada monto en la moneda en que el cliente lo declaró, en tres columnas (colones, colones en dólares al tipo de cambio del cliente y dólares), separado en ingresos y gastos recurrentes al año y en montos puntuales del horizonte (ingresos extraordinarios, ventas de activos, gastos de una vez y metas), con la exposición al tipo de cambio; (6) proyección del portafolio en términos nominales y reales; (7) escenarios. Siguen el rendimiento de equilibrio, las carteras, los caminos o el margen del plan y los supuestos. En instituciones no se incluyen las diapositivas 4, 5 y 7. La ficha PDF tiene el mismo contenido y el mismo orden que la presentación. El dashboard sigue el mismo orden: los objetivos del cliente abren la página 1, antes del perfil; en la página 2, después de las carteras, van los ingresos y gastos después del retiro, los ingresos y gastos por moneda, la proyección y los escenarios. Las metas y compromisos se agrupan en metas, gastos extraordinarios, apoyo a dependientes y entradas al portafolio.</w:t>
+        <w:t>Presentación de PowerPoint (botón «Descargar PPT» del dashboard). Sigue este orden: (1) objetivos del cliente: independencia financiera, gasto familiar, destino del patrimonio, horizonte y las metas y compromisos que el plan debe cubrir; (2) perfil del cliente: plano de tolerancia y apetito y radar del perfil financiero, con sus puntajes; (3) perfil del cliente: cifras clave y componentes de la capacidad financiera; (4) ingresos y gastos después del retiro, año por año, con sus promedios y la cobertura de los gastos; (5) ingresos y gastos por moneda: qué parte se recibe y se paga en dólares y en colones, y la exposición al tipo de cambio; (6) proyección del portafolio en términos nominales y reales; (7) escenarios. Siguen el rendimiento de equilibrio, las carteras, los caminos o el margen del plan y los supuestos. En instituciones no se incluyen las diapositivas 4, 5 y 7. La ficha PDF tiene el mismo contenido y el mismo orden que la presentación. El dashboard sigue el mismo orden: los objetivos del cliente abren la página 1, antes del perfil; en la página 2, después de las carteras, van los ingresos y gastos después del retiro, los ingresos y gastos por moneda, la proyección y los escenarios. Las metas y compromisos se agrupan en metas, gastos extraordinarios, apoyo a dependientes y entradas al portafolio.</w:t>
       </w:r>
     </w:p>
     <w:p>
@@ -10147,7 +10147,7 @@
                 <w:sz w:val="19"/>
                 <w:szCs w:val="19"/>
               </w:rPr>
-              <w:t>Empresas propias: cantidad y, por cada una, nombre, participación, valor estimado, plan de venta o traspaso y destino de la venta</w:t>
+              <w:t>Empresa propia y su participación</w:t>
             </w:r>
           </w:p>
         </w:tc>
@@ -10240,7 +10240,7 @@
                 <w:sz w:val="19"/>
                 <w:szCs w:val="19"/>
               </w:rPr>
-              <w:t>Valor × participación × porcentaje que invierte, en el año de la venta de cada empresa. Todas las empresas entran al patrimonio total.</w:t>
+              <w:t>Valor × participación × porcentaje que invierte, en el año de la venta. Patrimonio total.</w:t>
             </w:r>
           </w:p>
         </w:tc>
@@ -10623,7 +10623,7 @@
                 <w:sz w:val="19"/>
                 <w:szCs w:val="19"/>
               </w:rPr>
-              <w:t>Metas y cómo se financian (si es «Otra», el nombre de la meta; si es con crédito, la tasa y el plazo)</w:t>
+              <w:t>Retiro del portafolio distinto de las metas</w:t>
             </w:r>
           </w:p>
         </w:tc>
@@ -10654,7 +10654,7 @@
                 <w:sz w:val="19"/>
                 <w:szCs w:val="19"/>
               </w:rPr>
-              <w:t>Sí</w:t>
+              <w:t>No</w:t>
             </w:r>
           </w:p>
         </w:tc>
@@ -10685,7 +10685,7 @@
                 <w:sz w:val="19"/>
                 <w:szCs w:val="19"/>
               </w:rPr>
-              <w:t>Inversiones (gastos extraordinarios) · X; cuotas de crédito · U</w:t>
+              <w:t>Descriptiva (horizonte)</w:t>
             </w:r>
           </w:p>
         </w:tc>
@@ -10716,7 +10716,7 @@
                 <w:sz w:val="19"/>
                 <w:szCs w:val="19"/>
               </w:rPr>
-              <w:t>Las metas pagadas con una salida del portafolio son gastos extraordinarios de su año. Las financiadas con crédito no salen del portafolio: su cuota anual, PAGO(tasa; plazo; −monto de la meta en su año), es un gasto ordinario desde el año de la meta y durante el plazo.</w:t>
+              <w:t>No entra al flujo: el dinero que sale del portafolio ya está en los gastos y las metas. Perfil financiero: horizonte.</w:t>
             </w:r>
           </w:p>
         </w:tc>
@@ -10780,7 +10780,7 @@
                 <w:sz w:val="19"/>
                 <w:szCs w:val="19"/>
               </w:rPr>
-              <w:t>Retiro adicional del portafolio, distinto de las metas de la pregunta 18</w:t>
+              <w:t>Metas y cómo se financian</w:t>
             </w:r>
           </w:p>
         </w:tc>
@@ -10811,7 +10811,7 @@
                 <w:sz w:val="19"/>
                 <w:szCs w:val="19"/>
               </w:rPr>
-              <w:t>No</w:t>
+              <w:t>Sí</w:t>
             </w:r>
           </w:p>
         </w:tc>
@@ -10842,7 +10842,7 @@
                 <w:sz w:val="19"/>
                 <w:szCs w:val="19"/>
               </w:rPr>
-              <w:t>Descriptiva (horizonte)</w:t>
+              <w:t>Inversiones (gastos extraordinarios) · X</w:t>
             </w:r>
           </w:p>
         </w:tc>
@@ -10873,7 +10873,7 @@
                 <w:sz w:val="19"/>
                 <w:szCs w:val="19"/>
               </w:rPr>
-              <w:t>No entra al flujo: el dinero que sale del portafolio ya está en los gastos y las metas. Perfil financiero: horizonte.</w:t>
+              <w:t>Solo las metas pagadas con una salida del portafolio, como gasto extraordinario de su año. Las financiadas con crédito no se restan; su cuota va en la pregunta 11.</w:t>
             </w:r>
           </w:p>
         </w:tc>
@@ -11408,7 +11408,7 @@
                 <w:sz w:val="19"/>
                 <w:szCs w:val="19"/>
               </w:rPr>
-              <w:t>Estructuras jurídicas que posee y si este portafolio está en alguna de ellas</w:t>
+              <w:t>Estructuras jurídicas</w:t>
             </w:r>
           </w:p>
         </w:tc>
@@ -11470,7 +11470,7 @@
                 <w:sz w:val="19"/>
                 <w:szCs w:val="19"/>
               </w:rPr>
-              <w:t>Diagnóstico operativo y fiscal; identifica dónde se encuentra el portafolio</w:t>
+              <w:t>Diagnóstico operativo y fiscal</w:t>
             </w:r>
           </w:p>
         </w:tc>
@@ -11729,7 +11729,7 @@
           <w:b/>
           <w:bCs/>
         </w:rPr>
-        <w:t>Flujo neto (AA) = Q − Z: ingresos menos gastos. Las metas pagadas con el portafolio van en la columna Inversiones (X) y suman en el total de salidas (Y), en el año de cada meta. Las metas financiadas con crédito (pregunta 18) no salen del portafolio: su cuota anual, con la tasa y el plazo que indicó el cliente sobre el monto de la meta en su año, se suma a las cuotas (U) desde el año de la meta y durante el plazo.</w:t>
+        <w:t>Flujo neto (AA) = Q − Z: ingresos menos gastos. Las metas pagadas con el portafolio van en la columna Inversiones (X) y suman en el total de salidas (Y), en el año de cada meta.</w:t>
       </w:r>
       <w:r/>
     </w:p>
@@ -11765,7 +11765,7 @@
           <w:b/>
           <w:bCs/>
         </w:rPr>
-        <w:t>El primer retiro del portafolio (pregunta 19) no entra al flujo: es un dato del horizonte de la inversión. El dinero que sale del portafolio ya está en los gastos y en las metas; sumarlo lo contaría dos veces. Por la misma razón, si el cliente indica que las cuotas de sus deudas ya están en el gasto familiar, no se suman de nuevo.</w:t>
+        <w:t>El primer retiro del portafolio (pregunta 18) no entra al flujo: es un dato del horizonte de la inversión. El dinero que sale del portafolio ya está en los gastos y en las metas; sumarlo lo contaría dos veces. Por la misma razón, si el cliente indica que las cuotas de sus deudas ya están en el gasto familiar, no se suman de nuevo.</w:t>
       </w:r>
       <w:r/>
     </w:p>

--- a/Metodologia_perfil_riesgo_y_proyeccion.docx
+++ b/Metodologia_perfil_riesgo_y_proyeccion.docx
@@ -25,7 +25,7 @@
         <w:rPr>
           <w:color w:val="5A5E44"/>
         </w:rPr>
-        <w:t>Chotocruz &amp; Co. · documento interno · versión 5.18 · octubre de 2026</w:t>
+        <w:t xml:space="preserve">Chotocruz &amp; Co. · documento interno · versión 5.22 · octubre de 2026</w:t>
       </w:r>
     </w:p>
     <w:p>
@@ -57,7 +57,7 @@
         <w:spacing w:after="120" w:line="300"/>
       </w:pPr>
       <w:r>
-        <w:t>El método da dos conclusiones separadas, cada una con su puntaje de 0 a 10 y su perfil:</w:t>
+        <w:t xml:space="preserve">El método da una conclusión de riesgo, con su puntaje de 0 a 10 y su perfil, y la acompaña con el detalle de activos y pasivos del cliente:</w:t>
       </w:r>
     </w:p>
     <w:p>
@@ -74,10 +74,7 @@
           <w:b/>
           <w:bCs/>
         </w:rPr>
-        <w:t xml:space="preserve">Perfil de riesgo. </w:t>
-      </w:r>
-      <w:r>
-        <w:t>Sale solo de las diez preguntas del cuestionario 1. Su puntaje es el promedio ponderado de las diez respuestas y se ubica en uno de los cinco perfiles.</w:t>
+        <w:t xml:space="preserve">Perfil de riesgo. Sale solo de las diez preguntas del cuestionario 1. Su puntaje es el promedio ponderado de las diez respuestas y se ubica en uno de los cinco perfiles. La cartera se asigna con este perfil.</w:t>
       </w:r>
     </w:p>
     <w:p>
@@ -94,9 +91,8 @@
           <w:b/>
           <w:bCs/>
         </w:rPr>
-        <w:t>Perfil financiero. Agrega la capacidad financiera, medida con el flujo del cuestionario de planificación. El puntaje financiero es el menor entre el puntaje del perfil de riesgo y la capacidad financiera.</w:t>
+        <w:t xml:space="preserve">Detalle de activos y pasivos. Lista los activos declarados, del más líquido al menos líquido, y los pasivos, del corto al largo plazo, con el patrimonio neto. Desde la versión 5.20 reemplaza al perfil financiero: la capacidad financiera ya no limita la cartera.</w:t>
       </w:r>
-      <w:r/>
     </w:p>
     <w:p>
       <w:pPr>
@@ -108,7 +104,7 @@
         <w:spacing w:after="60" w:line="290"/>
       </w:pPr>
       <w:r>
-        <w:t>La planificación puede confirmar o bajar el perfil de riesgo, nunca subirlo. La proyección usa el rendimiento del perfil financiero.</w:t>
+        <w:t xml:space="preserve">La proyección usa el rendimiento de la cartera del perfil de riesgo (rendimiento mínimo esperado) y lo compara con el rendimiento de equilibrio (rendimiento mínimo necesario).</w:t>
       </w:r>
     </w:p>
     <w:p>
@@ -4342,7 +4338,7 @@
                 <w:sz w:val="19"/>
                 <w:szCs w:val="19"/>
               </w:rPr>
-              <w:t>Rendimiento esperado</w:t>
+              <w:t xml:space="preserve">Rendimiento esperado de la cartera sugerida</w:t>
             </w:r>
           </w:p>
         </w:tc>
@@ -4375,7 +4371,7 @@
                 <w:sz w:val="19"/>
                 <w:szCs w:val="19"/>
               </w:rPr>
-              <w:t>Renta variable · renta fija · efectivo</w:t>
+              <w:t xml:space="preserve">Cartera modelo → cartera sugerida (renta variable · renta fija · efectivo)</w:t>
             </w:r>
           </w:p>
         </w:tc>
@@ -4470,7 +4466,7 @@
                 <w:sz w:val="19"/>
                 <w:szCs w:val="19"/>
               </w:rPr>
-              <w:t>5,0%</w:t>
+              <w:t xml:space="preserve">5,0%</w:t>
             </w:r>
           </w:p>
         </w:tc>
@@ -4501,7 +4497,7 @@
                 <w:sz w:val="19"/>
                 <w:szCs w:val="19"/>
               </w:rPr>
-              <w:t>20% · 50% · 30%</w:t>
+              <w:t xml:space="preserve">20% · 50% · 30% (dentro de los topes)</w:t>
             </w:r>
           </w:p>
         </w:tc>
@@ -4596,7 +4592,7 @@
                 <w:sz w:val="19"/>
                 <w:szCs w:val="19"/>
               </w:rPr>
-              <w:t>6,0%</w:t>
+              <w:t xml:space="preserve">5,9%</w:t>
             </w:r>
           </w:p>
         </w:tc>
@@ -4627,7 +4623,7 @@
                 <w:sz w:val="19"/>
                 <w:szCs w:val="19"/>
               </w:rPr>
-              <w:t>40% · 42,5% · 17,5%</w:t>
+              <w:t xml:space="preserve">40% · 42,5% · 17,5% → 35% · 47,5% · 17,5%</w:t>
             </w:r>
           </w:p>
         </w:tc>
@@ -4722,7 +4718,7 @@
                 <w:sz w:val="19"/>
                 <w:szCs w:val="19"/>
               </w:rPr>
-              <w:t>7,0%</w:t>
+              <w:t xml:space="preserve">6,7%</w:t>
             </w:r>
           </w:p>
         </w:tc>
@@ -4753,7 +4749,7 @@
                 <w:sz w:val="19"/>
                 <w:szCs w:val="19"/>
               </w:rPr>
-              <w:t>60% · 35% · 5%</w:t>
+              <w:t xml:space="preserve">60% · 35% · 5% → 50% · 45% · 5%</w:t>
             </w:r>
           </w:p>
         </w:tc>
@@ -4848,7 +4844,7 @@
                 <w:sz w:val="19"/>
                 <w:szCs w:val="19"/>
               </w:rPr>
-              <w:t>7,5%</w:t>
+              <w:t xml:space="preserve">7,3%</w:t>
             </w:r>
           </w:p>
         </w:tc>
@@ -4879,7 +4875,7 @@
                 <w:sz w:val="19"/>
                 <w:szCs w:val="19"/>
               </w:rPr>
-              <w:t>77,5% · 17,5% · 5%</w:t>
+              <w:t xml:space="preserve">77,5% · 17,5% · 5% → 70% · 25% · 5%</w:t>
             </w:r>
           </w:p>
         </w:tc>
@@ -4974,7 +4970,7 @@
                 <w:sz w:val="19"/>
                 <w:szCs w:val="19"/>
               </w:rPr>
-              <w:t>8,0%</w:t>
+              <w:t xml:space="preserve">7,9%</w:t>
             </w:r>
           </w:p>
         </w:tc>
@@ -5005,7 +5001,7 @@
                 <w:sz w:val="19"/>
                 <w:szCs w:val="19"/>
               </w:rPr>
-              <w:t>95% · 0% · 5%</w:t>
+              <w:t xml:space="preserve">95% · 0% · 5% → 90% · 5% · 5%</w:t>
             </w:r>
           </w:p>
         </w:tc>
@@ -5024,7 +5020,55 @@
         <w:pStyle w:val="Heading2"/>
       </w:pPr>
       <w:r>
-        <w:t>1.5 Capacidad financiera</w:t>
+        <w:t xml:space="preserve">Topes por perfil y cartera sugerida</w:t>
+      </w:r>
+    </w:p>
+    <w:p>
+      <w:pPr>
+        <w:spacing w:after="120" w:line="300"/>
+      </w:pPr>
+      <w:r>
+        <w:t xml:space="preserve">Cada perfil tiene una política de inversión con un mínimo y un máximo por clase de activo (renta variable, renta fija, efectivo y alternativos), como las bandas de asignación estratégica que usan la banca privada y los gestores de patrimonio (Maginn et al., 2007; CFA Institute, 2018). Los topes, el porcentaje específico de cada perfil y el rendimiento esperado de cada clase se fijan en los valores de la firma del dashboard.</w:t>
+      </w:r>
+    </w:p>
+    <w:p>
+      <w:pPr>
+        <w:spacing w:after="120" w:line="300"/>
+      </w:pPr>
+      <w:r>
+        <w:t xml:space="preserve">Bandas base. Renta variable: conservador 0–20%, moderado conservador 20–35%, moderado 35–50%, moderado agresivo 50–70% y agresivo 70–90%. Renta fija: 50–90%, 40–75%, 30–60%, 15–45% y 0–30%. Efectivo: 5–40%, 5–30%, 5–20%, 0–15% y 0–10%. Alternativos: 0–5%, 0–10%, 0–10%, 0–15% y 0–20%. Son más prudentes que las categorías de asignación de Morningstar para fondos de EE. UU. (15–30%, 30–50%, 50–70%, 70–85% y más de 85% en renta variable).</w:t>
+      </w:r>
+    </w:p>
+    <w:p>
+      <w:pPr>
+        <w:spacing w:after="120" w:line="300"/>
+      </w:pPr>
+      <w:r>
+        <w:t xml:space="preserve">Regla de ajuste. La cartera sugerida parte de la cartera modelo del perfil o, si el asesor lo fija, de su porcentaje específico (debe sumar 100%). Cada clase se lleva dentro de su tope: lo que excede el máximo pasa primero a renta fija, luego a efectivo y a alternativos; lo que falta para el mínimo sale de renta variable, alternativos y renta fija. El dashboard, la ficha PDF, la presentación y el Excel indican si la cartera se ajustó y cuáles son los topes del perfil.</w:t>
+      </w:r>
+    </w:p>
+    <w:p>
+      <w:pPr>
+        <w:spacing w:after="120" w:line="300"/>
+      </w:pPr>
+      <w:r>
+        <w:t xml:space="preserve">Rendimiento esperado de la cartera = suma de (peso de cada clase × rendimiento esperado de la clase). Valores base: renta variable 8,31%, renta fija 5,46%, efectivo 2,03% y alternativos 6,5%; los tres primeros reproducen exactamente el rendimiento de las carteras modelo (5%, 6%, 7%, 7,5% y 8%). En el riesgo histórico, los alternativos se aproximan con mitad renta variable y mitad renta fija.</w:t>
+      </w:r>
+    </w:p>
+    <w:p>
+      <w:pPr>
+        <w:spacing w:after="120" w:line="300"/>
+      </w:pPr>
+      <w:r>
+        <w:t xml:space="preserve">Ejemplo. La cartera modelo moderada (60% · 35% · 5%) supera el máximo de 50% en renta variable: la cartera sugerida queda en 50% · 45% · 5% y rinde 6,7% (0,50 × 8,31% + 0,45 × 5,46% + 0,05 × 2,03%).</w:t>
+      </w:r>
+    </w:p>
+    <w:p>
+      <w:pPr>
+        <w:pStyle w:val="Heading2"/>
+      </w:pPr>
+      <w:r>
+        <w:t xml:space="preserve">1.5 Capacidad financiera (referencia: desde la versión 5.20 no asigna la cartera)</w:t>
       </w:r>
     </w:p>
     <w:p>
@@ -5500,7 +5544,7 @@
                 <w:sz w:val="19"/>
                 <w:szCs w:val="19"/>
               </w:rPr>
-              <w:t>Retiros del portafolio de cinco años (déficit, metas y primer retiro) / capital inicial</w:t>
+              <w:t xml:space="preserve">Retiros del portafolio de cinco años (déficit, metas y retiros adicionales) / capital inicial</w:t>
             </w:r>
           </w:p>
         </w:tc>
@@ -7152,9 +7196,8 @@
           <w:b/>
           <w:bCs/>
         </w:rPr>
-        <w:t>Datos faltantes. Cada componente se calcula solo si el cliente dio los datos que lo alimentan. Si no, queda «sin dato», se rotula así en el radar y en la ficha y no entra al promedio: no se supone ningún valor. Si menos de cinco de los siete componentes tienen dato, la capacidad no se mide, el perfil financiero queda igual al perfil de riesgo y el dashboard pide completar el cuestionario antes de proponer una cartera, como piden las directrices de ESMA (2022, párrafo 53) para la información incompleta. Si la pensión está por estimar, el componente de ingresos se marca como parcial. Los flujos se proyectan sin rendimiento y el tamaño del portafolio se mide con la cartera conservadora, así que la capacidad no depende del perfil que se asigne. El peso del portafolio en el patrimonio (pregunta 13) se muestra como dato de control y no entra al cálculo.</w:t>
+        <w:t xml:space="preserve">Datos faltantes. Cada componente se calcula solo si el cliente dio los datos que lo alimentan. Si no, queda «sin dato», se rotula así en el radar y en la ficha y no entra al promedio: no se supone ningún valor. Si menos de cinco de los siete componentes tienen dato, la capacidad no se mide, no se mide, como piden las directrices de ESMA (2022, párrafo 53) para la información incompleta. Si la pensión está por estimar, el componente de ingresos se marca como parcial. Los flujos se proyectan sin rendimiento y el tamaño del portafolio se mide con la cartera conservadora, así que la capacidad no depende del perfil que se asigne. El peso del portafolio en el patrimonio (pregunta 13) se muestra como dato de control y no entra al cálculo.</w:t>
       </w:r>
-      <w:r/>
     </w:p>
     <w:p>
       <w:pPr>
@@ -7177,7 +7220,7 @@
         <w:spacing w:after="120" w:line="300"/>
       </w:pPr>
       <w:r>
-        <w:t>En familias, el conocimiento se mide con la pregunta 10 (alternativa única de inversión), que ya forma parte del perfil de riesgo; no se aplica otra vez. En instituciones se pregunta aparte y funciona como techo del perfil financiero:</w:t>
+        <w:t xml:space="preserve">En familias, el conocimiento se mide con la pregunta 10 (alternativa única de inversión), que ya forma parte del perfil de riesgo; no se aplica otra vez. En instituciones se pregunta aparte y funcionaba como techo del perfil financiero hasta la versión 5.19:</w:t>
       </w:r>
     </w:p>
     <w:tbl>
@@ -7465,7 +7508,7 @@
         <w:pStyle w:val="Heading2"/>
       </w:pPr>
       <w:r>
-        <w:t>1.7 Perfil financiero</w:t>
+        <w:t xml:space="preserve">1.7 Activos y pasivos</w:t>
       </w:r>
     </w:p>
     <w:p>
@@ -7481,7 +7524,7 @@
           <w:sz w:val="19"/>
           <w:szCs w:val="19"/>
         </w:rPr>
-        <w:t>Puntaje financiero = mínimo { puntaje del perfil de riesgo ; capacidad financiera }</w:t>
+        <w:t xml:space="preserve">Activos, en orden de liquidez: portafolio de inversión (inmediata); pensión voluntaria y FCL (media); ROP, inmuebles y empresas (baja); capital privado (muy baja). Empresas y capital privado se toman según la participación del cliente.</w:t>
       </w:r>
     </w:p>
     <w:p>
@@ -7497,7 +7540,7 @@
           <w:sz w:val="19"/>
           <w:szCs w:val="19"/>
         </w:rPr>
-        <w:t>Perfil financiero = tramo del puntaje financiero, con el techo de conocimiento si lo hay</w:t>
+        <w:t xml:space="preserve">Pasivos, en orden de exigibilidad: según el año en que terminan. Son de corto plazo si terminan a más tardar el año siguiente al inicio de la proyección; las deudas sin plazo indicado van al final, como largo plazo.</w:t>
       </w:r>
     </w:p>
     <w:p>
@@ -7505,7 +7548,7 @@
         <w:spacing w:after="120" w:line="300"/>
       </w:pPr>
       <w:r>
-        <w:t>El perfil de riesgo y la capacidad usan la misma escala de 0 a 10 y los mismos cortes, para que se puedan comparar directamente. Si el techo de conocimiento es más bajo, el puntaje financiero queda en el límite superior del tramo que permite ese techo.</w:t>
+        <w:t xml:space="preserve">Patrimonio neto = total de activos − total de pasivos. Activos líquidos = el portafolio de inversión sobre el total de activos. Todo en dólares, con el tipo de cambio del cliente, y sin la vivienda principal, cuyo valor no se pide. En instituciones no se muestra.</w:t>
       </w:r>
     </w:p>
     <w:p>
@@ -7517,10 +7560,7 @@
           <w:b/>
           <w:bCs/>
         </w:rPr>
-        <w:t xml:space="preserve">Ejemplo. </w:t>
-      </w:r>
-      <w:r>
-        <w:t>Perfil de riesgo 6,9 (moderado agresivo) y capacidad 5,0 (moderado): el puntaje financiero es 5,0 y el perfil financiero es moderado. La planificación bajó el perfil por la capacidad financiera.</w:t>
+        <w:t xml:space="preserve">Ejemplo. Cliente de ejemplo: activos por US$1 530 000 y pasivos por US$135 000, de los que US$3 000 son de corto plazo; patrimonio neto de US$1 395 000. El portafolio de inversión es el 16,3% de los activos.</w:t>
       </w:r>
     </w:p>
     <w:p>
@@ -7536,7 +7576,7 @@
         <w:spacing w:after="120" w:line="300"/>
       </w:pPr>
       <w:r>
-        <w:t>El dashboard, la ficha PDF, la presentación de PowerPoint y el Excel muestran las dos conclusiones por separado. El encabezado del dashboard tiene seis cuadros con la misma estructura (título, cifra y una línea de contexto): perfil de riesgo, perfil financiero, rendimiento esperado con su cartera modelo, portafolio mínimo requerido, tasa de retiro inicial y portafolio final en dólares de hoy.</w:t>
+        <w:t xml:space="preserve">El dashboard, la ficha PDF, la presentación de PowerPoint y el Excel muestran el perfil de riesgo y el detalle de activos y pasivos. El encabezado del dashboard tiene seis cuadros con la misma estructura (título, cifra y una línea de contexto): perfil de riesgo, rendimiento mínimo esperado (el de la cartera del perfil de riesgo), rendimiento mínimo necesario (el rendimiento de equilibrio, en rojo si supera al esperado), portafolio mínimo requerido, tasa de retiro inicial y portafolio final en dólares de hoy.</w:t>
       </w:r>
     </w:p>
     <w:p>
@@ -7573,9 +7613,8 @@
           <w:b/>
           <w:bCs/>
         </w:rPr>
-        <w:t>Perfil financiero: radar con el perfil de riesgo y los siete componentes de la capacidad (la línea punteada es la capacidad; los componentes sin dato se rotulan «Sin dato»), barras del perfil de riesgo, la capacidad y sus componentes, puntaje financiero y perfil financiero, con una frase que dice si la planificación confirmó o bajó el perfil.</w:t>
+        <w:t xml:space="preserve">Detalle de activos y pasivos: total de activos, total de pasivos con los de corto plazo, patrimonio neto y activos líquidos; tabla de activos (liquidez, moneda, valor en dólares y peso en el total) y tabla de pasivos (exigibilidad, moneda y saldo).</w:t>
       </w:r>
-      <w:r/>
     </w:p>
     <w:p>
       <w:pPr>
@@ -7591,7 +7630,7 @@
           <w:b/>
           <w:bCs/>
         </w:rPr>
-        <w:t>Presentación de PowerPoint (botón «Descargar PPT» del dashboard). Abre con una portada (nombre del cliente, fecha y carácter confidencial) y una introducción (propósito del documento, contenido y alcance de las cifras); la ficha PDF incluye la misma introducción en su primera página. Sigue este orden: (1) objetivos del cliente: independencia financiera, gasto familiar, destino del patrimonio, horizonte y las metas y compromisos que el plan debe cubrir; (2) perfil del cliente: plano de tolerancia y apetito y radar del perfil financiero, con sus puntajes; (3) perfil del cliente: cifras clave y componentes de la capacidad financiera, cada uno con su dato y sus montos en dólares (ingresos y gastos, aportes, ventas y retiros de los primeros cinco años, capital frente al mínimo, reserva de liquidez y primer retiro) en lugar del puntaje; (4) ingresos y gastos después del retiro, año por año, con sus promedios y la cobertura de los gastos; (5) ingresos y gastos por moneda: cada monto en la moneda en que el cliente lo declaró, en tres columnas (colones, colones en dólares al tipo de cambio del cliente y dólares), separado en ingresos y gastos recurrentes al año y en montos puntuales del horizonte (ingresos extraordinarios, ventas de activos, gastos de una vez y metas), con la exposición al tipo de cambio; (6) proyección del portafolio en términos nominales y reales; (7) escenarios. Siguen el rendimiento de equilibrio, las carteras, los caminos o el margen del plan y los supuestos. En instituciones no se incluyen las diapositivas 4, 5 y 7. La ficha PDF tiene el mismo contenido y el mismo orden que la presentación. El dashboard sigue el mismo orden: los objetivos del cliente abren la página 1, antes del perfil; en la página 2, después de las carteras, van los ingresos y gastos después del retiro, los ingresos y gastos por moneda, la proyección y los escenarios. Las metas y compromisos se agrupan en metas, gastos extraordinarios, apoyo a dependientes y entradas al portafolio.</w:t>
+        <w:t xml:space="preserve">Presentación de PowerPoint (botón «Descargar PPT» del dashboard). Abre con una portada (nombre del cliente, fecha y carácter confidencial) y una introducción (propósito del documento, contenido y alcance de las cifras); la ficha PDF incluye la misma introducción en su primera página. Sigue este orden: (1) objetivos del cliente: independencia financiera, gasto familiar, destino del patrimonio, horizonte y las metas y compromisos que el plan debe cubrir; (2) perfil del cliente: plano de tolerancia y apetito con el puntaje del perfil de riesgo y resumen de activos y pasivos; (3) perfil del cliente: cifras clave (perfil de riesgo, rendimiento mínimo esperado, rendimiento mínimo necesario, portafolio mínimo requerido y tasa de retiro inicial) y tablas de activos y pasivos; (4) ingresos y gastos después del retiro, año por año, con sus promedios y la cobertura de los gastos; (5) ingresos y gastos por moneda: cada monto en la moneda en que el cliente lo declaró, en cuatro columnas (colones, colones en dólares al tipo de cambio del cliente, dólares y total dolarizado: colones en dólares más dólares), separado en ingresos y gastos recurrentes al año y en montos puntuales del horizonte (ingresos extraordinarios, ventas de activos, gastos de una vez y metas), con la exposición al tipo de cambio; (6) proyección del portafolio en términos nominales y reales; (7) escenarios. Siguen el rendimiento de equilibrio, las carteras, los caminos o el margen del plan y los supuestos. En instituciones no se incluyen las diapositivas 4, 5 y 7. La ficha PDF tiene el mismo contenido y el mismo orden que la presentación. El dashboard sigue el mismo orden: los objetivos del cliente abren la página 1, antes del perfil; en la página 2, después de las carteras, van los ingresos y gastos después del retiro, los ingresos y gastos por moneda, la proyección y los escenarios. Las metas y compromisos se agrupan en metas, gastos extraordinarios, apoyo a dependientes y entradas al portafolio.</w:t>
       </w:r>
     </w:p>
     <w:p>
@@ -7607,7 +7646,7 @@
         <w:spacing w:after="120" w:line="300"/>
       </w:pPr>
       <w:r>
-        <w:t>La tolerancia y el apetito miden la actitud ante el riesgo (Grable y Lytton, 1999). La capacidad financiera se mide aparte, con datos objetivos de la planificación, y solo puede bajar el perfil, como plantean Cordell (2001) y las directrices de idoneidad de MiFID II (ESMA, 2018): a un cliente no se le asigna más riesgo del que declara tolerar, aunque su patrimonio lo permita. Las preguntas no tienen opciones neutrales donde no aportan información, para evitar que respuestas indecisas lleven el promedio hacia el centro de la escala.</w:t>
+        <w:t xml:space="preserve">La tolerancia y el apetito miden la actitud ante el riesgo (Grable y Lytton, 1999). La cartera se asigna con el perfil de riesgo: a un cliente no se le asigna más riesgo del que declara tolerar, aunque su patrimonio lo permita (Cordell, 2001; ESMA, 2018). El detalle de activos y pasivos da el contexto patrimonial para la recomendación. Las preguntas no tienen opciones neutrales donde no aportan información, para evitar que respuestas indecisas lleven el promedio hacia el centro de la escala.</w:t>
       </w:r>
     </w:p>
     <w:p>
@@ -8153,7 +8192,7 @@
                 <w:sz w:val="19"/>
                 <w:szCs w:val="19"/>
               </w:rPr>
-              <w:t>Ingreso mensual × 12 × índice mientras dure. No incluye el ingreso de la pareja, la pensión ni otros ingresos recurrentes. Perfil financiero: ingresos totales (con la predictibilidad) y gastos totales. Fuentes: salario, empresa propia y honorarios. Un pensionado sin otro ingreso escribe 0 y no marca fuente.</w:t>
+              <w:t xml:space="preserve">Ingreso mensual × 12 × índice mientras dure. No incluye el ingreso de la pareja, la pensión ni otros ingresos recurrentes. Fuentes: salario, empresa propia y honorarios. Un pensionado sin otro ingreso escribe 0 y no marca fuente.</w:t>
             </w:r>
           </w:p>
         </w:tc>
@@ -9607,7 +9646,7 @@
                 <w:sz w:val="19"/>
                 <w:szCs w:val="19"/>
               </w:rPr>
-              <w:t>Cuota mensual × 12 de cada deuda hasta el año en que termina, sin indexar (hoja «Gastos»). El cliente indica si esas cuotas ya están en su gasto familiar: si es así, no se suman de nuevo. Sin límite de cantidad. Perfil financiero: gastos totales; la reserva de liquidez es un componente aparte.</w:t>
+              <w:t xml:space="preserve">Cuota mensual × 12 de cada deuda hasta el año en que termina, sin indexar (hoja «Gastos»). El cliente indica si esas cuotas ya están en su gasto familiar: si es así, no se suman de nuevo. Sin límite de cantidad. Pasivo en el detalle de activos y pasivos, según el año en que termina.</w:t>
             </w:r>
           </w:p>
         </w:tc>
@@ -9921,12 +9960,7 @@
                 <w:sz w:val="19"/>
                 <w:szCs w:val="19"/>
               </w:rPr>
-              <w:t>Capital inicial. Perfil financiero: tamaño del portafolio, inversiones y desinversiones. Patrimonio total. El dashboard calcula además el peso del portafolio con los activos declarados, como dato de control; no interviene en la proyección.</w:t>
-            </w:r>
-            <w:r>
-              <w:rPr>
-                <w:sz w:val="19"/>
-              </w:rPr>
+              <w:t xml:space="preserve">Capital inicial. Primer activo del detalle de activos y pasivos (liquidez inmediata). El dashboard calcula además el peso del portafolio con los activos declarados, como dato de control; no interviene en la proyección.</w:t>
             </w:r>
           </w:p>
         </w:tc>
@@ -10780,7 +10814,7 @@
                 <w:sz w:val="19"/>
                 <w:szCs w:val="19"/>
               </w:rPr>
-              <w:t>Retiro adicional del portafolio, distinto de las metas de la pregunta 18</w:t>
+              <w:t xml:space="preserve">Retiros adicionales del portafolio, distintos de las metas de la pregunta 18: motivo, año y monto de cada uno</w:t>
             </w:r>
           </w:p>
         </w:tc>
@@ -10873,7 +10907,7 @@
                 <w:sz w:val="19"/>
                 <w:szCs w:val="19"/>
               </w:rPr>
-              <w:t>No entra al flujo: el dinero que sale del portafolio ya está en los gastos y las metas. Perfil financiero: horizonte.</w:t>
+              <w:t xml:space="preserve">No entra al flujo: el dinero que sale del portafolio ya está en los gastos y las metas.</w:t>
             </w:r>
           </w:p>
         </w:tc>
@@ -11408,7 +11442,7 @@
                 <w:sz w:val="19"/>
                 <w:szCs w:val="19"/>
               </w:rPr>
-              <w:t>Estructuras jurídicas que posee y si este portafolio está en alguna de ellas</w:t>
+              <w:t>¿Posee estructuras jurídicas? Si responde sí, cuáles y si su portafolio está dentro de alguna de ellas (y en cuáles)</w:t>
             </w:r>
           </w:p>
         </w:tc>
@@ -11765,9 +11799,8 @@
           <w:b/>
           <w:bCs/>
         </w:rPr>
-        <w:t>El primer retiro del portafolio (pregunta 19) no entra al flujo: es un dato del horizonte de la inversión. El dinero que sale del portafolio ya está en los gastos y en las metas; sumarlo lo contaría dos veces. Por la misma razón, si el cliente indica que las cuotas de sus deudas ya están en el gasto familiar, no se suman de nuevo.</w:t>
+        <w:t xml:space="preserve">Los retiros adicionales del portafolio (pregunta 19) salen del portafolio en su año, con la inflación de su moneda, en la columna de gastos extraordinarios (hoja «Retiros del portafolio»). El cliente los declara aparte de sus metas para no contarlos dos veces. Por la misma razón, si el cliente indica que las cuotas de sus deudas ya están en el gasto familiar, no se suman de nuevo.</w:t>
       </w:r>
-      <w:r/>
     </w:p>
     <w:p>
       <w:pPr>
@@ -11775,6 +11808,14 @@
       </w:pPr>
       <w:r>
         <w:t>Pensiones. La pensión del régimen básico (IVM u otro), la del ROP y la pensión voluntaria empiezan en el año en que el cliente cumple la edad de pensión (la que indicó o, si no la indicó, la del asesor), sin importar la edad de independencia financiera: la independencia puede ser posterior porque el cliente tiene otros ingresos. Ese primer año se pagan solo los meses que siguen al cumpleaños: (12 − mes de nacimiento) / 12 del monto anual. La edad de cada año de la proyección es la que el cliente cumple ese año (año − año de nacimiento). Los cuestionarios llenados antes de octubre de 2026 no pedían alquileres, cuotas con plazo ni gastos extraordinarios: para ellos esas líneas quedan en cero hasta que se editen.</w:t>
+      </w:r>
+    </w:p>
+    <w:p>
+      <w:pPr>
+        <w:spacing w:after="120" w:line="300"/>
+      </w:pPr>
+      <w:r>
+        <w:t>Primer año de la proyección. La proyección parte de la fecha en que el cliente llenó el cuestionario, con el capital que declaró ese día. Si lo llenó en el año de inicio, el primer año cuenta solo los meses que faltan, incluido el mes en curso: meses = 13 − mes del cuestionario (un cuestionario de octubre cuenta octubre, noviembre y diciembre: 3 meses). En ese año, los montos recurrentes se multiplican por meses / 12: los ingresos (actividad, pareja, otros ingresos, alquileres y pensiones), el gasto familiar, los gastos de dependientes, las donaciones, las cuotas, los gastos extraordinarios de cada año y el rendimiento del portafolio y de los fondos de pensión. Por ejemplo, un gasto de dependientes de US$120 000 al año que empieza en 2026, con un cuestionario de octubre de 2026, suma US$30 000 ese año (120 000 / 12 × 3) y el monto completo desde 2027. Los montos puntuales (ingresos extraordinarios, ventas de activos, gastos de una vez y metas) van completos en su año. Si la pensión empieza ese mismo año, se toma el menor entre los meses después del cumpleaños y los meses que faltan. Los términos reales descuentan la inflación del tiempo transcurrido desde hoy: (1 + inflación)^(período − 1 + meses / 12). Si el cuestionario es de un año anterior al de inicio de la proyección, el primer año está completo. El Excel lleva los meses en la celda F24, editable.</w:t>
       </w:r>
     </w:p>
     <w:p>
@@ -11799,7 +11840,24 @@
           <w:b/>
           <w:bCs/>
         </w:rPr>
-        <w:t>Cliente: en las columnas B a E, el perfil de riesgo, el perfil financiero, las carteras asignada y de equilibrio y los resultados de la proyección, seguidos de los datos declarados, el patrimonio total y los supuestos; desde la columna G, los gráficos, separados de los datos.</w:t>
+        <w:t xml:space="preserve">Cliente: en las columnas B a E, el perfil de riesgo, los activos y pasivos, los rendimientos mínimos esperado y necesario, las carteras sugerida y de equilibrio y los resultados de la proyección, seguidos de los datos declarados, el patrimonio total y los supuestos; desde la columna G, los gráficos, separados de los datos.</w:t>
+      </w:r>
+    </w:p>
+    <w:p>
+      <w:pPr>
+        <w:pStyle w:val="ListParagraph"/>
+        <w:numPr>
+          <w:ilvl w:val="0"/>
+          <w:numId w:val="2"/>
+        </w:numPr>
+        <w:spacing w:after="60" w:line="290"/>
+      </w:pPr>
+      <w:r>
+        <w:rPr>
+          <w:b/>
+          <w:bCs/>
+        </w:rPr>
+        <w:t>Proyección: título y nota en las filas 1 y 2. Desde la fila 4, cinco bloques con su título, separados por una columna en blanco: supuestos (B:G; en la columna F el valor que usa la proyección y en la G su origen: asesor, perfil de riesgo, cuestionario o no aplica), ingresos ordinarios y extraordinarios (I:P), gastos ordinarios y extraordinarios (R:X), inversiones y desinversiones (Z:AE) y el resumen del plan (AG:AO). Los bloques de ingresos, gastos, inversiones y desinversiones enlazan las hojas de detalle. Las celdas color crema son insumos editables. Después de los supuestos quedan dos filas en blanco; desde la fila 27, la proyección anual: banda, bloques y encabezados, y una fila por año desde la 30.</w:t>
       </w:r>
       <w:r/>
     </w:p>
@@ -11817,9 +11875,8 @@
           <w:b/>
           <w:bCs/>
         </w:rPr>
-        <w:t>Proyección: título y nota en las filas 1 y 2. Desde la fila 4, cinco bloques con su título, separados por una columna en blanco: supuestos (B:G; en la columna F el valor que usa la proyección y en la G su origen: asesor, perfil de riesgo, cuestionario o no aplica), ingresos ordinarios y extraordinarios (I:P), gastos ordinarios y extraordinarios (R:X), inversiones y desinversiones (Z:AE) y el resumen del plan (AG:AO). Los bloques de ingresos, gastos, inversiones y desinversiones enlazan las hojas de detalle. Las celdas color crema son insumos editables. Después de los supuestos quedan dos filas en blanco; desde la fila 26, la proyección anual: banda, bloques y encabezados, y una fila por año desde la 29.</w:t>
+        <w:t xml:space="preserve">Ingresos, Gastos, Inversiones, Desinversiones y Retiros del portafolio (metas pagadas con el portafolio y retiros adicionales): una fila por elemento, como lo declaró el cliente: monto declarado, moneda, tipo de cambio aplicado (el de la celda F7 de la hoja Proyección para los colones y 1 para los dólares) y monto en dólares = monto declarado / tipo de cambio. Así se ve cómo se dolariza cada monto antes de entrar a la proyección. Cada lista termina con filas libres para agregar elementos, el total de la sección y los totales de la proyección en dólares nominales. Las ventas de inmuebles con valor y deuda en monedas distintas tienen su detalle: valor y deuda en dólares, porcentaje que se invierte y monto que entra. Las demás inversiones del patrimonio (inmuebles, empresa, capital privado y fondos de pensión) se muestran como información y no entran a la proyección.</w:t>
       </w:r>
-      <w:r/>
     </w:p>
     <w:p>
       <w:pPr>
@@ -11835,9 +11892,8 @@
           <w:b/>
           <w:bCs/>
         </w:rPr>
-        <w:t>Ingresos, Gastos, Inversiones y Desinversiones: una fila por elemento, como lo declaró el cliente: monto declarado, moneda, tipo de cambio aplicado (el de la celda F7 de la hoja Proyección para los colones y 1 para los dólares) y monto en dólares = monto declarado / tipo de cambio. Así se ve cómo se dolariza cada monto antes de entrar a la proyección. Cada lista termina con filas libres para agregar elementos, el total de la sección y los totales de la proyección en dólares nominales. Las ventas de inmuebles con valor y deuda en monedas distintas tienen su detalle: valor y deuda en dólares, porcentaje que se invierte y monto que entra. Las demás inversiones del patrimonio (inmuebles, empresa, capital privado y fondos de pensión) se muestran como información y no entran a la proyección.</w:t>
+        <w:t xml:space="preserve">Pensiones (antes «Fondos de pensión»): reúne todas las pensiones del cliente, separadas de los ingresos y gastos. Arriba a la derecha (G4:M7), la pensión del régimen básico (IVM, Magisterio u otro): monto mensual declarado, moneda, tipo de cambio, monto en dólares y período de inicio. Abajo, el ROP, el FCL y la pensión voluntaria, con su evolución anual. En la proyección siguen siendo ingresos ordinarios, cada una en su columna.</w:t>
       </w:r>
-      <w:r/>
     </w:p>
     <w:p>
       <w:pPr>
@@ -11853,7 +11909,7 @@
           <w:b/>
           <w:bCs/>
         </w:rPr>
-        <w:t>Supuestos: la columna F lleva exactamente los valores que fijó el asesor en el dashboard y los que dio el cliente en el cuestionario, sin valores agregados: tipo de cambio e inflaciones (F7 a F12), rendimiento esperado del perfil (F13), rendimiento de los fondos de pensión (F14), aporte estimado al ROP y al FCL (F15 y F16), gasto en el retiro (F18), años hasta la independencia (F19) y edad de inicio de la pensión (F20), mes de nacimiento (F21) y la parte del gasto familiar pagada en dólares (F22) y en colones (F23 = 100% − F22). Ninguna fórmula lleva un supuesto escrito como número fijo: todas leen estas celdas, también la hoja Fondos de pensión, de modo que al cambiar un supuesto el Excel se recalcula completo. Un supuesto que no aplica al cliente aparece como N/A y no entra a ningún cálculo.</w:t>
+        <w:t>Supuestos: la columna F lleva exactamente los valores que fijó el asesor en el dashboard y los que dio el cliente en el cuestionario, sin valores agregados: tipo de cambio e inflaciones (F7 a F12), rendimiento esperado del perfil (F13), rendimiento de los fondos de pensión (F14), aporte estimado al ROP y al FCL (F15 y F16), gasto en el retiro (F18), años hasta la independencia (F19) y edad de inicio de la pensión (F20), mes de nacimiento (F21) la parte del gasto familiar pagada en dólares (F22) y en colones (F23 = 100% − F22) y los meses de la proyección en el primer año (F24). Ninguna fórmula lleva un supuesto escrito como número fijo: todas leen estas celdas, también la hoja Fondos de pensión, de modo que al cambiar un supuesto el Excel se recalcula completo. Un supuesto que no aplica al cliente aparece como N/A y no entra a ningún cálculo.</w:t>
       </w:r>
       <w:r/>
     </w:p>
@@ -11889,10 +11945,7 @@
           <w:b/>
           <w:bCs/>
         </w:rPr>
-        <w:t xml:space="preserve">Datos: </w:t>
-      </w:r>
-      <w:r>
-        <w:t>insumos de los gráficos (perfil de riesgo, capacidad financiera, carteras y equilibrio).</w:t>
+        <w:t xml:space="preserve">Datos: insumos de los gráficos (perfil de riesgo, carteras y equilibrio).</w:t>
       </w:r>
     </w:p>
     <w:p>
@@ -12607,7 +12660,7 @@
                 <w:sz w:val="19"/>
                 <w:szCs w:val="19"/>
               </w:rPr>
-              <w:t>Hoja «Fondos de pensión», desde la edad de pensión</w:t>
+              <w:t xml:space="preserve">Hoja «Pensiones», desde la edad de pensión</w:t>
             </w:r>
           </w:p>
         </w:tc>
@@ -12796,7 +12849,7 @@
                 <w:sz w:val="19"/>
                 <w:szCs w:val="19"/>
               </w:rPr>
-              <w:t>Monto × índice en su año · hoja «Fondos de pensión»</w:t>
+              <w:t xml:space="preserve">Monto × índice en su año · hoja «Pensiones»</w:t>
             </w:r>
           </w:p>
         </w:tc>
@@ -14308,7 +14361,7 @@
                 <w:sz w:val="19"/>
                 <w:szCs w:val="19"/>
               </w:rPr>
-              <w:t>AG × rendimiento del perfil financiero (F13)</w:t>
+              <w:t xml:space="preserve">AG × rendimiento de la cartera del perfil de riesgo (F13)</w:t>
             </w:r>
           </w:p>
         </w:tc>
@@ -15162,10 +15215,7 @@
           <w:b/>
           <w:bCs/>
         </w:rPr>
-        <w:t xml:space="preserve">Rendimiento de equilibrio: </w:t>
-      </w:r>
-      <w:r>
-        <w:t>el menor rendimiento anual con el que el plan alcanza. Se compara con el rendimiento del perfil financiero y se ubica en la frontera de las cinco carteras para indicar qué perfil sería necesario.</w:t>
+        <w:t xml:space="preserve">Rendimiento de equilibrio: el menor rendimiento anual con el que el plan alcanza. Es el rendimiento mínimo necesario. Se compara con el rendimiento mínimo esperado (el de la cartera del perfil de riesgo) y se ubica en la frontera de las cinco carteras para indicar qué perfil sería necesario.</w:t>
       </w:r>
     </w:p>
     <w:p>
@@ -15177,9 +15227,8 @@
           <w:b/>
           <w:bCs/>
         </w:rPr>
-        <w:t>Edad a la que se agota: primera edad con gasto no cubierto. Portafolio mínimo requerido: el menor capital inicial con el que, al rendimiento del perfil financiero, no hay gasto no cubierto y el saldo final cubre la herencia. Tasa de retiro inicial: retiro neto del primer año de retiro (gastos menos ingresos, más metas y retiros directos) sobre el portafolio inicial de ese año. Es menor que el gasto total sobre el portafolio cuando el cliente recibe pensión, alquileres u otros ingresos.</w:t>
+        <w:t xml:space="preserve">Edad a la que se agota: primera edad con gasto no cubierto. Portafolio mínimo requerido: el menor capital inicial con el que, al rendimiento de la cartera del perfil de riesgo, no hay gasto no cubierto y el saldo final cubre la herencia. Tasa de retiro inicial: retiro neto del primer año de retiro (gastos menos ingresos, más metas y retiros directos) sobre el portafolio inicial de ese año. Es menor que el gasto total sobre el portafolio cuando el cliente recibe pensión, alquileres u otros ingresos.</w:t>
       </w:r>
-      <w:r/>
     </w:p>
     <w:p>
       <w:pPr>
@@ -15190,9 +15239,8 @@
           <w:b/>
           <w:bCs/>
         </w:rPr>
-        <w:t>Caminos para alcanzar el objetivo. Si el plan no alcanza, el dashboard, la ficha y el Excel (hoja Cliente) muestran, para cada variable, el cambio que por sí solo y con todo lo demás igual permite cumplir el objetivo, calculado por búsqueda binaria sobre la misma proyección: mayor rendimiento (el rendimiento de equilibrio y la cartera que lo da; no es un camino válido si exige un perfil por encima del perfil financiero), mayor capital inicial (el portafolio mínimo requerido), aporte anual adicional al portafolio durante la acumulación (en dólares de hoy, indexado), menor gasto familiar (porcentaje de reducción en todos los años), menores gastos extraordinarios, aporte mensual adicional a la pensión voluntaria (crece al rendimiento de los fondos y se traslada al portafolio a los 57 años o en la independencia, lo que ocurra después, según la Ley 7983), postergar la independencia financiera (más años de ingreso por actividad y de aportes) y menor herencia. Se indica cuántos caminos alcanzan por sí solos; también pueden combinarse, y combinados cada uno exige un ajuste menor.</w:t>
+        <w:t xml:space="preserve">Caminos para alcanzar el objetivo. Si el plan no alcanza, el dashboard, la ficha y el Excel (hoja Cliente) muestran, para cada variable, el cambio que por sí solo y con todo lo demás igual permite cumplir el objetivo, calculado por búsqueda binaria sobre la misma proyección: mayor rendimiento (el rendimiento de equilibrio y la cartera que lo da; no es un camino válido si exige un perfil por encima del perfil de riesgo), mayor capital inicial (el portafolio mínimo requerido), aporte anual adicional al portafolio durante la acumulación (en dólares de hoy, indexado), menor gasto familiar (porcentaje de reducción en todos los años), menores gastos extraordinarios, aporte mensual adicional a la pensión voluntaria (crece al rendimiento de los fondos y se traslada al portafolio a los 57 años o en la independencia, lo que ocurra después, según la Ley 7983), postergar la independencia financiera (más años de ingreso por actividad y de aportes) y menor herencia. Se indica cuántos caminos alcanzan por sí solos; también pueden combinarse, y combinados cada uno exige un ajuste menor.</w:t>
       </w:r>
-      <w:r/>
     </w:p>
     <w:p>
       <w:pPr>
@@ -15216,7 +15264,7 @@
           <w:b/>
           <w:bCs/>
         </w:rPr>
-        <w:t>Escenarios. El dashboard (página 2) y la presentación comparan el plan actual con la independencia financiera hoy y dentro de 10, 15 y 20 años (solo las edades dentro del horizonte), con todo lo demás igual: el ingreso por actividad que terminaba con la independencia termina a la nueva edad y el gasto del retiro empieza en ella; el ingreso que el cliente declaró más allá de su independencia (por ejemplo, de su empresa) no cambia. Para cada escenario se muestran el portafolio al retiro (dólares nominales), el saldo final en dólares de hoy, la edad a la que se agota, su rendimiento de equilibrio y si alcanza, con un gráfico del portafolio en dólares de hoy por edad. Si el cliente ya es independiente, solo se muestra el plan actual. Al lado se comparan tres rendimientos: el que cubre los gastos hasta el final del horizonte sin dejar herencia, el de equilibrio (cubre los gastos y deja la herencia deseada, si se invierte hoy) y el de la cartera asignada. Los dos primeros se calculan por búsqueda binaria entre 0% y 30% sobre la misma proyección.</w:t>
+        <w:t>Escenarios. El dashboard (página 2) y la presentación comparan el plan actual con la independencia financiera hoy y dentro de 10, 15 y 20 años (solo las edades dentro del horizonte), con todo lo demás igual: el ingreso por actividad que terminaba con la independencia termina a la nueva edad y el gasto del retiro empieza en ella; el ingreso que el cliente declaró más allá de su independencia (por ejemplo, de su empresa) no cambia. Para cada escenario se muestran el portafolio al retiro (dólares nominales), el saldo final en dólares de hoy, la edad a la que se agota, su rendimiento de equilibrio y si alcanza, con un gráfico del portafolio en dólares de hoy por edad. Si el cliente ya es independiente, solo se muestra el plan actual. Al lado se comparan tres rendimientos: el que cubre los gastos hasta el final del horizonte sin dejar herencia, el de equilibrio (cubre los gastos y deja la herencia deseada, si se invierte hoy) y el de la cartera sugerida. Los dos primeros se calculan por búsqueda binaria entre 0% y 30% sobre la misma proyección.</w:t>
       </w:r>
     </w:p>
     <w:p>

--- a/Metodologia_perfil_riesgo_y_proyeccion.docx
+++ b/Metodologia_perfil_riesgo_y_proyeccion.docx
@@ -25,7 +25,7 @@
         <w:rPr>
           <w:color w:val="5A5E44"/>
         </w:rPr>
-        <w:t xml:space="preserve">Chotocruz &amp; Co. · documento interno · versión 5.22 · octubre de 2026</w:t>
+        <w:t xml:space="preserve">Chotocruz &amp; Co. · documento interno · versión 5.23 · octubre de 2026</w:t>
       </w:r>
     </w:p>
     <w:p>
@@ -5028,7 +5028,7 @@
         <w:spacing w:after="120" w:line="300"/>
       </w:pPr>
       <w:r>
-        <w:t xml:space="preserve">Cada perfil tiene una política de inversión con un mínimo y un máximo por clase de activo (renta variable, renta fija, efectivo y alternativos), como las bandas de asignación estratégica que usan la banca privada y los gestores de patrimonio (Maginn et al., 2007; CFA Institute, 2018). Los topes, el porcentaje específico de cada perfil y el rendimiento esperado de cada clase se fijan en los valores de la firma del dashboard.</w:t>
+        <w:t xml:space="preserve">Cada perfil tiene una política de inversión con un mínimo y un máximo por clase de activo (renta variable, renta fija, efectivo y alternativos), como las bandas de asignación estratégica que usan la banca privada y los gestores de patrimonio (Maginn et al., 2007; CFA Institute, 2018). Los topes, el porcentaje específico de cada perfil y el rendimiento esperado de cada clase se fijan en los valores de la firma del dashboard. Esos topes son el punto de partida: como cada cliente tiene sus particularidades, el asesor puede cambiar, en los supuestos de un cliente, los topes y el porcentaje específico de su perfil. Ese cambio solo afecta a ese cliente, queda guardado con sus supuestos y la ficha y el Excel indican que los topes son propios del cliente. Al abrir los supuestos de un cliente, el dashboard muestra primero la conclusión de su perfil de riesgo (perfil, puntaje, tolerancia y apetito), sus topes, la cartera sugerida y su rendimiento esperado.</w:t>
       </w:r>
     </w:p>
     <w:p>

--- a/Metodologia_perfil_riesgo_y_proyeccion.docx
+++ b/Metodologia_perfil_riesgo_y_proyeccion.docx
@@ -25,7 +25,7 @@
         <w:rPr>
           <w:color w:val="5A5E44"/>
         </w:rPr>
-        <w:t xml:space="preserve">Chotocruz &amp; Co. · documento interno · versión 5.23 · octubre de 2026</w:t>
+        <w:t xml:space="preserve">Chotocruz &amp; Co. · documento interno · versión 5.24 · octubre de 2026</w:t>
       </w:r>
     </w:p>
     <w:p>
@@ -104,7 +104,7 @@
         <w:spacing w:after="60" w:line="290"/>
       </w:pPr>
       <w:r>
-        <w:t xml:space="preserve">La proyección usa el rendimiento de la cartera del perfil de riesgo (rendimiento mínimo esperado) y lo compara con el rendimiento de equilibrio (rendimiento mínimo necesario).</w:t>
+        <w:t xml:space="preserve">La proyección usa el rendimiento de la cartera del perfil de riesgo (rendimiento esperado) y lo compara con el rendimiento de equilibrio (rendimiento mínimo necesario).</w:t>
       </w:r>
     </w:p>
     <w:p>
@@ -5068,6 +5068,54 @@
         <w:pStyle w:val="Heading2"/>
       </w:pPr>
       <w:r>
+        <w:t xml:space="preserve">Estrategia de flujo de caja por moneda</w:t>
+      </w:r>
+    </w:p>
+    <w:p>
+      <w:pPr>
+        <w:spacing w:after="120" w:line="300"/>
+      </w:pPr>
+      <w:r>
+        <w:t xml:space="preserve">Responde cuánto debe tener invertido el cliente en renta fija en colones (Costa Rica) y en dólares para cubrir sus gastos de cada moneda, y cuánto queda para renta variable. Cada año de la proyección, los ingresos y los gastos se separan por la moneda en que el cliente los declaró (el gasto familiar, según el porcentaje que paga en dólares; los demás elementos, según su moneda).</w:t>
+      </w:r>
+    </w:p>
+    <w:p>
+      <w:pPr>
+        <w:spacing w:after="120" w:line="300"/>
+      </w:pPr>
+      <w:r>
+        <w:t xml:space="preserve">Obligación neta de una moneda en el año t = gastos − ingresos en esa moneda; si es positiva, la cubre el portafolio. Renta fija necesaria en la moneda = suma de las obligaciones netas de todo el horizonte ÷ (1 + rendimiento de la renta fija de esa moneda)^(t − 1 + meses del primer año / 12). Los rendimientos son valores de la firma, editables: renta fija en colones (Costa Rica) 5,6% y renta fija en dólares 5,46%.</w:t>
+      </w:r>
+    </w:p>
+    <w:p>
+      <w:pPr>
+        <w:spacing w:after="120" w:line="300"/>
+      </w:pPr>
+      <w:r>
+        <w:t xml:space="preserve">Disponible para renta variable = capital inicial − renta fija necesaria. Si la renta fija necesaria supera el capital, el dashboard lo señala. La renta fija de la cartera sugerida se divide entre colones y dólares en la misma proporción que la renta fija necesaria de cada moneda, y se compara con lo necesario. Está en el dashboard (página 2, después de la cartera sugerida), la ficha, la presentación y la hoja Cliente del Excel.</w:t>
+      </w:r>
+    </w:p>
+    <w:p>
+      <w:pPr>
+        <w:spacing w:after="120" w:line="300"/>
+      </w:pPr>
+      <w:r>
+        <w:t xml:space="preserve">Ingresos y gastos de los próximos 12 meses: sustituye a «Ingresos y gastos después del retiro». Mes a mes, desde el mes del cuestionario, sin promedios: los recurrentes del primer año entre los meses que cuenta ese año y los del año siguiente entre 12. Los montos puntuales (de una vez, metas y retiros del portafolio) solo tienen año: van en una fila por año y entran al total.</w:t>
+      </w:r>
+    </w:p>
+    <w:p>
+      <w:pPr>
+        <w:spacing w:after="120" w:line="300"/>
+      </w:pPr>
+      <w:r>
+        <w:t xml:space="preserve">Margen del plan: el dashboard, la ficha, la presentación y el Excel muestran el procedimiento de cada cifra. Cada límite se obtiene cambiando una sola variable y recalculando la proyección con una búsqueda binaria. Gasto familiar: límite = gasto actual × el mayor factor con el que se cumple el objetivo. Herencia: en términos reales; saldo final en dólares de hoy = saldo final nominal ÷ (1 + inflación internacional)^años. El portafolio final se muestra en términos reales y nominales.</w:t>
+      </w:r>
+    </w:p>
+    <w:p>
+      <w:pPr>
+        <w:pStyle w:val="Heading2"/>
+      </w:pPr>
+      <w:r>
         <w:t xml:space="preserve">1.5 Capacidad financiera (referencia: desde la versión 5.20 no asigna la cartera)</w:t>
       </w:r>
     </w:p>
@@ -7524,7 +7572,7 @@
           <w:sz w:val="19"/>
           <w:szCs w:val="19"/>
         </w:rPr>
-        <w:t xml:space="preserve">Activos, en orden de liquidez: portafolio de inversión (inmediata); pensión voluntaria y FCL (media); ROP, inmuebles y empresas (baja); capital privado (muy baja). Empresas y capital privado se toman según la participación del cliente.</w:t>
+        <w:t xml:space="preserve">Activos, en orden de liquidez: portafolio de inversión (inmediata); pensión voluntaria y FCL (media); ROP, inmuebles y empresas (baja); capital privado (muy baja, por el monto total invertido); vivienda principal (muy baja, de uso propio, por su valor estimado). Las empresas se toman según la participación del cliente.</w:t>
       </w:r>
     </w:p>
     <w:p>
@@ -7548,7 +7596,7 @@
         <w:spacing w:after="120" w:line="300"/>
       </w:pPr>
       <w:r>
-        <w:t xml:space="preserve">Patrimonio neto = total de activos − total de pasivos. Activos líquidos = el portafolio de inversión sobre el total de activos. Todo en dólares, con el tipo de cambio del cliente, y sin la vivienda principal, cuyo valor no se pide. En instituciones no se muestra.</w:t>
+        <w:t xml:space="preserve">Patrimonio neto = total de activos − total de pasivos. Activos líquidos = el portafolio de inversión sobre el total de activos. Todo en dólares, con el tipo de cambio del cliente, e incluye la vivienda principal con el valor estimado que declara el cliente (pregunta 14; si la vivienda es alquilada, se pide el alquiler mensual, que es informativo porque ya está en el gasto familiar). En instituciones no se muestra.</w:t>
       </w:r>
     </w:p>
     <w:p>
@@ -7576,7 +7624,7 @@
         <w:spacing w:after="120" w:line="300"/>
       </w:pPr>
       <w:r>
-        <w:t xml:space="preserve">El dashboard, la ficha PDF, la presentación de PowerPoint y el Excel muestran el perfil de riesgo y el detalle de activos y pasivos. El encabezado del dashboard tiene seis cuadros con la misma estructura (título, cifra y una línea de contexto): perfil de riesgo, rendimiento mínimo esperado (el de la cartera del perfil de riesgo), rendimiento mínimo necesario (el rendimiento de equilibrio, en rojo si supera al esperado), portafolio mínimo requerido, tasa de retiro inicial y portafolio final en dólares de hoy.</w:t>
+        <w:t xml:space="preserve">El dashboard, la ficha PDF, la presentación de PowerPoint y el Excel muestran el perfil de riesgo y el detalle de activos y pasivos. El encabezado del dashboard tiene seis cuadros con la misma estructura (título, cifra y una línea de contexto): perfil de riesgo, rendimiento esperado (el de la cartera del perfil de riesgo), rendimiento mínimo necesario (el rendimiento de equilibrio, en rojo si supera al esperado), portafolio mínimo requerido, tasa de retiro inicial y portafolio final en dólares de hoy.</w:t>
       </w:r>
     </w:p>
     <w:p>
@@ -7630,7 +7678,7 @@
           <w:b/>
           <w:bCs/>
         </w:rPr>
-        <w:t xml:space="preserve">Presentación de PowerPoint (botón «Descargar PPT» del dashboard). Abre con una portada (nombre del cliente, fecha y carácter confidencial) y una introducción (propósito del documento, contenido y alcance de las cifras); la ficha PDF incluye la misma introducción en su primera página. Sigue este orden: (1) objetivos del cliente: independencia financiera, gasto familiar, destino del patrimonio, horizonte y las metas y compromisos que el plan debe cubrir; (2) perfil del cliente: plano de tolerancia y apetito con el puntaje del perfil de riesgo y resumen de activos y pasivos; (3) perfil del cliente: cifras clave (perfil de riesgo, rendimiento mínimo esperado, rendimiento mínimo necesario, portafolio mínimo requerido y tasa de retiro inicial) y tablas de activos y pasivos; (4) ingresos y gastos después del retiro, año por año, con sus promedios y la cobertura de los gastos; (5) ingresos y gastos por moneda: cada monto en la moneda en que el cliente lo declaró, en cuatro columnas (colones, colones en dólares al tipo de cambio del cliente, dólares y total dolarizado: colones en dólares más dólares), separado en ingresos y gastos recurrentes al año y en montos puntuales del horizonte (ingresos extraordinarios, ventas de activos, gastos de una vez y metas), con la exposición al tipo de cambio; (6) proyección del portafolio en términos nominales y reales; (7) escenarios. Siguen el rendimiento de equilibrio, las carteras, los caminos o el margen del plan y los supuestos. En instituciones no se incluyen las diapositivas 4, 5 y 7. La ficha PDF tiene el mismo contenido y el mismo orden que la presentación. El dashboard sigue el mismo orden: los objetivos del cliente abren la página 1, antes del perfil; en la página 2, después de las carteras, van los ingresos y gastos después del retiro, los ingresos y gastos por moneda, la proyección y los escenarios. Las metas y compromisos se agrupan en metas, gastos extraordinarios, apoyo a dependientes y entradas al portafolio.</w:t>
+        <w:t xml:space="preserve">Presentación de PowerPoint (botón «Descargar PPT» del dashboard). Abre con una portada (nombre del cliente, fecha y carácter confidencial) y una introducción (propósito del documento, contenido y alcance de las cifras); la ficha PDF incluye la misma introducción en su primera página. Sigue este orden: (1) objetivos del cliente: independencia financiera, gasto familiar, destino del patrimonio, horizonte y las metas y compromisos que el plan debe cubrir; (2) perfil del cliente: plano de tolerancia y apetito con el puntaje del perfil de riesgo y resumen de activos y pasivos; (3) perfil del cliente: cifras clave (perfil de riesgo, rendimiento esperado, rendimiento mínimo necesario, portafolio mínimo requerido y tasa de retiro inicial) y tablas de activos y pasivos; (4) ingresos y gastos después del retiro, año por año, con sus promedios y la cobertura de los gastos; (5) ingresos y gastos por moneda: cada monto en la moneda en que el cliente lo declaró, en cuatro columnas (colones, colones en dólares al tipo de cambio del cliente, dólares y total dolarizado: colones en dólares más dólares), separado en ingresos y gastos recurrentes al año y en montos puntuales del horizonte (ingresos extraordinarios, ventas de activos, gastos de una vez y metas), con la exposición al tipo de cambio; (6) proyección del portafolio en términos nominales y reales; (7) escenarios. Siguen el rendimiento de equilibrio, las carteras, los caminos o el margen del plan y los supuestos. En instituciones no se incluyen las diapositivas 4, 5 y 7. La ficha PDF tiene el mismo contenido y el mismo orden que la presentación. El dashboard sigue el mismo orden: los objetivos del cliente abren la página 1, antes del perfil; en la página 2, después de las carteras, van los ingresos y gastos después del retiro, los ingresos y gastos por moneda, la proyección y los escenarios. Las metas y compromisos se agrupan en metas, gastos extraordinarios, apoyo a dependientes y entradas al portafolio.</w:t>
       </w:r>
     </w:p>
     <w:p>
@@ -10338,7 +10386,7 @@
                 <w:sz w:val="19"/>
                 <w:szCs w:val="19"/>
               </w:rPr>
-              <w:t>Capital privado y porcentaje de participación</w:t>
+              <w:t xml:space="preserve">Capital privado: monto total invertido y detalle</w:t>
             </w:r>
           </w:p>
         </w:tc>
@@ -10431,7 +10479,7 @@
                 <w:sz w:val="19"/>
                 <w:szCs w:val="19"/>
               </w:rPr>
-              <w:t>Valor × participación. No interviene en la proyección.</w:t>
+              <w:t xml:space="preserve">Monto total invertido (sin porcentaje de participación). No interviene en la proyección.</w:t>
             </w:r>
           </w:p>
         </w:tc>
@@ -15215,7 +15263,7 @@
           <w:b/>
           <w:bCs/>
         </w:rPr>
-        <w:t xml:space="preserve">Rendimiento de equilibrio: el menor rendimiento anual con el que el plan alcanza. Es el rendimiento mínimo necesario. Se compara con el rendimiento mínimo esperado (el de la cartera del perfil de riesgo) y se ubica en la frontera de las cinco carteras para indicar qué perfil sería necesario.</w:t>
+        <w:t xml:space="preserve">Rendimiento de equilibrio: el menor rendimiento anual con el que el plan alcanza. Es el rendimiento mínimo necesario. Se compara con el rendimiento esperado (el de la cartera del perfil de riesgo) y se ubica en la frontera de las cinco carteras para indicar qué perfil sería necesario.</w:t>
       </w:r>
     </w:p>
     <w:p>
@@ -15264,7 +15312,7 @@
           <w:b/>
           <w:bCs/>
         </w:rPr>
-        <w:t>Escenarios. El dashboard (página 2) y la presentación comparan el plan actual con la independencia financiera hoy y dentro de 10, 15 y 20 años (solo las edades dentro del horizonte), con todo lo demás igual: el ingreso por actividad que terminaba con la independencia termina a la nueva edad y el gasto del retiro empieza en ella; el ingreso que el cliente declaró más allá de su independencia (por ejemplo, de su empresa) no cambia. Para cada escenario se muestran el portafolio al retiro (dólares nominales), el saldo final en dólares de hoy, la edad a la que se agota, su rendimiento de equilibrio y si alcanza, con un gráfico del portafolio en dólares de hoy por edad. Si el cliente ya es independiente, solo se muestra el plan actual. Al lado se comparan tres rendimientos: el que cubre los gastos hasta el final del horizonte sin dejar herencia, el de equilibrio (cubre los gastos y deja la herencia deseada, si se invierte hoy) y el de la cartera sugerida. Los dos primeros se calculan por búsqueda binaria entre 0% y 30% sobre la misma proyección.</w:t>
+        <w:t xml:space="preserve">Escenarios: se retiraron del dashboard, la ficha, la presentación y el Excel en la versión 5.24; se incluirán más adelante. En su lugar está la estrategia de flujo de caja por moneda.</w:t>
       </w:r>
     </w:p>
     <w:p>

--- a/Metodologia_perfil_riesgo_y_proyeccion.docx
+++ b/Metodologia_perfil_riesgo_y_proyeccion.docx
@@ -25,7 +25,7 @@
         <w:rPr>
           <w:color w:val="5A5E44"/>
         </w:rPr>
-        <w:t xml:space="preserve">Chotocruz &amp; Co. · documento interno · versión 5.24 · octubre de 2026</w:t>
+        <w:t xml:space="preserve">Chotocruz &amp; Co. · documento interno · versión 5.26 · octubre de 2026</w:t>
       </w:r>
     </w:p>
     <w:p>
@@ -5068,7 +5068,7 @@
         <w:pStyle w:val="Heading2"/>
       </w:pPr>
       <w:r>
-        <w:t xml:space="preserve">Estrategia de flujo de caja por moneda</w:t>
+        <w:t xml:space="preserve">Renta fija en Costa Rica y en EE. UU.</w:t>
       </w:r>
     </w:p>
     <w:p>
@@ -5076,7 +5076,7 @@
         <w:spacing w:after="120" w:line="300"/>
       </w:pPr>
       <w:r>
-        <w:t xml:space="preserve">Responde cuánto debe tener invertido el cliente en renta fija en colones (Costa Rica) y en dólares para cubrir sus gastos de cada moneda, y cuánto queda para renta variable. Cada año de la proyección, los ingresos y los gastos se separan por la moneda en que el cliente los declaró (el gasto familiar, según el porcentaje que paga en dólares; los demás elementos, según su moneda).</w:t>
+        <w:t xml:space="preserve">Responde cuánto del portafolio debe estar en bonos en colones (Costa Rica) para cubrir los gastos en colones del cliente, y cuánto de la renta fija de su cartera va a bonos en dólares (EE. UU.). Paso 1, gasto anual por moneda: los gastos recurrentes del cuestionario, en valor de hoy, según la moneda en que se declararon (el gasto familiar, según el porcentaje que el cliente paga en dólares).</w:t>
       </w:r>
     </w:p>
     <w:p>
@@ -5084,7 +5084,7 @@
         <w:spacing w:after="120" w:line="300"/>
       </w:pPr>
       <w:r>
-        <w:t xml:space="preserve">Obligación neta de una moneda en el año t = gastos − ingresos en esa moneda; si es positiva, la cubre el portafolio. Renta fija necesaria en la moneda = suma de las obligaciones netas de todo el horizonte ÷ (1 + rendimiento de la renta fija de esa moneda)^(t − 1 + meses del primer año / 12). Los rendimientos son valores de la firma, editables: renta fija en colones (Costa Rica) 5,6% y renta fija en dólares 5,46%.</w:t>
+        <w:t xml:space="preserve">Paso 2, capital requerido en Costa Rica = gasto anual en colones ÷ rendimiento de los bonos en colones: el capital cuyos intereses pagan ese gasto sin consumir el principal. El rendimiento no es un rango fijo: es un solo valor que el asesor digita según el mercado del día (por ejemplo 6,0% hoy; dentro de un mes o un año puede ser 6,5%, 3% o 12%). La firma define el valor por defecto en sus valores de la firma y el asesor lo cambia en los supuestos de cada cliente; el capital requerido, el reparto de la renta fija y las conclusiones se recalculan con ese valor. Ejemplo: ₡54 000 000 al año ÷ 6,0% = ₡900 000 000 (US$2 000 000 al tipo de cambio de 450).</w:t>
       </w:r>
     </w:p>
     <w:p>
@@ -5092,7 +5092,7 @@
         <w:spacing w:after="120" w:line="300"/>
       </w:pPr>
       <w:r>
-        <w:t xml:space="preserve">Disponible para renta variable = capital inicial − renta fija necesaria. Si la renta fija necesaria supera el capital, el dashboard lo señala. La renta fija de la cartera sugerida se divide entre colones y dólares en la misma proporción que la renta fija necesaria de cada moneda, y se compara con lo necesario. Está en el dashboard (página 2, después de la cartera sugerida), la ficha, la presentación y la hoja Cliente del Excel.</w:t>
+        <w:t xml:space="preserve">Paso 3, reparto de la renta fija de la cartera sugerida (según el perfil y sus topes): primero bonos en Costa Rica, hasta el capital requerido; el resto, bonos en EE. UU. Si el capital requerido supera la renta fija de la cartera, el dashboard indica si cabe dentro del tope de renta fija del perfil. Como referencia, muestra también el capital requerido si los ingresos en colones del cliente (pensión, alquileres) pagan parte de esos gastos. Está en el dashboard (página 2), la ficha, la presentación y la hoja Cliente del Excel.</w:t>
       </w:r>
     </w:p>
     <w:p>
@@ -5108,7 +5108,7 @@
         <w:spacing w:after="120" w:line="300"/>
       </w:pPr>
       <w:r>
-        <w:t xml:space="preserve">Margen del plan: el dashboard, la ficha, la presentación y el Excel muestran el procedimiento de cada cifra. Cada límite se obtiene cambiando una sola variable y recalculando la proyección con una búsqueda binaria. Gasto familiar: límite = gasto actual × el mayor factor con el que se cumple el objetivo. Herencia: en términos reales; saldo final en dólares de hoy = saldo final nominal ÷ (1 + inflación internacional)^años. El portafolio final se muestra en términos reales y nominales.</w:t>
+        <w:t xml:space="preserve">Margen del plan: el dashboard, la ficha, la presentación y el Excel muestran el procedimiento de cada cifra. Cada límite se obtiene cambiando una sola variable y recalculando la proyección con una búsqueda binaria. Gasto familiar: límite = gasto actual × el mayor factor con el que se cumple el objetivo. Herencia: en términos reales; saldo final en dólares de hoy = saldo final nominal ÷ (1 + inflación internacional)^años. El portafolio final se muestra en términos reales y nominales. ¿Alcanza el plan?: la respuesta va primero y la siguen sus razones (los rendimientos frente al faltante de flujo, el margen de rendimiento, el saldo del portafolio y la herencia). Conclusiones para la toma de decisiones (sustituyen a «Permanencia del cliente»): dependencia del portafolio (ingresos propios sobre gastos), tasa de retiro frente a la referencia del 4% (Bengen, 1994), rendimiento real, liquidez de cinco años frente a la renta fija y el efectivo, exposición al colón y liquidez del patrimonio. La sección «Patrimonio total» se retiró: la sustituye el detalle de activos y pasivos. La tasa de retiro inicial se mide en el primer año completo de retiro.</w:t>
       </w:r>
     </w:p>
     <w:p>

--- a/Metodologia_perfil_riesgo_y_proyeccion.docx
+++ b/Metodologia_perfil_riesgo_y_proyeccion.docx
@@ -25,7 +25,7 @@
         <w:rPr>
           <w:color w:val="5A5E44"/>
         </w:rPr>
-        <w:t xml:space="preserve">Chotocruz &amp; Co. · documento interno · versión 5.26 · octubre de 2026</w:t>
+        <w:t xml:space="preserve">Chotocruz &amp; Co. · documento interno · versión 5.29 · octubre de 2026</w:t>
       </w:r>
     </w:p>
     <w:p>
@@ -5068,7 +5068,7 @@
         <w:pStyle w:val="Heading2"/>
       </w:pPr>
       <w:r>
-        <w:t xml:space="preserve">Renta fija en Costa Rica y en EE. UU.</w:t>
+        <w:t xml:space="preserve">Porcentaje del portafolio en colones para cubrir gastos</w:t>
       </w:r>
     </w:p>
     <w:p>
@@ -5092,7 +5092,7 @@
         <w:spacing w:after="120" w:line="300"/>
       </w:pPr>
       <w:r>
-        <w:t xml:space="preserve">Paso 3, reparto de la renta fija de la cartera sugerida (según el perfil y sus topes): primero bonos en Costa Rica, hasta el capital requerido; el resto, bonos en EE. UU. Si el capital requerido supera la renta fija de la cartera, el dashboard indica si cabe dentro del tope de renta fija del perfil. Como referencia, muestra también el capital requerido si los ingresos en colones del cliente (pensión, alquileres) pagan parte de esos gastos. Está en el dashboard (página 2), la ficha, la presentación y la hoja Cliente del Excel.</w:t>
+        <w:t xml:space="preserve">Paso 3, reparto de la renta fija de la cartera sugerida (según el perfil y sus topes): primero bonos en Costa Rica, hasta el capital requerido; el resto, bonos en EE. UU. Si el capital requerido supera la renta fija de la cartera, el dashboard indica si cabe dentro del tope de renta fija del perfil. Como referencia, muestra también el capital requerido si los ingresos en colones del cliente (pensión, alquileres) pagan parte de esos gastos. Está en el dashboard (página 2), la ficha, la presentación y la hoja Cliente del Excel; el dashboard, la ficha y la presentación lo muestran con una dona del portafolio (el porcentaje en bonos en colones al centro) y las tres cifras que lo explican: gasto en colones al mes y al año, capital que lo paga con intereses y el resto de la renta fija en EE. UU.; el detalle de las tablas queda debajo.</w:t>
       </w:r>
     </w:p>
     <w:p>
@@ -5108,7 +5108,7 @@
         <w:spacing w:after="120" w:line="300"/>
       </w:pPr>
       <w:r>
-        <w:t xml:space="preserve">Margen del plan: el dashboard, la ficha, la presentación y el Excel muestran el procedimiento de cada cifra. Cada límite se obtiene cambiando una sola variable y recalculando la proyección con una búsqueda binaria. Gasto familiar: límite = gasto actual × el mayor factor con el que se cumple el objetivo. Herencia: en términos reales; saldo final en dólares de hoy = saldo final nominal ÷ (1 + inflación internacional)^años. El portafolio final se muestra en términos reales y nominales. ¿Alcanza el plan?: la respuesta va primero y la siguen sus razones (los rendimientos frente al faltante de flujo, el margen de rendimiento, el saldo del portafolio y la herencia). Conclusiones para la toma de decisiones (sustituyen a «Permanencia del cliente»): dependencia del portafolio (ingresos propios sobre gastos), tasa de retiro frente a la referencia del 4% (Bengen, 1994), rendimiento real, liquidez de cinco años frente a la renta fija y el efectivo, exposición al colón y liquidez del patrimonio. La sección «Patrimonio total» se retiró: la sustituye el detalle de activos y pasivos. La tasa de retiro inicial se mide en el primer año completo de retiro.</w:t>
+        <w:t xml:space="preserve">Margen del plan: el dashboard, la ficha, la presentación y el Excel muestran la metodología de cálculo de cada cifra. Cada límite se obtiene cambiando una sola variable y recalculando la proyección con una búsqueda binaria. Gasto familiar: límite = gasto actual × el mayor factor con el que se cumple el objetivo. Herencia: en términos reales; saldo final en dólares de hoy = saldo final nominal ÷ (1 + inflación internacional)^años. El portafolio final se muestra en términos reales y nominales. ¿Alcanza el plan? (antes de las conclusiones): la respuesta va primero; un diagrama de flujo (Sankey) muestra de dónde sale el dinero del plan en todo el horizonte (portafolio inicial, ingresos, ventas, aportes y rendimientos) y a dónde va (gastos recurrentes, gastos extraordinarios y metas, y saldo final); luego, sus razones (los rendimientos frente al faltante de flujo, el margen de rendimiento, el saldo del portafolio y la herencia). Conclusiones para la toma de decisiones (sustituyen a «Permanencia del cliente»): dependencia del portafolio (ingresos propios sobre gastos), tasa de retiro frente a la referencia del 4% (Bengen, 1994), rendimiento real, liquidez de cinco años frente a la renta fija y el efectivo, exposición al colón y liquidez del patrimonio. La sección «Patrimonio total» se retiró: la sustituye el detalle de activos y pasivos. La tasa de retiro inicial se mide en el primer año completo de retiro.</w:t>
       </w:r>
     </w:p>
     <w:p>

--- a/Metodologia_perfil_riesgo_y_proyeccion.docx
+++ b/Metodologia_perfil_riesgo_y_proyeccion.docx
@@ -25,7 +25,7 @@
         <w:rPr>
           <w:color w:val="5A5E44"/>
         </w:rPr>
-        <w:t xml:space="preserve">Chotocruz &amp; Co. · documento interno · versión 5.29 · octubre de 2026</w:t>
+        <w:t xml:space="preserve">Chotocruz &amp; Co. · documento interno · versión 5.31 · octubre de 2026</w:t>
       </w:r>
     </w:p>
     <w:p>
@@ -5092,7 +5092,7 @@
         <w:spacing w:after="120" w:line="300"/>
       </w:pPr>
       <w:r>
-        <w:t xml:space="preserve">Paso 3, reparto de la renta fija de la cartera sugerida (según el perfil y sus topes): primero bonos en Costa Rica, hasta el capital requerido; el resto, bonos en EE. UU. Si el capital requerido supera la renta fija de la cartera, el dashboard indica si cabe dentro del tope de renta fija del perfil. Como referencia, muestra también el capital requerido si los ingresos en colones del cliente (pensión, alquileres) pagan parte de esos gastos. Está en el dashboard (página 2), la ficha, la presentación y la hoja Cliente del Excel; el dashboard, la ficha y la presentación lo muestran con una dona del portafolio (el porcentaje en bonos en colones al centro) y las tres cifras que lo explican: gasto en colones al mes y al año, capital que lo paga con intereses y el resto de la renta fija en EE. UU.; el detalle de las tablas queda debajo.</w:t>
+        <w:t xml:space="preserve">Paso 3, reparto de la renta fija de la cartera sugerida (según el perfil y sus topes): primero bonos en Costa Rica, hasta el capital requerido; el resto, bonos en EE. UU. Si el capital requerido supera la renta fija de la cartera, el dashboard indica si cabe dentro del tope de renta fija del perfil. Como referencia, muestra también el capital requerido si los ingresos en colones del cliente (pensión, alquileres) pagan parte de esos gastos. Está en el dashboard (página 2), la ficha, la presentación y la hoja Cliente del Excel; el dashboard, la ficha y la presentación lo muestran en tres pasos: (1) gasto del cliente al mes y al año, en colones y en dólares, y el peso de cada moneda en el gasto total; (2) capital en colones = gasto anual en colones ÷ rendimiento de los bonos en colones, y su porcentaje del portafolio; (3) la renta fija de la cartera sugerida es el 100% y se reparte entre Costa Rica (hasta el capital requerido) y EE. UU. (el resto), en porcentajes que suman 100%; los montos quedan en el detalle. El detalle de las tablas queda debajo. Margen del plan, metodología de cálculo: cada límite se obtiene por bisección (40 pruebas por variable); en cada prueba se recalcula la proyección completa y se verifica el objetivo.</w:t>
       </w:r>
     </w:p>
     <w:p>
